--- a/crisp-dm/aeroq-crisp-dm.docx
+++ b/crisp-dm/aeroq-crisp-dm.docx
@@ -32,13 +32,8 @@
       <w:pPr>
         <w:pStyle w:val="Title"/>
       </w:pPr>
-      <w:proofErr w:type="spellStart"/>
-      <w:r>
-        <w:t>Aeroq</w:t>
-      </w:r>
-      <w:proofErr w:type="spellEnd"/>
-      <w:r>
-        <w:t>: CRISP-DM Process Documen</w:t>
+      <w:r>
+        <w:t>Aeroq: CRISP-DM Process Documen</w:t>
       </w:r>
       <w:r>
         <w:t>t</w:t>
@@ -88,6 +83,7 @@
         <w:rPr>
           <w:b/>
           <w:bCs/>
+          <w:noProof/>
           <w:sz w:val="44"/>
           <w:szCs w:val="44"/>
           <w:lang w:val="en-GB"/>
@@ -3568,6 +3564,9 @@
         <w:t>Background</w:t>
       </w:r>
       <w:bookmarkEnd w:id="6"/>
+      <w:r>
+        <w:t xml:space="preserve"> </w:t>
+      </w:r>
     </w:p>
     <w:p/>
     <w:p>
@@ -3575,7 +3574,10 @@
         <w:pStyle w:val="Heading4"/>
       </w:pPr>
       <w:r>
-        <w:t>Project overview (from proposal)</w:t>
+        <w:t xml:space="preserve">Project </w:t>
+      </w:r>
+      <w:r>
+        <w:t>Proposal</w:t>
       </w:r>
     </w:p>
     <w:p>
@@ -3619,155 +3621,788 @@
       </w:r>
     </w:p>
     <w:p/>
-    <w:p>
-      <w:pPr>
-        <w:spacing w:after="160" w:line="278" w:lineRule="auto"/>
+    <w:p/>
+    <w:p/>
+    <w:p/>
+    <w:p>
+      <w:pPr>
+        <w:pStyle w:val="Heading4"/>
+      </w:pPr>
+      <w:r>
+        <w:lastRenderedPageBreak/>
+        <w:t>Industry Overview</w:t>
+      </w:r>
+    </w:p>
+    <w:p>
+      <w:r>
+        <w:t xml:space="preserve">The consumer flight delay prediction market was first exploited by </w:t>
+      </w:r>
+      <w:proofErr w:type="spellStart"/>
+      <w:r>
+        <w:t>FlightCaster</w:t>
+      </w:r>
+      <w:proofErr w:type="spellEnd"/>
+      <w:r>
+        <w:t xml:space="preserve"> </w:t>
+      </w:r>
+      <w:r>
+        <w:t xml:space="preserve">in 2009 </w:t>
+      </w:r>
+      <w:r>
+        <w:t xml:space="preserve">and has continually evolved since. Smartphones, cloud computing, the proliferation of IoT in aviation, and accessible machine learning algorithms all </w:t>
+      </w:r>
+      <w:r>
+        <w:t>forced platform</w:t>
+      </w:r>
+      <w:r>
+        <w:t xml:space="preserve">s to adapt or </w:t>
+      </w:r>
+      <w:r>
+        <w:t>die</w:t>
+      </w:r>
+      <w:r>
+        <w:t>.</w:t>
+      </w:r>
+      <w:r>
+        <w:t xml:space="preserve"> </w:t>
+      </w:r>
+    </w:p>
+    <w:p/>
+    <w:p>
+      <w:pPr>
+        <w:pStyle w:val="Heading5"/>
+      </w:pPr>
+      <w:r>
+        <w:t>Flightly</w:t>
+      </w:r>
+    </w:p>
+    <w:p>
+      <w:r>
+        <w:t xml:space="preserve">Launched on 19/08/2019 by a team of three developers, </w:t>
+      </w:r>
+      <w:proofErr w:type="spellStart"/>
+      <w:r>
+        <w:t>Flightly</w:t>
+      </w:r>
+      <w:proofErr w:type="spellEnd"/>
+      <w:r>
+        <w:t xml:space="preserve"> has since emerged among the market leaders and</w:t>
+      </w:r>
+      <w:r>
+        <w:t xml:space="preserve"> was awarded the </w:t>
+      </w:r>
+      <w:r>
+        <w:t xml:space="preserve">2023 </w:t>
+      </w:r>
+      <w:r>
+        <w:t>Apple Design Award</w:t>
+      </w:r>
+      <w:r>
+        <w:t xml:space="preserve">. </w:t>
+      </w:r>
+      <w:r>
+        <w:t>The company reports millions of active users</w:t>
+      </w:r>
+      <w:r>
+        <w:t xml:space="preserve"> across the world and holds </w:t>
+      </w:r>
+      <w:r>
+        <w:t>a 4.7 out of 5 average rating on the Irish iOS App Store (as of 10/10/2026).</w:t>
+      </w:r>
+      <w:r>
+        <w:t xml:space="preserve"> </w:t>
+      </w:r>
+      <w:proofErr w:type="spellStart"/>
+      <w:r>
+        <w:t>Flightly</w:t>
+      </w:r>
+      <w:proofErr w:type="spellEnd"/>
+      <w:r>
+        <w:t xml:space="preserve"> differentiators include the incorporation of airport taxi times, the use of ground and proximity radar data in their predictions, flight gate predictions, sharing of data with friends/family, and a user-friendly summary of their delay prediction, something they call </w:t>
+      </w:r>
+      <w:r>
+        <w:rPr>
+          <w:i/>
+          <w:iCs/>
+        </w:rPr>
+        <w:t>Airport Intelligence</w:t>
+      </w:r>
+      <w:r>
+        <w:t>.</w:t>
+      </w:r>
+    </w:p>
+    <w:p/>
+    <w:p>
+      <w:hyperlink r:id="rId9" w:history="1">
+        <w:r>
+          <w:rPr>
+            <w:rStyle w:val="Hyperlink"/>
+          </w:rPr>
+          <w:t>https://startupintros.com/orgs/flightcaster</w:t>
+        </w:r>
+      </w:hyperlink>
+    </w:p>
+    <w:p>
+      <w:r>
+        <w:t>https://mercury.com/blog/flighty-app-case-study</w:t>
+      </w:r>
+    </w:p>
+    <w:p>
+      <w:hyperlink r:id="rId10" w:history="1">
+        <w:r>
+          <w:rPr>
+            <w:rStyle w:val="Hyperlink"/>
+          </w:rPr>
+          <w:t>https://flighty.com/about</w:t>
+        </w:r>
+      </w:hyperlink>
+    </w:p>
+    <w:p>
+      <w:hyperlink r:id="rId11" w:history="1">
+        <w:r>
+          <w:rPr>
+            <w:rStyle w:val="Hyperlink"/>
+          </w:rPr>
+          <w:t>https://apps.apple.com/us/app/flighty-live-flight-tracker/id1358823008</w:t>
+        </w:r>
+      </w:hyperlink>
+    </w:p>
+    <w:p/>
+    <w:p>
+      <w:pPr>
+        <w:pStyle w:val="Heading5"/>
+      </w:pPr>
+      <w:r>
+        <w:t>TripIt</w:t>
+      </w:r>
+    </w:p>
+    <w:p>
+      <w:pPr>
+        <w:rPr>
+          <w:lang w:val="en-GB"/>
+        </w:rPr>
+      </w:pPr>
+      <w:r>
+        <w:rPr>
+          <w:lang w:val="en-GB"/>
+        </w:rPr>
+        <w:t>TripIt</w:t>
+      </w:r>
+      <w:r>
+        <w:rPr>
+          <w:lang w:val="en-GB"/>
+        </w:rPr>
+        <w:t xml:space="preserve">, founded in </w:t>
+      </w:r>
+      <w:r>
+        <w:rPr>
+          <w:lang w:val="en-GB"/>
+        </w:rPr>
+        <w:t>2006</w:t>
+      </w:r>
+      <w:r>
+        <w:rPr>
+          <w:lang w:val="en-GB"/>
+        </w:rPr>
+        <w:t xml:space="preserve"> and now owned by SAP</w:t>
+      </w:r>
+      <w:r>
+        <w:rPr>
+          <w:lang w:val="en-GB"/>
+        </w:rPr>
+        <w:t>, represents a stalwart in th</w:t>
+      </w:r>
+      <w:r>
+        <w:rPr>
+          <w:lang w:val="en-GB"/>
+        </w:rPr>
+        <w:t xml:space="preserve">e travel itinerary </w:t>
+      </w:r>
+      <w:r>
+        <w:rPr>
+          <w:lang w:val="en-GB"/>
+        </w:rPr>
+        <w:t xml:space="preserve">industry that has ventured into flight delay predictions. </w:t>
+      </w:r>
+      <w:r>
+        <w:rPr>
+          <w:lang w:val="en-GB"/>
+        </w:rPr>
+        <w:t>TripIt</w:t>
+      </w:r>
+      <w:r>
+        <w:rPr>
+          <w:i/>
+          <w:iCs/>
+          <w:lang w:val="en-GB"/>
+        </w:rPr>
+        <w:t xml:space="preserve"> </w:t>
+      </w:r>
+      <w:r>
+        <w:rPr>
+          <w:lang w:val="en-GB"/>
+        </w:rPr>
+        <w:t xml:space="preserve">reports </w:t>
+      </w:r>
+      <w:r>
+        <w:rPr>
+          <w:lang w:val="en-GB"/>
+        </w:rPr>
+        <w:t xml:space="preserve">that over </w:t>
+      </w:r>
+      <w:r>
+        <w:rPr>
+          <w:lang w:val="en-GB"/>
+        </w:rPr>
+        <w:t xml:space="preserve">22 million </w:t>
+      </w:r>
+      <w:r>
+        <w:rPr>
+          <w:lang w:val="en-GB"/>
+        </w:rPr>
+        <w:t>total users have logged more than 2.9 billion travel days</w:t>
+      </w:r>
+      <w:r>
+        <w:rPr>
+          <w:lang w:val="en-GB"/>
+        </w:rPr>
+        <w:t xml:space="preserve"> in the last 20 years</w:t>
+      </w:r>
+      <w:r>
+        <w:rPr>
+          <w:lang w:val="en-GB"/>
+        </w:rPr>
+        <w:t>.</w:t>
+      </w:r>
+      <w:r>
+        <w:rPr>
+          <w:lang w:val="en-GB"/>
+        </w:rPr>
+        <w:t xml:space="preserve"> </w:t>
+      </w:r>
+      <w:r>
+        <w:rPr>
+          <w:lang w:val="en-GB"/>
+        </w:rPr>
+        <w:t>TripIt</w:t>
+      </w:r>
+      <w:r>
+        <w:rPr>
+          <w:lang w:val="en-GB"/>
+        </w:rPr>
+        <w:t xml:space="preserve"> differentiates itself through a “</w:t>
+      </w:r>
+      <w:r>
+        <w:rPr>
+          <w:lang w:val="en-GB"/>
+        </w:rPr>
+        <w:t>whole</w:t>
+      </w:r>
+      <w:r>
+        <w:rPr>
+          <w:lang w:val="en-GB"/>
+        </w:rPr>
+        <w:t xml:space="preserve"> trip</w:t>
+      </w:r>
+      <w:r>
+        <w:rPr>
+          <w:lang w:val="en-GB"/>
+        </w:rPr>
+        <w:t xml:space="preserve">” approach, </w:t>
+      </w:r>
+      <w:r>
+        <w:rPr>
+          <w:lang w:val="en-GB"/>
+        </w:rPr>
+        <w:t>utilising</w:t>
+      </w:r>
+      <w:r>
+        <w:rPr>
+          <w:lang w:val="en-GB"/>
+        </w:rPr>
+        <w:t xml:space="preserve"> live airline status data, </w:t>
+      </w:r>
+      <w:r>
+        <w:rPr>
+          <w:lang w:val="en-GB"/>
+        </w:rPr>
+        <w:t>Riskline</w:t>
+      </w:r>
+      <w:r>
+        <w:rPr>
+          <w:lang w:val="en-GB"/>
+        </w:rPr>
+        <w:t xml:space="preserve"> </w:t>
+      </w:r>
+      <w:r>
+        <w:rPr>
+          <w:lang w:val="en-GB"/>
+        </w:rPr>
+        <w:t>travel</w:t>
+      </w:r>
+      <w:r>
+        <w:rPr>
+          <w:lang w:val="en-GB"/>
+        </w:rPr>
+        <w:t xml:space="preserve"> intelligence, and </w:t>
+      </w:r>
+      <w:r>
+        <w:rPr>
+          <w:lang w:val="en-GB"/>
+        </w:rPr>
+        <w:t>IBM</w:t>
+      </w:r>
+      <w:r>
+        <w:rPr>
+          <w:lang w:val="en-GB"/>
+        </w:rPr>
+        <w:t xml:space="preserve"> weather forecasts</w:t>
+      </w:r>
+      <w:r>
+        <w:rPr>
+          <w:lang w:val="en-GB"/>
+        </w:rPr>
+        <w:t>, via</w:t>
+      </w:r>
+      <w:r>
+        <w:rPr>
+          <w:lang w:val="en-GB"/>
+        </w:rPr>
+        <w:t xml:space="preserve"> </w:t>
+      </w:r>
+      <w:r>
+        <w:rPr>
+          <w:lang w:val="en-GB"/>
+        </w:rPr>
+        <w:t>The Weather Channel</w:t>
+      </w:r>
+      <w:r>
+        <w:rPr>
+          <w:lang w:val="en-GB"/>
+        </w:rPr>
+        <w:t>,</w:t>
+      </w:r>
+      <w:r>
+        <w:rPr>
+          <w:lang w:val="en-GB"/>
+        </w:rPr>
+        <w:t xml:space="preserve"> </w:t>
+      </w:r>
+      <w:r>
+        <w:rPr>
+          <w:lang w:val="en-GB"/>
+        </w:rPr>
+        <w:t>to alert user</w:t>
+      </w:r>
+      <w:r>
+        <w:rPr>
+          <w:lang w:val="en-GB"/>
+        </w:rPr>
+        <w:t>s</w:t>
+      </w:r>
+      <w:r>
+        <w:rPr>
+          <w:lang w:val="en-GB"/>
+        </w:rPr>
+        <w:t>.</w:t>
+      </w:r>
+    </w:p>
+    <w:p>
+      <w:pPr>
+        <w:rPr>
+          <w:lang w:val="en-GB"/>
+        </w:rPr>
+      </w:pPr>
+    </w:p>
+    <w:p>
+      <w:pPr>
+        <w:rPr>
+          <w:lang w:val="en-GB"/>
+        </w:rPr>
+      </w:pPr>
+      <w:hyperlink r:id="rId12" w:history="1">
+        <w:r>
+          <w:rPr>
+            <w:rStyle w:val="Hyperlink"/>
+            <w:lang w:val="en-GB"/>
+          </w:rPr>
+          <w:t>https://www.tripit.com/web/tripit-20th-anniversary</w:t>
+        </w:r>
+      </w:hyperlink>
+    </w:p>
+    <w:p>
+      <w:pPr>
+        <w:rPr>
+          <w:lang w:val="en-GB"/>
+        </w:rPr>
+      </w:pPr>
+      <w:r>
+        <w:rPr>
+          <w:lang w:val="en-GB"/>
+        </w:rPr>
+        <w:t>https://www.tripit.com/web/blog/news-culture/5-things-travel-safety-risk</w:t>
+      </w:r>
+    </w:p>
+    <w:p>
+      <w:pPr>
+        <w:pStyle w:val="Heading3"/>
+      </w:pPr>
+      <w:r>
+        <w:t xml:space="preserve"> </w:t>
+      </w:r>
+      <w:r>
+        <w:t xml:space="preserve">  </w:t>
+      </w:r>
+      <w:r>
+        <w:rPr>
+          <w:i/>
+          <w:iCs/>
+        </w:rPr>
+        <w:t xml:space="preserve"> </w:t>
+      </w:r>
+      <w:r>
+        <w:rPr>
+          <w:i/>
+          <w:iCs/>
+        </w:rPr>
+        <w:br w:type="page"/>
+      </w:r>
+      <w:bookmarkStart w:id="7" w:name="_Toc241419973"/>
+      <w:r>
+        <w:lastRenderedPageBreak/>
+        <w:t xml:space="preserve">1.1.2. </w:t>
+      </w:r>
+      <w:r>
+        <w:t>Business Objectives</w:t>
+      </w:r>
+      <w:bookmarkEnd w:id="7"/>
+    </w:p>
+    <w:p/>
+    <w:p>
+      <w:pPr>
+        <w:pStyle w:val="Heading4"/>
+      </w:pPr>
+      <w:r>
+        <w:t xml:space="preserve">Primary </w:t>
+      </w:r>
+      <w:r>
+        <w:t>B</w:t>
+      </w:r>
+      <w:r>
+        <w:t xml:space="preserve">usiness </w:t>
+      </w:r>
+      <w:r>
+        <w:t>O</w:t>
+      </w:r>
+      <w:r>
+        <w:t>bjectiv</w:t>
+      </w:r>
+      <w:r>
+        <w:t>e</w:t>
+      </w:r>
+    </w:p>
+    <w:p>
+      <w:r>
+        <w:t>To</w:t>
+      </w:r>
+      <w:r>
+        <w:t xml:space="preserve"> aid users reduce travel stress through</w:t>
+      </w:r>
+      <w:r>
+        <w:t xml:space="preserve"> </w:t>
+      </w:r>
+      <w:r>
+        <w:t>a predictive</w:t>
+      </w:r>
+      <w:r>
+        <w:t xml:space="preserve"> web</w:t>
+      </w:r>
+      <w:r>
+        <w:t xml:space="preserve"> </w:t>
+      </w:r>
+      <w:r>
+        <w:t>app</w:t>
+      </w:r>
+      <w:r>
+        <w:t>lication</w:t>
+      </w:r>
+      <w:r>
+        <w:t xml:space="preserve"> which</w:t>
+      </w:r>
+      <w:r>
+        <w:t xml:space="preserve"> calculates and displays the probability of a flight delay of 15 minutes or </w:t>
+      </w:r>
+      <w:r>
+        <w:t>greater</w:t>
+      </w:r>
+      <w:r>
+        <w:t xml:space="preserve"> using live and historical public data</w:t>
+      </w:r>
+      <w:r>
+        <w:t>.</w:t>
+      </w:r>
+    </w:p>
+    <w:p/>
+    <w:p>
+      <w:pPr>
+        <w:pStyle w:val="Heading4"/>
+      </w:pPr>
+      <w:r>
+        <w:t>Secondary Business Objectives</w:t>
+      </w:r>
+    </w:p>
+    <w:p>
+      <w:pPr>
+        <w:pStyle w:val="ListParagraph"/>
+        <w:numPr>
+          <w:ilvl w:val="0"/>
+          <w:numId w:val="12"/>
+        </w:numPr>
+      </w:pPr>
+      <w:r>
+        <w:t xml:space="preserve">To output the ‘reasoning’ information </w:t>
+      </w:r>
+      <w:r>
+        <w:t xml:space="preserve">associated with a </w:t>
+      </w:r>
+      <w:r>
+        <w:t>prediction in a clear and understandable</w:t>
+      </w:r>
+      <w:r>
+        <w:t xml:space="preserve"> </w:t>
+      </w:r>
+      <w:r>
+        <w:t>way</w:t>
+      </w:r>
+      <w:r>
+        <w:t>.</w:t>
+      </w:r>
+    </w:p>
+    <w:p>
+      <w:pPr>
+        <w:pStyle w:val="ListParagraph"/>
+        <w:numPr>
+          <w:ilvl w:val="0"/>
+          <w:numId w:val="12"/>
+        </w:numPr>
+      </w:pPr>
+      <w:r>
+        <w:t>To compute the delay prediction along</w:t>
+      </w:r>
+      <w:r>
+        <w:t xml:space="preserve"> staggered </w:t>
+      </w:r>
+      <w:r>
+        <w:t>intervals and allow users to subscribe to</w:t>
+      </w:r>
+      <w:r>
+        <w:t xml:space="preserve"> </w:t>
+      </w:r>
+      <w:r>
+        <w:t>updates through convenient means.</w:t>
+      </w:r>
+    </w:p>
+    <w:p>
+      <w:pPr>
+        <w:pStyle w:val="ListParagraph"/>
+        <w:numPr>
+          <w:ilvl w:val="0"/>
+          <w:numId w:val="12"/>
+        </w:numPr>
+      </w:pPr>
+      <w:r>
+        <w:t>To provide an understandable confidence score for each prediction.</w:t>
+      </w:r>
+    </w:p>
+    <w:p>
+      <w:pPr>
+        <w:pStyle w:val="ListParagraph"/>
+        <w:numPr>
+          <w:ilvl w:val="0"/>
+          <w:numId w:val="12"/>
+        </w:numPr>
+      </w:pPr>
+      <w:r>
+        <w:t>To publish and share model performance to users in a transparent manner.</w:t>
+      </w:r>
+    </w:p>
+    <w:p>
+      <w:pPr>
+        <w:pStyle w:val="ListParagraph"/>
+        <w:numPr>
+          <w:ilvl w:val="0"/>
+          <w:numId w:val="12"/>
+        </w:numPr>
+      </w:pPr>
+      <w:r>
+        <w:t>To minimise cost and prioritise reliability through utilising cloud services where appropriate.</w:t>
+      </w:r>
+    </w:p>
+    <w:p>
+      <w:pPr>
+        <w:pStyle w:val="ListParagraph"/>
+        <w:numPr>
+          <w:ilvl w:val="0"/>
+          <w:numId w:val="12"/>
+        </w:numPr>
+      </w:pPr>
+      <w:r>
+        <w:t>To follow all data provider usage policies.</w:t>
+      </w:r>
+    </w:p>
+    <w:p/>
+    <w:p>
+      <w:pPr>
+        <w:pStyle w:val="Heading3"/>
+      </w:pPr>
+      <w:bookmarkStart w:id="8" w:name="_Toc241419974"/>
+      <w:r>
+        <w:t xml:space="preserve">1.1.3. </w:t>
+      </w:r>
+      <w:r>
+        <w:t>Business Success Criteria</w:t>
+      </w:r>
+      <w:bookmarkEnd w:id="8"/>
+    </w:p>
+    <w:p>
+      <w:pPr>
+        <w:pStyle w:val="ListParagraph"/>
+        <w:numPr>
+          <w:ilvl w:val="0"/>
+          <w:numId w:val="14"/>
+        </w:numPr>
+      </w:pPr>
+      <w:r>
+        <w:t>Given</w:t>
+      </w:r>
+      <w:r>
+        <w:t xml:space="preserve"> only a flight code</w:t>
+      </w:r>
+      <w:r>
+        <w:t xml:space="preserve">, </w:t>
+      </w:r>
+      <w:r>
+        <w:rPr>
+          <w:i/>
+          <w:iCs/>
+        </w:rPr>
+        <w:t xml:space="preserve">e.g., </w:t>
+      </w:r>
+      <w:r>
+        <w:t>EI2043</w:t>
+      </w:r>
+      <w:r>
+        <w:t xml:space="preserve">, the web application can make a prediction for </w:t>
+      </w:r>
+      <w:r>
+        <w:t>flight delay and display that prediction to users.</w:t>
+      </w:r>
+    </w:p>
+    <w:p>
+      <w:pPr>
+        <w:pStyle w:val="ListParagraph"/>
+        <w:numPr>
+          <w:ilvl w:val="0"/>
+          <w:numId w:val="14"/>
+        </w:numPr>
         <w:rPr>
           <w:b/>
           <w:bCs/>
-          <w:sz w:val="32"/>
-          <w:szCs w:val="32"/>
-        </w:rPr>
-      </w:pPr>
-      <w:r>
-        <w:br w:type="page"/>
-      </w:r>
-    </w:p>
-    <w:p>
-      <w:pPr>
-        <w:pStyle w:val="Heading3"/>
-      </w:pPr>
-      <w:bookmarkStart w:id="7" w:name="_Toc241419973"/>
-      <w:r>
-        <w:lastRenderedPageBreak/>
-        <w:t xml:space="preserve">1.1.2. </w:t>
-      </w:r>
-      <w:r>
-        <w:t>Business Objectives</w:t>
-      </w:r>
-      <w:bookmarkEnd w:id="7"/>
-    </w:p>
-    <w:p/>
-    <w:p>
-      <w:pPr>
-        <w:pStyle w:val="Heading4"/>
-      </w:pPr>
-      <w:r>
-        <w:t xml:space="preserve">Primary business </w:t>
-      </w:r>
-      <w:r>
-        <w:t>O</w:t>
-      </w:r>
-      <w:r>
-        <w:t>bjectiv</w:t>
-      </w:r>
-      <w:r>
-        <w:t>e</w:t>
-      </w:r>
-    </w:p>
-    <w:p>
-      <w:r>
-        <w:t xml:space="preserve">To </w:t>
-      </w:r>
-      <w:r>
-        <w:t xml:space="preserve">build a predictive </w:t>
-      </w:r>
-      <w:r>
-        <w:t>application which</w:t>
-      </w:r>
-      <w:r>
-        <w:t xml:space="preserve"> calculates and displays the probability of a flight delay of 15 minutes or </w:t>
-      </w:r>
-      <w:r>
-        <w:t>greater</w:t>
-      </w:r>
-      <w:r>
-        <w:t xml:space="preserve"> using live and historical public data</w:t>
-      </w:r>
-      <w:r>
-        <w:t>.</w:t>
-      </w:r>
-    </w:p>
-    <w:p/>
-    <w:p>
-      <w:pPr>
-        <w:pStyle w:val="Heading4"/>
-      </w:pPr>
-      <w:r>
-        <w:t>Secondary Business Objectives</w:t>
-      </w:r>
-    </w:p>
-    <w:p>
-      <w:pPr>
-        <w:ind w:left="720" w:hanging="720"/>
-      </w:pPr>
-      <w:r>
-        <w:t>S-1</w:t>
-      </w:r>
-      <w:r>
-        <w:tab/>
-        <w:t>To output the ‘reasoning’ information for a computed delay prediction in a clear and understandable format for users.</w:t>
-      </w:r>
-    </w:p>
-    <w:p>
-      <w:pPr>
-        <w:ind w:left="720" w:hanging="720"/>
-      </w:pPr>
-      <w:r>
-        <w:t>S-2</w:t>
-      </w:r>
-      <w:r>
-        <w:tab/>
-        <w:t>To compute the delay prediction along staggered intervals and allow users to subscribe to ongoing updates through convenient means.</w:t>
-      </w:r>
-    </w:p>
-    <w:p>
-      <w:pPr>
-        <w:ind w:left="720" w:hanging="720"/>
-      </w:pPr>
-      <w:r>
-        <w:t>S-3</w:t>
-      </w:r>
-      <w:r>
-        <w:tab/>
-      </w:r>
-    </w:p>
-    <w:p/>
-    <w:p>
-      <w:pPr>
-        <w:pStyle w:val="Heading3"/>
-      </w:pPr>
-      <w:bookmarkStart w:id="8" w:name="_Toc241419974"/>
-      <w:r>
-        <w:t xml:space="preserve">1.1.3. </w:t>
-      </w:r>
-      <w:r>
-        <w:t>Business Success Criteria</w:t>
-      </w:r>
-      <w:bookmarkEnd w:id="8"/>
-    </w:p>
-    <w:p/>
-    <w:p/>
-    <w:p>
-      <w:pPr>
-        <w:spacing w:after="160" w:line="278" w:lineRule="auto"/>
-        <w:rPr>
-          <w:rFonts w:eastAsiaTheme="majorEastAsia" w:cstheme="majorBidi"/>
+        </w:rPr>
+      </w:pPr>
+      <w:r>
+        <w:t>A prediction is available for at least 90% of flights departing from Dublin, Cork, and Shannon airport.</w:t>
+      </w:r>
+    </w:p>
+    <w:p>
+      <w:pPr>
+        <w:pStyle w:val="ListParagraph"/>
+        <w:numPr>
+          <w:ilvl w:val="0"/>
+          <w:numId w:val="14"/>
+        </w:numPr>
+        <w:rPr>
           <w:b/>
           <w:bCs/>
-          <w:color w:val="000000" w:themeColor="text1"/>
-          <w:sz w:val="36"/>
-          <w:szCs w:val="36"/>
+        </w:rPr>
+      </w:pPr>
+      <w:r>
+        <w:t>The average time to make a prediction is less than 15 second</w:t>
+      </w:r>
+      <w:r>
+        <w:t>s, from web server-to-web server.</w:t>
+      </w:r>
+    </w:p>
+    <w:p>
+      <w:pPr>
+        <w:pStyle w:val="ListParagraph"/>
+        <w:numPr>
+          <w:ilvl w:val="0"/>
+          <w:numId w:val="14"/>
+        </w:numPr>
+        <w:rPr>
+          <w:b/>
+          <w:bCs/>
+        </w:rPr>
+      </w:pPr>
+      <w:r>
+        <w:t>The accuracy of predictions</w:t>
+      </w:r>
+      <w:r>
+        <w:t xml:space="preserve"> made by the system at least match</w:t>
+      </w:r>
+      <w:r>
+        <w:t xml:space="preserve"> those of</w:t>
+      </w:r>
+      <w:r>
+        <w:t xml:space="preserve"> a naïve model which assumes each flight will depart on-time</w:t>
+      </w:r>
+      <w:r>
+        <w:t>, as measured over a one-week period.</w:t>
+      </w:r>
+    </w:p>
+    <w:p>
+      <w:pPr>
+        <w:pStyle w:val="ListParagraph"/>
+        <w:numPr>
+          <w:ilvl w:val="0"/>
+          <w:numId w:val="14"/>
+        </w:numPr>
+        <w:rPr>
+          <w:b/>
+          <w:bCs/>
+        </w:rPr>
+      </w:pPr>
+      <w:r>
+        <w:t>The monthly cost of the project does not exceed €50 at any time.</w:t>
+      </w:r>
+    </w:p>
+    <w:p>
+      <w:pPr>
+        <w:pStyle w:val="ListParagraph"/>
+        <w:numPr>
+          <w:ilvl w:val="0"/>
+          <w:numId w:val="14"/>
+        </w:numPr>
+        <w:rPr>
+          <w:b/>
+          <w:bCs/>
+        </w:rPr>
+      </w:pPr>
+      <w:r>
+        <w:t>The average monthly cost of the project does not exceed €30 for any 6-month period.</w:t>
+      </w:r>
+    </w:p>
+    <w:p>
+      <w:pPr>
+        <w:pStyle w:val="Heading2"/>
+        <w:rPr>
+          <w:rFonts w:eastAsia="Times New Roman"/>
         </w:rPr>
       </w:pPr>
       <w:r>
         <w:br w:type="page"/>
       </w:r>
-    </w:p>
-    <w:p>
-      <w:pPr>
-        <w:pStyle w:val="Heading2"/>
-      </w:pPr>
       <w:bookmarkStart w:id="9" w:name="_Toc241419975"/>
       <w:r>
         <w:lastRenderedPageBreak/>
@@ -3804,7 +4439,6 @@
         <w:t>Resources</w:t>
       </w:r>
     </w:p>
-    <w:p/>
     <w:p>
       <w:pPr>
         <w:pStyle w:val="Heading4"/>
@@ -3848,6 +4482,34 @@
     </w:p>
     <w:p>
       <w:pPr>
+        <w:pStyle w:val="Heading5"/>
+      </w:pPr>
+      <w:r>
+        <w:t>Hardware</w:t>
+      </w:r>
+    </w:p>
+    <w:p>
+      <w:pPr>
+        <w:pStyle w:val="ListParagraph"/>
+        <w:numPr>
+          <w:ilvl w:val="0"/>
+          <w:numId w:val="15"/>
+        </w:numPr>
+      </w:pPr>
+      <w:r>
+        <w:t>Apple MacBook Pro laptop used for training.</w:t>
+      </w:r>
+    </w:p>
+    <w:p>
+      <w:pPr>
+        <w:pStyle w:val="Heading5"/>
+      </w:pPr>
+      <w:r>
+        <w:t>Cloud</w:t>
+      </w:r>
+    </w:p>
+    <w:p>
+      <w:pPr>
         <w:pStyle w:val="ListParagraph"/>
         <w:numPr>
           <w:ilvl w:val="0"/>
@@ -3870,6 +4532,100 @@
         <w:t>AWS S3, an object store offering by AWS used to store both structured and semi-structured data.</w:t>
       </w:r>
     </w:p>
+    <w:p>
+      <w:pPr>
+        <w:pStyle w:val="ListParagraph"/>
+        <w:numPr>
+          <w:ilvl w:val="0"/>
+          <w:numId w:val="10"/>
+        </w:numPr>
+      </w:pPr>
+      <w:r>
+        <w:t>Neon PostgreSQL database.</w:t>
+      </w:r>
+    </w:p>
+    <w:p>
+      <w:pPr>
+        <w:pStyle w:val="Heading5"/>
+      </w:pPr>
+      <w:r>
+        <w:t>Software</w:t>
+      </w:r>
+    </w:p>
+    <w:p>
+      <w:pPr>
+        <w:pStyle w:val="ListParagraph"/>
+        <w:numPr>
+          <w:ilvl w:val="0"/>
+          <w:numId w:val="10"/>
+        </w:numPr>
+      </w:pPr>
+      <w:r>
+        <w:t>Express and Node for application middleware and backend.</w:t>
+      </w:r>
+    </w:p>
+    <w:p>
+      <w:pPr>
+        <w:pStyle w:val="ListParagraph"/>
+        <w:numPr>
+          <w:ilvl w:val="0"/>
+          <w:numId w:val="10"/>
+        </w:numPr>
+      </w:pPr>
+      <w:r>
+        <w:t>JavaScript</w:t>
+      </w:r>
+      <w:r>
+        <w:t xml:space="preserve"> for application programming.</w:t>
+      </w:r>
+    </w:p>
+    <w:p>
+      <w:pPr>
+        <w:pStyle w:val="ListParagraph"/>
+        <w:numPr>
+          <w:ilvl w:val="0"/>
+          <w:numId w:val="10"/>
+        </w:numPr>
+      </w:pPr>
+      <w:r>
+        <w:t>Python</w:t>
+      </w:r>
+      <w:r>
+        <w:t xml:space="preserve"> for AWS and data engineering.</w:t>
+      </w:r>
+    </w:p>
+    <w:p>
+      <w:pPr>
+        <w:pStyle w:val="ListParagraph"/>
+        <w:numPr>
+          <w:ilvl w:val="0"/>
+          <w:numId w:val="10"/>
+        </w:numPr>
+      </w:pPr>
+      <w:r>
+        <w:t xml:space="preserve">Google </w:t>
+      </w:r>
+      <w:proofErr w:type="spellStart"/>
+      <w:r>
+        <w:t>Colab</w:t>
+      </w:r>
+      <w:proofErr w:type="spellEnd"/>
+      <w:r>
+        <w:t xml:space="preserve"> for data investigation and experimentation. </w:t>
+      </w:r>
+    </w:p>
+    <w:p>
+      <w:pPr>
+        <w:pStyle w:val="ListParagraph"/>
+        <w:numPr>
+          <w:ilvl w:val="0"/>
+          <w:numId w:val="10"/>
+        </w:numPr>
+      </w:pPr>
+      <w:r>
+        <w:t>Miro for project management.</w:t>
+      </w:r>
+    </w:p>
     <w:p/>
     <w:p>
       <w:pPr>
@@ -3907,26 +4663,17 @@
       </w:pPr>
       <w:bookmarkStart w:id="11" w:name="_Toc241419897"/>
       <w:r>
+        <w:lastRenderedPageBreak/>
         <w:t xml:space="preserve">Table </w:t>
       </w:r>
-      <w:r>
-        <w:fldChar w:fldCharType="begin"/>
-      </w:r>
-      <w:r>
-        <w:instrText xml:space="preserve"> SEQ Table \* ARABIC </w:instrText>
-      </w:r>
-      <w:r>
-        <w:fldChar w:fldCharType="separate"/>
-      </w:r>
-      <w:r>
-        <w:rPr>
-          <w:noProof/>
-        </w:rPr>
-        <w:t>1</w:t>
-      </w:r>
-      <w:r>
-        <w:fldChar w:fldCharType="end"/>
-      </w:r>
+      <w:fldSimple w:instr=" SEQ Table \* ARABIC ">
+        <w:r>
+          <w:rPr>
+            <w:noProof/>
+          </w:rPr>
+          <w:t>1</w:t>
+        </w:r>
+      </w:fldSimple>
       <w:r>
         <w:t xml:space="preserve"> Aviation Weather </w:t>
       </w:r>
@@ -4178,7 +4925,7 @@
               <w:rPr>
                 <w:lang w:val="en-GB"/>
               </w:rPr>
-              <w:t>SIGMETs</w:t>
+              <w:t>SIGMET</w:t>
             </w:r>
           </w:p>
         </w:tc>
@@ -4251,7 +4998,6 @@
               <w:rPr>
                 <w:lang w:val="en-GB"/>
               </w:rPr>
-              <w:lastRenderedPageBreak/>
               <w:t>Station info</w:t>
             </w:r>
           </w:p>
@@ -4401,27 +5147,13 @@
         </w:rPr>
         <w:t xml:space="preserve">AWC Data API documentation: </w:t>
       </w:r>
-      <w:hyperlink r:id="rId9" w:history="1">
+      <w:hyperlink r:id="rId13" w:history="1">
         <w:r>
           <w:rPr>
             <w:rStyle w:val="Hyperlink"/>
             <w:lang w:val="en-GB"/>
           </w:rPr>
-          <w:t>h</w:t>
-        </w:r>
-        <w:r>
-          <w:rPr>
-            <w:rStyle w:val="Hyperlink"/>
-            <w:lang w:val="en-GB"/>
-          </w:rPr>
-          <w:t>t</w:t>
-        </w:r>
-        <w:r>
-          <w:rPr>
-            <w:rStyle w:val="Hyperlink"/>
-            <w:lang w:val="en-GB"/>
-          </w:rPr>
-          <w:t>tps://aviationweather.gov/data/api/</w:t>
+          <w:t>https://aviationweather.gov/data/api/</w:t>
         </w:r>
       </w:hyperlink>
     </w:p>
@@ -4456,24 +5188,14 @@
       <w:r>
         <w:t xml:space="preserve">Table </w:t>
       </w:r>
-      <w:r>
-        <w:fldChar w:fldCharType="begin"/>
-      </w:r>
-      <w:r>
-        <w:instrText xml:space="preserve"> SEQ Table \* ARABIC </w:instrText>
-      </w:r>
-      <w:r>
-        <w:fldChar w:fldCharType="separate"/>
-      </w:r>
-      <w:r>
-        <w:rPr>
-          <w:noProof/>
-        </w:rPr>
-        <w:t>2</w:t>
-      </w:r>
-      <w:r>
-        <w:fldChar w:fldCharType="end"/>
-      </w:r>
+      <w:fldSimple w:instr=" SEQ Table \* ARABIC ">
+        <w:r>
+          <w:rPr>
+            <w:noProof/>
+          </w:rPr>
+          <w:t>2</w:t>
+        </w:r>
+      </w:fldSimple>
       <w:r>
         <w:t xml:space="preserve"> Met Eireann data products</w:t>
       </w:r>
@@ -4679,7 +5401,7 @@
         </w:rPr>
         <w:t xml:space="preserve">Met Eireann Open Data documentation: </w:t>
       </w:r>
-      <w:hyperlink r:id="rId10" w:history="1">
+      <w:hyperlink r:id="rId14" w:history="1">
         <w:r>
           <w:rPr>
             <w:rStyle w:val="Hyperlink"/>
@@ -4791,11 +5513,7 @@
     </w:p>
     <w:p>
       <w:r>
-        <w:t xml:space="preserve">Due to the necessity of building a large corpus of data, only Dublin, Cork, and Shannon Airport will be considered by the system. In 2025, these three airports accounted for 97% of all passenger traffic </w:t>
-      </w:r>
-      <w:r>
-        <w:lastRenderedPageBreak/>
-        <w:t>in Ireland (https://www.cso.ie/en/releasesandpublications/ep/p-as/aviationstatisticsquarter4andyear2025/).</w:t>
+        <w:t>Due to the necessity of building a large corpus of data, only Dublin, Cork, and Shannon Airport will be considered by the system. In 2025, these three airports accounted for 97% of all passenger traffic in Ireland (https://www.cso.ie/en/releasesandpublications/ep/p-as/aviationstatisticsquarter4andyear2025/).</w:t>
       </w:r>
     </w:p>
     <w:p>
@@ -4812,16 +5530,27 @@
       </w:r>
     </w:p>
     <w:p>
-      <w:r>
-        <w:t>C-1</w:t>
-      </w:r>
-      <w:r>
-        <w:tab/>
-      </w:r>
-      <w:r>
-        <w:t>The schedule for submission dates must be met. TBC.</w:t>
-      </w:r>
-    </w:p>
+      <w:pPr>
+        <w:pStyle w:val="ListParagraph"/>
+        <w:numPr>
+          <w:ilvl w:val="0"/>
+          <w:numId w:val="16"/>
+        </w:numPr>
+      </w:pPr>
+      <w:r>
+        <w:t>The schedule for submission dates must be met.</w:t>
+      </w:r>
+    </w:p>
+    <w:p>
+      <w:pPr>
+        <w:pStyle w:val="ListParagraph"/>
+        <w:numPr>
+          <w:ilvl w:val="0"/>
+          <w:numId w:val="16"/>
+        </w:numPr>
+      </w:pPr>
+    </w:p>
+    <w:p/>
     <w:p/>
     <w:p/>
     <w:p>
@@ -5148,6 +5877,7 @@
               <w:rPr>
                 <w:lang w:val="en-GB"/>
               </w:rPr>
+              <w:lastRenderedPageBreak/>
               <w:t>FAA</w:t>
             </w:r>
           </w:p>
@@ -5516,7 +6246,6 @@
               <w:rPr>
                 <w:lang w:val="en-GB"/>
               </w:rPr>
-              <w:lastRenderedPageBreak/>
               <w:t>TAF</w:t>
             </w:r>
           </w:p>
@@ -6082,9 +6811,9 @@
       </w:r>
     </w:p>
     <w:sectPr>
-      <w:headerReference w:type="default" r:id="rId11"/>
-      <w:footerReference w:type="even" r:id="rId12"/>
-      <w:footerReference w:type="default" r:id="rId13"/>
+      <w:headerReference w:type="default" r:id="rId15"/>
+      <w:footerReference w:type="even" r:id="rId16"/>
+      <w:footerReference w:type="default" r:id="rId17"/>
       <w:pgSz w:w="11906" w:h="16838"/>
       <w:pgMar w:top="1440" w:right="1134" w:bottom="1440" w:left="1134" w:header="709" w:footer="709" w:gutter="0"/>
       <w:cols w:space="708"/>
@@ -6298,13 +7027,8 @@
     <w:r>
       <w:tab/>
     </w:r>
-    <w:proofErr w:type="spellStart"/>
     <w:r>
-      <w:t>Aeroq</w:t>
-    </w:r>
-    <w:proofErr w:type="spellEnd"/>
-    <w:r>
-      <w:t>: CRISP-DM Process Document</w:t>
+      <w:t>Aeroq: CRISP-DM Process Document</w:t>
     </w:r>
   </w:p>
 </w:hdr>
@@ -6313,6 +7037,232 @@
 <file path=word/numbering.xml><?xml version="1.0" encoding="utf-8"?>
 <w:numbering xmlns:wpc="http://schemas.microsoft.com/office/word/2010/wordprocessingCanvas" xmlns:cx="http://schemas.microsoft.com/office/drawing/2014/chartex" xmlns:cx1="http://schemas.microsoft.com/office/drawing/2015/9/8/chartex" xmlns:cx2="http://schemas.microsoft.com/office/drawing/2015/10/21/chartex" xmlns:cx3="http://schemas.microsoft.com/office/drawing/2016/5/9/chartex" xmlns:cx4="http://schemas.microsoft.com/office/drawing/2016/5/10/chartex" xmlns:cx5="http://schemas.microsoft.com/office/drawing/2016/5/11/chartex" xmlns:cx6="http://schemas.microsoft.com/office/drawing/2016/5/12/chartex" xmlns:cx7="http://schemas.microsoft.com/office/drawing/2016/5/13/chartex" xmlns:cx8="http://schemas.microsoft.com/office/drawing/2016/5/14/chartex" xmlns:mc="http://schemas.openxmlformats.org/markup-compatibility/2006" xmlns:m="http://schemas.openxmlformats.org/officeDocument/2006/math" xmlns:aink="http://schemas.microsoft.com/office/drawing/2016/ink" xmlns:am3d="http://schemas.microsoft.com/office/drawing/2017/model3d" xmlns:oel="http://schemas.microsoft.com/office/2019/extlst" xmlns:r="http://schemas.openxmlformats.org/officeDocument/2006/relationships" xmlns:wp14="http://schemas.microsoft.com/office/word/2010/wordprocessingDrawing" xmlns:wp="http://schemas.openxmlformats.org/drawingml/2006/wordprocessingDrawing" xmlns:wpg="http://schemas.microsoft.com/office/word/2010/wordprocessingGroup" xmlns:wpi="http://schemas.microsoft.com/office/word/2010/wordprocessingInk" xmlns:wps="http://schemas.microsoft.com/office/word/2010/wordprocessingShape" xmlns:o="urn:schemas-microsoft-com:office:office" xmlns:v="urn:schemas-microsoft-com:vml" xmlns:w10="urn:schemas-microsoft-com:office:word" xmlns:w="http://schemas.openxmlformats.org/wordprocessingml/2006/main" xmlns:w14="http://schemas.microsoft.com/office/word/2010/wordml" xmlns:w15="http://schemas.microsoft.com/office/word/2012/wordml" xmlns:w16cex="http://schemas.microsoft.com/office/word/2018/wordml/cex" xmlns:w16cid="http://schemas.microsoft.com/office/word/2016/wordml/cid" xmlns:w16="http://schemas.microsoft.com/office/word/2018/wordml" xmlns:w16sdtdh="http://schemas.microsoft.com/office/word/2020/wordml/sdtdatahash" xmlns:w16sdtfl="http://schemas.microsoft.com/office/word/2024/wordml/sdtformatlock" xmlns:w16se="http://schemas.microsoft.com/office/word/2015/wordml/symex" xmlns:w16du="http://schemas.microsoft.com/office/word/2023/wordml/word16du" xmlns:wne="http://schemas.microsoft.com/office/word/2006/wordml" mc:Ignorable="w14 w15 w16se w16cid w16 w16cex w16sdtdh w16sdtfl w16du wp14">
   <w:abstractNum w:abstractNumId="0" w15:restartNumberingAfterBreak="0">
+    <w:nsid w:val="05315F6D"/>
+    <w:multiLevelType w:val="hybridMultilevel"/>
+    <w:tmpl w:val="6C520458"/>
+    <w:lvl w:ilvl="0" w:tplc="08090001">
+      <w:start w:val="1"/>
+      <w:numFmt w:val="bullet"/>
+      <w:lvlText w:val=""/>
+      <w:lvlJc w:val="left"/>
+      <w:pPr>
+        <w:ind w:left="720" w:hanging="360"/>
+      </w:pPr>
+      <w:rPr>
+        <w:rFonts w:ascii="Symbol" w:hAnsi="Symbol" w:hint="default"/>
+      </w:rPr>
+    </w:lvl>
+    <w:lvl w:ilvl="1" w:tplc="08090003" w:tentative="1">
+      <w:start w:val="1"/>
+      <w:numFmt w:val="bullet"/>
+      <w:lvlText w:val="o"/>
+      <w:lvlJc w:val="left"/>
+      <w:pPr>
+        <w:ind w:left="1440" w:hanging="360"/>
+      </w:pPr>
+      <w:rPr>
+        <w:rFonts w:ascii="Courier New" w:hAnsi="Courier New" w:hint="default"/>
+      </w:rPr>
+    </w:lvl>
+    <w:lvl w:ilvl="2" w:tplc="08090005" w:tentative="1">
+      <w:start w:val="1"/>
+      <w:numFmt w:val="bullet"/>
+      <w:lvlText w:val=""/>
+      <w:lvlJc w:val="left"/>
+      <w:pPr>
+        <w:ind w:left="2160" w:hanging="360"/>
+      </w:pPr>
+      <w:rPr>
+        <w:rFonts w:ascii="Wingdings" w:hAnsi="Wingdings" w:hint="default"/>
+      </w:rPr>
+    </w:lvl>
+    <w:lvl w:ilvl="3" w:tplc="08090001" w:tentative="1">
+      <w:start w:val="1"/>
+      <w:numFmt w:val="bullet"/>
+      <w:lvlText w:val=""/>
+      <w:lvlJc w:val="left"/>
+      <w:pPr>
+        <w:ind w:left="2880" w:hanging="360"/>
+      </w:pPr>
+      <w:rPr>
+        <w:rFonts w:ascii="Symbol" w:hAnsi="Symbol" w:hint="default"/>
+      </w:rPr>
+    </w:lvl>
+    <w:lvl w:ilvl="4" w:tplc="08090003" w:tentative="1">
+      <w:start w:val="1"/>
+      <w:numFmt w:val="bullet"/>
+      <w:lvlText w:val="o"/>
+      <w:lvlJc w:val="left"/>
+      <w:pPr>
+        <w:ind w:left="3600" w:hanging="360"/>
+      </w:pPr>
+      <w:rPr>
+        <w:rFonts w:ascii="Courier New" w:hAnsi="Courier New" w:hint="default"/>
+      </w:rPr>
+    </w:lvl>
+    <w:lvl w:ilvl="5" w:tplc="08090005" w:tentative="1">
+      <w:start w:val="1"/>
+      <w:numFmt w:val="bullet"/>
+      <w:lvlText w:val=""/>
+      <w:lvlJc w:val="left"/>
+      <w:pPr>
+        <w:ind w:left="4320" w:hanging="360"/>
+      </w:pPr>
+      <w:rPr>
+        <w:rFonts w:ascii="Wingdings" w:hAnsi="Wingdings" w:hint="default"/>
+      </w:rPr>
+    </w:lvl>
+    <w:lvl w:ilvl="6" w:tplc="08090001" w:tentative="1">
+      <w:start w:val="1"/>
+      <w:numFmt w:val="bullet"/>
+      <w:lvlText w:val=""/>
+      <w:lvlJc w:val="left"/>
+      <w:pPr>
+        <w:ind w:left="5040" w:hanging="360"/>
+      </w:pPr>
+      <w:rPr>
+        <w:rFonts w:ascii="Symbol" w:hAnsi="Symbol" w:hint="default"/>
+      </w:rPr>
+    </w:lvl>
+    <w:lvl w:ilvl="7" w:tplc="08090003" w:tentative="1">
+      <w:start w:val="1"/>
+      <w:numFmt w:val="bullet"/>
+      <w:lvlText w:val="o"/>
+      <w:lvlJc w:val="left"/>
+      <w:pPr>
+        <w:ind w:left="5760" w:hanging="360"/>
+      </w:pPr>
+      <w:rPr>
+        <w:rFonts w:ascii="Courier New" w:hAnsi="Courier New" w:hint="default"/>
+      </w:rPr>
+    </w:lvl>
+    <w:lvl w:ilvl="8" w:tplc="08090005" w:tentative="1">
+      <w:start w:val="1"/>
+      <w:numFmt w:val="bullet"/>
+      <w:lvlText w:val=""/>
+      <w:lvlJc w:val="left"/>
+      <w:pPr>
+        <w:ind w:left="6480" w:hanging="360"/>
+      </w:pPr>
+      <w:rPr>
+        <w:rFonts w:ascii="Wingdings" w:hAnsi="Wingdings" w:hint="default"/>
+      </w:rPr>
+    </w:lvl>
+  </w:abstractNum>
+  <w:abstractNum w:abstractNumId="1" w15:restartNumberingAfterBreak="0">
+    <w:nsid w:val="07EF0EF8"/>
+    <w:multiLevelType w:val="hybridMultilevel"/>
+    <w:tmpl w:val="EF6CBF9E"/>
+    <w:lvl w:ilvl="0" w:tplc="08090001">
+      <w:start w:val="1"/>
+      <w:numFmt w:val="bullet"/>
+      <w:lvlText w:val=""/>
+      <w:lvlJc w:val="left"/>
+      <w:pPr>
+        <w:ind w:left="720" w:hanging="360"/>
+      </w:pPr>
+      <w:rPr>
+        <w:rFonts w:ascii="Symbol" w:hAnsi="Symbol" w:hint="default"/>
+      </w:rPr>
+    </w:lvl>
+    <w:lvl w:ilvl="1" w:tplc="08090003" w:tentative="1">
+      <w:start w:val="1"/>
+      <w:numFmt w:val="bullet"/>
+      <w:lvlText w:val="o"/>
+      <w:lvlJc w:val="left"/>
+      <w:pPr>
+        <w:ind w:left="1440" w:hanging="360"/>
+      </w:pPr>
+      <w:rPr>
+        <w:rFonts w:ascii="Courier New" w:hAnsi="Courier New" w:hint="default"/>
+      </w:rPr>
+    </w:lvl>
+    <w:lvl w:ilvl="2" w:tplc="08090005" w:tentative="1">
+      <w:start w:val="1"/>
+      <w:numFmt w:val="bullet"/>
+      <w:lvlText w:val=""/>
+      <w:lvlJc w:val="left"/>
+      <w:pPr>
+        <w:ind w:left="2160" w:hanging="360"/>
+      </w:pPr>
+      <w:rPr>
+        <w:rFonts w:ascii="Wingdings" w:hAnsi="Wingdings" w:hint="default"/>
+      </w:rPr>
+    </w:lvl>
+    <w:lvl w:ilvl="3" w:tplc="08090001" w:tentative="1">
+      <w:start w:val="1"/>
+      <w:numFmt w:val="bullet"/>
+      <w:lvlText w:val=""/>
+      <w:lvlJc w:val="left"/>
+      <w:pPr>
+        <w:ind w:left="2880" w:hanging="360"/>
+      </w:pPr>
+      <w:rPr>
+        <w:rFonts w:ascii="Symbol" w:hAnsi="Symbol" w:hint="default"/>
+      </w:rPr>
+    </w:lvl>
+    <w:lvl w:ilvl="4" w:tplc="08090003" w:tentative="1">
+      <w:start w:val="1"/>
+      <w:numFmt w:val="bullet"/>
+      <w:lvlText w:val="o"/>
+      <w:lvlJc w:val="left"/>
+      <w:pPr>
+        <w:ind w:left="3600" w:hanging="360"/>
+      </w:pPr>
+      <w:rPr>
+        <w:rFonts w:ascii="Courier New" w:hAnsi="Courier New" w:hint="default"/>
+      </w:rPr>
+    </w:lvl>
+    <w:lvl w:ilvl="5" w:tplc="08090005" w:tentative="1">
+      <w:start w:val="1"/>
+      <w:numFmt w:val="bullet"/>
+      <w:lvlText w:val=""/>
+      <w:lvlJc w:val="left"/>
+      <w:pPr>
+        <w:ind w:left="4320" w:hanging="360"/>
+      </w:pPr>
+      <w:rPr>
+        <w:rFonts w:ascii="Wingdings" w:hAnsi="Wingdings" w:hint="default"/>
+      </w:rPr>
+    </w:lvl>
+    <w:lvl w:ilvl="6" w:tplc="08090001" w:tentative="1">
+      <w:start w:val="1"/>
+      <w:numFmt w:val="bullet"/>
+      <w:lvlText w:val=""/>
+      <w:lvlJc w:val="left"/>
+      <w:pPr>
+        <w:ind w:left="5040" w:hanging="360"/>
+      </w:pPr>
+      <w:rPr>
+        <w:rFonts w:ascii="Symbol" w:hAnsi="Symbol" w:hint="default"/>
+      </w:rPr>
+    </w:lvl>
+    <w:lvl w:ilvl="7" w:tplc="08090003" w:tentative="1">
+      <w:start w:val="1"/>
+      <w:numFmt w:val="bullet"/>
+      <w:lvlText w:val="o"/>
+      <w:lvlJc w:val="left"/>
+      <w:pPr>
+        <w:ind w:left="5760" w:hanging="360"/>
+      </w:pPr>
+      <w:rPr>
+        <w:rFonts w:ascii="Courier New" w:hAnsi="Courier New" w:hint="default"/>
+      </w:rPr>
+    </w:lvl>
+    <w:lvl w:ilvl="8" w:tplc="08090005" w:tentative="1">
+      <w:start w:val="1"/>
+      <w:numFmt w:val="bullet"/>
+      <w:lvlText w:val=""/>
+      <w:lvlJc w:val="left"/>
+      <w:pPr>
+        <w:ind w:left="6480" w:hanging="360"/>
+      </w:pPr>
+      <w:rPr>
+        <w:rFonts w:ascii="Wingdings" w:hAnsi="Wingdings" w:hint="default"/>
+      </w:rPr>
+    </w:lvl>
+  </w:abstractNum>
+  <w:abstractNum w:abstractNumId="2" w15:restartNumberingAfterBreak="0">
     <w:nsid w:val="09C91632"/>
     <w:multiLevelType w:val="hybridMultilevel"/>
     <w:tmpl w:val="13DAFE9A"/>
@@ -6398,7 +7348,7 @@
       </w:pPr>
     </w:lvl>
   </w:abstractNum>
-  <w:abstractNum w:abstractNumId="1" w15:restartNumberingAfterBreak="0">
+  <w:abstractNum w:abstractNumId="3" w15:restartNumberingAfterBreak="0">
     <w:nsid w:val="215B5F57"/>
     <w:multiLevelType w:val="hybridMultilevel"/>
     <w:tmpl w:val="A3B0054A"/>
@@ -6511,7 +7461,7 @@
       </w:rPr>
     </w:lvl>
   </w:abstractNum>
-  <w:abstractNum w:abstractNumId="2" w15:restartNumberingAfterBreak="0">
+  <w:abstractNum w:abstractNumId="4" w15:restartNumberingAfterBreak="0">
     <w:nsid w:val="2E077A91"/>
     <w:multiLevelType w:val="multilevel"/>
     <w:tmpl w:val="DCB80CFC"/>
@@ -6624,7 +7574,233 @@
       </w:rPr>
     </w:lvl>
   </w:abstractNum>
-  <w:abstractNum w:abstractNumId="3" w15:restartNumberingAfterBreak="0">
+  <w:abstractNum w:abstractNumId="5" w15:restartNumberingAfterBreak="0">
+    <w:nsid w:val="41687E35"/>
+    <w:multiLevelType w:val="hybridMultilevel"/>
+    <w:tmpl w:val="52C25576"/>
+    <w:lvl w:ilvl="0" w:tplc="DF9E3C08">
+      <w:start w:val="1"/>
+      <w:numFmt w:val="bullet"/>
+      <w:lvlText w:val="-"/>
+      <w:lvlJc w:val="left"/>
+      <w:pPr>
+        <w:ind w:left="720" w:hanging="360"/>
+      </w:pPr>
+      <w:rPr>
+        <w:rFonts w:ascii="Times New Roman" w:eastAsia="Times New Roman" w:hAnsi="Times New Roman" w:cs="Times New Roman" w:hint="default"/>
+      </w:rPr>
+    </w:lvl>
+    <w:lvl w:ilvl="1" w:tplc="08090003" w:tentative="1">
+      <w:start w:val="1"/>
+      <w:numFmt w:val="bullet"/>
+      <w:lvlText w:val="o"/>
+      <w:lvlJc w:val="left"/>
+      <w:pPr>
+        <w:ind w:left="1440" w:hanging="360"/>
+      </w:pPr>
+      <w:rPr>
+        <w:rFonts w:ascii="Courier New" w:hAnsi="Courier New" w:hint="default"/>
+      </w:rPr>
+    </w:lvl>
+    <w:lvl w:ilvl="2" w:tplc="08090005" w:tentative="1">
+      <w:start w:val="1"/>
+      <w:numFmt w:val="bullet"/>
+      <w:lvlText w:val=""/>
+      <w:lvlJc w:val="left"/>
+      <w:pPr>
+        <w:ind w:left="2160" w:hanging="360"/>
+      </w:pPr>
+      <w:rPr>
+        <w:rFonts w:ascii="Wingdings" w:hAnsi="Wingdings" w:hint="default"/>
+      </w:rPr>
+    </w:lvl>
+    <w:lvl w:ilvl="3" w:tplc="08090001" w:tentative="1">
+      <w:start w:val="1"/>
+      <w:numFmt w:val="bullet"/>
+      <w:lvlText w:val=""/>
+      <w:lvlJc w:val="left"/>
+      <w:pPr>
+        <w:ind w:left="2880" w:hanging="360"/>
+      </w:pPr>
+      <w:rPr>
+        <w:rFonts w:ascii="Symbol" w:hAnsi="Symbol" w:hint="default"/>
+      </w:rPr>
+    </w:lvl>
+    <w:lvl w:ilvl="4" w:tplc="08090003" w:tentative="1">
+      <w:start w:val="1"/>
+      <w:numFmt w:val="bullet"/>
+      <w:lvlText w:val="o"/>
+      <w:lvlJc w:val="left"/>
+      <w:pPr>
+        <w:ind w:left="3600" w:hanging="360"/>
+      </w:pPr>
+      <w:rPr>
+        <w:rFonts w:ascii="Courier New" w:hAnsi="Courier New" w:hint="default"/>
+      </w:rPr>
+    </w:lvl>
+    <w:lvl w:ilvl="5" w:tplc="08090005" w:tentative="1">
+      <w:start w:val="1"/>
+      <w:numFmt w:val="bullet"/>
+      <w:lvlText w:val=""/>
+      <w:lvlJc w:val="left"/>
+      <w:pPr>
+        <w:ind w:left="4320" w:hanging="360"/>
+      </w:pPr>
+      <w:rPr>
+        <w:rFonts w:ascii="Wingdings" w:hAnsi="Wingdings" w:hint="default"/>
+      </w:rPr>
+    </w:lvl>
+    <w:lvl w:ilvl="6" w:tplc="08090001" w:tentative="1">
+      <w:start w:val="1"/>
+      <w:numFmt w:val="bullet"/>
+      <w:lvlText w:val=""/>
+      <w:lvlJc w:val="left"/>
+      <w:pPr>
+        <w:ind w:left="5040" w:hanging="360"/>
+      </w:pPr>
+      <w:rPr>
+        <w:rFonts w:ascii="Symbol" w:hAnsi="Symbol" w:hint="default"/>
+      </w:rPr>
+    </w:lvl>
+    <w:lvl w:ilvl="7" w:tplc="08090003" w:tentative="1">
+      <w:start w:val="1"/>
+      <w:numFmt w:val="bullet"/>
+      <w:lvlText w:val="o"/>
+      <w:lvlJc w:val="left"/>
+      <w:pPr>
+        <w:ind w:left="5760" w:hanging="360"/>
+      </w:pPr>
+      <w:rPr>
+        <w:rFonts w:ascii="Courier New" w:hAnsi="Courier New" w:hint="default"/>
+      </w:rPr>
+    </w:lvl>
+    <w:lvl w:ilvl="8" w:tplc="08090005" w:tentative="1">
+      <w:start w:val="1"/>
+      <w:numFmt w:val="bullet"/>
+      <w:lvlText w:val=""/>
+      <w:lvlJc w:val="left"/>
+      <w:pPr>
+        <w:ind w:left="6480" w:hanging="360"/>
+      </w:pPr>
+      <w:rPr>
+        <w:rFonts w:ascii="Wingdings" w:hAnsi="Wingdings" w:hint="default"/>
+      </w:rPr>
+    </w:lvl>
+  </w:abstractNum>
+  <w:abstractNum w:abstractNumId="6" w15:restartNumberingAfterBreak="0">
+    <w:nsid w:val="43CC3AF3"/>
+    <w:multiLevelType w:val="hybridMultilevel"/>
+    <w:tmpl w:val="6B503D5C"/>
+    <w:lvl w:ilvl="0" w:tplc="08090001">
+      <w:start w:val="1"/>
+      <w:numFmt w:val="bullet"/>
+      <w:lvlText w:val=""/>
+      <w:lvlJc w:val="left"/>
+      <w:pPr>
+        <w:ind w:left="720" w:hanging="360"/>
+      </w:pPr>
+      <w:rPr>
+        <w:rFonts w:ascii="Symbol" w:hAnsi="Symbol" w:hint="default"/>
+      </w:rPr>
+    </w:lvl>
+    <w:lvl w:ilvl="1" w:tplc="08090003" w:tentative="1">
+      <w:start w:val="1"/>
+      <w:numFmt w:val="bullet"/>
+      <w:lvlText w:val="o"/>
+      <w:lvlJc w:val="left"/>
+      <w:pPr>
+        <w:ind w:left="1440" w:hanging="360"/>
+      </w:pPr>
+      <w:rPr>
+        <w:rFonts w:ascii="Courier New" w:hAnsi="Courier New" w:hint="default"/>
+      </w:rPr>
+    </w:lvl>
+    <w:lvl w:ilvl="2" w:tplc="08090005" w:tentative="1">
+      <w:start w:val="1"/>
+      <w:numFmt w:val="bullet"/>
+      <w:lvlText w:val=""/>
+      <w:lvlJc w:val="left"/>
+      <w:pPr>
+        <w:ind w:left="2160" w:hanging="360"/>
+      </w:pPr>
+      <w:rPr>
+        <w:rFonts w:ascii="Wingdings" w:hAnsi="Wingdings" w:hint="default"/>
+      </w:rPr>
+    </w:lvl>
+    <w:lvl w:ilvl="3" w:tplc="08090001" w:tentative="1">
+      <w:start w:val="1"/>
+      <w:numFmt w:val="bullet"/>
+      <w:lvlText w:val=""/>
+      <w:lvlJc w:val="left"/>
+      <w:pPr>
+        <w:ind w:left="2880" w:hanging="360"/>
+      </w:pPr>
+      <w:rPr>
+        <w:rFonts w:ascii="Symbol" w:hAnsi="Symbol" w:hint="default"/>
+      </w:rPr>
+    </w:lvl>
+    <w:lvl w:ilvl="4" w:tplc="08090003" w:tentative="1">
+      <w:start w:val="1"/>
+      <w:numFmt w:val="bullet"/>
+      <w:lvlText w:val="o"/>
+      <w:lvlJc w:val="left"/>
+      <w:pPr>
+        <w:ind w:left="3600" w:hanging="360"/>
+      </w:pPr>
+      <w:rPr>
+        <w:rFonts w:ascii="Courier New" w:hAnsi="Courier New" w:hint="default"/>
+      </w:rPr>
+    </w:lvl>
+    <w:lvl w:ilvl="5" w:tplc="08090005" w:tentative="1">
+      <w:start w:val="1"/>
+      <w:numFmt w:val="bullet"/>
+      <w:lvlText w:val=""/>
+      <w:lvlJc w:val="left"/>
+      <w:pPr>
+        <w:ind w:left="4320" w:hanging="360"/>
+      </w:pPr>
+      <w:rPr>
+        <w:rFonts w:ascii="Wingdings" w:hAnsi="Wingdings" w:hint="default"/>
+      </w:rPr>
+    </w:lvl>
+    <w:lvl w:ilvl="6" w:tplc="08090001" w:tentative="1">
+      <w:start w:val="1"/>
+      <w:numFmt w:val="bullet"/>
+      <w:lvlText w:val=""/>
+      <w:lvlJc w:val="left"/>
+      <w:pPr>
+        <w:ind w:left="5040" w:hanging="360"/>
+      </w:pPr>
+      <w:rPr>
+        <w:rFonts w:ascii="Symbol" w:hAnsi="Symbol" w:hint="default"/>
+      </w:rPr>
+    </w:lvl>
+    <w:lvl w:ilvl="7" w:tplc="08090003" w:tentative="1">
+      <w:start w:val="1"/>
+      <w:numFmt w:val="bullet"/>
+      <w:lvlText w:val="o"/>
+      <w:lvlJc w:val="left"/>
+      <w:pPr>
+        <w:ind w:left="5760" w:hanging="360"/>
+      </w:pPr>
+      <w:rPr>
+        <w:rFonts w:ascii="Courier New" w:hAnsi="Courier New" w:hint="default"/>
+      </w:rPr>
+    </w:lvl>
+    <w:lvl w:ilvl="8" w:tplc="08090005" w:tentative="1">
+      <w:start w:val="1"/>
+      <w:numFmt w:val="bullet"/>
+      <w:lvlText w:val=""/>
+      <w:lvlJc w:val="left"/>
+      <w:pPr>
+        <w:ind w:left="6480" w:hanging="360"/>
+      </w:pPr>
+      <w:rPr>
+        <w:rFonts w:ascii="Wingdings" w:hAnsi="Wingdings" w:hint="default"/>
+      </w:rPr>
+    </w:lvl>
+  </w:abstractNum>
+  <w:abstractNum w:abstractNumId="7" w15:restartNumberingAfterBreak="0">
     <w:nsid w:val="4B891CE9"/>
     <w:multiLevelType w:val="multilevel"/>
     <w:tmpl w:val="46A825BE"/>
@@ -6737,7 +7913,7 @@
       </w:rPr>
     </w:lvl>
   </w:abstractNum>
-  <w:abstractNum w:abstractNumId="4" w15:restartNumberingAfterBreak="0">
+  <w:abstractNum w:abstractNumId="8" w15:restartNumberingAfterBreak="0">
     <w:nsid w:val="4ED50807"/>
     <w:multiLevelType w:val="multilevel"/>
     <w:tmpl w:val="E2B4D3F4"/>
@@ -6823,7 +7999,7 @@
       </w:pPr>
     </w:lvl>
   </w:abstractNum>
-  <w:abstractNum w:abstractNumId="5" w15:restartNumberingAfterBreak="0">
+  <w:abstractNum w:abstractNumId="9" w15:restartNumberingAfterBreak="0">
     <w:nsid w:val="52A55559"/>
     <w:multiLevelType w:val="hybridMultilevel"/>
     <w:tmpl w:val="18F866BE"/>
@@ -6936,7 +8112,120 @@
       </w:rPr>
     </w:lvl>
   </w:abstractNum>
-  <w:abstractNum w:abstractNumId="6" w15:restartNumberingAfterBreak="0">
+  <w:abstractNum w:abstractNumId="10" w15:restartNumberingAfterBreak="0">
+    <w:nsid w:val="62E539B5"/>
+    <w:multiLevelType w:val="hybridMultilevel"/>
+    <w:tmpl w:val="601A5CA4"/>
+    <w:lvl w:ilvl="0" w:tplc="08090001">
+      <w:start w:val="1"/>
+      <w:numFmt w:val="bullet"/>
+      <w:lvlText w:val=""/>
+      <w:lvlJc w:val="left"/>
+      <w:pPr>
+        <w:ind w:left="720" w:hanging="360"/>
+      </w:pPr>
+      <w:rPr>
+        <w:rFonts w:ascii="Symbol" w:hAnsi="Symbol" w:hint="default"/>
+      </w:rPr>
+    </w:lvl>
+    <w:lvl w:ilvl="1" w:tplc="08090003" w:tentative="1">
+      <w:start w:val="1"/>
+      <w:numFmt w:val="bullet"/>
+      <w:lvlText w:val="o"/>
+      <w:lvlJc w:val="left"/>
+      <w:pPr>
+        <w:ind w:left="1440" w:hanging="360"/>
+      </w:pPr>
+      <w:rPr>
+        <w:rFonts w:ascii="Courier New" w:hAnsi="Courier New" w:hint="default"/>
+      </w:rPr>
+    </w:lvl>
+    <w:lvl w:ilvl="2" w:tplc="08090005" w:tentative="1">
+      <w:start w:val="1"/>
+      <w:numFmt w:val="bullet"/>
+      <w:lvlText w:val=""/>
+      <w:lvlJc w:val="left"/>
+      <w:pPr>
+        <w:ind w:left="2160" w:hanging="360"/>
+      </w:pPr>
+      <w:rPr>
+        <w:rFonts w:ascii="Wingdings" w:hAnsi="Wingdings" w:hint="default"/>
+      </w:rPr>
+    </w:lvl>
+    <w:lvl w:ilvl="3" w:tplc="08090001" w:tentative="1">
+      <w:start w:val="1"/>
+      <w:numFmt w:val="bullet"/>
+      <w:lvlText w:val=""/>
+      <w:lvlJc w:val="left"/>
+      <w:pPr>
+        <w:ind w:left="2880" w:hanging="360"/>
+      </w:pPr>
+      <w:rPr>
+        <w:rFonts w:ascii="Symbol" w:hAnsi="Symbol" w:hint="default"/>
+      </w:rPr>
+    </w:lvl>
+    <w:lvl w:ilvl="4" w:tplc="08090003" w:tentative="1">
+      <w:start w:val="1"/>
+      <w:numFmt w:val="bullet"/>
+      <w:lvlText w:val="o"/>
+      <w:lvlJc w:val="left"/>
+      <w:pPr>
+        <w:ind w:left="3600" w:hanging="360"/>
+      </w:pPr>
+      <w:rPr>
+        <w:rFonts w:ascii="Courier New" w:hAnsi="Courier New" w:hint="default"/>
+      </w:rPr>
+    </w:lvl>
+    <w:lvl w:ilvl="5" w:tplc="08090005" w:tentative="1">
+      <w:start w:val="1"/>
+      <w:numFmt w:val="bullet"/>
+      <w:lvlText w:val=""/>
+      <w:lvlJc w:val="left"/>
+      <w:pPr>
+        <w:ind w:left="4320" w:hanging="360"/>
+      </w:pPr>
+      <w:rPr>
+        <w:rFonts w:ascii="Wingdings" w:hAnsi="Wingdings" w:hint="default"/>
+      </w:rPr>
+    </w:lvl>
+    <w:lvl w:ilvl="6" w:tplc="08090001" w:tentative="1">
+      <w:start w:val="1"/>
+      <w:numFmt w:val="bullet"/>
+      <w:lvlText w:val=""/>
+      <w:lvlJc w:val="left"/>
+      <w:pPr>
+        <w:ind w:left="5040" w:hanging="360"/>
+      </w:pPr>
+      <w:rPr>
+        <w:rFonts w:ascii="Symbol" w:hAnsi="Symbol" w:hint="default"/>
+      </w:rPr>
+    </w:lvl>
+    <w:lvl w:ilvl="7" w:tplc="08090003" w:tentative="1">
+      <w:start w:val="1"/>
+      <w:numFmt w:val="bullet"/>
+      <w:lvlText w:val="o"/>
+      <w:lvlJc w:val="left"/>
+      <w:pPr>
+        <w:ind w:left="5760" w:hanging="360"/>
+      </w:pPr>
+      <w:rPr>
+        <w:rFonts w:ascii="Courier New" w:hAnsi="Courier New" w:hint="default"/>
+      </w:rPr>
+    </w:lvl>
+    <w:lvl w:ilvl="8" w:tplc="08090005" w:tentative="1">
+      <w:start w:val="1"/>
+      <w:numFmt w:val="bullet"/>
+      <w:lvlText w:val=""/>
+      <w:lvlJc w:val="left"/>
+      <w:pPr>
+        <w:ind w:left="6480" w:hanging="360"/>
+      </w:pPr>
+      <w:rPr>
+        <w:rFonts w:ascii="Wingdings" w:hAnsi="Wingdings" w:hint="default"/>
+      </w:rPr>
+    </w:lvl>
+  </w:abstractNum>
+  <w:abstractNum w:abstractNumId="11" w15:restartNumberingAfterBreak="0">
     <w:nsid w:val="70584135"/>
     <w:multiLevelType w:val="multilevel"/>
     <w:tmpl w:val="32D0D818"/>
@@ -7029,7 +8318,7 @@
       </w:pPr>
     </w:lvl>
   </w:abstractNum>
-  <w:abstractNum w:abstractNumId="7" w15:restartNumberingAfterBreak="0">
+  <w:abstractNum w:abstractNumId="12" w15:restartNumberingAfterBreak="0">
     <w:nsid w:val="7584165E"/>
     <w:multiLevelType w:val="multilevel"/>
     <w:tmpl w:val="709C82F4"/>
@@ -7150,17 +8439,130 @@
       </w:rPr>
     </w:lvl>
   </w:abstractNum>
+  <w:abstractNum w:abstractNumId="13" w15:restartNumberingAfterBreak="0">
+    <w:nsid w:val="79870803"/>
+    <w:multiLevelType w:val="hybridMultilevel"/>
+    <w:tmpl w:val="290282AE"/>
+    <w:lvl w:ilvl="0" w:tplc="08090001">
+      <w:start w:val="1"/>
+      <w:numFmt w:val="bullet"/>
+      <w:lvlText w:val=""/>
+      <w:lvlJc w:val="left"/>
+      <w:pPr>
+        <w:ind w:left="720" w:hanging="360"/>
+      </w:pPr>
+      <w:rPr>
+        <w:rFonts w:ascii="Symbol" w:hAnsi="Symbol" w:hint="default"/>
+      </w:rPr>
+    </w:lvl>
+    <w:lvl w:ilvl="1" w:tplc="08090003" w:tentative="1">
+      <w:start w:val="1"/>
+      <w:numFmt w:val="bullet"/>
+      <w:lvlText w:val="o"/>
+      <w:lvlJc w:val="left"/>
+      <w:pPr>
+        <w:ind w:left="1440" w:hanging="360"/>
+      </w:pPr>
+      <w:rPr>
+        <w:rFonts w:ascii="Courier New" w:hAnsi="Courier New" w:hint="default"/>
+      </w:rPr>
+    </w:lvl>
+    <w:lvl w:ilvl="2" w:tplc="08090005" w:tentative="1">
+      <w:start w:val="1"/>
+      <w:numFmt w:val="bullet"/>
+      <w:lvlText w:val=""/>
+      <w:lvlJc w:val="left"/>
+      <w:pPr>
+        <w:ind w:left="2160" w:hanging="360"/>
+      </w:pPr>
+      <w:rPr>
+        <w:rFonts w:ascii="Wingdings" w:hAnsi="Wingdings" w:hint="default"/>
+      </w:rPr>
+    </w:lvl>
+    <w:lvl w:ilvl="3" w:tplc="08090001" w:tentative="1">
+      <w:start w:val="1"/>
+      <w:numFmt w:val="bullet"/>
+      <w:lvlText w:val=""/>
+      <w:lvlJc w:val="left"/>
+      <w:pPr>
+        <w:ind w:left="2880" w:hanging="360"/>
+      </w:pPr>
+      <w:rPr>
+        <w:rFonts w:ascii="Symbol" w:hAnsi="Symbol" w:hint="default"/>
+      </w:rPr>
+    </w:lvl>
+    <w:lvl w:ilvl="4" w:tplc="08090003" w:tentative="1">
+      <w:start w:val="1"/>
+      <w:numFmt w:val="bullet"/>
+      <w:lvlText w:val="o"/>
+      <w:lvlJc w:val="left"/>
+      <w:pPr>
+        <w:ind w:left="3600" w:hanging="360"/>
+      </w:pPr>
+      <w:rPr>
+        <w:rFonts w:ascii="Courier New" w:hAnsi="Courier New" w:hint="default"/>
+      </w:rPr>
+    </w:lvl>
+    <w:lvl w:ilvl="5" w:tplc="08090005" w:tentative="1">
+      <w:start w:val="1"/>
+      <w:numFmt w:val="bullet"/>
+      <w:lvlText w:val=""/>
+      <w:lvlJc w:val="left"/>
+      <w:pPr>
+        <w:ind w:left="4320" w:hanging="360"/>
+      </w:pPr>
+      <w:rPr>
+        <w:rFonts w:ascii="Wingdings" w:hAnsi="Wingdings" w:hint="default"/>
+      </w:rPr>
+    </w:lvl>
+    <w:lvl w:ilvl="6" w:tplc="08090001" w:tentative="1">
+      <w:start w:val="1"/>
+      <w:numFmt w:val="bullet"/>
+      <w:lvlText w:val=""/>
+      <w:lvlJc w:val="left"/>
+      <w:pPr>
+        <w:ind w:left="5040" w:hanging="360"/>
+      </w:pPr>
+      <w:rPr>
+        <w:rFonts w:ascii="Symbol" w:hAnsi="Symbol" w:hint="default"/>
+      </w:rPr>
+    </w:lvl>
+    <w:lvl w:ilvl="7" w:tplc="08090003" w:tentative="1">
+      <w:start w:val="1"/>
+      <w:numFmt w:val="bullet"/>
+      <w:lvlText w:val="o"/>
+      <w:lvlJc w:val="left"/>
+      <w:pPr>
+        <w:ind w:left="5760" w:hanging="360"/>
+      </w:pPr>
+      <w:rPr>
+        <w:rFonts w:ascii="Courier New" w:hAnsi="Courier New" w:hint="default"/>
+      </w:rPr>
+    </w:lvl>
+    <w:lvl w:ilvl="8" w:tplc="08090005" w:tentative="1">
+      <w:start w:val="1"/>
+      <w:numFmt w:val="bullet"/>
+      <w:lvlText w:val=""/>
+      <w:lvlJc w:val="left"/>
+      <w:pPr>
+        <w:ind w:left="6480" w:hanging="360"/>
+      </w:pPr>
+      <w:rPr>
+        <w:rFonts w:ascii="Wingdings" w:hAnsi="Wingdings" w:hint="default"/>
+      </w:rPr>
+    </w:lvl>
+  </w:abstractNum>
   <w:num w:numId="1" w16cid:durableId="46345011">
-    <w:abstractNumId w:val="7"/>
+    <w:abstractNumId w:val="12"/>
   </w:num>
   <w:num w:numId="2" w16cid:durableId="1251543669">
-    <w:abstractNumId w:val="4"/>
+    <w:abstractNumId w:val="8"/>
   </w:num>
   <w:num w:numId="3" w16cid:durableId="1577783473">
-    <w:abstractNumId w:val="7"/>
+    <w:abstractNumId w:val="12"/>
   </w:num>
   <w:num w:numId="4" w16cid:durableId="243270084">
-    <w:abstractNumId w:val="7"/>
+    <w:abstractNumId w:val="12"/>
     <w:lvlOverride w:ilvl="0">
       <w:startOverride w:val="1"/>
     </w:lvlOverride>
@@ -7190,13 +8592,13 @@
     </w:lvlOverride>
   </w:num>
   <w:num w:numId="5" w16cid:durableId="1629051039">
-    <w:abstractNumId w:val="0"/>
+    <w:abstractNumId w:val="2"/>
   </w:num>
   <w:num w:numId="6" w16cid:durableId="1541160927">
-    <w:abstractNumId w:val="6"/>
+    <w:abstractNumId w:val="11"/>
   </w:num>
   <w:num w:numId="7" w16cid:durableId="18047303">
-    <w:abstractNumId w:val="7"/>
+    <w:abstractNumId w:val="12"/>
     <w:lvlOverride w:ilvl="0">
       <w:startOverride w:val="1"/>
     </w:lvlOverride>
@@ -7226,16 +8628,34 @@
     </w:lvlOverride>
   </w:num>
   <w:num w:numId="8" w16cid:durableId="1360280844">
-    <w:abstractNumId w:val="2"/>
+    <w:abstractNumId w:val="4"/>
   </w:num>
   <w:num w:numId="9" w16cid:durableId="1835993045">
+    <w:abstractNumId w:val="3"/>
+  </w:num>
+  <w:num w:numId="10" w16cid:durableId="1990358569">
+    <w:abstractNumId w:val="9"/>
+  </w:num>
+  <w:num w:numId="11" w16cid:durableId="536549302">
+    <w:abstractNumId w:val="7"/>
+  </w:num>
+  <w:num w:numId="12" w16cid:durableId="1950432740">
     <w:abstractNumId w:val="1"/>
   </w:num>
-  <w:num w:numId="10" w16cid:durableId="1990358569">
+  <w:num w:numId="13" w16cid:durableId="1388989691">
     <w:abstractNumId w:val="5"/>
   </w:num>
-  <w:num w:numId="11" w16cid:durableId="536549302">
-    <w:abstractNumId w:val="3"/>
+  <w:num w:numId="14" w16cid:durableId="1861429359">
+    <w:abstractNumId w:val="10"/>
+  </w:num>
+  <w:num w:numId="15" w16cid:durableId="243732659">
+    <w:abstractNumId w:val="6"/>
+  </w:num>
+  <w:num w:numId="16" w16cid:durableId="2013948257">
+    <w:abstractNumId w:val="0"/>
+  </w:num>
+  <w:num w:numId="17" w16cid:durableId="1250774974">
+    <w:abstractNumId w:val="13"/>
   </w:num>
 </w:numbering>
 </file>
@@ -7859,15 +9279,13 @@
   <w:style w:type="character" w:default="1" w:styleId="DefaultParagraphFont">
     <w:name w:val="Default Paragraph Font"/>
     <w:uiPriority w:val="1"/>
+    <w:semiHidden/>
     <w:unhideWhenUsed/>
-    <w:rsid w:val="00A9512D"/>
-    <w:rPr>
-      <w:rFonts w:ascii="Times New Roman" w:hAnsi="Times New Roman"/>
-    </w:rPr>
   </w:style>
   <w:style w:type="table" w:default="1" w:styleId="TableNormal">
     <w:name w:val="Normal Table"/>
     <w:uiPriority w:val="99"/>
+    <w:semiHidden/>
     <w:unhideWhenUsed/>
     <w:tblPr>
       <w:tblInd w:w="0" w:type="dxa"/>

--- a/crisp-dm/aeroq-crisp-dm.docx
+++ b/crisp-dm/aeroq-crisp-dm.docx
@@ -3664,59 +3664,94 @@
         <w:t>.</w:t>
       </w:r>
       <w:r>
+        <w:t xml:space="preserve"> To provide </w:t>
+      </w:r>
+      <w:r>
+        <w:t>my overview</w:t>
+      </w:r>
+      <w:r>
+        <w:t>, I will discuss a</w:t>
+      </w:r>
+      <w:r>
+        <w:t>n</w:t>
+      </w:r>
+      <w:r>
+        <w:t xml:space="preserve"> industry</w:t>
+      </w:r>
+      <w:r>
+        <w:t xml:space="preserve"> stalwart</w:t>
+      </w:r>
+      <w:r>
+        <w:t xml:space="preserve">, </w:t>
+      </w:r>
+      <w:r>
+        <w:t>TripIt</w:t>
+      </w:r>
+      <w:r>
+        <w:t xml:space="preserve">, a </w:t>
+      </w:r>
+      <w:r>
+        <w:t>breakout success</w:t>
+      </w:r>
+      <w:r>
+        <w:t xml:space="preserve">, </w:t>
+      </w:r>
+      <w:r>
+        <w:t>Flighty</w:t>
+      </w:r>
+      <w:r>
+        <w:t xml:space="preserve">, and </w:t>
+      </w:r>
+      <w:r>
+        <w:t>the now defunct App in the Air.</w:t>
+      </w:r>
+    </w:p>
+    <w:p/>
+    <w:p>
+      <w:pPr>
+        <w:pStyle w:val="Heading5"/>
+      </w:pPr>
+      <w:r>
+        <w:t>Flighty</w:t>
+      </w:r>
+    </w:p>
+    <w:p>
+      <w:r>
+        <w:t xml:space="preserve">Launched on 19/08/2019 by a team of three developers, </w:t>
+      </w:r>
+      <w:r>
+        <w:t>Flighty</w:t>
+      </w:r>
+      <w:r>
+        <w:t xml:space="preserve"> has since emerged among the market leaders and</w:t>
+      </w:r>
+      <w:r>
+        <w:t xml:space="preserve"> was awarded the </w:t>
+      </w:r>
+      <w:r>
+        <w:t xml:space="preserve">2023 </w:t>
+      </w:r>
+      <w:r>
+        <w:t>Apple Design Award</w:t>
+      </w:r>
+      <w:r>
+        <w:t xml:space="preserve">. </w:t>
+      </w:r>
+      <w:r>
+        <w:t>The company reports millions of active users</w:t>
+      </w:r>
+      <w:r>
+        <w:t xml:space="preserve"> across the world and holds </w:t>
+      </w:r>
+      <w:r>
+        <w:t>a 4.7 out of 5 average rating on the Irish iOS App Store (as of 10/10/2026).</w:t>
+      </w:r>
+      <w:r>
         <w:t xml:space="preserve"> </w:t>
       </w:r>
-    </w:p>
-    <w:p/>
-    <w:p>
-      <w:pPr>
-        <w:pStyle w:val="Heading5"/>
-      </w:pPr>
-      <w:r>
-        <w:t>Flightly</w:t>
-      </w:r>
-    </w:p>
-    <w:p>
-      <w:r>
-        <w:t xml:space="preserve">Launched on 19/08/2019 by a team of three developers, </w:t>
-      </w:r>
-      <w:proofErr w:type="spellStart"/>
-      <w:r>
-        <w:t>Flightly</w:t>
-      </w:r>
-      <w:proofErr w:type="spellEnd"/>
-      <w:r>
-        <w:t xml:space="preserve"> has since emerged among the market leaders and</w:t>
-      </w:r>
-      <w:r>
-        <w:t xml:space="preserve"> was awarded the </w:t>
-      </w:r>
-      <w:r>
-        <w:t xml:space="preserve">2023 </w:t>
-      </w:r>
-      <w:r>
-        <w:t>Apple Design Award</w:t>
-      </w:r>
-      <w:r>
-        <w:t xml:space="preserve">. </w:t>
-      </w:r>
-      <w:r>
-        <w:t>The company reports millions of active users</w:t>
-      </w:r>
-      <w:r>
-        <w:t xml:space="preserve"> across the world and holds </w:t>
-      </w:r>
-      <w:r>
-        <w:t>a 4.7 out of 5 average rating on the Irish iOS App Store (as of 10/10/2026).</w:t>
-      </w:r>
-      <w:r>
-        <w:t xml:space="preserve"> </w:t>
-      </w:r>
-      <w:proofErr w:type="spellStart"/>
-      <w:r>
-        <w:t>Flightly</w:t>
-      </w:r>
-      <w:proofErr w:type="spellEnd"/>
+      <w:r>
+        <w:t>Flighty</w:t>
+      </w:r>
       <w:r>
         <w:t xml:space="preserve"> differentiators include the incorporation of airport taxi times, the use of ground and proximity radar data in their predictions, flight gate predictions, sharing of data with friends/family, and a user-friendly summary of their delay prediction, something they call </w:t>
       </w:r>
@@ -3944,7 +3979,19 @@
         <w:rPr>
           <w:lang w:val="en-GB"/>
         </w:rPr>
-        <w:t xml:space="preserve"> intelligence, and </w:t>
+        <w:t xml:space="preserve"> intelligence</w:t>
+      </w:r>
+      <w:r>
+        <w:rPr>
+          <w:lang w:val="en-GB"/>
+        </w:rPr>
+        <w:t xml:space="preserve"> reports</w:t>
+      </w:r>
+      <w:r>
+        <w:rPr>
+          <w:lang w:val="en-GB"/>
+        </w:rPr>
+        <w:t xml:space="preserve">, and </w:t>
       </w:r>
       <w:r>
         <w:rPr>
@@ -4036,30 +4083,358 @@
           <w:lang w:val="en-GB"/>
         </w:rPr>
       </w:pPr>
-      <w:r>
+      <w:hyperlink r:id="rId13" w:history="1">
+        <w:r>
+          <w:rPr>
+            <w:rStyle w:val="Hyperlink"/>
+            <w:lang w:val="en-GB"/>
+          </w:rPr>
+          <w:t>https://www.tripit.com/web/blog/news-culture/5-things-travel-safety-risk</w:t>
+        </w:r>
+      </w:hyperlink>
+    </w:p>
+    <w:p>
+      <w:pPr>
         <w:rPr>
           <w:lang w:val="en-GB"/>
         </w:rPr>
-        <w:t>https://www.tripit.com/web/blog/news-culture/5-things-travel-safety-risk</w:t>
-      </w:r>
-    </w:p>
+      </w:pPr>
+    </w:p>
+    <w:p>
+      <w:pPr>
+        <w:rPr>
+          <w:lang w:val="en-GB"/>
+        </w:rPr>
+      </w:pPr>
+    </w:p>
+    <w:p>
+      <w:pPr>
+        <w:rPr>
+          <w:lang w:val="en-GB"/>
+        </w:rPr>
+      </w:pPr>
+    </w:p>
+    <w:p>
+      <w:pPr>
+        <w:pStyle w:val="Heading5"/>
+      </w:pPr>
+      <w:r>
+        <w:lastRenderedPageBreak/>
+        <w:t>App in the Air</w:t>
+      </w:r>
+    </w:p>
+    <w:p>
+      <w:r>
+        <w:t>Released</w:t>
+      </w:r>
+      <w:r>
+        <w:t xml:space="preserve"> in 2012, </w:t>
+      </w:r>
+      <w:r>
+        <w:t>App in the Air</w:t>
+      </w:r>
+      <w:r>
+        <w:t xml:space="preserve"> offered streamlined flight tracking and delay prediction,</w:t>
+      </w:r>
+      <w:r>
+        <w:t xml:space="preserve"> reporting</w:t>
+      </w:r>
+      <w:r>
+        <w:t xml:space="preserve"> over 6 million user</w:t>
+      </w:r>
+      <w:r>
+        <w:t>s</w:t>
+      </w:r>
+      <w:r>
+        <w:t xml:space="preserve"> at its peak</w:t>
+      </w:r>
+      <w:r>
+        <w:t xml:space="preserve"> and </w:t>
+      </w:r>
+      <w:r>
+        <w:t>earning</w:t>
+      </w:r>
+      <w:r>
+        <w:t xml:space="preserve"> a place </w:t>
+      </w:r>
+      <w:r>
+        <w:t>on</w:t>
+      </w:r>
+      <w:r>
+        <w:t xml:space="preserve"> </w:t>
+      </w:r>
+      <w:r>
+        <w:t>Apple</w:t>
+      </w:r>
+      <w:r>
+        <w:t>’s list of the</w:t>
+      </w:r>
+      <w:r>
+        <w:t xml:space="preserve"> Best Apps of 2015</w:t>
+      </w:r>
+      <w:r>
+        <w:t xml:space="preserve">. </w:t>
+      </w:r>
+      <w:r>
+        <w:t>The course of App in the Air, however, now serves</w:t>
+      </w:r>
+      <w:r>
+        <w:t xml:space="preserve"> as a reminder that </w:t>
+      </w:r>
+      <w:r>
+        <w:t>failure</w:t>
+      </w:r>
+      <w:r>
+        <w:t xml:space="preserve"> to adapt can threaten survival.</w:t>
+      </w:r>
+      <w:r>
+        <w:t xml:space="preserve"> As competitors like </w:t>
+      </w:r>
+      <w:r>
+        <w:t>Flighty</w:t>
+      </w:r>
+      <w:r>
+        <w:t xml:space="preserve"> and </w:t>
+      </w:r>
+      <w:proofErr w:type="spellStart"/>
+      <w:r>
+        <w:t>Wanderlog</w:t>
+      </w:r>
+      <w:proofErr w:type="spellEnd"/>
+      <w:r>
+        <w:t xml:space="preserve"> </w:t>
+      </w:r>
+      <w:r>
+        <w:t>began</w:t>
+      </w:r>
+      <w:r>
+        <w:t xml:space="preserve"> operations in 2019</w:t>
+      </w:r>
+      <w:r>
+        <w:t xml:space="preserve"> with differentiators like live flight tracking alerts and clean, focused UIs</w:t>
+      </w:r>
+      <w:r>
+        <w:t xml:space="preserve">, </w:t>
+      </w:r>
+      <w:r>
+        <w:t>App in the Air</w:t>
+      </w:r>
+      <w:r>
+        <w:t xml:space="preserve"> </w:t>
+      </w:r>
+      <w:r>
+        <w:t>continued to pursue</w:t>
+      </w:r>
+      <w:r>
+        <w:t xml:space="preserve"> </w:t>
+      </w:r>
+      <w:r>
+        <w:t>feature</w:t>
+      </w:r>
+      <w:r>
+        <w:t xml:space="preserve"> volume:</w:t>
+      </w:r>
+      <w:r>
+        <w:t xml:space="preserve"> airport guides, passenger social </w:t>
+      </w:r>
+      <w:r>
+        <w:t>chats</w:t>
+      </w:r>
+      <w:r>
+        <w:t>, gamified flight logs,</w:t>
+      </w:r>
+      <w:r>
+        <w:t xml:space="preserve"> digital badges,</w:t>
+      </w:r>
+      <w:r>
+        <w:t xml:space="preserve"> travel documents, </w:t>
+      </w:r>
+      <w:proofErr w:type="spellStart"/>
+      <w:r>
+        <w:t>eSIMs</w:t>
+      </w:r>
+      <w:proofErr w:type="spellEnd"/>
+      <w:r>
+        <w:t xml:space="preserve">, carbon </w:t>
+      </w:r>
+      <w:r>
+        <w:t xml:space="preserve">footprint tracking, </w:t>
+      </w:r>
+      <w:r>
+        <w:t>insurance</w:t>
+      </w:r>
+      <w:r>
+        <w:t xml:space="preserve">, </w:t>
+      </w:r>
+      <w:r>
+        <w:t>and AI-assisted booking</w:t>
+      </w:r>
+      <w:r>
+        <w:t xml:space="preserve">. </w:t>
+      </w:r>
+      <w:r>
+        <w:t xml:space="preserve">A feature that I think best exemplifies this sprawl is </w:t>
+      </w:r>
+      <w:r>
+        <w:t xml:space="preserve">an augmented reality (AR) tool to measure </w:t>
+      </w:r>
+      <w:r>
+        <w:t xml:space="preserve">luggage, something which is hard to </w:t>
+      </w:r>
+      <w:r>
+        <w:t xml:space="preserve">reconcile in </w:t>
+      </w:r>
+      <w:r>
+        <w:t xml:space="preserve">an app designed for </w:t>
+      </w:r>
+      <w:r>
+        <w:t xml:space="preserve">“the </w:t>
+      </w:r>
+      <w:r>
+        <w:t>modern frequent flyer</w:t>
+      </w:r>
+      <w:r>
+        <w:t>.</w:t>
+      </w:r>
+      <w:r>
+        <w:t xml:space="preserve">” </w:t>
+      </w:r>
+      <w:r>
+        <w:t>This</w:t>
+      </w:r>
+      <w:r>
+        <w:t xml:space="preserve"> inability to evolve from a status</w:t>
+      </w:r>
+      <w:r>
+        <w:t xml:space="preserve"> </w:t>
+      </w:r>
+      <w:r>
+        <w:t>a</w:t>
+      </w:r>
+      <w:r>
+        <w:t xml:space="preserve">nd </w:t>
+      </w:r>
+      <w:r>
+        <w:t>information app</w:t>
+      </w:r>
+      <w:r>
+        <w:t xml:space="preserve">, alongside </w:t>
+      </w:r>
+      <w:r>
+        <w:t>funding</w:t>
+      </w:r>
+      <w:r>
+        <w:t xml:space="preserve"> issues and</w:t>
+      </w:r>
+      <w:r>
+        <w:t xml:space="preserve"> rising real</w:t>
+      </w:r>
+      <w:r>
+        <w:t xml:space="preserve"> </w:t>
+      </w:r>
+      <w:r>
+        <w:t>time data costs</w:t>
+      </w:r>
+      <w:r>
+        <w:t>, resulted</w:t>
+      </w:r>
+      <w:r>
+        <w:t xml:space="preserve"> in </w:t>
+      </w:r>
+      <w:r>
+        <w:t>App</w:t>
+      </w:r>
+      <w:r>
+        <w:t xml:space="preserve"> in the Air’s</w:t>
+      </w:r>
+      <w:r>
+        <w:t xml:space="preserve"> </w:t>
+      </w:r>
+      <w:r>
+        <w:t>full shutdown on 19/10/2024</w:t>
+      </w:r>
+      <w:r>
+        <w:t>.</w:t>
+      </w:r>
+    </w:p>
+    <w:p/>
+    <w:p>
+      <w:hyperlink r:id="rId14" w:history="1">
+        <w:r>
+          <w:rPr>
+            <w:rStyle w:val="Hyperlink"/>
+          </w:rPr>
+          <w:t>https://globetrender.com/</w:t>
+        </w:r>
+        <w:r>
+          <w:rPr>
+            <w:rStyle w:val="Hyperlink"/>
+          </w:rPr>
+          <w:t>2</w:t>
+        </w:r>
+        <w:r>
+          <w:rPr>
+            <w:rStyle w:val="Hyperlink"/>
+          </w:rPr>
+          <w:t>022/02/09/app-in-the-air-personal-assistant-frequent-flyers/</w:t>
+        </w:r>
+      </w:hyperlink>
+      <w:r>
+        <w:t xml:space="preserve"> (quote and founding info)</w:t>
+      </w:r>
+    </w:p>
+    <w:p>
+      <w:hyperlink r:id="rId15" w:history="1">
+        <w:r>
+          <w:rPr>
+            <w:rStyle w:val="Hyperlink"/>
+          </w:rPr>
+          <w:t>https://www.pointhacks.com.au/app-in-the-air-guide/</w:t>
+        </w:r>
+      </w:hyperlink>
+      <w:r>
+        <w:t xml:space="preserve"> (Feature list)</w:t>
+      </w:r>
+    </w:p>
+    <w:p>
+      <w:hyperlink r:id="rId16" w:history="1">
+        <w:r>
+          <w:rPr>
+            <w:rStyle w:val="Hyperlink"/>
+          </w:rPr>
+          <w:t>https://techround.co.uk/interviews/interview-with-bayram-annakov-founder-ceo-at-app-in-the-air/</w:t>
+        </w:r>
+      </w:hyperlink>
+    </w:p>
+    <w:p>
+      <w:hyperlink r:id="rId17" w:history="1">
+        <w:r>
+          <w:rPr>
+            <w:rStyle w:val="Hyperlink"/>
+          </w:rPr>
+          <w:t>https://aviationweek.com/air-transport/airports-networks/community-spotlight-app-air</w:t>
+        </w:r>
+      </w:hyperlink>
+      <w:r>
+        <w:t xml:space="preserve"> (target audience, AI)</w:t>
+      </w:r>
+    </w:p>
+    <w:p>
+      <w:hyperlink r:id="rId18" w:history="1">
+        <w:r>
+          <w:rPr>
+            <w:rStyle w:val="Hyperlink"/>
+          </w:rPr>
+          <w:t>https://worldtraveller73.com/2024/09/26/app-in-the-air-shuts-down-what-users-need-to-know/</w:t>
+        </w:r>
+      </w:hyperlink>
+    </w:p>
+    <w:p/>
+    <w:p/>
     <w:p>
       <w:pPr>
         <w:pStyle w:val="Heading3"/>
       </w:pPr>
-      <w:r>
-        <w:t xml:space="preserve"> </w:t>
-      </w:r>
-      <w:r>
-        <w:t xml:space="preserve">  </w:t>
-      </w:r>
-      <w:r>
-        <w:rPr>
-          <w:i/>
-          <w:iCs/>
-        </w:rPr>
-        <w:t xml:space="preserve"> </w:t>
-      </w:r>
       <w:r>
         <w:rPr>
           <w:i/>
@@ -5147,7 +5522,7 @@
         </w:rPr>
         <w:t xml:space="preserve">AWC Data API documentation: </w:t>
       </w:r>
-      <w:hyperlink r:id="rId13" w:history="1">
+      <w:hyperlink r:id="rId19" w:history="1">
         <w:r>
           <w:rPr>
             <w:rStyle w:val="Hyperlink"/>
@@ -5401,7 +5776,7 @@
         </w:rPr>
         <w:t xml:space="preserve">Met Eireann Open Data documentation: </w:t>
       </w:r>
-      <w:hyperlink r:id="rId14" w:history="1">
+      <w:hyperlink r:id="rId20" w:history="1">
         <w:r>
           <w:rPr>
             <w:rStyle w:val="Hyperlink"/>
@@ -6811,9 +7186,9 @@
       </w:r>
     </w:p>
     <w:sectPr>
-      <w:headerReference w:type="default" r:id="rId15"/>
-      <w:footerReference w:type="even" r:id="rId16"/>
-      <w:footerReference w:type="default" r:id="rId17"/>
+      <w:headerReference w:type="default" r:id="rId21"/>
+      <w:footerReference w:type="even" r:id="rId22"/>
+      <w:footerReference w:type="default" r:id="rId23"/>
       <w:pgSz w:w="11906" w:h="16838"/>
       <w:pgMar w:top="1440" w:right="1134" w:bottom="1440" w:left="1134" w:header="709" w:footer="709" w:gutter="0"/>
       <w:cols w:space="708"/>

--- a/crisp-dm/aeroq-crisp-dm.docx
+++ b/crisp-dm/aeroq-crisp-dm.docx
@@ -3705,6 +3705,33 @@
       <w:r>
         <w:t>the now defunct App in the Air.</w:t>
       </w:r>
+      <w:r>
+        <w:t xml:space="preserve"> All three companies</w:t>
+      </w:r>
+      <w:r>
+        <w:t xml:space="preserve"> </w:t>
+      </w:r>
+      <w:r>
+        <w:t>offer</w:t>
+      </w:r>
+      <w:r>
+        <w:t xml:space="preserve"> a tiered subscription-based model</w:t>
+      </w:r>
+      <w:r>
+        <w:t>,</w:t>
+      </w:r>
+      <w:r>
+        <w:t xml:space="preserve"> with </w:t>
+      </w:r>
+      <w:r>
+        <w:t xml:space="preserve">limited free </w:t>
+      </w:r>
+      <w:r>
+        <w:t>access</w:t>
+      </w:r>
+      <w:r>
+        <w:t>.</w:t>
+      </w:r>
     </w:p>
     <w:p/>
     <w:p>
@@ -3717,7 +3744,13 @@
     </w:p>
     <w:p>
       <w:r>
-        <w:t xml:space="preserve">Launched on 19/08/2019 by a team of three developers, </w:t>
+        <w:t xml:space="preserve">Launched </w:t>
+      </w:r>
+      <w:r>
+        <w:t xml:space="preserve">in </w:t>
+      </w:r>
+      <w:r>
+        <w:t xml:space="preserve">2019 by a team of three developers, </w:t>
       </w:r>
       <w:r>
         <w:t>Flighty</w:t>
@@ -3753,7 +3786,13 @@
         <w:t>Flighty</w:t>
       </w:r>
       <w:r>
-        <w:t xml:space="preserve"> differentiators include the incorporation of airport taxi times, the use of ground and proximity radar data in their predictions, flight gate predictions, sharing of data with friends/family, and a user-friendly summary of their delay prediction, something they call </w:t>
+        <w:t xml:space="preserve"> differentiators include the incorporation of airport taxi times, the use of ground and proximity radar data in their predictions, flight gate predictions</w:t>
+      </w:r>
+      <w:r>
+        <w:t>,</w:t>
+      </w:r>
+      <w:r>
+        <w:t xml:space="preserve"> and a user-friendly summary of their delay prediction, something they call </w:t>
       </w:r>
       <w:r>
         <w:rPr>
@@ -4089,7 +4128,21 @@
             <w:rStyle w:val="Hyperlink"/>
             <w:lang w:val="en-GB"/>
           </w:rPr>
-          <w:t>https://www.tripit.com/web/blog/news-culture/5-things-travel-safety-risk</w:t>
+          <w:t>https://www.tripit.com/web/blog/news-culture/5-thing</w:t>
+        </w:r>
+        <w:r>
+          <w:rPr>
+            <w:rStyle w:val="Hyperlink"/>
+            <w:lang w:val="en-GB"/>
+          </w:rPr>
+          <w:t>s</w:t>
+        </w:r>
+        <w:r>
+          <w:rPr>
+            <w:rStyle w:val="Hyperlink"/>
+            <w:lang w:val="en-GB"/>
+          </w:rPr>
+          <w:t>-travel-safety-risk</w:t>
         </w:r>
       </w:hyperlink>
     </w:p>
@@ -4149,234 +4202,173 @@
         <w:t xml:space="preserve"> at its peak</w:t>
       </w:r>
       <w:r>
-        <w:t xml:space="preserve"> and </w:t>
-      </w:r>
-      <w:r>
-        <w:t>earning</w:t>
-      </w:r>
-      <w:r>
-        <w:t xml:space="preserve"> a place </w:t>
-      </w:r>
-      <w:r>
-        <w:t>on</w:t>
+        <w:t>.</w:t>
+      </w:r>
+      <w:r>
+        <w:t xml:space="preserve"> As </w:t>
+      </w:r>
+      <w:r>
+        <w:t xml:space="preserve">renewed </w:t>
+      </w:r>
+      <w:r>
+        <w:t xml:space="preserve">competition </w:t>
+      </w:r>
+      <w:r>
+        <w:t>emerged</w:t>
+      </w:r>
+      <w:r>
+        <w:t xml:space="preserve"> in the industry </w:t>
+      </w:r>
+      <w:r>
+        <w:t>in</w:t>
       </w:r>
       <w:r>
         <w:t xml:space="preserve"> </w:t>
       </w:r>
       <w:r>
-        <w:t>Apple</w:t>
-      </w:r>
-      <w:r>
-        <w:t>’s list of the</w:t>
-      </w:r>
-      <w:r>
-        <w:t xml:space="preserve"> Best Apps of 2015</w:t>
-      </w:r>
+        <w:t>2019</w:t>
+      </w:r>
+      <w:r>
+        <w:t xml:space="preserve">, namely from Flightly and </w:t>
+      </w:r>
+      <w:proofErr w:type="spellStart"/>
+      <w:r>
+        <w:t>Wanderlog</w:t>
+      </w:r>
+      <w:proofErr w:type="spellEnd"/>
+      <w:r>
+        <w:t xml:space="preserve">, </w:t>
+      </w:r>
+      <w:r>
+        <w:t>App in the Air</w:t>
+      </w:r>
+      <w:r>
+        <w:t xml:space="preserve"> </w:t>
+      </w:r>
+      <w:r>
+        <w:t>continued to pursue</w:t>
+      </w:r>
+      <w:r>
+        <w:t xml:space="preserve"> </w:t>
+      </w:r>
+      <w:r>
+        <w:t>feature</w:t>
+      </w:r>
+      <w:r>
+        <w:t xml:space="preserve"> volume</w:t>
+      </w:r>
+      <w:r>
+        <w:t xml:space="preserve"> The</w:t>
+      </w:r>
+      <w:r>
+        <w:t xml:space="preserve"> feature I think best exemplifies this sprawl is an augmented reality (AR) tool to measure luggage, something which is hard to </w:t>
+      </w:r>
+      <w:r>
+        <w:t xml:space="preserve">reconcile in </w:t>
+      </w:r>
+      <w:r>
+        <w:t xml:space="preserve">an app designed for </w:t>
+      </w:r>
+      <w:r>
+        <w:t xml:space="preserve">“the </w:t>
+      </w:r>
+      <w:r>
+        <w:t>modern frequent flyer</w:t>
+      </w:r>
+      <w:r>
+        <w:t>.</w:t>
+      </w:r>
+      <w:r>
+        <w:t xml:space="preserve">” </w:t>
+      </w:r>
+      <w:r>
+        <w:t>This</w:t>
+      </w:r>
+      <w:r>
+        <w:t xml:space="preserve"> inability to evolve from a status</w:t>
+      </w:r>
+      <w:r>
+        <w:t xml:space="preserve"> </w:t>
+      </w:r>
+      <w:r>
+        <w:t>a</w:t>
+      </w:r>
+      <w:r>
+        <w:t xml:space="preserve">nd </w:t>
+      </w:r>
+      <w:r>
+        <w:t>information app</w:t>
+      </w:r>
+      <w:r>
+        <w:t xml:space="preserve">, alongside </w:t>
+      </w:r>
+      <w:r>
+        <w:t>funding</w:t>
+      </w:r>
+      <w:r>
+        <w:t xml:space="preserve"> issues, resulted</w:t>
+      </w:r>
+      <w:r>
+        <w:t xml:space="preserve"> in </w:t>
+      </w:r>
+      <w:r>
+        <w:t>App</w:t>
+      </w:r>
+      <w:r>
+        <w:t xml:space="preserve"> in the Air’s</w:t>
+      </w:r>
+      <w:r>
+        <w:t xml:space="preserve"> </w:t>
+      </w:r>
+      <w:r>
+        <w:t xml:space="preserve">full shutdown </w:t>
+      </w:r>
+      <w:r>
+        <w:t>in October 2024</w:t>
+      </w:r>
+      <w:r>
+        <w:t>.</w:t>
+      </w:r>
+    </w:p>
+    <w:p/>
+    <w:p>
       <w:r>
         <w:t xml:space="preserve">. </w:t>
       </w:r>
       <w:r>
-        <w:t>The course of App in the Air, however, now serves</w:t>
-      </w:r>
-      <w:r>
-        <w:t xml:space="preserve"> as a reminder that </w:t>
-      </w:r>
-      <w:r>
-        <w:t>failure</w:t>
-      </w:r>
-      <w:r>
-        <w:t xml:space="preserve"> to adapt can threaten survival.</w:t>
-      </w:r>
-      <w:r>
-        <w:t xml:space="preserve"> As competitors like </w:t>
-      </w:r>
-      <w:r>
-        <w:t>Flighty</w:t>
-      </w:r>
-      <w:r>
-        <w:t xml:space="preserve"> and </w:t>
+        <w:rPr>
+          <w:strike/>
+        </w:rPr>
+        <w:t xml:space="preserve">They offered </w:t>
+      </w:r>
+      <w:r>
+        <w:rPr>
+          <w:strike/>
+        </w:rPr>
+        <w:t xml:space="preserve">airport guides, passenger social chats, gamified flight logs, digital badges, travel documents, </w:t>
       </w:r>
       <w:proofErr w:type="spellStart"/>
       <w:r>
-        <w:t>Wanderlog</w:t>
+        <w:rPr>
+          <w:strike/>
+        </w:rPr>
+        <w:t>eSIMs</w:t>
       </w:r>
       <w:proofErr w:type="spellEnd"/>
       <w:r>
-        <w:t xml:space="preserve"> </w:t>
-      </w:r>
-      <w:r>
-        <w:t>began</w:t>
-      </w:r>
-      <w:r>
-        <w:t xml:space="preserve"> operations in 2019</w:t>
-      </w:r>
-      <w:r>
-        <w:t xml:space="preserve"> with differentiators like live flight tracking alerts and clean, focused UIs</w:t>
-      </w:r>
-      <w:r>
-        <w:t xml:space="preserve">, </w:t>
-      </w:r>
-      <w:r>
-        <w:t>App in the Air</w:t>
-      </w:r>
-      <w:r>
-        <w:t xml:space="preserve"> </w:t>
-      </w:r>
-      <w:r>
-        <w:t>continued to pursue</w:t>
-      </w:r>
-      <w:r>
-        <w:t xml:space="preserve"> </w:t>
-      </w:r>
-      <w:r>
-        <w:t>feature</w:t>
-      </w:r>
-      <w:r>
-        <w:t xml:space="preserve"> volume:</w:t>
-      </w:r>
-      <w:r>
-        <w:t xml:space="preserve"> airport guides, passenger social </w:t>
-      </w:r>
-      <w:r>
-        <w:t>chats</w:t>
-      </w:r>
-      <w:r>
-        <w:t>, gamified flight logs,</w:t>
-      </w:r>
-      <w:r>
-        <w:t xml:space="preserve"> digital badges,</w:t>
-      </w:r>
-      <w:r>
-        <w:t xml:space="preserve"> travel documents, </w:t>
-      </w:r>
-      <w:proofErr w:type="spellStart"/>
-      <w:r>
-        <w:t>eSIMs</w:t>
-      </w:r>
-      <w:proofErr w:type="spellEnd"/>
-      <w:r>
-        <w:t xml:space="preserve">, carbon </w:t>
-      </w:r>
-      <w:r>
-        <w:t xml:space="preserve">footprint tracking, </w:t>
-      </w:r>
-      <w:r>
-        <w:t>insurance</w:t>
-      </w:r>
-      <w:r>
-        <w:t xml:space="preserve">, </w:t>
-      </w:r>
-      <w:r>
-        <w:t>and AI-assisted booking</w:t>
-      </w:r>
-      <w:r>
-        <w:t xml:space="preserve">. </w:t>
-      </w:r>
-      <w:r>
-        <w:t xml:space="preserve">A feature that I think best exemplifies this sprawl is </w:t>
-      </w:r>
-      <w:r>
-        <w:t xml:space="preserve">an augmented reality (AR) tool to measure </w:t>
-      </w:r>
-      <w:r>
-        <w:t xml:space="preserve">luggage, something which is hard to </w:t>
-      </w:r>
-      <w:r>
-        <w:t xml:space="preserve">reconcile in </w:t>
-      </w:r>
-      <w:r>
-        <w:t xml:space="preserve">an app designed for </w:t>
-      </w:r>
-      <w:r>
-        <w:t xml:space="preserve">“the </w:t>
-      </w:r>
-      <w:r>
-        <w:t>modern frequent flyer</w:t>
-      </w:r>
-      <w:r>
-        <w:t>.</w:t>
-      </w:r>
-      <w:r>
-        <w:t xml:space="preserve">” </w:t>
-      </w:r>
-      <w:r>
-        <w:t>This</w:t>
-      </w:r>
-      <w:r>
-        <w:t xml:space="preserve"> inability to evolve from a status</w:t>
-      </w:r>
-      <w:r>
-        <w:t xml:space="preserve"> </w:t>
-      </w:r>
-      <w:r>
-        <w:t>a</w:t>
-      </w:r>
-      <w:r>
-        <w:t xml:space="preserve">nd </w:t>
-      </w:r>
-      <w:r>
-        <w:t>information app</w:t>
-      </w:r>
-      <w:r>
-        <w:t xml:space="preserve">, alongside </w:t>
-      </w:r>
-      <w:r>
-        <w:t>funding</w:t>
-      </w:r>
-      <w:r>
-        <w:t xml:space="preserve"> issues and</w:t>
-      </w:r>
-      <w:r>
-        <w:t xml:space="preserve"> rising real</w:t>
-      </w:r>
-      <w:r>
-        <w:t xml:space="preserve"> </w:t>
-      </w:r>
-      <w:r>
-        <w:t>time data costs</w:t>
-      </w:r>
-      <w:r>
-        <w:t>, resulted</w:t>
-      </w:r>
-      <w:r>
-        <w:t xml:space="preserve"> in </w:t>
-      </w:r>
-      <w:r>
-        <w:t>App</w:t>
-      </w:r>
-      <w:r>
-        <w:t xml:space="preserve"> in the Air’s</w:t>
-      </w:r>
-      <w:r>
-        <w:t xml:space="preserve"> </w:t>
-      </w:r>
-      <w:r>
-        <w:t>full shutdown on 19/10/2024</w:t>
-      </w:r>
-      <w:r>
-        <w:t>.</w:t>
-      </w:r>
-    </w:p>
-    <w:p/>
+        <w:rPr>
+          <w:strike/>
+        </w:rPr>
+        <w:t>, carbon footprint tracking, insurance, and AI-assisted booking.</w:t>
+      </w:r>
+    </w:p>
     <w:p>
       <w:hyperlink r:id="rId14" w:history="1">
         <w:r>
           <w:rPr>
             <w:rStyle w:val="Hyperlink"/>
           </w:rPr>
-          <w:t>https://globetrender.com/</w:t>
-        </w:r>
-        <w:r>
-          <w:rPr>
-            <w:rStyle w:val="Hyperlink"/>
-          </w:rPr>
-          <w:t>2</w:t>
-        </w:r>
-        <w:r>
-          <w:rPr>
-            <w:rStyle w:val="Hyperlink"/>
-          </w:rPr>
-          <w:t>022/02/09/app-in-the-air-personal-assistant-frequent-flyers/</w:t>
+          <w:t>https://globetrender.com/2022/02/09/app-in-the-air-personal-assistant-frequent-flyers/</w:t>
         </w:r>
       </w:hyperlink>
       <w:r>
@@ -4431,705 +4423,69 @@
     </w:p>
     <w:p/>
     <w:p/>
-    <w:p>
-      <w:pPr>
-        <w:pStyle w:val="Heading3"/>
-      </w:pPr>
-      <w:r>
-        <w:rPr>
-          <w:i/>
-          <w:iCs/>
-        </w:rPr>
-        <w:br w:type="page"/>
-      </w:r>
-      <w:bookmarkStart w:id="7" w:name="_Toc241419973"/>
-      <w:r>
-        <w:lastRenderedPageBreak/>
-        <w:t xml:space="preserve">1.1.2. </w:t>
-      </w:r>
-      <w:r>
-        <w:t>Business Objectives</w:t>
-      </w:r>
-      <w:bookmarkEnd w:id="7"/>
-    </w:p>
-    <w:p/>
-    <w:p>
-      <w:pPr>
-        <w:pStyle w:val="Heading4"/>
-      </w:pPr>
-      <w:r>
-        <w:t xml:space="preserve">Primary </w:t>
-      </w:r>
-      <w:r>
-        <w:t>B</w:t>
-      </w:r>
-      <w:r>
-        <w:t xml:space="preserve">usiness </w:t>
-      </w:r>
-      <w:r>
-        <w:t>O</w:t>
-      </w:r>
-      <w:r>
-        <w:t>bjectiv</w:t>
-      </w:r>
-      <w:r>
-        <w:t>e</w:t>
-      </w:r>
-    </w:p>
-    <w:p>
-      <w:r>
-        <w:t>To</w:t>
-      </w:r>
-      <w:r>
-        <w:t xml:space="preserve"> aid users reduce travel stress through</w:t>
-      </w:r>
-      <w:r>
-        <w:t xml:space="preserve"> </w:t>
-      </w:r>
-      <w:r>
-        <w:t>a predictive</w:t>
-      </w:r>
-      <w:r>
-        <w:t xml:space="preserve"> web</w:t>
-      </w:r>
-      <w:r>
-        <w:t xml:space="preserve"> </w:t>
-      </w:r>
-      <w:r>
-        <w:t>app</w:t>
-      </w:r>
-      <w:r>
-        <w:t>lication</w:t>
-      </w:r>
-      <w:r>
-        <w:t xml:space="preserve"> which</w:t>
-      </w:r>
-      <w:r>
-        <w:t xml:space="preserve"> calculates and displays the probability of a flight delay of 15 minutes or </w:t>
-      </w:r>
-      <w:r>
-        <w:t>greater</w:t>
-      </w:r>
-      <w:r>
-        <w:t xml:space="preserve"> using live and historical public data</w:t>
-      </w:r>
-      <w:r>
-        <w:t>.</w:t>
-      </w:r>
-    </w:p>
-    <w:p/>
-    <w:p>
-      <w:pPr>
-        <w:pStyle w:val="Heading4"/>
-      </w:pPr>
-      <w:r>
-        <w:t>Secondary Business Objectives</w:t>
-      </w:r>
-    </w:p>
-    <w:p>
-      <w:pPr>
-        <w:pStyle w:val="ListParagraph"/>
-        <w:numPr>
-          <w:ilvl w:val="0"/>
-          <w:numId w:val="12"/>
-        </w:numPr>
-      </w:pPr>
-      <w:r>
-        <w:t xml:space="preserve">To output the ‘reasoning’ information </w:t>
-      </w:r>
-      <w:r>
-        <w:t xml:space="preserve">associated with a </w:t>
-      </w:r>
-      <w:r>
-        <w:t>prediction in a clear and understandable</w:t>
-      </w:r>
-      <w:r>
-        <w:t xml:space="preserve"> </w:t>
-      </w:r>
-      <w:r>
-        <w:t>way</w:t>
-      </w:r>
-      <w:r>
-        <w:t>.</w:t>
-      </w:r>
-    </w:p>
-    <w:p>
-      <w:pPr>
-        <w:pStyle w:val="ListParagraph"/>
-        <w:numPr>
-          <w:ilvl w:val="0"/>
-          <w:numId w:val="12"/>
-        </w:numPr>
-      </w:pPr>
-      <w:r>
-        <w:t>To compute the delay prediction along</w:t>
-      </w:r>
-      <w:r>
-        <w:t xml:space="preserve"> staggered </w:t>
-      </w:r>
-      <w:r>
-        <w:t>intervals and allow users to subscribe to</w:t>
-      </w:r>
-      <w:r>
-        <w:t xml:space="preserve"> </w:t>
-      </w:r>
-      <w:r>
-        <w:t>updates through convenient means.</w:t>
-      </w:r>
-    </w:p>
-    <w:p>
-      <w:pPr>
-        <w:pStyle w:val="ListParagraph"/>
-        <w:numPr>
-          <w:ilvl w:val="0"/>
-          <w:numId w:val="12"/>
-        </w:numPr>
-      </w:pPr>
-      <w:r>
-        <w:t>To provide an understandable confidence score for each prediction.</w:t>
-      </w:r>
-    </w:p>
-    <w:p>
-      <w:pPr>
-        <w:pStyle w:val="ListParagraph"/>
-        <w:numPr>
-          <w:ilvl w:val="0"/>
-          <w:numId w:val="12"/>
-        </w:numPr>
-      </w:pPr>
-      <w:r>
-        <w:t>To publish and share model performance to users in a transparent manner.</w:t>
-      </w:r>
-    </w:p>
-    <w:p>
-      <w:pPr>
-        <w:pStyle w:val="ListParagraph"/>
-        <w:numPr>
-          <w:ilvl w:val="0"/>
-          <w:numId w:val="12"/>
-        </w:numPr>
-      </w:pPr>
-      <w:r>
-        <w:t>To minimise cost and prioritise reliability through utilising cloud services where appropriate.</w:t>
-      </w:r>
-    </w:p>
-    <w:p>
-      <w:pPr>
-        <w:pStyle w:val="ListParagraph"/>
-        <w:numPr>
-          <w:ilvl w:val="0"/>
-          <w:numId w:val="12"/>
-        </w:numPr>
-      </w:pPr>
-      <w:r>
-        <w:t>To follow all data provider usage policies.</w:t>
-      </w:r>
-    </w:p>
-    <w:p/>
-    <w:p>
-      <w:pPr>
-        <w:pStyle w:val="Heading3"/>
-      </w:pPr>
-      <w:bookmarkStart w:id="8" w:name="_Toc241419974"/>
-      <w:r>
-        <w:t xml:space="preserve">1.1.3. </w:t>
-      </w:r>
-      <w:r>
-        <w:t>Business Success Criteria</w:t>
-      </w:r>
-      <w:bookmarkEnd w:id="8"/>
-    </w:p>
-    <w:p>
-      <w:pPr>
-        <w:pStyle w:val="ListParagraph"/>
-        <w:numPr>
-          <w:ilvl w:val="0"/>
-          <w:numId w:val="14"/>
-        </w:numPr>
-      </w:pPr>
-      <w:r>
-        <w:t>Given</w:t>
-      </w:r>
-      <w:r>
-        <w:t xml:space="preserve"> only a flight code</w:t>
-      </w:r>
-      <w:r>
-        <w:t xml:space="preserve">, </w:t>
-      </w:r>
-      <w:r>
-        <w:rPr>
-          <w:i/>
-          <w:iCs/>
-        </w:rPr>
-        <w:t xml:space="preserve">e.g., </w:t>
-      </w:r>
-      <w:r>
-        <w:t>EI2043</w:t>
-      </w:r>
-      <w:r>
-        <w:t xml:space="preserve">, the web application can make a prediction for </w:t>
-      </w:r>
-      <w:r>
-        <w:t>flight delay and display that prediction to users.</w:t>
-      </w:r>
-    </w:p>
-    <w:p>
-      <w:pPr>
-        <w:pStyle w:val="ListParagraph"/>
-        <w:numPr>
-          <w:ilvl w:val="0"/>
-          <w:numId w:val="14"/>
-        </w:numPr>
-        <w:rPr>
-          <w:b/>
-          <w:bCs/>
-        </w:rPr>
-      </w:pPr>
-      <w:r>
-        <w:t>A prediction is available for at least 90% of flights departing from Dublin, Cork, and Shannon airport.</w:t>
-      </w:r>
-    </w:p>
-    <w:p>
-      <w:pPr>
-        <w:pStyle w:val="ListParagraph"/>
-        <w:numPr>
-          <w:ilvl w:val="0"/>
-          <w:numId w:val="14"/>
-        </w:numPr>
-        <w:rPr>
-          <w:b/>
-          <w:bCs/>
-        </w:rPr>
-      </w:pPr>
-      <w:r>
-        <w:t>The average time to make a prediction is less than 15 second</w:t>
-      </w:r>
-      <w:r>
-        <w:t>s, from web server-to-web server.</w:t>
-      </w:r>
-    </w:p>
-    <w:p>
-      <w:pPr>
-        <w:pStyle w:val="ListParagraph"/>
-        <w:numPr>
-          <w:ilvl w:val="0"/>
-          <w:numId w:val="14"/>
-        </w:numPr>
-        <w:rPr>
-          <w:b/>
-          <w:bCs/>
-        </w:rPr>
-      </w:pPr>
-      <w:r>
-        <w:t>The accuracy of predictions</w:t>
-      </w:r>
-      <w:r>
-        <w:t xml:space="preserve"> made by the system at least match</w:t>
-      </w:r>
-      <w:r>
-        <w:t xml:space="preserve"> those of</w:t>
-      </w:r>
-      <w:r>
-        <w:t xml:space="preserve"> a naïve model which assumes each flight will depart on-time</w:t>
-      </w:r>
-      <w:r>
-        <w:t>, as measured over a one-week period.</w:t>
-      </w:r>
-    </w:p>
-    <w:p>
-      <w:pPr>
-        <w:pStyle w:val="ListParagraph"/>
-        <w:numPr>
-          <w:ilvl w:val="0"/>
-          <w:numId w:val="14"/>
-        </w:numPr>
-        <w:rPr>
-          <w:b/>
-          <w:bCs/>
-        </w:rPr>
-      </w:pPr>
-      <w:r>
-        <w:t>The monthly cost of the project does not exceed €50 at any time.</w:t>
-      </w:r>
-    </w:p>
-    <w:p>
-      <w:pPr>
-        <w:pStyle w:val="ListParagraph"/>
-        <w:numPr>
-          <w:ilvl w:val="0"/>
-          <w:numId w:val="14"/>
-        </w:numPr>
-        <w:rPr>
-          <w:b/>
-          <w:bCs/>
-        </w:rPr>
-      </w:pPr>
-      <w:r>
-        <w:t>The average monthly cost of the project does not exceed €30 for any 6-month period.</w:t>
-      </w:r>
-    </w:p>
-    <w:p>
-      <w:pPr>
-        <w:pStyle w:val="Heading2"/>
-        <w:rPr>
-          <w:rFonts w:eastAsia="Times New Roman"/>
-        </w:rPr>
-      </w:pPr>
-      <w:r>
-        <w:br w:type="page"/>
-      </w:r>
-      <w:bookmarkStart w:id="9" w:name="_Toc241419975"/>
-      <w:r>
-        <w:lastRenderedPageBreak/>
-        <w:t xml:space="preserve">1.2. </w:t>
-      </w:r>
-      <w:r>
-        <w:t>Assess Situation</w:t>
-      </w:r>
-      <w:bookmarkEnd w:id="9"/>
-    </w:p>
-    <w:p/>
-    <w:p>
-      <w:pPr>
-        <w:pStyle w:val="Heading3"/>
-      </w:pPr>
-      <w:bookmarkStart w:id="10" w:name="_Toc241419976"/>
-      <w:r>
-        <w:t xml:space="preserve">1.2.1. </w:t>
-      </w:r>
-      <w:r>
-        <w:t>Inventory</w:t>
-      </w:r>
-      <w:r>
-        <w:t xml:space="preserve"> of Resources, Requirements, Assumptions, and Constraints</w:t>
-      </w:r>
-      <w:bookmarkEnd w:id="10"/>
-    </w:p>
-    <w:p/>
-    <w:p>
-      <w:pPr>
-        <w:pStyle w:val="Heading4"/>
-      </w:pPr>
-      <w:r>
-        <w:t>Resources</w:t>
-      </w:r>
-    </w:p>
-    <w:p>
-      <w:pPr>
-        <w:pStyle w:val="Heading4"/>
-      </w:pPr>
-      <w:r>
-        <w:t>People</w:t>
-      </w:r>
-    </w:p>
-    <w:p>
-      <w:pPr>
-        <w:pStyle w:val="ListParagraph"/>
-        <w:numPr>
-          <w:ilvl w:val="0"/>
-          <w:numId w:val="9"/>
-        </w:numPr>
-      </w:pPr>
-      <w:r>
-        <w:t>Joe O'Mahony: Responsible for the entire project.</w:t>
-      </w:r>
-    </w:p>
-    <w:p>
-      <w:pPr>
-        <w:pStyle w:val="ListParagraph"/>
-        <w:numPr>
-          <w:ilvl w:val="0"/>
-          <w:numId w:val="9"/>
-        </w:numPr>
-      </w:pPr>
-      <w:r>
-        <w:t>Project supervisor: Allows meetings to provide guidance and feedback.</w:t>
-      </w:r>
-    </w:p>
-    <w:p/>
-    <w:p>
-      <w:pPr>
-        <w:pStyle w:val="Heading4"/>
-      </w:pPr>
-      <w:r>
-        <w:t>Hardware, Software, and Cloud</w:t>
-      </w:r>
-    </w:p>
-    <w:p>
-      <w:pPr>
-        <w:pStyle w:val="Heading5"/>
-      </w:pPr>
-      <w:r>
-        <w:t>Hardware</w:t>
-      </w:r>
-    </w:p>
-    <w:p>
-      <w:pPr>
-        <w:pStyle w:val="ListParagraph"/>
-        <w:numPr>
-          <w:ilvl w:val="0"/>
-          <w:numId w:val="15"/>
-        </w:numPr>
-      </w:pPr>
-      <w:r>
-        <w:t>Apple MacBook Pro laptop used for training.</w:t>
-      </w:r>
-    </w:p>
-    <w:p>
-      <w:pPr>
-        <w:pStyle w:val="Heading5"/>
-      </w:pPr>
-      <w:r>
-        <w:t>Cloud</w:t>
-      </w:r>
-    </w:p>
-    <w:p>
-      <w:pPr>
-        <w:pStyle w:val="ListParagraph"/>
-        <w:numPr>
-          <w:ilvl w:val="0"/>
-          <w:numId w:val="10"/>
-        </w:numPr>
-      </w:pPr>
-      <w:r>
-        <w:t>AWS Lambda, a Function-as-a-Service (FaaS) offering by AWS used to ingest data on a regular basis.</w:t>
-      </w:r>
-    </w:p>
-    <w:p>
-      <w:pPr>
-        <w:pStyle w:val="ListParagraph"/>
-        <w:numPr>
-          <w:ilvl w:val="0"/>
-          <w:numId w:val="10"/>
-        </w:numPr>
-      </w:pPr>
-      <w:r>
-        <w:t>AWS S3, an object store offering by AWS used to store both structured and semi-structured data.</w:t>
-      </w:r>
-    </w:p>
-    <w:p>
-      <w:pPr>
-        <w:pStyle w:val="ListParagraph"/>
-        <w:numPr>
-          <w:ilvl w:val="0"/>
-          <w:numId w:val="10"/>
-        </w:numPr>
-      </w:pPr>
-      <w:r>
-        <w:t>Neon PostgreSQL database.</w:t>
-      </w:r>
-    </w:p>
-    <w:p>
-      <w:pPr>
-        <w:pStyle w:val="Heading5"/>
-      </w:pPr>
-      <w:r>
-        <w:t>Software</w:t>
-      </w:r>
-    </w:p>
-    <w:p>
-      <w:pPr>
-        <w:pStyle w:val="ListParagraph"/>
-        <w:numPr>
-          <w:ilvl w:val="0"/>
-          <w:numId w:val="10"/>
-        </w:numPr>
-      </w:pPr>
-      <w:r>
-        <w:t>Express and Node for application middleware and backend.</w:t>
-      </w:r>
-    </w:p>
-    <w:p>
-      <w:pPr>
-        <w:pStyle w:val="ListParagraph"/>
-        <w:numPr>
-          <w:ilvl w:val="0"/>
-          <w:numId w:val="10"/>
-        </w:numPr>
-      </w:pPr>
-      <w:r>
-        <w:t>JavaScript</w:t>
-      </w:r>
-      <w:r>
-        <w:t xml:space="preserve"> for application programming.</w:t>
-      </w:r>
-    </w:p>
-    <w:p>
-      <w:pPr>
-        <w:pStyle w:val="ListParagraph"/>
-        <w:numPr>
-          <w:ilvl w:val="0"/>
-          <w:numId w:val="10"/>
-        </w:numPr>
-      </w:pPr>
-      <w:r>
-        <w:t>Python</w:t>
-      </w:r>
-      <w:r>
-        <w:t xml:space="preserve"> for AWS and data engineering.</w:t>
-      </w:r>
-    </w:p>
-    <w:p>
-      <w:pPr>
-        <w:pStyle w:val="ListParagraph"/>
-        <w:numPr>
-          <w:ilvl w:val="0"/>
-          <w:numId w:val="10"/>
-        </w:numPr>
-      </w:pPr>
-      <w:r>
-        <w:t xml:space="preserve">Google </w:t>
-      </w:r>
-      <w:proofErr w:type="spellStart"/>
-      <w:r>
-        <w:t>Colab</w:t>
-      </w:r>
-      <w:proofErr w:type="spellEnd"/>
-      <w:r>
-        <w:t xml:space="preserve"> for data investigation and experimentation. </w:t>
-      </w:r>
-    </w:p>
-    <w:p>
-      <w:pPr>
-        <w:pStyle w:val="ListParagraph"/>
-        <w:numPr>
-          <w:ilvl w:val="0"/>
-          <w:numId w:val="10"/>
-        </w:numPr>
-      </w:pPr>
-      <w:r>
-        <w:t>Miro for project management.</w:t>
-      </w:r>
-    </w:p>
-    <w:p/>
-    <w:p>
-      <w:pPr>
-        <w:pStyle w:val="Heading4"/>
-      </w:pPr>
-      <w:r>
-        <w:t>Data</w:t>
-      </w:r>
-    </w:p>
-    <w:p/>
-    <w:p>
-      <w:pPr>
-        <w:pStyle w:val="Heading5"/>
-      </w:pPr>
-      <w:r>
-        <w:t xml:space="preserve">Aviation Weather </w:t>
-      </w:r>
-      <w:proofErr w:type="spellStart"/>
-      <w:r>
-        <w:t>Center</w:t>
-      </w:r>
-      <w:proofErr w:type="spellEnd"/>
-    </w:p>
-    <w:p>
-      <w:pPr>
-        <w:rPr>
-          <w:lang w:val="en-GB"/>
-        </w:rPr>
-      </w:pPr>
-    </w:p>
-    <w:p>
-      <w:pPr>
-        <w:pStyle w:val="Caption"/>
-        <w:keepNext/>
-      </w:pPr>
-      <w:bookmarkStart w:id="11" w:name="_Toc241419897"/>
-      <w:r>
-        <w:lastRenderedPageBreak/>
-        <w:t xml:space="preserve">Table </w:t>
-      </w:r>
-      <w:fldSimple w:instr=" SEQ Table \* ARABIC ">
-        <w:r>
-          <w:rPr>
-            <w:noProof/>
-          </w:rPr>
-          <w:t>1</w:t>
-        </w:r>
-      </w:fldSimple>
-      <w:r>
-        <w:t xml:space="preserve"> Aviation Weather </w:t>
-      </w:r>
-      <w:proofErr w:type="spellStart"/>
-      <w:r>
-        <w:t>Center</w:t>
-      </w:r>
-      <w:proofErr w:type="spellEnd"/>
-      <w:r>
-        <w:t xml:space="preserve"> data products</w:t>
-      </w:r>
-      <w:bookmarkEnd w:id="11"/>
-    </w:p>
     <w:tbl>
       <w:tblPr>
-        <w:tblStyle w:val="GridTable6Colourful"/>
+        <w:tblStyle w:val="GridTable4-Accent1"/>
         <w:tblW w:w="0" w:type="auto"/>
-        <w:tblLayout w:type="fixed"/>
-        <w:tblLook w:val="0420" w:firstRow="1" w:lastRow="0" w:firstColumn="0" w:lastColumn="0" w:noHBand="0" w:noVBand="1"/>
+        <w:tblLook w:val="04A0" w:firstRow="1" w:lastRow="0" w:firstColumn="1" w:lastColumn="0" w:noHBand="0" w:noVBand="1"/>
       </w:tblPr>
       <w:tblGrid>
-        <w:gridCol w:w="2988"/>
-        <w:gridCol w:w="2880"/>
-        <w:gridCol w:w="2880"/>
+        <w:gridCol w:w="2406"/>
+        <w:gridCol w:w="2407"/>
+        <w:gridCol w:w="2407"/>
+        <w:gridCol w:w="2408"/>
       </w:tblGrid>
       <w:tr>
         <w:trPr>
           <w:cnfStyle w:val="100000000000" w:firstRow="1" w:lastRow="0" w:firstColumn="0" w:lastColumn="0" w:oddVBand="0" w:evenVBand="0" w:oddHBand="0" w:evenHBand="0" w:firstRowFirstColumn="0" w:firstRowLastColumn="0" w:lastRowFirstColumn="0" w:lastRowLastColumn="0"/>
-          <w:cantSplit/>
         </w:trPr>
         <w:tc>
           <w:tcPr>
-            <w:tcW w:w="2988" w:type="dxa"/>
+            <w:cnfStyle w:val="001000000000" w:firstRow="0" w:lastRow="0" w:firstColumn="1" w:lastColumn="0" w:oddVBand="0" w:evenVBand="0" w:oddHBand="0" w:evenHBand="0" w:firstRowFirstColumn="0" w:firstRowLastColumn="0" w:lastRowFirstColumn="0" w:lastRowLastColumn="0"/>
+            <w:tcW w:w="2406" w:type="dxa"/>
           </w:tcPr>
           <w:p>
-            <w:pPr>
-              <w:rPr>
-                <w:lang w:val="en-GB"/>
-              </w:rPr>
-            </w:pPr>
-            <w:r>
-              <w:rPr>
-                <w:lang w:val="en-GB"/>
-              </w:rPr>
-              <w:t>Product</w:t>
+            <w:r>
+              <w:t>Company</w:t>
             </w:r>
           </w:p>
         </w:tc>
         <w:tc>
           <w:tcPr>
-            <w:tcW w:w="2880" w:type="dxa"/>
+            <w:tcW w:w="2407" w:type="dxa"/>
           </w:tcPr>
           <w:p>
             <w:pPr>
-              <w:rPr>
-                <w:lang w:val="en-GB"/>
-              </w:rPr>
+              <w:cnfStyle w:val="100000000000" w:firstRow="1" w:lastRow="0" w:firstColumn="0" w:lastColumn="0" w:oddVBand="0" w:evenVBand="0" w:oddHBand="0" w:evenHBand="0" w:firstRowFirstColumn="0" w:firstRowLastColumn="0" w:lastRowFirstColumn="0" w:lastRowLastColumn="0"/>
             </w:pPr>
             <w:r>
-              <w:rPr>
-                <w:lang w:val="en-GB"/>
-              </w:rPr>
-              <w:t>Description</w:t>
+              <w:t>Flighty</w:t>
             </w:r>
           </w:p>
         </w:tc>
         <w:tc>
           <w:tcPr>
-            <w:tcW w:w="2880" w:type="dxa"/>
+            <w:tcW w:w="2407" w:type="dxa"/>
           </w:tcPr>
           <w:p>
             <w:pPr>
-              <w:rPr>
-                <w:lang w:val="en-GB"/>
-              </w:rPr>
+              <w:cnfStyle w:val="100000000000" w:firstRow="1" w:lastRow="0" w:firstColumn="0" w:lastColumn="0" w:oddVBand="0" w:evenVBand="0" w:oddHBand="0" w:evenHBand="0" w:firstRowFirstColumn="0" w:firstRowLastColumn="0" w:lastRowFirstColumn="0" w:lastRowLastColumn="0"/>
             </w:pPr>
             <w:r>
-              <w:rPr>
-                <w:lang w:val="en-GB"/>
-              </w:rPr>
-              <w:t>Formats</w:t>
+              <w:t>TripIt</w:t>
+            </w:r>
+          </w:p>
+        </w:tc>
+        <w:tc>
+          <w:tcPr>
+            <w:tcW w:w="2408" w:type="dxa"/>
+          </w:tcPr>
+          <w:p>
+            <w:pPr>
+              <w:cnfStyle w:val="100000000000" w:firstRow="1" w:lastRow="0" w:firstColumn="0" w:lastColumn="0" w:oddVBand="0" w:evenVBand="0" w:oddHBand="0" w:evenHBand="0" w:firstRowFirstColumn="0" w:firstRowLastColumn="0" w:lastRowFirstColumn="0" w:lastRowLastColumn="0"/>
+            </w:pPr>
+            <w:r>
+              <w:t>App in the Air</w:t>
             </w:r>
           </w:p>
         </w:tc>
@@ -5137,146 +4493,115 @@
       <w:tr>
         <w:trPr>
           <w:cnfStyle w:val="000000100000" w:firstRow="0" w:lastRow="0" w:firstColumn="0" w:lastColumn="0" w:oddVBand="0" w:evenVBand="0" w:oddHBand="1" w:evenHBand="0" w:firstRowFirstColumn="0" w:firstRowLastColumn="0" w:lastRowFirstColumn="0" w:lastRowLastColumn="0"/>
-          <w:cantSplit/>
         </w:trPr>
         <w:tc>
           <w:tcPr>
-            <w:tcW w:w="2988" w:type="dxa"/>
+            <w:cnfStyle w:val="001000000000" w:firstRow="0" w:lastRow="0" w:firstColumn="1" w:lastColumn="0" w:oddVBand="0" w:evenVBand="0" w:oddHBand="0" w:evenHBand="0" w:firstRowFirstColumn="0" w:firstRowLastColumn="0" w:lastRowFirstColumn="0" w:lastRowLastColumn="0"/>
+            <w:tcW w:w="2406" w:type="dxa"/>
           </w:tcPr>
           <w:p>
-            <w:pPr>
-              <w:rPr>
-                <w:lang w:val="en-GB"/>
-              </w:rPr>
-            </w:pPr>
-            <w:r>
-              <w:rPr>
-                <w:lang w:val="en-GB"/>
-              </w:rPr>
-              <w:t>METAR</w:t>
+            <w:r>
+              <w:t>Free tier</w:t>
             </w:r>
           </w:p>
         </w:tc>
         <w:tc>
           <w:tcPr>
-            <w:tcW w:w="2880" w:type="dxa"/>
+            <w:tcW w:w="2407" w:type="dxa"/>
           </w:tcPr>
           <w:p>
             <w:pPr>
-              <w:rPr>
-                <w:lang w:val="en-GB"/>
-              </w:rPr>
+              <w:cnfStyle w:val="000000100000" w:firstRow="0" w:lastRow="0" w:firstColumn="0" w:lastColumn="0" w:oddVBand="0" w:evenVBand="0" w:oddHBand="1" w:evenHBand="0" w:firstRowFirstColumn="0" w:firstRowLastColumn="0" w:lastRowFirstColumn="0" w:lastRowLastColumn="0"/>
             </w:pPr>
             <w:r>
-              <w:rPr>
-                <w:lang w:val="en-GB"/>
-              </w:rPr>
-              <w:t>Real-time airport weather observations</w:t>
+              <w:t>Basic flight tracking and a personal flight log</w:t>
             </w:r>
           </w:p>
         </w:tc>
         <w:tc>
           <w:tcPr>
-            <w:tcW w:w="2880" w:type="dxa"/>
+            <w:tcW w:w="2407" w:type="dxa"/>
           </w:tcPr>
           <w:p>
             <w:pPr>
-              <w:rPr>
-                <w:lang w:val="en-GB"/>
-              </w:rPr>
+              <w:cnfStyle w:val="000000100000" w:firstRow="0" w:lastRow="0" w:firstColumn="0" w:lastColumn="0" w:oddVBand="0" w:evenVBand="0" w:oddHBand="1" w:evenHBand="0" w:firstRowFirstColumn="0" w:firstRowLastColumn="0" w:lastRowFirstColumn="0" w:lastRowLastColumn="0"/>
             </w:pPr>
             <w:r>
-              <w:rPr>
-                <w:lang w:val="en-GB"/>
-              </w:rPr>
-              <w:t xml:space="preserve">Raw text, JSON, </w:t>
-            </w:r>
-            <w:proofErr w:type="spellStart"/>
-            <w:r>
-              <w:rPr>
-                <w:lang w:val="en-GB"/>
-              </w:rPr>
-              <w:t>GeoJSON</w:t>
-            </w:r>
-            <w:proofErr w:type="spellEnd"/>
-            <w:r>
-              <w:rPr>
-                <w:lang w:val="en-GB"/>
-              </w:rPr>
-              <w:t>, CSV, XML, IWXXM</w:t>
+              <w:t>Comprehensive travel itinerary</w:t>
+            </w:r>
+          </w:p>
+        </w:tc>
+        <w:tc>
+          <w:tcPr>
+            <w:tcW w:w="2408" w:type="dxa"/>
+          </w:tcPr>
+          <w:p>
+            <w:pPr>
+              <w:cnfStyle w:val="000000100000" w:firstRow="0" w:lastRow="0" w:firstColumn="0" w:lastColumn="0" w:oddVBand="0" w:evenVBand="0" w:oddHBand="1" w:evenHBand="0" w:firstRowFirstColumn="0" w:firstRowLastColumn="0" w:lastRowFirstColumn="0" w:lastRowLastColumn="0"/>
+            </w:pPr>
+            <w:r>
+              <w:t>Gamified flight log</w:t>
+            </w:r>
+            <w:r>
+              <w:t xml:space="preserve"> and basic flight tracking </w:t>
+            </w:r>
+            <w:r>
+              <w:t>(2018)</w:t>
             </w:r>
           </w:p>
         </w:tc>
       </w:tr>
       <w:tr>
-        <w:trPr>
-          <w:cantSplit/>
-        </w:trPr>
         <w:tc>
           <w:tcPr>
-            <w:tcW w:w="2988" w:type="dxa"/>
+            <w:cnfStyle w:val="001000000000" w:firstRow="0" w:lastRow="0" w:firstColumn="1" w:lastColumn="0" w:oddVBand="0" w:evenVBand="0" w:oddHBand="0" w:evenHBand="0" w:firstRowFirstColumn="0" w:firstRowLastColumn="0" w:lastRowFirstColumn="0" w:lastRowLastColumn="0"/>
+            <w:tcW w:w="2406" w:type="dxa"/>
           </w:tcPr>
           <w:p>
-            <w:pPr>
-              <w:rPr>
-                <w:lang w:val="en-GB"/>
-              </w:rPr>
-            </w:pPr>
-            <w:r>
-              <w:rPr>
-                <w:lang w:val="en-GB"/>
-              </w:rPr>
-              <w:t>TAF</w:t>
+            <w:r>
+              <w:t>Flight alerts?</w:t>
             </w:r>
           </w:p>
         </w:tc>
         <w:tc>
           <w:tcPr>
-            <w:tcW w:w="2880" w:type="dxa"/>
+            <w:tcW w:w="2407" w:type="dxa"/>
           </w:tcPr>
           <w:p>
             <w:pPr>
-              <w:rPr>
-                <w:lang w:val="en-GB"/>
-              </w:rPr>
+              <w:cnfStyle w:val="000000000000" w:firstRow="0" w:lastRow="0" w:firstColumn="0" w:lastColumn="0" w:oddVBand="0" w:evenVBand="0" w:oddHBand="0" w:evenHBand="0" w:firstRowFirstColumn="0" w:firstRowLastColumn="0" w:lastRowFirstColumn="0" w:lastRowLastColumn="0"/>
             </w:pPr>
             <w:r>
-              <w:rPr>
-                <w:lang w:val="en-GB"/>
-              </w:rPr>
-              <w:t>Airport weather forecasts</w:t>
+              <w:t>N</w:t>
             </w:r>
           </w:p>
         </w:tc>
         <w:tc>
           <w:tcPr>
-            <w:tcW w:w="2880" w:type="dxa"/>
+            <w:tcW w:w="2407" w:type="dxa"/>
           </w:tcPr>
           <w:p>
             <w:pPr>
-              <w:rPr>
-                <w:lang w:val="en-GB"/>
-              </w:rPr>
+              <w:cnfStyle w:val="000000000000" w:firstRow="0" w:lastRow="0" w:firstColumn="0" w:lastColumn="0" w:oddVBand="0" w:evenVBand="0" w:oddHBand="0" w:evenHBand="0" w:firstRowFirstColumn="0" w:firstRowLastColumn="0" w:lastRowFirstColumn="0" w:lastRowLastColumn="0"/>
             </w:pPr>
             <w:r>
-              <w:rPr>
-                <w:lang w:val="en-GB"/>
-              </w:rPr>
-              <w:t xml:space="preserve">Raw text, JSON, </w:t>
-            </w:r>
-            <w:proofErr w:type="spellStart"/>
-            <w:r>
-              <w:rPr>
-                <w:lang w:val="en-GB"/>
-              </w:rPr>
-              <w:t>GeoJSON</w:t>
-            </w:r>
-            <w:proofErr w:type="spellEnd"/>
-            <w:r>
-              <w:rPr>
-                <w:lang w:val="en-GB"/>
-              </w:rPr>
-              <w:t>, XML, IWXXM</w:t>
+              <w:t>N</w:t>
+            </w:r>
+          </w:p>
+        </w:tc>
+        <w:tc>
+          <w:tcPr>
+            <w:tcW w:w="2408" w:type="dxa"/>
+          </w:tcPr>
+          <w:p>
+            <w:pPr>
+              <w:cnfStyle w:val="000000000000" w:firstRow="0" w:lastRow="0" w:firstColumn="0" w:lastColumn="0" w:oddVBand="0" w:evenVBand="0" w:oddHBand="0" w:evenHBand="0" w:firstRowFirstColumn="0" w:firstRowLastColumn="0" w:lastRowFirstColumn="0" w:lastRowLastColumn="0"/>
+            </w:pPr>
+            <w:r>
+              <w:t>N</w:t>
+            </w:r>
+            <w:r>
+              <w:t xml:space="preserve"> (2022)</w:t>
             </w:r>
           </w:p>
         </w:tc>
@@ -5284,146 +4609,245 @@
       <w:tr>
         <w:trPr>
           <w:cnfStyle w:val="000000100000" w:firstRow="0" w:lastRow="0" w:firstColumn="0" w:lastColumn="0" w:oddVBand="0" w:evenVBand="0" w:oddHBand="1" w:evenHBand="0" w:firstRowFirstColumn="0" w:firstRowLastColumn="0" w:lastRowFirstColumn="0" w:lastRowLastColumn="0"/>
-          <w:cantSplit/>
         </w:trPr>
         <w:tc>
           <w:tcPr>
-            <w:tcW w:w="2988" w:type="dxa"/>
+            <w:cnfStyle w:val="001000000000" w:firstRow="0" w:lastRow="0" w:firstColumn="1" w:lastColumn="0" w:oddVBand="0" w:evenVBand="0" w:oddHBand="0" w:evenHBand="0" w:firstRowFirstColumn="0" w:firstRowLastColumn="0" w:lastRowFirstColumn="0" w:lastRowLastColumn="0"/>
+            <w:tcW w:w="2406" w:type="dxa"/>
           </w:tcPr>
           <w:p>
-            <w:pPr>
-              <w:rPr>
-                <w:lang w:val="en-GB"/>
-              </w:rPr>
-            </w:pPr>
-            <w:r>
-              <w:rPr>
-                <w:lang w:val="en-GB"/>
-              </w:rPr>
-              <w:t>SIGMET</w:t>
+            <w:r>
+              <w:t>Delay predictions?</w:t>
             </w:r>
           </w:p>
         </w:tc>
         <w:tc>
           <w:tcPr>
-            <w:tcW w:w="2880" w:type="dxa"/>
+            <w:tcW w:w="2407" w:type="dxa"/>
           </w:tcPr>
           <w:p>
             <w:pPr>
-              <w:rPr>
-                <w:lang w:val="en-GB"/>
-              </w:rPr>
+              <w:cnfStyle w:val="000000100000" w:firstRow="0" w:lastRow="0" w:firstColumn="0" w:lastColumn="0" w:oddVBand="0" w:evenVBand="0" w:oddHBand="1" w:evenHBand="0" w:firstRowFirstColumn="0" w:firstRowLastColumn="0" w:lastRowFirstColumn="0" w:lastRowLastColumn="0"/>
             </w:pPr>
             <w:r>
-              <w:rPr>
-                <w:lang w:val="en-GB"/>
-              </w:rPr>
-              <w:t>Severe weather advisories</w:t>
+              <w:t>N</w:t>
             </w:r>
           </w:p>
         </w:tc>
         <w:tc>
           <w:tcPr>
-            <w:tcW w:w="2880" w:type="dxa"/>
+            <w:tcW w:w="2407" w:type="dxa"/>
           </w:tcPr>
           <w:p>
             <w:pPr>
-              <w:rPr>
-                <w:lang w:val="en-GB"/>
-              </w:rPr>
+              <w:cnfStyle w:val="000000100000" w:firstRow="0" w:lastRow="0" w:firstColumn="0" w:lastColumn="0" w:oddVBand="0" w:evenVBand="0" w:oddHBand="1" w:evenHBand="0" w:firstRowFirstColumn="0" w:firstRowLastColumn="0" w:lastRowFirstColumn="0" w:lastRowLastColumn="0"/>
             </w:pPr>
             <w:r>
-              <w:rPr>
-                <w:lang w:val="en-GB"/>
-              </w:rPr>
-              <w:t xml:space="preserve">Raw text, JSON, </w:t>
-            </w:r>
-            <w:proofErr w:type="spellStart"/>
-            <w:r>
-              <w:rPr>
-                <w:lang w:val="en-GB"/>
-              </w:rPr>
-              <w:t>GeoJSON</w:t>
-            </w:r>
-            <w:proofErr w:type="spellEnd"/>
-            <w:r>
-              <w:rPr>
-                <w:lang w:val="en-GB"/>
-              </w:rPr>
-              <w:t>, XML</w:t>
+              <w:t>N</w:t>
+            </w:r>
+          </w:p>
+        </w:tc>
+        <w:tc>
+          <w:tcPr>
+            <w:tcW w:w="2408" w:type="dxa"/>
+          </w:tcPr>
+          <w:p>
+            <w:pPr>
+              <w:cnfStyle w:val="000000100000" w:firstRow="0" w:lastRow="0" w:firstColumn="0" w:lastColumn="0" w:oddVBand="0" w:evenVBand="0" w:oddHBand="1" w:evenHBand="0" w:firstRowFirstColumn="0" w:firstRowLastColumn="0" w:lastRowFirstColumn="0" w:lastRowLastColumn="0"/>
+            </w:pPr>
+            <w:r>
+              <w:t>N</w:t>
+            </w:r>
+            <w:r>
+              <w:t xml:space="preserve"> (</w:t>
+            </w:r>
+            <w:r>
+              <w:t>2022)</w:t>
             </w:r>
           </w:p>
         </w:tc>
       </w:tr>
       <w:tr>
-        <w:trPr>
-          <w:cantSplit/>
-        </w:trPr>
         <w:tc>
           <w:tcPr>
-            <w:tcW w:w="2988" w:type="dxa"/>
+            <w:cnfStyle w:val="001000000000" w:firstRow="0" w:lastRow="0" w:firstColumn="1" w:lastColumn="0" w:oddVBand="0" w:evenVBand="0" w:oddHBand="0" w:evenHBand="0" w:firstRowFirstColumn="0" w:firstRowLastColumn="0" w:lastRowFirstColumn="0" w:lastRowLastColumn="0"/>
+            <w:tcW w:w="2406" w:type="dxa"/>
           </w:tcPr>
           <w:p>
             <w:pPr>
               <w:rPr>
-                <w:lang w:val="en-GB"/>
+                <w:b w:val="0"/>
+                <w:bCs w:val="0"/>
               </w:rPr>
             </w:pPr>
             <w:r>
-              <w:rPr>
-                <w:lang w:val="en-GB"/>
-              </w:rPr>
-              <w:t>Station info</w:t>
+              <w:t xml:space="preserve">Paid Membership </w:t>
+            </w:r>
+          </w:p>
+          <w:p>
+            <w:r>
+              <w:t>($ USD or £ GBP)</w:t>
             </w:r>
           </w:p>
         </w:tc>
         <w:tc>
           <w:tcPr>
-            <w:tcW w:w="2880" w:type="dxa"/>
+            <w:tcW w:w="2407" w:type="dxa"/>
           </w:tcPr>
           <w:p>
             <w:pPr>
-              <w:rPr>
-                <w:lang w:val="en-GB"/>
-              </w:rPr>
+              <w:cnfStyle w:val="000000000000" w:firstRow="0" w:lastRow="0" w:firstColumn="0" w:lastColumn="0" w:oddVBand="0" w:evenVBand="0" w:oddHBand="0" w:evenHBand="0" w:firstRowFirstColumn="0" w:firstRowLastColumn="0" w:lastRowFirstColumn="0" w:lastRowLastColumn="0"/>
             </w:pPr>
             <w:r>
               <w:rPr>
-                <w:lang w:val="en-GB"/>
-              </w:rPr>
-              <w:t>Weather observation station information</w:t>
+                <w:b/>
+                <w:bCs/>
+              </w:rPr>
+              <w:t>Weekly:</w:t>
+            </w:r>
+            <w:r>
+              <w:t xml:space="preserve"> $4.99</w:t>
+            </w:r>
+            <w:r>
+              <w:t xml:space="preserve"> ($</w:t>
+            </w:r>
+            <w:r>
+              <w:t>259.48</w:t>
+            </w:r>
+            <w:r>
+              <w:t xml:space="preserve"> p.a.)</w:t>
+            </w:r>
+          </w:p>
+          <w:p>
+            <w:pPr>
+              <w:cnfStyle w:val="000000000000" w:firstRow="0" w:lastRow="0" w:firstColumn="0" w:lastColumn="0" w:oddVBand="0" w:evenVBand="0" w:oddHBand="0" w:evenHBand="0" w:firstRowFirstColumn="0" w:firstRowLastColumn="0" w:lastRowFirstColumn="0" w:lastRowLastColumn="0"/>
+            </w:pPr>
+            <w:r>
+              <w:rPr>
+                <w:b/>
+                <w:bCs/>
+              </w:rPr>
+              <w:t>Annual:</w:t>
+            </w:r>
+            <w:r>
+              <w:t xml:space="preserve"> $59.99</w:t>
+            </w:r>
+          </w:p>
+          <w:p>
+            <w:pPr>
+              <w:cnfStyle w:val="000000000000" w:firstRow="0" w:lastRow="0" w:firstColumn="0" w:lastColumn="0" w:oddVBand="0" w:evenVBand="0" w:oddHBand="0" w:evenHBand="0" w:firstRowFirstColumn="0" w:firstRowLastColumn="0" w:lastRowFirstColumn="0" w:lastRowLastColumn="0"/>
+            </w:pPr>
+            <w:r>
+              <w:rPr>
+                <w:b/>
+                <w:bCs/>
+              </w:rPr>
+              <w:t>Family</w:t>
+            </w:r>
+            <w:r>
+              <w:rPr>
+                <w:b/>
+                <w:bCs/>
+              </w:rPr>
+              <w:t xml:space="preserve">: </w:t>
+            </w:r>
+            <w:r>
+              <w:t>$119</w:t>
+            </w:r>
+            <w:r>
+              <w:t xml:space="preserve"> p.a.</w:t>
+            </w:r>
+            <w:r>
+              <w:t xml:space="preserve"> (</w:t>
+            </w:r>
+            <w:r>
+              <w:t xml:space="preserve">up to </w:t>
+            </w:r>
+            <w:r>
+              <w:t>6 users)</w:t>
+            </w:r>
+          </w:p>
+          <w:p>
+            <w:pPr>
+              <w:cnfStyle w:val="000000000000" w:firstRow="0" w:lastRow="0" w:firstColumn="0" w:lastColumn="0" w:oddVBand="0" w:evenVBand="0" w:oddHBand="0" w:evenHBand="0" w:firstRowFirstColumn="0" w:firstRowLastColumn="0" w:lastRowFirstColumn="0" w:lastRowLastColumn="0"/>
+            </w:pPr>
+            <w:r>
+              <w:rPr>
+                <w:b/>
+                <w:bCs/>
+              </w:rPr>
+              <w:t xml:space="preserve">Lifetime: </w:t>
+            </w:r>
+            <w:r>
+              <w:t>$299 (1 user)</w:t>
             </w:r>
           </w:p>
         </w:tc>
         <w:tc>
           <w:tcPr>
-            <w:tcW w:w="2880" w:type="dxa"/>
+            <w:tcW w:w="2407" w:type="dxa"/>
           </w:tcPr>
           <w:p>
             <w:pPr>
-              <w:rPr>
-                <w:lang w:val="en-GB"/>
-              </w:rPr>
+              <w:cnfStyle w:val="000000000000" w:firstRow="0" w:lastRow="0" w:firstColumn="0" w:lastColumn="0" w:oddVBand="0" w:evenVBand="0" w:oddHBand="0" w:evenHBand="0" w:firstRowFirstColumn="0" w:firstRowLastColumn="0" w:lastRowFirstColumn="0" w:lastRowLastColumn="0"/>
             </w:pPr>
             <w:r>
               <w:rPr>
-                <w:lang w:val="en-GB"/>
-              </w:rPr>
-              <w:t xml:space="preserve">JSON, </w:t>
-            </w:r>
-            <w:proofErr w:type="spellStart"/>
-            <w:r>
-              <w:rPr>
-                <w:lang w:val="en-GB"/>
-              </w:rPr>
-              <w:t>GeoJSON</w:t>
-            </w:r>
-            <w:proofErr w:type="spellEnd"/>
-            <w:r>
-              <w:rPr>
-                <w:lang w:val="en-GB"/>
-              </w:rPr>
-              <w:t>, XML</w:t>
+                <w:b/>
+                <w:bCs/>
+              </w:rPr>
+              <w:t xml:space="preserve">Annual: </w:t>
+            </w:r>
+            <w:r>
+              <w:t>$49</w:t>
+            </w:r>
+          </w:p>
+        </w:tc>
+        <w:tc>
+          <w:tcPr>
+            <w:tcW w:w="2408" w:type="dxa"/>
+          </w:tcPr>
+          <w:p>
+            <w:pPr>
+              <w:cnfStyle w:val="000000000000" w:firstRow="0" w:lastRow="0" w:firstColumn="0" w:lastColumn="0" w:oddVBand="0" w:evenVBand="0" w:oddHBand="0" w:evenHBand="0" w:firstRowFirstColumn="0" w:firstRowLastColumn="0" w:lastRowFirstColumn="0" w:lastRowLastColumn="0"/>
+            </w:pPr>
+            <w:r>
+              <w:rPr>
+                <w:b/>
+                <w:bCs/>
+              </w:rPr>
+              <w:t xml:space="preserve">Annual: </w:t>
+            </w:r>
+            <w:r>
+              <w:t>£29.49</w:t>
+            </w:r>
+            <w:r>
+              <w:t xml:space="preserve"> </w:t>
+            </w:r>
+            <w:r>
+              <w:t>(2022)</w:t>
+            </w:r>
+          </w:p>
+          <w:p>
+            <w:pPr>
+              <w:jc w:val="both"/>
+              <w:cnfStyle w:val="000000000000" w:firstRow="0" w:lastRow="0" w:firstColumn="0" w:lastColumn="0" w:oddVBand="0" w:evenVBand="0" w:oddHBand="0" w:evenHBand="0" w:firstRowFirstColumn="0" w:firstRowLastColumn="0" w:lastRowFirstColumn="0" w:lastRowLastColumn="0"/>
+            </w:pPr>
+            <w:r>
+              <w:rPr>
+                <w:b/>
+                <w:bCs/>
+              </w:rPr>
+              <w:t>Lifetime:</w:t>
+            </w:r>
+            <w:r>
+              <w:t xml:space="preserve"> £48.99</w:t>
+            </w:r>
+            <w:r>
+              <w:t xml:space="preserve"> </w:t>
+            </w:r>
+            <w:r>
+              <w:t>(2022)</w:t>
             </w:r>
           </w:p>
         </w:tc>
@@ -5431,154 +4855,876 @@
       <w:tr>
         <w:trPr>
           <w:cnfStyle w:val="000000100000" w:firstRow="0" w:lastRow="0" w:firstColumn="0" w:lastColumn="0" w:oddVBand="0" w:evenVBand="0" w:oddHBand="1" w:evenHBand="0" w:firstRowFirstColumn="0" w:firstRowLastColumn="0" w:lastRowFirstColumn="0" w:lastRowLastColumn="0"/>
-          <w:cantSplit/>
         </w:trPr>
         <w:tc>
           <w:tcPr>
-            <w:tcW w:w="2988" w:type="dxa"/>
+            <w:cnfStyle w:val="001000000000" w:firstRow="0" w:lastRow="0" w:firstColumn="1" w:lastColumn="0" w:oddVBand="0" w:evenVBand="0" w:oddHBand="0" w:evenHBand="0" w:firstRowFirstColumn="0" w:firstRowLastColumn="0" w:lastRowFirstColumn="0" w:lastRowLastColumn="0"/>
+            <w:tcW w:w="9628" w:type="dxa"/>
+            <w:gridSpan w:val="4"/>
+            <w:shd w:val="clear" w:color="auto" w:fill="F2F2F2" w:themeFill="background1" w:themeFillShade="F2"/>
           </w:tcPr>
           <w:p>
             <w:pPr>
               <w:rPr>
-                <w:lang w:val="en-GB"/>
+                <w:i/>
+                <w:iCs/>
               </w:rPr>
             </w:pPr>
             <w:r>
               <w:rPr>
-                <w:lang w:val="en-GB"/>
-              </w:rPr>
-              <w:t>Airport info</w:t>
+                <w:b w:val="0"/>
+                <w:bCs w:val="0"/>
+                <w:i/>
+                <w:iCs/>
+              </w:rPr>
+              <w:lastRenderedPageBreak/>
+              <w:t>Flightly and TripIt are accurate</w:t>
+            </w:r>
+            <w:r>
+              <w:rPr>
+                <w:b w:val="0"/>
+                <w:bCs w:val="0"/>
+                <w:i/>
+                <w:iCs/>
+              </w:rPr>
+              <w:t xml:space="preserve"> as of 12/10/2026</w:t>
+            </w:r>
+            <w:r>
+              <w:rPr>
+                <w:b w:val="0"/>
+                <w:bCs w:val="0"/>
+                <w:i/>
+                <w:iCs/>
+              </w:rPr>
+              <w:t>.</w:t>
             </w:r>
           </w:p>
-        </w:tc>
-        <w:tc>
-          <w:tcPr>
-            <w:tcW w:w="2880" w:type="dxa"/>
-          </w:tcPr>
           <w:p>
             <w:pPr>
               <w:rPr>
-                <w:lang w:val="en-GB"/>
+                <w:b w:val="0"/>
+                <w:bCs w:val="0"/>
+                <w:i/>
+                <w:iCs/>
               </w:rPr>
             </w:pPr>
             <w:r>
               <w:rPr>
-                <w:lang w:val="en-GB"/>
-              </w:rPr>
-              <w:t>Airport information</w:t>
-            </w:r>
-          </w:p>
-        </w:tc>
-        <w:tc>
-          <w:tcPr>
-            <w:tcW w:w="2880" w:type="dxa"/>
-          </w:tcPr>
-          <w:p>
-            <w:pPr>
-              <w:rPr>
-                <w:lang w:val="en-GB"/>
-              </w:rPr>
-            </w:pPr>
-            <w:r>
-              <w:rPr>
-                <w:lang w:val="en-GB"/>
-              </w:rPr>
-              <w:t xml:space="preserve">JSON, </w:t>
-            </w:r>
-            <w:proofErr w:type="spellStart"/>
-            <w:r>
-              <w:rPr>
-                <w:lang w:val="en-GB"/>
-              </w:rPr>
-              <w:t>GeoJSON</w:t>
-            </w:r>
-            <w:proofErr w:type="spellEnd"/>
-            <w:r>
-              <w:rPr>
-                <w:lang w:val="en-GB"/>
-              </w:rPr>
-              <w:t>, XML</w:t>
+                <w:b w:val="0"/>
+                <w:bCs w:val="0"/>
+                <w:i/>
+                <w:iCs/>
+              </w:rPr>
+              <w:t>Reliable data for the pricing of</w:t>
+            </w:r>
+            <w:r>
+              <w:rPr>
+                <w:b w:val="0"/>
+                <w:bCs w:val="0"/>
+                <w:i/>
+                <w:iCs/>
+              </w:rPr>
+              <w:t xml:space="preserve"> App in the Air</w:t>
+            </w:r>
+            <w:r>
+              <w:rPr>
+                <w:b w:val="0"/>
+                <w:bCs w:val="0"/>
+                <w:i/>
+                <w:iCs/>
+              </w:rPr>
+              <w:t xml:space="preserve"> was difficult to find.</w:t>
+            </w:r>
+            <w:r>
+              <w:rPr>
+                <w:b w:val="0"/>
+                <w:bCs w:val="0"/>
+                <w:i/>
+                <w:iCs/>
+              </w:rPr>
+              <w:t xml:space="preserve"> Wayback Machine showed no pricing information on their website after this date.</w:t>
             </w:r>
           </w:p>
         </w:tc>
       </w:tr>
     </w:tbl>
-    <w:p>
-      <w:pPr>
-        <w:rPr>
-          <w:lang w:val="en-GB"/>
-        </w:rPr>
-      </w:pPr>
-    </w:p>
-    <w:p>
-      <w:pPr>
-        <w:rPr>
-          <w:lang w:val="en-GB"/>
-        </w:rPr>
-      </w:pPr>
-      <w:r>
-        <w:rPr>
-          <w:lang w:val="en-GB"/>
-        </w:rPr>
-        <w:t xml:space="preserve">AWC Data API documentation: </w:t>
-      </w:r>
+    <w:p/>
+    <w:p>
       <w:hyperlink r:id="rId19" w:history="1">
         <w:r>
           <w:rPr>
             <w:rStyle w:val="Hyperlink"/>
-            <w:lang w:val="en-GB"/>
-          </w:rPr>
-          <w:t>https://aviationweather.gov/data/api/</w:t>
+          </w:rPr>
+          <w:t>https://www.tripit.com/web/pro/pricing</w:t>
         </w:r>
       </w:hyperlink>
     </w:p>
     <w:p>
-      <w:pPr>
-        <w:rPr>
-          <w:lang w:val="en-GB"/>
-        </w:rPr>
-      </w:pPr>
+      <w:hyperlink r:id="rId20" w:history="1">
+        <w:r>
+          <w:rPr>
+            <w:rStyle w:val="Hyperlink"/>
+          </w:rPr>
+          <w:t>https://flighty.com/pricing</w:t>
+        </w:r>
+      </w:hyperlink>
+    </w:p>
+    <w:p>
+      <w:hyperlink r:id="rId21" w:history="1">
+        <w:r>
+          <w:rPr>
+            <w:rStyle w:val="Hyperlink"/>
+          </w:rPr>
+          <w:t>https://globetrender.com/2022/02/09/app-in-the-air-personal-assistant-frequent-flyers/</w:t>
+        </w:r>
+      </w:hyperlink>
+      <w:r>
+        <w:t xml:space="preserve"> (2022 reliable)</w:t>
+      </w:r>
+    </w:p>
+    <w:p>
+      <w:hyperlink r:id="rId22" w:history="1">
+        <w:r>
+          <w:rPr>
+            <w:rStyle w:val="Hyperlink"/>
+          </w:rPr>
+          <w:t>https://outandout.boardingarea.c</w:t>
+        </w:r>
+        <w:r>
+          <w:rPr>
+            <w:rStyle w:val="Hyperlink"/>
+          </w:rPr>
+          <w:t>o</w:t>
+        </w:r>
+        <w:r>
+          <w:rPr>
+            <w:rStyle w:val="Hyperlink"/>
+          </w:rPr>
+          <w:t>m/a</w:t>
+        </w:r>
+        <w:r>
+          <w:rPr>
+            <w:rStyle w:val="Hyperlink"/>
+          </w:rPr>
+          <w:t>p</w:t>
+        </w:r>
+        <w:r>
+          <w:rPr>
+            <w:rStyle w:val="Hyperlink"/>
+          </w:rPr>
+          <w:t>p-in-the-air/</w:t>
+        </w:r>
+      </w:hyperlink>
+      <w:r>
+        <w:t xml:space="preserve"> (2018</w:t>
+      </w:r>
+      <w:r>
+        <w:t xml:space="preserve"> used for free tier</w:t>
+      </w:r>
+      <w:r>
+        <w:t>)</w:t>
+      </w:r>
+    </w:p>
+    <w:p>
+      <w:hyperlink r:id="rId23" w:history="1">
+        <w:r>
+          <w:rPr>
+            <w:rStyle w:val="Hyperlink"/>
+          </w:rPr>
+          <w:t>https://www.pilotplans.com/blog/app-in-the-air-review</w:t>
+        </w:r>
+        <w:r>
+          <w:rPr>
+            <w:rStyle w:val="Hyperlink"/>
+          </w:rPr>
+          <w:t xml:space="preserve"> (</w:t>
+        </w:r>
+        <w:r>
+          <w:rPr>
+            <w:rStyle w:val="Hyperlink"/>
+          </w:rPr>
+          <w:t>2</w:t>
+        </w:r>
+        <w:r>
+          <w:rPr>
+            <w:rStyle w:val="Hyperlink"/>
+          </w:rPr>
+          <w:t>018</w:t>
+        </w:r>
+      </w:hyperlink>
+      <w:r>
+        <w:t xml:space="preserve"> questionable)</w:t>
+      </w:r>
+    </w:p>
+    <w:p/>
+    <w:p/>
+    <w:p>
+      <w:pPr>
+        <w:pStyle w:val="Heading3"/>
+        <w:rPr>
+          <w:i/>
+          <w:iCs/>
+        </w:rPr>
+      </w:pPr>
+    </w:p>
+    <w:p>
+      <w:pPr>
+        <w:pStyle w:val="Heading3"/>
+        <w:tabs>
+          <w:tab w:val="left" w:pos="2831"/>
+        </w:tabs>
+        <w:rPr>
+          <w:i/>
+          <w:iCs/>
+        </w:rPr>
+      </w:pPr>
+      <w:r>
+        <w:rPr>
+          <w:i/>
+          <w:iCs/>
+        </w:rPr>
+        <w:tab/>
+      </w:r>
+    </w:p>
+    <w:p>
+      <w:pPr>
+        <w:pStyle w:val="Heading3"/>
+      </w:pPr>
+      <w:r>
+        <w:br w:type="page"/>
+      </w:r>
+      <w:bookmarkStart w:id="7" w:name="_Toc241419973"/>
+      <w:r>
+        <w:lastRenderedPageBreak/>
+        <w:t xml:space="preserve">1.1.2. </w:t>
+      </w:r>
+      <w:r>
+        <w:t>Business Objectives</w:t>
+      </w:r>
+      <w:bookmarkEnd w:id="7"/>
+    </w:p>
+    <w:p/>
+    <w:p>
+      <w:pPr>
+        <w:pStyle w:val="Heading4"/>
+      </w:pPr>
+      <w:r>
+        <w:t xml:space="preserve">Primary </w:t>
+      </w:r>
+      <w:r>
+        <w:t>B</w:t>
+      </w:r>
+      <w:r>
+        <w:t xml:space="preserve">usiness </w:t>
+      </w:r>
+      <w:r>
+        <w:t>O</w:t>
+      </w:r>
+      <w:r>
+        <w:t>bjectiv</w:t>
+      </w:r>
+      <w:r>
+        <w:t>e</w:t>
+      </w:r>
+    </w:p>
+    <w:p>
+      <w:r>
+        <w:t>To</w:t>
+      </w:r>
+      <w:r>
+        <w:t xml:space="preserve"> aid users reduce travel stress through</w:t>
+      </w:r>
+      <w:r>
+        <w:t xml:space="preserve"> </w:t>
+      </w:r>
+      <w:r>
+        <w:t>a predictive</w:t>
+      </w:r>
+      <w:r>
+        <w:t xml:space="preserve"> web</w:t>
+      </w:r>
+      <w:r>
+        <w:t xml:space="preserve"> </w:t>
+      </w:r>
+      <w:r>
+        <w:t>app</w:t>
+      </w:r>
+      <w:r>
+        <w:t>lication</w:t>
+      </w:r>
+      <w:r>
+        <w:t xml:space="preserve"> which</w:t>
+      </w:r>
+      <w:r>
+        <w:t xml:space="preserve"> calculates and displays the probability of a flight delay of 15 minutes or </w:t>
+      </w:r>
+      <w:r>
+        <w:t>greater</w:t>
+      </w:r>
+      <w:r>
+        <w:t xml:space="preserve"> using live and historical public data</w:t>
+      </w:r>
+      <w:r>
+        <w:t>.</w:t>
+      </w:r>
+    </w:p>
+    <w:p/>
+    <w:p>
+      <w:pPr>
+        <w:pStyle w:val="Heading4"/>
+      </w:pPr>
+      <w:r>
+        <w:t>Secondary Business Objectives</w:t>
+      </w:r>
+    </w:p>
+    <w:p>
+      <w:pPr>
+        <w:pStyle w:val="ListParagraph"/>
+        <w:numPr>
+          <w:ilvl w:val="0"/>
+          <w:numId w:val="12"/>
+        </w:numPr>
+      </w:pPr>
+      <w:r>
+        <w:t xml:space="preserve">To output the ‘reasoning’ information </w:t>
+      </w:r>
+      <w:r>
+        <w:t xml:space="preserve">associated with a </w:t>
+      </w:r>
+      <w:r>
+        <w:t>prediction in a clear and understandable</w:t>
+      </w:r>
+      <w:r>
+        <w:t xml:space="preserve"> </w:t>
+      </w:r>
+      <w:r>
+        <w:t>way</w:t>
+      </w:r>
+      <w:r>
+        <w:t>.</w:t>
+      </w:r>
+    </w:p>
+    <w:p>
+      <w:pPr>
+        <w:pStyle w:val="ListParagraph"/>
+        <w:numPr>
+          <w:ilvl w:val="0"/>
+          <w:numId w:val="12"/>
+        </w:numPr>
+      </w:pPr>
+      <w:r>
+        <w:t>To compute the delay prediction along</w:t>
+      </w:r>
+      <w:r>
+        <w:t xml:space="preserve"> staggered </w:t>
+      </w:r>
+      <w:r>
+        <w:t>intervals and allow users to subscribe to</w:t>
+      </w:r>
+      <w:r>
+        <w:t xml:space="preserve"> </w:t>
+      </w:r>
+      <w:r>
+        <w:t>updates through convenient means.</w:t>
+      </w:r>
+    </w:p>
+    <w:p>
+      <w:pPr>
+        <w:pStyle w:val="ListParagraph"/>
+        <w:numPr>
+          <w:ilvl w:val="0"/>
+          <w:numId w:val="12"/>
+        </w:numPr>
+      </w:pPr>
+      <w:r>
+        <w:t>To provide an understandable confidence score for each prediction.</w:t>
+      </w:r>
+    </w:p>
+    <w:p>
+      <w:pPr>
+        <w:pStyle w:val="ListParagraph"/>
+        <w:numPr>
+          <w:ilvl w:val="0"/>
+          <w:numId w:val="12"/>
+        </w:numPr>
+      </w:pPr>
+      <w:r>
+        <w:t>To publish and share model performance to users in a transparent manner.</w:t>
+      </w:r>
+    </w:p>
+    <w:p>
+      <w:pPr>
+        <w:pStyle w:val="ListParagraph"/>
+        <w:numPr>
+          <w:ilvl w:val="0"/>
+          <w:numId w:val="12"/>
+        </w:numPr>
+      </w:pPr>
+      <w:r>
+        <w:t>To minimise cost and prioritise reliability through utilising cloud services where appropriate.</w:t>
+      </w:r>
+    </w:p>
+    <w:p>
+      <w:pPr>
+        <w:pStyle w:val="ListParagraph"/>
+        <w:numPr>
+          <w:ilvl w:val="0"/>
+          <w:numId w:val="12"/>
+        </w:numPr>
+      </w:pPr>
+      <w:r>
+        <w:t>To follow all data provider usage policies.</w:t>
+      </w:r>
+    </w:p>
+    <w:p/>
+    <w:p>
+      <w:pPr>
+        <w:pStyle w:val="Heading3"/>
+      </w:pPr>
+      <w:bookmarkStart w:id="8" w:name="_Toc241419974"/>
+      <w:r>
+        <w:t xml:space="preserve">1.1.3. </w:t>
+      </w:r>
+      <w:r>
+        <w:t>Business Success Criteria</w:t>
+      </w:r>
+      <w:bookmarkEnd w:id="8"/>
+    </w:p>
+    <w:p>
+      <w:pPr>
+        <w:pStyle w:val="ListParagraph"/>
+        <w:numPr>
+          <w:ilvl w:val="0"/>
+          <w:numId w:val="14"/>
+        </w:numPr>
+      </w:pPr>
+      <w:r>
+        <w:t>Given</w:t>
+      </w:r>
+      <w:r>
+        <w:t xml:space="preserve"> only a flight code</w:t>
+      </w:r>
+      <w:r>
+        <w:t xml:space="preserve">, </w:t>
+      </w:r>
+      <w:r>
+        <w:rPr>
+          <w:i/>
+          <w:iCs/>
+        </w:rPr>
+        <w:t xml:space="preserve">e.g., </w:t>
+      </w:r>
+      <w:r>
+        <w:t>EI2043</w:t>
+      </w:r>
+      <w:r>
+        <w:t xml:space="preserve">, the web application can make a prediction for </w:t>
+      </w:r>
+      <w:r>
+        <w:t>flight delay and display that prediction to users.</w:t>
+      </w:r>
+    </w:p>
+    <w:p>
+      <w:pPr>
+        <w:pStyle w:val="ListParagraph"/>
+        <w:numPr>
+          <w:ilvl w:val="0"/>
+          <w:numId w:val="14"/>
+        </w:numPr>
+        <w:rPr>
+          <w:b/>
+          <w:bCs/>
+        </w:rPr>
+      </w:pPr>
+      <w:r>
+        <w:t>A prediction is available for at least 90% of flights departing from Dublin, Cork, and Shannon airport.</w:t>
+      </w:r>
+    </w:p>
+    <w:p>
+      <w:pPr>
+        <w:pStyle w:val="ListParagraph"/>
+        <w:numPr>
+          <w:ilvl w:val="0"/>
+          <w:numId w:val="14"/>
+        </w:numPr>
+        <w:rPr>
+          <w:b/>
+          <w:bCs/>
+        </w:rPr>
+      </w:pPr>
+      <w:r>
+        <w:t>The average time to make a prediction is less than 15 second</w:t>
+      </w:r>
+      <w:r>
+        <w:t>s, from web server-to-web server.</w:t>
+      </w:r>
+    </w:p>
+    <w:p>
+      <w:pPr>
+        <w:pStyle w:val="ListParagraph"/>
+        <w:numPr>
+          <w:ilvl w:val="0"/>
+          <w:numId w:val="14"/>
+        </w:numPr>
+        <w:rPr>
+          <w:b/>
+          <w:bCs/>
+        </w:rPr>
+      </w:pPr>
+      <w:r>
+        <w:t>The accuracy of predictions</w:t>
+      </w:r>
+      <w:r>
+        <w:t xml:space="preserve"> made by the system at least match</w:t>
+      </w:r>
+      <w:r>
+        <w:t xml:space="preserve"> those of</w:t>
+      </w:r>
+      <w:r>
+        <w:t xml:space="preserve"> a naïve model which assumes each flight will depart on-time</w:t>
+      </w:r>
+      <w:r>
+        <w:t>, as measured over a one-week period.</w:t>
+      </w:r>
+    </w:p>
+    <w:p>
+      <w:pPr>
+        <w:pStyle w:val="ListParagraph"/>
+        <w:numPr>
+          <w:ilvl w:val="0"/>
+          <w:numId w:val="14"/>
+        </w:numPr>
+        <w:rPr>
+          <w:b/>
+          <w:bCs/>
+        </w:rPr>
+      </w:pPr>
+      <w:r>
+        <w:t>The monthly cost of the project does not exceed €50 at any time.</w:t>
+      </w:r>
+    </w:p>
+    <w:p>
+      <w:pPr>
+        <w:pStyle w:val="ListParagraph"/>
+        <w:numPr>
+          <w:ilvl w:val="0"/>
+          <w:numId w:val="14"/>
+        </w:numPr>
+        <w:rPr>
+          <w:b/>
+          <w:bCs/>
+        </w:rPr>
+      </w:pPr>
+      <w:r>
+        <w:t>The average monthly cost of the project does not exceed €30 for any 6-month period.</w:t>
+      </w:r>
+    </w:p>
+    <w:p>
+      <w:pPr>
+        <w:pStyle w:val="Heading2"/>
+        <w:rPr>
+          <w:rFonts w:eastAsia="Times New Roman"/>
+        </w:rPr>
+      </w:pPr>
+      <w:r>
+        <w:br w:type="page"/>
+      </w:r>
+      <w:bookmarkStart w:id="9" w:name="_Toc241419975"/>
+      <w:r>
+        <w:lastRenderedPageBreak/>
+        <w:t xml:space="preserve">1.2. </w:t>
+      </w:r>
+      <w:r>
+        <w:t>Assess Situation</w:t>
+      </w:r>
+      <w:bookmarkEnd w:id="9"/>
+    </w:p>
+    <w:p/>
+    <w:p>
+      <w:pPr>
+        <w:pStyle w:val="Heading3"/>
+      </w:pPr>
+      <w:bookmarkStart w:id="10" w:name="_Toc241419976"/>
+      <w:r>
+        <w:t xml:space="preserve">1.2.1. </w:t>
+      </w:r>
+      <w:r>
+        <w:t>Inventory</w:t>
+      </w:r>
+      <w:r>
+        <w:t xml:space="preserve"> of Resources, Requirements, Assumptions, and Constraints</w:t>
+      </w:r>
+      <w:bookmarkEnd w:id="10"/>
+    </w:p>
+    <w:p/>
+    <w:p>
+      <w:pPr>
+        <w:pStyle w:val="Heading4"/>
+      </w:pPr>
+      <w:r>
+        <w:t>Resources</w:t>
+      </w:r>
+    </w:p>
+    <w:p>
+      <w:pPr>
+        <w:pStyle w:val="Heading4"/>
+      </w:pPr>
+      <w:r>
+        <w:t>People</w:t>
+      </w:r>
+    </w:p>
+    <w:p>
+      <w:pPr>
+        <w:pStyle w:val="ListParagraph"/>
+        <w:numPr>
+          <w:ilvl w:val="0"/>
+          <w:numId w:val="9"/>
+        </w:numPr>
+      </w:pPr>
+      <w:r>
+        <w:t>Joe O'Mahony: Responsible for the entire project.</w:t>
+      </w:r>
+    </w:p>
+    <w:p>
+      <w:pPr>
+        <w:pStyle w:val="ListParagraph"/>
+        <w:numPr>
+          <w:ilvl w:val="0"/>
+          <w:numId w:val="9"/>
+        </w:numPr>
+      </w:pPr>
+      <w:r>
+        <w:t>Project supervisor: Allows meetings to provide guidance and feedback.</w:t>
+      </w:r>
+    </w:p>
+    <w:p/>
+    <w:p>
+      <w:pPr>
+        <w:pStyle w:val="Heading4"/>
+      </w:pPr>
+      <w:r>
+        <w:t>Hardware, Software, and Cloud</w:t>
+      </w:r>
     </w:p>
     <w:p>
       <w:pPr>
         <w:pStyle w:val="Heading5"/>
       </w:pPr>
       <w:r>
-        <w:t>Met Eireann</w:t>
-      </w:r>
-    </w:p>
-    <w:p>
-      <w:pPr>
-        <w:rPr>
-          <w:lang w:val="en-GB"/>
-        </w:rPr>
-      </w:pPr>
+        <w:t>Hardware</w:t>
+      </w:r>
+    </w:p>
+    <w:p>
+      <w:pPr>
+        <w:pStyle w:val="ListParagraph"/>
+        <w:numPr>
+          <w:ilvl w:val="0"/>
+          <w:numId w:val="15"/>
+        </w:numPr>
+      </w:pPr>
+      <w:r>
+        <w:t>Apple MacBook Pro laptop used for training.</w:t>
+      </w:r>
+    </w:p>
+    <w:p>
+      <w:pPr>
+        <w:pStyle w:val="Heading5"/>
+      </w:pPr>
+      <w:r>
+        <w:t>Cloud</w:t>
+      </w:r>
+    </w:p>
+    <w:p>
+      <w:pPr>
+        <w:pStyle w:val="ListParagraph"/>
+        <w:numPr>
+          <w:ilvl w:val="0"/>
+          <w:numId w:val="10"/>
+        </w:numPr>
+      </w:pPr>
+      <w:r>
+        <w:t>AWS Lambda, a Function-as-a-Service (FaaS) offering by AWS used to ingest data on a regular basis.</w:t>
+      </w:r>
+    </w:p>
+    <w:p>
+      <w:pPr>
+        <w:pStyle w:val="ListParagraph"/>
+        <w:numPr>
+          <w:ilvl w:val="0"/>
+          <w:numId w:val="10"/>
+        </w:numPr>
+      </w:pPr>
+      <w:r>
+        <w:t>AWS S3, an object store offering by AWS used to store both structured and semi-structured data.</w:t>
+      </w:r>
+    </w:p>
+    <w:p>
+      <w:pPr>
+        <w:pStyle w:val="ListParagraph"/>
+        <w:numPr>
+          <w:ilvl w:val="0"/>
+          <w:numId w:val="10"/>
+        </w:numPr>
+      </w:pPr>
+      <w:r>
+        <w:t>Neon PostgreSQL database.</w:t>
+      </w:r>
+    </w:p>
+    <w:p>
+      <w:pPr>
+        <w:pStyle w:val="Heading5"/>
+      </w:pPr>
+      <w:r>
+        <w:t>Software</w:t>
+      </w:r>
+    </w:p>
+    <w:p>
+      <w:pPr>
+        <w:pStyle w:val="ListParagraph"/>
+        <w:numPr>
+          <w:ilvl w:val="0"/>
+          <w:numId w:val="10"/>
+        </w:numPr>
+      </w:pPr>
+      <w:r>
+        <w:t>Express and Node for application middleware and backend.</w:t>
+      </w:r>
+    </w:p>
+    <w:p>
+      <w:pPr>
+        <w:pStyle w:val="ListParagraph"/>
+        <w:numPr>
+          <w:ilvl w:val="0"/>
+          <w:numId w:val="10"/>
+        </w:numPr>
+      </w:pPr>
+      <w:r>
+        <w:t>JavaScript</w:t>
+      </w:r>
+      <w:r>
+        <w:t xml:space="preserve"> for application programming.</w:t>
+      </w:r>
+    </w:p>
+    <w:p>
+      <w:pPr>
+        <w:pStyle w:val="ListParagraph"/>
+        <w:numPr>
+          <w:ilvl w:val="0"/>
+          <w:numId w:val="10"/>
+        </w:numPr>
+      </w:pPr>
+      <w:r>
+        <w:t>Python</w:t>
+      </w:r>
+      <w:r>
+        <w:t xml:space="preserve"> for AWS and data engineering.</w:t>
+      </w:r>
+    </w:p>
+    <w:p>
+      <w:pPr>
+        <w:pStyle w:val="ListParagraph"/>
+        <w:numPr>
+          <w:ilvl w:val="0"/>
+          <w:numId w:val="10"/>
+        </w:numPr>
+      </w:pPr>
+      <w:r>
+        <w:t xml:space="preserve">Google </w:t>
+      </w:r>
+      <w:proofErr w:type="spellStart"/>
+      <w:r>
+        <w:t>Colab</w:t>
+      </w:r>
+      <w:proofErr w:type="spellEnd"/>
+      <w:r>
+        <w:t xml:space="preserve"> for data investigation and experimentation. </w:t>
+      </w:r>
+    </w:p>
+    <w:p>
+      <w:pPr>
+        <w:pStyle w:val="ListParagraph"/>
+        <w:numPr>
+          <w:ilvl w:val="0"/>
+          <w:numId w:val="10"/>
+        </w:numPr>
+      </w:pPr>
+      <w:r>
+        <w:t>Miro for project management.</w:t>
+      </w:r>
+    </w:p>
+    <w:p/>
+    <w:p>
+      <w:pPr>
+        <w:pStyle w:val="Heading4"/>
+      </w:pPr>
+      <w:r>
+        <w:t>Data</w:t>
+      </w:r>
+    </w:p>
+    <w:p/>
+    <w:p/>
+    <w:p/>
+    <w:p/>
+    <w:p>
+      <w:pPr>
+        <w:pStyle w:val="Heading5"/>
+      </w:pPr>
+      <w:r>
+        <w:lastRenderedPageBreak/>
+        <w:t xml:space="preserve">Aviation Weather </w:t>
+      </w:r>
+      <w:proofErr w:type="spellStart"/>
+      <w:r>
+        <w:t>Center</w:t>
+      </w:r>
+      <w:proofErr w:type="spellEnd"/>
     </w:p>
     <w:p>
       <w:pPr>
         <w:pStyle w:val="Caption"/>
         <w:keepNext/>
       </w:pPr>
-      <w:bookmarkStart w:id="12" w:name="_Toc241419898"/>
+      <w:bookmarkStart w:id="11" w:name="_Toc241419897"/>
       <w:r>
         <w:t xml:space="preserve">Table </w:t>
       </w:r>
-      <w:fldSimple w:instr=" SEQ Table \* ARABIC ">
-        <w:r>
-          <w:rPr>
-            <w:noProof/>
-          </w:rPr>
-          <w:t>2</w:t>
-        </w:r>
-      </w:fldSimple>
-      <w:r>
-        <w:t xml:space="preserve"> Met Eireann data products</w:t>
-      </w:r>
-      <w:bookmarkEnd w:id="12"/>
+      <w:r>
+        <w:fldChar w:fldCharType="begin"/>
+      </w:r>
+      <w:r>
+        <w:instrText xml:space="preserve"> SEQ Table \* ARABIC </w:instrText>
+      </w:r>
+      <w:r>
+        <w:fldChar w:fldCharType="separate"/>
+      </w:r>
+      <w:r>
+        <w:rPr>
+          <w:noProof/>
+        </w:rPr>
+        <w:t>1</w:t>
+      </w:r>
+      <w:r>
+        <w:rPr>
+          <w:noProof/>
+        </w:rPr>
+        <w:fldChar w:fldCharType="end"/>
+      </w:r>
+      <w:r>
+        <w:t xml:space="preserve"> Aviation Weather </w:t>
+      </w:r>
+      <w:proofErr w:type="spellStart"/>
+      <w:r>
+        <w:t>Center</w:t>
+      </w:r>
+      <w:proofErr w:type="spellEnd"/>
+      <w:r>
+        <w:t xml:space="preserve"> data products</w:t>
+      </w:r>
+      <w:bookmarkEnd w:id="11"/>
     </w:p>
     <w:tbl>
       <w:tblPr>
-        <w:tblStyle w:val="GridTable6Colourful"/>
+        <w:tblStyle w:val="GridTable4-Accent1"/>
         <w:tblW w:w="0" w:type="auto"/>
         <w:tblLayout w:type="fixed"/>
         <w:tblLook w:val="0420" w:firstRow="1" w:lastRow="0" w:firstColumn="0" w:lastColumn="0" w:noHBand="0" w:noVBand="1"/>
@@ -5665,7 +5811,7 @@
               <w:rPr>
                 <w:lang w:val="en-GB"/>
               </w:rPr>
-              <w:t>Live Text Forecast Data</w:t>
+              <w:t>METAR</w:t>
             </w:r>
           </w:p>
         </w:tc>
@@ -5683,7 +5829,7 @@
               <w:rPr>
                 <w:lang w:val="en-GB"/>
               </w:rPr>
-              <w:t>Live text forecasts</w:t>
+              <w:t>Real-time airport weather observations</w:t>
             </w:r>
           </w:p>
         </w:tc>
@@ -5701,7 +5847,21 @@
               <w:rPr>
                 <w:lang w:val="en-GB"/>
               </w:rPr>
-              <w:t>XML, JSON, ODT</w:t>
+              <w:t xml:space="preserve">Raw text, JSON, </w:t>
+            </w:r>
+            <w:proofErr w:type="spellStart"/>
+            <w:r>
+              <w:rPr>
+                <w:lang w:val="en-GB"/>
+              </w:rPr>
+              <w:t>GeoJSON</w:t>
+            </w:r>
+            <w:proofErr w:type="spellEnd"/>
+            <w:r>
+              <w:rPr>
+                <w:lang w:val="en-GB"/>
+              </w:rPr>
+              <w:t>, CSV, XML, IWXXM</w:t>
             </w:r>
           </w:p>
         </w:tc>
@@ -5721,7 +5881,7 @@
               <w:rPr>
                 <w:lang w:val="en-GB"/>
               </w:rPr>
-              <w:t>Weather Warnings</w:t>
+              <w:t>TAF</w:t>
             </w:r>
           </w:p>
         </w:tc>
@@ -5739,7 +5899,7 @@
               <w:rPr>
                 <w:lang w:val="en-GB"/>
               </w:rPr>
-              <w:t>Recent weather warnings and advisories</w:t>
+              <w:t>Airport weather forecasts</w:t>
             </w:r>
           </w:p>
         </w:tc>
@@ -5757,13 +5917,242 @@
               <w:rPr>
                 <w:lang w:val="en-GB"/>
               </w:rPr>
-              <w:t>XML, JSON, HTML</w:t>
+              <w:t xml:space="preserve">Raw text, JSON, </w:t>
+            </w:r>
+            <w:proofErr w:type="spellStart"/>
+            <w:r>
+              <w:rPr>
+                <w:lang w:val="en-GB"/>
+              </w:rPr>
+              <w:t>GeoJSON</w:t>
+            </w:r>
+            <w:proofErr w:type="spellEnd"/>
+            <w:r>
+              <w:rPr>
+                <w:lang w:val="en-GB"/>
+              </w:rPr>
+              <w:t>, XML, IWXXM</w:t>
+            </w:r>
+          </w:p>
+        </w:tc>
+      </w:tr>
+      <w:tr>
+        <w:trPr>
+          <w:cnfStyle w:val="000000100000" w:firstRow="0" w:lastRow="0" w:firstColumn="0" w:lastColumn="0" w:oddVBand="0" w:evenVBand="0" w:oddHBand="1" w:evenHBand="0" w:firstRowFirstColumn="0" w:firstRowLastColumn="0" w:lastRowFirstColumn="0" w:lastRowLastColumn="0"/>
+        </w:trPr>
+        <w:tc>
+          <w:tcPr>
+            <w:tcW w:w="2988" w:type="dxa"/>
+          </w:tcPr>
+          <w:p>
+            <w:pPr>
+              <w:rPr>
+                <w:lang w:val="en-GB"/>
+              </w:rPr>
+            </w:pPr>
+            <w:r>
+              <w:rPr>
+                <w:lang w:val="en-GB"/>
+              </w:rPr>
+              <w:t>SIGMET</w:t>
+            </w:r>
+          </w:p>
+        </w:tc>
+        <w:tc>
+          <w:tcPr>
+            <w:tcW w:w="2880" w:type="dxa"/>
+          </w:tcPr>
+          <w:p>
+            <w:pPr>
+              <w:rPr>
+                <w:lang w:val="en-GB"/>
+              </w:rPr>
+            </w:pPr>
+            <w:r>
+              <w:rPr>
+                <w:lang w:val="en-GB"/>
+              </w:rPr>
+              <w:t>Severe weather advisories</w:t>
+            </w:r>
+          </w:p>
+        </w:tc>
+        <w:tc>
+          <w:tcPr>
+            <w:tcW w:w="2880" w:type="dxa"/>
+          </w:tcPr>
+          <w:p>
+            <w:pPr>
+              <w:rPr>
+                <w:lang w:val="en-GB"/>
+              </w:rPr>
+            </w:pPr>
+            <w:r>
+              <w:rPr>
+                <w:lang w:val="en-GB"/>
+              </w:rPr>
+              <w:t xml:space="preserve">Raw text, JSON, </w:t>
+            </w:r>
+            <w:proofErr w:type="spellStart"/>
+            <w:r>
+              <w:rPr>
+                <w:lang w:val="en-GB"/>
+              </w:rPr>
+              <w:t>GeoJSON</w:t>
+            </w:r>
+            <w:proofErr w:type="spellEnd"/>
+            <w:r>
+              <w:rPr>
+                <w:lang w:val="en-GB"/>
+              </w:rPr>
+              <w:t>, XML</w:t>
+            </w:r>
+          </w:p>
+        </w:tc>
+      </w:tr>
+      <w:tr>
+        <w:tc>
+          <w:tcPr>
+            <w:tcW w:w="2988" w:type="dxa"/>
+          </w:tcPr>
+          <w:p>
+            <w:pPr>
+              <w:rPr>
+                <w:lang w:val="en-GB"/>
+              </w:rPr>
+            </w:pPr>
+            <w:r>
+              <w:rPr>
+                <w:lang w:val="en-GB"/>
+              </w:rPr>
+              <w:t>Station info</w:t>
+            </w:r>
+          </w:p>
+        </w:tc>
+        <w:tc>
+          <w:tcPr>
+            <w:tcW w:w="2880" w:type="dxa"/>
+          </w:tcPr>
+          <w:p>
+            <w:pPr>
+              <w:rPr>
+                <w:lang w:val="en-GB"/>
+              </w:rPr>
+            </w:pPr>
+            <w:r>
+              <w:rPr>
+                <w:lang w:val="en-GB"/>
+              </w:rPr>
+              <w:t>Weather observation station information</w:t>
+            </w:r>
+          </w:p>
+        </w:tc>
+        <w:tc>
+          <w:tcPr>
+            <w:tcW w:w="2880" w:type="dxa"/>
+          </w:tcPr>
+          <w:p>
+            <w:pPr>
+              <w:rPr>
+                <w:lang w:val="en-GB"/>
+              </w:rPr>
+            </w:pPr>
+            <w:r>
+              <w:rPr>
+                <w:lang w:val="en-GB"/>
+              </w:rPr>
+              <w:t xml:space="preserve">JSON, </w:t>
+            </w:r>
+            <w:proofErr w:type="spellStart"/>
+            <w:r>
+              <w:rPr>
+                <w:lang w:val="en-GB"/>
+              </w:rPr>
+              <w:t>GeoJSON</w:t>
+            </w:r>
+            <w:proofErr w:type="spellEnd"/>
+            <w:r>
+              <w:rPr>
+                <w:lang w:val="en-GB"/>
+              </w:rPr>
+              <w:t>, XML</w:t>
+            </w:r>
+          </w:p>
+        </w:tc>
+      </w:tr>
+      <w:tr>
+        <w:trPr>
+          <w:cnfStyle w:val="000000100000" w:firstRow="0" w:lastRow="0" w:firstColumn="0" w:lastColumn="0" w:oddVBand="0" w:evenVBand="0" w:oddHBand="1" w:evenHBand="0" w:firstRowFirstColumn="0" w:firstRowLastColumn="0" w:lastRowFirstColumn="0" w:lastRowLastColumn="0"/>
+        </w:trPr>
+        <w:tc>
+          <w:tcPr>
+            <w:tcW w:w="2988" w:type="dxa"/>
+          </w:tcPr>
+          <w:p>
+            <w:pPr>
+              <w:rPr>
+                <w:lang w:val="en-GB"/>
+              </w:rPr>
+            </w:pPr>
+            <w:r>
+              <w:rPr>
+                <w:lang w:val="en-GB"/>
+              </w:rPr>
+              <w:t>Airport info</w:t>
+            </w:r>
+          </w:p>
+        </w:tc>
+        <w:tc>
+          <w:tcPr>
+            <w:tcW w:w="2880" w:type="dxa"/>
+          </w:tcPr>
+          <w:p>
+            <w:pPr>
+              <w:rPr>
+                <w:lang w:val="en-GB"/>
+              </w:rPr>
+            </w:pPr>
+            <w:r>
+              <w:rPr>
+                <w:lang w:val="en-GB"/>
+              </w:rPr>
+              <w:t>Airport information</w:t>
+            </w:r>
+          </w:p>
+        </w:tc>
+        <w:tc>
+          <w:tcPr>
+            <w:tcW w:w="2880" w:type="dxa"/>
+          </w:tcPr>
+          <w:p>
+            <w:pPr>
+              <w:rPr>
+                <w:lang w:val="en-GB"/>
+              </w:rPr>
+            </w:pPr>
+            <w:r>
+              <w:rPr>
+                <w:lang w:val="en-GB"/>
+              </w:rPr>
+              <w:t xml:space="preserve">JSON, </w:t>
+            </w:r>
+            <w:proofErr w:type="spellStart"/>
+            <w:r>
+              <w:rPr>
+                <w:lang w:val="en-GB"/>
+              </w:rPr>
+              <w:t>GeoJSON</w:t>
+            </w:r>
+            <w:proofErr w:type="spellEnd"/>
+            <w:r>
+              <w:rPr>
+                <w:lang w:val="en-GB"/>
+              </w:rPr>
+              <w:t>, XML</w:t>
             </w:r>
           </w:p>
         </w:tc>
       </w:tr>
     </w:tbl>
-    <w:p/>
     <w:p>
       <w:pPr>
         <w:rPr>
@@ -5774,14 +6163,273 @@
         <w:rPr>
           <w:lang w:val="en-GB"/>
         </w:rPr>
-        <w:t xml:space="preserve">Met Eireann Open Data documentation: </w:t>
-      </w:r>
-      <w:hyperlink r:id="rId20" w:history="1">
+        <w:t xml:space="preserve">AWC Data API documentation: </w:t>
+      </w:r>
+      <w:hyperlink r:id="rId24" w:history="1">
         <w:r>
           <w:rPr>
             <w:rStyle w:val="Hyperlink"/>
             <w:lang w:val="en-GB"/>
           </w:rPr>
+          <w:t>https://aviationweather.gov/data/api/</w:t>
+        </w:r>
+      </w:hyperlink>
+    </w:p>
+    <w:p>
+      <w:pPr>
+        <w:rPr>
+          <w:lang w:val="en-GB"/>
+        </w:rPr>
+      </w:pPr>
+    </w:p>
+    <w:p>
+      <w:pPr>
+        <w:pStyle w:val="Heading5"/>
+      </w:pPr>
+      <w:r>
+        <w:t>Met Eireann</w:t>
+      </w:r>
+    </w:p>
+    <w:p>
+      <w:pPr>
+        <w:pStyle w:val="Caption"/>
+        <w:keepNext/>
+      </w:pPr>
+      <w:bookmarkStart w:id="12" w:name="_Toc241419898"/>
+      <w:r>
+        <w:t xml:space="preserve">Table </w:t>
+      </w:r>
+      <w:r>
+        <w:fldChar w:fldCharType="begin"/>
+      </w:r>
+      <w:r>
+        <w:instrText xml:space="preserve"> SEQ Table \* ARABIC </w:instrText>
+      </w:r>
+      <w:r>
+        <w:fldChar w:fldCharType="separate"/>
+      </w:r>
+      <w:r>
+        <w:rPr>
+          <w:noProof/>
+        </w:rPr>
+        <w:t>2</w:t>
+      </w:r>
+      <w:r>
+        <w:rPr>
+          <w:noProof/>
+        </w:rPr>
+        <w:fldChar w:fldCharType="end"/>
+      </w:r>
+      <w:r>
+        <w:t xml:space="preserve"> Met Eireann data products</w:t>
+      </w:r>
+      <w:bookmarkEnd w:id="12"/>
+    </w:p>
+    <w:tbl>
+      <w:tblPr>
+        <w:tblStyle w:val="GridTable4-Accent1"/>
+        <w:tblW w:w="0" w:type="auto"/>
+        <w:tblLayout w:type="fixed"/>
+        <w:tblLook w:val="0420" w:firstRow="1" w:lastRow="0" w:firstColumn="0" w:lastColumn="0" w:noHBand="0" w:noVBand="1"/>
+      </w:tblPr>
+      <w:tblGrid>
+        <w:gridCol w:w="2988"/>
+        <w:gridCol w:w="2880"/>
+        <w:gridCol w:w="2880"/>
+      </w:tblGrid>
+      <w:tr>
+        <w:trPr>
+          <w:cnfStyle w:val="100000000000" w:firstRow="1" w:lastRow="0" w:firstColumn="0" w:lastColumn="0" w:oddVBand="0" w:evenVBand="0" w:oddHBand="0" w:evenHBand="0" w:firstRowFirstColumn="0" w:firstRowLastColumn="0" w:lastRowFirstColumn="0" w:lastRowLastColumn="0"/>
+        </w:trPr>
+        <w:tc>
+          <w:tcPr>
+            <w:tcW w:w="2988" w:type="dxa"/>
+          </w:tcPr>
+          <w:p>
+            <w:pPr>
+              <w:rPr>
+                <w:lang w:val="en-GB"/>
+              </w:rPr>
+            </w:pPr>
+            <w:r>
+              <w:rPr>
+                <w:lang w:val="en-GB"/>
+              </w:rPr>
+              <w:t>Product</w:t>
+            </w:r>
+          </w:p>
+        </w:tc>
+        <w:tc>
+          <w:tcPr>
+            <w:tcW w:w="2880" w:type="dxa"/>
+          </w:tcPr>
+          <w:p>
+            <w:pPr>
+              <w:rPr>
+                <w:lang w:val="en-GB"/>
+              </w:rPr>
+            </w:pPr>
+            <w:r>
+              <w:rPr>
+                <w:lang w:val="en-GB"/>
+              </w:rPr>
+              <w:t>Description</w:t>
+            </w:r>
+          </w:p>
+        </w:tc>
+        <w:tc>
+          <w:tcPr>
+            <w:tcW w:w="2880" w:type="dxa"/>
+          </w:tcPr>
+          <w:p>
+            <w:pPr>
+              <w:rPr>
+                <w:lang w:val="en-GB"/>
+              </w:rPr>
+            </w:pPr>
+            <w:r>
+              <w:rPr>
+                <w:lang w:val="en-GB"/>
+              </w:rPr>
+              <w:t>Formats</w:t>
+            </w:r>
+          </w:p>
+        </w:tc>
+      </w:tr>
+      <w:tr>
+        <w:trPr>
+          <w:cnfStyle w:val="000000100000" w:firstRow="0" w:lastRow="0" w:firstColumn="0" w:lastColumn="0" w:oddVBand="0" w:evenVBand="0" w:oddHBand="1" w:evenHBand="0" w:firstRowFirstColumn="0" w:firstRowLastColumn="0" w:lastRowFirstColumn="0" w:lastRowLastColumn="0"/>
+        </w:trPr>
+        <w:tc>
+          <w:tcPr>
+            <w:tcW w:w="2988" w:type="dxa"/>
+          </w:tcPr>
+          <w:p>
+            <w:pPr>
+              <w:rPr>
+                <w:lang w:val="en-GB"/>
+              </w:rPr>
+            </w:pPr>
+            <w:r>
+              <w:rPr>
+                <w:lang w:val="en-GB"/>
+              </w:rPr>
+              <w:t>Live Text Forecast Data</w:t>
+            </w:r>
+          </w:p>
+        </w:tc>
+        <w:tc>
+          <w:tcPr>
+            <w:tcW w:w="2880" w:type="dxa"/>
+          </w:tcPr>
+          <w:p>
+            <w:pPr>
+              <w:rPr>
+                <w:lang w:val="en-GB"/>
+              </w:rPr>
+            </w:pPr>
+            <w:r>
+              <w:rPr>
+                <w:lang w:val="en-GB"/>
+              </w:rPr>
+              <w:t>Live text forecasts</w:t>
+            </w:r>
+          </w:p>
+        </w:tc>
+        <w:tc>
+          <w:tcPr>
+            <w:tcW w:w="2880" w:type="dxa"/>
+          </w:tcPr>
+          <w:p>
+            <w:pPr>
+              <w:rPr>
+                <w:lang w:val="en-GB"/>
+              </w:rPr>
+            </w:pPr>
+            <w:r>
+              <w:rPr>
+                <w:lang w:val="en-GB"/>
+              </w:rPr>
+              <w:t>XML, JSON, ODT</w:t>
+            </w:r>
+          </w:p>
+        </w:tc>
+      </w:tr>
+      <w:tr>
+        <w:tc>
+          <w:tcPr>
+            <w:tcW w:w="2988" w:type="dxa"/>
+          </w:tcPr>
+          <w:p>
+            <w:pPr>
+              <w:rPr>
+                <w:lang w:val="en-GB"/>
+              </w:rPr>
+            </w:pPr>
+            <w:r>
+              <w:rPr>
+                <w:lang w:val="en-GB"/>
+              </w:rPr>
+              <w:t>Weather Warnings</w:t>
+            </w:r>
+          </w:p>
+        </w:tc>
+        <w:tc>
+          <w:tcPr>
+            <w:tcW w:w="2880" w:type="dxa"/>
+          </w:tcPr>
+          <w:p>
+            <w:pPr>
+              <w:rPr>
+                <w:lang w:val="en-GB"/>
+              </w:rPr>
+            </w:pPr>
+            <w:r>
+              <w:rPr>
+                <w:lang w:val="en-GB"/>
+              </w:rPr>
+              <w:t>Recent weather warnings and advisories</w:t>
+            </w:r>
+          </w:p>
+        </w:tc>
+        <w:tc>
+          <w:tcPr>
+            <w:tcW w:w="2880" w:type="dxa"/>
+          </w:tcPr>
+          <w:p>
+            <w:pPr>
+              <w:rPr>
+                <w:lang w:val="en-GB"/>
+              </w:rPr>
+            </w:pPr>
+            <w:r>
+              <w:rPr>
+                <w:lang w:val="en-GB"/>
+              </w:rPr>
+              <w:t>XML, JSON, HTML</w:t>
+            </w:r>
+          </w:p>
+        </w:tc>
+      </w:tr>
+    </w:tbl>
+    <w:p>
+      <w:pPr>
+        <w:rPr>
+          <w:lang w:val="en-GB"/>
+        </w:rPr>
+      </w:pPr>
+      <w:r>
+        <w:rPr>
+          <w:lang w:val="en-GB"/>
+        </w:rPr>
+        <w:t xml:space="preserve">Met Eireann Open Data documentation: </w:t>
+      </w:r>
+      <w:hyperlink r:id="rId25" w:history="1">
+        <w:r>
+          <w:rPr>
+            <w:rStyle w:val="Hyperlink"/>
+            <w:lang w:val="en-GB"/>
+          </w:rPr>
           <w:t>https://www.met.ie/about-us/specialised-services/open-data</w:t>
         </w:r>
       </w:hyperlink>
@@ -5789,6 +6437,25 @@
     <w:p/>
     <w:p>
       <w:pPr>
+        <w:pStyle w:val="Heading5"/>
+      </w:pPr>
+      <w:proofErr w:type="spellStart"/>
+      <w:r>
+        <w:t>AeroDataBox</w:t>
+      </w:r>
+      <w:proofErr w:type="spellEnd"/>
+    </w:p>
+    <w:p>
+      <w:pPr>
+        <w:rPr>
+          <w:lang w:val="en-GB"/>
+        </w:rPr>
+      </w:pPr>
+    </w:p>
+    <w:p/>
+    <w:p/>
+    <w:p>
+      <w:pPr>
         <w:pStyle w:val="Heading4"/>
       </w:pPr>
       <w:r>
@@ -5819,6 +6486,7 @@
         <w:pStyle w:val="Heading5"/>
       </w:pPr>
       <w:r>
+        <w:lastRenderedPageBreak/>
         <w:t>Functional Requirements</w:t>
       </w:r>
     </w:p>
@@ -5987,7 +6655,7 @@
     </w:p>
     <w:tbl>
       <w:tblPr>
-        <w:tblStyle w:val="GridTable6Colourful"/>
+        <w:tblStyle w:val="GridTable4-Accent1"/>
         <w:tblW w:w="0" w:type="auto"/>
         <w:tblLayout w:type="fixed"/>
         <w:tblLook w:val="0420" w:firstRow="1" w:lastRow="0" w:firstColumn="0" w:lastColumn="0" w:noHBand="0" w:noVBand="1"/>
@@ -6167,6 +6835,7 @@
               <w:rPr>
                 <w:lang w:val="en-GB"/>
               </w:rPr>
+              <w:lastRenderedPageBreak/>
               <w:t>AWC</w:t>
             </w:r>
           </w:p>
@@ -6252,7 +6921,6 @@
               <w:rPr>
                 <w:lang w:val="en-GB"/>
               </w:rPr>
-              <w:lastRenderedPageBreak/>
               <w:t>FAA</w:t>
             </w:r>
           </w:p>
@@ -6484,7 +7152,7 @@
     </w:p>
     <w:tbl>
       <w:tblPr>
-        <w:tblStyle w:val="GridTable6Colourful"/>
+        <w:tblStyle w:val="GridTable4-Accent1"/>
         <w:tblW w:w="0" w:type="auto"/>
         <w:tblLayout w:type="fixed"/>
         <w:tblLook w:val="0420" w:firstRow="1" w:lastRow="0" w:firstColumn="0" w:lastColumn="0" w:noHBand="0" w:noVBand="1"/>
@@ -6725,7 +7393,862 @@
       </w:r>
       <w:bookmarkEnd w:id="15"/>
     </w:p>
+    <w:p>
+      <w:pPr>
+        <w:pStyle w:val="Heading4"/>
+      </w:pPr>
+      <w:r>
+        <w:t>Flight API</w:t>
+      </w:r>
+      <w:r>
+        <w:t>s</w:t>
+      </w:r>
+    </w:p>
+    <w:p>
+      <w:pPr>
+        <w:pStyle w:val="Heading5"/>
+      </w:pPr>
+      <w:r>
+        <w:t>Price Comparison</w:t>
+      </w:r>
+    </w:p>
+    <w:tbl>
+      <w:tblPr>
+        <w:tblStyle w:val="GridTable4-Accent1"/>
+        <w:tblW w:w="0" w:type="auto"/>
+        <w:tblLook w:val="04A0" w:firstRow="1" w:lastRow="0" w:firstColumn="1" w:lastColumn="0" w:noHBand="0" w:noVBand="1"/>
+      </w:tblPr>
+      <w:tblGrid>
+        <w:gridCol w:w="1945"/>
+        <w:gridCol w:w="1674"/>
+        <w:gridCol w:w="1596"/>
+        <w:gridCol w:w="1516"/>
+        <w:gridCol w:w="1560"/>
+        <w:gridCol w:w="1337"/>
+      </w:tblGrid>
+      <w:tr>
+        <w:trPr>
+          <w:cnfStyle w:val="100000000000" w:firstRow="1" w:lastRow="0" w:firstColumn="0" w:lastColumn="0" w:oddVBand="0" w:evenVBand="0" w:oddHBand="0" w:evenHBand="0" w:firstRowFirstColumn="0" w:firstRowLastColumn="0" w:lastRowFirstColumn="0" w:lastRowLastColumn="0"/>
+        </w:trPr>
+        <w:tc>
+          <w:tcPr>
+            <w:cnfStyle w:val="001000000000" w:firstRow="0" w:lastRow="0" w:firstColumn="1" w:lastColumn="0" w:oddVBand="0" w:evenVBand="0" w:oddHBand="0" w:evenHBand="0" w:firstRowFirstColumn="0" w:firstRowLastColumn="0" w:lastRowFirstColumn="0" w:lastRowLastColumn="0"/>
+            <w:tcW w:w="1958" w:type="dxa"/>
+          </w:tcPr>
+          <w:p>
+            <w:r>
+              <w:t>Provider</w:t>
+            </w:r>
+          </w:p>
+        </w:tc>
+        <w:tc>
+          <w:tcPr>
+            <w:tcW w:w="1694" w:type="dxa"/>
+          </w:tcPr>
+          <w:p>
+            <w:pPr>
+              <w:cnfStyle w:val="100000000000" w:firstRow="1" w:lastRow="0" w:firstColumn="0" w:lastColumn="0" w:oddVBand="0" w:evenVBand="0" w:oddHBand="0" w:evenHBand="0" w:firstRowFirstColumn="0" w:firstRowLastColumn="0" w:lastRowFirstColumn="0" w:lastRowLastColumn="0"/>
+            </w:pPr>
+            <w:r>
+              <w:t>Monthly Cost</w:t>
+            </w:r>
+          </w:p>
+        </w:tc>
+        <w:tc>
+          <w:tcPr>
+            <w:tcW w:w="1597" w:type="dxa"/>
+          </w:tcPr>
+          <w:p>
+            <w:pPr>
+              <w:cnfStyle w:val="100000000000" w:firstRow="1" w:lastRow="0" w:firstColumn="0" w:lastColumn="0" w:oddVBand="0" w:evenVBand="0" w:oddHBand="0" w:evenHBand="0" w:firstRowFirstColumn="0" w:firstRowLastColumn="0" w:lastRowFirstColumn="0" w:lastRowLastColumn="0"/>
+            </w:pPr>
+            <w:r>
+              <w:t>Credits</w:t>
+            </w:r>
+          </w:p>
+        </w:tc>
+        <w:tc>
+          <w:tcPr>
+            <w:tcW w:w="1541" w:type="dxa"/>
+          </w:tcPr>
+          <w:p>
+            <w:pPr>
+              <w:cnfStyle w:val="100000000000" w:firstRow="1" w:lastRow="0" w:firstColumn="0" w:lastColumn="0" w:oddVBand="0" w:evenVBand="0" w:oddHBand="0" w:evenHBand="0" w:firstRowFirstColumn="0" w:firstRowLastColumn="0" w:lastRowFirstColumn="0" w:lastRowLastColumn="0"/>
+            </w:pPr>
+            <w:r>
+              <w:t>Rate Limit</w:t>
+            </w:r>
+          </w:p>
+        </w:tc>
+        <w:tc>
+          <w:tcPr>
+            <w:tcW w:w="1573" w:type="dxa"/>
+          </w:tcPr>
+          <w:p>
+            <w:pPr>
+              <w:cnfStyle w:val="100000000000" w:firstRow="1" w:lastRow="0" w:firstColumn="0" w:lastColumn="0" w:oddVBand="0" w:evenVBand="0" w:oddHBand="0" w:evenHBand="0" w:firstRowFirstColumn="0" w:firstRowLastColumn="0" w:lastRowFirstColumn="0" w:lastRowLastColumn="0"/>
+            </w:pPr>
+            <w:r>
+              <w:t>Overages</w:t>
+            </w:r>
+          </w:p>
+        </w:tc>
+        <w:tc>
+          <w:tcPr>
+            <w:tcW w:w="1265" w:type="dxa"/>
+          </w:tcPr>
+          <w:p>
+            <w:pPr>
+              <w:cnfStyle w:val="100000000000" w:firstRow="1" w:lastRow="0" w:firstColumn="0" w:lastColumn="0" w:oddVBand="0" w:evenVBand="0" w:oddHBand="0" w:evenHBand="0" w:firstRowFirstColumn="0" w:firstRowLastColumn="0" w:lastRowFirstColumn="0" w:lastRowLastColumn="0"/>
+            </w:pPr>
+            <w:r>
+              <w:t>Conditions</w:t>
+            </w:r>
+          </w:p>
+        </w:tc>
+      </w:tr>
+      <w:tr>
+        <w:trPr>
+          <w:cnfStyle w:val="000000100000" w:firstRow="0" w:lastRow="0" w:firstColumn="0" w:lastColumn="0" w:oddVBand="0" w:evenVBand="0" w:oddHBand="1" w:evenHBand="0" w:firstRowFirstColumn="0" w:firstRowLastColumn="0" w:lastRowFirstColumn="0" w:lastRowLastColumn="0"/>
+        </w:trPr>
+        <w:tc>
+          <w:tcPr>
+            <w:cnfStyle w:val="001000000000" w:firstRow="0" w:lastRow="0" w:firstColumn="1" w:lastColumn="0" w:oddVBand="0" w:evenVBand="0" w:oddHBand="0" w:evenHBand="0" w:firstRowFirstColumn="0" w:firstRowLastColumn="0" w:lastRowFirstColumn="0" w:lastRowLastColumn="0"/>
+            <w:tcW w:w="1958" w:type="dxa"/>
+          </w:tcPr>
+          <w:p>
+            <w:proofErr w:type="spellStart"/>
+            <w:r>
+              <w:t>AeroDataBox</w:t>
+            </w:r>
+            <w:proofErr w:type="spellEnd"/>
+          </w:p>
+        </w:tc>
+        <w:tc>
+          <w:tcPr>
+            <w:tcW w:w="1694" w:type="dxa"/>
+          </w:tcPr>
+          <w:p>
+            <w:pPr>
+              <w:cnfStyle w:val="000000100000" w:firstRow="0" w:lastRow="0" w:firstColumn="0" w:lastColumn="0" w:oddVBand="0" w:evenVBand="0" w:oddHBand="1" w:evenHBand="0" w:firstRowFirstColumn="0" w:firstRowLastColumn="0" w:lastRowFirstColumn="0" w:lastRowLastColumn="0"/>
+            </w:pPr>
+            <w:r>
+              <w:t>$23.37</w:t>
+            </w:r>
+          </w:p>
+        </w:tc>
+        <w:tc>
+          <w:tcPr>
+            <w:tcW w:w="1597" w:type="dxa"/>
+          </w:tcPr>
+          <w:p>
+            <w:pPr>
+              <w:cnfStyle w:val="000000100000" w:firstRow="0" w:lastRow="0" w:firstColumn="0" w:lastColumn="0" w:oddVBand="0" w:evenVBand="0" w:oddHBand="1" w:evenHBand="0" w:firstRowFirstColumn="0" w:firstRowLastColumn="0" w:lastRowFirstColumn="0" w:lastRowLastColumn="0"/>
+            </w:pPr>
+            <w:r>
+              <w:t>40,000</w:t>
+            </w:r>
+            <w:r>
+              <w:t>/month</w:t>
+            </w:r>
+          </w:p>
+        </w:tc>
+        <w:tc>
+          <w:tcPr>
+            <w:tcW w:w="1541" w:type="dxa"/>
+          </w:tcPr>
+          <w:p>
+            <w:pPr>
+              <w:cnfStyle w:val="000000100000" w:firstRow="0" w:lastRow="0" w:firstColumn="0" w:lastColumn="0" w:oddVBand="0" w:evenVBand="0" w:oddHBand="1" w:evenHBand="0" w:firstRowFirstColumn="0" w:firstRowLastColumn="0" w:lastRowFirstColumn="0" w:lastRowLastColumn="0"/>
+            </w:pPr>
+            <w:r>
+              <w:t xml:space="preserve">5 </w:t>
+            </w:r>
+            <w:proofErr w:type="spellStart"/>
+            <w:r>
+              <w:t>req</w:t>
+            </w:r>
+            <w:proofErr w:type="spellEnd"/>
+            <w:r>
+              <w:t>/s</w:t>
+            </w:r>
+          </w:p>
+        </w:tc>
+        <w:tc>
+          <w:tcPr>
+            <w:tcW w:w="1573" w:type="dxa"/>
+          </w:tcPr>
+          <w:p>
+            <w:pPr>
+              <w:cnfStyle w:val="000000100000" w:firstRow="0" w:lastRow="0" w:firstColumn="0" w:lastColumn="0" w:oddVBand="0" w:evenVBand="0" w:oddHBand="1" w:evenHBand="0" w:firstRowFirstColumn="0" w:firstRowLastColumn="0" w:lastRowFirstColumn="0" w:lastRowLastColumn="0"/>
+            </w:pPr>
+            <w:r>
+              <w:t>No</w:t>
+            </w:r>
+          </w:p>
+        </w:tc>
+        <w:tc>
+          <w:tcPr>
+            <w:tcW w:w="1265" w:type="dxa"/>
+          </w:tcPr>
+          <w:p>
+            <w:pPr>
+              <w:cnfStyle w:val="000000100000" w:firstRow="0" w:lastRow="0" w:firstColumn="0" w:lastColumn="0" w:oddVBand="0" w:evenVBand="0" w:oddHBand="1" w:evenHBand="0" w:firstRowFirstColumn="0" w:firstRowLastColumn="0" w:lastRowFirstColumn="0" w:lastRowLastColumn="0"/>
+            </w:pPr>
+            <w:r>
+              <w:t>7</w:t>
+            </w:r>
+            <w:r>
+              <w:t xml:space="preserve"> day caching</w:t>
+            </w:r>
+          </w:p>
+        </w:tc>
+      </w:tr>
+      <w:tr>
+        <w:tc>
+          <w:tcPr>
+            <w:cnfStyle w:val="001000000000" w:firstRow="0" w:lastRow="0" w:firstColumn="1" w:lastColumn="0" w:oddVBand="0" w:evenVBand="0" w:oddHBand="0" w:evenHBand="0" w:firstRowFirstColumn="0" w:firstRowLastColumn="0" w:lastRowFirstColumn="0" w:lastRowLastColumn="0"/>
+            <w:tcW w:w="1958" w:type="dxa"/>
+          </w:tcPr>
+          <w:p>
+            <w:proofErr w:type="spellStart"/>
+            <w:r>
+              <w:t>AirLabs</w:t>
+            </w:r>
+            <w:proofErr w:type="spellEnd"/>
+          </w:p>
+        </w:tc>
+        <w:tc>
+          <w:tcPr>
+            <w:tcW w:w="1694" w:type="dxa"/>
+          </w:tcPr>
+          <w:p>
+            <w:pPr>
+              <w:cnfStyle w:val="000000000000" w:firstRow="0" w:lastRow="0" w:firstColumn="0" w:lastColumn="0" w:oddVBand="0" w:evenVBand="0" w:oddHBand="0" w:evenHBand="0" w:firstRowFirstColumn="0" w:firstRowLastColumn="0" w:lastRowFirstColumn="0" w:lastRowLastColumn="0"/>
+            </w:pPr>
+            <w:r>
+              <w:t>$0</w:t>
+            </w:r>
+          </w:p>
+        </w:tc>
+        <w:tc>
+          <w:tcPr>
+            <w:tcW w:w="1597" w:type="dxa"/>
+          </w:tcPr>
+          <w:p>
+            <w:pPr>
+              <w:cnfStyle w:val="000000000000" w:firstRow="0" w:lastRow="0" w:firstColumn="0" w:lastColumn="0" w:oddVBand="0" w:evenVBand="0" w:oddHBand="0" w:evenHBand="0" w:firstRowFirstColumn="0" w:firstRowLastColumn="0" w:lastRowFirstColumn="0" w:lastRowLastColumn="0"/>
+            </w:pPr>
+            <w:r>
+              <w:t>1,000</w:t>
+            </w:r>
+            <w:r>
+              <w:t>/month</w:t>
+            </w:r>
+          </w:p>
+        </w:tc>
+        <w:tc>
+          <w:tcPr>
+            <w:tcW w:w="1541" w:type="dxa"/>
+          </w:tcPr>
+          <w:p>
+            <w:pPr>
+              <w:cnfStyle w:val="000000000000" w:firstRow="0" w:lastRow="0" w:firstColumn="0" w:lastColumn="0" w:oddVBand="0" w:evenVBand="0" w:oddHBand="0" w:evenHBand="0" w:firstRowFirstColumn="0" w:firstRowLastColumn="0" w:lastRowFirstColumn="0" w:lastRowLastColumn="0"/>
+            </w:pPr>
+            <w:r>
+              <w:t>N/A</w:t>
+            </w:r>
+          </w:p>
+        </w:tc>
+        <w:tc>
+          <w:tcPr>
+            <w:tcW w:w="1573" w:type="dxa"/>
+          </w:tcPr>
+          <w:p>
+            <w:pPr>
+              <w:cnfStyle w:val="000000000000" w:firstRow="0" w:lastRow="0" w:firstColumn="0" w:lastColumn="0" w:oddVBand="0" w:evenVBand="0" w:oddHBand="0" w:evenHBand="0" w:firstRowFirstColumn="0" w:firstRowLastColumn="0" w:lastRowFirstColumn="0" w:lastRowLastColumn="0"/>
+            </w:pPr>
+            <w:r>
+              <w:t>No</w:t>
+            </w:r>
+          </w:p>
+        </w:tc>
+        <w:tc>
+          <w:tcPr>
+            <w:tcW w:w="1265" w:type="dxa"/>
+          </w:tcPr>
+          <w:p>
+            <w:pPr>
+              <w:cnfStyle w:val="000000000000" w:firstRow="0" w:lastRow="0" w:firstColumn="0" w:lastColumn="0" w:oddVBand="0" w:evenVBand="0" w:oddHBand="0" w:evenHBand="0" w:firstRowFirstColumn="0" w:firstRowLastColumn="0" w:lastRowFirstColumn="0" w:lastRowLastColumn="0"/>
+            </w:pPr>
+            <w:r>
+              <w:t>Limited data types</w:t>
+            </w:r>
+          </w:p>
+        </w:tc>
+      </w:tr>
+      <w:tr>
+        <w:trPr>
+          <w:cnfStyle w:val="000000100000" w:firstRow="0" w:lastRow="0" w:firstColumn="0" w:lastColumn="0" w:oddVBand="0" w:evenVBand="0" w:oddHBand="1" w:evenHBand="0" w:firstRowFirstColumn="0" w:firstRowLastColumn="0" w:lastRowFirstColumn="0" w:lastRowLastColumn="0"/>
+        </w:trPr>
+        <w:tc>
+          <w:tcPr>
+            <w:cnfStyle w:val="001000000000" w:firstRow="0" w:lastRow="0" w:firstColumn="1" w:lastColumn="0" w:oddVBand="0" w:evenVBand="0" w:oddHBand="0" w:evenHBand="0" w:firstRowFirstColumn="0" w:firstRowLastColumn="0" w:lastRowFirstColumn="0" w:lastRowLastColumn="0"/>
+            <w:tcW w:w="1958" w:type="dxa"/>
+          </w:tcPr>
+          <w:p>
+            <w:proofErr w:type="spellStart"/>
+            <w:r>
+              <w:t>OpenSky</w:t>
+            </w:r>
+            <w:proofErr w:type="spellEnd"/>
+            <w:r>
+              <w:t xml:space="preserve"> Network</w:t>
+            </w:r>
+          </w:p>
+        </w:tc>
+        <w:tc>
+          <w:tcPr>
+            <w:tcW w:w="1694" w:type="dxa"/>
+          </w:tcPr>
+          <w:p>
+            <w:pPr>
+              <w:cnfStyle w:val="000000100000" w:firstRow="0" w:lastRow="0" w:firstColumn="0" w:lastColumn="0" w:oddVBand="0" w:evenVBand="0" w:oddHBand="1" w:evenHBand="0" w:firstRowFirstColumn="0" w:firstRowLastColumn="0" w:lastRowFirstColumn="0" w:lastRowLastColumn="0"/>
+            </w:pPr>
+            <w:r>
+              <w:t>$0</w:t>
+            </w:r>
+          </w:p>
+        </w:tc>
+        <w:tc>
+          <w:tcPr>
+            <w:tcW w:w="1597" w:type="dxa"/>
+          </w:tcPr>
+          <w:p>
+            <w:pPr>
+              <w:cnfStyle w:val="000000100000" w:firstRow="0" w:lastRow="0" w:firstColumn="0" w:lastColumn="0" w:oddVBand="0" w:evenVBand="0" w:oddHBand="1" w:evenHBand="0" w:firstRowFirstColumn="0" w:firstRowLastColumn="0" w:lastRowFirstColumn="0" w:lastRowLastColumn="0"/>
+            </w:pPr>
+            <w:r>
+              <w:t>4000/day* (One credit != one API call)</w:t>
+            </w:r>
+          </w:p>
+        </w:tc>
+        <w:tc>
+          <w:tcPr>
+            <w:tcW w:w="1541" w:type="dxa"/>
+          </w:tcPr>
+          <w:p>
+            <w:pPr>
+              <w:cnfStyle w:val="000000100000" w:firstRow="0" w:lastRow="0" w:firstColumn="0" w:lastColumn="0" w:oddVBand="0" w:evenVBand="0" w:oddHBand="1" w:evenHBand="0" w:firstRowFirstColumn="0" w:firstRowLastColumn="0" w:lastRowFirstColumn="0" w:lastRowLastColumn="0"/>
+            </w:pPr>
+            <w:r>
+              <w:t>N/A</w:t>
+            </w:r>
+          </w:p>
+        </w:tc>
+        <w:tc>
+          <w:tcPr>
+            <w:tcW w:w="1573" w:type="dxa"/>
+          </w:tcPr>
+          <w:p>
+            <w:pPr>
+              <w:cnfStyle w:val="000000100000" w:firstRow="0" w:lastRow="0" w:firstColumn="0" w:lastColumn="0" w:oddVBand="0" w:evenVBand="0" w:oddHBand="1" w:evenHBand="0" w:firstRowFirstColumn="0" w:firstRowLastColumn="0" w:lastRowFirstColumn="0" w:lastRowLastColumn="0"/>
+            </w:pPr>
+            <w:r>
+              <w:t>No</w:t>
+            </w:r>
+          </w:p>
+        </w:tc>
+        <w:tc>
+          <w:tcPr>
+            <w:tcW w:w="1265" w:type="dxa"/>
+          </w:tcPr>
+          <w:p>
+            <w:pPr>
+              <w:cnfStyle w:val="000000100000" w:firstRow="0" w:lastRow="0" w:firstColumn="0" w:lastColumn="0" w:oddVBand="0" w:evenVBand="0" w:oddHBand="1" w:evenHBand="0" w:firstRowFirstColumn="0" w:firstRowLastColumn="0" w:lastRowFirstColumn="0" w:lastRowLastColumn="0"/>
+            </w:pPr>
+            <w:r>
+              <w:t>Provide credit</w:t>
+            </w:r>
+          </w:p>
+        </w:tc>
+      </w:tr>
+    </w:tbl>
     <w:p/>
+    <w:p>
+      <w:hyperlink r:id="rId26" w:history="1">
+        <w:r>
+          <w:rPr>
+            <w:rStyle w:val="Hyperlink"/>
+          </w:rPr>
+          <w:t>https://airlabs.co/#Pricing</w:t>
+        </w:r>
+      </w:hyperlink>
+    </w:p>
+    <w:p>
+      <w:hyperlink r:id="rId27" w:history="1">
+        <w:r>
+          <w:rPr>
+            <w:rStyle w:val="Hyperlink"/>
+          </w:rPr>
+          <w:t>https://aerodatabox.com/pricing</w:t>
+        </w:r>
+      </w:hyperlink>
+    </w:p>
+    <w:p/>
+    <w:p>
+      <w:pPr>
+        <w:pStyle w:val="Heading5"/>
+      </w:pPr>
+      <w:proofErr w:type="spellStart"/>
+      <w:r>
+        <w:t>OpenSky</w:t>
+      </w:r>
+      <w:proofErr w:type="spellEnd"/>
+      <w:r>
+        <w:t xml:space="preserve"> Network API credit </w:t>
+      </w:r>
+      <w:r>
+        <w:t>usage</w:t>
+      </w:r>
+    </w:p>
+    <w:p>
+      <w:pPr>
+        <w:rPr>
+          <w:lang w:val="en-GB"/>
+        </w:rPr>
+      </w:pPr>
+      <w:r>
+        <w:rPr>
+          <w:b/>
+          <w:bCs/>
+          <w:lang w:val="en-GB"/>
+        </w:rPr>
+        <w:t xml:space="preserve">Endpoints: </w:t>
+      </w:r>
+      <w:r>
+        <w:rPr>
+          <w:lang w:val="en-GB"/>
+        </w:rPr>
+        <w:t>flights/*</w:t>
+      </w:r>
+      <w:r>
+        <w:rPr>
+          <w:lang w:val="en-GB"/>
+        </w:rPr>
+        <w:t xml:space="preserve"> a</w:t>
+      </w:r>
+      <w:r>
+        <w:rPr>
+          <w:lang w:val="en-GB"/>
+        </w:rPr>
+        <w:t>nd /tracks/*</w:t>
+      </w:r>
+    </w:p>
+    <w:p>
+      <w:pPr>
+        <w:rPr>
+          <w:lang w:val="en-GB"/>
+        </w:rPr>
+      </w:pPr>
+      <w:r>
+        <w:rPr>
+          <w:b/>
+          <w:bCs/>
+          <w:lang w:val="en-GB"/>
+        </w:rPr>
+        <w:t xml:space="preserve">Partition: </w:t>
+      </w:r>
+      <w:r>
+        <w:rPr>
+          <w:lang w:val="en-GB"/>
+        </w:rPr>
+        <w:t>day partition, meaning</w:t>
+      </w:r>
+      <w:r>
+        <w:rPr>
+          <w:lang w:val="en-GB"/>
+        </w:rPr>
+        <w:t xml:space="preserve"> calendar day boundaries crossed by the time range</w:t>
+      </w:r>
+      <w:r>
+        <w:rPr>
+          <w:lang w:val="en-GB"/>
+        </w:rPr>
+        <w:t xml:space="preserve">. So, </w:t>
+      </w:r>
+      <w:r>
+        <w:rPr>
+          <w:lang w:val="en-GB"/>
+        </w:rPr>
+        <w:t>2</w:t>
+      </w:r>
+      <w:r>
+        <w:rPr>
+          <w:lang w:val="en-GB"/>
+        </w:rPr>
+        <w:t xml:space="preserve"> day</w:t>
+      </w:r>
+      <w:r>
+        <w:rPr>
+          <w:lang w:val="en-GB"/>
+        </w:rPr>
+        <w:t>s</w:t>
+      </w:r>
+      <w:r>
+        <w:rPr>
+          <w:lang w:val="en-GB"/>
+        </w:rPr>
+        <w:t xml:space="preserve"> is </w:t>
+      </w:r>
+      <w:r>
+        <w:rPr>
+          <w:lang w:val="en-GB"/>
+        </w:rPr>
+        <w:t xml:space="preserve">60 </w:t>
+      </w:r>
+      <w:r>
+        <w:rPr>
+          <w:lang w:val="en-GB"/>
+        </w:rPr>
+        <w:t xml:space="preserve">credits, </w:t>
+      </w:r>
+      <w:r>
+        <w:rPr>
+          <w:lang w:val="en-GB"/>
+        </w:rPr>
+        <w:t xml:space="preserve">10 days </w:t>
+      </w:r>
+      <w:r>
+        <w:rPr>
+          <w:lang w:val="en-GB"/>
+        </w:rPr>
+        <w:t>is</w:t>
+      </w:r>
+      <w:r>
+        <w:rPr>
+          <w:lang w:val="en-GB"/>
+        </w:rPr>
+        <w:t xml:space="preserve"> 600 credits,</w:t>
+      </w:r>
+      <w:r>
+        <w:rPr>
+          <w:lang w:val="en-GB"/>
+        </w:rPr>
+        <w:t xml:space="preserve"> 11 days is 1,320 credits.</w:t>
+      </w:r>
+    </w:p>
+    <w:tbl>
+      <w:tblPr>
+        <w:tblStyle w:val="GridTable4-Accent1"/>
+        <w:tblpPr w:leftFromText="180" w:rightFromText="180" w:vertAnchor="text" w:tblpY="1"/>
+        <w:tblOverlap w:val="never"/>
+        <w:tblW w:w="0" w:type="auto"/>
+        <w:tblLook w:val="04A0" w:firstRow="1" w:lastRow="0" w:firstColumn="1" w:lastColumn="0" w:noHBand="0" w:noVBand="1"/>
+      </w:tblPr>
+      <w:tblGrid>
+        <w:gridCol w:w="1916"/>
+        <w:gridCol w:w="1005"/>
+      </w:tblGrid>
+      <w:tr>
+        <w:trPr>
+          <w:cnfStyle w:val="100000000000" w:firstRow="1" w:lastRow="0" w:firstColumn="0" w:lastColumn="0" w:oddVBand="0" w:evenVBand="0" w:oddHBand="0" w:evenHBand="0" w:firstRowFirstColumn="0" w:firstRowLastColumn="0" w:lastRowFirstColumn="0" w:lastRowLastColumn="0"/>
+        </w:trPr>
+        <w:tc>
+          <w:tcPr>
+            <w:cnfStyle w:val="001000000000" w:firstRow="0" w:lastRow="0" w:firstColumn="1" w:lastColumn="0" w:oddVBand="0" w:evenVBand="0" w:oddHBand="0" w:evenHBand="0" w:firstRowFirstColumn="0" w:firstRowLastColumn="0" w:lastRowFirstColumn="0" w:lastRowLastColumn="0"/>
+            <w:tcW w:w="0" w:type="auto"/>
+            <w:hideMark/>
+          </w:tcPr>
+          <w:p>
+            <w:r>
+              <w:t>Partition</w:t>
+            </w:r>
+            <w:r>
+              <w:t>s (days)</w:t>
+            </w:r>
+          </w:p>
+        </w:tc>
+        <w:tc>
+          <w:tcPr>
+            <w:tcW w:w="0" w:type="auto"/>
+            <w:hideMark/>
+          </w:tcPr>
+          <w:p>
+            <w:pPr>
+              <w:cnfStyle w:val="100000000000" w:firstRow="1" w:lastRow="0" w:firstColumn="0" w:lastColumn="0" w:oddVBand="0" w:evenVBand="0" w:oddHBand="0" w:evenHBand="0" w:firstRowFirstColumn="0" w:firstRowLastColumn="0" w:lastRowFirstColumn="0" w:lastRowLastColumn="0"/>
+            </w:pPr>
+            <w:r>
+              <w:t>Credits</w:t>
+            </w:r>
+          </w:p>
+        </w:tc>
+      </w:tr>
+      <w:tr>
+        <w:trPr>
+          <w:cnfStyle w:val="000000100000" w:firstRow="0" w:lastRow="0" w:firstColumn="0" w:lastColumn="0" w:oddVBand="0" w:evenVBand="0" w:oddHBand="1" w:evenHBand="0" w:firstRowFirstColumn="0" w:firstRowLastColumn="0" w:lastRowFirstColumn="0" w:lastRowLastColumn="0"/>
+        </w:trPr>
+        <w:tc>
+          <w:tcPr>
+            <w:cnfStyle w:val="001000000000" w:firstRow="0" w:lastRow="0" w:firstColumn="1" w:lastColumn="0" w:oddVBand="0" w:evenVBand="0" w:oddHBand="0" w:evenHBand="0" w:firstRowFirstColumn="0" w:firstRowLastColumn="0" w:lastRowFirstColumn="0" w:lastRowLastColumn="0"/>
+            <w:tcW w:w="0" w:type="auto"/>
+            <w:hideMark/>
+          </w:tcPr>
+          <w:p>
+            <w:r>
+              <w:t>Live / &lt; 24 h</w:t>
+            </w:r>
+          </w:p>
+        </w:tc>
+        <w:tc>
+          <w:tcPr>
+            <w:tcW w:w="0" w:type="auto"/>
+            <w:hideMark/>
+          </w:tcPr>
+          <w:p>
+            <w:pPr>
+              <w:cnfStyle w:val="000000100000" w:firstRow="0" w:lastRow="0" w:firstColumn="0" w:lastColumn="0" w:oddVBand="0" w:evenVBand="0" w:oddHBand="1" w:evenHBand="0" w:firstRowFirstColumn="0" w:firstRowLastColumn="0" w:lastRowFirstColumn="0" w:lastRowLastColumn="0"/>
+            </w:pPr>
+            <w:r>
+              <w:t>4</w:t>
+            </w:r>
+          </w:p>
+        </w:tc>
+      </w:tr>
+      <w:tr>
+        <w:tc>
+          <w:tcPr>
+            <w:cnfStyle w:val="001000000000" w:firstRow="0" w:lastRow="0" w:firstColumn="1" w:lastColumn="0" w:oddVBand="0" w:evenVBand="0" w:oddHBand="0" w:evenHBand="0" w:firstRowFirstColumn="0" w:firstRowLastColumn="0" w:lastRowFirstColumn="0" w:lastRowLastColumn="0"/>
+            <w:tcW w:w="0" w:type="auto"/>
+            <w:hideMark/>
+          </w:tcPr>
+          <w:p>
+            <w:r>
+              <w:t>1 – 2</w:t>
+            </w:r>
+          </w:p>
+        </w:tc>
+        <w:tc>
+          <w:tcPr>
+            <w:tcW w:w="0" w:type="auto"/>
+            <w:hideMark/>
+          </w:tcPr>
+          <w:p>
+            <w:pPr>
+              <w:cnfStyle w:val="000000000000" w:firstRow="0" w:lastRow="0" w:firstColumn="0" w:lastColumn="0" w:oddVBand="0" w:evenVBand="0" w:oddHBand="0" w:evenHBand="0" w:firstRowFirstColumn="0" w:firstRowLastColumn="0" w:lastRowFirstColumn="0" w:lastRowLastColumn="0"/>
+            </w:pPr>
+            <w:r>
+              <w:t>30</w:t>
+            </w:r>
+          </w:p>
+        </w:tc>
+      </w:tr>
+      <w:tr>
+        <w:trPr>
+          <w:cnfStyle w:val="000000100000" w:firstRow="0" w:lastRow="0" w:firstColumn="0" w:lastColumn="0" w:oddVBand="0" w:evenVBand="0" w:oddHBand="1" w:evenHBand="0" w:firstRowFirstColumn="0" w:firstRowLastColumn="0" w:lastRowFirstColumn="0" w:lastRowLastColumn="0"/>
+        </w:trPr>
+        <w:tc>
+          <w:tcPr>
+            <w:cnfStyle w:val="001000000000" w:firstRow="0" w:lastRow="0" w:firstColumn="1" w:lastColumn="0" w:oddVBand="0" w:evenVBand="0" w:oddHBand="0" w:evenHBand="0" w:firstRowFirstColumn="0" w:firstRowLastColumn="0" w:lastRowFirstColumn="0" w:lastRowLastColumn="0"/>
+            <w:tcW w:w="0" w:type="auto"/>
+            <w:hideMark/>
+          </w:tcPr>
+          <w:p>
+            <w:r>
+              <w:t>3 – 10</w:t>
+            </w:r>
+          </w:p>
+        </w:tc>
+        <w:tc>
+          <w:tcPr>
+            <w:tcW w:w="0" w:type="auto"/>
+            <w:hideMark/>
+          </w:tcPr>
+          <w:p>
+            <w:pPr>
+              <w:cnfStyle w:val="000000100000" w:firstRow="0" w:lastRow="0" w:firstColumn="0" w:lastColumn="0" w:oddVBand="0" w:evenVBand="0" w:oddHBand="1" w:evenHBand="0" w:firstRowFirstColumn="0" w:firstRowLastColumn="0" w:lastRowFirstColumn="0" w:lastRowLastColumn="0"/>
+            </w:pPr>
+            <w:r>
+              <w:t>60 × N</w:t>
+            </w:r>
+          </w:p>
+        </w:tc>
+      </w:tr>
+      <w:tr>
+        <w:tc>
+          <w:tcPr>
+            <w:cnfStyle w:val="001000000000" w:firstRow="0" w:lastRow="0" w:firstColumn="1" w:lastColumn="0" w:oddVBand="0" w:evenVBand="0" w:oddHBand="0" w:evenHBand="0" w:firstRowFirstColumn="0" w:firstRowLastColumn="0" w:lastRowFirstColumn="0" w:lastRowLastColumn="0"/>
+            <w:tcW w:w="0" w:type="auto"/>
+            <w:hideMark/>
+          </w:tcPr>
+          <w:p>
+            <w:r>
+              <w:t>11 – 15</w:t>
+            </w:r>
+          </w:p>
+        </w:tc>
+        <w:tc>
+          <w:tcPr>
+            <w:tcW w:w="0" w:type="auto"/>
+            <w:hideMark/>
+          </w:tcPr>
+          <w:p>
+            <w:pPr>
+              <w:cnfStyle w:val="000000000000" w:firstRow="0" w:lastRow="0" w:firstColumn="0" w:lastColumn="0" w:oddVBand="0" w:evenVBand="0" w:oddHBand="0" w:evenHBand="0" w:firstRowFirstColumn="0" w:firstRowLastColumn="0" w:lastRowFirstColumn="0" w:lastRowLastColumn="0"/>
+            </w:pPr>
+            <w:r>
+              <w:t>120 × N</w:t>
+            </w:r>
+          </w:p>
+        </w:tc>
+      </w:tr>
+      <w:tr>
+        <w:trPr>
+          <w:cnfStyle w:val="000000100000" w:firstRow="0" w:lastRow="0" w:firstColumn="0" w:lastColumn="0" w:oddVBand="0" w:evenVBand="0" w:oddHBand="1" w:evenHBand="0" w:firstRowFirstColumn="0" w:firstRowLastColumn="0" w:lastRowFirstColumn="0" w:lastRowLastColumn="0"/>
+        </w:trPr>
+        <w:tc>
+          <w:tcPr>
+            <w:cnfStyle w:val="001000000000" w:firstRow="0" w:lastRow="0" w:firstColumn="1" w:lastColumn="0" w:oddVBand="0" w:evenVBand="0" w:oddHBand="0" w:evenHBand="0" w:firstRowFirstColumn="0" w:firstRowLastColumn="0" w:lastRowFirstColumn="0" w:lastRowLastColumn="0"/>
+            <w:tcW w:w="0" w:type="auto"/>
+            <w:hideMark/>
+          </w:tcPr>
+          <w:p>
+            <w:r>
+              <w:t>16 – 20</w:t>
+            </w:r>
+          </w:p>
+        </w:tc>
+        <w:tc>
+          <w:tcPr>
+            <w:tcW w:w="0" w:type="auto"/>
+            <w:hideMark/>
+          </w:tcPr>
+          <w:p>
+            <w:pPr>
+              <w:cnfStyle w:val="000000100000" w:firstRow="0" w:lastRow="0" w:firstColumn="0" w:lastColumn="0" w:oddVBand="0" w:evenVBand="0" w:oddHBand="1" w:evenHBand="0" w:firstRowFirstColumn="0" w:firstRowLastColumn="0" w:lastRowFirstColumn="0" w:lastRowLastColumn="0"/>
+            </w:pPr>
+            <w:r>
+              <w:t>240 × N</w:t>
+            </w:r>
+          </w:p>
+        </w:tc>
+      </w:tr>
+      <w:tr>
+        <w:tc>
+          <w:tcPr>
+            <w:cnfStyle w:val="001000000000" w:firstRow="0" w:lastRow="0" w:firstColumn="1" w:lastColumn="0" w:oddVBand="0" w:evenVBand="0" w:oddHBand="0" w:evenHBand="0" w:firstRowFirstColumn="0" w:firstRowLastColumn="0" w:lastRowFirstColumn="0" w:lastRowLastColumn="0"/>
+            <w:tcW w:w="0" w:type="auto"/>
+            <w:hideMark/>
+          </w:tcPr>
+          <w:p>
+            <w:r>
+              <w:t>21 – 25</w:t>
+            </w:r>
+          </w:p>
+        </w:tc>
+        <w:tc>
+          <w:tcPr>
+            <w:tcW w:w="0" w:type="auto"/>
+            <w:hideMark/>
+          </w:tcPr>
+          <w:p>
+            <w:pPr>
+              <w:cnfStyle w:val="000000000000" w:firstRow="0" w:lastRow="0" w:firstColumn="0" w:lastColumn="0" w:oddVBand="0" w:evenVBand="0" w:oddHBand="0" w:evenHBand="0" w:firstRowFirstColumn="0" w:firstRowLastColumn="0" w:lastRowFirstColumn="0" w:lastRowLastColumn="0"/>
+            </w:pPr>
+            <w:r>
+              <w:t>480 × N</w:t>
+            </w:r>
+          </w:p>
+        </w:tc>
+      </w:tr>
+      <w:tr>
+        <w:trPr>
+          <w:cnfStyle w:val="000000100000" w:firstRow="0" w:lastRow="0" w:firstColumn="0" w:lastColumn="0" w:oddVBand="0" w:evenVBand="0" w:oddHBand="1" w:evenHBand="0" w:firstRowFirstColumn="0" w:firstRowLastColumn="0" w:lastRowFirstColumn="0" w:lastRowLastColumn="0"/>
+        </w:trPr>
+        <w:tc>
+          <w:tcPr>
+            <w:cnfStyle w:val="001000000000" w:firstRow="0" w:lastRow="0" w:firstColumn="1" w:lastColumn="0" w:oddVBand="0" w:evenVBand="0" w:oddHBand="0" w:evenHBand="0" w:firstRowFirstColumn="0" w:firstRowLastColumn="0" w:lastRowFirstColumn="0" w:lastRowLastColumn="0"/>
+            <w:tcW w:w="0" w:type="auto"/>
+            <w:hideMark/>
+          </w:tcPr>
+          <w:p>
+            <w:r>
+              <w:t>&gt; 25</w:t>
+            </w:r>
+          </w:p>
+        </w:tc>
+        <w:tc>
+          <w:tcPr>
+            <w:tcW w:w="0" w:type="auto"/>
+            <w:hideMark/>
+          </w:tcPr>
+          <w:p>
+            <w:pPr>
+              <w:cnfStyle w:val="000000100000" w:firstRow="0" w:lastRow="0" w:firstColumn="0" w:lastColumn="0" w:oddVBand="0" w:evenVBand="0" w:oddHBand="1" w:evenHBand="0" w:firstRowFirstColumn="0" w:firstRowLastColumn="0" w:lastRowFirstColumn="0" w:lastRowLastColumn="0"/>
+            </w:pPr>
+            <w:r>
+              <w:t>960 × N</w:t>
+            </w:r>
+          </w:p>
+        </w:tc>
+      </w:tr>
+    </w:tbl>
+    <w:p>
+      <w:r>
+        <w:br w:type="textWrapping" w:clear="all"/>
+      </w:r>
+    </w:p>
+    <w:p/>
+    <w:p>
+      <w:pPr>
+        <w:pStyle w:val="Heading3"/>
+        <w:rPr>
+          <w:rFonts w:eastAsiaTheme="majorEastAsia" w:cstheme="majorBidi"/>
+          <w:color w:val="000000" w:themeColor="text1"/>
+          <w:sz w:val="36"/>
+          <w:szCs w:val="36"/>
+        </w:rPr>
+      </w:pPr>
+      <w:bookmarkStart w:id="16" w:name="_Toc241419980"/>
+      <w:r>
+        <w:t xml:space="preserve">1.3. </w:t>
+      </w:r>
+      <w:r>
+        <w:t>Determine Data Mining Goals</w:t>
+      </w:r>
+      <w:bookmarkEnd w:id="16"/>
+    </w:p>
+    <w:p/>
+    <w:p>
+      <w:pPr>
+        <w:pStyle w:val="Heading3"/>
+      </w:pPr>
+      <w:bookmarkStart w:id="17" w:name="_Toc241419981"/>
+      <w:r>
+        <w:t xml:space="preserve">1.3.1. </w:t>
+      </w:r>
+      <w:r>
+        <w:t>Data Mining Goals</w:t>
+      </w:r>
+      <w:bookmarkEnd w:id="17"/>
+    </w:p>
+    <w:p/>
+    <w:p>
+      <w:pPr>
+        <w:pStyle w:val="Heading3"/>
+      </w:pPr>
+      <w:bookmarkStart w:id="18" w:name="_Toc241419982"/>
+      <w:r>
+        <w:t xml:space="preserve">1.3.2. </w:t>
+      </w:r>
+      <w:r>
+        <w:t xml:space="preserve">Data </w:t>
+      </w:r>
+      <w:r>
+        <w:t>Mining Success Criteria</w:t>
+      </w:r>
+      <w:bookmarkEnd w:id="18"/>
+    </w:p>
     <w:p>
       <w:pPr>
         <w:spacing w:after="160" w:line="278" w:lineRule="auto"/>
@@ -6746,47 +8269,94 @@
       <w:pPr>
         <w:pStyle w:val="Heading2"/>
       </w:pPr>
-      <w:bookmarkStart w:id="16" w:name="_Toc241419980"/>
+      <w:bookmarkStart w:id="19" w:name="_Toc241419983"/>
       <w:r>
         <w:lastRenderedPageBreak/>
-        <w:t xml:space="preserve">1.3. </w:t>
-      </w:r>
-      <w:r>
-        <w:t>Determine Data Mining Goals</w:t>
-      </w:r>
-      <w:bookmarkEnd w:id="16"/>
+        <w:t xml:space="preserve">1.4. </w:t>
+      </w:r>
+      <w:r>
+        <w:t>Produce Project Plan</w:t>
+      </w:r>
+      <w:bookmarkEnd w:id="19"/>
     </w:p>
     <w:p/>
     <w:p>
       <w:pPr>
         <w:pStyle w:val="Heading3"/>
       </w:pPr>
-      <w:bookmarkStart w:id="17" w:name="_Toc241419981"/>
-      <w:r>
-        <w:t xml:space="preserve">1.3.1. </w:t>
-      </w:r>
-      <w:r>
-        <w:t>Data Mining Goals</w:t>
-      </w:r>
-      <w:bookmarkEnd w:id="17"/>
+      <w:bookmarkStart w:id="20" w:name="_Toc241419984"/>
+      <w:r>
+        <w:t xml:space="preserve">1.4.1. </w:t>
+      </w:r>
+      <w:r>
+        <w:t>Project Plan</w:t>
+      </w:r>
+      <w:bookmarkEnd w:id="20"/>
     </w:p>
     <w:p/>
     <w:p>
       <w:pPr>
         <w:pStyle w:val="Heading3"/>
       </w:pPr>
-      <w:bookmarkStart w:id="18" w:name="_Toc241419982"/>
-      <w:r>
-        <w:t xml:space="preserve">1.3.2. </w:t>
-      </w:r>
-      <w:r>
-        <w:t xml:space="preserve">Data </w:t>
-      </w:r>
-      <w:r>
-        <w:t>Mining Success Criteria</w:t>
-      </w:r>
-      <w:bookmarkEnd w:id="18"/>
-    </w:p>
+      <w:bookmarkStart w:id="21" w:name="_Toc241419985"/>
+      <w:r>
+        <w:t xml:space="preserve">1.4.2. </w:t>
+      </w:r>
+      <w:r>
+        <w:t>Initial Assessment of Tools and Techniques</w:t>
+      </w:r>
+      <w:bookmarkEnd w:id="21"/>
+    </w:p>
+    <w:p>
+      <w:pPr>
+        <w:spacing w:after="160" w:line="278" w:lineRule="auto"/>
+        <w:rPr>
+          <w:rFonts w:eastAsiaTheme="majorEastAsia" w:cstheme="majorBidi"/>
+          <w:b/>
+          <w:color w:val="000000" w:themeColor="text1"/>
+          <w:sz w:val="40"/>
+          <w:szCs w:val="32"/>
+        </w:rPr>
+      </w:pPr>
+      <w:r>
+        <w:br w:type="page"/>
+      </w:r>
+    </w:p>
+    <w:p>
+      <w:pPr>
+        <w:pStyle w:val="Heading1"/>
+      </w:pPr>
+      <w:bookmarkStart w:id="22" w:name="_Toc241419986"/>
+      <w:r>
+        <w:lastRenderedPageBreak/>
+        <w:t xml:space="preserve">2. </w:t>
+      </w:r>
+      <w:r>
+        <w:t>Data Understanding</w:t>
+      </w:r>
+      <w:bookmarkEnd w:id="22"/>
+    </w:p>
+    <w:p>
+      <w:pPr>
+        <w:pStyle w:val="Heading2"/>
+      </w:pPr>
+      <w:bookmarkStart w:id="23" w:name="_Toc241419987"/>
+      <w:r>
+        <w:t>2.1. Collect Initial Data</w:t>
+      </w:r>
+      <w:bookmarkEnd w:id="23"/>
+    </w:p>
+    <w:p>
+      <w:pPr>
+        <w:pStyle w:val="Heading3"/>
+      </w:pPr>
+      <w:bookmarkStart w:id="24" w:name="_Toc241419988"/>
+      <w:r>
+        <w:t>2.1.1. Initial Data Collection Report</w:t>
+      </w:r>
+      <w:bookmarkEnd w:id="24"/>
+    </w:p>
+    <w:p/>
     <w:p>
       <w:pPr>
         <w:spacing w:after="160" w:line="278" w:lineRule="auto"/>
@@ -6807,92 +8377,25 @@
       <w:pPr>
         <w:pStyle w:val="Heading2"/>
       </w:pPr>
-      <w:bookmarkStart w:id="19" w:name="_Toc241419983"/>
+      <w:bookmarkStart w:id="25" w:name="_Toc241419989"/>
       <w:r>
         <w:lastRenderedPageBreak/>
-        <w:t xml:space="preserve">1.4. </w:t>
-      </w:r>
-      <w:r>
-        <w:t>Produce Project Plan</w:t>
-      </w:r>
-      <w:bookmarkEnd w:id="19"/>
-    </w:p>
-    <w:p/>
+        <w:t>2.</w:t>
+      </w:r>
+      <w:r>
+        <w:t>2. Describe Data</w:t>
+      </w:r>
+      <w:bookmarkEnd w:id="25"/>
+    </w:p>
     <w:p>
       <w:pPr>
         <w:pStyle w:val="Heading3"/>
       </w:pPr>
-      <w:bookmarkStart w:id="20" w:name="_Toc241419984"/>
-      <w:r>
-        <w:t xml:space="preserve">1.4.1. </w:t>
-      </w:r>
-      <w:r>
-        <w:t>Project Plan</w:t>
-      </w:r>
-      <w:bookmarkEnd w:id="20"/>
-    </w:p>
-    <w:p/>
-    <w:p>
-      <w:pPr>
-        <w:pStyle w:val="Heading3"/>
-      </w:pPr>
-      <w:bookmarkStart w:id="21" w:name="_Toc241419985"/>
-      <w:r>
-        <w:t xml:space="preserve">1.4.2. </w:t>
-      </w:r>
-      <w:r>
-        <w:t>Initial Assessment of Tools and Techniques</w:t>
-      </w:r>
-      <w:bookmarkEnd w:id="21"/>
-    </w:p>
-    <w:p>
-      <w:pPr>
-        <w:spacing w:after="160" w:line="278" w:lineRule="auto"/>
-        <w:rPr>
-          <w:rFonts w:eastAsiaTheme="majorEastAsia" w:cstheme="majorBidi"/>
-          <w:b/>
-          <w:color w:val="000000" w:themeColor="text1"/>
-          <w:sz w:val="40"/>
-          <w:szCs w:val="32"/>
-        </w:rPr>
-      </w:pPr>
-      <w:r>
-        <w:br w:type="page"/>
-      </w:r>
-    </w:p>
-    <w:p>
-      <w:pPr>
-        <w:pStyle w:val="Heading1"/>
-      </w:pPr>
-      <w:bookmarkStart w:id="22" w:name="_Toc241419986"/>
-      <w:r>
-        <w:lastRenderedPageBreak/>
-        <w:t xml:space="preserve">2. </w:t>
-      </w:r>
-      <w:r>
-        <w:t>Data Understanding</w:t>
-      </w:r>
-      <w:bookmarkEnd w:id="22"/>
-    </w:p>
-    <w:p>
-      <w:pPr>
-        <w:pStyle w:val="Heading2"/>
-      </w:pPr>
-      <w:bookmarkStart w:id="23" w:name="_Toc241419987"/>
-      <w:r>
-        <w:t>2.1. Collect Initial Data</w:t>
-      </w:r>
-      <w:bookmarkEnd w:id="23"/>
-    </w:p>
-    <w:p>
-      <w:pPr>
-        <w:pStyle w:val="Heading3"/>
-      </w:pPr>
-      <w:bookmarkStart w:id="24" w:name="_Toc241419988"/>
-      <w:r>
-        <w:t>2.1.1. Initial Data Collection Report</w:t>
-      </w:r>
-      <w:bookmarkEnd w:id="24"/>
+      <w:bookmarkStart w:id="26" w:name="_Toc241419990"/>
+      <w:r>
+        <w:t>2.2.1. Data Description Report</w:t>
+      </w:r>
+      <w:bookmarkEnd w:id="26"/>
     </w:p>
     <w:p/>
     <w:p>
@@ -6915,25 +8418,31 @@
       <w:pPr>
         <w:pStyle w:val="Heading2"/>
       </w:pPr>
-      <w:bookmarkStart w:id="25" w:name="_Toc241419989"/>
+      <w:bookmarkStart w:id="27" w:name="_Toc241419991"/>
       <w:r>
         <w:lastRenderedPageBreak/>
         <w:t>2.</w:t>
       </w:r>
       <w:r>
-        <w:t>2. Describe Data</w:t>
-      </w:r>
-      <w:bookmarkEnd w:id="25"/>
+        <w:t>3</w:t>
+      </w:r>
+      <w:r>
+        <w:t xml:space="preserve">. </w:t>
+      </w:r>
+      <w:r>
+        <w:t>Explore Data</w:t>
+      </w:r>
+      <w:bookmarkEnd w:id="27"/>
     </w:p>
     <w:p>
       <w:pPr>
         <w:pStyle w:val="Heading3"/>
       </w:pPr>
-      <w:bookmarkStart w:id="26" w:name="_Toc241419990"/>
-      <w:r>
-        <w:t>2.2.1. Data Description Report</w:t>
-      </w:r>
-      <w:bookmarkEnd w:id="26"/>
+      <w:bookmarkStart w:id="28" w:name="_Toc241419992"/>
+      <w:r>
+        <w:t>2.3.1 Data Exploration Report</w:t>
+      </w:r>
+      <w:bookmarkEnd w:id="28"/>
     </w:p>
     <w:p/>
     <w:p>
@@ -6956,53 +8465,6 @@
       <w:pPr>
         <w:pStyle w:val="Heading2"/>
       </w:pPr>
-      <w:bookmarkStart w:id="27" w:name="_Toc241419991"/>
-      <w:r>
-        <w:lastRenderedPageBreak/>
-        <w:t>2.</w:t>
-      </w:r>
-      <w:r>
-        <w:t>3</w:t>
-      </w:r>
-      <w:r>
-        <w:t xml:space="preserve">. </w:t>
-      </w:r>
-      <w:r>
-        <w:t>Explore Data</w:t>
-      </w:r>
-      <w:bookmarkEnd w:id="27"/>
-    </w:p>
-    <w:p>
-      <w:pPr>
-        <w:pStyle w:val="Heading3"/>
-      </w:pPr>
-      <w:bookmarkStart w:id="28" w:name="_Toc241419992"/>
-      <w:r>
-        <w:t>2.3.1 Data Exploration Report</w:t>
-      </w:r>
-      <w:bookmarkEnd w:id="28"/>
-    </w:p>
-    <w:p/>
-    <w:p>
-      <w:pPr>
-        <w:spacing w:after="160" w:line="278" w:lineRule="auto"/>
-        <w:rPr>
-          <w:rFonts w:eastAsiaTheme="majorEastAsia" w:cstheme="majorBidi"/>
-          <w:b/>
-          <w:bCs/>
-          <w:color w:val="000000" w:themeColor="text1"/>
-          <w:sz w:val="36"/>
-          <w:szCs w:val="36"/>
-        </w:rPr>
-      </w:pPr>
-      <w:r>
-        <w:br w:type="page"/>
-      </w:r>
-    </w:p>
-    <w:p>
-      <w:pPr>
-        <w:pStyle w:val="Heading2"/>
-      </w:pPr>
       <w:bookmarkStart w:id="29" w:name="_Toc241419993"/>
       <w:r>
         <w:lastRenderedPageBreak/>
@@ -7186,9 +8648,9 @@
       </w:r>
     </w:p>
     <w:sectPr>
-      <w:headerReference w:type="default" r:id="rId21"/>
-      <w:footerReference w:type="even" r:id="rId22"/>
-      <w:footerReference w:type="default" r:id="rId23"/>
+      <w:headerReference w:type="default" r:id="rId28"/>
+      <w:footerReference w:type="even" r:id="rId29"/>
+      <w:footerReference w:type="default" r:id="rId30"/>
       <w:pgSz w:w="11906" w:h="16838"/>
       <w:pgMar w:top="1440" w:right="1134" w:bottom="1440" w:left="1134" w:header="709" w:footer="709" w:gutter="0"/>
       <w:cols w:space="708"/>
@@ -7837,6 +9299,119 @@
     </w:lvl>
   </w:abstractNum>
   <w:abstractNum w:abstractNumId="4" w15:restartNumberingAfterBreak="0">
+    <w:nsid w:val="26FB33B1"/>
+    <w:multiLevelType w:val="hybridMultilevel"/>
+    <w:tmpl w:val="9A8A4CB4"/>
+    <w:lvl w:ilvl="0" w:tplc="08090001">
+      <w:start w:val="1"/>
+      <w:numFmt w:val="bullet"/>
+      <w:lvlText w:val=""/>
+      <w:lvlJc w:val="left"/>
+      <w:pPr>
+        <w:ind w:left="720" w:hanging="360"/>
+      </w:pPr>
+      <w:rPr>
+        <w:rFonts w:ascii="Symbol" w:hAnsi="Symbol" w:hint="default"/>
+      </w:rPr>
+    </w:lvl>
+    <w:lvl w:ilvl="1" w:tplc="08090003" w:tentative="1">
+      <w:start w:val="1"/>
+      <w:numFmt w:val="bullet"/>
+      <w:lvlText w:val="o"/>
+      <w:lvlJc w:val="left"/>
+      <w:pPr>
+        <w:ind w:left="1440" w:hanging="360"/>
+      </w:pPr>
+      <w:rPr>
+        <w:rFonts w:ascii="Courier New" w:hAnsi="Courier New" w:hint="default"/>
+      </w:rPr>
+    </w:lvl>
+    <w:lvl w:ilvl="2" w:tplc="08090005" w:tentative="1">
+      <w:start w:val="1"/>
+      <w:numFmt w:val="bullet"/>
+      <w:lvlText w:val=""/>
+      <w:lvlJc w:val="left"/>
+      <w:pPr>
+        <w:ind w:left="2160" w:hanging="360"/>
+      </w:pPr>
+      <w:rPr>
+        <w:rFonts w:ascii="Wingdings" w:hAnsi="Wingdings" w:hint="default"/>
+      </w:rPr>
+    </w:lvl>
+    <w:lvl w:ilvl="3" w:tplc="08090001" w:tentative="1">
+      <w:start w:val="1"/>
+      <w:numFmt w:val="bullet"/>
+      <w:lvlText w:val=""/>
+      <w:lvlJc w:val="left"/>
+      <w:pPr>
+        <w:ind w:left="2880" w:hanging="360"/>
+      </w:pPr>
+      <w:rPr>
+        <w:rFonts w:ascii="Symbol" w:hAnsi="Symbol" w:hint="default"/>
+      </w:rPr>
+    </w:lvl>
+    <w:lvl w:ilvl="4" w:tplc="08090003" w:tentative="1">
+      <w:start w:val="1"/>
+      <w:numFmt w:val="bullet"/>
+      <w:lvlText w:val="o"/>
+      <w:lvlJc w:val="left"/>
+      <w:pPr>
+        <w:ind w:left="3600" w:hanging="360"/>
+      </w:pPr>
+      <w:rPr>
+        <w:rFonts w:ascii="Courier New" w:hAnsi="Courier New" w:hint="default"/>
+      </w:rPr>
+    </w:lvl>
+    <w:lvl w:ilvl="5" w:tplc="08090005" w:tentative="1">
+      <w:start w:val="1"/>
+      <w:numFmt w:val="bullet"/>
+      <w:lvlText w:val=""/>
+      <w:lvlJc w:val="left"/>
+      <w:pPr>
+        <w:ind w:left="4320" w:hanging="360"/>
+      </w:pPr>
+      <w:rPr>
+        <w:rFonts w:ascii="Wingdings" w:hAnsi="Wingdings" w:hint="default"/>
+      </w:rPr>
+    </w:lvl>
+    <w:lvl w:ilvl="6" w:tplc="08090001" w:tentative="1">
+      <w:start w:val="1"/>
+      <w:numFmt w:val="bullet"/>
+      <w:lvlText w:val=""/>
+      <w:lvlJc w:val="left"/>
+      <w:pPr>
+        <w:ind w:left="5040" w:hanging="360"/>
+      </w:pPr>
+      <w:rPr>
+        <w:rFonts w:ascii="Symbol" w:hAnsi="Symbol" w:hint="default"/>
+      </w:rPr>
+    </w:lvl>
+    <w:lvl w:ilvl="7" w:tplc="08090003" w:tentative="1">
+      <w:start w:val="1"/>
+      <w:numFmt w:val="bullet"/>
+      <w:lvlText w:val="o"/>
+      <w:lvlJc w:val="left"/>
+      <w:pPr>
+        <w:ind w:left="5760" w:hanging="360"/>
+      </w:pPr>
+      <w:rPr>
+        <w:rFonts w:ascii="Courier New" w:hAnsi="Courier New" w:hint="default"/>
+      </w:rPr>
+    </w:lvl>
+    <w:lvl w:ilvl="8" w:tplc="08090005" w:tentative="1">
+      <w:start w:val="1"/>
+      <w:numFmt w:val="bullet"/>
+      <w:lvlText w:val=""/>
+      <w:lvlJc w:val="left"/>
+      <w:pPr>
+        <w:ind w:left="6480" w:hanging="360"/>
+      </w:pPr>
+      <w:rPr>
+        <w:rFonts w:ascii="Wingdings" w:hAnsi="Wingdings" w:hint="default"/>
+      </w:rPr>
+    </w:lvl>
+  </w:abstractNum>
+  <w:abstractNum w:abstractNumId="5" w15:restartNumberingAfterBreak="0">
     <w:nsid w:val="2E077A91"/>
     <w:multiLevelType w:val="multilevel"/>
     <w:tmpl w:val="DCB80CFC"/>
@@ -7949,7 +9524,7 @@
       </w:rPr>
     </w:lvl>
   </w:abstractNum>
-  <w:abstractNum w:abstractNumId="5" w15:restartNumberingAfterBreak="0">
+  <w:abstractNum w:abstractNumId="6" w15:restartNumberingAfterBreak="0">
     <w:nsid w:val="41687E35"/>
     <w:multiLevelType w:val="hybridMultilevel"/>
     <w:tmpl w:val="52C25576"/>
@@ -8062,7 +9637,7 @@
       </w:rPr>
     </w:lvl>
   </w:abstractNum>
-  <w:abstractNum w:abstractNumId="6" w15:restartNumberingAfterBreak="0">
+  <w:abstractNum w:abstractNumId="7" w15:restartNumberingAfterBreak="0">
     <w:nsid w:val="43CC3AF3"/>
     <w:multiLevelType w:val="hybridMultilevel"/>
     <w:tmpl w:val="6B503D5C"/>
@@ -8175,7 +9750,7 @@
       </w:rPr>
     </w:lvl>
   </w:abstractNum>
-  <w:abstractNum w:abstractNumId="7" w15:restartNumberingAfterBreak="0">
+  <w:abstractNum w:abstractNumId="8" w15:restartNumberingAfterBreak="0">
     <w:nsid w:val="4B891CE9"/>
     <w:multiLevelType w:val="multilevel"/>
     <w:tmpl w:val="46A825BE"/>
@@ -8288,7 +9863,7 @@
       </w:rPr>
     </w:lvl>
   </w:abstractNum>
-  <w:abstractNum w:abstractNumId="8" w15:restartNumberingAfterBreak="0">
+  <w:abstractNum w:abstractNumId="9" w15:restartNumberingAfterBreak="0">
     <w:nsid w:val="4ED50807"/>
     <w:multiLevelType w:val="multilevel"/>
     <w:tmpl w:val="E2B4D3F4"/>
@@ -8374,7 +9949,7 @@
       </w:pPr>
     </w:lvl>
   </w:abstractNum>
-  <w:abstractNum w:abstractNumId="9" w15:restartNumberingAfterBreak="0">
+  <w:abstractNum w:abstractNumId="10" w15:restartNumberingAfterBreak="0">
     <w:nsid w:val="52A55559"/>
     <w:multiLevelType w:val="hybridMultilevel"/>
     <w:tmpl w:val="18F866BE"/>
@@ -8487,7 +10062,7 @@
       </w:rPr>
     </w:lvl>
   </w:abstractNum>
-  <w:abstractNum w:abstractNumId="10" w15:restartNumberingAfterBreak="0">
+  <w:abstractNum w:abstractNumId="11" w15:restartNumberingAfterBreak="0">
     <w:nsid w:val="62E539B5"/>
     <w:multiLevelType w:val="hybridMultilevel"/>
     <w:tmpl w:val="601A5CA4"/>
@@ -8600,7 +10175,7 @@
       </w:rPr>
     </w:lvl>
   </w:abstractNum>
-  <w:abstractNum w:abstractNumId="11" w15:restartNumberingAfterBreak="0">
+  <w:abstractNum w:abstractNumId="12" w15:restartNumberingAfterBreak="0">
     <w:nsid w:val="70584135"/>
     <w:multiLevelType w:val="multilevel"/>
     <w:tmpl w:val="32D0D818"/>
@@ -8693,7 +10268,7 @@
       </w:pPr>
     </w:lvl>
   </w:abstractNum>
-  <w:abstractNum w:abstractNumId="12" w15:restartNumberingAfterBreak="0">
+  <w:abstractNum w:abstractNumId="13" w15:restartNumberingAfterBreak="0">
     <w:nsid w:val="7584165E"/>
     <w:multiLevelType w:val="multilevel"/>
     <w:tmpl w:val="709C82F4"/>
@@ -8814,7 +10389,7 @@
       </w:rPr>
     </w:lvl>
   </w:abstractNum>
-  <w:abstractNum w:abstractNumId="13" w15:restartNumberingAfterBreak="0">
+  <w:abstractNum w:abstractNumId="14" w15:restartNumberingAfterBreak="0">
     <w:nsid w:val="79870803"/>
     <w:multiLevelType w:val="hybridMultilevel"/>
     <w:tmpl w:val="290282AE"/>
@@ -8928,16 +10503,16 @@
     </w:lvl>
   </w:abstractNum>
   <w:num w:numId="1" w16cid:durableId="46345011">
-    <w:abstractNumId w:val="12"/>
+    <w:abstractNumId w:val="13"/>
   </w:num>
   <w:num w:numId="2" w16cid:durableId="1251543669">
-    <w:abstractNumId w:val="8"/>
+    <w:abstractNumId w:val="9"/>
   </w:num>
   <w:num w:numId="3" w16cid:durableId="1577783473">
-    <w:abstractNumId w:val="12"/>
+    <w:abstractNumId w:val="13"/>
   </w:num>
   <w:num w:numId="4" w16cid:durableId="243270084">
-    <w:abstractNumId w:val="12"/>
+    <w:abstractNumId w:val="13"/>
     <w:lvlOverride w:ilvl="0">
       <w:startOverride w:val="1"/>
     </w:lvlOverride>
@@ -8970,10 +10545,10 @@
     <w:abstractNumId w:val="2"/>
   </w:num>
   <w:num w:numId="6" w16cid:durableId="1541160927">
-    <w:abstractNumId w:val="11"/>
+    <w:abstractNumId w:val="12"/>
   </w:num>
   <w:num w:numId="7" w16cid:durableId="18047303">
-    <w:abstractNumId w:val="12"/>
+    <w:abstractNumId w:val="13"/>
     <w:lvlOverride w:ilvl="0">
       <w:startOverride w:val="1"/>
     </w:lvlOverride>
@@ -9003,34 +10578,37 @@
     </w:lvlOverride>
   </w:num>
   <w:num w:numId="8" w16cid:durableId="1360280844">
-    <w:abstractNumId w:val="4"/>
+    <w:abstractNumId w:val="5"/>
   </w:num>
   <w:num w:numId="9" w16cid:durableId="1835993045">
     <w:abstractNumId w:val="3"/>
   </w:num>
   <w:num w:numId="10" w16cid:durableId="1990358569">
-    <w:abstractNumId w:val="9"/>
+    <w:abstractNumId w:val="10"/>
   </w:num>
   <w:num w:numId="11" w16cid:durableId="536549302">
-    <w:abstractNumId w:val="7"/>
+    <w:abstractNumId w:val="8"/>
   </w:num>
   <w:num w:numId="12" w16cid:durableId="1950432740">
     <w:abstractNumId w:val="1"/>
   </w:num>
   <w:num w:numId="13" w16cid:durableId="1388989691">
-    <w:abstractNumId w:val="5"/>
+    <w:abstractNumId w:val="6"/>
   </w:num>
   <w:num w:numId="14" w16cid:durableId="1861429359">
-    <w:abstractNumId w:val="10"/>
+    <w:abstractNumId w:val="11"/>
   </w:num>
   <w:num w:numId="15" w16cid:durableId="243732659">
-    <w:abstractNumId w:val="6"/>
+    <w:abstractNumId w:val="7"/>
   </w:num>
   <w:num w:numId="16" w16cid:durableId="2013948257">
     <w:abstractNumId w:val="0"/>
   </w:num>
   <w:num w:numId="17" w16cid:durableId="1250774974">
-    <w:abstractNumId w:val="13"/>
+    <w:abstractNumId w:val="14"/>
+  </w:num>
+  <w:num w:numId="18" w16cid:durableId="457531102">
+    <w:abstractNumId w:val="4"/>
   </w:num>
 </w:numbering>
 </file>
@@ -9654,7 +11232,6 @@
   <w:style w:type="character" w:default="1" w:styleId="DefaultParagraphFont">
     <w:name w:val="Default Paragraph Font"/>
     <w:uiPriority w:val="1"/>
-    <w:semiHidden/>
     <w:unhideWhenUsed/>
   </w:style>
   <w:style w:type="table" w:default="1" w:styleId="TableNormal">
@@ -10970,6 +12547,321 @@
     <w:unhideWhenUsed/>
     <w:rsid w:val="00B97402"/>
   </w:style>
+  <w:style w:type="table" w:styleId="GridTable1Light-Accent1">
+    <w:name w:val="Grid Table 1 Light Accent 1"/>
+    <w:basedOn w:val="TableNormal"/>
+    <w:uiPriority w:val="46"/>
+    <w:rsid w:val="001229B9"/>
+    <w:pPr>
+      <w:spacing w:after="0" w:line="240" w:lineRule="auto"/>
+    </w:pPr>
+    <w:tblPr>
+      <w:tblStyleRowBandSize w:val="1"/>
+      <w:tblStyleColBandSize w:val="1"/>
+      <w:tblBorders>
+        <w:top w:val="single" w:sz="4" w:space="0" w:color="83CAEB" w:themeColor="accent1" w:themeTint="66"/>
+        <w:left w:val="single" w:sz="4" w:space="0" w:color="83CAEB" w:themeColor="accent1" w:themeTint="66"/>
+        <w:bottom w:val="single" w:sz="4" w:space="0" w:color="83CAEB" w:themeColor="accent1" w:themeTint="66"/>
+        <w:right w:val="single" w:sz="4" w:space="0" w:color="83CAEB" w:themeColor="accent1" w:themeTint="66"/>
+        <w:insideH w:val="single" w:sz="4" w:space="0" w:color="83CAEB" w:themeColor="accent1" w:themeTint="66"/>
+        <w:insideV w:val="single" w:sz="4" w:space="0" w:color="83CAEB" w:themeColor="accent1" w:themeTint="66"/>
+      </w:tblBorders>
+    </w:tblPr>
+    <w:tblStylePr w:type="firstRow">
+      <w:rPr>
+        <w:b/>
+        <w:bCs/>
+      </w:rPr>
+      <w:tblPr/>
+      <w:tcPr>
+        <w:tcBorders>
+          <w:bottom w:val="single" w:sz="12" w:space="0" w:color="45B0E1" w:themeColor="accent1" w:themeTint="99"/>
+        </w:tcBorders>
+      </w:tcPr>
+    </w:tblStylePr>
+    <w:tblStylePr w:type="lastRow">
+      <w:rPr>
+        <w:b/>
+        <w:bCs/>
+      </w:rPr>
+      <w:tblPr/>
+      <w:tcPr>
+        <w:tcBorders>
+          <w:top w:val="double" w:sz="2" w:space="0" w:color="45B0E1" w:themeColor="accent1" w:themeTint="99"/>
+        </w:tcBorders>
+      </w:tcPr>
+    </w:tblStylePr>
+    <w:tblStylePr w:type="firstCol">
+      <w:rPr>
+        <w:b/>
+        <w:bCs/>
+      </w:rPr>
+    </w:tblStylePr>
+    <w:tblStylePr w:type="lastCol">
+      <w:rPr>
+        <w:b/>
+        <w:bCs/>
+      </w:rPr>
+    </w:tblStylePr>
+  </w:style>
+  <w:style w:type="table" w:styleId="GridTable4-Accent1">
+    <w:name w:val="Grid Table 4 Accent 1"/>
+    <w:basedOn w:val="TableNormal"/>
+    <w:uiPriority w:val="49"/>
+    <w:rsid w:val="001229B9"/>
+    <w:pPr>
+      <w:spacing w:after="0" w:line="240" w:lineRule="auto"/>
+    </w:pPr>
+    <w:tblPr>
+      <w:tblStyleRowBandSize w:val="1"/>
+      <w:tblStyleColBandSize w:val="1"/>
+      <w:tblBorders>
+        <w:top w:val="single" w:sz="4" w:space="0" w:color="45B0E1" w:themeColor="accent1" w:themeTint="99"/>
+        <w:left w:val="single" w:sz="4" w:space="0" w:color="45B0E1" w:themeColor="accent1" w:themeTint="99"/>
+        <w:bottom w:val="single" w:sz="4" w:space="0" w:color="45B0E1" w:themeColor="accent1" w:themeTint="99"/>
+        <w:right w:val="single" w:sz="4" w:space="0" w:color="45B0E1" w:themeColor="accent1" w:themeTint="99"/>
+        <w:insideH w:val="single" w:sz="4" w:space="0" w:color="45B0E1" w:themeColor="accent1" w:themeTint="99"/>
+        <w:insideV w:val="single" w:sz="4" w:space="0" w:color="45B0E1" w:themeColor="accent1" w:themeTint="99"/>
+      </w:tblBorders>
+    </w:tblPr>
+    <w:tblStylePr w:type="firstRow">
+      <w:rPr>
+        <w:b/>
+        <w:bCs/>
+        <w:color w:val="FFFFFF" w:themeColor="background1"/>
+      </w:rPr>
+      <w:tblPr/>
+      <w:tcPr>
+        <w:tcBorders>
+          <w:top w:val="single" w:sz="4" w:space="0" w:color="156082" w:themeColor="accent1"/>
+          <w:left w:val="single" w:sz="4" w:space="0" w:color="156082" w:themeColor="accent1"/>
+          <w:bottom w:val="single" w:sz="4" w:space="0" w:color="156082" w:themeColor="accent1"/>
+          <w:right w:val="single" w:sz="4" w:space="0" w:color="156082" w:themeColor="accent1"/>
+          <w:insideH w:val="nil"/>
+          <w:insideV w:val="nil"/>
+        </w:tcBorders>
+        <w:shd w:val="clear" w:color="auto" w:fill="156082" w:themeFill="accent1"/>
+      </w:tcPr>
+    </w:tblStylePr>
+    <w:tblStylePr w:type="lastRow">
+      <w:rPr>
+        <w:b/>
+        <w:bCs/>
+      </w:rPr>
+      <w:tblPr/>
+      <w:tcPr>
+        <w:tcBorders>
+          <w:top w:val="double" w:sz="4" w:space="0" w:color="156082" w:themeColor="accent1"/>
+        </w:tcBorders>
+      </w:tcPr>
+    </w:tblStylePr>
+    <w:tblStylePr w:type="firstCol">
+      <w:rPr>
+        <w:b/>
+        <w:bCs/>
+      </w:rPr>
+    </w:tblStylePr>
+    <w:tblStylePr w:type="lastCol">
+      <w:rPr>
+        <w:b/>
+        <w:bCs/>
+      </w:rPr>
+    </w:tblStylePr>
+    <w:tblStylePr w:type="band1Vert">
+      <w:tblPr/>
+      <w:tcPr>
+        <w:shd w:val="clear" w:color="auto" w:fill="C1E4F5" w:themeFill="accent1" w:themeFillTint="33"/>
+      </w:tcPr>
+    </w:tblStylePr>
+    <w:tblStylePr w:type="band1Horz">
+      <w:tblPr/>
+      <w:tcPr>
+        <w:shd w:val="clear" w:color="auto" w:fill="C1E4F5" w:themeFill="accent1" w:themeFillTint="33"/>
+      </w:tcPr>
+    </w:tblStylePr>
+  </w:style>
+  <w:style w:type="table" w:styleId="GridTable5Dark-Accent1">
+    <w:name w:val="Grid Table 5 Dark Accent 1"/>
+    <w:basedOn w:val="TableNormal"/>
+    <w:uiPriority w:val="50"/>
+    <w:rsid w:val="00524A4C"/>
+    <w:pPr>
+      <w:spacing w:after="0" w:line="240" w:lineRule="auto"/>
+    </w:pPr>
+    <w:tblPr>
+      <w:tblStyleRowBandSize w:val="1"/>
+      <w:tblStyleColBandSize w:val="1"/>
+      <w:tblBorders>
+        <w:top w:val="single" w:sz="4" w:space="0" w:color="FFFFFF" w:themeColor="background1"/>
+        <w:left w:val="single" w:sz="4" w:space="0" w:color="FFFFFF" w:themeColor="background1"/>
+        <w:bottom w:val="single" w:sz="4" w:space="0" w:color="FFFFFF" w:themeColor="background1"/>
+        <w:right w:val="single" w:sz="4" w:space="0" w:color="FFFFFF" w:themeColor="background1"/>
+        <w:insideH w:val="single" w:sz="4" w:space="0" w:color="FFFFFF" w:themeColor="background1"/>
+        <w:insideV w:val="single" w:sz="4" w:space="0" w:color="FFFFFF" w:themeColor="background1"/>
+      </w:tblBorders>
+    </w:tblPr>
+    <w:tcPr>
+      <w:shd w:val="clear" w:color="auto" w:fill="C1E4F5" w:themeFill="accent1" w:themeFillTint="33"/>
+    </w:tcPr>
+    <w:tblStylePr w:type="firstRow">
+      <w:rPr>
+        <w:b/>
+        <w:bCs/>
+        <w:color w:val="FFFFFF" w:themeColor="background1"/>
+      </w:rPr>
+      <w:tblPr/>
+      <w:tcPr>
+        <w:tcBorders>
+          <w:top w:val="single" w:sz="4" w:space="0" w:color="FFFFFF" w:themeColor="background1"/>
+          <w:left w:val="single" w:sz="4" w:space="0" w:color="FFFFFF" w:themeColor="background1"/>
+          <w:right w:val="single" w:sz="4" w:space="0" w:color="FFFFFF" w:themeColor="background1"/>
+          <w:insideH w:val="nil"/>
+          <w:insideV w:val="nil"/>
+        </w:tcBorders>
+        <w:shd w:val="clear" w:color="auto" w:fill="156082" w:themeFill="accent1"/>
+      </w:tcPr>
+    </w:tblStylePr>
+    <w:tblStylePr w:type="lastRow">
+      <w:rPr>
+        <w:b/>
+        <w:bCs/>
+        <w:color w:val="FFFFFF" w:themeColor="background1"/>
+      </w:rPr>
+      <w:tblPr/>
+      <w:tcPr>
+        <w:tcBorders>
+          <w:left w:val="single" w:sz="4" w:space="0" w:color="FFFFFF" w:themeColor="background1"/>
+          <w:bottom w:val="single" w:sz="4" w:space="0" w:color="FFFFFF" w:themeColor="background1"/>
+          <w:right w:val="single" w:sz="4" w:space="0" w:color="FFFFFF" w:themeColor="background1"/>
+          <w:insideH w:val="nil"/>
+          <w:insideV w:val="nil"/>
+        </w:tcBorders>
+        <w:shd w:val="clear" w:color="auto" w:fill="156082" w:themeFill="accent1"/>
+      </w:tcPr>
+    </w:tblStylePr>
+    <w:tblStylePr w:type="firstCol">
+      <w:rPr>
+        <w:b/>
+        <w:bCs/>
+        <w:color w:val="FFFFFF" w:themeColor="background1"/>
+      </w:rPr>
+      <w:tblPr/>
+      <w:tcPr>
+        <w:tcBorders>
+          <w:top w:val="single" w:sz="4" w:space="0" w:color="FFFFFF" w:themeColor="background1"/>
+          <w:left w:val="single" w:sz="4" w:space="0" w:color="FFFFFF" w:themeColor="background1"/>
+          <w:bottom w:val="single" w:sz="4" w:space="0" w:color="FFFFFF" w:themeColor="background1"/>
+          <w:insideV w:val="nil"/>
+        </w:tcBorders>
+        <w:shd w:val="clear" w:color="auto" w:fill="156082" w:themeFill="accent1"/>
+      </w:tcPr>
+    </w:tblStylePr>
+    <w:tblStylePr w:type="lastCol">
+      <w:rPr>
+        <w:b/>
+        <w:bCs/>
+        <w:color w:val="FFFFFF" w:themeColor="background1"/>
+      </w:rPr>
+      <w:tblPr/>
+      <w:tcPr>
+        <w:tcBorders>
+          <w:top w:val="single" w:sz="4" w:space="0" w:color="FFFFFF" w:themeColor="background1"/>
+          <w:bottom w:val="single" w:sz="4" w:space="0" w:color="FFFFFF" w:themeColor="background1"/>
+          <w:right w:val="single" w:sz="4" w:space="0" w:color="FFFFFF" w:themeColor="background1"/>
+          <w:insideV w:val="nil"/>
+        </w:tcBorders>
+        <w:shd w:val="clear" w:color="auto" w:fill="156082" w:themeFill="accent1"/>
+      </w:tcPr>
+    </w:tblStylePr>
+    <w:tblStylePr w:type="band1Vert">
+      <w:tblPr/>
+      <w:tcPr>
+        <w:shd w:val="clear" w:color="auto" w:fill="83CAEB" w:themeFill="accent1" w:themeFillTint="66"/>
+      </w:tcPr>
+    </w:tblStylePr>
+    <w:tblStylePr w:type="band1Horz">
+      <w:tblPr/>
+      <w:tcPr>
+        <w:shd w:val="clear" w:color="auto" w:fill="83CAEB" w:themeFill="accent1" w:themeFillTint="66"/>
+      </w:tcPr>
+    </w:tblStylePr>
+  </w:style>
+  <w:style w:type="table" w:styleId="GridTable4-Accent4">
+    <w:name w:val="Grid Table 4 Accent 4"/>
+    <w:basedOn w:val="TableNormal"/>
+    <w:uiPriority w:val="49"/>
+    <w:rsid w:val="00524A4C"/>
+    <w:pPr>
+      <w:spacing w:after="0" w:line="240" w:lineRule="auto"/>
+    </w:pPr>
+    <w:tblPr>
+      <w:tblStyleRowBandSize w:val="1"/>
+      <w:tblStyleColBandSize w:val="1"/>
+      <w:tblBorders>
+        <w:top w:val="single" w:sz="4" w:space="0" w:color="60CAF3" w:themeColor="accent4" w:themeTint="99"/>
+        <w:left w:val="single" w:sz="4" w:space="0" w:color="60CAF3" w:themeColor="accent4" w:themeTint="99"/>
+        <w:bottom w:val="single" w:sz="4" w:space="0" w:color="60CAF3" w:themeColor="accent4" w:themeTint="99"/>
+        <w:right w:val="single" w:sz="4" w:space="0" w:color="60CAF3" w:themeColor="accent4" w:themeTint="99"/>
+        <w:insideH w:val="single" w:sz="4" w:space="0" w:color="60CAF3" w:themeColor="accent4" w:themeTint="99"/>
+        <w:insideV w:val="single" w:sz="4" w:space="0" w:color="60CAF3" w:themeColor="accent4" w:themeTint="99"/>
+      </w:tblBorders>
+    </w:tblPr>
+    <w:tblStylePr w:type="firstRow">
+      <w:rPr>
+        <w:b/>
+        <w:bCs/>
+        <w:color w:val="FFFFFF" w:themeColor="background1"/>
+      </w:rPr>
+      <w:tblPr/>
+      <w:tcPr>
+        <w:tcBorders>
+          <w:top w:val="single" w:sz="4" w:space="0" w:color="0F9ED5" w:themeColor="accent4"/>
+          <w:left w:val="single" w:sz="4" w:space="0" w:color="0F9ED5" w:themeColor="accent4"/>
+          <w:bottom w:val="single" w:sz="4" w:space="0" w:color="0F9ED5" w:themeColor="accent4"/>
+          <w:right w:val="single" w:sz="4" w:space="0" w:color="0F9ED5" w:themeColor="accent4"/>
+          <w:insideH w:val="nil"/>
+          <w:insideV w:val="nil"/>
+        </w:tcBorders>
+        <w:shd w:val="clear" w:color="auto" w:fill="0F9ED5" w:themeFill="accent4"/>
+      </w:tcPr>
+    </w:tblStylePr>
+    <w:tblStylePr w:type="lastRow">
+      <w:rPr>
+        <w:b/>
+        <w:bCs/>
+      </w:rPr>
+      <w:tblPr/>
+      <w:tcPr>
+        <w:tcBorders>
+          <w:top w:val="double" w:sz="4" w:space="0" w:color="0F9ED5" w:themeColor="accent4"/>
+        </w:tcBorders>
+      </w:tcPr>
+    </w:tblStylePr>
+    <w:tblStylePr w:type="firstCol">
+      <w:rPr>
+        <w:b/>
+        <w:bCs/>
+      </w:rPr>
+    </w:tblStylePr>
+    <w:tblStylePr w:type="lastCol">
+      <w:rPr>
+        <w:b/>
+        <w:bCs/>
+      </w:rPr>
+    </w:tblStylePr>
+    <w:tblStylePr w:type="band1Vert">
+      <w:tblPr/>
+      <w:tcPr>
+        <w:shd w:val="clear" w:color="auto" w:fill="CAEDFB" w:themeFill="accent4" w:themeFillTint="33"/>
+      </w:tcPr>
+    </w:tblStylePr>
+    <w:tblStylePr w:type="band1Horz">
+      <w:tblPr/>
+      <w:tcPr>
+        <w:shd w:val="clear" w:color="auto" w:fill="CAEDFB" w:themeFill="accent4" w:themeFillTint="33"/>
+      </w:tcPr>
+    </w:tblStylePr>
+  </w:style>
 </w:styles>
 </file>
 

--- a/crisp-dm/aeroq-crisp-dm.docx
+++ b/crisp-dm/aeroq-crisp-dm.docx
@@ -3619,17 +3619,58 @@
       <w:r>
         <w:t>While flight delay prediction is well researched with U.S. data, services that predict delays early, like Flighty, rely on a proprietary black-box system behind a subscription. I envisage this project will require a well-researched data architecture, elements of distributed computing for batch processing of weather observations (METARs/TAFs API) and aircraft data, and the implementation and continuous refinement of decision</w:t>
       </w:r>
+      <w:r>
+        <w:t xml:space="preserve"> </w:t>
+      </w:r>
+      <w:r>
+        <w:t>trees to arrive at probabilities, all tied together to serve users in a web app.”</w:t>
+      </w:r>
     </w:p>
     <w:p/>
+    <w:p>
+      <w:pPr>
+        <w:pStyle w:val="Heading4"/>
+      </w:pPr>
+      <w:r>
+        <w:t>Target Users</w:t>
+      </w:r>
+    </w:p>
+    <w:p>
+      <w:r>
+        <w:t>Passengers departing from Dublin, Cork, or Shannon airport, especially frequent fliers and those with time-constraints.</w:t>
+      </w:r>
+    </w:p>
+    <w:p>
+      <w:pPr>
+        <w:pStyle w:val="Heading4"/>
+      </w:pPr>
+      <w:r>
+        <w:lastRenderedPageBreak/>
+        <w:t>Gap</w:t>
+      </w:r>
+    </w:p>
+    <w:p>
+      <w:r>
+        <w:t>While flight delay prediction is well researched with U.S. data, services that predict delays early, like Flighty, rely on a proprietary black-box system behind a subscription</w:t>
+      </w:r>
+      <w:r>
+        <w:t xml:space="preserve">. </w:t>
+      </w:r>
+      <w:proofErr w:type="spellStart"/>
+      <w:r>
+        <w:t>Aeroq</w:t>
+      </w:r>
+      <w:proofErr w:type="spellEnd"/>
+      <w:r>
+        <w:t xml:space="preserve"> fills this gap by offering a free service, trained with data from Irish airports, which shares its prediction algorithm.</w:t>
+      </w:r>
+    </w:p>
     <w:p/>
-    <w:p/>
-    <w:p/>
     <w:p>
       <w:pPr>
         <w:pStyle w:val="Heading4"/>
       </w:pPr>
       <w:r>
-        <w:lastRenderedPageBreak/>
         <w:t>Industry Overview</w:t>
       </w:r>
     </w:p>
@@ -3706,25 +3747,13 @@
         <w:t>the now defunct App in the Air.</w:t>
       </w:r>
       <w:r>
-        <w:t xml:space="preserve"> All three companies</w:t>
-      </w:r>
-      <w:r>
-        <w:t xml:space="preserve"> </w:t>
+        <w:t xml:space="preserve"> All three companies </w:t>
       </w:r>
       <w:r>
         <w:t>offer</w:t>
       </w:r>
       <w:r>
-        <w:t xml:space="preserve"> a tiered subscription-based model</w:t>
-      </w:r>
-      <w:r>
-        <w:t>,</w:t>
-      </w:r>
-      <w:r>
-        <w:t xml:space="preserve"> with </w:t>
-      </w:r>
-      <w:r>
-        <w:t xml:space="preserve">limited free </w:t>
+        <w:t xml:space="preserve"> a tiered subscription-based model, with limited free </w:t>
       </w:r>
       <w:r>
         <w:t>access</w:t>
@@ -4128,247 +4157,214 @@
             <w:rStyle w:val="Hyperlink"/>
             <w:lang w:val="en-GB"/>
           </w:rPr>
-          <w:t>https://www.tripit.com/web/blog/news-culture/5-thing</w:t>
-        </w:r>
+          <w:t>https://www.tripit.com/web/blog/news-culture/5-things-travel-safety-risk</w:t>
+        </w:r>
+      </w:hyperlink>
+    </w:p>
+    <w:p>
+      <w:pPr>
+        <w:rPr>
+          <w:lang w:val="en-GB"/>
+        </w:rPr>
+      </w:pPr>
+    </w:p>
+    <w:p>
+      <w:pPr>
+        <w:pStyle w:val="Heading5"/>
+      </w:pPr>
+      <w:r>
+        <w:t>App in the Air</w:t>
+      </w:r>
+    </w:p>
+    <w:p>
+      <w:r>
+        <w:t>Released</w:t>
+      </w:r>
+      <w:r>
+        <w:t xml:space="preserve"> in 2012, </w:t>
+      </w:r>
+      <w:r>
+        <w:t>App in the Air</w:t>
+      </w:r>
+      <w:r>
+        <w:t xml:space="preserve"> offered streamlined flight tracking and delay prediction,</w:t>
+      </w:r>
+      <w:r>
+        <w:t xml:space="preserve"> reporting</w:t>
+      </w:r>
+      <w:r>
+        <w:t xml:space="preserve"> over 6 million user</w:t>
+      </w:r>
+      <w:r>
+        <w:t>s</w:t>
+      </w:r>
+      <w:r>
+        <w:t xml:space="preserve"> at its peak</w:t>
+      </w:r>
+      <w:r>
+        <w:t>.</w:t>
+      </w:r>
+      <w:r>
+        <w:t xml:space="preserve"> As </w:t>
+      </w:r>
+      <w:r>
+        <w:t xml:space="preserve">renewed </w:t>
+      </w:r>
+      <w:r>
+        <w:t xml:space="preserve">competition </w:t>
+      </w:r>
+      <w:r>
+        <w:t>emerged</w:t>
+      </w:r>
+      <w:r>
+        <w:t xml:space="preserve"> in the industry </w:t>
+      </w:r>
+      <w:r>
+        <w:t>in</w:t>
+      </w:r>
+      <w:r>
+        <w:t xml:space="preserve"> </w:t>
+      </w:r>
+      <w:r>
+        <w:t>2019</w:t>
+      </w:r>
+      <w:r>
+        <w:t xml:space="preserve">, namely from Flightly and </w:t>
+      </w:r>
+      <w:proofErr w:type="spellStart"/>
+      <w:r>
+        <w:t>Wanderlog</w:t>
+      </w:r>
+      <w:proofErr w:type="spellEnd"/>
+      <w:r>
+        <w:t xml:space="preserve">, </w:t>
+      </w:r>
+      <w:r>
+        <w:t>App in the Air</w:t>
+      </w:r>
+      <w:r>
+        <w:t xml:space="preserve"> </w:t>
+      </w:r>
+      <w:r>
+        <w:t>continued to pursue</w:t>
+      </w:r>
+      <w:r>
+        <w:t xml:space="preserve"> </w:t>
+      </w:r>
+      <w:r>
+        <w:t>feature</w:t>
+      </w:r>
+      <w:r>
+        <w:t xml:space="preserve"> volume</w:t>
+      </w:r>
+      <w:r>
+        <w:t>.</w:t>
+      </w:r>
+      <w:r>
+        <w:t xml:space="preserve"> The</w:t>
+      </w:r>
+      <w:r>
+        <w:t xml:space="preserve"> feature I think best exemplifies this sprawl is an augmented reality (AR) tool to measure luggage, something which is hard to </w:t>
+      </w:r>
+      <w:r>
+        <w:t xml:space="preserve">reconcile in </w:t>
+      </w:r>
+      <w:r>
+        <w:t xml:space="preserve">an app designed for </w:t>
+      </w:r>
+      <w:r>
+        <w:t xml:space="preserve">“the </w:t>
+      </w:r>
+      <w:r>
+        <w:t>modern frequent flyer</w:t>
+      </w:r>
+      <w:r>
+        <w:t>.</w:t>
+      </w:r>
+      <w:r>
+        <w:t xml:space="preserve">” </w:t>
+      </w:r>
+      <w:r>
+        <w:t>This</w:t>
+      </w:r>
+      <w:r>
+        <w:t xml:space="preserve"> inability to evolve from a status</w:t>
+      </w:r>
+      <w:r>
+        <w:t xml:space="preserve"> </w:t>
+      </w:r>
+      <w:r>
+        <w:t>a</w:t>
+      </w:r>
+      <w:r>
+        <w:t xml:space="preserve">nd </w:t>
+      </w:r>
+      <w:r>
+        <w:t>information app</w:t>
+      </w:r>
+      <w:r>
+        <w:t xml:space="preserve">, alongside </w:t>
+      </w:r>
+      <w:r>
+        <w:t>funding</w:t>
+      </w:r>
+      <w:r>
+        <w:t xml:space="preserve"> issues, resulted</w:t>
+      </w:r>
+      <w:r>
+        <w:t xml:space="preserve"> in </w:t>
+      </w:r>
+      <w:r>
+        <w:t>App</w:t>
+      </w:r>
+      <w:r>
+        <w:t xml:space="preserve"> in the Air’s</w:t>
+      </w:r>
+      <w:r>
+        <w:t xml:space="preserve"> </w:t>
+      </w:r>
+      <w:r>
+        <w:t xml:space="preserve">full shutdown </w:t>
+      </w:r>
+      <w:r>
+        <w:t>in October 2024</w:t>
+      </w:r>
+      <w:r>
+        <w:t>.</w:t>
+      </w:r>
+    </w:p>
+    <w:p/>
+    <w:p>
+      <w:hyperlink r:id="rId14" w:history="1">
         <w:r>
           <w:rPr>
             <w:rStyle w:val="Hyperlink"/>
-            <w:lang w:val="en-GB"/>
-          </w:rPr>
-          <w:t>s</w:t>
+          </w:rPr>
+          <w:t>https://globetrender.com/</w:t>
         </w:r>
         <w:r>
           <w:rPr>
             <w:rStyle w:val="Hyperlink"/>
-            <w:lang w:val="en-GB"/>
-          </w:rPr>
-          <w:t>-travel-safety-risk</w:t>
-        </w:r>
-      </w:hyperlink>
-    </w:p>
-    <w:p>
-      <w:pPr>
-        <w:rPr>
-          <w:lang w:val="en-GB"/>
-        </w:rPr>
-      </w:pPr>
-    </w:p>
-    <w:p>
-      <w:pPr>
-        <w:rPr>
-          <w:lang w:val="en-GB"/>
-        </w:rPr>
-      </w:pPr>
-    </w:p>
-    <w:p>
-      <w:pPr>
-        <w:rPr>
-          <w:lang w:val="en-GB"/>
-        </w:rPr>
-      </w:pPr>
-    </w:p>
-    <w:p>
-      <w:pPr>
-        <w:pStyle w:val="Heading5"/>
-      </w:pPr>
-      <w:r>
-        <w:lastRenderedPageBreak/>
-        <w:t>App in the Air</w:t>
-      </w:r>
-    </w:p>
-    <w:p>
-      <w:r>
-        <w:t>Released</w:t>
-      </w:r>
-      <w:r>
-        <w:t xml:space="preserve"> in 2012, </w:t>
-      </w:r>
-      <w:r>
-        <w:t>App in the Air</w:t>
-      </w:r>
-      <w:r>
-        <w:t xml:space="preserve"> offered streamlined flight tracking and delay prediction,</w:t>
-      </w:r>
-      <w:r>
-        <w:t xml:space="preserve"> reporting</w:t>
-      </w:r>
-      <w:r>
-        <w:t xml:space="preserve"> over 6 million user</w:t>
-      </w:r>
-      <w:r>
-        <w:t>s</w:t>
-      </w:r>
-      <w:r>
-        <w:t xml:space="preserve"> at its peak</w:t>
-      </w:r>
-      <w:r>
-        <w:t>.</w:t>
-      </w:r>
-      <w:r>
-        <w:t xml:space="preserve"> As </w:t>
-      </w:r>
-      <w:r>
-        <w:t xml:space="preserve">renewed </w:t>
-      </w:r>
-      <w:r>
-        <w:t xml:space="preserve">competition </w:t>
-      </w:r>
-      <w:r>
-        <w:t>emerged</w:t>
-      </w:r>
-      <w:r>
-        <w:t xml:space="preserve"> in the industry </w:t>
-      </w:r>
-      <w:r>
-        <w:t>in</w:t>
-      </w:r>
-      <w:r>
-        <w:t xml:space="preserve"> </w:t>
-      </w:r>
-      <w:r>
-        <w:t>2019</w:t>
-      </w:r>
-      <w:r>
-        <w:t xml:space="preserve">, namely from Flightly and </w:t>
-      </w:r>
-      <w:proofErr w:type="spellStart"/>
-      <w:r>
-        <w:t>Wanderlog</w:t>
-      </w:r>
-      <w:proofErr w:type="spellEnd"/>
-      <w:r>
-        <w:t xml:space="preserve">, </w:t>
-      </w:r>
-      <w:r>
-        <w:t>App in the Air</w:t>
-      </w:r>
-      <w:r>
-        <w:t xml:space="preserve"> </w:t>
-      </w:r>
-      <w:r>
-        <w:t>continued to pursue</w:t>
-      </w:r>
-      <w:r>
-        <w:t xml:space="preserve"> </w:t>
-      </w:r>
-      <w:r>
-        <w:t>feature</w:t>
-      </w:r>
-      <w:r>
-        <w:t xml:space="preserve"> volume</w:t>
-      </w:r>
-      <w:r>
-        <w:t xml:space="preserve"> The</w:t>
-      </w:r>
-      <w:r>
-        <w:t xml:space="preserve"> feature I think best exemplifies this sprawl is an augmented reality (AR) tool to measure luggage, something which is hard to </w:t>
-      </w:r>
-      <w:r>
-        <w:t xml:space="preserve">reconcile in </w:t>
-      </w:r>
-      <w:r>
-        <w:t xml:space="preserve">an app designed for </w:t>
-      </w:r>
-      <w:r>
-        <w:t xml:space="preserve">“the </w:t>
-      </w:r>
-      <w:r>
-        <w:t>modern frequent flyer</w:t>
-      </w:r>
-      <w:r>
-        <w:t>.</w:t>
-      </w:r>
-      <w:r>
-        <w:t xml:space="preserve">” </w:t>
-      </w:r>
-      <w:r>
-        <w:t>This</w:t>
-      </w:r>
-      <w:r>
-        <w:t xml:space="preserve"> inability to evolve from a status</w:t>
-      </w:r>
-      <w:r>
-        <w:t xml:space="preserve"> </w:t>
-      </w:r>
-      <w:r>
-        <w:t>a</w:t>
-      </w:r>
-      <w:r>
-        <w:t xml:space="preserve">nd </w:t>
-      </w:r>
-      <w:r>
-        <w:t>information app</w:t>
-      </w:r>
-      <w:r>
-        <w:t xml:space="preserve">, alongside </w:t>
-      </w:r>
-      <w:r>
-        <w:t>funding</w:t>
-      </w:r>
-      <w:r>
-        <w:t xml:space="preserve"> issues, resulted</w:t>
-      </w:r>
-      <w:r>
-        <w:t xml:space="preserve"> in </w:t>
-      </w:r>
-      <w:r>
-        <w:t>App</w:t>
-      </w:r>
-      <w:r>
-        <w:t xml:space="preserve"> in the Air’s</w:t>
-      </w:r>
-      <w:r>
-        <w:t xml:space="preserve"> </w:t>
-      </w:r>
-      <w:r>
-        <w:t xml:space="preserve">full shutdown </w:t>
-      </w:r>
-      <w:r>
-        <w:t>in October 2024</w:t>
-      </w:r>
-      <w:r>
-        <w:t>.</w:t>
-      </w:r>
-    </w:p>
-    <w:p/>
-    <w:p>
-      <w:r>
-        <w:t xml:space="preserve">. </w:t>
-      </w:r>
-      <w:r>
-        <w:rPr>
-          <w:strike/>
-        </w:rPr>
-        <w:t xml:space="preserve">They offered </w:t>
-      </w:r>
-      <w:r>
-        <w:rPr>
-          <w:strike/>
-        </w:rPr>
-        <w:t xml:space="preserve">airport guides, passenger social chats, gamified flight logs, digital badges, travel documents, </w:t>
-      </w:r>
-      <w:proofErr w:type="spellStart"/>
-      <w:r>
-        <w:rPr>
-          <w:strike/>
-        </w:rPr>
-        <w:t>eSIMs</w:t>
-      </w:r>
-      <w:proofErr w:type="spellEnd"/>
-      <w:r>
-        <w:rPr>
-          <w:strike/>
-        </w:rPr>
-        <w:t>, carbon footprint tracking, insurance, and AI-assisted booking.</w:t>
-      </w:r>
-    </w:p>
-    <w:p>
-      <w:hyperlink r:id="rId14" w:history="1">
+          </w:rPr>
+          <w:t>2</w:t>
+        </w:r>
         <w:r>
           <w:rPr>
             <w:rStyle w:val="Hyperlink"/>
           </w:rPr>
-          <w:t>https://globetrender.com/2022/02/09/app-in-the-air-personal-assistant-frequent-flyers/</w:t>
+          <w:t>022/02/09/ap</w:t>
+        </w:r>
+        <w:r>
+          <w:rPr>
+            <w:rStyle w:val="Hyperlink"/>
+          </w:rPr>
+          <w:t>p</w:t>
+        </w:r>
+        <w:r>
+          <w:rPr>
+            <w:rStyle w:val="Hyperlink"/>
+          </w:rPr>
+          <w:t>-in-the-air-personal-assistant-frequent-flyers/</w:t>
         </w:r>
       </w:hyperlink>
       <w:r>
@@ -4659,10 +4655,7 @@
               <w:t>N</w:t>
             </w:r>
             <w:r>
-              <w:t xml:space="preserve"> (</w:t>
-            </w:r>
-            <w:r>
-              <w:t>2022)</w:t>
+              <w:t xml:space="preserve"> (2022)</w:t>
             </w:r>
           </w:p>
         </w:tc>
@@ -4706,10 +4699,7 @@
               <w:t>Weekly:</w:t>
             </w:r>
             <w:r>
-              <w:t xml:space="preserve"> $4.99</w:t>
-            </w:r>
-            <w:r>
-              <w:t xml:space="preserve"> ($</w:t>
+              <w:t xml:space="preserve"> $4.99 ($</w:t>
             </w:r>
             <w:r>
               <w:t>259.48</w:t>
@@ -4776,6 +4766,7 @@
                 <w:b/>
                 <w:bCs/>
               </w:rPr>
+              <w:lastRenderedPageBreak/>
               <w:t xml:space="preserve">Lifetime: </w:t>
             </w:r>
             <w:r>
@@ -4796,6 +4787,7 @@
                 <w:b/>
                 <w:bCs/>
               </w:rPr>
+              <w:lastRenderedPageBreak/>
               <w:t xml:space="preserve">Annual: </w:t>
             </w:r>
             <w:r>
@@ -4822,10 +4814,7 @@
               <w:t>£29.49</w:t>
             </w:r>
             <w:r>
-              <w:t xml:space="preserve"> </w:t>
-            </w:r>
-            <w:r>
-              <w:t>(2022)</w:t>
+              <w:t xml:space="preserve"> (2022)</w:t>
             </w:r>
           </w:p>
           <w:p>
@@ -4844,10 +4833,7 @@
               <w:t xml:space="preserve"> £48.99</w:t>
             </w:r>
             <w:r>
-              <w:t xml:space="preserve"> </w:t>
-            </w:r>
-            <w:r>
-              <w:t>(2022)</w:t>
+              <w:t xml:space="preserve"> (2022)</w:t>
             </w:r>
           </w:p>
         </w:tc>
@@ -4877,7 +4863,6 @@
                 <w:i/>
                 <w:iCs/>
               </w:rPr>
-              <w:lastRenderedPageBreak/>
               <w:t>Flightly and TripIt are accurate</w:t>
             </w:r>
             <w:r>
@@ -4988,68 +4973,26 @@
           <w:rPr>
             <w:rStyle w:val="Hyperlink"/>
           </w:rPr>
-          <w:t>https://outandout.boardingarea.c</w:t>
-        </w:r>
+          <w:t>https://outandout.boardingarea.com/app-in-the-air/</w:t>
+        </w:r>
+      </w:hyperlink>
+      <w:r>
+        <w:t xml:space="preserve"> (2018</w:t>
+      </w:r>
+      <w:r>
+        <w:t xml:space="preserve"> used for free tier</w:t>
+      </w:r>
+      <w:r>
+        <w:t>)</w:t>
+      </w:r>
+    </w:p>
+    <w:p>
+      <w:hyperlink r:id="rId23" w:history="1">
         <w:r>
           <w:rPr>
             <w:rStyle w:val="Hyperlink"/>
           </w:rPr>
-          <w:t>o</w:t>
-        </w:r>
-        <w:r>
-          <w:rPr>
-            <w:rStyle w:val="Hyperlink"/>
-          </w:rPr>
-          <w:t>m/a</w:t>
-        </w:r>
-        <w:r>
-          <w:rPr>
-            <w:rStyle w:val="Hyperlink"/>
-          </w:rPr>
-          <w:t>p</w:t>
-        </w:r>
-        <w:r>
-          <w:rPr>
-            <w:rStyle w:val="Hyperlink"/>
-          </w:rPr>
-          <w:t>p-in-the-air/</w:t>
-        </w:r>
-      </w:hyperlink>
-      <w:r>
-        <w:t xml:space="preserve"> (2018</w:t>
-      </w:r>
-      <w:r>
-        <w:t xml:space="preserve"> used for free tier</w:t>
-      </w:r>
-      <w:r>
-        <w:t>)</w:t>
-      </w:r>
-    </w:p>
-    <w:p>
-      <w:hyperlink r:id="rId23" w:history="1">
-        <w:r>
-          <w:rPr>
-            <w:rStyle w:val="Hyperlink"/>
-          </w:rPr>
-          <w:t>https://www.pilotplans.com/blog/app-in-the-air-review</w:t>
-        </w:r>
-        <w:r>
-          <w:rPr>
-            <w:rStyle w:val="Hyperlink"/>
-          </w:rPr>
-          <w:t xml:space="preserve"> (</w:t>
-        </w:r>
-        <w:r>
-          <w:rPr>
-            <w:rStyle w:val="Hyperlink"/>
-          </w:rPr>
-          <w:t>2</w:t>
-        </w:r>
-        <w:r>
-          <w:rPr>
-            <w:rStyle w:val="Hyperlink"/>
-          </w:rPr>
-          <w:t>018</w:t>
+          <w:t>https://www.pilotplans.com/blog/app-in-the-air-review (2018</w:t>
         </w:r>
       </w:hyperlink>
       <w:r>
@@ -5132,37 +5075,16 @@
         <w:t>To</w:t>
       </w:r>
       <w:r>
-        <w:t xml:space="preserve"> aid users reduce travel stress through</w:t>
-      </w:r>
-      <w:r>
         <w:t xml:space="preserve"> </w:t>
       </w:r>
       <w:r>
-        <w:t>a predictive</w:t>
-      </w:r>
-      <w:r>
-        <w:t xml:space="preserve"> web</w:t>
-      </w:r>
-      <w:r>
-        <w:t xml:space="preserve"> </w:t>
-      </w:r>
-      <w:r>
-        <w:t>app</w:t>
-      </w:r>
-      <w:r>
-        <w:t>lication</w:t>
-      </w:r>
-      <w:r>
-        <w:t xml:space="preserve"> which</w:t>
-      </w:r>
-      <w:r>
-        <w:t xml:space="preserve"> calculates and displays the probability of a flight delay of 15 minutes or </w:t>
-      </w:r>
-      <w:r>
-        <w:t>greater</w:t>
-      </w:r>
-      <w:r>
-        <w:t xml:space="preserve"> using live and historical public data</w:t>
+        <w:t>help passengers, especially frequent fliers, departing from Dublin, Cork, or Shannon</w:t>
+      </w:r>
+      <w:r>
+        <w:t xml:space="preserve"> airport</w:t>
+      </w:r>
+      <w:r>
+        <w:t xml:space="preserve"> take back more of their free time through optimising their travel experience</w:t>
       </w:r>
       <w:r>
         <w:t>.</w:t>
@@ -5389,38 +5311,6 @@
     </w:p>
     <w:p>
       <w:pPr>
-        <w:pStyle w:val="ListParagraph"/>
-        <w:numPr>
-          <w:ilvl w:val="0"/>
-          <w:numId w:val="14"/>
-        </w:numPr>
-        <w:rPr>
-          <w:b/>
-          <w:bCs/>
-        </w:rPr>
-      </w:pPr>
-      <w:r>
-        <w:t>The monthly cost of the project does not exceed €50 at any time.</w:t>
-      </w:r>
-    </w:p>
-    <w:p>
-      <w:pPr>
-        <w:pStyle w:val="ListParagraph"/>
-        <w:numPr>
-          <w:ilvl w:val="0"/>
-          <w:numId w:val="14"/>
-        </w:numPr>
-        <w:rPr>
-          <w:b/>
-          <w:bCs/>
-        </w:rPr>
-      </w:pPr>
-      <w:r>
-        <w:t>The average monthly cost of the project does not exceed €30 for any 6-month period.</w:t>
-      </w:r>
-    </w:p>
-    <w:p>
-      <w:pPr>
         <w:pStyle w:val="Heading2"/>
         <w:rPr>
           <w:rFonts w:eastAsia="Times New Roman"/>
@@ -5482,7 +5372,14 @@
         </w:numPr>
       </w:pPr>
       <w:r>
-        <w:t>Joe O'Mahony: Responsible for the entire project.</w:t>
+        <w:rPr>
+          <w:b/>
+          <w:bCs/>
+        </w:rPr>
+        <w:t>Joe O'Mahony:</w:t>
+      </w:r>
+      <w:r>
+        <w:t xml:space="preserve"> Responsible for the entire project.</w:t>
       </w:r>
     </w:p>
     <w:p>
@@ -5494,7 +5391,43 @@
         </w:numPr>
       </w:pPr>
       <w:r>
-        <w:t>Project supervisor: Allows meetings to provide guidance and feedback.</w:t>
+        <w:rPr>
+          <w:b/>
+          <w:bCs/>
+        </w:rPr>
+        <w:t>Cian Murph</w:t>
+      </w:r>
+      <w:r>
+        <w:rPr>
+          <w:b/>
+          <w:bCs/>
+        </w:rPr>
+        <w:t xml:space="preserve">y: </w:t>
+      </w:r>
+      <w:r>
+        <w:t xml:space="preserve">Project supervisor, conducts </w:t>
+      </w:r>
+      <w:r>
+        <w:t>meetings to provide guidance and feedback.</w:t>
+      </w:r>
+    </w:p>
+    <w:p>
+      <w:pPr>
+        <w:pStyle w:val="ListParagraph"/>
+        <w:numPr>
+          <w:ilvl w:val="0"/>
+          <w:numId w:val="9"/>
+        </w:numPr>
+      </w:pPr>
+      <w:r>
+        <w:rPr>
+          <w:b/>
+          <w:bCs/>
+        </w:rPr>
+        <w:t xml:space="preserve">Lucy White: </w:t>
+      </w:r>
+      <w:r>
+        <w:t>Final Year Project 26/27 coordinator.</w:t>
       </w:r>
     </w:p>
     <w:p/>
@@ -5652,25 +5585,76 @@
         <w:t>Miro for project management.</w:t>
       </w:r>
     </w:p>
-    <w:p/>
-    <w:p>
-      <w:pPr>
-        <w:pStyle w:val="Heading4"/>
-      </w:pPr>
-      <w:r>
-        <w:t>Data</w:t>
+    <w:p>
+      <w:pPr>
+        <w:pStyle w:val="ListParagraph"/>
+        <w:numPr>
+          <w:ilvl w:val="0"/>
+          <w:numId w:val="10"/>
+        </w:numPr>
+      </w:pPr>
+      <w:r>
+        <w:t xml:space="preserve">Postman for </w:t>
+      </w:r>
+      <w:r>
+        <w:t xml:space="preserve">rapid </w:t>
+      </w:r>
+      <w:r>
+        <w:t xml:space="preserve">API </w:t>
+      </w:r>
+      <w:r>
+        <w:t>experimentation</w:t>
+      </w:r>
+      <w:r>
+        <w:t>.</w:t>
+      </w:r>
+    </w:p>
+    <w:p>
+      <w:pPr>
+        <w:pStyle w:val="ListParagraph"/>
+        <w:numPr>
+          <w:ilvl w:val="0"/>
+          <w:numId w:val="10"/>
+        </w:numPr>
+      </w:pPr>
+      <w:r>
+        <w:t>VS</w:t>
+      </w:r>
+      <w:r>
+        <w:t xml:space="preserve"> </w:t>
+      </w:r>
+      <w:r>
+        <w:t>Code as the sole IDE.</w:t>
+      </w:r>
+    </w:p>
+    <w:p>
+      <w:pPr>
+        <w:pStyle w:val="ListParagraph"/>
+        <w:numPr>
+          <w:ilvl w:val="0"/>
+          <w:numId w:val="10"/>
+        </w:numPr>
+      </w:pPr>
+      <w:r>
+        <w:t xml:space="preserve">Jupyter for local notebooks in cases where GCP </w:t>
       </w:r>
     </w:p>
     <w:p/>
     <w:p/>
-    <w:p/>
-    <w:p/>
+    <w:p>
+      <w:pPr>
+        <w:pStyle w:val="Heading4"/>
+      </w:pPr>
+      <w:r>
+        <w:lastRenderedPageBreak/>
+        <w:t>Data</w:t>
+      </w:r>
+    </w:p>
     <w:p>
       <w:pPr>
         <w:pStyle w:val="Heading5"/>
       </w:pPr>
       <w:r>
-        <w:lastRenderedPageBreak/>
         <w:t xml:space="preserve">Aviation Weather </w:t>
       </w:r>
       <w:proofErr w:type="spellStart"/>
@@ -5688,27 +5672,14 @@
       <w:r>
         <w:t xml:space="preserve">Table </w:t>
       </w:r>
-      <w:r>
-        <w:fldChar w:fldCharType="begin"/>
-      </w:r>
-      <w:r>
-        <w:instrText xml:space="preserve"> SEQ Table \* ARABIC </w:instrText>
-      </w:r>
-      <w:r>
-        <w:fldChar w:fldCharType="separate"/>
-      </w:r>
-      <w:r>
-        <w:rPr>
-          <w:noProof/>
-        </w:rPr>
-        <w:t>1</w:t>
-      </w:r>
-      <w:r>
-        <w:rPr>
-          <w:noProof/>
-        </w:rPr>
-        <w:fldChar w:fldCharType="end"/>
-      </w:r>
+      <w:fldSimple w:instr=" SEQ Table \* ARABIC ">
+        <w:r>
+          <w:rPr>
+            <w:noProof/>
+          </w:rPr>
+          <w:t>1</w:t>
+        </w:r>
+      </w:fldSimple>
       <w:r>
         <w:t xml:space="preserve"> Aviation Weather </w:t>
       </w:r>
@@ -6199,27 +6170,14 @@
       <w:r>
         <w:t xml:space="preserve">Table </w:t>
       </w:r>
-      <w:r>
-        <w:fldChar w:fldCharType="begin"/>
-      </w:r>
-      <w:r>
-        <w:instrText xml:space="preserve"> SEQ Table \* ARABIC </w:instrText>
-      </w:r>
-      <w:r>
-        <w:fldChar w:fldCharType="separate"/>
-      </w:r>
-      <w:r>
-        <w:rPr>
-          <w:noProof/>
-        </w:rPr>
-        <w:t>2</w:t>
-      </w:r>
-      <w:r>
-        <w:rPr>
-          <w:noProof/>
-        </w:rPr>
-        <w:fldChar w:fldCharType="end"/>
-      </w:r>
+      <w:fldSimple w:instr=" SEQ Table \* ARABIC ">
+        <w:r>
+          <w:rPr>
+            <w:noProof/>
+          </w:rPr>
+          <w:t>2</w:t>
+        </w:r>
+      </w:fldSimple>
       <w:r>
         <w:t xml:space="preserve"> Met Eireann data products</w:t>
       </w:r>
@@ -6228,14 +6186,14 @@
     <w:tbl>
       <w:tblPr>
         <w:tblStyle w:val="GridTable4-Accent1"/>
-        <w:tblW w:w="0" w:type="auto"/>
+        <w:tblW w:w="9634" w:type="dxa"/>
         <w:tblLayout w:type="fixed"/>
         <w:tblLook w:val="0420" w:firstRow="1" w:lastRow="0" w:firstColumn="0" w:lastColumn="0" w:noHBand="0" w:noVBand="1"/>
       </w:tblPr>
       <w:tblGrid>
         <w:gridCol w:w="2988"/>
         <w:gridCol w:w="2880"/>
-        <w:gridCol w:w="2880"/>
+        <w:gridCol w:w="3766"/>
       </w:tblGrid>
       <w:tr>
         <w:trPr>
@@ -6279,7 +6237,7 @@
         </w:tc>
         <w:tc>
           <w:tcPr>
-            <w:tcW w:w="2880" w:type="dxa"/>
+            <w:tcW w:w="3766" w:type="dxa"/>
           </w:tcPr>
           <w:p>
             <w:pPr>
@@ -6338,7 +6296,7 @@
         </w:tc>
         <w:tc>
           <w:tcPr>
-            <w:tcW w:w="2880" w:type="dxa"/>
+            <w:tcW w:w="3766" w:type="dxa"/>
           </w:tcPr>
           <w:p>
             <w:pPr>
@@ -6394,7 +6352,7 @@
         </w:tc>
         <w:tc>
           <w:tcPr>
-            <w:tcW w:w="2880" w:type="dxa"/>
+            <w:tcW w:w="3766" w:type="dxa"/>
           </w:tcPr>
           <w:p>
             <w:pPr>
@@ -6441,17 +6399,922 @@
       </w:pPr>
       <w:proofErr w:type="spellStart"/>
       <w:r>
-        <w:t>AeroDataBox</w:t>
+        <w:t>OpenSky</w:t>
       </w:r>
       <w:proofErr w:type="spellEnd"/>
-    </w:p>
-    <w:p>
-      <w:pPr>
+      <w:r>
+        <w:t xml:space="preserve"> API</w:t>
+      </w:r>
+    </w:p>
+    <w:p>
+      <w:pPr>
+        <w:pStyle w:val="Caption"/>
+        <w:keepNext/>
+      </w:pPr>
+      <w:r>
+        <w:t xml:space="preserve">Table </w:t>
+      </w:r>
+      <w:fldSimple w:instr=" SEQ Table \* ARABIC ">
+        <w:r>
+          <w:rPr>
+            <w:noProof/>
+          </w:rPr>
+          <w:t>3</w:t>
+        </w:r>
+      </w:fldSimple>
+      <w:r>
+        <w:t xml:space="preserve"> </w:t>
+      </w:r>
+      <w:proofErr w:type="spellStart"/>
+      <w:r>
+        <w:t>OpenSky</w:t>
+      </w:r>
+      <w:proofErr w:type="spellEnd"/>
+      <w:r>
+        <w:t xml:space="preserve"> Network API data products</w:t>
+      </w:r>
+    </w:p>
+    <w:tbl>
+      <w:tblPr>
+        <w:tblStyle w:val="GridTable4-Accent1"/>
+        <w:tblW w:w="0" w:type="auto"/>
+        <w:tblLook w:val="04A0" w:firstRow="1" w:lastRow="0" w:firstColumn="1" w:lastColumn="0" w:noHBand="0" w:noVBand="1"/>
+      </w:tblPr>
+      <w:tblGrid>
+        <w:gridCol w:w="2887"/>
+        <w:gridCol w:w="6741"/>
+      </w:tblGrid>
+      <w:tr>
+        <w:trPr>
+          <w:cnfStyle w:val="100000000000" w:firstRow="1" w:lastRow="0" w:firstColumn="0" w:lastColumn="0" w:oddVBand="0" w:evenVBand="0" w:oddHBand="0" w:evenHBand="0" w:firstRowFirstColumn="0" w:firstRowLastColumn="0" w:lastRowFirstColumn="0" w:lastRowLastColumn="0"/>
+        </w:trPr>
+        <w:tc>
+          <w:tcPr>
+            <w:cnfStyle w:val="001000000000" w:firstRow="0" w:lastRow="0" w:firstColumn="1" w:lastColumn="0" w:oddVBand="0" w:evenVBand="0" w:oddHBand="0" w:evenHBand="0" w:firstRowFirstColumn="0" w:firstRowLastColumn="0" w:lastRowFirstColumn="0" w:lastRowLastColumn="0"/>
+            <w:tcW w:w="0" w:type="auto"/>
+            <w:hideMark/>
+          </w:tcPr>
+          <w:p>
+            <w:r>
+              <w:t>Product</w:t>
+            </w:r>
+          </w:p>
+        </w:tc>
+        <w:tc>
+          <w:tcPr>
+            <w:tcW w:w="0" w:type="auto"/>
+            <w:hideMark/>
+          </w:tcPr>
+          <w:p>
+            <w:pPr>
+              <w:cnfStyle w:val="100000000000" w:firstRow="1" w:lastRow="0" w:firstColumn="0" w:lastColumn="0" w:oddVBand="0" w:evenVBand="0" w:oddHBand="0" w:evenHBand="0" w:firstRowFirstColumn="0" w:firstRowLastColumn="0" w:lastRowFirstColumn="0" w:lastRowLastColumn="0"/>
+            </w:pPr>
+            <w:r>
+              <w:t>Description</w:t>
+            </w:r>
+          </w:p>
+        </w:tc>
+      </w:tr>
+      <w:tr>
+        <w:trPr>
+          <w:cnfStyle w:val="000000100000" w:firstRow="0" w:lastRow="0" w:firstColumn="0" w:lastColumn="0" w:oddVBand="0" w:evenVBand="0" w:oddHBand="1" w:evenHBand="0" w:firstRowFirstColumn="0" w:firstRowLastColumn="0" w:lastRowFirstColumn="0" w:lastRowLastColumn="0"/>
+        </w:trPr>
+        <w:tc>
+          <w:tcPr>
+            <w:cnfStyle w:val="001000000000" w:firstRow="0" w:lastRow="0" w:firstColumn="1" w:lastColumn="0" w:oddVBand="0" w:evenVBand="0" w:oddHBand="0" w:evenHBand="0" w:firstRowFirstColumn="0" w:firstRowLastColumn="0" w:lastRowFirstColumn="0" w:lastRowLastColumn="0"/>
+            <w:tcW w:w="0" w:type="auto"/>
+            <w:hideMark/>
+          </w:tcPr>
+          <w:p>
+            <w:r>
+              <w:t xml:space="preserve">Flights </w:t>
+            </w:r>
+            <w:r>
+              <w:t xml:space="preserve">over </w:t>
+            </w:r>
+            <w:r>
+              <w:t xml:space="preserve">Time Interval </w:t>
+            </w:r>
+          </w:p>
+        </w:tc>
+        <w:tc>
+          <w:tcPr>
+            <w:tcW w:w="0" w:type="auto"/>
+            <w:hideMark/>
+          </w:tcPr>
+          <w:p>
+            <w:pPr>
+              <w:cnfStyle w:val="000000100000" w:firstRow="0" w:lastRow="0" w:firstColumn="0" w:lastColumn="0" w:oddVBand="0" w:evenVBand="0" w:oddHBand="1" w:evenHBand="0" w:firstRowFirstColumn="0" w:firstRowLastColumn="0" w:lastRowFirstColumn="0" w:lastRowLastColumn="0"/>
+            </w:pPr>
+            <w:r>
+              <w:t>All flights within a time window of up to 2 hours.</w:t>
+            </w:r>
+          </w:p>
+        </w:tc>
+      </w:tr>
+      <w:tr>
+        <w:tc>
+          <w:tcPr>
+            <w:cnfStyle w:val="001000000000" w:firstRow="0" w:lastRow="0" w:firstColumn="1" w:lastColumn="0" w:oddVBand="0" w:evenVBand="0" w:oddHBand="0" w:evenHBand="0" w:firstRowFirstColumn="0" w:firstRowLastColumn="0" w:lastRowFirstColumn="0" w:lastRowLastColumn="0"/>
+            <w:tcW w:w="0" w:type="auto"/>
+            <w:hideMark/>
+          </w:tcPr>
+          <w:p>
+            <w:r>
+              <w:t>Flights by Aircraft</w:t>
+            </w:r>
+          </w:p>
+        </w:tc>
+        <w:tc>
+          <w:tcPr>
+            <w:tcW w:w="0" w:type="auto"/>
+            <w:hideMark/>
+          </w:tcPr>
+          <w:p>
+            <w:pPr>
+              <w:cnfStyle w:val="000000000000" w:firstRow="0" w:lastRow="0" w:firstColumn="0" w:lastColumn="0" w:oddVBand="0" w:evenVBand="0" w:oddHBand="0" w:evenHBand="0" w:firstRowFirstColumn="0" w:firstRowLastColumn="0" w:lastRowFirstColumn="0" w:lastRowLastColumn="0"/>
+            </w:pPr>
+            <w:r>
+              <w:t xml:space="preserve">Flights by an aircraft in the last 24-48 hours. </w:t>
+            </w:r>
+          </w:p>
+        </w:tc>
+      </w:tr>
+      <w:tr>
+        <w:trPr>
+          <w:cnfStyle w:val="000000100000" w:firstRow="0" w:lastRow="0" w:firstColumn="0" w:lastColumn="0" w:oddVBand="0" w:evenVBand="0" w:oddHBand="1" w:evenHBand="0" w:firstRowFirstColumn="0" w:firstRowLastColumn="0" w:lastRowFirstColumn="0" w:lastRowLastColumn="0"/>
+        </w:trPr>
+        <w:tc>
+          <w:tcPr>
+            <w:cnfStyle w:val="001000000000" w:firstRow="0" w:lastRow="0" w:firstColumn="1" w:lastColumn="0" w:oddVBand="0" w:evenVBand="0" w:oddHBand="0" w:evenHBand="0" w:firstRowFirstColumn="0" w:firstRowLastColumn="0" w:lastRowFirstColumn="0" w:lastRowLastColumn="0"/>
+            <w:tcW w:w="0" w:type="auto"/>
+            <w:hideMark/>
+          </w:tcPr>
+          <w:p>
+            <w:r>
+              <w:t>Arrivals by Airport</w:t>
+            </w:r>
+          </w:p>
+        </w:tc>
+        <w:tc>
+          <w:tcPr>
+            <w:tcW w:w="0" w:type="auto"/>
+            <w:hideMark/>
+          </w:tcPr>
+          <w:p>
+            <w:pPr>
+              <w:cnfStyle w:val="000000100000" w:firstRow="0" w:lastRow="0" w:firstColumn="0" w:lastColumn="0" w:oddVBand="0" w:evenVBand="0" w:oddHBand="1" w:evenHBand="0" w:firstRowFirstColumn="0" w:firstRowLastColumn="0" w:lastRowFirstColumn="0" w:lastRowLastColumn="0"/>
+            </w:pPr>
+            <w:r>
+              <w:t>Flights arriving at an airport, given by its ICAO code (e.g. EIDW),</w:t>
+            </w:r>
+            <w:r>
+              <w:t>.</w:t>
+            </w:r>
+          </w:p>
+        </w:tc>
+      </w:tr>
+      <w:tr>
+        <w:tc>
+          <w:tcPr>
+            <w:cnfStyle w:val="001000000000" w:firstRow="0" w:lastRow="0" w:firstColumn="1" w:lastColumn="0" w:oddVBand="0" w:evenVBand="0" w:oddHBand="0" w:evenHBand="0" w:firstRowFirstColumn="0" w:firstRowLastColumn="0" w:lastRowFirstColumn="0" w:lastRowLastColumn="0"/>
+            <w:tcW w:w="0" w:type="auto"/>
+            <w:hideMark/>
+          </w:tcPr>
+          <w:p>
+            <w:r>
+              <w:lastRenderedPageBreak/>
+              <w:t>Departures by Airport</w:t>
+            </w:r>
+          </w:p>
+        </w:tc>
+        <w:tc>
+          <w:tcPr>
+            <w:tcW w:w="0" w:type="auto"/>
+            <w:hideMark/>
+          </w:tcPr>
+          <w:p>
+            <w:pPr>
+              <w:cnfStyle w:val="000000000000" w:firstRow="0" w:lastRow="0" w:firstColumn="0" w:lastColumn="0" w:oddVBand="0" w:evenVBand="0" w:oddHBand="0" w:evenHBand="0" w:firstRowFirstColumn="0" w:firstRowLastColumn="0" w:lastRowFirstColumn="0" w:lastRowLastColumn="0"/>
+            </w:pPr>
+            <w:r>
+              <w:t xml:space="preserve">Flights departing from an airport, by ICAO code, within a given </w:t>
+            </w:r>
+            <w:r>
+              <w:t xml:space="preserve">day. </w:t>
+            </w:r>
+          </w:p>
+        </w:tc>
+      </w:tr>
+    </w:tbl>
+    <w:p>
+      <w:pPr>
+        <w:jc w:val="both"/>
+      </w:pPr>
+      <w:proofErr w:type="spellStart"/>
+      <w:r>
         <w:rPr>
           <w:lang w:val="en-GB"/>
         </w:rPr>
-      </w:pPr>
-    </w:p>
+        <w:t>OpenSky</w:t>
+      </w:r>
+      <w:proofErr w:type="spellEnd"/>
+      <w:r>
+        <w:rPr>
+          <w:lang w:val="en-GB"/>
+        </w:rPr>
+        <w:t xml:space="preserve"> API documentation: </w:t>
+      </w:r>
+      <w:hyperlink r:id="rId26" w:history="1">
+        <w:r>
+          <w:rPr>
+            <w:rStyle w:val="Hyperlink"/>
+            <w:lang w:val="en-GB"/>
+          </w:rPr>
+          <w:t>https://openskynetwork.github.io/opensky-api/</w:t>
+        </w:r>
+      </w:hyperlink>
+    </w:p>
+    <w:p>
+      <w:pPr>
+        <w:jc w:val="both"/>
+        <w:rPr>
+          <w:lang w:val="en-GB"/>
+        </w:rPr>
+      </w:pPr>
+    </w:p>
+    <w:p>
+      <w:pPr>
+        <w:pStyle w:val="Caption"/>
+        <w:keepNext/>
+      </w:pPr>
+      <w:r>
+        <w:t xml:space="preserve">Table </w:t>
+      </w:r>
+      <w:fldSimple w:instr=" SEQ Table \* ARABIC ">
+        <w:r>
+          <w:rPr>
+            <w:noProof/>
+          </w:rPr>
+          <w:t>4</w:t>
+        </w:r>
+      </w:fldSimple>
+      <w:r>
+        <w:t xml:space="preserve"> </w:t>
+      </w:r>
+      <w:proofErr w:type="spellStart"/>
+      <w:r>
+        <w:t>OpenSky</w:t>
+      </w:r>
+      <w:proofErr w:type="spellEnd"/>
+      <w:r>
+        <w:t xml:space="preserve"> API Products Returned JSON Keys and Value Data Type</w:t>
+      </w:r>
+    </w:p>
+    <w:tbl>
+      <w:tblPr>
+        <w:tblStyle w:val="ListTable4-Accent1"/>
+        <w:tblW w:w="0" w:type="auto"/>
+        <w:tblLook w:val="04A0" w:firstRow="1" w:lastRow="0" w:firstColumn="1" w:lastColumn="0" w:noHBand="0" w:noVBand="1"/>
+      </w:tblPr>
+      <w:tblGrid>
+        <w:gridCol w:w="4390"/>
+        <w:gridCol w:w="2126"/>
+      </w:tblGrid>
+      <w:tr>
+        <w:trPr>
+          <w:cnfStyle w:val="100000000000" w:firstRow="1" w:lastRow="0" w:firstColumn="0" w:lastColumn="0" w:oddVBand="0" w:evenVBand="0" w:oddHBand="0" w:evenHBand="0" w:firstRowFirstColumn="0" w:firstRowLastColumn="0" w:lastRowFirstColumn="0" w:lastRowLastColumn="0"/>
+        </w:trPr>
+        <w:tc>
+          <w:tcPr>
+            <w:cnfStyle w:val="001000000000" w:firstRow="0" w:lastRow="0" w:firstColumn="1" w:lastColumn="0" w:oddVBand="0" w:evenVBand="0" w:oddHBand="0" w:evenHBand="0" w:firstRowFirstColumn="0" w:firstRowLastColumn="0" w:lastRowFirstColumn="0" w:lastRowLastColumn="0"/>
+            <w:tcW w:w="4390" w:type="dxa"/>
+          </w:tcPr>
+          <w:p>
+            <w:pPr>
+              <w:rPr>
+                <w:lang w:eastAsia="en-GB"/>
+              </w:rPr>
+            </w:pPr>
+            <w:r>
+              <w:rPr>
+                <w:lang w:eastAsia="en-GB"/>
+              </w:rPr>
+              <w:t>Key Name</w:t>
+            </w:r>
+          </w:p>
+        </w:tc>
+        <w:tc>
+          <w:tcPr>
+            <w:tcW w:w="2126" w:type="dxa"/>
+          </w:tcPr>
+          <w:p>
+            <w:pPr>
+              <w:cnfStyle w:val="100000000000" w:firstRow="1" w:lastRow="0" w:firstColumn="0" w:lastColumn="0" w:oddVBand="0" w:evenVBand="0" w:oddHBand="0" w:evenHBand="0" w:firstRowFirstColumn="0" w:firstRowLastColumn="0" w:lastRowFirstColumn="0" w:lastRowLastColumn="0"/>
+              <w:rPr>
+                <w:lang w:eastAsia="en-GB"/>
+              </w:rPr>
+            </w:pPr>
+            <w:r>
+              <w:rPr>
+                <w:lang w:eastAsia="en-GB"/>
+              </w:rPr>
+              <w:t>Data Type</w:t>
+            </w:r>
+          </w:p>
+        </w:tc>
+      </w:tr>
+      <w:tr>
+        <w:trPr>
+          <w:cnfStyle w:val="000000100000" w:firstRow="0" w:lastRow="0" w:firstColumn="0" w:lastColumn="0" w:oddVBand="0" w:evenVBand="0" w:oddHBand="1" w:evenHBand="0" w:firstRowFirstColumn="0" w:firstRowLastColumn="0" w:lastRowFirstColumn="0" w:lastRowLastColumn="0"/>
+        </w:trPr>
+        <w:tc>
+          <w:tcPr>
+            <w:cnfStyle w:val="001000000000" w:firstRow="0" w:lastRow="0" w:firstColumn="1" w:lastColumn="0" w:oddVBand="0" w:evenVBand="0" w:oddHBand="0" w:evenHBand="0" w:firstRowFirstColumn="0" w:firstRowLastColumn="0" w:lastRowFirstColumn="0" w:lastRowLastColumn="0"/>
+            <w:tcW w:w="4390" w:type="dxa"/>
+            <w:hideMark/>
+          </w:tcPr>
+          <w:p>
+            <w:pPr>
+              <w:rPr>
+                <w:b w:val="0"/>
+                <w:bCs w:val="0"/>
+                <w:lang w:eastAsia="en-GB"/>
+              </w:rPr>
+            </w:pPr>
+            <w:r>
+              <w:rPr>
+                <w:b w:val="0"/>
+                <w:bCs w:val="0"/>
+                <w:lang w:eastAsia="en-GB"/>
+              </w:rPr>
+              <w:t>icao24</w:t>
+            </w:r>
+          </w:p>
+        </w:tc>
+        <w:tc>
+          <w:tcPr>
+            <w:tcW w:w="2126" w:type="dxa"/>
+            <w:hideMark/>
+          </w:tcPr>
+          <w:p>
+            <w:pPr>
+              <w:cnfStyle w:val="000000100000" w:firstRow="0" w:lastRow="0" w:firstColumn="0" w:lastColumn="0" w:oddVBand="0" w:evenVBand="0" w:oddHBand="1" w:evenHBand="0" w:firstRowFirstColumn="0" w:firstRowLastColumn="0" w:lastRowFirstColumn="0" w:lastRowLastColumn="0"/>
+              <w:rPr>
+                <w:lang w:eastAsia="en-GB"/>
+              </w:rPr>
+            </w:pPr>
+            <w:r>
+              <w:rPr>
+                <w:lang w:eastAsia="en-GB"/>
+              </w:rPr>
+              <w:t>string</w:t>
+            </w:r>
+          </w:p>
+        </w:tc>
+      </w:tr>
+      <w:tr>
+        <w:tc>
+          <w:tcPr>
+            <w:cnfStyle w:val="001000000000" w:firstRow="0" w:lastRow="0" w:firstColumn="1" w:lastColumn="0" w:oddVBand="0" w:evenVBand="0" w:oddHBand="0" w:evenHBand="0" w:firstRowFirstColumn="0" w:firstRowLastColumn="0" w:lastRowFirstColumn="0" w:lastRowLastColumn="0"/>
+            <w:tcW w:w="4390" w:type="dxa"/>
+            <w:hideMark/>
+          </w:tcPr>
+          <w:p>
+            <w:pPr>
+              <w:rPr>
+                <w:b w:val="0"/>
+                <w:bCs w:val="0"/>
+                <w:lang w:eastAsia="en-GB"/>
+              </w:rPr>
+            </w:pPr>
+            <w:proofErr w:type="spellStart"/>
+            <w:r>
+              <w:rPr>
+                <w:b w:val="0"/>
+                <w:bCs w:val="0"/>
+                <w:lang w:eastAsia="en-GB"/>
+              </w:rPr>
+              <w:t>firstSeen</w:t>
+            </w:r>
+            <w:proofErr w:type="spellEnd"/>
+          </w:p>
+        </w:tc>
+        <w:tc>
+          <w:tcPr>
+            <w:tcW w:w="2126" w:type="dxa"/>
+            <w:hideMark/>
+          </w:tcPr>
+          <w:p>
+            <w:pPr>
+              <w:cnfStyle w:val="000000000000" w:firstRow="0" w:lastRow="0" w:firstColumn="0" w:lastColumn="0" w:oddVBand="0" w:evenVBand="0" w:oddHBand="0" w:evenHBand="0" w:firstRowFirstColumn="0" w:firstRowLastColumn="0" w:lastRowFirstColumn="0" w:lastRowLastColumn="0"/>
+              <w:rPr>
+                <w:lang w:eastAsia="en-GB"/>
+              </w:rPr>
+            </w:pPr>
+            <w:r>
+              <w:rPr>
+                <w:lang w:eastAsia="en-GB"/>
+              </w:rPr>
+              <w:t>int</w:t>
+            </w:r>
+          </w:p>
+        </w:tc>
+      </w:tr>
+      <w:tr>
+        <w:trPr>
+          <w:cnfStyle w:val="000000100000" w:firstRow="0" w:lastRow="0" w:firstColumn="0" w:lastColumn="0" w:oddVBand="0" w:evenVBand="0" w:oddHBand="1" w:evenHBand="0" w:firstRowFirstColumn="0" w:firstRowLastColumn="0" w:lastRowFirstColumn="0" w:lastRowLastColumn="0"/>
+        </w:trPr>
+        <w:tc>
+          <w:tcPr>
+            <w:cnfStyle w:val="001000000000" w:firstRow="0" w:lastRow="0" w:firstColumn="1" w:lastColumn="0" w:oddVBand="0" w:evenVBand="0" w:oddHBand="0" w:evenHBand="0" w:firstRowFirstColumn="0" w:firstRowLastColumn="0" w:lastRowFirstColumn="0" w:lastRowLastColumn="0"/>
+            <w:tcW w:w="4390" w:type="dxa"/>
+            <w:hideMark/>
+          </w:tcPr>
+          <w:p>
+            <w:pPr>
+              <w:rPr>
+                <w:b w:val="0"/>
+                <w:bCs w:val="0"/>
+                <w:lang w:eastAsia="en-GB"/>
+              </w:rPr>
+            </w:pPr>
+            <w:proofErr w:type="spellStart"/>
+            <w:r>
+              <w:rPr>
+                <w:b w:val="0"/>
+                <w:bCs w:val="0"/>
+                <w:lang w:eastAsia="en-GB"/>
+              </w:rPr>
+              <w:t>estDepartureAirport</w:t>
+            </w:r>
+            <w:proofErr w:type="spellEnd"/>
+          </w:p>
+        </w:tc>
+        <w:tc>
+          <w:tcPr>
+            <w:tcW w:w="2126" w:type="dxa"/>
+            <w:hideMark/>
+          </w:tcPr>
+          <w:p>
+            <w:pPr>
+              <w:cnfStyle w:val="000000100000" w:firstRow="0" w:lastRow="0" w:firstColumn="0" w:lastColumn="0" w:oddVBand="0" w:evenVBand="0" w:oddHBand="1" w:evenHBand="0" w:firstRowFirstColumn="0" w:firstRowLastColumn="0" w:lastRowFirstColumn="0" w:lastRowLastColumn="0"/>
+              <w:rPr>
+                <w:lang w:eastAsia="en-GB"/>
+              </w:rPr>
+            </w:pPr>
+            <w:r>
+              <w:rPr>
+                <w:lang w:eastAsia="en-GB"/>
+              </w:rPr>
+              <w:t>string</w:t>
+            </w:r>
+          </w:p>
+        </w:tc>
+      </w:tr>
+      <w:tr>
+        <w:tc>
+          <w:tcPr>
+            <w:cnfStyle w:val="001000000000" w:firstRow="0" w:lastRow="0" w:firstColumn="1" w:lastColumn="0" w:oddVBand="0" w:evenVBand="0" w:oddHBand="0" w:evenHBand="0" w:firstRowFirstColumn="0" w:firstRowLastColumn="0" w:lastRowFirstColumn="0" w:lastRowLastColumn="0"/>
+            <w:tcW w:w="4390" w:type="dxa"/>
+            <w:hideMark/>
+          </w:tcPr>
+          <w:p>
+            <w:pPr>
+              <w:rPr>
+                <w:b w:val="0"/>
+                <w:bCs w:val="0"/>
+                <w:lang w:eastAsia="en-GB"/>
+              </w:rPr>
+            </w:pPr>
+            <w:proofErr w:type="spellStart"/>
+            <w:r>
+              <w:rPr>
+                <w:b w:val="0"/>
+                <w:bCs w:val="0"/>
+                <w:lang w:eastAsia="en-GB"/>
+              </w:rPr>
+              <w:t>lastSeen</w:t>
+            </w:r>
+            <w:proofErr w:type="spellEnd"/>
+          </w:p>
+        </w:tc>
+        <w:tc>
+          <w:tcPr>
+            <w:tcW w:w="2126" w:type="dxa"/>
+            <w:hideMark/>
+          </w:tcPr>
+          <w:p>
+            <w:pPr>
+              <w:cnfStyle w:val="000000000000" w:firstRow="0" w:lastRow="0" w:firstColumn="0" w:lastColumn="0" w:oddVBand="0" w:evenVBand="0" w:oddHBand="0" w:evenHBand="0" w:firstRowFirstColumn="0" w:firstRowLastColumn="0" w:lastRowFirstColumn="0" w:lastRowLastColumn="0"/>
+              <w:rPr>
+                <w:lang w:eastAsia="en-GB"/>
+              </w:rPr>
+            </w:pPr>
+            <w:r>
+              <w:rPr>
+                <w:lang w:eastAsia="en-GB"/>
+              </w:rPr>
+              <w:t>int</w:t>
+            </w:r>
+          </w:p>
+        </w:tc>
+      </w:tr>
+      <w:tr>
+        <w:trPr>
+          <w:cnfStyle w:val="000000100000" w:firstRow="0" w:lastRow="0" w:firstColumn="0" w:lastColumn="0" w:oddVBand="0" w:evenVBand="0" w:oddHBand="1" w:evenHBand="0" w:firstRowFirstColumn="0" w:firstRowLastColumn="0" w:lastRowFirstColumn="0" w:lastRowLastColumn="0"/>
+        </w:trPr>
+        <w:tc>
+          <w:tcPr>
+            <w:cnfStyle w:val="001000000000" w:firstRow="0" w:lastRow="0" w:firstColumn="1" w:lastColumn="0" w:oddVBand="0" w:evenVBand="0" w:oddHBand="0" w:evenHBand="0" w:firstRowFirstColumn="0" w:firstRowLastColumn="0" w:lastRowFirstColumn="0" w:lastRowLastColumn="0"/>
+            <w:tcW w:w="4390" w:type="dxa"/>
+            <w:hideMark/>
+          </w:tcPr>
+          <w:p>
+            <w:pPr>
+              <w:rPr>
+                <w:b w:val="0"/>
+                <w:bCs w:val="0"/>
+                <w:lang w:eastAsia="en-GB"/>
+              </w:rPr>
+            </w:pPr>
+            <w:proofErr w:type="spellStart"/>
+            <w:r>
+              <w:rPr>
+                <w:b w:val="0"/>
+                <w:bCs w:val="0"/>
+                <w:lang w:eastAsia="en-GB"/>
+              </w:rPr>
+              <w:t>estArrivalAirport</w:t>
+            </w:r>
+            <w:proofErr w:type="spellEnd"/>
+          </w:p>
+        </w:tc>
+        <w:tc>
+          <w:tcPr>
+            <w:tcW w:w="2126" w:type="dxa"/>
+            <w:hideMark/>
+          </w:tcPr>
+          <w:p>
+            <w:pPr>
+              <w:cnfStyle w:val="000000100000" w:firstRow="0" w:lastRow="0" w:firstColumn="0" w:lastColumn="0" w:oddVBand="0" w:evenVBand="0" w:oddHBand="1" w:evenHBand="0" w:firstRowFirstColumn="0" w:firstRowLastColumn="0" w:lastRowFirstColumn="0" w:lastRowLastColumn="0"/>
+              <w:rPr>
+                <w:lang w:eastAsia="en-GB"/>
+              </w:rPr>
+            </w:pPr>
+            <w:r>
+              <w:rPr>
+                <w:lang w:eastAsia="en-GB"/>
+              </w:rPr>
+              <w:t>string</w:t>
+            </w:r>
+          </w:p>
+        </w:tc>
+      </w:tr>
+      <w:tr>
+        <w:tc>
+          <w:tcPr>
+            <w:cnfStyle w:val="001000000000" w:firstRow="0" w:lastRow="0" w:firstColumn="1" w:lastColumn="0" w:oddVBand="0" w:evenVBand="0" w:oddHBand="0" w:evenHBand="0" w:firstRowFirstColumn="0" w:firstRowLastColumn="0" w:lastRowFirstColumn="0" w:lastRowLastColumn="0"/>
+            <w:tcW w:w="4390" w:type="dxa"/>
+            <w:hideMark/>
+          </w:tcPr>
+          <w:p>
+            <w:pPr>
+              <w:rPr>
+                <w:b w:val="0"/>
+                <w:bCs w:val="0"/>
+                <w:lang w:eastAsia="en-GB"/>
+              </w:rPr>
+            </w:pPr>
+            <w:r>
+              <w:rPr>
+                <w:b w:val="0"/>
+                <w:bCs w:val="0"/>
+                <w:lang w:eastAsia="en-GB"/>
+              </w:rPr>
+              <w:t>callsign</w:t>
+            </w:r>
+          </w:p>
+        </w:tc>
+        <w:tc>
+          <w:tcPr>
+            <w:tcW w:w="2126" w:type="dxa"/>
+            <w:hideMark/>
+          </w:tcPr>
+          <w:p>
+            <w:pPr>
+              <w:cnfStyle w:val="000000000000" w:firstRow="0" w:lastRow="0" w:firstColumn="0" w:lastColumn="0" w:oddVBand="0" w:evenVBand="0" w:oddHBand="0" w:evenHBand="0" w:firstRowFirstColumn="0" w:firstRowLastColumn="0" w:lastRowFirstColumn="0" w:lastRowLastColumn="0"/>
+              <w:rPr>
+                <w:lang w:eastAsia="en-GB"/>
+              </w:rPr>
+            </w:pPr>
+            <w:r>
+              <w:rPr>
+                <w:lang w:eastAsia="en-GB"/>
+              </w:rPr>
+              <w:t>string</w:t>
+            </w:r>
+          </w:p>
+        </w:tc>
+      </w:tr>
+      <w:tr>
+        <w:trPr>
+          <w:cnfStyle w:val="000000100000" w:firstRow="0" w:lastRow="0" w:firstColumn="0" w:lastColumn="0" w:oddVBand="0" w:evenVBand="0" w:oddHBand="1" w:evenHBand="0" w:firstRowFirstColumn="0" w:firstRowLastColumn="0" w:lastRowFirstColumn="0" w:lastRowLastColumn="0"/>
+        </w:trPr>
+        <w:tc>
+          <w:tcPr>
+            <w:cnfStyle w:val="001000000000" w:firstRow="0" w:lastRow="0" w:firstColumn="1" w:lastColumn="0" w:oddVBand="0" w:evenVBand="0" w:oddHBand="0" w:evenHBand="0" w:firstRowFirstColumn="0" w:firstRowLastColumn="0" w:lastRowFirstColumn="0" w:lastRowLastColumn="0"/>
+            <w:tcW w:w="4390" w:type="dxa"/>
+            <w:hideMark/>
+          </w:tcPr>
+          <w:p>
+            <w:pPr>
+              <w:rPr>
+                <w:b w:val="0"/>
+                <w:bCs w:val="0"/>
+                <w:lang w:eastAsia="en-GB"/>
+              </w:rPr>
+            </w:pPr>
+            <w:proofErr w:type="spellStart"/>
+            <w:r>
+              <w:rPr>
+                <w:b w:val="0"/>
+                <w:bCs w:val="0"/>
+                <w:lang w:eastAsia="en-GB"/>
+              </w:rPr>
+              <w:t>estDepartureAirportHorizDistance</w:t>
+            </w:r>
+            <w:proofErr w:type="spellEnd"/>
+          </w:p>
+        </w:tc>
+        <w:tc>
+          <w:tcPr>
+            <w:tcW w:w="2126" w:type="dxa"/>
+            <w:hideMark/>
+          </w:tcPr>
+          <w:p>
+            <w:pPr>
+              <w:cnfStyle w:val="000000100000" w:firstRow="0" w:lastRow="0" w:firstColumn="0" w:lastColumn="0" w:oddVBand="0" w:evenVBand="0" w:oddHBand="1" w:evenHBand="0" w:firstRowFirstColumn="0" w:firstRowLastColumn="0" w:lastRowFirstColumn="0" w:lastRowLastColumn="0"/>
+              <w:rPr>
+                <w:lang w:eastAsia="en-GB"/>
+              </w:rPr>
+            </w:pPr>
+            <w:r>
+              <w:rPr>
+                <w:lang w:eastAsia="en-GB"/>
+              </w:rPr>
+              <w:t>int</w:t>
+            </w:r>
+          </w:p>
+        </w:tc>
+      </w:tr>
+      <w:tr>
+        <w:tc>
+          <w:tcPr>
+            <w:cnfStyle w:val="001000000000" w:firstRow="0" w:lastRow="0" w:firstColumn="1" w:lastColumn="0" w:oddVBand="0" w:evenVBand="0" w:oddHBand="0" w:evenHBand="0" w:firstRowFirstColumn="0" w:firstRowLastColumn="0" w:lastRowFirstColumn="0" w:lastRowLastColumn="0"/>
+            <w:tcW w:w="4390" w:type="dxa"/>
+            <w:hideMark/>
+          </w:tcPr>
+          <w:p>
+            <w:pPr>
+              <w:rPr>
+                <w:b w:val="0"/>
+                <w:bCs w:val="0"/>
+                <w:lang w:eastAsia="en-GB"/>
+              </w:rPr>
+            </w:pPr>
+            <w:proofErr w:type="spellStart"/>
+            <w:r>
+              <w:rPr>
+                <w:b w:val="0"/>
+                <w:bCs w:val="0"/>
+                <w:lang w:eastAsia="en-GB"/>
+              </w:rPr>
+              <w:t>estDepartureAirportVertDistance</w:t>
+            </w:r>
+            <w:proofErr w:type="spellEnd"/>
+          </w:p>
+        </w:tc>
+        <w:tc>
+          <w:tcPr>
+            <w:tcW w:w="2126" w:type="dxa"/>
+            <w:hideMark/>
+          </w:tcPr>
+          <w:p>
+            <w:pPr>
+              <w:cnfStyle w:val="000000000000" w:firstRow="0" w:lastRow="0" w:firstColumn="0" w:lastColumn="0" w:oddVBand="0" w:evenVBand="0" w:oddHBand="0" w:evenHBand="0" w:firstRowFirstColumn="0" w:firstRowLastColumn="0" w:lastRowFirstColumn="0" w:lastRowLastColumn="0"/>
+              <w:rPr>
+                <w:lang w:eastAsia="en-GB"/>
+              </w:rPr>
+            </w:pPr>
+            <w:r>
+              <w:rPr>
+                <w:lang w:eastAsia="en-GB"/>
+              </w:rPr>
+              <w:t>int</w:t>
+            </w:r>
+          </w:p>
+        </w:tc>
+      </w:tr>
+      <w:tr>
+        <w:trPr>
+          <w:cnfStyle w:val="000000100000" w:firstRow="0" w:lastRow="0" w:firstColumn="0" w:lastColumn="0" w:oddVBand="0" w:evenVBand="0" w:oddHBand="1" w:evenHBand="0" w:firstRowFirstColumn="0" w:firstRowLastColumn="0" w:lastRowFirstColumn="0" w:lastRowLastColumn="0"/>
+        </w:trPr>
+        <w:tc>
+          <w:tcPr>
+            <w:cnfStyle w:val="001000000000" w:firstRow="0" w:lastRow="0" w:firstColumn="1" w:lastColumn="0" w:oddVBand="0" w:evenVBand="0" w:oddHBand="0" w:evenHBand="0" w:firstRowFirstColumn="0" w:firstRowLastColumn="0" w:lastRowFirstColumn="0" w:lastRowLastColumn="0"/>
+            <w:tcW w:w="4390" w:type="dxa"/>
+            <w:hideMark/>
+          </w:tcPr>
+          <w:p>
+            <w:pPr>
+              <w:rPr>
+                <w:b w:val="0"/>
+                <w:bCs w:val="0"/>
+                <w:lang w:eastAsia="en-GB"/>
+              </w:rPr>
+            </w:pPr>
+            <w:proofErr w:type="spellStart"/>
+            <w:r>
+              <w:rPr>
+                <w:b w:val="0"/>
+                <w:bCs w:val="0"/>
+                <w:lang w:eastAsia="en-GB"/>
+              </w:rPr>
+              <w:t>estArrivalAirportHorizDistance</w:t>
+            </w:r>
+            <w:proofErr w:type="spellEnd"/>
+          </w:p>
+        </w:tc>
+        <w:tc>
+          <w:tcPr>
+            <w:tcW w:w="2126" w:type="dxa"/>
+            <w:hideMark/>
+          </w:tcPr>
+          <w:p>
+            <w:pPr>
+              <w:cnfStyle w:val="000000100000" w:firstRow="0" w:lastRow="0" w:firstColumn="0" w:lastColumn="0" w:oddVBand="0" w:evenVBand="0" w:oddHBand="1" w:evenHBand="0" w:firstRowFirstColumn="0" w:firstRowLastColumn="0" w:lastRowFirstColumn="0" w:lastRowLastColumn="0"/>
+              <w:rPr>
+                <w:lang w:eastAsia="en-GB"/>
+              </w:rPr>
+            </w:pPr>
+            <w:r>
+              <w:rPr>
+                <w:lang w:eastAsia="en-GB"/>
+              </w:rPr>
+              <w:t>int</w:t>
+            </w:r>
+          </w:p>
+        </w:tc>
+      </w:tr>
+      <w:tr>
+        <w:tc>
+          <w:tcPr>
+            <w:cnfStyle w:val="001000000000" w:firstRow="0" w:lastRow="0" w:firstColumn="1" w:lastColumn="0" w:oddVBand="0" w:evenVBand="0" w:oddHBand="0" w:evenHBand="0" w:firstRowFirstColumn="0" w:firstRowLastColumn="0" w:lastRowFirstColumn="0" w:lastRowLastColumn="0"/>
+            <w:tcW w:w="4390" w:type="dxa"/>
+            <w:hideMark/>
+          </w:tcPr>
+          <w:p>
+            <w:pPr>
+              <w:rPr>
+                <w:b w:val="0"/>
+                <w:bCs w:val="0"/>
+                <w:lang w:eastAsia="en-GB"/>
+              </w:rPr>
+            </w:pPr>
+            <w:proofErr w:type="spellStart"/>
+            <w:r>
+              <w:rPr>
+                <w:b w:val="0"/>
+                <w:bCs w:val="0"/>
+                <w:lang w:eastAsia="en-GB"/>
+              </w:rPr>
+              <w:t>estArrivalAirportVertDistance</w:t>
+            </w:r>
+            <w:proofErr w:type="spellEnd"/>
+          </w:p>
+        </w:tc>
+        <w:tc>
+          <w:tcPr>
+            <w:tcW w:w="2126" w:type="dxa"/>
+            <w:hideMark/>
+          </w:tcPr>
+          <w:p>
+            <w:pPr>
+              <w:cnfStyle w:val="000000000000" w:firstRow="0" w:lastRow="0" w:firstColumn="0" w:lastColumn="0" w:oddVBand="0" w:evenVBand="0" w:oddHBand="0" w:evenHBand="0" w:firstRowFirstColumn="0" w:firstRowLastColumn="0" w:lastRowFirstColumn="0" w:lastRowLastColumn="0"/>
+              <w:rPr>
+                <w:lang w:eastAsia="en-GB"/>
+              </w:rPr>
+            </w:pPr>
+            <w:r>
+              <w:rPr>
+                <w:lang w:eastAsia="en-GB"/>
+              </w:rPr>
+              <w:t>int</w:t>
+            </w:r>
+          </w:p>
+        </w:tc>
+      </w:tr>
+      <w:tr>
+        <w:trPr>
+          <w:cnfStyle w:val="000000100000" w:firstRow="0" w:lastRow="0" w:firstColumn="0" w:lastColumn="0" w:oddVBand="0" w:evenVBand="0" w:oddHBand="1" w:evenHBand="0" w:firstRowFirstColumn="0" w:firstRowLastColumn="0" w:lastRowFirstColumn="0" w:lastRowLastColumn="0"/>
+        </w:trPr>
+        <w:tc>
+          <w:tcPr>
+            <w:cnfStyle w:val="001000000000" w:firstRow="0" w:lastRow="0" w:firstColumn="1" w:lastColumn="0" w:oddVBand="0" w:evenVBand="0" w:oddHBand="0" w:evenHBand="0" w:firstRowFirstColumn="0" w:firstRowLastColumn="0" w:lastRowFirstColumn="0" w:lastRowLastColumn="0"/>
+            <w:tcW w:w="4390" w:type="dxa"/>
+            <w:hideMark/>
+          </w:tcPr>
+          <w:p>
+            <w:pPr>
+              <w:rPr>
+                <w:b w:val="0"/>
+                <w:bCs w:val="0"/>
+                <w:lang w:eastAsia="en-GB"/>
+              </w:rPr>
+            </w:pPr>
+            <w:proofErr w:type="spellStart"/>
+            <w:r>
+              <w:rPr>
+                <w:b w:val="0"/>
+                <w:bCs w:val="0"/>
+                <w:lang w:eastAsia="en-GB"/>
+              </w:rPr>
+              <w:t>departureAirportCandidatesCount</w:t>
+            </w:r>
+            <w:proofErr w:type="spellEnd"/>
+          </w:p>
+        </w:tc>
+        <w:tc>
+          <w:tcPr>
+            <w:tcW w:w="2126" w:type="dxa"/>
+            <w:hideMark/>
+          </w:tcPr>
+          <w:p>
+            <w:pPr>
+              <w:cnfStyle w:val="000000100000" w:firstRow="0" w:lastRow="0" w:firstColumn="0" w:lastColumn="0" w:oddVBand="0" w:evenVBand="0" w:oddHBand="1" w:evenHBand="0" w:firstRowFirstColumn="0" w:firstRowLastColumn="0" w:lastRowFirstColumn="0" w:lastRowLastColumn="0"/>
+              <w:rPr>
+                <w:lang w:eastAsia="en-GB"/>
+              </w:rPr>
+            </w:pPr>
+            <w:r>
+              <w:rPr>
+                <w:lang w:eastAsia="en-GB"/>
+              </w:rPr>
+              <w:t>int</w:t>
+            </w:r>
+          </w:p>
+        </w:tc>
+      </w:tr>
+      <w:tr>
+        <w:tc>
+          <w:tcPr>
+            <w:cnfStyle w:val="001000000000" w:firstRow="0" w:lastRow="0" w:firstColumn="1" w:lastColumn="0" w:oddVBand="0" w:evenVBand="0" w:oddHBand="0" w:evenHBand="0" w:firstRowFirstColumn="0" w:firstRowLastColumn="0" w:lastRowFirstColumn="0" w:lastRowLastColumn="0"/>
+            <w:tcW w:w="4390" w:type="dxa"/>
+            <w:hideMark/>
+          </w:tcPr>
+          <w:p>
+            <w:pPr>
+              <w:rPr>
+                <w:b w:val="0"/>
+                <w:bCs w:val="0"/>
+                <w:lang w:eastAsia="en-GB"/>
+              </w:rPr>
+            </w:pPr>
+            <w:proofErr w:type="spellStart"/>
+            <w:r>
+              <w:rPr>
+                <w:b w:val="0"/>
+                <w:bCs w:val="0"/>
+                <w:lang w:eastAsia="en-GB"/>
+              </w:rPr>
+              <w:t>arrivalAirportCandidatesCount</w:t>
+            </w:r>
+            <w:proofErr w:type="spellEnd"/>
+          </w:p>
+        </w:tc>
+        <w:tc>
+          <w:tcPr>
+            <w:tcW w:w="2126" w:type="dxa"/>
+            <w:hideMark/>
+          </w:tcPr>
+          <w:p>
+            <w:pPr>
+              <w:cnfStyle w:val="000000000000" w:firstRow="0" w:lastRow="0" w:firstColumn="0" w:lastColumn="0" w:oddVBand="0" w:evenVBand="0" w:oddHBand="0" w:evenHBand="0" w:firstRowFirstColumn="0" w:firstRowLastColumn="0" w:lastRowFirstColumn="0" w:lastRowLastColumn="0"/>
+              <w:rPr>
+                <w:lang w:eastAsia="en-GB"/>
+              </w:rPr>
+            </w:pPr>
+            <w:r>
+              <w:rPr>
+                <w:lang w:eastAsia="en-GB"/>
+              </w:rPr>
+              <w:t>int</w:t>
+            </w:r>
+          </w:p>
+        </w:tc>
+      </w:tr>
+    </w:tbl>
     <w:p/>
     <w:p/>
     <w:p>
@@ -6471,13 +7334,1527 @@
         <w:t>Academic Requirements</w:t>
       </w:r>
     </w:p>
+    <w:tbl>
+      <w:tblPr>
+        <w:tblW w:w="0" w:type="auto"/>
+        <w:tblLook w:val="04A0" w:firstRow="1" w:lastRow="0" w:firstColumn="1" w:lastColumn="0" w:noHBand="0" w:noVBand="1"/>
+      </w:tblPr>
+      <w:tblGrid>
+        <w:gridCol w:w="988"/>
+        <w:gridCol w:w="8640"/>
+      </w:tblGrid>
+      <w:tr>
+        <w:tc>
+          <w:tcPr>
+            <w:tcW w:w="988" w:type="dxa"/>
+          </w:tcPr>
+          <w:p>
+            <w:pPr>
+              <w:rPr>
+                <w:lang w:val="en-GB"/>
+              </w:rPr>
+            </w:pPr>
+            <w:r>
+              <w:rPr>
+                <w:lang w:val="en-GB"/>
+              </w:rPr>
+              <w:t>AC</w:t>
+            </w:r>
+            <w:r>
+              <w:rPr>
+                <w:lang w:val="en-GB"/>
+              </w:rPr>
+              <w:t>-1</w:t>
+            </w:r>
+          </w:p>
+        </w:tc>
+        <w:tc>
+          <w:tcPr>
+            <w:tcW w:w="8640" w:type="dxa"/>
+          </w:tcPr>
+          <w:p>
+            <w:pPr>
+              <w:rPr>
+                <w:lang w:val="en-GB"/>
+              </w:rPr>
+            </w:pPr>
+            <w:r>
+              <w:rPr>
+                <w:lang w:val="en-GB"/>
+              </w:rPr>
+              <w:t>Project proposal to be submitted by 17:15 on 18/09/2026.</w:t>
+            </w:r>
+          </w:p>
+        </w:tc>
+      </w:tr>
+      <w:tr>
+        <w:tc>
+          <w:tcPr>
+            <w:tcW w:w="988" w:type="dxa"/>
+          </w:tcPr>
+          <w:p>
+            <w:pPr>
+              <w:rPr>
+                <w:lang w:val="en-GB"/>
+              </w:rPr>
+            </w:pPr>
+            <w:r>
+              <w:rPr>
+                <w:lang w:val="en-GB"/>
+              </w:rPr>
+              <w:t>AC</w:t>
+            </w:r>
+            <w:r>
+              <w:rPr>
+                <w:lang w:val="en-GB"/>
+              </w:rPr>
+              <w:t>-2</w:t>
+            </w:r>
+          </w:p>
+        </w:tc>
+        <w:tc>
+          <w:tcPr>
+            <w:tcW w:w="8640" w:type="dxa"/>
+          </w:tcPr>
+          <w:p>
+            <w:pPr>
+              <w:rPr>
+                <w:lang w:val="en-GB"/>
+              </w:rPr>
+            </w:pPr>
+            <w:r>
+              <w:rPr>
+                <w:lang w:val="en-GB"/>
+              </w:rPr>
+              <w:t>Regular meetings to take place with my project supervisor (Cian Murphy).</w:t>
+            </w:r>
+          </w:p>
+        </w:tc>
+      </w:tr>
+      <w:tr>
+        <w:tc>
+          <w:tcPr>
+            <w:tcW w:w="988" w:type="dxa"/>
+          </w:tcPr>
+          <w:p>
+            <w:pPr>
+              <w:rPr>
+                <w:lang w:val="en-GB"/>
+              </w:rPr>
+            </w:pPr>
+            <w:r>
+              <w:rPr>
+                <w:lang w:val="en-GB"/>
+              </w:rPr>
+              <w:t>AC</w:t>
+            </w:r>
+            <w:r>
+              <w:rPr>
+                <w:lang w:val="en-GB"/>
+              </w:rPr>
+              <w:t>-3</w:t>
+            </w:r>
+          </w:p>
+        </w:tc>
+        <w:tc>
+          <w:tcPr>
+            <w:tcW w:w="8640" w:type="dxa"/>
+          </w:tcPr>
+          <w:p>
+            <w:pPr>
+              <w:rPr>
+                <w:lang w:val="en-GB"/>
+              </w:rPr>
+            </w:pPr>
+            <w:r>
+              <w:rPr>
+                <w:lang w:val="en-GB"/>
+              </w:rPr>
+              <w:t>Ethics checklist to be completed and submitted by 23/10/202</w:t>
+            </w:r>
+            <w:r>
+              <w:rPr>
+                <w:lang w:val="en-GB"/>
+              </w:rPr>
+              <w:t>6</w:t>
+            </w:r>
+            <w:r>
+              <w:rPr>
+                <w:lang w:val="en-GB"/>
+              </w:rPr>
+              <w:t>.</w:t>
+            </w:r>
+          </w:p>
+        </w:tc>
+      </w:tr>
+      <w:tr>
+        <w:tc>
+          <w:tcPr>
+            <w:tcW w:w="988" w:type="dxa"/>
+          </w:tcPr>
+          <w:p>
+            <w:pPr>
+              <w:rPr>
+                <w:lang w:val="en-GB"/>
+              </w:rPr>
+            </w:pPr>
+            <w:r>
+              <w:rPr>
+                <w:lang w:val="en-GB"/>
+              </w:rPr>
+              <w:t>AC</w:t>
+            </w:r>
+            <w:r>
+              <w:rPr>
+                <w:lang w:val="en-GB"/>
+              </w:rPr>
+              <w:t>-4</w:t>
+            </w:r>
+          </w:p>
+        </w:tc>
+        <w:tc>
+          <w:tcPr>
+            <w:tcW w:w="8640" w:type="dxa"/>
+          </w:tcPr>
+          <w:p>
+            <w:pPr>
+              <w:rPr>
+                <w:lang w:val="en-GB"/>
+              </w:rPr>
+            </w:pPr>
+            <w:r>
+              <w:rPr>
+                <w:lang w:val="en-GB"/>
+              </w:rPr>
+              <w:t>Semester 1 report to be submitted on Moodle by 01/01/2027.</w:t>
+            </w:r>
+          </w:p>
+        </w:tc>
+      </w:tr>
+      <w:tr>
+        <w:tc>
+          <w:tcPr>
+            <w:tcW w:w="988" w:type="dxa"/>
+          </w:tcPr>
+          <w:p>
+            <w:pPr>
+              <w:rPr>
+                <w:lang w:val="en-GB"/>
+              </w:rPr>
+            </w:pPr>
+            <w:r>
+              <w:rPr>
+                <w:lang w:val="en-GB"/>
+              </w:rPr>
+              <w:t>AC</w:t>
+            </w:r>
+            <w:r>
+              <w:rPr>
+                <w:lang w:val="en-GB"/>
+              </w:rPr>
+              <w:t>-5</w:t>
+            </w:r>
+          </w:p>
+        </w:tc>
+        <w:tc>
+          <w:tcPr>
+            <w:tcW w:w="8640" w:type="dxa"/>
+          </w:tcPr>
+          <w:p>
+            <w:pPr>
+              <w:rPr>
+                <w:lang w:val="en-GB"/>
+              </w:rPr>
+            </w:pPr>
+            <w:r>
+              <w:rPr>
+                <w:lang w:val="en-GB"/>
+              </w:rPr>
+              <w:t>Code demonstration video to be submitted on Moodle by 01/01/2027.</w:t>
+            </w:r>
+          </w:p>
+        </w:tc>
+      </w:tr>
+      <w:tr>
+        <w:tc>
+          <w:tcPr>
+            <w:tcW w:w="988" w:type="dxa"/>
+          </w:tcPr>
+          <w:p>
+            <w:pPr>
+              <w:rPr>
+                <w:lang w:val="en-GB"/>
+              </w:rPr>
+            </w:pPr>
+            <w:r>
+              <w:rPr>
+                <w:lang w:val="en-GB"/>
+              </w:rPr>
+              <w:t>A</w:t>
+            </w:r>
+            <w:r>
+              <w:rPr>
+                <w:lang w:val="en-GB"/>
+              </w:rPr>
+              <w:t>C-5</w:t>
+            </w:r>
+          </w:p>
+        </w:tc>
+        <w:tc>
+          <w:tcPr>
+            <w:tcW w:w="8640" w:type="dxa"/>
+          </w:tcPr>
+          <w:p>
+            <w:pPr>
+              <w:rPr>
+                <w:lang w:val="en-GB"/>
+              </w:rPr>
+            </w:pPr>
+            <w:r>
+              <w:rPr>
+                <w:lang w:val="en-GB"/>
+              </w:rPr>
+              <w:t>Two VCS repositories are to be created, one for code and one for documentation, and regularly updated to.</w:t>
+            </w:r>
+          </w:p>
+        </w:tc>
+      </w:tr>
+      <w:tr>
+        <w:tc>
+          <w:tcPr>
+            <w:tcW w:w="988" w:type="dxa"/>
+          </w:tcPr>
+          <w:p>
+            <w:pPr>
+              <w:rPr>
+                <w:lang w:val="en-GB"/>
+              </w:rPr>
+            </w:pPr>
+            <w:r>
+              <w:rPr>
+                <w:lang w:val="en-GB"/>
+              </w:rPr>
+              <w:t>AC-6</w:t>
+            </w:r>
+          </w:p>
+        </w:tc>
+        <w:tc>
+          <w:tcPr>
+            <w:tcW w:w="8640" w:type="dxa"/>
+          </w:tcPr>
+          <w:p>
+            <w:pPr>
+              <w:rPr>
+                <w:lang w:val="en-GB"/>
+              </w:rPr>
+            </w:pPr>
+            <w:r>
+              <w:rPr>
+                <w:lang w:val="en-GB"/>
+              </w:rPr>
+              <w:t>Project review meeting to be attended between 05-07 January 2027.</w:t>
+            </w:r>
+          </w:p>
+        </w:tc>
+      </w:tr>
+    </w:tbl>
     <w:p/>
     <w:p>
-      <w:r>
-        <w:t>A</w:t>
-      </w:r>
-      <w:r>
-        <w:t>waiting confirmation</w:t>
+      <w:pPr>
+        <w:pStyle w:val="Heading5"/>
+      </w:pPr>
+      <w:r>
+        <w:t>Functional Requirements</w:t>
+      </w:r>
+    </w:p>
+    <w:tbl>
+      <w:tblPr>
+        <w:tblW w:w="0" w:type="auto"/>
+        <w:tblLook w:val="04A0" w:firstRow="1" w:lastRow="0" w:firstColumn="1" w:lastColumn="0" w:noHBand="0" w:noVBand="1"/>
+      </w:tblPr>
+      <w:tblGrid>
+        <w:gridCol w:w="993"/>
+        <w:gridCol w:w="8635"/>
+      </w:tblGrid>
+      <w:tr>
+        <w:tc>
+          <w:tcPr>
+            <w:tcW w:w="993" w:type="dxa"/>
+          </w:tcPr>
+          <w:p>
+            <w:pPr>
+              <w:rPr>
+                <w:lang w:val="en-GB"/>
+              </w:rPr>
+            </w:pPr>
+            <w:r>
+              <w:rPr>
+                <w:lang w:val="en-GB"/>
+              </w:rPr>
+              <w:lastRenderedPageBreak/>
+              <w:t>FR-1</w:t>
+            </w:r>
+          </w:p>
+        </w:tc>
+        <w:tc>
+          <w:tcPr>
+            <w:tcW w:w="8635" w:type="dxa"/>
+          </w:tcPr>
+          <w:p>
+            <w:pPr>
+              <w:rPr>
+                <w:lang w:val="en-GB"/>
+              </w:rPr>
+            </w:pPr>
+            <w:r>
+              <w:rPr>
+                <w:lang w:val="en-GB"/>
+              </w:rPr>
+              <w:t>The system must validate user input.</w:t>
+            </w:r>
+          </w:p>
+        </w:tc>
+      </w:tr>
+      <w:tr>
+        <w:tc>
+          <w:tcPr>
+            <w:tcW w:w="993" w:type="dxa"/>
+          </w:tcPr>
+          <w:p>
+            <w:pPr>
+              <w:rPr>
+                <w:lang w:val="en-GB"/>
+              </w:rPr>
+            </w:pPr>
+            <w:r>
+              <w:rPr>
+                <w:lang w:val="en-GB"/>
+              </w:rPr>
+              <w:t>FR-</w:t>
+            </w:r>
+            <w:r>
+              <w:rPr>
+                <w:lang w:val="en-GB"/>
+              </w:rPr>
+              <w:t>2</w:t>
+            </w:r>
+          </w:p>
+        </w:tc>
+        <w:tc>
+          <w:tcPr>
+            <w:tcW w:w="8635" w:type="dxa"/>
+          </w:tcPr>
+          <w:p>
+            <w:pPr>
+              <w:rPr>
+                <w:lang w:val="en-GB"/>
+              </w:rPr>
+            </w:pPr>
+            <w:r>
+              <w:rPr>
+                <w:lang w:val="en-GB"/>
+              </w:rPr>
+              <w:t>The system must enact rate-limits on user requests.</w:t>
+            </w:r>
+          </w:p>
+        </w:tc>
+      </w:tr>
+      <w:tr>
+        <w:tc>
+          <w:tcPr>
+            <w:tcW w:w="993" w:type="dxa"/>
+          </w:tcPr>
+          <w:p>
+            <w:pPr>
+              <w:rPr>
+                <w:lang w:val="en-GB"/>
+              </w:rPr>
+            </w:pPr>
+            <w:r>
+              <w:rPr>
+                <w:lang w:val="en-GB"/>
+              </w:rPr>
+              <w:t>FR-3</w:t>
+            </w:r>
+          </w:p>
+        </w:tc>
+        <w:tc>
+          <w:tcPr>
+            <w:tcW w:w="8635" w:type="dxa"/>
+          </w:tcPr>
+          <w:p>
+            <w:pPr>
+              <w:rPr>
+                <w:lang w:val="en-GB"/>
+              </w:rPr>
+            </w:pPr>
+            <w:r>
+              <w:rPr>
+                <w:lang w:val="en-GB"/>
+              </w:rPr>
+              <w:t xml:space="preserve">The system must </w:t>
+            </w:r>
+            <w:r>
+              <w:rPr>
+                <w:lang w:val="en-GB"/>
+              </w:rPr>
+              <w:t>allow</w:t>
+            </w:r>
+            <w:r>
+              <w:rPr>
+                <w:lang w:val="en-GB"/>
+              </w:rPr>
+              <w:t xml:space="preserve"> users to create an account</w:t>
+            </w:r>
+            <w:r>
+              <w:rPr>
+                <w:lang w:val="en-GB"/>
+              </w:rPr>
+              <w:t>.</w:t>
+            </w:r>
+          </w:p>
+        </w:tc>
+      </w:tr>
+      <w:tr>
+        <w:tc>
+          <w:tcPr>
+            <w:tcW w:w="993" w:type="dxa"/>
+          </w:tcPr>
+          <w:p>
+            <w:pPr>
+              <w:rPr>
+                <w:lang w:val="en-GB"/>
+              </w:rPr>
+            </w:pPr>
+            <w:r>
+              <w:rPr>
+                <w:lang w:val="en-GB"/>
+              </w:rPr>
+              <w:t>FR-4</w:t>
+            </w:r>
+          </w:p>
+        </w:tc>
+        <w:tc>
+          <w:tcPr>
+            <w:tcW w:w="8635" w:type="dxa"/>
+          </w:tcPr>
+          <w:p>
+            <w:pPr>
+              <w:rPr>
+                <w:lang w:val="en-GB"/>
+              </w:rPr>
+            </w:pPr>
+            <w:r>
+              <w:rPr>
+                <w:lang w:val="en-GB"/>
+              </w:rPr>
+              <w:t>The system must allow users to delete their account.</w:t>
+            </w:r>
+          </w:p>
+        </w:tc>
+      </w:tr>
+      <w:tr>
+        <w:tc>
+          <w:tcPr>
+            <w:tcW w:w="993" w:type="dxa"/>
+          </w:tcPr>
+          <w:p>
+            <w:pPr>
+              <w:rPr>
+                <w:lang w:val="en-GB"/>
+              </w:rPr>
+            </w:pPr>
+            <w:r>
+              <w:rPr>
+                <w:lang w:val="en-GB"/>
+              </w:rPr>
+              <w:t>FR-</w:t>
+            </w:r>
+            <w:r>
+              <w:rPr>
+                <w:lang w:val="en-GB"/>
+              </w:rPr>
+              <w:t>5</w:t>
+            </w:r>
+          </w:p>
+        </w:tc>
+        <w:tc>
+          <w:tcPr>
+            <w:tcW w:w="8635" w:type="dxa"/>
+          </w:tcPr>
+          <w:p>
+            <w:pPr>
+              <w:rPr>
+                <w:lang w:val="en-GB"/>
+              </w:rPr>
+            </w:pPr>
+            <w:r>
+              <w:rPr>
+                <w:lang w:val="en-GB"/>
+              </w:rPr>
+              <w:t>The system must allow users to subscribe or unsubscribe from</w:t>
+            </w:r>
+            <w:r>
+              <w:rPr>
+                <w:lang w:val="en-GB"/>
+              </w:rPr>
+              <w:t xml:space="preserve"> flight updates.</w:t>
+            </w:r>
+          </w:p>
+        </w:tc>
+      </w:tr>
+      <w:tr>
+        <w:tc>
+          <w:tcPr>
+            <w:tcW w:w="993" w:type="dxa"/>
+          </w:tcPr>
+          <w:p>
+            <w:pPr>
+              <w:rPr>
+                <w:lang w:val="en-GB"/>
+              </w:rPr>
+            </w:pPr>
+            <w:r>
+              <w:rPr>
+                <w:lang w:val="en-GB"/>
+              </w:rPr>
+              <w:t>FR-6</w:t>
+            </w:r>
+          </w:p>
+        </w:tc>
+        <w:tc>
+          <w:tcPr>
+            <w:tcW w:w="8635" w:type="dxa"/>
+          </w:tcPr>
+          <w:p>
+            <w:pPr>
+              <w:rPr>
+                <w:lang w:val="en-GB"/>
+              </w:rPr>
+            </w:pPr>
+            <w:r>
+              <w:rPr>
+                <w:lang w:val="en-GB"/>
+              </w:rPr>
+              <w:t>Given a user-input flight number, th</w:t>
+            </w:r>
+            <w:r>
+              <w:rPr>
+                <w:lang w:val="en-GB"/>
+              </w:rPr>
+              <w:t>e system must compute the probability of a departure delay of 15 minutes or greater along the following timeframes, where T is the scheduled departure time: T-15 min, T-1 h, T-3 h, T-6 h.</w:t>
+            </w:r>
+          </w:p>
+        </w:tc>
+      </w:tr>
+      <w:tr>
+        <w:tc>
+          <w:tcPr>
+            <w:tcW w:w="993" w:type="dxa"/>
+          </w:tcPr>
+          <w:p>
+            <w:pPr>
+              <w:rPr>
+                <w:lang w:val="en-GB"/>
+              </w:rPr>
+            </w:pPr>
+            <w:r>
+              <w:rPr>
+                <w:lang w:val="en-GB"/>
+              </w:rPr>
+              <w:t>FR-7</w:t>
+            </w:r>
+          </w:p>
+        </w:tc>
+        <w:tc>
+          <w:tcPr>
+            <w:tcW w:w="8635" w:type="dxa"/>
+          </w:tcPr>
+          <w:p>
+            <w:pPr>
+              <w:rPr>
+                <w:lang w:val="en-GB"/>
+              </w:rPr>
+            </w:pPr>
+            <w:r>
+              <w:rPr>
+                <w:lang w:val="en-GB"/>
+              </w:rPr>
+              <w:t xml:space="preserve">The system must be accessible through </w:t>
+            </w:r>
+            <w:r>
+              <w:rPr>
+                <w:lang w:val="en-GB"/>
+              </w:rPr>
+              <w:t>navigating to</w:t>
+            </w:r>
+            <w:r>
+              <w:rPr>
+                <w:lang w:val="en-GB"/>
+              </w:rPr>
+              <w:t xml:space="preserve"> ‘</w:t>
+            </w:r>
+            <w:r>
+              <w:rPr>
+                <w:lang w:val="en-GB"/>
+              </w:rPr>
+              <w:t>http://</w:t>
+            </w:r>
+            <w:r>
+              <w:rPr>
+                <w:lang w:val="en-GB"/>
+              </w:rPr>
+              <w:t>aeroq.io</w:t>
+            </w:r>
+            <w:r>
+              <w:rPr>
+                <w:lang w:val="en-GB"/>
+              </w:rPr>
+              <w:t>/</w:t>
+            </w:r>
+            <w:r>
+              <w:rPr>
+                <w:lang w:val="en-GB"/>
+              </w:rPr>
+              <w:t>’</w:t>
+            </w:r>
+            <w:r>
+              <w:rPr>
+                <w:lang w:val="en-GB"/>
+              </w:rPr>
+              <w:t xml:space="preserve"> in a web browser.</w:t>
+            </w:r>
+          </w:p>
+        </w:tc>
+      </w:tr>
+      <w:tr>
+        <w:tc>
+          <w:tcPr>
+            <w:tcW w:w="993" w:type="dxa"/>
+          </w:tcPr>
+          <w:p>
+            <w:pPr>
+              <w:rPr>
+                <w:lang w:val="en-GB"/>
+              </w:rPr>
+            </w:pPr>
+            <w:r>
+              <w:rPr>
+                <w:lang w:val="en-GB"/>
+              </w:rPr>
+              <w:t>FR-8</w:t>
+            </w:r>
+          </w:p>
+        </w:tc>
+        <w:tc>
+          <w:tcPr>
+            <w:tcW w:w="8635" w:type="dxa"/>
+          </w:tcPr>
+          <w:p>
+            <w:pPr>
+              <w:rPr>
+                <w:lang w:val="en-GB"/>
+              </w:rPr>
+            </w:pPr>
+            <w:r>
+              <w:rPr>
+                <w:lang w:val="en-GB"/>
+              </w:rPr>
+              <w:t>The system must provide users with plain-language explanations as to how a given prediction indicator was computed.</w:t>
+            </w:r>
+          </w:p>
+        </w:tc>
+      </w:tr>
+      <w:tr>
+        <w:tc>
+          <w:tcPr>
+            <w:tcW w:w="993" w:type="dxa"/>
+          </w:tcPr>
+          <w:p>
+            <w:pPr>
+              <w:rPr>
+                <w:lang w:val="en-GB"/>
+              </w:rPr>
+            </w:pPr>
+            <w:r>
+              <w:rPr>
+                <w:lang w:val="en-GB"/>
+              </w:rPr>
+              <w:t>FR-9</w:t>
+            </w:r>
+          </w:p>
+        </w:tc>
+        <w:tc>
+          <w:tcPr>
+            <w:tcW w:w="8635" w:type="dxa"/>
+          </w:tcPr>
+          <w:p>
+            <w:pPr>
+              <w:rPr>
+                <w:lang w:val="en-GB"/>
+              </w:rPr>
+            </w:pPr>
+            <w:r>
+              <w:rPr>
+                <w:lang w:val="en-GB"/>
+              </w:rPr>
+              <w:t>The system must implement robust logging</w:t>
+            </w:r>
+            <w:r>
+              <w:rPr>
+                <w:lang w:val="en-GB"/>
+              </w:rPr>
+              <w:t xml:space="preserve"> on all metred usage resources.</w:t>
+            </w:r>
+          </w:p>
+        </w:tc>
+      </w:tr>
+      <w:tr>
+        <w:tc>
+          <w:tcPr>
+            <w:tcW w:w="993" w:type="dxa"/>
+          </w:tcPr>
+          <w:p>
+            <w:pPr>
+              <w:rPr>
+                <w:lang w:val="en-GB"/>
+              </w:rPr>
+            </w:pPr>
+            <w:r>
+              <w:rPr>
+                <w:lang w:val="en-GB"/>
+              </w:rPr>
+              <w:t>FR-10</w:t>
+            </w:r>
+          </w:p>
+        </w:tc>
+        <w:tc>
+          <w:tcPr>
+            <w:tcW w:w="8635" w:type="dxa"/>
+          </w:tcPr>
+          <w:p>
+            <w:pPr>
+              <w:rPr>
+                <w:lang w:val="en-GB"/>
+              </w:rPr>
+            </w:pPr>
+            <w:r>
+              <w:rPr>
+                <w:lang w:val="en-GB"/>
+              </w:rPr>
+              <w:t xml:space="preserve">The system must implement a robust data ingestion pipeline for processing training data. </w:t>
+            </w:r>
+          </w:p>
+        </w:tc>
+      </w:tr>
+      <w:tr>
+        <w:tc>
+          <w:tcPr>
+            <w:tcW w:w="993" w:type="dxa"/>
+          </w:tcPr>
+          <w:p>
+            <w:pPr>
+              <w:rPr>
+                <w:lang w:val="en-GB"/>
+              </w:rPr>
+            </w:pPr>
+            <w:r>
+              <w:rPr>
+                <w:lang w:val="en-GB"/>
+              </w:rPr>
+              <w:t>FR-11</w:t>
+            </w:r>
+          </w:p>
+        </w:tc>
+        <w:tc>
+          <w:tcPr>
+            <w:tcW w:w="8635" w:type="dxa"/>
+          </w:tcPr>
+          <w:p>
+            <w:pPr>
+              <w:rPr>
+                <w:lang w:val="en-GB"/>
+              </w:rPr>
+            </w:pPr>
+            <w:r>
+              <w:rPr>
+                <w:lang w:val="en-GB"/>
+              </w:rPr>
+              <w:t>The system must provide a web page with implementation details and performance metrics for the prediction model.</w:t>
+            </w:r>
+          </w:p>
+        </w:tc>
+      </w:tr>
+    </w:tbl>
+    <w:p>
+      <w:pPr>
+        <w:rPr>
+          <w:lang w:val="en-GB"/>
+        </w:rPr>
+      </w:pPr>
+    </w:p>
+    <w:p>
+      <w:pPr>
+        <w:pStyle w:val="Heading5"/>
+      </w:pPr>
+      <w:r>
+        <w:t>Non-Functional Requirements</w:t>
+      </w:r>
+    </w:p>
+    <w:tbl>
+      <w:tblPr>
+        <w:tblW w:w="0" w:type="auto"/>
+        <w:tblLook w:val="04A0" w:firstRow="1" w:lastRow="0" w:firstColumn="1" w:lastColumn="0" w:noHBand="0" w:noVBand="1"/>
+      </w:tblPr>
+      <w:tblGrid>
+        <w:gridCol w:w="1566"/>
+        <w:gridCol w:w="1696"/>
+        <w:gridCol w:w="6366"/>
+      </w:tblGrid>
+      <w:tr>
+        <w:tc>
+          <w:tcPr>
+            <w:tcW w:w="1566" w:type="dxa"/>
+          </w:tcPr>
+          <w:p>
+            <w:pPr>
+              <w:rPr>
+                <w:b/>
+                <w:bCs/>
+                <w:lang w:val="en-GB"/>
+              </w:rPr>
+            </w:pPr>
+            <w:r>
+              <w:rPr>
+                <w:b/>
+                <w:bCs/>
+                <w:lang w:val="en-GB"/>
+              </w:rPr>
+              <w:t>NFR Number</w:t>
+            </w:r>
+          </w:p>
+        </w:tc>
+        <w:tc>
+          <w:tcPr>
+            <w:tcW w:w="1696" w:type="dxa"/>
+          </w:tcPr>
+          <w:p>
+            <w:pPr>
+              <w:rPr>
+                <w:b/>
+                <w:bCs/>
+                <w:lang w:val="en-GB"/>
+              </w:rPr>
+            </w:pPr>
+            <w:r>
+              <w:rPr>
+                <w:b/>
+                <w:bCs/>
+                <w:lang w:val="en-GB"/>
+              </w:rPr>
+              <w:t>Architecture Characteristic</w:t>
+            </w:r>
+          </w:p>
+        </w:tc>
+        <w:tc>
+          <w:tcPr>
+            <w:tcW w:w="6366" w:type="dxa"/>
+          </w:tcPr>
+          <w:p>
+            <w:pPr>
+              <w:rPr>
+                <w:b/>
+                <w:bCs/>
+                <w:lang w:val="en-GB"/>
+              </w:rPr>
+            </w:pPr>
+            <w:r>
+              <w:rPr>
+                <w:b/>
+                <w:bCs/>
+                <w:lang w:val="en-GB"/>
+              </w:rPr>
+              <w:t>Description</w:t>
+            </w:r>
+          </w:p>
+        </w:tc>
+      </w:tr>
+      <w:tr>
+        <w:tc>
+          <w:tcPr>
+            <w:tcW w:w="1566" w:type="dxa"/>
+          </w:tcPr>
+          <w:p>
+            <w:pPr>
+              <w:rPr>
+                <w:lang w:val="en-GB"/>
+              </w:rPr>
+            </w:pPr>
+            <w:r>
+              <w:rPr>
+                <w:lang w:val="en-GB"/>
+              </w:rPr>
+              <w:t>NFR-</w:t>
+            </w:r>
+            <w:r>
+              <w:rPr>
+                <w:lang w:val="en-GB"/>
+              </w:rPr>
+              <w:t>1</w:t>
+            </w:r>
+          </w:p>
+        </w:tc>
+        <w:tc>
+          <w:tcPr>
+            <w:tcW w:w="1696" w:type="dxa"/>
+          </w:tcPr>
+          <w:p>
+            <w:pPr>
+              <w:rPr>
+                <w:lang w:val="en-GB"/>
+              </w:rPr>
+            </w:pPr>
+            <w:r>
+              <w:rPr>
+                <w:lang w:val="en-GB"/>
+              </w:rPr>
+              <w:t>Performance</w:t>
+            </w:r>
+          </w:p>
+        </w:tc>
+        <w:tc>
+          <w:tcPr>
+            <w:tcW w:w="6366" w:type="dxa"/>
+          </w:tcPr>
+          <w:p>
+            <w:pPr>
+              <w:rPr>
+                <w:lang w:val="en-GB"/>
+              </w:rPr>
+            </w:pPr>
+            <w:r>
+              <w:rPr>
+                <w:lang w:val="en-GB"/>
+              </w:rPr>
+              <w:t>Average prediction time less than 15 seconds.</w:t>
+            </w:r>
+          </w:p>
+        </w:tc>
+      </w:tr>
+      <w:tr>
+        <w:tc>
+          <w:tcPr>
+            <w:tcW w:w="1566" w:type="dxa"/>
+          </w:tcPr>
+          <w:p>
+            <w:pPr>
+              <w:rPr>
+                <w:lang w:val="en-GB"/>
+              </w:rPr>
+            </w:pPr>
+            <w:r>
+              <w:rPr>
+                <w:lang w:val="en-GB"/>
+              </w:rPr>
+              <w:t>NFR-</w:t>
+            </w:r>
+            <w:r>
+              <w:rPr>
+                <w:lang w:val="en-GB"/>
+              </w:rPr>
+              <w:t>2</w:t>
+            </w:r>
+          </w:p>
+        </w:tc>
+        <w:tc>
+          <w:tcPr>
+            <w:tcW w:w="1696" w:type="dxa"/>
+          </w:tcPr>
+          <w:p>
+            <w:pPr>
+              <w:rPr>
+                <w:lang w:val="en-GB"/>
+              </w:rPr>
+            </w:pPr>
+            <w:r>
+              <w:rPr>
+                <w:lang w:val="en-GB"/>
+              </w:rPr>
+              <w:t>Cost Efficiency</w:t>
+            </w:r>
+          </w:p>
+        </w:tc>
+        <w:tc>
+          <w:tcPr>
+            <w:tcW w:w="6366" w:type="dxa"/>
+          </w:tcPr>
+          <w:p>
+            <w:pPr>
+              <w:rPr>
+                <w:lang w:val="en-GB"/>
+              </w:rPr>
+            </w:pPr>
+            <w:r>
+              <w:rPr>
+                <w:lang w:val="en-GB"/>
+              </w:rPr>
+              <w:t>No more than €50 total cost in any month, and no more than a €30/month average over any 6-month period.</w:t>
+            </w:r>
+          </w:p>
+        </w:tc>
+      </w:tr>
+      <w:tr>
+        <w:tc>
+          <w:tcPr>
+            <w:tcW w:w="1566" w:type="dxa"/>
+          </w:tcPr>
+          <w:p>
+            <w:pPr>
+              <w:rPr>
+                <w:lang w:val="en-GB"/>
+              </w:rPr>
+            </w:pPr>
+            <w:r>
+              <w:rPr>
+                <w:lang w:val="en-GB"/>
+              </w:rPr>
+              <w:t>NFR-</w:t>
+            </w:r>
+            <w:r>
+              <w:rPr>
+                <w:lang w:val="en-GB"/>
+              </w:rPr>
+              <w:t>3</w:t>
+            </w:r>
+          </w:p>
+        </w:tc>
+        <w:tc>
+          <w:tcPr>
+            <w:tcW w:w="1696" w:type="dxa"/>
+          </w:tcPr>
+          <w:p>
+            <w:pPr>
+              <w:rPr>
+                <w:lang w:val="en-GB"/>
+              </w:rPr>
+            </w:pPr>
+            <w:r>
+              <w:rPr>
+                <w:lang w:val="en-GB"/>
+              </w:rPr>
+              <w:t>Observability</w:t>
+            </w:r>
+          </w:p>
+        </w:tc>
+        <w:tc>
+          <w:tcPr>
+            <w:tcW w:w="6366" w:type="dxa"/>
+          </w:tcPr>
+          <w:p>
+            <w:pPr>
+              <w:rPr>
+                <w:lang w:val="en-GB"/>
+              </w:rPr>
+            </w:pPr>
+            <w:r>
+              <w:rPr>
+                <w:lang w:val="en-GB"/>
+              </w:rPr>
+              <w:t>Logging implemented across the system for debugging.</w:t>
+            </w:r>
+          </w:p>
+        </w:tc>
+      </w:tr>
+      <w:tr>
+        <w:tc>
+          <w:tcPr>
+            <w:tcW w:w="1566" w:type="dxa"/>
+          </w:tcPr>
+          <w:p>
+            <w:pPr>
+              <w:rPr>
+                <w:lang w:val="en-GB"/>
+              </w:rPr>
+            </w:pPr>
+            <w:r>
+              <w:rPr>
+                <w:lang w:val="en-GB"/>
+              </w:rPr>
+              <w:t>NFR-</w:t>
+            </w:r>
+            <w:r>
+              <w:rPr>
+                <w:lang w:val="en-GB"/>
+              </w:rPr>
+              <w:t>4</w:t>
+            </w:r>
+          </w:p>
+        </w:tc>
+        <w:tc>
+          <w:tcPr>
+            <w:tcW w:w="1696" w:type="dxa"/>
+          </w:tcPr>
+          <w:p>
+            <w:pPr>
+              <w:rPr>
+                <w:lang w:val="en-GB"/>
+              </w:rPr>
+            </w:pPr>
+            <w:r>
+              <w:rPr>
+                <w:lang w:val="en-GB"/>
+              </w:rPr>
+              <w:t>Security</w:t>
+            </w:r>
+          </w:p>
+        </w:tc>
+        <w:tc>
+          <w:tcPr>
+            <w:tcW w:w="6366" w:type="dxa"/>
+          </w:tcPr>
+          <w:p>
+            <w:pPr>
+              <w:rPr>
+                <w:lang w:val="en-GB"/>
+              </w:rPr>
+            </w:pPr>
+            <w:r>
+              <w:rPr>
+                <w:lang w:val="en-GB"/>
+              </w:rPr>
+              <w:t>Secrets management for API keys, input sanitisation, principle of least privilege.</w:t>
+            </w:r>
+          </w:p>
+        </w:tc>
+      </w:tr>
+      <w:tr>
+        <w:tc>
+          <w:tcPr>
+            <w:tcW w:w="1566" w:type="dxa"/>
+          </w:tcPr>
+          <w:p>
+            <w:pPr>
+              <w:rPr>
+                <w:lang w:val="en-GB"/>
+              </w:rPr>
+            </w:pPr>
+            <w:r>
+              <w:rPr>
+                <w:lang w:val="en-GB"/>
+              </w:rPr>
+              <w:t>NFR-</w:t>
+            </w:r>
+            <w:r>
+              <w:rPr>
+                <w:lang w:val="en-GB"/>
+              </w:rPr>
+              <w:t>5</w:t>
+            </w:r>
+          </w:p>
+        </w:tc>
+        <w:tc>
+          <w:tcPr>
+            <w:tcW w:w="1696" w:type="dxa"/>
+          </w:tcPr>
+          <w:p>
+            <w:pPr>
+              <w:rPr>
+                <w:lang w:val="en-GB"/>
+              </w:rPr>
+            </w:pPr>
+            <w:r>
+              <w:rPr>
+                <w:lang w:val="en-GB"/>
+              </w:rPr>
+              <w:t>Deployability</w:t>
+            </w:r>
+          </w:p>
+        </w:tc>
+        <w:tc>
+          <w:tcPr>
+            <w:tcW w:w="6366" w:type="dxa"/>
+          </w:tcPr>
+          <w:p>
+            <w:pPr>
+              <w:rPr>
+                <w:lang w:val="en-GB"/>
+              </w:rPr>
+            </w:pPr>
+            <w:r>
+              <w:rPr>
+                <w:lang w:val="en-GB"/>
+              </w:rPr>
+              <w:t>Cloud-first architecture.</w:t>
+            </w:r>
+          </w:p>
+        </w:tc>
+      </w:tr>
+      <w:tr>
+        <w:tc>
+          <w:tcPr>
+            <w:tcW w:w="1566" w:type="dxa"/>
+          </w:tcPr>
+          <w:p>
+            <w:pPr>
+              <w:rPr>
+                <w:lang w:val="en-GB"/>
+              </w:rPr>
+            </w:pPr>
+            <w:r>
+              <w:rPr>
+                <w:lang w:val="en-GB"/>
+              </w:rPr>
+              <w:t>NFR-</w:t>
+            </w:r>
+            <w:r>
+              <w:rPr>
+                <w:lang w:val="en-GB"/>
+              </w:rPr>
+              <w:t>6</w:t>
+            </w:r>
+          </w:p>
+        </w:tc>
+        <w:tc>
+          <w:tcPr>
+            <w:tcW w:w="1696" w:type="dxa"/>
+          </w:tcPr>
+          <w:p>
+            <w:pPr>
+              <w:rPr>
+                <w:lang w:val="en-GB"/>
+              </w:rPr>
+            </w:pPr>
+            <w:r>
+              <w:rPr>
+                <w:lang w:val="en-GB"/>
+              </w:rPr>
+              <w:t>Usability</w:t>
+            </w:r>
+          </w:p>
+        </w:tc>
+        <w:tc>
+          <w:tcPr>
+            <w:tcW w:w="6366" w:type="dxa"/>
+          </w:tcPr>
+          <w:p>
+            <w:pPr>
+              <w:rPr>
+                <w:lang w:val="en-GB"/>
+              </w:rPr>
+            </w:pPr>
+            <w:r>
+              <w:rPr>
+                <w:lang w:val="en-GB"/>
+              </w:rPr>
+              <w:t>Users should not have to be told where to look.</w:t>
+            </w:r>
+          </w:p>
+        </w:tc>
+      </w:tr>
+      <w:tr>
+        <w:tc>
+          <w:tcPr>
+            <w:tcW w:w="1566" w:type="dxa"/>
+          </w:tcPr>
+          <w:p>
+            <w:pPr>
+              <w:rPr>
+                <w:lang w:val="en-GB"/>
+              </w:rPr>
+            </w:pPr>
+            <w:r>
+              <w:rPr>
+                <w:lang w:val="en-GB"/>
+              </w:rPr>
+              <w:t>NFR-</w:t>
+            </w:r>
+            <w:r>
+              <w:rPr>
+                <w:lang w:val="en-GB"/>
+              </w:rPr>
+              <w:t>7</w:t>
+            </w:r>
+          </w:p>
+        </w:tc>
+        <w:tc>
+          <w:tcPr>
+            <w:tcW w:w="1696" w:type="dxa"/>
+          </w:tcPr>
+          <w:p>
+            <w:pPr>
+              <w:rPr>
+                <w:lang w:val="en-GB"/>
+              </w:rPr>
+            </w:pPr>
+            <w:r>
+              <w:rPr>
+                <w:lang w:val="en-GB"/>
+              </w:rPr>
+              <w:t>Compliance</w:t>
+            </w:r>
+          </w:p>
+        </w:tc>
+        <w:tc>
+          <w:tcPr>
+            <w:tcW w:w="6366" w:type="dxa"/>
+          </w:tcPr>
+          <w:p>
+            <w:pPr>
+              <w:rPr>
+                <w:lang w:val="en-GB"/>
+              </w:rPr>
+            </w:pPr>
+            <w:r>
+              <w:rPr>
+                <w:lang w:val="en-GB"/>
+              </w:rPr>
+              <w:t>All API provider terms of usage should be abided by.</w:t>
+            </w:r>
+          </w:p>
+        </w:tc>
+      </w:tr>
+      <w:tr>
+        <w:tc>
+          <w:tcPr>
+            <w:tcW w:w="1566" w:type="dxa"/>
+          </w:tcPr>
+          <w:p>
+            <w:pPr>
+              <w:rPr>
+                <w:lang w:val="en-GB"/>
+              </w:rPr>
+            </w:pPr>
+            <w:r>
+              <w:rPr>
+                <w:lang w:val="en-GB"/>
+              </w:rPr>
+              <w:t>NFR-</w:t>
+            </w:r>
+            <w:r>
+              <w:rPr>
+                <w:lang w:val="en-GB"/>
+              </w:rPr>
+              <w:t>8</w:t>
+            </w:r>
+          </w:p>
+        </w:tc>
+        <w:tc>
+          <w:tcPr>
+            <w:tcW w:w="1696" w:type="dxa"/>
+          </w:tcPr>
+          <w:p>
+            <w:pPr>
+              <w:rPr>
+                <w:lang w:val="en-GB"/>
+              </w:rPr>
+            </w:pPr>
+            <w:r>
+              <w:rPr>
+                <w:lang w:val="en-GB"/>
+              </w:rPr>
+              <w:t>Explainability</w:t>
+            </w:r>
+          </w:p>
+        </w:tc>
+        <w:tc>
+          <w:tcPr>
+            <w:tcW w:w="6366" w:type="dxa"/>
+          </w:tcPr>
+          <w:p>
+            <w:pPr>
+              <w:rPr>
+                <w:lang w:val="en-GB"/>
+              </w:rPr>
+            </w:pPr>
+            <w:r>
+              <w:rPr>
+                <w:lang w:val="en-GB"/>
+              </w:rPr>
+              <w:t xml:space="preserve">All aspects of the system architecture should hold up </w:t>
+            </w:r>
+            <w:r>
+              <w:rPr>
+                <w:lang w:val="en-GB"/>
+              </w:rPr>
+              <w:t>if pressed on in conversation.</w:t>
+            </w:r>
+          </w:p>
+        </w:tc>
+      </w:tr>
+      <w:tr>
+        <w:tc>
+          <w:tcPr>
+            <w:tcW w:w="1566" w:type="dxa"/>
+          </w:tcPr>
+          <w:p>
+            <w:pPr>
+              <w:rPr>
+                <w:lang w:val="en-GB"/>
+              </w:rPr>
+            </w:pPr>
+            <w:r>
+              <w:rPr>
+                <w:lang w:val="en-GB"/>
+              </w:rPr>
+              <w:lastRenderedPageBreak/>
+              <w:t>NFR</w:t>
+            </w:r>
+            <w:r>
+              <w:rPr>
+                <w:lang w:val="en-GB"/>
+              </w:rPr>
+              <w:t>-9</w:t>
+            </w:r>
+          </w:p>
+        </w:tc>
+        <w:tc>
+          <w:tcPr>
+            <w:tcW w:w="1696" w:type="dxa"/>
+          </w:tcPr>
+          <w:p>
+            <w:pPr>
+              <w:rPr>
+                <w:lang w:val="en-GB"/>
+              </w:rPr>
+            </w:pPr>
+            <w:r>
+              <w:rPr>
+                <w:lang w:val="en-GB"/>
+              </w:rPr>
+              <w:t>Maintainability</w:t>
+            </w:r>
+          </w:p>
+        </w:tc>
+        <w:tc>
+          <w:tcPr>
+            <w:tcW w:w="6366" w:type="dxa"/>
+          </w:tcPr>
+          <w:p>
+            <w:pPr>
+              <w:rPr>
+                <w:lang w:val="en-GB"/>
+              </w:rPr>
+            </w:pPr>
+            <w:r>
+              <w:rPr>
+                <w:lang w:val="en-GB"/>
+              </w:rPr>
+              <w:t>All code pushed to main must be documented and include test cases.</w:t>
+            </w:r>
+          </w:p>
+        </w:tc>
+      </w:tr>
+    </w:tbl>
+    <w:p>
+      <w:pPr>
+        <w:rPr>
+          <w:lang w:val="en-GB"/>
+        </w:rPr>
+      </w:pPr>
+    </w:p>
+    <w:p>
+      <w:r>
+        <w:t>https://medium.com/bytebytego-system-design-alliance/top-10-architecture-characteristics-non-functional-requirements-with-cheatsheat-7ad14bbb0a9b</w:t>
       </w:r>
     </w:p>
     <w:p/>
@@ -6486,12 +8863,16 @@
         <w:pStyle w:val="Heading5"/>
       </w:pPr>
       <w:r>
-        <w:lastRenderedPageBreak/>
-        <w:t>Functional Requirements</w:t>
-      </w:r>
-    </w:p>
-    <w:p>
-      <w:pPr>
+        <w:t>Assumptions</w:t>
+      </w:r>
+    </w:p>
+    <w:p>
+      <w:pPr>
+        <w:pStyle w:val="ListParagraph"/>
+        <w:numPr>
+          <w:ilvl w:val="0"/>
+          <w:numId w:val="19"/>
+        </w:numPr>
         <w:rPr>
           <w:lang w:val="en-GB"/>
         </w:rPr>
@@ -6500,51 +8881,43 @@
         <w:rPr>
           <w:lang w:val="en-GB"/>
         </w:rPr>
-        <w:t>FR-1</w:t>
-      </w:r>
-      <w:r>
+        <w:t>Public data sources, like AWC, remain available for the duration of the project.</w:t>
+      </w:r>
+    </w:p>
+    <w:p>
+      <w:pPr>
+        <w:pStyle w:val="ListParagraph"/>
+        <w:numPr>
+          <w:ilvl w:val="0"/>
+          <w:numId w:val="19"/>
+        </w:numPr>
         <w:rPr>
           <w:lang w:val="en-GB"/>
         </w:rPr>
-        <w:tab/>
-      </w:r>
+      </w:pPr>
       <w:r>
         <w:rPr>
           <w:lang w:val="en-GB"/>
         </w:rPr>
-        <w:t>Given a flight number, the system must fetch key flight information.</w:t>
-      </w:r>
-    </w:p>
-    <w:p>
-      <w:pPr>
+        <w:t>Data that cannot be obtained from public data sources can be obtained within the stated budget.</w:t>
+      </w:r>
+    </w:p>
+    <w:p>
+      <w:pPr>
+        <w:pStyle w:val="ListParagraph"/>
+        <w:numPr>
+          <w:ilvl w:val="0"/>
+          <w:numId w:val="19"/>
+        </w:numPr>
         <w:rPr>
           <w:lang w:val="en-GB"/>
         </w:rPr>
       </w:pPr>
-    </w:p>
-    <w:p>
-      <w:pPr>
-        <w:pStyle w:val="Heading5"/>
-      </w:pPr>
-      <w:r>
-        <w:t>Non-Functional Requirements</w:t>
-      </w:r>
-    </w:p>
-    <w:p>
-      <w:pPr>
+      <w:r>
         <w:rPr>
           <w:lang w:val="en-GB"/>
         </w:rPr>
-      </w:pPr>
-    </w:p>
-    <w:p/>
-    <w:p/>
-    <w:p>
-      <w:pPr>
-        <w:pStyle w:val="Heading5"/>
-      </w:pPr>
-      <w:r>
-        <w:t>Assumptions</w:t>
+        <w:t>Users know their flight number.</w:t>
       </w:r>
     </w:p>
     <w:p>
@@ -6553,16 +8926,6 @@
           <w:lang w:val="en-GB"/>
         </w:rPr>
       </w:pPr>
-    </w:p>
-    <w:p>
-      <w:r>
-        <w:t>Due to the necessity of building a large corpus of data, only Dublin, Cork, and Shannon Airport will be considered by the system. In 2025, these three airports accounted for 97% of all passenger traffic in Ireland (https://www.cso.ie/en/releasesandpublications/ep/p-as/aviationstatisticsquarter4andyear2025/).</w:t>
-      </w:r>
-    </w:p>
-    <w:p>
-      <w:r>
-        <w:t xml:space="preserve"> </w:t>
-      </w:r>
     </w:p>
     <w:p>
       <w:pPr>
@@ -6584,6 +8947,545 @@
         <w:t>The schedule for submission dates must be met.</w:t>
       </w:r>
     </w:p>
+    <w:tbl>
+      <w:tblPr>
+        <w:tblStyle w:val="ListTable4-Accent1"/>
+        <w:tblW w:w="9634" w:type="dxa"/>
+        <w:tblLook w:val="04A0" w:firstRow="1" w:lastRow="0" w:firstColumn="1" w:lastColumn="0" w:noHBand="0" w:noVBand="1"/>
+      </w:tblPr>
+      <w:tblGrid>
+        <w:gridCol w:w="1209"/>
+        <w:gridCol w:w="3150"/>
+        <w:gridCol w:w="3149"/>
+        <w:gridCol w:w="2126"/>
+      </w:tblGrid>
+      <w:tr>
+        <w:trPr>
+          <w:cnfStyle w:val="100000000000" w:firstRow="1" w:lastRow="0" w:firstColumn="0" w:lastColumn="0" w:oddVBand="0" w:evenVBand="0" w:oddHBand="0" w:evenHBand="0" w:firstRowFirstColumn="0" w:firstRowLastColumn="0" w:lastRowFirstColumn="0" w:lastRowLastColumn="0"/>
+        </w:trPr>
+        <w:tc>
+          <w:tcPr>
+            <w:cnfStyle w:val="001000000000" w:firstRow="0" w:lastRow="0" w:firstColumn="1" w:lastColumn="0" w:oddVBand="0" w:evenVBand="0" w:oddHBand="0" w:evenHBand="0" w:firstRowFirstColumn="0" w:firstRowLastColumn="0" w:lastRowFirstColumn="0" w:lastRowLastColumn="0"/>
+            <w:tcW w:w="1209" w:type="dxa"/>
+            <w:hideMark/>
+          </w:tcPr>
+          <w:p>
+            <w:pPr>
+              <w:jc w:val="center"/>
+              <w:rPr>
+                <w:lang w:eastAsia="en-GB"/>
+              </w:rPr>
+            </w:pPr>
+            <w:r>
+              <w:rPr>
+                <w:lang w:eastAsia="en-GB"/>
+              </w:rPr>
+              <w:t>Semester</w:t>
+            </w:r>
+          </w:p>
+        </w:tc>
+        <w:tc>
+          <w:tcPr>
+            <w:tcW w:w="3150" w:type="dxa"/>
+            <w:hideMark/>
+          </w:tcPr>
+          <w:p>
+            <w:pPr>
+              <w:jc w:val="center"/>
+              <w:cnfStyle w:val="100000000000" w:firstRow="1" w:lastRow="0" w:firstColumn="0" w:lastColumn="0" w:oddVBand="0" w:evenVBand="0" w:oddHBand="0" w:evenHBand="0" w:firstRowFirstColumn="0" w:firstRowLastColumn="0" w:lastRowFirstColumn="0" w:lastRowLastColumn="0"/>
+              <w:rPr>
+                <w:lang w:eastAsia="en-GB"/>
+              </w:rPr>
+            </w:pPr>
+            <w:r>
+              <w:rPr>
+                <w:lang w:eastAsia="en-GB"/>
+              </w:rPr>
+              <w:t>Deliverable/Activity</w:t>
+            </w:r>
+          </w:p>
+        </w:tc>
+        <w:tc>
+          <w:tcPr>
+            <w:tcW w:w="3149" w:type="dxa"/>
+            <w:hideMark/>
+          </w:tcPr>
+          <w:p>
+            <w:pPr>
+              <w:jc w:val="center"/>
+              <w:cnfStyle w:val="100000000000" w:firstRow="1" w:lastRow="0" w:firstColumn="0" w:lastColumn="0" w:oddVBand="0" w:evenVBand="0" w:oddHBand="0" w:evenHBand="0" w:firstRowFirstColumn="0" w:firstRowLastColumn="0" w:lastRowFirstColumn="0" w:lastRowLastColumn="0"/>
+              <w:rPr>
+                <w:b w:val="0"/>
+                <w:bCs w:val="0"/>
+                <w:lang w:eastAsia="en-GB"/>
+              </w:rPr>
+            </w:pPr>
+            <w:r>
+              <w:rPr>
+                <w:lang w:eastAsia="en-GB"/>
+              </w:rPr>
+              <w:t>Submission Type/</w:t>
+            </w:r>
+          </w:p>
+          <w:p>
+            <w:pPr>
+              <w:jc w:val="center"/>
+              <w:cnfStyle w:val="100000000000" w:firstRow="1" w:lastRow="0" w:firstColumn="0" w:lastColumn="0" w:oddVBand="0" w:evenVBand="0" w:oddHBand="0" w:evenHBand="0" w:firstRowFirstColumn="0" w:firstRowLastColumn="0" w:lastRowFirstColumn="0" w:lastRowLastColumn="0"/>
+              <w:rPr>
+                <w:lang w:eastAsia="en-GB"/>
+              </w:rPr>
+            </w:pPr>
+            <w:r>
+              <w:rPr>
+                <w:lang w:eastAsia="en-GB"/>
+              </w:rPr>
+              <w:t>Mode of</w:t>
+            </w:r>
+            <w:r>
+              <w:rPr>
+                <w:lang w:eastAsia="en-GB"/>
+              </w:rPr>
+              <w:t xml:space="preserve"> </w:t>
+            </w:r>
+            <w:r>
+              <w:rPr>
+                <w:lang w:eastAsia="en-GB"/>
+              </w:rPr>
+              <w:t>Delivery</w:t>
+            </w:r>
+          </w:p>
+        </w:tc>
+        <w:tc>
+          <w:tcPr>
+            <w:tcW w:w="2126" w:type="dxa"/>
+            <w:hideMark/>
+          </w:tcPr>
+          <w:p>
+            <w:pPr>
+              <w:jc w:val="center"/>
+              <w:cnfStyle w:val="100000000000" w:firstRow="1" w:lastRow="0" w:firstColumn="0" w:lastColumn="0" w:oddVBand="0" w:evenVBand="0" w:oddHBand="0" w:evenHBand="0" w:firstRowFirstColumn="0" w:firstRowLastColumn="0" w:lastRowFirstColumn="0" w:lastRowLastColumn="0"/>
+              <w:rPr>
+                <w:lang w:eastAsia="en-GB"/>
+              </w:rPr>
+            </w:pPr>
+            <w:r>
+              <w:rPr>
+                <w:lang w:eastAsia="en-GB"/>
+              </w:rPr>
+              <w:t>Date</w:t>
+            </w:r>
+          </w:p>
+        </w:tc>
+      </w:tr>
+      <w:tr>
+        <w:trPr>
+          <w:cnfStyle w:val="000000100000" w:firstRow="0" w:lastRow="0" w:firstColumn="0" w:lastColumn="0" w:oddVBand="0" w:evenVBand="0" w:oddHBand="1" w:evenHBand="0" w:firstRowFirstColumn="0" w:firstRowLastColumn="0" w:lastRowFirstColumn="0" w:lastRowLastColumn="0"/>
+        </w:trPr>
+        <w:tc>
+          <w:tcPr>
+            <w:cnfStyle w:val="001000000000" w:firstRow="0" w:lastRow="0" w:firstColumn="1" w:lastColumn="0" w:oddVBand="0" w:evenVBand="0" w:oddHBand="0" w:evenHBand="0" w:firstRowFirstColumn="0" w:firstRowLastColumn="0" w:lastRowFirstColumn="0" w:lastRowLastColumn="0"/>
+            <w:tcW w:w="1209" w:type="dxa"/>
+            <w:hideMark/>
+          </w:tcPr>
+          <w:p>
+            <w:pPr>
+              <w:rPr>
+                <w:lang w:eastAsia="en-GB"/>
+              </w:rPr>
+            </w:pPr>
+            <w:r>
+              <w:rPr>
+                <w:lang w:eastAsia="en-GB"/>
+              </w:rPr>
+              <w:t>1 </w:t>
+            </w:r>
+          </w:p>
+        </w:tc>
+        <w:tc>
+          <w:tcPr>
+            <w:tcW w:w="3150" w:type="dxa"/>
+            <w:hideMark/>
+          </w:tcPr>
+          <w:p>
+            <w:pPr>
+              <w:cnfStyle w:val="000000100000" w:firstRow="0" w:lastRow="0" w:firstColumn="0" w:lastColumn="0" w:oddVBand="0" w:evenVBand="0" w:oddHBand="1" w:evenHBand="0" w:firstRowFirstColumn="0" w:firstRowLastColumn="0" w:lastRowFirstColumn="0" w:lastRowLastColumn="0"/>
+              <w:rPr>
+                <w:lang w:eastAsia="en-GB"/>
+              </w:rPr>
+            </w:pPr>
+            <w:r>
+              <w:rPr>
+                <w:lang w:eastAsia="en-GB"/>
+              </w:rPr>
+              <w:t>FYP Project Proposal </w:t>
+            </w:r>
+          </w:p>
+        </w:tc>
+        <w:tc>
+          <w:tcPr>
+            <w:tcW w:w="3149" w:type="dxa"/>
+            <w:hideMark/>
+          </w:tcPr>
+          <w:p>
+            <w:pPr>
+              <w:cnfStyle w:val="000000100000" w:firstRow="0" w:lastRow="0" w:firstColumn="0" w:lastColumn="0" w:oddVBand="0" w:evenVBand="0" w:oddHBand="1" w:evenHBand="0" w:firstRowFirstColumn="0" w:firstRowLastColumn="0" w:lastRowFirstColumn="0" w:lastRowLastColumn="0"/>
+              <w:rPr>
+                <w:lang w:eastAsia="en-GB"/>
+              </w:rPr>
+            </w:pPr>
+            <w:r>
+              <w:rPr>
+                <w:lang w:eastAsia="en-GB"/>
+              </w:rPr>
+              <w:t>Online Cognito form </w:t>
+            </w:r>
+          </w:p>
+        </w:tc>
+        <w:tc>
+          <w:tcPr>
+            <w:tcW w:w="2126" w:type="dxa"/>
+            <w:hideMark/>
+          </w:tcPr>
+          <w:p>
+            <w:pPr>
+              <w:cnfStyle w:val="000000100000" w:firstRow="0" w:lastRow="0" w:firstColumn="0" w:lastColumn="0" w:oddVBand="0" w:evenVBand="0" w:oddHBand="1" w:evenHBand="0" w:firstRowFirstColumn="0" w:firstRowLastColumn="0" w:lastRowFirstColumn="0" w:lastRowLastColumn="0"/>
+              <w:rPr>
+                <w:lang w:eastAsia="en-GB"/>
+              </w:rPr>
+            </w:pPr>
+            <w:r>
+              <w:rPr>
+                <w:lang w:eastAsia="en-GB"/>
+              </w:rPr>
+              <w:t>18/09/26</w:t>
+            </w:r>
+          </w:p>
+        </w:tc>
+      </w:tr>
+      <w:tr>
+        <w:tc>
+          <w:tcPr>
+            <w:cnfStyle w:val="001000000000" w:firstRow="0" w:lastRow="0" w:firstColumn="1" w:lastColumn="0" w:oddVBand="0" w:evenVBand="0" w:oddHBand="0" w:evenHBand="0" w:firstRowFirstColumn="0" w:firstRowLastColumn="0" w:lastRowFirstColumn="0" w:lastRowLastColumn="0"/>
+            <w:tcW w:w="1209" w:type="dxa"/>
+            <w:hideMark/>
+          </w:tcPr>
+          <w:p>
+            <w:pPr>
+              <w:rPr>
+                <w:lang w:eastAsia="en-GB"/>
+              </w:rPr>
+            </w:pPr>
+            <w:r>
+              <w:rPr>
+                <w:lang w:eastAsia="en-GB"/>
+              </w:rPr>
+              <w:t>1 </w:t>
+            </w:r>
+          </w:p>
+        </w:tc>
+        <w:tc>
+          <w:tcPr>
+            <w:tcW w:w="3150" w:type="dxa"/>
+            <w:hideMark/>
+          </w:tcPr>
+          <w:p>
+            <w:pPr>
+              <w:cnfStyle w:val="000000000000" w:firstRow="0" w:lastRow="0" w:firstColumn="0" w:lastColumn="0" w:oddVBand="0" w:evenVBand="0" w:oddHBand="0" w:evenHBand="0" w:firstRowFirstColumn="0" w:firstRowLastColumn="0" w:lastRowFirstColumn="0" w:lastRowLastColumn="0"/>
+              <w:rPr>
+                <w:lang w:eastAsia="en-GB"/>
+              </w:rPr>
+            </w:pPr>
+            <w:r>
+              <w:rPr>
+                <w:lang w:eastAsia="en-GB"/>
+              </w:rPr>
+              <w:t>SOSC Ethics Checklist </w:t>
+            </w:r>
+          </w:p>
+        </w:tc>
+        <w:tc>
+          <w:tcPr>
+            <w:tcW w:w="3149" w:type="dxa"/>
+            <w:hideMark/>
+          </w:tcPr>
+          <w:p>
+            <w:pPr>
+              <w:cnfStyle w:val="000000000000" w:firstRow="0" w:lastRow="0" w:firstColumn="0" w:lastColumn="0" w:oddVBand="0" w:evenVBand="0" w:oddHBand="0" w:evenHBand="0" w:firstRowFirstColumn="0" w:firstRowLastColumn="0" w:lastRowFirstColumn="0" w:lastRowLastColumn="0"/>
+              <w:rPr>
+                <w:lang w:eastAsia="en-GB"/>
+              </w:rPr>
+            </w:pPr>
+            <w:r>
+              <w:rPr>
+                <w:lang w:eastAsia="en-GB"/>
+              </w:rPr>
+              <w:t>Moodle </w:t>
+            </w:r>
+          </w:p>
+        </w:tc>
+        <w:tc>
+          <w:tcPr>
+            <w:tcW w:w="2126" w:type="dxa"/>
+            <w:hideMark/>
+          </w:tcPr>
+          <w:p>
+            <w:pPr>
+              <w:cnfStyle w:val="000000000000" w:firstRow="0" w:lastRow="0" w:firstColumn="0" w:lastColumn="0" w:oddVBand="0" w:evenVBand="0" w:oddHBand="0" w:evenHBand="0" w:firstRowFirstColumn="0" w:firstRowLastColumn="0" w:lastRowFirstColumn="0" w:lastRowLastColumn="0"/>
+              <w:rPr>
+                <w:lang w:eastAsia="en-GB"/>
+              </w:rPr>
+            </w:pPr>
+            <w:r>
+              <w:rPr>
+                <w:lang w:eastAsia="en-GB"/>
+              </w:rPr>
+              <w:t>23/10/26</w:t>
+            </w:r>
+          </w:p>
+        </w:tc>
+      </w:tr>
+      <w:tr>
+        <w:trPr>
+          <w:cnfStyle w:val="000000100000" w:firstRow="0" w:lastRow="0" w:firstColumn="0" w:lastColumn="0" w:oddVBand="0" w:evenVBand="0" w:oddHBand="1" w:evenHBand="0" w:firstRowFirstColumn="0" w:firstRowLastColumn="0" w:lastRowFirstColumn="0" w:lastRowLastColumn="0"/>
+        </w:trPr>
+        <w:tc>
+          <w:tcPr>
+            <w:cnfStyle w:val="001000000000" w:firstRow="0" w:lastRow="0" w:firstColumn="1" w:lastColumn="0" w:oddVBand="0" w:evenVBand="0" w:oddHBand="0" w:evenHBand="0" w:firstRowFirstColumn="0" w:firstRowLastColumn="0" w:lastRowFirstColumn="0" w:lastRowLastColumn="0"/>
+            <w:tcW w:w="1209" w:type="dxa"/>
+            <w:hideMark/>
+          </w:tcPr>
+          <w:p>
+            <w:pPr>
+              <w:rPr>
+                <w:lang w:eastAsia="en-GB"/>
+              </w:rPr>
+            </w:pPr>
+            <w:r>
+              <w:rPr>
+                <w:lang w:eastAsia="en-GB"/>
+              </w:rPr>
+              <w:t>1 </w:t>
+            </w:r>
+          </w:p>
+        </w:tc>
+        <w:tc>
+          <w:tcPr>
+            <w:tcW w:w="3150" w:type="dxa"/>
+            <w:hideMark/>
+          </w:tcPr>
+          <w:p>
+            <w:pPr>
+              <w:cnfStyle w:val="000000100000" w:firstRow="0" w:lastRow="0" w:firstColumn="0" w:lastColumn="0" w:oddVBand="0" w:evenVBand="0" w:oddHBand="1" w:evenHBand="0" w:firstRowFirstColumn="0" w:firstRowLastColumn="0" w:lastRowFirstColumn="0" w:lastRowLastColumn="0"/>
+              <w:rPr>
+                <w:lang w:eastAsia="en-GB"/>
+              </w:rPr>
+            </w:pPr>
+            <w:r>
+              <w:rPr>
+                <w:lang w:eastAsia="en-GB"/>
+              </w:rPr>
+              <w:t>• Semester 1 report</w:t>
+            </w:r>
+          </w:p>
+          <w:p>
+            <w:pPr>
+              <w:cnfStyle w:val="000000100000" w:firstRow="0" w:lastRow="0" w:firstColumn="0" w:lastColumn="0" w:oddVBand="0" w:evenVBand="0" w:oddHBand="1" w:evenHBand="0" w:firstRowFirstColumn="0" w:firstRowLastColumn="0" w:lastRowFirstColumn="0" w:lastRowLastColumn="0"/>
+              <w:rPr>
+                <w:lang w:eastAsia="en-GB"/>
+              </w:rPr>
+            </w:pPr>
+            <w:r>
+              <w:rPr>
+                <w:lang w:eastAsia="en-GB"/>
+              </w:rPr>
+              <w:t>• Recorded demo (if</w:t>
+            </w:r>
+          </w:p>
+          <w:p>
+            <w:pPr>
+              <w:cnfStyle w:val="000000100000" w:firstRow="0" w:lastRow="0" w:firstColumn="0" w:lastColumn="0" w:oddVBand="0" w:evenVBand="0" w:oddHBand="1" w:evenHBand="0" w:firstRowFirstColumn="0" w:firstRowLastColumn="0" w:lastRowFirstColumn="0" w:lastRowLastColumn="0"/>
+              <w:rPr>
+                <w:lang w:eastAsia="en-GB"/>
+              </w:rPr>
+            </w:pPr>
+            <w:r>
+              <w:rPr>
+                <w:lang w:eastAsia="en-GB"/>
+              </w:rPr>
+              <w:t>applicable)</w:t>
+            </w:r>
+          </w:p>
+        </w:tc>
+        <w:tc>
+          <w:tcPr>
+            <w:tcW w:w="3149" w:type="dxa"/>
+            <w:hideMark/>
+          </w:tcPr>
+          <w:p>
+            <w:pPr>
+              <w:cnfStyle w:val="000000100000" w:firstRow="0" w:lastRow="0" w:firstColumn="0" w:lastColumn="0" w:oddVBand="0" w:evenVBand="0" w:oddHBand="1" w:evenHBand="0" w:firstRowFirstColumn="0" w:firstRowLastColumn="0" w:lastRowFirstColumn="0" w:lastRowLastColumn="0"/>
+              <w:rPr>
+                <w:lang w:eastAsia="en-GB"/>
+              </w:rPr>
+            </w:pPr>
+            <w:r>
+              <w:rPr>
+                <w:lang w:eastAsia="en-GB"/>
+              </w:rPr>
+              <w:t>Moodle </w:t>
+            </w:r>
+          </w:p>
+        </w:tc>
+        <w:tc>
+          <w:tcPr>
+            <w:tcW w:w="2126" w:type="dxa"/>
+            <w:hideMark/>
+          </w:tcPr>
+          <w:p>
+            <w:pPr>
+              <w:cnfStyle w:val="000000100000" w:firstRow="0" w:lastRow="0" w:firstColumn="0" w:lastColumn="0" w:oddVBand="0" w:evenVBand="0" w:oddHBand="1" w:evenHBand="0" w:firstRowFirstColumn="0" w:firstRowLastColumn="0" w:lastRowFirstColumn="0" w:lastRowLastColumn="0"/>
+              <w:rPr>
+                <w:lang w:eastAsia="en-GB"/>
+              </w:rPr>
+            </w:pPr>
+            <w:r>
+              <w:rPr>
+                <w:lang w:eastAsia="en-GB"/>
+              </w:rPr>
+              <w:t>01/01/27</w:t>
+            </w:r>
+          </w:p>
+        </w:tc>
+      </w:tr>
+      <w:tr>
+        <w:tc>
+          <w:tcPr>
+            <w:cnfStyle w:val="001000000000" w:firstRow="0" w:lastRow="0" w:firstColumn="1" w:lastColumn="0" w:oddVBand="0" w:evenVBand="0" w:oddHBand="0" w:evenHBand="0" w:firstRowFirstColumn="0" w:firstRowLastColumn="0" w:lastRowFirstColumn="0" w:lastRowLastColumn="0"/>
+            <w:tcW w:w="1209" w:type="dxa"/>
+            <w:hideMark/>
+          </w:tcPr>
+          <w:p>
+            <w:pPr>
+              <w:rPr>
+                <w:lang w:eastAsia="en-GB"/>
+              </w:rPr>
+            </w:pPr>
+            <w:r>
+              <w:rPr>
+                <w:lang w:eastAsia="en-GB"/>
+              </w:rPr>
+              <w:t>1 </w:t>
+            </w:r>
+          </w:p>
+        </w:tc>
+        <w:tc>
+          <w:tcPr>
+            <w:tcW w:w="3150" w:type="dxa"/>
+            <w:hideMark/>
+          </w:tcPr>
+          <w:p>
+            <w:pPr>
+              <w:cnfStyle w:val="000000000000" w:firstRow="0" w:lastRow="0" w:firstColumn="0" w:lastColumn="0" w:oddVBand="0" w:evenVBand="0" w:oddHBand="0" w:evenHBand="0" w:firstRowFirstColumn="0" w:firstRowLastColumn="0" w:lastRowFirstColumn="0" w:lastRowLastColumn="0"/>
+              <w:rPr>
+                <w:lang w:eastAsia="en-GB"/>
+              </w:rPr>
+            </w:pPr>
+            <w:r>
+              <w:rPr>
+                <w:lang w:eastAsia="en-GB"/>
+              </w:rPr>
+              <w:t>Presentation &amp; Q&amp;A </w:t>
+            </w:r>
+          </w:p>
+        </w:tc>
+        <w:tc>
+          <w:tcPr>
+            <w:tcW w:w="3149" w:type="dxa"/>
+            <w:hideMark/>
+          </w:tcPr>
+          <w:p>
+            <w:pPr>
+              <w:cnfStyle w:val="000000000000" w:firstRow="0" w:lastRow="0" w:firstColumn="0" w:lastColumn="0" w:oddVBand="0" w:evenVBand="0" w:oddHBand="0" w:evenHBand="0" w:firstRowFirstColumn="0" w:firstRowLastColumn="0" w:lastRowFirstColumn="0" w:lastRowLastColumn="0"/>
+              <w:rPr>
+                <w:lang w:eastAsia="en-GB"/>
+              </w:rPr>
+            </w:pPr>
+            <w:r>
+              <w:rPr>
+                <w:lang w:eastAsia="en-GB"/>
+              </w:rPr>
+              <w:t>Face-to-face </w:t>
+            </w:r>
+          </w:p>
+        </w:tc>
+        <w:tc>
+          <w:tcPr>
+            <w:tcW w:w="2126" w:type="dxa"/>
+            <w:hideMark/>
+          </w:tcPr>
+          <w:p>
+            <w:pPr>
+              <w:cnfStyle w:val="000000000000" w:firstRow="0" w:lastRow="0" w:firstColumn="0" w:lastColumn="0" w:oddVBand="0" w:evenVBand="0" w:oddHBand="0" w:evenHBand="0" w:firstRowFirstColumn="0" w:firstRowLastColumn="0" w:lastRowFirstColumn="0" w:lastRowLastColumn="0"/>
+              <w:rPr>
+                <w:lang w:eastAsia="en-GB"/>
+              </w:rPr>
+            </w:pPr>
+            <w:r>
+              <w:rPr>
+                <w:lang w:eastAsia="en-GB"/>
+              </w:rPr>
+              <w:t>5-7/01/27</w:t>
+            </w:r>
+          </w:p>
+        </w:tc>
+      </w:tr>
+    </w:tbl>
+    <w:p>
+      <w:pPr>
+        <w:spacing w:line="240" w:lineRule="auto"/>
+        <w:rPr>
+          <w:lang w:eastAsia="en-GB"/>
+        </w:rPr>
+      </w:pPr>
+    </w:p>
+    <w:p>
+      <w:pPr>
+        <w:pStyle w:val="ListParagraph"/>
+        <w:numPr>
+          <w:ilvl w:val="0"/>
+          <w:numId w:val="14"/>
+        </w:numPr>
+        <w:rPr>
+          <w:b/>
+          <w:bCs/>
+        </w:rPr>
+      </w:pPr>
+      <w:r>
+        <w:t>Due to the necessity of building a large corpus of data, only Dublin, Cork, and Shannon Airport will be considered by the system. In 2025, these three airports accounted for 97% of all passenger traffic in Ireland (https://www.cso.ie/en/releasesandpublications/ep/p-as/aviationstatisticsquarter4andyear2025/).</w:t>
+      </w:r>
+      <w:r>
+        <w:t>]</w:t>
+      </w:r>
+      <w:r>
+        <w:t xml:space="preserve"> </w:t>
+      </w:r>
+    </w:p>
+    <w:p>
+      <w:pPr>
+        <w:pStyle w:val="ListParagraph"/>
+        <w:numPr>
+          <w:ilvl w:val="0"/>
+          <w:numId w:val="14"/>
+        </w:numPr>
+        <w:rPr>
+          <w:b/>
+          <w:bCs/>
+        </w:rPr>
+      </w:pPr>
+      <w:r>
+        <w:t>The monthly cost of the project does not exceed €50 at any time.</w:t>
+      </w:r>
+    </w:p>
     <w:p>
       <w:pPr>
         <w:pStyle w:val="ListParagraph"/>
@@ -6592,6 +9494,14 @@
           <w:numId w:val="16"/>
         </w:numPr>
       </w:pPr>
+      <w:r>
+        <w:t>The average monthly cost of the project does not exceed €30 for any 6-month period.</w:t>
+      </w:r>
+    </w:p>
+    <w:p>
+      <w:r>
+        <w:t xml:space="preserve"> </w:t>
+      </w:r>
     </w:p>
     <w:p/>
     <w:p/>
@@ -6602,6 +9512,7 @@
       </w:pPr>
       <w:bookmarkStart w:id="13" w:name="_Toc241419977"/>
       <w:r>
+        <w:lastRenderedPageBreak/>
         <w:t xml:space="preserve">1.2.2. </w:t>
       </w:r>
       <w:r>
@@ -6610,6 +9521,8 @@
       <w:bookmarkEnd w:id="13"/>
     </w:p>
     <w:p/>
+    <w:p/>
+    <w:p/>
     <w:p>
       <w:pPr>
         <w:pStyle w:val="Heading3"/>
@@ -6649,6 +9562,9 @@
       <w:pPr>
         <w:pStyle w:val="Heading5"/>
       </w:pPr>
+      <w:r>
+        <w:t xml:space="preserve">Aviation </w:t>
+      </w:r>
       <w:r>
         <w:t>Organisations</w:t>
       </w:r>
@@ -6835,7 +9751,6 @@
               <w:rPr>
                 <w:lang w:val="en-GB"/>
               </w:rPr>
-              <w:lastRenderedPageBreak/>
               <w:t>AWC</w:t>
             </w:r>
           </w:p>
@@ -7379,6 +10294,146 @@
       </w:tr>
     </w:tbl>
     <w:p/>
+    <w:p>
+      <w:pPr>
+        <w:pStyle w:val="Heading5"/>
+      </w:pPr>
+      <w:r>
+        <w:lastRenderedPageBreak/>
+        <w:t>Aviation Glossary</w:t>
+      </w:r>
+    </w:p>
+    <w:tbl>
+      <w:tblPr>
+        <w:tblStyle w:val="GridTable4-Accent1"/>
+        <w:tblW w:w="0" w:type="auto"/>
+        <w:tblLayout w:type="fixed"/>
+        <w:tblLook w:val="0420" w:firstRow="1" w:lastRow="0" w:firstColumn="0" w:lastColumn="0" w:noHBand="0" w:noVBand="1"/>
+      </w:tblPr>
+      <w:tblGrid>
+        <w:gridCol w:w="2988"/>
+        <w:gridCol w:w="2880"/>
+        <w:gridCol w:w="2880"/>
+      </w:tblGrid>
+      <w:tr>
+        <w:trPr>
+          <w:cnfStyle w:val="100000000000" w:firstRow="1" w:lastRow="0" w:firstColumn="0" w:lastColumn="0" w:oddVBand="0" w:evenVBand="0" w:oddHBand="0" w:evenHBand="0" w:firstRowFirstColumn="0" w:firstRowLastColumn="0" w:lastRowFirstColumn="0" w:lastRowLastColumn="0"/>
+        </w:trPr>
+        <w:tc>
+          <w:tcPr>
+            <w:tcW w:w="2988" w:type="dxa"/>
+          </w:tcPr>
+          <w:p>
+            <w:pPr>
+              <w:rPr>
+                <w:lang w:val="en-GB"/>
+              </w:rPr>
+            </w:pPr>
+            <w:r>
+              <w:rPr>
+                <w:lang w:val="en-GB"/>
+              </w:rPr>
+              <w:t>Name</w:t>
+            </w:r>
+          </w:p>
+        </w:tc>
+        <w:tc>
+          <w:tcPr>
+            <w:tcW w:w="2880" w:type="dxa"/>
+          </w:tcPr>
+          <w:p>
+            <w:pPr>
+              <w:rPr>
+                <w:lang w:val="en-GB"/>
+              </w:rPr>
+            </w:pPr>
+            <w:r>
+              <w:rPr>
+                <w:lang w:val="en-GB"/>
+              </w:rPr>
+              <w:t>Expansion</w:t>
+            </w:r>
+          </w:p>
+        </w:tc>
+        <w:tc>
+          <w:tcPr>
+            <w:tcW w:w="2880" w:type="dxa"/>
+          </w:tcPr>
+          <w:p>
+            <w:pPr>
+              <w:rPr>
+                <w:lang w:val="en-GB"/>
+              </w:rPr>
+            </w:pPr>
+            <w:r>
+              <w:rPr>
+                <w:lang w:val="en-GB"/>
+              </w:rPr>
+              <w:t>Description</w:t>
+            </w:r>
+          </w:p>
+        </w:tc>
+      </w:tr>
+      <w:tr>
+        <w:trPr>
+          <w:cnfStyle w:val="000000100000" w:firstRow="0" w:lastRow="0" w:firstColumn="0" w:lastColumn="0" w:oddVBand="0" w:evenVBand="0" w:oddHBand="1" w:evenHBand="0" w:firstRowFirstColumn="0" w:firstRowLastColumn="0" w:lastRowFirstColumn="0" w:lastRowLastColumn="0"/>
+        </w:trPr>
+        <w:tc>
+          <w:tcPr>
+            <w:tcW w:w="2988" w:type="dxa"/>
+          </w:tcPr>
+          <w:p>
+            <w:pPr>
+              <w:rPr>
+                <w:lang w:val="en-GB"/>
+              </w:rPr>
+            </w:pPr>
+            <w:r>
+              <w:rPr>
+                <w:lang w:val="en-GB"/>
+              </w:rPr>
+              <w:t>ADS-B</w:t>
+            </w:r>
+          </w:p>
+        </w:tc>
+        <w:tc>
+          <w:tcPr>
+            <w:tcW w:w="2880" w:type="dxa"/>
+          </w:tcPr>
+          <w:p>
+            <w:pPr>
+              <w:rPr>
+                <w:lang w:val="en-GB"/>
+              </w:rPr>
+            </w:pPr>
+            <w:r>
+              <w:rPr>
+                <w:lang w:val="en-GB"/>
+              </w:rPr>
+              <w:t>Automatic Dependent Surveillance-Broadcast</w:t>
+            </w:r>
+          </w:p>
+        </w:tc>
+        <w:tc>
+          <w:tcPr>
+            <w:tcW w:w="2880" w:type="dxa"/>
+          </w:tcPr>
+          <w:p>
+            <w:pPr>
+              <w:rPr>
+                <w:lang w:val="en-GB"/>
+              </w:rPr>
+            </w:pPr>
+            <w:r>
+              <w:rPr>
+                <w:lang w:val="en-GB"/>
+              </w:rPr>
+              <w:t>Automatic live broadcasting of key flight data by aircraft</w:t>
+            </w:r>
+          </w:p>
+        </w:tc>
+      </w:tr>
+    </w:tbl>
     <w:p/>
     <w:p>
       <w:pPr>
@@ -7422,8 +10477,8 @@
         <w:gridCol w:w="1945"/>
         <w:gridCol w:w="1674"/>
         <w:gridCol w:w="1596"/>
-        <w:gridCol w:w="1516"/>
-        <w:gridCol w:w="1560"/>
+        <w:gridCol w:w="1443"/>
+        <w:gridCol w:w="1633"/>
         <w:gridCol w:w="1337"/>
       </w:tblGrid>
       <w:tr>
@@ -7433,7 +10488,7 @@
         <w:tc>
           <w:tcPr>
             <w:cnfStyle w:val="001000000000" w:firstRow="0" w:lastRow="0" w:firstColumn="1" w:lastColumn="0" w:oddVBand="0" w:evenVBand="0" w:oddHBand="0" w:evenHBand="0" w:firstRowFirstColumn="0" w:firstRowLastColumn="0" w:lastRowFirstColumn="0" w:lastRowLastColumn="0"/>
-            <w:tcW w:w="1958" w:type="dxa"/>
+            <w:tcW w:w="1945" w:type="dxa"/>
           </w:tcPr>
           <w:p>
             <w:r>
@@ -7443,7 +10498,7 @@
         </w:tc>
         <w:tc>
           <w:tcPr>
-            <w:tcW w:w="1694" w:type="dxa"/>
+            <w:tcW w:w="1674" w:type="dxa"/>
           </w:tcPr>
           <w:p>
             <w:pPr>
@@ -7452,11 +10507,14 @@
             <w:r>
               <w:t>Monthly Cost</w:t>
             </w:r>
-          </w:p>
-        </w:tc>
-        <w:tc>
-          <w:tcPr>
-            <w:tcW w:w="1597" w:type="dxa"/>
+            <w:r>
+              <w:t xml:space="preserve"> (Excl. VAT)</w:t>
+            </w:r>
+          </w:p>
+        </w:tc>
+        <w:tc>
+          <w:tcPr>
+            <w:tcW w:w="1596" w:type="dxa"/>
           </w:tcPr>
           <w:p>
             <w:pPr>
@@ -7469,7 +10527,7 @@
         </w:tc>
         <w:tc>
           <w:tcPr>
-            <w:tcW w:w="1541" w:type="dxa"/>
+            <w:tcW w:w="1443" w:type="dxa"/>
           </w:tcPr>
           <w:p>
             <w:pPr>
@@ -7482,7 +10540,7 @@
         </w:tc>
         <w:tc>
           <w:tcPr>
-            <w:tcW w:w="1573" w:type="dxa"/>
+            <w:tcW w:w="1633" w:type="dxa"/>
           </w:tcPr>
           <w:p>
             <w:pPr>
@@ -7495,7 +10553,7 @@
         </w:tc>
         <w:tc>
           <w:tcPr>
-            <w:tcW w:w="1265" w:type="dxa"/>
+            <w:tcW w:w="1337" w:type="dxa"/>
           </w:tcPr>
           <w:p>
             <w:pPr>
@@ -7514,7 +10572,7 @@
         <w:tc>
           <w:tcPr>
             <w:cnfStyle w:val="001000000000" w:firstRow="0" w:lastRow="0" w:firstColumn="1" w:lastColumn="0" w:oddVBand="0" w:evenVBand="0" w:oddHBand="0" w:evenHBand="0" w:firstRowFirstColumn="0" w:firstRowLastColumn="0" w:lastRowFirstColumn="0" w:lastRowLastColumn="0"/>
-            <w:tcW w:w="1958" w:type="dxa"/>
+            <w:tcW w:w="1945" w:type="dxa"/>
           </w:tcPr>
           <w:p>
             <w:proofErr w:type="spellStart"/>
@@ -7526,20 +10584,23 @@
         </w:tc>
         <w:tc>
           <w:tcPr>
-            <w:tcW w:w="1694" w:type="dxa"/>
+            <w:tcW w:w="1674" w:type="dxa"/>
           </w:tcPr>
           <w:p>
             <w:pPr>
               <w:cnfStyle w:val="000000100000" w:firstRow="0" w:lastRow="0" w:firstColumn="0" w:lastColumn="0" w:oddVBand="0" w:evenVBand="0" w:oddHBand="1" w:evenHBand="0" w:firstRowFirstColumn="0" w:firstRowLastColumn="0" w:lastRowFirstColumn="0" w:lastRowLastColumn="0"/>
             </w:pPr>
             <w:r>
-              <w:t>$23.37</w:t>
-            </w:r>
-          </w:p>
-        </w:tc>
-        <w:tc>
-          <w:tcPr>
-            <w:tcW w:w="1597" w:type="dxa"/>
+              <w:t>$</w:t>
+            </w:r>
+            <w:r>
+              <w:t>19.99</w:t>
+            </w:r>
+          </w:p>
+        </w:tc>
+        <w:tc>
+          <w:tcPr>
+            <w:tcW w:w="1596" w:type="dxa"/>
           </w:tcPr>
           <w:p>
             <w:pPr>
@@ -7555,7 +10616,7 @@
         </w:tc>
         <w:tc>
           <w:tcPr>
-            <w:tcW w:w="1541" w:type="dxa"/>
+            <w:tcW w:w="1443" w:type="dxa"/>
           </w:tcPr>
           <w:p>
             <w:pPr>
@@ -7576,7 +10637,7 @@
         </w:tc>
         <w:tc>
           <w:tcPr>
-            <w:tcW w:w="1573" w:type="dxa"/>
+            <w:tcW w:w="1633" w:type="dxa"/>
           </w:tcPr>
           <w:p>
             <w:pPr>
@@ -7589,16 +10650,31 @@
         </w:tc>
         <w:tc>
           <w:tcPr>
-            <w:tcW w:w="1265" w:type="dxa"/>
+            <w:tcW w:w="1337" w:type="dxa"/>
           </w:tcPr>
           <w:p>
             <w:pPr>
               <w:cnfStyle w:val="000000100000" w:firstRow="0" w:lastRow="0" w:firstColumn="0" w:lastColumn="0" w:oddVBand="0" w:evenVBand="0" w:oddHBand="1" w:evenHBand="0" w:firstRowFirstColumn="0" w:firstRowLastColumn="0" w:lastRowFirstColumn="0" w:lastRowLastColumn="0"/>
-            </w:pPr>
-            <w:r>
+              <w:rPr>
+                <w:b/>
+                <w:bCs/>
+                <w:u w:val="single"/>
+              </w:rPr>
+            </w:pPr>
+            <w:r>
+              <w:rPr>
+                <w:b/>
+                <w:bCs/>
+                <w:u w:val="single"/>
+              </w:rPr>
               <w:t>7</w:t>
             </w:r>
             <w:r>
+              <w:rPr>
+                <w:b/>
+                <w:bCs/>
+                <w:u w:val="single"/>
+              </w:rPr>
               <w:t xml:space="preserve"> day caching</w:t>
             </w:r>
           </w:p>
@@ -7608,7 +10684,7 @@
         <w:tc>
           <w:tcPr>
             <w:cnfStyle w:val="001000000000" w:firstRow="0" w:lastRow="0" w:firstColumn="1" w:lastColumn="0" w:oddVBand="0" w:evenVBand="0" w:oddHBand="0" w:evenHBand="0" w:firstRowFirstColumn="0" w:firstRowLastColumn="0" w:lastRowFirstColumn="0" w:lastRowLastColumn="0"/>
-            <w:tcW w:w="1958" w:type="dxa"/>
+            <w:tcW w:w="1945" w:type="dxa"/>
           </w:tcPr>
           <w:p>
             <w:proofErr w:type="spellStart"/>
@@ -7616,11 +10692,14 @@
               <w:t>AirLabs</w:t>
             </w:r>
             <w:proofErr w:type="spellEnd"/>
-          </w:p>
-        </w:tc>
-        <w:tc>
-          <w:tcPr>
-            <w:tcW w:w="1694" w:type="dxa"/>
+            <w:r>
+              <w:t xml:space="preserve"> (Free Plan)</w:t>
+            </w:r>
+          </w:p>
+        </w:tc>
+        <w:tc>
+          <w:tcPr>
+            <w:tcW w:w="1674" w:type="dxa"/>
           </w:tcPr>
           <w:p>
             <w:pPr>
@@ -7633,7 +10712,7 @@
         </w:tc>
         <w:tc>
           <w:tcPr>
-            <w:tcW w:w="1597" w:type="dxa"/>
+            <w:tcW w:w="1596" w:type="dxa"/>
           </w:tcPr>
           <w:p>
             <w:pPr>
@@ -7649,7 +10728,7 @@
         </w:tc>
         <w:tc>
           <w:tcPr>
-            <w:tcW w:w="1541" w:type="dxa"/>
+            <w:tcW w:w="1443" w:type="dxa"/>
           </w:tcPr>
           <w:p>
             <w:pPr>
@@ -7662,7 +10741,7 @@
         </w:tc>
         <w:tc>
           <w:tcPr>
-            <w:tcW w:w="1573" w:type="dxa"/>
+            <w:tcW w:w="1633" w:type="dxa"/>
           </w:tcPr>
           <w:p>
             <w:pPr>
@@ -7675,7 +10754,7 @@
         </w:tc>
         <w:tc>
           <w:tcPr>
-            <w:tcW w:w="1265" w:type="dxa"/>
+            <w:tcW w:w="1337" w:type="dxa"/>
           </w:tcPr>
           <w:p>
             <w:pPr>
@@ -7694,11 +10773,94 @@
         <w:tc>
           <w:tcPr>
             <w:cnfStyle w:val="001000000000" w:firstRow="0" w:lastRow="0" w:firstColumn="1" w:lastColumn="0" w:oddVBand="0" w:evenVBand="0" w:oddHBand="0" w:evenHBand="0" w:firstRowFirstColumn="0" w:firstRowLastColumn="0" w:lastRowFirstColumn="0" w:lastRowLastColumn="0"/>
-            <w:tcW w:w="1958" w:type="dxa"/>
+            <w:tcW w:w="1945" w:type="dxa"/>
           </w:tcPr>
           <w:p>
             <w:proofErr w:type="spellStart"/>
             <w:r>
+              <w:t>AirLabs</w:t>
+            </w:r>
+            <w:proofErr w:type="spellEnd"/>
+            <w:r>
+              <w:t xml:space="preserve"> (Developer)</w:t>
+            </w:r>
+          </w:p>
+        </w:tc>
+        <w:tc>
+          <w:tcPr>
+            <w:tcW w:w="1674" w:type="dxa"/>
+          </w:tcPr>
+          <w:p>
+            <w:pPr>
+              <w:cnfStyle w:val="000000100000" w:firstRow="0" w:lastRow="0" w:firstColumn="0" w:lastColumn="0" w:oddVBand="0" w:evenVBand="0" w:oddHBand="1" w:evenHBand="0" w:firstRowFirstColumn="0" w:firstRowLastColumn="0" w:lastRowFirstColumn="0" w:lastRowLastColumn="0"/>
+            </w:pPr>
+            <w:r>
+              <w:t>$49</w:t>
+            </w:r>
+          </w:p>
+        </w:tc>
+        <w:tc>
+          <w:tcPr>
+            <w:tcW w:w="1596" w:type="dxa"/>
+          </w:tcPr>
+          <w:p>
+            <w:pPr>
+              <w:cnfStyle w:val="000000100000" w:firstRow="0" w:lastRow="0" w:firstColumn="0" w:lastColumn="0" w:oddVBand="0" w:evenVBand="0" w:oddHBand="1" w:evenHBand="0" w:firstRowFirstColumn="0" w:firstRowLastColumn="0" w:lastRowFirstColumn="0" w:lastRowLastColumn="0"/>
+            </w:pPr>
+            <w:r>
+              <w:t>25,000/month</w:t>
+            </w:r>
+          </w:p>
+        </w:tc>
+        <w:tc>
+          <w:tcPr>
+            <w:tcW w:w="1443" w:type="dxa"/>
+          </w:tcPr>
+          <w:p>
+            <w:pPr>
+              <w:cnfStyle w:val="000000100000" w:firstRow="0" w:lastRow="0" w:firstColumn="0" w:lastColumn="0" w:oddVBand="0" w:evenVBand="0" w:oddHBand="1" w:evenHBand="0" w:firstRowFirstColumn="0" w:firstRowLastColumn="0" w:lastRowFirstColumn="0" w:lastRowLastColumn="0"/>
+            </w:pPr>
+            <w:r>
+              <w:t>N/A</w:t>
+            </w:r>
+          </w:p>
+        </w:tc>
+        <w:tc>
+          <w:tcPr>
+            <w:tcW w:w="1633" w:type="dxa"/>
+          </w:tcPr>
+          <w:p>
+            <w:pPr>
+              <w:cnfStyle w:val="000000100000" w:firstRow="0" w:lastRow="0" w:firstColumn="0" w:lastColumn="0" w:oddVBand="0" w:evenVBand="0" w:oddHBand="1" w:evenHBand="0" w:firstRowFirstColumn="0" w:firstRowLastColumn="0" w:lastRowFirstColumn="0" w:lastRowLastColumn="0"/>
+            </w:pPr>
+            <w:r>
+              <w:t>No</w:t>
+            </w:r>
+          </w:p>
+        </w:tc>
+        <w:tc>
+          <w:tcPr>
+            <w:tcW w:w="1337" w:type="dxa"/>
+          </w:tcPr>
+          <w:p>
+            <w:pPr>
+              <w:cnfStyle w:val="000000100000" w:firstRow="0" w:lastRow="0" w:firstColumn="0" w:lastColumn="0" w:oddVBand="0" w:evenVBand="0" w:oddHBand="1" w:evenHBand="0" w:firstRowFirstColumn="0" w:firstRowLastColumn="0" w:lastRowFirstColumn="0" w:lastRowLastColumn="0"/>
+            </w:pPr>
+            <w:r>
+              <w:t>Limited support</w:t>
+            </w:r>
+          </w:p>
+        </w:tc>
+      </w:tr>
+      <w:tr>
+        <w:tc>
+          <w:tcPr>
+            <w:cnfStyle w:val="001000000000" w:firstRow="0" w:lastRow="0" w:firstColumn="1" w:lastColumn="0" w:oddVBand="0" w:evenVBand="0" w:oddHBand="0" w:evenHBand="0" w:firstRowFirstColumn="0" w:firstRowLastColumn="0" w:lastRowFirstColumn="0" w:lastRowLastColumn="0"/>
+            <w:tcW w:w="1945" w:type="dxa"/>
+          </w:tcPr>
+          <w:p>
+            <w:proofErr w:type="spellStart"/>
+            <w:r>
               <w:t>OpenSky</w:t>
             </w:r>
             <w:proofErr w:type="spellEnd"/>
@@ -7709,7 +10871,99 @@
         </w:tc>
         <w:tc>
           <w:tcPr>
-            <w:tcW w:w="1694" w:type="dxa"/>
+            <w:tcW w:w="1674" w:type="dxa"/>
+          </w:tcPr>
+          <w:p>
+            <w:pPr>
+              <w:cnfStyle w:val="000000000000" w:firstRow="0" w:lastRow="0" w:firstColumn="0" w:lastColumn="0" w:oddVBand="0" w:evenVBand="0" w:oddHBand="0" w:evenHBand="0" w:firstRowFirstColumn="0" w:firstRowLastColumn="0" w:lastRowFirstColumn="0" w:lastRowLastColumn="0"/>
+            </w:pPr>
+            <w:r>
+              <w:t>$0</w:t>
+            </w:r>
+          </w:p>
+        </w:tc>
+        <w:tc>
+          <w:tcPr>
+            <w:tcW w:w="1596" w:type="dxa"/>
+          </w:tcPr>
+          <w:p>
+            <w:pPr>
+              <w:cnfStyle w:val="000000000000" w:firstRow="0" w:lastRow="0" w:firstColumn="0" w:lastColumn="0" w:oddVBand="0" w:evenVBand="0" w:oddHBand="0" w:evenHBand="0" w:firstRowFirstColumn="0" w:firstRowLastColumn="0" w:lastRowFirstColumn="0" w:lastRowLastColumn="0"/>
+            </w:pPr>
+            <w:r>
+              <w:t>4000/day* (One credit != one API call)</w:t>
+            </w:r>
+          </w:p>
+        </w:tc>
+        <w:tc>
+          <w:tcPr>
+            <w:tcW w:w="1443" w:type="dxa"/>
+          </w:tcPr>
+          <w:p>
+            <w:pPr>
+              <w:cnfStyle w:val="000000000000" w:firstRow="0" w:lastRow="0" w:firstColumn="0" w:lastColumn="0" w:oddVBand="0" w:evenVBand="0" w:oddHBand="0" w:evenHBand="0" w:firstRowFirstColumn="0" w:firstRowLastColumn="0" w:lastRowFirstColumn="0" w:lastRowLastColumn="0"/>
+            </w:pPr>
+            <w:r>
+              <w:t>N/A</w:t>
+            </w:r>
+          </w:p>
+        </w:tc>
+        <w:tc>
+          <w:tcPr>
+            <w:tcW w:w="1633" w:type="dxa"/>
+          </w:tcPr>
+          <w:p>
+            <w:pPr>
+              <w:cnfStyle w:val="000000000000" w:firstRow="0" w:lastRow="0" w:firstColumn="0" w:lastColumn="0" w:oddVBand="0" w:evenVBand="0" w:oddHBand="0" w:evenHBand="0" w:firstRowFirstColumn="0" w:firstRowLastColumn="0" w:lastRowFirstColumn="0" w:lastRowLastColumn="0"/>
+            </w:pPr>
+            <w:r>
+              <w:t>No</w:t>
+            </w:r>
+          </w:p>
+        </w:tc>
+        <w:tc>
+          <w:tcPr>
+            <w:tcW w:w="1337" w:type="dxa"/>
+          </w:tcPr>
+          <w:p>
+            <w:pPr>
+              <w:cnfStyle w:val="000000000000" w:firstRow="0" w:lastRow="0" w:firstColumn="0" w:lastColumn="0" w:oddVBand="0" w:evenVBand="0" w:oddHBand="0" w:evenHBand="0" w:firstRowFirstColumn="0" w:firstRowLastColumn="0" w:lastRowFirstColumn="0" w:lastRowLastColumn="0"/>
+            </w:pPr>
+            <w:r>
+              <w:t xml:space="preserve">Live </w:t>
+            </w:r>
+            <w:r>
+              <w:t>ADS-B data</w:t>
+            </w:r>
+            <w:r>
+              <w:t>, limited query parameters</w:t>
+            </w:r>
+          </w:p>
+        </w:tc>
+      </w:tr>
+      <w:tr>
+        <w:trPr>
+          <w:cnfStyle w:val="000000100000" w:firstRow="0" w:lastRow="0" w:firstColumn="0" w:lastColumn="0" w:oddVBand="0" w:evenVBand="0" w:oddHBand="1" w:evenHBand="0" w:firstRowFirstColumn="0" w:firstRowLastColumn="0" w:lastRowFirstColumn="0" w:lastRowLastColumn="0"/>
+        </w:trPr>
+        <w:tc>
+          <w:tcPr>
+            <w:cnfStyle w:val="001000000000" w:firstRow="0" w:lastRow="0" w:firstColumn="1" w:lastColumn="0" w:oddVBand="0" w:evenVBand="0" w:oddHBand="0" w:evenHBand="0" w:firstRowFirstColumn="0" w:firstRowLastColumn="0" w:lastRowFirstColumn="0" w:lastRowLastColumn="0"/>
+            <w:tcW w:w="1945" w:type="dxa"/>
+          </w:tcPr>
+          <w:p>
+            <w:proofErr w:type="spellStart"/>
+            <w:r>
+              <w:t>AviationStack</w:t>
+            </w:r>
+            <w:proofErr w:type="spellEnd"/>
+            <w:r>
+              <w:t xml:space="preserve"> (Free Plan)</w:t>
+            </w:r>
+          </w:p>
+        </w:tc>
+        <w:tc>
+          <w:tcPr>
+            <w:tcW w:w="1674" w:type="dxa"/>
           </w:tcPr>
           <w:p>
             <w:pPr>
@@ -7722,20 +10976,20 @@
         </w:tc>
         <w:tc>
           <w:tcPr>
-            <w:tcW w:w="1597" w:type="dxa"/>
+            <w:tcW w:w="1596" w:type="dxa"/>
           </w:tcPr>
           <w:p>
             <w:pPr>
               <w:cnfStyle w:val="000000100000" w:firstRow="0" w:lastRow="0" w:firstColumn="0" w:lastColumn="0" w:oddVBand="0" w:evenVBand="0" w:oddHBand="1" w:evenHBand="0" w:firstRowFirstColumn="0" w:firstRowLastColumn="0" w:lastRowFirstColumn="0" w:lastRowLastColumn="0"/>
             </w:pPr>
             <w:r>
-              <w:t>4000/day* (One credit != one API call)</w:t>
-            </w:r>
-          </w:p>
-        </w:tc>
-        <w:tc>
-          <w:tcPr>
-            <w:tcW w:w="1541" w:type="dxa"/>
+              <w:t>100/month</w:t>
+            </w:r>
+          </w:p>
+        </w:tc>
+        <w:tc>
+          <w:tcPr>
+            <w:tcW w:w="1443" w:type="dxa"/>
           </w:tcPr>
           <w:p>
             <w:pPr>
@@ -7748,7 +11002,7 @@
         </w:tc>
         <w:tc>
           <w:tcPr>
-            <w:tcW w:w="1573" w:type="dxa"/>
+            <w:tcW w:w="1633" w:type="dxa"/>
           </w:tcPr>
           <w:p>
             <w:pPr>
@@ -7761,14 +11015,106 @@
         </w:tc>
         <w:tc>
           <w:tcPr>
-            <w:tcW w:w="1265" w:type="dxa"/>
+            <w:tcW w:w="1337" w:type="dxa"/>
           </w:tcPr>
           <w:p>
             <w:pPr>
               <w:cnfStyle w:val="000000100000" w:firstRow="0" w:lastRow="0" w:firstColumn="0" w:lastColumn="0" w:oddVBand="0" w:evenVBand="0" w:oddHBand="1" w:evenHBand="0" w:firstRowFirstColumn="0" w:firstRowLastColumn="0" w:lastRowFirstColumn="0" w:lastRowLastColumn="0"/>
             </w:pPr>
             <w:r>
-              <w:t>Provide credit</w:t>
+              <w:t>No historical flight data or schedules</w:t>
+            </w:r>
+          </w:p>
+        </w:tc>
+      </w:tr>
+      <w:tr>
+        <w:tc>
+          <w:tcPr>
+            <w:cnfStyle w:val="001000000000" w:firstRow="0" w:lastRow="0" w:firstColumn="1" w:lastColumn="0" w:oddVBand="0" w:evenVBand="0" w:oddHBand="0" w:evenHBand="0" w:firstRowFirstColumn="0" w:firstRowLastColumn="0" w:lastRowFirstColumn="0" w:lastRowLastColumn="0"/>
+            <w:tcW w:w="1945" w:type="dxa"/>
+          </w:tcPr>
+          <w:p>
+            <w:proofErr w:type="spellStart"/>
+            <w:r>
+              <w:t>AviationStack</w:t>
+            </w:r>
+            <w:proofErr w:type="spellEnd"/>
+            <w:r>
+              <w:t xml:space="preserve"> (Basic Plan)</w:t>
+            </w:r>
+          </w:p>
+        </w:tc>
+        <w:tc>
+          <w:tcPr>
+            <w:tcW w:w="1674" w:type="dxa"/>
+          </w:tcPr>
+          <w:p>
+            <w:pPr>
+              <w:cnfStyle w:val="000000000000" w:firstRow="0" w:lastRow="0" w:firstColumn="0" w:lastColumn="0" w:oddVBand="0" w:evenVBand="0" w:oddHBand="0" w:evenHBand="0" w:firstRowFirstColumn="0" w:firstRowLastColumn="0" w:lastRowFirstColumn="0" w:lastRowLastColumn="0"/>
+            </w:pPr>
+            <w:r>
+              <w:t>$49</w:t>
+            </w:r>
+          </w:p>
+        </w:tc>
+        <w:tc>
+          <w:tcPr>
+            <w:tcW w:w="1596" w:type="dxa"/>
+          </w:tcPr>
+          <w:p>
+            <w:pPr>
+              <w:cnfStyle w:val="000000000000" w:firstRow="0" w:lastRow="0" w:firstColumn="0" w:lastColumn="0" w:oddVBand="0" w:evenVBand="0" w:oddHBand="0" w:evenHBand="0" w:firstRowFirstColumn="0" w:firstRowLastColumn="0" w:lastRowFirstColumn="0" w:lastRowLastColumn="0"/>
+            </w:pPr>
+            <w:r>
+              <w:t>10,000/month</w:t>
+            </w:r>
+          </w:p>
+        </w:tc>
+        <w:tc>
+          <w:tcPr>
+            <w:tcW w:w="1443" w:type="dxa"/>
+          </w:tcPr>
+          <w:p>
+            <w:pPr>
+              <w:cnfStyle w:val="000000000000" w:firstRow="0" w:lastRow="0" w:firstColumn="0" w:lastColumn="0" w:oddVBand="0" w:evenVBand="0" w:oddHBand="0" w:evenHBand="0" w:firstRowFirstColumn="0" w:firstRowLastColumn="0" w:lastRowFirstColumn="0" w:lastRowLastColumn="0"/>
+            </w:pPr>
+            <w:r>
+              <w:t>N/A</w:t>
+            </w:r>
+          </w:p>
+        </w:tc>
+        <w:tc>
+          <w:tcPr>
+            <w:tcW w:w="1633" w:type="dxa"/>
+          </w:tcPr>
+          <w:p>
+            <w:pPr>
+              <w:cnfStyle w:val="000000000000" w:firstRow="0" w:lastRow="0" w:firstColumn="0" w:lastColumn="0" w:oddVBand="0" w:evenVBand="0" w:oddHBand="0" w:evenHBand="0" w:firstRowFirstColumn="0" w:firstRowLastColumn="0" w:lastRowFirstColumn="0" w:lastRowLastColumn="0"/>
+            </w:pPr>
+            <w:r>
+              <w:t>Yes (</w:t>
+            </w:r>
+            <w:r>
+              <w:t>$</w:t>
+            </w:r>
+            <w:r>
+              <w:t>0.019996</w:t>
+            </w:r>
+            <w:r>
+              <w:t xml:space="preserve"> per request)</w:t>
+            </w:r>
+          </w:p>
+        </w:tc>
+        <w:tc>
+          <w:tcPr>
+            <w:tcW w:w="1337" w:type="dxa"/>
+          </w:tcPr>
+          <w:p>
+            <w:pPr>
+              <w:cnfStyle w:val="000000000000" w:firstRow="0" w:lastRow="0" w:firstColumn="0" w:lastColumn="0" w:oddVBand="0" w:evenVBand="0" w:oddHBand="0" w:evenHBand="0" w:firstRowFirstColumn="0" w:firstRowLastColumn="0" w:lastRowFirstColumn="0" w:lastRowLastColumn="0"/>
+            </w:pPr>
+            <w:r>
+              <w:t>Standard limit for historical flight data</w:t>
             </w:r>
           </w:p>
         </w:tc>
@@ -7776,7 +11122,7 @@
     </w:tbl>
     <w:p/>
     <w:p>
-      <w:hyperlink r:id="rId26" w:history="1">
+      <w:hyperlink r:id="rId27" w:anchor="Pricing" w:history="1">
         <w:r>
           <w:rPr>
             <w:rStyle w:val="Hyperlink"/>
@@ -7786,7 +11132,7 @@
       </w:hyperlink>
     </w:p>
     <w:p>
-      <w:hyperlink r:id="rId27" w:history="1">
+      <w:hyperlink r:id="rId28" w:history="1">
         <w:r>
           <w:rPr>
             <w:rStyle w:val="Hyperlink"/>
@@ -7794,6 +11140,11 @@
           <w:t>https://aerodatabox.com/pricing</w:t>
         </w:r>
       </w:hyperlink>
+    </w:p>
+    <w:p>
+      <w:r>
+        <w:t>https://aviationstack.com/pricing</w:t>
+      </w:r>
     </w:p>
     <w:p/>
     <w:p>
@@ -8648,9 +11999,9 @@
       </w:r>
     </w:p>
     <w:sectPr>
-      <w:headerReference w:type="default" r:id="rId28"/>
-      <w:footerReference w:type="even" r:id="rId29"/>
-      <w:footerReference w:type="default" r:id="rId30"/>
+      <w:headerReference w:type="default" r:id="rId29"/>
+      <w:footerReference w:type="even" r:id="rId30"/>
+      <w:footerReference w:type="default" r:id="rId31"/>
       <w:pgSz w:w="11906" w:h="16838"/>
       <w:pgMar w:top="1440" w:right="1134" w:bottom="1440" w:left="1134" w:header="709" w:footer="709" w:gutter="0"/>
       <w:cols w:space="708"/>
@@ -8876,7 +12227,7 @@
   <w:abstractNum w:abstractNumId="0" w15:restartNumberingAfterBreak="0">
     <w:nsid w:val="05315F6D"/>
     <w:multiLevelType w:val="hybridMultilevel"/>
-    <w:tmpl w:val="6C520458"/>
+    <w:tmpl w:val="94FE6582"/>
     <w:lvl w:ilvl="0" w:tplc="08090001">
       <w:start w:val="1"/>
       <w:numFmt w:val="bullet"/>
@@ -10063,6 +13414,92 @@
     </w:lvl>
   </w:abstractNum>
   <w:abstractNum w:abstractNumId="11" w15:restartNumberingAfterBreak="0">
+    <w:nsid w:val="5AFB2306"/>
+    <w:multiLevelType w:val="hybridMultilevel"/>
+    <w:tmpl w:val="A0042146"/>
+    <w:lvl w:ilvl="0" w:tplc="0809000F">
+      <w:start w:val="1"/>
+      <w:numFmt w:val="decimal"/>
+      <w:lvlText w:val="%1."/>
+      <w:lvlJc w:val="left"/>
+      <w:pPr>
+        <w:ind w:left="720" w:hanging="360"/>
+      </w:pPr>
+    </w:lvl>
+    <w:lvl w:ilvl="1" w:tplc="08090019" w:tentative="1">
+      <w:start w:val="1"/>
+      <w:numFmt w:val="lowerLetter"/>
+      <w:lvlText w:val="%2."/>
+      <w:lvlJc w:val="left"/>
+      <w:pPr>
+        <w:ind w:left="1440" w:hanging="360"/>
+      </w:pPr>
+    </w:lvl>
+    <w:lvl w:ilvl="2" w:tplc="0809001B" w:tentative="1">
+      <w:start w:val="1"/>
+      <w:numFmt w:val="lowerRoman"/>
+      <w:lvlText w:val="%3."/>
+      <w:lvlJc w:val="right"/>
+      <w:pPr>
+        <w:ind w:left="2160" w:hanging="180"/>
+      </w:pPr>
+    </w:lvl>
+    <w:lvl w:ilvl="3" w:tplc="0809000F" w:tentative="1">
+      <w:start w:val="1"/>
+      <w:numFmt w:val="decimal"/>
+      <w:lvlText w:val="%4."/>
+      <w:lvlJc w:val="left"/>
+      <w:pPr>
+        <w:ind w:left="2880" w:hanging="360"/>
+      </w:pPr>
+    </w:lvl>
+    <w:lvl w:ilvl="4" w:tplc="08090019" w:tentative="1">
+      <w:start w:val="1"/>
+      <w:numFmt w:val="lowerLetter"/>
+      <w:lvlText w:val="%5."/>
+      <w:lvlJc w:val="left"/>
+      <w:pPr>
+        <w:ind w:left="3600" w:hanging="360"/>
+      </w:pPr>
+    </w:lvl>
+    <w:lvl w:ilvl="5" w:tplc="0809001B" w:tentative="1">
+      <w:start w:val="1"/>
+      <w:numFmt w:val="lowerRoman"/>
+      <w:lvlText w:val="%6."/>
+      <w:lvlJc w:val="right"/>
+      <w:pPr>
+        <w:ind w:left="4320" w:hanging="180"/>
+      </w:pPr>
+    </w:lvl>
+    <w:lvl w:ilvl="6" w:tplc="0809000F" w:tentative="1">
+      <w:start w:val="1"/>
+      <w:numFmt w:val="decimal"/>
+      <w:lvlText w:val="%7."/>
+      <w:lvlJc w:val="left"/>
+      <w:pPr>
+        <w:ind w:left="5040" w:hanging="360"/>
+      </w:pPr>
+    </w:lvl>
+    <w:lvl w:ilvl="7" w:tplc="08090019" w:tentative="1">
+      <w:start w:val="1"/>
+      <w:numFmt w:val="lowerLetter"/>
+      <w:lvlText w:val="%8."/>
+      <w:lvlJc w:val="left"/>
+      <w:pPr>
+        <w:ind w:left="5760" w:hanging="360"/>
+      </w:pPr>
+    </w:lvl>
+    <w:lvl w:ilvl="8" w:tplc="0809001B" w:tentative="1">
+      <w:start w:val="1"/>
+      <w:numFmt w:val="lowerRoman"/>
+      <w:lvlText w:val="%9."/>
+      <w:lvlJc w:val="right"/>
+      <w:pPr>
+        <w:ind w:left="6480" w:hanging="180"/>
+      </w:pPr>
+    </w:lvl>
+  </w:abstractNum>
+  <w:abstractNum w:abstractNumId="12" w15:restartNumberingAfterBreak="0">
     <w:nsid w:val="62E539B5"/>
     <w:multiLevelType w:val="hybridMultilevel"/>
     <w:tmpl w:val="601A5CA4"/>
@@ -10175,7 +13612,7 @@
       </w:rPr>
     </w:lvl>
   </w:abstractNum>
-  <w:abstractNum w:abstractNumId="12" w15:restartNumberingAfterBreak="0">
+  <w:abstractNum w:abstractNumId="13" w15:restartNumberingAfterBreak="0">
     <w:nsid w:val="70584135"/>
     <w:multiLevelType w:val="multilevel"/>
     <w:tmpl w:val="32D0D818"/>
@@ -10268,7 +13705,7 @@
       </w:pPr>
     </w:lvl>
   </w:abstractNum>
-  <w:abstractNum w:abstractNumId="13" w15:restartNumberingAfterBreak="0">
+  <w:abstractNum w:abstractNumId="14" w15:restartNumberingAfterBreak="0">
     <w:nsid w:val="7584165E"/>
     <w:multiLevelType w:val="multilevel"/>
     <w:tmpl w:val="709C82F4"/>
@@ -10339,7 +13776,6 @@
     <w:lvl w:ilvl="5">
       <w:start w:val="1"/>
       <w:numFmt w:val="decimal"/>
-      <w:pStyle w:val="Heading6"/>
       <w:lvlText w:val="%1.%2.%3.%4.%5.%6"/>
       <w:lvlJc w:val="left"/>
       <w:pPr>
@@ -10389,7 +13825,7 @@
       </w:rPr>
     </w:lvl>
   </w:abstractNum>
-  <w:abstractNum w:abstractNumId="14" w15:restartNumberingAfterBreak="0">
+  <w:abstractNum w:abstractNumId="15" w15:restartNumberingAfterBreak="0">
     <w:nsid w:val="79870803"/>
     <w:multiLevelType w:val="hybridMultilevel"/>
     <w:tmpl w:val="290282AE"/>
@@ -10503,16 +13939,16 @@
     </w:lvl>
   </w:abstractNum>
   <w:num w:numId="1" w16cid:durableId="46345011">
-    <w:abstractNumId w:val="13"/>
+    <w:abstractNumId w:val="14"/>
   </w:num>
   <w:num w:numId="2" w16cid:durableId="1251543669">
     <w:abstractNumId w:val="9"/>
   </w:num>
   <w:num w:numId="3" w16cid:durableId="1577783473">
-    <w:abstractNumId w:val="13"/>
+    <w:abstractNumId w:val="14"/>
   </w:num>
   <w:num w:numId="4" w16cid:durableId="243270084">
-    <w:abstractNumId w:val="13"/>
+    <w:abstractNumId w:val="14"/>
     <w:lvlOverride w:ilvl="0">
       <w:startOverride w:val="1"/>
     </w:lvlOverride>
@@ -10545,10 +13981,10 @@
     <w:abstractNumId w:val="2"/>
   </w:num>
   <w:num w:numId="6" w16cid:durableId="1541160927">
-    <w:abstractNumId w:val="12"/>
+    <w:abstractNumId w:val="13"/>
   </w:num>
   <w:num w:numId="7" w16cid:durableId="18047303">
-    <w:abstractNumId w:val="13"/>
+    <w:abstractNumId w:val="14"/>
     <w:lvlOverride w:ilvl="0">
       <w:startOverride w:val="1"/>
     </w:lvlOverride>
@@ -10596,7 +14032,7 @@
     <w:abstractNumId w:val="6"/>
   </w:num>
   <w:num w:numId="14" w16cid:durableId="1861429359">
-    <w:abstractNumId w:val="11"/>
+    <w:abstractNumId w:val="12"/>
   </w:num>
   <w:num w:numId="15" w16cid:durableId="243732659">
     <w:abstractNumId w:val="7"/>
@@ -10605,10 +14041,13 @@
     <w:abstractNumId w:val="0"/>
   </w:num>
   <w:num w:numId="17" w16cid:durableId="1250774974">
-    <w:abstractNumId w:val="14"/>
+    <w:abstractNumId w:val="15"/>
   </w:num>
   <w:num w:numId="18" w16cid:durableId="457531102">
     <w:abstractNumId w:val="4"/>
+  </w:num>
+  <w:num w:numId="19" w16cid:durableId="1538078815">
+    <w:abstractNumId w:val="11"/>
   </w:num>
 </w:numbering>
 </file>
@@ -11133,17 +14572,12 @@
     <w:next w:val="Normal"/>
     <w:link w:val="Heading6Char"/>
     <w:uiPriority w:val="9"/>
-    <w:semiHidden/>
     <w:unhideWhenUsed/>
     <w:qFormat/>
-    <w:rsid w:val="00FA4288"/>
+    <w:rsid w:val="00921315"/>
     <w:pPr>
       <w:keepNext/>
       <w:keepLines/>
-      <w:numPr>
-        <w:ilvl w:val="5"/>
-        <w:numId w:val="1"/>
-      </w:numPr>
       <w:spacing w:before="40"/>
       <w:outlineLvl w:val="5"/>
     </w:pPr>
@@ -11151,7 +14585,7 @@
       <w:rFonts w:eastAsiaTheme="majorEastAsia" w:cstheme="majorBidi"/>
       <w:i/>
       <w:iCs/>
-      <w:color w:val="595959" w:themeColor="text1" w:themeTint="A6"/>
+      <w:color w:val="0D0D0D" w:themeColor="text1" w:themeTint="F2"/>
     </w:rPr>
   </w:style>
   <w:style w:type="paragraph" w:styleId="Heading7">
@@ -11232,12 +14666,12 @@
   <w:style w:type="character" w:default="1" w:styleId="DefaultParagraphFont">
     <w:name w:val="Default Paragraph Font"/>
     <w:uiPriority w:val="1"/>
+    <w:semiHidden/>
     <w:unhideWhenUsed/>
   </w:style>
   <w:style w:type="table" w:default="1" w:styleId="TableNormal">
     <w:name w:val="Normal Table"/>
     <w:uiPriority w:val="99"/>
-    <w:semiHidden/>
     <w:unhideWhenUsed/>
     <w:tblPr>
       <w:tblInd w:w="0" w:type="dxa"/>
@@ -11341,13 +14775,14 @@
     <w:basedOn w:val="DefaultParagraphFont"/>
     <w:link w:val="Heading6"/>
     <w:uiPriority w:val="9"/>
-    <w:semiHidden/>
-    <w:rsid w:val="00FA4288"/>
+    <w:rsid w:val="00921315"/>
     <w:rPr>
       <w:rFonts w:ascii="Times New Roman" w:eastAsiaTheme="majorEastAsia" w:hAnsi="Times New Roman" w:cstheme="majorBidi"/>
       <w:i/>
       <w:iCs/>
-      <w:color w:val="595959" w:themeColor="text1" w:themeTint="A6"/>
+      <w:color w:val="0D0D0D" w:themeColor="text1" w:themeTint="F2"/>
+      <w:kern w:val="0"/>
+      <w14:ligatures w14:val="none"/>
     </w:rPr>
   </w:style>
   <w:style w:type="character" w:customStyle="1" w:styleId="Heading7Char">
@@ -12862,6 +16297,130 @@
       </w:tcPr>
     </w:tblStylePr>
   </w:style>
+  <w:style w:type="paragraph" w:customStyle="1" w:styleId="p1">
+    <w:name w:val="p1"/>
+    <w:basedOn w:val="Normal"/>
+    <w:rsid w:val="00111C94"/>
+    <w:pPr>
+      <w:spacing w:line="240" w:lineRule="auto"/>
+    </w:pPr>
+    <w:rPr>
+      <w:lang w:eastAsia="en-GB"/>
+    </w:rPr>
+  </w:style>
+  <w:style w:type="paragraph" w:customStyle="1" w:styleId="p2">
+    <w:name w:val="p2"/>
+    <w:basedOn w:val="Normal"/>
+    <w:rsid w:val="00111C94"/>
+    <w:pPr>
+      <w:spacing w:line="240" w:lineRule="auto"/>
+    </w:pPr>
+    <w:rPr>
+      <w:lang w:eastAsia="en-GB"/>
+    </w:rPr>
+  </w:style>
+  <w:style w:type="character" w:customStyle="1" w:styleId="s1">
+    <w:name w:val="s1"/>
+    <w:basedOn w:val="DefaultParagraphFont"/>
+    <w:rsid w:val="00111C94"/>
+    <w:rPr>
+      <w:rFonts w:ascii="Helvetica" w:hAnsi="Helvetica" w:hint="default"/>
+      <w:sz w:val="18"/>
+      <w:szCs w:val="18"/>
+    </w:rPr>
+  </w:style>
+  <w:style w:type="character" w:customStyle="1" w:styleId="apple-converted-space">
+    <w:name w:val="apple-converted-space"/>
+    <w:basedOn w:val="DefaultParagraphFont"/>
+    <w:rsid w:val="00111C94"/>
+  </w:style>
+  <w:style w:type="table" w:styleId="ListTable4-Accent1">
+    <w:name w:val="List Table 4 Accent 1"/>
+    <w:basedOn w:val="TableNormal"/>
+    <w:uiPriority w:val="49"/>
+    <w:rsid w:val="006D7F2B"/>
+    <w:pPr>
+      <w:spacing w:after="0" w:line="240" w:lineRule="auto"/>
+    </w:pPr>
+    <w:tblPr>
+      <w:tblStyleRowBandSize w:val="1"/>
+      <w:tblStyleColBandSize w:val="1"/>
+      <w:tblBorders>
+        <w:top w:val="single" w:sz="4" w:space="0" w:color="45B0E1" w:themeColor="accent1" w:themeTint="99"/>
+        <w:left w:val="single" w:sz="4" w:space="0" w:color="45B0E1" w:themeColor="accent1" w:themeTint="99"/>
+        <w:bottom w:val="single" w:sz="4" w:space="0" w:color="45B0E1" w:themeColor="accent1" w:themeTint="99"/>
+        <w:right w:val="single" w:sz="4" w:space="0" w:color="45B0E1" w:themeColor="accent1" w:themeTint="99"/>
+        <w:insideH w:val="single" w:sz="4" w:space="0" w:color="45B0E1" w:themeColor="accent1" w:themeTint="99"/>
+      </w:tblBorders>
+    </w:tblPr>
+    <w:tblStylePr w:type="firstRow">
+      <w:rPr>
+        <w:b/>
+        <w:bCs/>
+        <w:color w:val="FFFFFF" w:themeColor="background1"/>
+      </w:rPr>
+      <w:tblPr/>
+      <w:tcPr>
+        <w:tcBorders>
+          <w:top w:val="single" w:sz="4" w:space="0" w:color="156082" w:themeColor="accent1"/>
+          <w:left w:val="single" w:sz="4" w:space="0" w:color="156082" w:themeColor="accent1"/>
+          <w:bottom w:val="single" w:sz="4" w:space="0" w:color="156082" w:themeColor="accent1"/>
+          <w:right w:val="single" w:sz="4" w:space="0" w:color="156082" w:themeColor="accent1"/>
+          <w:insideH w:val="nil"/>
+        </w:tcBorders>
+        <w:shd w:val="clear" w:color="auto" w:fill="156082" w:themeFill="accent1"/>
+      </w:tcPr>
+    </w:tblStylePr>
+    <w:tblStylePr w:type="lastRow">
+      <w:rPr>
+        <w:b/>
+        <w:bCs/>
+      </w:rPr>
+      <w:tblPr/>
+      <w:tcPr>
+        <w:tcBorders>
+          <w:top w:val="double" w:sz="4" w:space="0" w:color="45B0E1" w:themeColor="accent1" w:themeTint="99"/>
+        </w:tcBorders>
+      </w:tcPr>
+    </w:tblStylePr>
+    <w:tblStylePr w:type="firstCol">
+      <w:rPr>
+        <w:b/>
+        <w:bCs/>
+      </w:rPr>
+    </w:tblStylePr>
+    <w:tblStylePr w:type="lastCol">
+      <w:rPr>
+        <w:b/>
+        <w:bCs/>
+      </w:rPr>
+    </w:tblStylePr>
+    <w:tblStylePr w:type="band1Vert">
+      <w:tblPr/>
+      <w:tcPr>
+        <w:shd w:val="clear" w:color="auto" w:fill="C1E4F5" w:themeFill="accent1" w:themeFillTint="33"/>
+      </w:tcPr>
+    </w:tblStylePr>
+    <w:tblStylePr w:type="band1Horz">
+      <w:tblPr/>
+      <w:tcPr>
+        <w:shd w:val="clear" w:color="auto" w:fill="C1E4F5" w:themeFill="accent1" w:themeFillTint="33"/>
+      </w:tcPr>
+    </w:tblStylePr>
+  </w:style>
+  <w:style w:type="character" w:styleId="HTMLCode">
+    <w:name w:val="HTML Code"/>
+    <w:basedOn w:val="DefaultParagraphFont"/>
+    <w:uiPriority w:val="99"/>
+    <w:semiHidden/>
+    <w:unhideWhenUsed/>
+    <w:rsid w:val="00921315"/>
+    <w:rPr>
+      <w:rFonts w:ascii="Courier New" w:eastAsia="Times New Roman" w:hAnsi="Courier New" w:cs="Courier New"/>
+      <w:sz w:val="20"/>
+      <w:szCs w:val="20"/>
+    </w:rPr>
+  </w:style>
 </w:styles>
 </file>
 

--- a/crisp-dm/aeroq-crisp-dm.docx
+++ b/crisp-dm/aeroq-crisp-dm.docx
@@ -330,9 +330,11 @@
           <w:szCs w:val="52"/>
           <w:lang w:val="en-US"/>
         </w:rPr>
-        <w:tab/>
-      </w:r>
-      <w:r>
+        <w:t xml:space="preserve">         </w:t>
+      </w:r>
+    </w:p>
+    <w:p>
+      <w:pPr>
         <w:rPr>
           <w:b/>
           <w:bCs/>
@@ -340,11 +342,8 @@
           <w:szCs w:val="52"/>
           <w:lang w:val="en-US"/>
         </w:rPr>
-        <w:tab/>
-      </w:r>
-    </w:p>
-    <w:p>
-      <w:pPr>
+      </w:pPr>
+      <w:r>
         <w:rPr>
           <w:b/>
           <w:bCs/>
@@ -352,7 +351,8 @@
           <w:szCs w:val="52"/>
           <w:lang w:val="en-US"/>
         </w:rPr>
-      </w:pPr>
+        <w:t>W21788075</w:t>
+      </w:r>
       <w:r>
         <w:rPr>
           <w:b/>
@@ -361,7 +361,7 @@
           <w:szCs w:val="52"/>
           <w:lang w:val="en-US"/>
         </w:rPr>
-        <w:t>W21788075</w:t>
+        <w:tab/>
       </w:r>
       <w:r>
         <w:rPr>
@@ -391,7 +391,7 @@
           <w:szCs w:val="52"/>
           <w:lang w:val="en-US"/>
         </w:rPr>
-        <w:tab/>
+        <w:t xml:space="preserve">           </w:t>
       </w:r>
       <w:r>
         <w:rPr>
@@ -401,7 +401,7 @@
           <w:szCs w:val="52"/>
           <w:lang w:val="en-US"/>
         </w:rPr>
-        <w:tab/>
+        <w:t>27/09</w:t>
       </w:r>
       <w:r>
         <w:rPr>
@@ -411,49 +411,83 @@
           <w:szCs w:val="52"/>
           <w:lang w:val="en-US"/>
         </w:rPr>
-        <w:tab/>
-      </w:r>
-      <w:r>
+        <w:t>/26-17/10/26</w:t>
+      </w:r>
+    </w:p>
+    <w:p>
+      <w:pPr>
+        <w:pStyle w:val="Heading1"/>
+      </w:pPr>
+      <w:r>
+        <w:br w:type="page"/>
+      </w:r>
+      <w:bookmarkStart w:id="0" w:name="_Toc243153956"/>
+      <w:r>
+        <w:lastRenderedPageBreak/>
+        <w:t>Abstract</w:t>
+      </w:r>
+      <w:bookmarkEnd w:id="0"/>
+    </w:p>
+    <w:p>
+      <w:r>
+        <w:t xml:space="preserve"> CRISP-DM is a process model/framework for data mining projects. There are six primary phases and corresponding sub-phases.</w:t>
+      </w:r>
+    </w:p>
+    <w:p/>
+    <w:p>
+      <w:pPr>
         <w:rPr>
           <w:b/>
           <w:bCs/>
-          <w:sz w:val="52"/>
-          <w:szCs w:val="52"/>
-          <w:lang w:val="en-US"/>
-        </w:rPr>
-        <w:tab/>
-      </w:r>
+        </w:rPr>
+      </w:pPr>
       <w:r>
         <w:rPr>
           <w:b/>
           <w:bCs/>
-          <w:sz w:val="52"/>
-          <w:szCs w:val="52"/>
-          <w:lang w:val="en-US"/>
-        </w:rPr>
-        <w:tab/>
-        <w:t>27/09/2026</w:t>
-      </w:r>
-    </w:p>
-    <w:p>
-      <w:pPr>
-        <w:pStyle w:val="Heading1"/>
-      </w:pPr>
-      <w:r>
-        <w:br w:type="page"/>
-      </w:r>
-      <w:bookmarkStart w:id="0" w:name="_Toc241419966"/>
-      <w:r>
-        <w:lastRenderedPageBreak/>
-        <w:t>Abstract</w:t>
-      </w:r>
-      <w:bookmarkEnd w:id="0"/>
-    </w:p>
-    <w:p>
-      <w:r>
-        <w:t xml:space="preserve"> CRISP-DM is a process model/framework for data mining projects. There are six primary phases and corresponding sub-phases.</w:t>
-      </w:r>
-    </w:p>
+        </w:rPr>
+        <w:t xml:space="preserve"> Six primary phases of the CRISP-DM:</w:t>
+      </w:r>
+    </w:p>
+    <w:p>
+      <w:r>
+        <w:t xml:space="preserve"> 1. Business Understanding,</w:t>
+      </w:r>
+    </w:p>
+    <w:p>
+      <w:r>
+        <w:t xml:space="preserve"> 2. Data Understanding,</w:t>
+      </w:r>
+    </w:p>
+    <w:p>
+      <w:r>
+        <w:t xml:space="preserve"> 3. Data Preparation,</w:t>
+      </w:r>
+    </w:p>
+    <w:p>
+      <w:r>
+        <w:t xml:space="preserve"> 4. </w:t>
+      </w:r>
+      <w:proofErr w:type="spellStart"/>
+      <w:r>
+        <w:t>Modeling</w:t>
+      </w:r>
+      <w:proofErr w:type="spellEnd"/>
+      <w:r>
+        <w:t>,</w:t>
+      </w:r>
+    </w:p>
+    <w:p>
+      <w:r>
+        <w:t xml:space="preserve"> 5. Evaluation,</w:t>
+      </w:r>
+    </w:p>
+    <w:p>
+      <w:r>
+        <w:t xml:space="preserve"> 6. Deployment.</w:t>
+      </w:r>
+    </w:p>
+    <w:p/>
     <w:p/>
     <w:p>
       <w:pPr>
@@ -467,91 +501,58 @@
           <w:b/>
           <w:bCs/>
         </w:rPr>
-        <w:t xml:space="preserve"> Six primary phases of the CRISP-DM:</w:t>
-      </w:r>
-    </w:p>
-    <w:p>
-      <w:r>
-        <w:t xml:space="preserve"> 1. Business Understanding,</w:t>
-      </w:r>
-    </w:p>
-    <w:p>
-      <w:r>
-        <w:t xml:space="preserve"> 2. Data Understanding,</w:t>
-      </w:r>
-    </w:p>
-    <w:p>
-      <w:r>
-        <w:t xml:space="preserve"> 3. Data Preparation,</w:t>
-      </w:r>
-    </w:p>
-    <w:p>
-      <w:r>
-        <w:t xml:space="preserve"> 4. </w:t>
+        <w:t>Key Sources</w:t>
+      </w:r>
+    </w:p>
+    <w:p>
+      <w:r>
+        <w:t>Wirth, R. and Hipp, J. (2000) CRISP-DM: Towards a Standard Process Model for Data Mining. Proceedings of the 4th International Conference on the Practical Applications of Knowledge Discovery and Data Mining, Manchester, 11-13 April 2000, 29-40</w:t>
+      </w:r>
+      <w:r>
+        <w:t>.</w:t>
+      </w:r>
+    </w:p>
+    <w:p/>
+    <w:p>
+      <w:r>
+        <w:t xml:space="preserve">Chapman, P., Clinton, J., Kerber, R., </w:t>
       </w:r>
       <w:proofErr w:type="spellStart"/>
       <w:r>
-        <w:t>Modeling</w:t>
+        <w:t>Khabaza</w:t>
       </w:r>
       <w:proofErr w:type="spellEnd"/>
       <w:r>
-        <w:t>,</w:t>
-      </w:r>
-    </w:p>
-    <w:p>
-      <w:r>
-        <w:t xml:space="preserve"> 5. Evaluation,</w:t>
-      </w:r>
-    </w:p>
-    <w:p>
-      <w:r>
-        <w:t xml:space="preserve"> 6. Deployment.</w:t>
+        <w:t>, T., Reinartz, T., Shearer, C. and Wirth, R., 2000. CRISP-DM 1.0: Step-by-step data mining guide. The CRISP-DM Consortium. Available at: https://mineracaodedados.wordpress.com/wp-content/uploads/2012/12/crisp-dm-1-0.pdf [Accessed 20 September 2026]</w:t>
+      </w:r>
+      <w:r>
+        <w:t xml:space="preserve"> .</w:t>
       </w:r>
     </w:p>
     <w:p/>
+    <w:p>
+      <w:r>
+        <w:t>Kelleher, J.D., Mac Namee, B. and D'Arcy, A. (2020) Fundamentals of machine learning for predictive data analytics: algorithms, worked examples, and case studies. 2nd ed. Cambridge, MA: MIT Press</w:t>
+      </w:r>
+      <w:r>
+        <w:t>.</w:t>
+      </w:r>
+    </w:p>
     <w:p/>
     <w:p>
       <w:r>
-        <w:t>Sources</w:t>
-      </w:r>
-    </w:p>
-    <w:p>
-      <w:r>
-        <w:t>Wirth, R. and Hipp, J. (2000) CRISP-DM: Towards a Standard Process Model for Data Mining. Proceedings of the 4th International Conference on the Practical Applications of Knowledge Discovery and Data Mining, Manchester, 11-13 April 2000, 29-40.</w:t>
-      </w:r>
-    </w:p>
-    <w:p/>
-    <w:p>
-      <w:r>
-        <w:t xml:space="preserve">Chapman, P., Clinton, J., Kerber, R., </w:t>
+        <w:t xml:space="preserve">Richards, M. and Ford, N. (2024) Fundamentals of Software Architecture: An Engineering Approach. 2nd </w:t>
       </w:r>
       <w:proofErr w:type="spellStart"/>
       <w:r>
-        <w:t>Khabaza</w:t>
+        <w:t>edn</w:t>
       </w:r>
       <w:proofErr w:type="spellEnd"/>
       <w:r>
-        <w:t>, T., Reinartz, T., Shearer, C. and Wirth, R., 2000. CRISP-DM 1.0: Step-by-step data mining guide. The CRISP-DM Consortium. Available at: https://mineracaodedados.wordpress.com/wp-content/uploads/2012/12/crisp-dm-1-0.pdf [Accessed 20 September 2026].</w:t>
-      </w:r>
-    </w:p>
-    <w:p/>
-    <w:p>
-      <w:r>
-        <w:t>Kelleher, J.D., Mac Namee, B. and D'Arcy, A. (2020) Fundamentals of machine learning for predictive data analytics: algorithms, worked examples, and case studies. 2nd ed. Cambridge, MA: MIT Press.</w:t>
-      </w:r>
-    </w:p>
-    <w:p/>
-    <w:p>
-      <w:r>
-        <w:t xml:space="preserve">Richards, M. and Ford, N. (2024) Fundamentals of Software Architecture: An Engineering Approach. 2nd </w:t>
-      </w:r>
-      <w:proofErr w:type="spellStart"/>
-      <w:r>
-        <w:t>edn</w:t>
-      </w:r>
-      <w:proofErr w:type="spellEnd"/>
-      <w:r>
-        <w:t>. Sebastopol: O'Reilly Media.</w:t>
+        <w:t>. Sebastopol: O'Reilly Media</w:t>
+      </w:r>
+      <w:r>
+        <w:t>.</w:t>
       </w:r>
     </w:p>
     <w:p>
@@ -573,7 +574,7 @@
       <w:pPr>
         <w:pStyle w:val="Heading1"/>
       </w:pPr>
-      <w:bookmarkStart w:id="1" w:name="_Toc241419967"/>
+      <w:bookmarkStart w:id="1" w:name="_Toc243153957"/>
       <w:r>
         <w:lastRenderedPageBreak/>
         <w:t>Table of Contents</w:t>
@@ -608,7 +609,7 @@
       <w:r>
         <w:fldChar w:fldCharType="separate"/>
       </w:r>
-      <w:hyperlink w:anchor="_Toc241419966" w:history="1">
+      <w:hyperlink w:anchor="_Toc243153956" w:history="1">
         <w:r>
           <w:rPr>
             <w:rStyle w:val="Hyperlink"/>
@@ -635,7 +636,7 @@
             <w:noProof/>
             <w:webHidden/>
           </w:rPr>
-          <w:instrText xml:space="preserve"> PAGEREF _Toc241419966 \h </w:instrText>
+          <w:instrText xml:space="preserve"> PAGEREF _Toc243153956 \h </w:instrText>
         </w:r>
         <w:r>
           <w:rPr>
@@ -685,7 +686,7 @@
           <w14:ligatures w14:val="standardContextual"/>
         </w:rPr>
       </w:pPr>
-      <w:hyperlink w:anchor="_Toc241419967" w:history="1">
+      <w:hyperlink w:anchor="_Toc243153957" w:history="1">
         <w:r>
           <w:rPr>
             <w:rStyle w:val="Hyperlink"/>
@@ -712,7 +713,7 @@
             <w:noProof/>
             <w:webHidden/>
           </w:rPr>
-          <w:instrText xml:space="preserve"> PAGEREF _Toc241419967 \h </w:instrText>
+          <w:instrText xml:space="preserve"> PAGEREF _Toc243153957 \h </w:instrText>
         </w:r>
         <w:r>
           <w:rPr>
@@ -762,7 +763,7 @@
           <w14:ligatures w14:val="standardContextual"/>
         </w:rPr>
       </w:pPr>
-      <w:hyperlink w:anchor="_Toc241419968" w:history="1">
+      <w:hyperlink w:anchor="_Toc243153958" w:history="1">
         <w:r>
           <w:rPr>
             <w:rStyle w:val="Hyperlink"/>
@@ -789,7 +790,7 @@
             <w:noProof/>
             <w:webHidden/>
           </w:rPr>
-          <w:instrText xml:space="preserve"> PAGEREF _Toc241419968 \h </w:instrText>
+          <w:instrText xml:space="preserve"> PAGEREF _Toc243153958 \h </w:instrText>
         </w:r>
         <w:r>
           <w:rPr>
@@ -809,7 +810,7 @@
             <w:noProof/>
             <w:webHidden/>
           </w:rPr>
-          <w:t>4</w:t>
+          <w:t>5</w:t>
         </w:r>
         <w:r>
           <w:rPr>
@@ -839,7 +840,7 @@
           <w14:ligatures w14:val="standardContextual"/>
         </w:rPr>
       </w:pPr>
-      <w:hyperlink w:anchor="_Toc241419969" w:history="1">
+      <w:hyperlink w:anchor="_Toc243153959" w:history="1">
         <w:r>
           <w:rPr>
             <w:rStyle w:val="Hyperlink"/>
@@ -866,7 +867,7 @@
             <w:noProof/>
             <w:webHidden/>
           </w:rPr>
-          <w:instrText xml:space="preserve"> PAGEREF _Toc241419969 \h </w:instrText>
+          <w:instrText xml:space="preserve"> PAGEREF _Toc243153959 \h </w:instrText>
         </w:r>
         <w:r>
           <w:rPr>
@@ -886,7 +887,7 @@
             <w:noProof/>
             <w:webHidden/>
           </w:rPr>
-          <w:t>5</w:t>
+          <w:t>6</w:t>
         </w:r>
         <w:r>
           <w:rPr>
@@ -916,7 +917,7 @@
           <w14:ligatures w14:val="standardContextual"/>
         </w:rPr>
       </w:pPr>
-      <w:hyperlink w:anchor="_Toc241419970" w:history="1">
+      <w:hyperlink w:anchor="_Toc243153960" w:history="1">
         <w:r>
           <w:rPr>
             <w:rStyle w:val="Hyperlink"/>
@@ -943,7 +944,7 @@
             <w:noProof/>
             <w:webHidden/>
           </w:rPr>
-          <w:instrText xml:space="preserve"> PAGEREF _Toc241419970 \h </w:instrText>
+          <w:instrText xml:space="preserve"> PAGEREF _Toc243153960 \h </w:instrText>
         </w:r>
         <w:r>
           <w:rPr>
@@ -963,7 +964,7 @@
             <w:noProof/>
             <w:webHidden/>
           </w:rPr>
-          <w:t>6</w:t>
+          <w:t>7</w:t>
         </w:r>
         <w:r>
           <w:rPr>
@@ -991,7 +992,7 @@
           <w14:ligatures w14:val="standardContextual"/>
         </w:rPr>
       </w:pPr>
-      <w:hyperlink w:anchor="_Toc241419971" w:history="1">
+      <w:hyperlink w:anchor="_Toc243153961" w:history="1">
         <w:r>
           <w:rPr>
             <w:rStyle w:val="Hyperlink"/>
@@ -1018,7 +1019,7 @@
             <w:noProof/>
             <w:webHidden/>
           </w:rPr>
-          <w:instrText xml:space="preserve"> PAGEREF _Toc241419971 \h </w:instrText>
+          <w:instrText xml:space="preserve"> PAGEREF _Toc243153961 \h </w:instrText>
         </w:r>
         <w:r>
           <w:rPr>
@@ -1038,7 +1039,7 @@
             <w:noProof/>
             <w:webHidden/>
           </w:rPr>
-          <w:t>6</w:t>
+          <w:t>7</w:t>
         </w:r>
         <w:r>
           <w:rPr>
@@ -1067,7 +1068,7 @@
           <w14:ligatures w14:val="standardContextual"/>
         </w:rPr>
       </w:pPr>
-      <w:hyperlink w:anchor="_Toc241419972" w:history="1">
+      <w:hyperlink w:anchor="_Toc243153962" w:history="1">
         <w:r>
           <w:rPr>
             <w:rStyle w:val="Hyperlink"/>
@@ -1094,7 +1095,7 @@
             <w:noProof/>
             <w:webHidden/>
           </w:rPr>
-          <w:instrText xml:space="preserve"> PAGEREF _Toc241419972 \h </w:instrText>
+          <w:instrText xml:space="preserve"> PAGEREF _Toc243153962 \h </w:instrText>
         </w:r>
         <w:r>
           <w:rPr>
@@ -1114,7 +1115,7 @@
             <w:noProof/>
             <w:webHidden/>
           </w:rPr>
-          <w:t>6</w:t>
+          <w:t>7</w:t>
         </w:r>
         <w:r>
           <w:rPr>
@@ -1143,7 +1144,7 @@
           <w14:ligatures w14:val="standardContextual"/>
         </w:rPr>
       </w:pPr>
-      <w:hyperlink w:anchor="_Toc241419973" w:history="1">
+      <w:hyperlink w:anchor="_Toc243153963" w:history="1">
         <w:r>
           <w:rPr>
             <w:rStyle w:val="Hyperlink"/>
@@ -1170,7 +1171,7 @@
             <w:noProof/>
             <w:webHidden/>
           </w:rPr>
-          <w:instrText xml:space="preserve"> PAGEREF _Toc241419973 \h </w:instrText>
+          <w:instrText xml:space="preserve"> PAGEREF _Toc243153963 \h </w:instrText>
         </w:r>
         <w:r>
           <w:rPr>
@@ -1190,7 +1191,7 @@
             <w:noProof/>
             <w:webHidden/>
           </w:rPr>
-          <w:t>7</w:t>
+          <w:t>10</w:t>
         </w:r>
         <w:r>
           <w:rPr>
@@ -1219,7 +1220,7 @@
           <w14:ligatures w14:val="standardContextual"/>
         </w:rPr>
       </w:pPr>
-      <w:hyperlink w:anchor="_Toc241419974" w:history="1">
+      <w:hyperlink w:anchor="_Toc243153964" w:history="1">
         <w:r>
           <w:rPr>
             <w:rStyle w:val="Hyperlink"/>
@@ -1246,7 +1247,7 @@
             <w:noProof/>
             <w:webHidden/>
           </w:rPr>
-          <w:instrText xml:space="preserve"> PAGEREF _Toc241419974 \h </w:instrText>
+          <w:instrText xml:space="preserve"> PAGEREF _Toc243153964 \h </w:instrText>
         </w:r>
         <w:r>
           <w:rPr>
@@ -1266,7 +1267,7 @@
             <w:noProof/>
             <w:webHidden/>
           </w:rPr>
-          <w:t>7</w:t>
+          <w:t>10</w:t>
         </w:r>
         <w:r>
           <w:rPr>
@@ -1294,7 +1295,7 @@
           <w14:ligatures w14:val="standardContextual"/>
         </w:rPr>
       </w:pPr>
-      <w:hyperlink w:anchor="_Toc241419975" w:history="1">
+      <w:hyperlink w:anchor="_Toc243153965" w:history="1">
         <w:r>
           <w:rPr>
             <w:rStyle w:val="Hyperlink"/>
@@ -1321,7 +1322,7 @@
             <w:noProof/>
             <w:webHidden/>
           </w:rPr>
-          <w:instrText xml:space="preserve"> PAGEREF _Toc241419975 \h </w:instrText>
+          <w:instrText xml:space="preserve"> PAGEREF _Toc243153965 \h </w:instrText>
         </w:r>
         <w:r>
           <w:rPr>
@@ -1341,7 +1342,7 @@
             <w:noProof/>
             <w:webHidden/>
           </w:rPr>
-          <w:t>8</w:t>
+          <w:t>11</w:t>
         </w:r>
         <w:r>
           <w:rPr>
@@ -1370,7 +1371,7 @@
           <w14:ligatures w14:val="standardContextual"/>
         </w:rPr>
       </w:pPr>
-      <w:hyperlink w:anchor="_Toc241419976" w:history="1">
+      <w:hyperlink w:anchor="_Toc243153966" w:history="1">
         <w:r>
           <w:rPr>
             <w:rStyle w:val="Hyperlink"/>
@@ -1397,7 +1398,7 @@
             <w:noProof/>
             <w:webHidden/>
           </w:rPr>
-          <w:instrText xml:space="preserve"> PAGEREF _Toc241419976 \h </w:instrText>
+          <w:instrText xml:space="preserve"> PAGEREF _Toc243153966 \h </w:instrText>
         </w:r>
         <w:r>
           <w:rPr>
@@ -1417,7 +1418,7 @@
             <w:noProof/>
             <w:webHidden/>
           </w:rPr>
-          <w:t>8</w:t>
+          <w:t>11</w:t>
         </w:r>
         <w:r>
           <w:rPr>
@@ -1446,7 +1447,7 @@
           <w14:ligatures w14:val="standardContextual"/>
         </w:rPr>
       </w:pPr>
-      <w:hyperlink w:anchor="_Toc241419977" w:history="1">
+      <w:hyperlink w:anchor="_Toc243153967" w:history="1">
         <w:r>
           <w:rPr>
             <w:rStyle w:val="Hyperlink"/>
@@ -1473,7 +1474,7 @@
             <w:noProof/>
             <w:webHidden/>
           </w:rPr>
-          <w:instrText xml:space="preserve"> PAGEREF _Toc241419977 \h </w:instrText>
+          <w:instrText xml:space="preserve"> PAGEREF _Toc243153967 \h </w:instrText>
         </w:r>
         <w:r>
           <w:rPr>
@@ -1493,7 +1494,7 @@
             <w:noProof/>
             <w:webHidden/>
           </w:rPr>
-          <w:t>10</w:t>
+          <w:t>16</w:t>
         </w:r>
         <w:r>
           <w:rPr>
@@ -1522,7 +1523,7 @@
           <w14:ligatures w14:val="standardContextual"/>
         </w:rPr>
       </w:pPr>
-      <w:hyperlink w:anchor="_Toc241419978" w:history="1">
+      <w:hyperlink w:anchor="_Toc243153968" w:history="1">
         <w:r>
           <w:rPr>
             <w:rStyle w:val="Hyperlink"/>
@@ -1549,7 +1550,7 @@
             <w:noProof/>
             <w:webHidden/>
           </w:rPr>
-          <w:instrText xml:space="preserve"> PAGEREF _Toc241419978 \h </w:instrText>
+          <w:instrText xml:space="preserve"> PAGEREF _Toc243153968 \h </w:instrText>
         </w:r>
         <w:r>
           <w:rPr>
@@ -1569,7 +1570,7 @@
             <w:noProof/>
             <w:webHidden/>
           </w:rPr>
-          <w:t>10</w:t>
+          <w:t>17</w:t>
         </w:r>
         <w:r>
           <w:rPr>
@@ -1598,7 +1599,7 @@
           <w14:ligatures w14:val="standardContextual"/>
         </w:rPr>
       </w:pPr>
-      <w:hyperlink w:anchor="_Toc241419979" w:history="1">
+      <w:hyperlink w:anchor="_Toc243153969" w:history="1">
         <w:r>
           <w:rPr>
             <w:rStyle w:val="Hyperlink"/>
@@ -1625,7 +1626,7 @@
             <w:noProof/>
             <w:webHidden/>
           </w:rPr>
-          <w:instrText xml:space="preserve"> PAGEREF _Toc241419979 \h </w:instrText>
+          <w:instrText xml:space="preserve"> PAGEREF _Toc243153969 \h </w:instrText>
         </w:r>
         <w:r>
           <w:rPr>
@@ -1645,7 +1646,7 @@
             <w:noProof/>
             <w:webHidden/>
           </w:rPr>
-          <w:t>11</w:t>
+          <w:t>19</w:t>
         </w:r>
         <w:r>
           <w:rPr>
@@ -1673,7 +1674,7 @@
           <w14:ligatures w14:val="standardContextual"/>
         </w:rPr>
       </w:pPr>
-      <w:hyperlink w:anchor="_Toc241419980" w:history="1">
+      <w:hyperlink w:anchor="_Toc243153970" w:history="1">
         <w:r>
           <w:rPr>
             <w:rStyle w:val="Hyperlink"/>
@@ -1700,7 +1701,7 @@
             <w:noProof/>
             <w:webHidden/>
           </w:rPr>
-          <w:instrText xml:space="preserve"> PAGEREF _Toc241419980 \h </w:instrText>
+          <w:instrText xml:space="preserve"> PAGEREF _Toc243153970 \h </w:instrText>
         </w:r>
         <w:r>
           <w:rPr>
@@ -1720,7 +1721,7 @@
             <w:noProof/>
             <w:webHidden/>
           </w:rPr>
-          <w:t>12</w:t>
+          <w:t>21</w:t>
         </w:r>
         <w:r>
           <w:rPr>
@@ -1749,7 +1750,7 @@
           <w14:ligatures w14:val="standardContextual"/>
         </w:rPr>
       </w:pPr>
-      <w:hyperlink w:anchor="_Toc241419981" w:history="1">
+      <w:hyperlink w:anchor="_Toc243153971" w:history="1">
         <w:r>
           <w:rPr>
             <w:rStyle w:val="Hyperlink"/>
@@ -1776,7 +1777,7 @@
             <w:noProof/>
             <w:webHidden/>
           </w:rPr>
-          <w:instrText xml:space="preserve"> PAGEREF _Toc241419981 \h </w:instrText>
+          <w:instrText xml:space="preserve"> PAGEREF _Toc243153971 \h </w:instrText>
         </w:r>
         <w:r>
           <w:rPr>
@@ -1796,7 +1797,7 @@
             <w:noProof/>
             <w:webHidden/>
           </w:rPr>
-          <w:t>12</w:t>
+          <w:t>21</w:t>
         </w:r>
         <w:r>
           <w:rPr>
@@ -1825,7 +1826,7 @@
           <w14:ligatures w14:val="standardContextual"/>
         </w:rPr>
       </w:pPr>
-      <w:hyperlink w:anchor="_Toc241419982" w:history="1">
+      <w:hyperlink w:anchor="_Toc243153972" w:history="1">
         <w:r>
           <w:rPr>
             <w:rStyle w:val="Hyperlink"/>
@@ -1852,7 +1853,7 @@
             <w:noProof/>
             <w:webHidden/>
           </w:rPr>
-          <w:instrText xml:space="preserve"> PAGEREF _Toc241419982 \h </w:instrText>
+          <w:instrText xml:space="preserve"> PAGEREF _Toc243153972 \h </w:instrText>
         </w:r>
         <w:r>
           <w:rPr>
@@ -1872,7 +1873,7 @@
             <w:noProof/>
             <w:webHidden/>
           </w:rPr>
-          <w:t>12</w:t>
+          <w:t>21</w:t>
         </w:r>
         <w:r>
           <w:rPr>
@@ -1900,7 +1901,7 @@
           <w14:ligatures w14:val="standardContextual"/>
         </w:rPr>
       </w:pPr>
-      <w:hyperlink w:anchor="_Toc241419983" w:history="1">
+      <w:hyperlink w:anchor="_Toc243153973" w:history="1">
         <w:r>
           <w:rPr>
             <w:rStyle w:val="Hyperlink"/>
@@ -1927,7 +1928,7 @@
             <w:noProof/>
             <w:webHidden/>
           </w:rPr>
-          <w:instrText xml:space="preserve"> PAGEREF _Toc241419983 \h </w:instrText>
+          <w:instrText xml:space="preserve"> PAGEREF _Toc243153973 \h </w:instrText>
         </w:r>
         <w:r>
           <w:rPr>
@@ -1947,7 +1948,7 @@
             <w:noProof/>
             <w:webHidden/>
           </w:rPr>
-          <w:t>13</w:t>
+          <w:t>22</w:t>
         </w:r>
         <w:r>
           <w:rPr>
@@ -1976,7 +1977,7 @@
           <w14:ligatures w14:val="standardContextual"/>
         </w:rPr>
       </w:pPr>
-      <w:hyperlink w:anchor="_Toc241419984" w:history="1">
+      <w:hyperlink w:anchor="_Toc243153974" w:history="1">
         <w:r>
           <w:rPr>
             <w:rStyle w:val="Hyperlink"/>
@@ -2003,7 +2004,7 @@
             <w:noProof/>
             <w:webHidden/>
           </w:rPr>
-          <w:instrText xml:space="preserve"> PAGEREF _Toc241419984 \h </w:instrText>
+          <w:instrText xml:space="preserve"> PAGEREF _Toc243153974 \h </w:instrText>
         </w:r>
         <w:r>
           <w:rPr>
@@ -2023,7 +2024,7 @@
             <w:noProof/>
             <w:webHidden/>
           </w:rPr>
-          <w:t>13</w:t>
+          <w:t>22</w:t>
         </w:r>
         <w:r>
           <w:rPr>
@@ -2052,7 +2053,7 @@
           <w14:ligatures w14:val="standardContextual"/>
         </w:rPr>
       </w:pPr>
-      <w:hyperlink w:anchor="_Toc241419985" w:history="1">
+      <w:hyperlink w:anchor="_Toc243153975" w:history="1">
         <w:r>
           <w:rPr>
             <w:rStyle w:val="Hyperlink"/>
@@ -2079,7 +2080,7 @@
             <w:noProof/>
             <w:webHidden/>
           </w:rPr>
-          <w:instrText xml:space="preserve"> PAGEREF _Toc241419985 \h </w:instrText>
+          <w:instrText xml:space="preserve"> PAGEREF _Toc243153975 \h </w:instrText>
         </w:r>
         <w:r>
           <w:rPr>
@@ -2099,7 +2100,7 @@
             <w:noProof/>
             <w:webHidden/>
           </w:rPr>
-          <w:t>13</w:t>
+          <w:t>25</w:t>
         </w:r>
         <w:r>
           <w:rPr>
@@ -2129,7 +2130,7 @@
           <w14:ligatures w14:val="standardContextual"/>
         </w:rPr>
       </w:pPr>
-      <w:hyperlink w:anchor="_Toc241419986" w:history="1">
+      <w:hyperlink w:anchor="_Toc243153976" w:history="1">
         <w:r>
           <w:rPr>
             <w:rStyle w:val="Hyperlink"/>
@@ -2156,7 +2157,7 @@
             <w:noProof/>
             <w:webHidden/>
           </w:rPr>
-          <w:instrText xml:space="preserve"> PAGEREF _Toc241419986 \h </w:instrText>
+          <w:instrText xml:space="preserve"> PAGEREF _Toc243153976 \h </w:instrText>
         </w:r>
         <w:r>
           <w:rPr>
@@ -2176,7 +2177,7 @@
             <w:noProof/>
             <w:webHidden/>
           </w:rPr>
-          <w:t>14</w:t>
+          <w:t>26</w:t>
         </w:r>
         <w:r>
           <w:rPr>
@@ -2204,7 +2205,7 @@
           <w14:ligatures w14:val="standardContextual"/>
         </w:rPr>
       </w:pPr>
-      <w:hyperlink w:anchor="_Toc241419987" w:history="1">
+      <w:hyperlink w:anchor="_Toc243153977" w:history="1">
         <w:r>
           <w:rPr>
             <w:rStyle w:val="Hyperlink"/>
@@ -2231,7 +2232,7 @@
             <w:noProof/>
             <w:webHidden/>
           </w:rPr>
-          <w:instrText xml:space="preserve"> PAGEREF _Toc241419987 \h </w:instrText>
+          <w:instrText xml:space="preserve"> PAGEREF _Toc243153977 \h </w:instrText>
         </w:r>
         <w:r>
           <w:rPr>
@@ -2251,7 +2252,7 @@
             <w:noProof/>
             <w:webHidden/>
           </w:rPr>
-          <w:t>14</w:t>
+          <w:t>26</w:t>
         </w:r>
         <w:r>
           <w:rPr>
@@ -2280,7 +2281,7 @@
           <w14:ligatures w14:val="standardContextual"/>
         </w:rPr>
       </w:pPr>
-      <w:hyperlink w:anchor="_Toc241419988" w:history="1">
+      <w:hyperlink w:anchor="_Toc243153978" w:history="1">
         <w:r>
           <w:rPr>
             <w:rStyle w:val="Hyperlink"/>
@@ -2307,7 +2308,7 @@
             <w:noProof/>
             <w:webHidden/>
           </w:rPr>
-          <w:instrText xml:space="preserve"> PAGEREF _Toc241419988 \h </w:instrText>
+          <w:instrText xml:space="preserve"> PAGEREF _Toc243153978 \h </w:instrText>
         </w:r>
         <w:r>
           <w:rPr>
@@ -2327,7 +2328,7 @@
             <w:noProof/>
             <w:webHidden/>
           </w:rPr>
-          <w:t>14</w:t>
+          <w:t>26</w:t>
         </w:r>
         <w:r>
           <w:rPr>
@@ -2355,7 +2356,7 @@
           <w14:ligatures w14:val="standardContextual"/>
         </w:rPr>
       </w:pPr>
-      <w:hyperlink w:anchor="_Toc241419989" w:history="1">
+      <w:hyperlink w:anchor="_Toc243153979" w:history="1">
         <w:r>
           <w:rPr>
             <w:rStyle w:val="Hyperlink"/>
@@ -2382,7 +2383,7 @@
             <w:noProof/>
             <w:webHidden/>
           </w:rPr>
-          <w:instrText xml:space="preserve"> PAGEREF _Toc241419989 \h </w:instrText>
+          <w:instrText xml:space="preserve"> PAGEREF _Toc243153979 \h </w:instrText>
         </w:r>
         <w:r>
           <w:rPr>
@@ -2402,7 +2403,7 @@
             <w:noProof/>
             <w:webHidden/>
           </w:rPr>
-          <w:t>15</w:t>
+          <w:t>27</w:t>
         </w:r>
         <w:r>
           <w:rPr>
@@ -2431,7 +2432,7 @@
           <w14:ligatures w14:val="standardContextual"/>
         </w:rPr>
       </w:pPr>
-      <w:hyperlink w:anchor="_Toc241419990" w:history="1">
+      <w:hyperlink w:anchor="_Toc243153980" w:history="1">
         <w:r>
           <w:rPr>
             <w:rStyle w:val="Hyperlink"/>
@@ -2458,7 +2459,7 @@
             <w:noProof/>
             <w:webHidden/>
           </w:rPr>
-          <w:instrText xml:space="preserve"> PAGEREF _Toc241419990 \h </w:instrText>
+          <w:instrText xml:space="preserve"> PAGEREF _Toc243153980 \h </w:instrText>
         </w:r>
         <w:r>
           <w:rPr>
@@ -2478,7 +2479,7 @@
             <w:noProof/>
             <w:webHidden/>
           </w:rPr>
-          <w:t>15</w:t>
+          <w:t>27</w:t>
         </w:r>
         <w:r>
           <w:rPr>
@@ -2506,7 +2507,7 @@
           <w14:ligatures w14:val="standardContextual"/>
         </w:rPr>
       </w:pPr>
-      <w:hyperlink w:anchor="_Toc241419991" w:history="1">
+      <w:hyperlink w:anchor="_Toc243153981" w:history="1">
         <w:r>
           <w:rPr>
             <w:rStyle w:val="Hyperlink"/>
@@ -2533,7 +2534,7 @@
             <w:noProof/>
             <w:webHidden/>
           </w:rPr>
-          <w:instrText xml:space="preserve"> PAGEREF _Toc241419991 \h </w:instrText>
+          <w:instrText xml:space="preserve"> PAGEREF _Toc243153981 \h </w:instrText>
         </w:r>
         <w:r>
           <w:rPr>
@@ -2553,7 +2554,7 @@
             <w:noProof/>
             <w:webHidden/>
           </w:rPr>
-          <w:t>16</w:t>
+          <w:t>28</w:t>
         </w:r>
         <w:r>
           <w:rPr>
@@ -2582,7 +2583,7 @@
           <w14:ligatures w14:val="standardContextual"/>
         </w:rPr>
       </w:pPr>
-      <w:hyperlink w:anchor="_Toc241419992" w:history="1">
+      <w:hyperlink w:anchor="_Toc243153982" w:history="1">
         <w:r>
           <w:rPr>
             <w:rStyle w:val="Hyperlink"/>
@@ -2609,7 +2610,7 @@
             <w:noProof/>
             <w:webHidden/>
           </w:rPr>
-          <w:instrText xml:space="preserve"> PAGEREF _Toc241419992 \h </w:instrText>
+          <w:instrText xml:space="preserve"> PAGEREF _Toc243153982 \h </w:instrText>
         </w:r>
         <w:r>
           <w:rPr>
@@ -2629,7 +2630,7 @@
             <w:noProof/>
             <w:webHidden/>
           </w:rPr>
-          <w:t>16</w:t>
+          <w:t>28</w:t>
         </w:r>
         <w:r>
           <w:rPr>
@@ -2657,7 +2658,7 @@
           <w14:ligatures w14:val="standardContextual"/>
         </w:rPr>
       </w:pPr>
-      <w:hyperlink w:anchor="_Toc241419993" w:history="1">
+      <w:hyperlink w:anchor="_Toc243153983" w:history="1">
         <w:r>
           <w:rPr>
             <w:rStyle w:val="Hyperlink"/>
@@ -2684,7 +2685,7 @@
             <w:noProof/>
             <w:webHidden/>
           </w:rPr>
-          <w:instrText xml:space="preserve"> PAGEREF _Toc241419993 \h </w:instrText>
+          <w:instrText xml:space="preserve"> PAGEREF _Toc243153983 \h </w:instrText>
         </w:r>
         <w:r>
           <w:rPr>
@@ -2704,7 +2705,7 @@
             <w:noProof/>
             <w:webHidden/>
           </w:rPr>
-          <w:t>17</w:t>
+          <w:t>29</w:t>
         </w:r>
         <w:r>
           <w:rPr>
@@ -2733,7 +2734,7 @@
           <w14:ligatures w14:val="standardContextual"/>
         </w:rPr>
       </w:pPr>
-      <w:hyperlink w:anchor="_Toc241419994" w:history="1">
+      <w:hyperlink w:anchor="_Toc243153984" w:history="1">
         <w:r>
           <w:rPr>
             <w:rStyle w:val="Hyperlink"/>
@@ -2760,7 +2761,7 @@
             <w:noProof/>
             <w:webHidden/>
           </w:rPr>
-          <w:instrText xml:space="preserve"> PAGEREF _Toc241419994 \h </w:instrText>
+          <w:instrText xml:space="preserve"> PAGEREF _Toc243153984 \h </w:instrText>
         </w:r>
         <w:r>
           <w:rPr>
@@ -2780,7 +2781,7 @@
             <w:noProof/>
             <w:webHidden/>
           </w:rPr>
-          <w:t>17</w:t>
+          <w:t>29</w:t>
         </w:r>
         <w:r>
           <w:rPr>
@@ -2810,7 +2811,7 @@
           <w14:ligatures w14:val="standardContextual"/>
         </w:rPr>
       </w:pPr>
-      <w:hyperlink w:anchor="_Toc241419995" w:history="1">
+      <w:hyperlink w:anchor="_Toc243153985" w:history="1">
         <w:r>
           <w:rPr>
             <w:rStyle w:val="Hyperlink"/>
@@ -2837,7 +2838,7 @@
             <w:noProof/>
             <w:webHidden/>
           </w:rPr>
-          <w:instrText xml:space="preserve"> PAGEREF _Toc241419995 \h </w:instrText>
+          <w:instrText xml:space="preserve"> PAGEREF _Toc243153985 \h </w:instrText>
         </w:r>
         <w:r>
           <w:rPr>
@@ -2857,7 +2858,7 @@
             <w:noProof/>
             <w:webHidden/>
           </w:rPr>
-          <w:t>18</w:t>
+          <w:t>30</w:t>
         </w:r>
         <w:r>
           <w:rPr>
@@ -2887,7 +2888,7 @@
           <w14:ligatures w14:val="standardContextual"/>
         </w:rPr>
       </w:pPr>
-      <w:hyperlink w:anchor="_Toc241419996" w:history="1">
+      <w:hyperlink w:anchor="_Toc243153986" w:history="1">
         <w:r>
           <w:rPr>
             <w:rStyle w:val="Hyperlink"/>
@@ -2914,7 +2915,7 @@
             <w:noProof/>
             <w:webHidden/>
           </w:rPr>
-          <w:instrText xml:space="preserve"> PAGEREF _Toc241419996 \h </w:instrText>
+          <w:instrText xml:space="preserve"> PAGEREF _Toc243153986 \h </w:instrText>
         </w:r>
         <w:r>
           <w:rPr>
@@ -2934,7 +2935,7 @@
             <w:noProof/>
             <w:webHidden/>
           </w:rPr>
-          <w:t>19</w:t>
+          <w:t>31</w:t>
         </w:r>
         <w:r>
           <w:rPr>
@@ -2964,7 +2965,7 @@
           <w14:ligatures w14:val="standardContextual"/>
         </w:rPr>
       </w:pPr>
-      <w:hyperlink w:anchor="_Toc241419997" w:history="1">
+      <w:hyperlink w:anchor="_Toc243153987" w:history="1">
         <w:r>
           <w:rPr>
             <w:rStyle w:val="Hyperlink"/>
@@ -2991,7 +2992,7 @@
             <w:noProof/>
             <w:webHidden/>
           </w:rPr>
-          <w:instrText xml:space="preserve"> PAGEREF _Toc241419997 \h </w:instrText>
+          <w:instrText xml:space="preserve"> PAGEREF _Toc243153987 \h </w:instrText>
         </w:r>
         <w:r>
           <w:rPr>
@@ -3011,7 +3012,7 @@
             <w:noProof/>
             <w:webHidden/>
           </w:rPr>
-          <w:t>20</w:t>
+          <w:t>32</w:t>
         </w:r>
         <w:r>
           <w:rPr>
@@ -3041,7 +3042,7 @@
           <w14:ligatures w14:val="standardContextual"/>
         </w:rPr>
       </w:pPr>
-      <w:hyperlink w:anchor="_Toc241419998" w:history="1">
+      <w:hyperlink w:anchor="_Toc243153988" w:history="1">
         <w:r>
           <w:rPr>
             <w:rStyle w:val="Hyperlink"/>
@@ -3068,7 +3069,7 @@
             <w:noProof/>
             <w:webHidden/>
           </w:rPr>
-          <w:instrText xml:space="preserve"> PAGEREF _Toc241419998 \h </w:instrText>
+          <w:instrText xml:space="preserve"> PAGEREF _Toc243153988 \h </w:instrText>
         </w:r>
         <w:r>
           <w:rPr>
@@ -3088,7 +3089,7 @@
             <w:noProof/>
             <w:webHidden/>
           </w:rPr>
-          <w:t>21</w:t>
+          <w:t>33</w:t>
         </w:r>
         <w:r>
           <w:rPr>
@@ -3118,7 +3119,7 @@
           <w14:ligatures w14:val="standardContextual"/>
         </w:rPr>
       </w:pPr>
-      <w:hyperlink w:anchor="_Toc241419999" w:history="1">
+      <w:hyperlink w:anchor="_Toc243153989" w:history="1">
         <w:r>
           <w:rPr>
             <w:rStyle w:val="Hyperlink"/>
@@ -3145,7 +3146,7 @@
             <w:noProof/>
             <w:webHidden/>
           </w:rPr>
-          <w:instrText xml:space="preserve"> PAGEREF _Toc241419999 \h </w:instrText>
+          <w:instrText xml:space="preserve"> PAGEREF _Toc243153989 \h </w:instrText>
         </w:r>
         <w:r>
           <w:rPr>
@@ -3165,7 +3166,235 @@
             <w:noProof/>
             <w:webHidden/>
           </w:rPr>
-          <w:t>22</w:t>
+          <w:t>34</w:t>
+        </w:r>
+        <w:r>
+          <w:rPr>
+            <w:noProof/>
+            <w:webHidden/>
+          </w:rPr>
+          <w:fldChar w:fldCharType="end"/>
+        </w:r>
+      </w:hyperlink>
+    </w:p>
+    <w:p>
+      <w:pPr>
+        <w:pStyle w:val="TOC3"/>
+        <w:tabs>
+          <w:tab w:val="right" w:leader="dot" w:pos="9628"/>
+        </w:tabs>
+        <w:rPr>
+          <w:rFonts w:asciiTheme="minorHAnsi" w:eastAsiaTheme="minorEastAsia" w:hAnsiTheme="minorHAnsi" w:cstheme="minorBidi"/>
+          <w:i w:val="0"/>
+          <w:iCs w:val="0"/>
+          <w:noProof/>
+          <w:kern w:val="2"/>
+          <w:sz w:val="24"/>
+          <w:szCs w:val="24"/>
+          <w:lang w:eastAsia="en-GB"/>
+          <w14:ligatures w14:val="standardContextual"/>
+        </w:rPr>
+      </w:pPr>
+      <w:hyperlink w:anchor="_Toc243153990" w:history="1">
+        <w:r>
+          <w:rPr>
+            <w:rStyle w:val="Hyperlink"/>
+            <w:noProof/>
+          </w:rPr>
+          <w:t>Appendix A: Neon, a Postgres backend</w:t>
+        </w:r>
+        <w:r>
+          <w:rPr>
+            <w:noProof/>
+            <w:webHidden/>
+          </w:rPr>
+          <w:tab/>
+        </w:r>
+        <w:r>
+          <w:rPr>
+            <w:noProof/>
+            <w:webHidden/>
+          </w:rPr>
+          <w:fldChar w:fldCharType="begin"/>
+        </w:r>
+        <w:r>
+          <w:rPr>
+            <w:noProof/>
+            <w:webHidden/>
+          </w:rPr>
+          <w:instrText xml:space="preserve"> PAGEREF _Toc243153990 \h </w:instrText>
+        </w:r>
+        <w:r>
+          <w:rPr>
+            <w:noProof/>
+            <w:webHidden/>
+          </w:rPr>
+        </w:r>
+        <w:r>
+          <w:rPr>
+            <w:noProof/>
+            <w:webHidden/>
+          </w:rPr>
+          <w:fldChar w:fldCharType="separate"/>
+        </w:r>
+        <w:r>
+          <w:rPr>
+            <w:noProof/>
+            <w:webHidden/>
+          </w:rPr>
+          <w:t>34</w:t>
+        </w:r>
+        <w:r>
+          <w:rPr>
+            <w:noProof/>
+            <w:webHidden/>
+          </w:rPr>
+          <w:fldChar w:fldCharType="end"/>
+        </w:r>
+      </w:hyperlink>
+    </w:p>
+    <w:p>
+      <w:pPr>
+        <w:pStyle w:val="TOC3"/>
+        <w:tabs>
+          <w:tab w:val="right" w:leader="dot" w:pos="9628"/>
+        </w:tabs>
+        <w:rPr>
+          <w:rFonts w:asciiTheme="minorHAnsi" w:eastAsiaTheme="minorEastAsia" w:hAnsiTheme="minorHAnsi" w:cstheme="minorBidi"/>
+          <w:i w:val="0"/>
+          <w:iCs w:val="0"/>
+          <w:noProof/>
+          <w:kern w:val="2"/>
+          <w:sz w:val="24"/>
+          <w:szCs w:val="24"/>
+          <w:lang w:eastAsia="en-GB"/>
+          <w14:ligatures w14:val="standardContextual"/>
+        </w:rPr>
+      </w:pPr>
+      <w:hyperlink w:anchor="_Toc243153991" w:history="1">
+        <w:r>
+          <w:rPr>
+            <w:rStyle w:val="Hyperlink"/>
+            <w:noProof/>
+          </w:rPr>
+          <w:t>Appendix B: PostgreSQL DBMS</w:t>
+        </w:r>
+        <w:r>
+          <w:rPr>
+            <w:noProof/>
+            <w:webHidden/>
+          </w:rPr>
+          <w:tab/>
+        </w:r>
+        <w:r>
+          <w:rPr>
+            <w:noProof/>
+            <w:webHidden/>
+          </w:rPr>
+          <w:fldChar w:fldCharType="begin"/>
+        </w:r>
+        <w:r>
+          <w:rPr>
+            <w:noProof/>
+            <w:webHidden/>
+          </w:rPr>
+          <w:instrText xml:space="preserve"> PAGEREF _Toc243153991 \h </w:instrText>
+        </w:r>
+        <w:r>
+          <w:rPr>
+            <w:noProof/>
+            <w:webHidden/>
+          </w:rPr>
+        </w:r>
+        <w:r>
+          <w:rPr>
+            <w:noProof/>
+            <w:webHidden/>
+          </w:rPr>
+          <w:fldChar w:fldCharType="separate"/>
+        </w:r>
+        <w:r>
+          <w:rPr>
+            <w:noProof/>
+            <w:webHidden/>
+          </w:rPr>
+          <w:t>35</w:t>
+        </w:r>
+        <w:r>
+          <w:rPr>
+            <w:noProof/>
+            <w:webHidden/>
+          </w:rPr>
+          <w:fldChar w:fldCharType="end"/>
+        </w:r>
+      </w:hyperlink>
+    </w:p>
+    <w:p>
+      <w:pPr>
+        <w:pStyle w:val="TOC3"/>
+        <w:tabs>
+          <w:tab w:val="right" w:leader="dot" w:pos="9628"/>
+        </w:tabs>
+        <w:rPr>
+          <w:rFonts w:asciiTheme="minorHAnsi" w:eastAsiaTheme="minorEastAsia" w:hAnsiTheme="minorHAnsi" w:cstheme="minorBidi"/>
+          <w:i w:val="0"/>
+          <w:iCs w:val="0"/>
+          <w:noProof/>
+          <w:kern w:val="2"/>
+          <w:sz w:val="24"/>
+          <w:szCs w:val="24"/>
+          <w:lang w:eastAsia="en-GB"/>
+          <w14:ligatures w14:val="standardContextual"/>
+        </w:rPr>
+      </w:pPr>
+      <w:hyperlink w:anchor="_Toc243153992" w:history="1">
+        <w:r>
+          <w:rPr>
+            <w:rStyle w:val="Hyperlink"/>
+            <w:noProof/>
+          </w:rPr>
+          <w:t>Appendix C: Comparison of Waterfall and Agile project methodologies</w:t>
+        </w:r>
+        <w:r>
+          <w:rPr>
+            <w:noProof/>
+            <w:webHidden/>
+          </w:rPr>
+          <w:tab/>
+        </w:r>
+        <w:r>
+          <w:rPr>
+            <w:noProof/>
+            <w:webHidden/>
+          </w:rPr>
+          <w:fldChar w:fldCharType="begin"/>
+        </w:r>
+        <w:r>
+          <w:rPr>
+            <w:noProof/>
+            <w:webHidden/>
+          </w:rPr>
+          <w:instrText xml:space="preserve"> PAGEREF _Toc243153992 \h </w:instrText>
+        </w:r>
+        <w:r>
+          <w:rPr>
+            <w:noProof/>
+            <w:webHidden/>
+          </w:rPr>
+        </w:r>
+        <w:r>
+          <w:rPr>
+            <w:noProof/>
+            <w:webHidden/>
+          </w:rPr>
+          <w:fldChar w:fldCharType="separate"/>
+        </w:r>
+        <w:r>
+          <w:rPr>
+            <w:noProof/>
+            <w:webHidden/>
+          </w:rPr>
+          <w:t>36</w:t>
         </w:r>
         <w:r>
           <w:rPr>
@@ -3195,13 +3424,13 @@
           <w14:ligatures w14:val="standardContextual"/>
         </w:rPr>
       </w:pPr>
-      <w:hyperlink w:anchor="_Toc241420000" w:history="1">
+      <w:hyperlink w:anchor="_Toc243153993" w:history="1">
         <w:r>
           <w:rPr>
             <w:rStyle w:val="Hyperlink"/>
             <w:noProof/>
           </w:rPr>
-          <w:t>References</w:t>
+          <w:t>Bibliography</w:t>
         </w:r>
         <w:r>
           <w:rPr>
@@ -3222,7 +3451,7 @@
             <w:noProof/>
             <w:webHidden/>
           </w:rPr>
-          <w:instrText xml:space="preserve"> PAGEREF _Toc241420000 \h </w:instrText>
+          <w:instrText xml:space="preserve"> PAGEREF _Toc243153993 \h </w:instrText>
         </w:r>
         <w:r>
           <w:rPr>
@@ -3242,7 +3471,7 @@
             <w:noProof/>
             <w:webHidden/>
           </w:rPr>
-          <w:t>23</w:t>
+          <w:t>37</w:t>
         </w:r>
         <w:r>
           <w:rPr>
@@ -3280,7 +3509,7 @@
       <w:pPr>
         <w:pStyle w:val="Heading1"/>
       </w:pPr>
-      <w:bookmarkStart w:id="2" w:name="_Toc241419968"/>
+      <w:bookmarkStart w:id="2" w:name="_Toc243153958"/>
       <w:r>
         <w:lastRenderedPageBreak/>
         <w:t>List of Tables</w:t>
@@ -3294,7 +3523,11 @@
           <w:tab w:val="right" w:leader="dot" w:pos="9628"/>
         </w:tabs>
         <w:rPr>
+          <w:rFonts w:asciiTheme="minorHAnsi" w:eastAsiaTheme="minorEastAsia" w:hAnsiTheme="minorHAnsi" w:cstheme="minorBidi"/>
           <w:noProof/>
+          <w:kern w:val="2"/>
+          <w:lang w:eastAsia="en-GB"/>
+          <w14:ligatures w14:val="standardContextual"/>
         </w:rPr>
       </w:pPr>
       <w:r>
@@ -3306,13 +3539,13 @@
       <w:r>
         <w:fldChar w:fldCharType="separate"/>
       </w:r>
-      <w:hyperlink w:anchor="_Toc241419897" w:history="1">
+      <w:hyperlink w:anchor="_Toc243154745" w:history="1">
         <w:r>
           <w:rPr>
             <w:rStyle w:val="Hyperlink"/>
             <w:noProof/>
           </w:rPr>
-          <w:t>Table 1 Aviation Weather Center data products</w:t>
+          <w:t>Table 1 Price comparison for Flighty, TripIt, and App in the Air</w:t>
         </w:r>
         <w:r>
           <w:rPr>
@@ -3333,7 +3566,7 @@
             <w:noProof/>
             <w:webHidden/>
           </w:rPr>
-          <w:instrText xml:space="preserve"> PAGEREF _Toc241419897 \h </w:instrText>
+          <w:instrText xml:space="preserve"> PAGEREF _Toc243154745 \h </w:instrText>
         </w:r>
         <w:r>
           <w:rPr>
@@ -3353,7 +3586,7 @@
             <w:noProof/>
             <w:webHidden/>
           </w:rPr>
-          <w:t>8</w:t>
+          <w:t>9</w:t>
         </w:r>
         <w:r>
           <w:rPr>
@@ -3371,16 +3604,20 @@
           <w:tab w:val="right" w:leader="dot" w:pos="9628"/>
         </w:tabs>
         <w:rPr>
+          <w:rFonts w:asciiTheme="minorHAnsi" w:eastAsiaTheme="minorEastAsia" w:hAnsiTheme="minorHAnsi" w:cstheme="minorBidi"/>
           <w:noProof/>
-        </w:rPr>
-      </w:pPr>
-      <w:hyperlink w:anchor="_Toc241419898" w:history="1">
+          <w:kern w:val="2"/>
+          <w:lang w:eastAsia="en-GB"/>
+          <w14:ligatures w14:val="standardContextual"/>
+        </w:rPr>
+      </w:pPr>
+      <w:hyperlink w:anchor="_Toc243154746" w:history="1">
         <w:r>
           <w:rPr>
             <w:rStyle w:val="Hyperlink"/>
             <w:noProof/>
           </w:rPr>
-          <w:t>Table 2 Met Eireann data products</w:t>
+          <w:t>Table 2 Aviation Weather Center data products (AWC, 2026)</w:t>
         </w:r>
         <w:r>
           <w:rPr>
@@ -3401,7 +3638,7 @@
             <w:noProof/>
             <w:webHidden/>
           </w:rPr>
-          <w:instrText xml:space="preserve"> PAGEREF _Toc241419898 \h </w:instrText>
+          <w:instrText xml:space="preserve"> PAGEREF _Toc243154746 \h </w:instrText>
         </w:r>
         <w:r>
           <w:rPr>
@@ -3421,7 +3658,7 @@
             <w:noProof/>
             <w:webHidden/>
           </w:rPr>
-          <w:t>9</w:t>
+          <w:t>12</w:t>
         </w:r>
         <w:r>
           <w:rPr>
@@ -3433,6 +3670,654 @@
       </w:hyperlink>
     </w:p>
     <w:p>
+      <w:pPr>
+        <w:pStyle w:val="TableofFigures"/>
+        <w:tabs>
+          <w:tab w:val="right" w:leader="dot" w:pos="9628"/>
+        </w:tabs>
+        <w:rPr>
+          <w:rFonts w:asciiTheme="minorHAnsi" w:eastAsiaTheme="minorEastAsia" w:hAnsiTheme="minorHAnsi" w:cstheme="minorBidi"/>
+          <w:noProof/>
+          <w:kern w:val="2"/>
+          <w:lang w:eastAsia="en-GB"/>
+          <w14:ligatures w14:val="standardContextual"/>
+        </w:rPr>
+      </w:pPr>
+      <w:hyperlink w:anchor="_Toc243154747" w:history="1">
+        <w:r>
+          <w:rPr>
+            <w:rStyle w:val="Hyperlink"/>
+            <w:noProof/>
+          </w:rPr>
+          <w:t>Table 3 Met Eireann data products (Met Eireann, 2026)</w:t>
+        </w:r>
+        <w:r>
+          <w:rPr>
+            <w:noProof/>
+            <w:webHidden/>
+          </w:rPr>
+          <w:tab/>
+        </w:r>
+        <w:r>
+          <w:rPr>
+            <w:noProof/>
+            <w:webHidden/>
+          </w:rPr>
+          <w:fldChar w:fldCharType="begin"/>
+        </w:r>
+        <w:r>
+          <w:rPr>
+            <w:noProof/>
+            <w:webHidden/>
+          </w:rPr>
+          <w:instrText xml:space="preserve"> PAGEREF _Toc243154747 \h </w:instrText>
+        </w:r>
+        <w:r>
+          <w:rPr>
+            <w:noProof/>
+            <w:webHidden/>
+          </w:rPr>
+        </w:r>
+        <w:r>
+          <w:rPr>
+            <w:noProof/>
+            <w:webHidden/>
+          </w:rPr>
+          <w:fldChar w:fldCharType="separate"/>
+        </w:r>
+        <w:r>
+          <w:rPr>
+            <w:noProof/>
+            <w:webHidden/>
+          </w:rPr>
+          <w:t>12</w:t>
+        </w:r>
+        <w:r>
+          <w:rPr>
+            <w:noProof/>
+            <w:webHidden/>
+          </w:rPr>
+          <w:fldChar w:fldCharType="end"/>
+        </w:r>
+      </w:hyperlink>
+    </w:p>
+    <w:p>
+      <w:pPr>
+        <w:pStyle w:val="TableofFigures"/>
+        <w:tabs>
+          <w:tab w:val="right" w:leader="dot" w:pos="9628"/>
+        </w:tabs>
+        <w:rPr>
+          <w:rFonts w:asciiTheme="minorHAnsi" w:eastAsiaTheme="minorEastAsia" w:hAnsiTheme="minorHAnsi" w:cstheme="minorBidi"/>
+          <w:noProof/>
+          <w:kern w:val="2"/>
+          <w:lang w:eastAsia="en-GB"/>
+          <w14:ligatures w14:val="standardContextual"/>
+        </w:rPr>
+      </w:pPr>
+      <w:hyperlink w:anchor="_Toc243154748" w:history="1">
+        <w:r>
+          <w:rPr>
+            <w:rStyle w:val="Hyperlink"/>
+            <w:noProof/>
+          </w:rPr>
+          <w:t>Table 4 OpenSky Network API data products (OpenSky Network, 2021)</w:t>
+        </w:r>
+        <w:r>
+          <w:rPr>
+            <w:noProof/>
+            <w:webHidden/>
+          </w:rPr>
+          <w:tab/>
+        </w:r>
+        <w:r>
+          <w:rPr>
+            <w:noProof/>
+            <w:webHidden/>
+          </w:rPr>
+          <w:fldChar w:fldCharType="begin"/>
+        </w:r>
+        <w:r>
+          <w:rPr>
+            <w:noProof/>
+            <w:webHidden/>
+          </w:rPr>
+          <w:instrText xml:space="preserve"> PAGEREF _Toc243154748 \h </w:instrText>
+        </w:r>
+        <w:r>
+          <w:rPr>
+            <w:noProof/>
+            <w:webHidden/>
+          </w:rPr>
+        </w:r>
+        <w:r>
+          <w:rPr>
+            <w:noProof/>
+            <w:webHidden/>
+          </w:rPr>
+          <w:fldChar w:fldCharType="separate"/>
+        </w:r>
+        <w:r>
+          <w:rPr>
+            <w:noProof/>
+            <w:webHidden/>
+          </w:rPr>
+          <w:t>12</w:t>
+        </w:r>
+        <w:r>
+          <w:rPr>
+            <w:noProof/>
+            <w:webHidden/>
+          </w:rPr>
+          <w:fldChar w:fldCharType="end"/>
+        </w:r>
+      </w:hyperlink>
+    </w:p>
+    <w:p>
+      <w:pPr>
+        <w:pStyle w:val="TableofFigures"/>
+        <w:tabs>
+          <w:tab w:val="right" w:leader="dot" w:pos="9628"/>
+        </w:tabs>
+        <w:rPr>
+          <w:rFonts w:asciiTheme="minorHAnsi" w:eastAsiaTheme="minorEastAsia" w:hAnsiTheme="minorHAnsi" w:cstheme="minorBidi"/>
+          <w:noProof/>
+          <w:kern w:val="2"/>
+          <w:lang w:eastAsia="en-GB"/>
+          <w14:ligatures w14:val="standardContextual"/>
+        </w:rPr>
+      </w:pPr>
+      <w:hyperlink w:anchor="_Toc243154749" w:history="1">
+        <w:r>
+          <w:rPr>
+            <w:rStyle w:val="Hyperlink"/>
+            <w:noProof/>
+          </w:rPr>
+          <w:t>Table 5 OpenSky API Products Returned JSON Keys and Value Data Type (OpenSky Network, 2021)</w:t>
+        </w:r>
+        <w:r>
+          <w:rPr>
+            <w:noProof/>
+            <w:webHidden/>
+          </w:rPr>
+          <w:tab/>
+        </w:r>
+        <w:r>
+          <w:rPr>
+            <w:noProof/>
+            <w:webHidden/>
+          </w:rPr>
+          <w:fldChar w:fldCharType="begin"/>
+        </w:r>
+        <w:r>
+          <w:rPr>
+            <w:noProof/>
+            <w:webHidden/>
+          </w:rPr>
+          <w:instrText xml:space="preserve"> PAGEREF _Toc243154749 \h </w:instrText>
+        </w:r>
+        <w:r>
+          <w:rPr>
+            <w:noProof/>
+            <w:webHidden/>
+          </w:rPr>
+        </w:r>
+        <w:r>
+          <w:rPr>
+            <w:noProof/>
+            <w:webHidden/>
+          </w:rPr>
+          <w:fldChar w:fldCharType="separate"/>
+        </w:r>
+        <w:r>
+          <w:rPr>
+            <w:noProof/>
+            <w:webHidden/>
+          </w:rPr>
+          <w:t>13</w:t>
+        </w:r>
+        <w:r>
+          <w:rPr>
+            <w:noProof/>
+            <w:webHidden/>
+          </w:rPr>
+          <w:fldChar w:fldCharType="end"/>
+        </w:r>
+      </w:hyperlink>
+    </w:p>
+    <w:p>
+      <w:pPr>
+        <w:pStyle w:val="TableofFigures"/>
+        <w:tabs>
+          <w:tab w:val="right" w:leader="dot" w:pos="9628"/>
+        </w:tabs>
+        <w:rPr>
+          <w:rFonts w:asciiTheme="minorHAnsi" w:eastAsiaTheme="minorEastAsia" w:hAnsiTheme="minorHAnsi" w:cstheme="minorBidi"/>
+          <w:noProof/>
+          <w:kern w:val="2"/>
+          <w:lang w:eastAsia="en-GB"/>
+          <w14:ligatures w14:val="standardContextual"/>
+        </w:rPr>
+      </w:pPr>
+      <w:hyperlink w:anchor="_Toc243154750" w:history="1">
+        <w:r>
+          <w:rPr>
+            <w:rStyle w:val="Hyperlink"/>
+            <w:noProof/>
+          </w:rPr>
+          <w:t>Table 6 Academic constraints for Aeroq project</w:t>
+        </w:r>
+        <w:r>
+          <w:rPr>
+            <w:noProof/>
+            <w:webHidden/>
+          </w:rPr>
+          <w:tab/>
+        </w:r>
+        <w:r>
+          <w:rPr>
+            <w:noProof/>
+            <w:webHidden/>
+          </w:rPr>
+          <w:fldChar w:fldCharType="begin"/>
+        </w:r>
+        <w:r>
+          <w:rPr>
+            <w:noProof/>
+            <w:webHidden/>
+          </w:rPr>
+          <w:instrText xml:space="preserve"> PAGEREF _Toc243154750 \h </w:instrText>
+        </w:r>
+        <w:r>
+          <w:rPr>
+            <w:noProof/>
+            <w:webHidden/>
+          </w:rPr>
+        </w:r>
+        <w:r>
+          <w:rPr>
+            <w:noProof/>
+            <w:webHidden/>
+          </w:rPr>
+          <w:fldChar w:fldCharType="separate"/>
+        </w:r>
+        <w:r>
+          <w:rPr>
+            <w:noProof/>
+            <w:webHidden/>
+          </w:rPr>
+          <w:t>15</w:t>
+        </w:r>
+        <w:r>
+          <w:rPr>
+            <w:noProof/>
+            <w:webHidden/>
+          </w:rPr>
+          <w:fldChar w:fldCharType="end"/>
+        </w:r>
+      </w:hyperlink>
+    </w:p>
+    <w:p>
+      <w:pPr>
+        <w:pStyle w:val="TableofFigures"/>
+        <w:tabs>
+          <w:tab w:val="right" w:leader="dot" w:pos="9628"/>
+        </w:tabs>
+        <w:rPr>
+          <w:rFonts w:asciiTheme="minorHAnsi" w:eastAsiaTheme="minorEastAsia" w:hAnsiTheme="minorHAnsi" w:cstheme="minorBidi"/>
+          <w:noProof/>
+          <w:kern w:val="2"/>
+          <w:lang w:eastAsia="en-GB"/>
+          <w14:ligatures w14:val="standardContextual"/>
+        </w:rPr>
+      </w:pPr>
+      <w:hyperlink w:anchor="_Toc243154751" w:history="1">
+        <w:r>
+          <w:rPr>
+            <w:rStyle w:val="Hyperlink"/>
+            <w:noProof/>
+          </w:rPr>
+          <w:t>Table 7 Aviation organisation abbreviations</w:t>
+        </w:r>
+        <w:r>
+          <w:rPr>
+            <w:noProof/>
+            <w:webHidden/>
+          </w:rPr>
+          <w:tab/>
+        </w:r>
+        <w:r>
+          <w:rPr>
+            <w:noProof/>
+            <w:webHidden/>
+          </w:rPr>
+          <w:fldChar w:fldCharType="begin"/>
+        </w:r>
+        <w:r>
+          <w:rPr>
+            <w:noProof/>
+            <w:webHidden/>
+          </w:rPr>
+          <w:instrText xml:space="preserve"> PAGEREF _Toc243154751 \h </w:instrText>
+        </w:r>
+        <w:r>
+          <w:rPr>
+            <w:noProof/>
+            <w:webHidden/>
+          </w:rPr>
+        </w:r>
+        <w:r>
+          <w:rPr>
+            <w:noProof/>
+            <w:webHidden/>
+          </w:rPr>
+          <w:fldChar w:fldCharType="separate"/>
+        </w:r>
+        <w:r>
+          <w:rPr>
+            <w:noProof/>
+            <w:webHidden/>
+          </w:rPr>
+          <w:t>17</w:t>
+        </w:r>
+        <w:r>
+          <w:rPr>
+            <w:noProof/>
+            <w:webHidden/>
+          </w:rPr>
+          <w:fldChar w:fldCharType="end"/>
+        </w:r>
+      </w:hyperlink>
+    </w:p>
+    <w:p>
+      <w:pPr>
+        <w:pStyle w:val="TableofFigures"/>
+        <w:tabs>
+          <w:tab w:val="right" w:leader="dot" w:pos="9628"/>
+        </w:tabs>
+        <w:rPr>
+          <w:rFonts w:asciiTheme="minorHAnsi" w:eastAsiaTheme="minorEastAsia" w:hAnsiTheme="minorHAnsi" w:cstheme="minorBidi"/>
+          <w:noProof/>
+          <w:kern w:val="2"/>
+          <w:lang w:eastAsia="en-GB"/>
+          <w14:ligatures w14:val="standardContextual"/>
+        </w:rPr>
+      </w:pPr>
+      <w:hyperlink w:anchor="_Toc243154752" w:history="1">
+        <w:r>
+          <w:rPr>
+            <w:rStyle w:val="Hyperlink"/>
+            <w:noProof/>
+          </w:rPr>
+          <w:t>Table 8 Aviation service provider abbreviations</w:t>
+        </w:r>
+        <w:r>
+          <w:rPr>
+            <w:noProof/>
+            <w:webHidden/>
+          </w:rPr>
+          <w:tab/>
+        </w:r>
+        <w:r>
+          <w:rPr>
+            <w:noProof/>
+            <w:webHidden/>
+          </w:rPr>
+          <w:fldChar w:fldCharType="begin"/>
+        </w:r>
+        <w:r>
+          <w:rPr>
+            <w:noProof/>
+            <w:webHidden/>
+          </w:rPr>
+          <w:instrText xml:space="preserve"> PAGEREF _Toc243154752 \h </w:instrText>
+        </w:r>
+        <w:r>
+          <w:rPr>
+            <w:noProof/>
+            <w:webHidden/>
+          </w:rPr>
+        </w:r>
+        <w:r>
+          <w:rPr>
+            <w:noProof/>
+            <w:webHidden/>
+          </w:rPr>
+          <w:fldChar w:fldCharType="separate"/>
+        </w:r>
+        <w:r>
+          <w:rPr>
+            <w:noProof/>
+            <w:webHidden/>
+          </w:rPr>
+          <w:t>17</w:t>
+        </w:r>
+        <w:r>
+          <w:rPr>
+            <w:noProof/>
+            <w:webHidden/>
+          </w:rPr>
+          <w:fldChar w:fldCharType="end"/>
+        </w:r>
+      </w:hyperlink>
+    </w:p>
+    <w:p>
+      <w:pPr>
+        <w:pStyle w:val="TableofFigures"/>
+        <w:tabs>
+          <w:tab w:val="right" w:leader="dot" w:pos="9628"/>
+        </w:tabs>
+        <w:rPr>
+          <w:rFonts w:asciiTheme="minorHAnsi" w:eastAsiaTheme="minorEastAsia" w:hAnsiTheme="minorHAnsi" w:cstheme="minorBidi"/>
+          <w:noProof/>
+          <w:kern w:val="2"/>
+          <w:lang w:eastAsia="en-GB"/>
+          <w14:ligatures w14:val="standardContextual"/>
+        </w:rPr>
+      </w:pPr>
+      <w:hyperlink w:anchor="_Toc243154753" w:history="1">
+        <w:r>
+          <w:rPr>
+            <w:rStyle w:val="Hyperlink"/>
+            <w:noProof/>
+          </w:rPr>
+          <w:t>Table 9 Aviation glossary</w:t>
+        </w:r>
+        <w:r>
+          <w:rPr>
+            <w:noProof/>
+            <w:webHidden/>
+          </w:rPr>
+          <w:tab/>
+        </w:r>
+        <w:r>
+          <w:rPr>
+            <w:noProof/>
+            <w:webHidden/>
+          </w:rPr>
+          <w:fldChar w:fldCharType="begin"/>
+        </w:r>
+        <w:r>
+          <w:rPr>
+            <w:noProof/>
+            <w:webHidden/>
+          </w:rPr>
+          <w:instrText xml:space="preserve"> PAGEREF _Toc243154753 \h </w:instrText>
+        </w:r>
+        <w:r>
+          <w:rPr>
+            <w:noProof/>
+            <w:webHidden/>
+          </w:rPr>
+        </w:r>
+        <w:r>
+          <w:rPr>
+            <w:noProof/>
+            <w:webHidden/>
+          </w:rPr>
+          <w:fldChar w:fldCharType="separate"/>
+        </w:r>
+        <w:r>
+          <w:rPr>
+            <w:noProof/>
+            <w:webHidden/>
+          </w:rPr>
+          <w:t>18</w:t>
+        </w:r>
+        <w:r>
+          <w:rPr>
+            <w:noProof/>
+            <w:webHidden/>
+          </w:rPr>
+          <w:fldChar w:fldCharType="end"/>
+        </w:r>
+      </w:hyperlink>
+    </w:p>
+    <w:p>
+      <w:pPr>
+        <w:pStyle w:val="TableofFigures"/>
+        <w:tabs>
+          <w:tab w:val="right" w:leader="dot" w:pos="9628"/>
+        </w:tabs>
+        <w:rPr>
+          <w:rFonts w:asciiTheme="minorHAnsi" w:eastAsiaTheme="minorEastAsia" w:hAnsiTheme="minorHAnsi" w:cstheme="minorBidi"/>
+          <w:noProof/>
+          <w:kern w:val="2"/>
+          <w:lang w:eastAsia="en-GB"/>
+          <w14:ligatures w14:val="standardContextual"/>
+        </w:rPr>
+      </w:pPr>
+      <w:hyperlink w:anchor="_Toc243154754" w:history="1">
+        <w:r>
+          <w:rPr>
+            <w:rStyle w:val="Hyperlink"/>
+            <w:noProof/>
+          </w:rPr>
+          <w:t>Table 10 Flight API price comparison</w:t>
+        </w:r>
+        <w:r>
+          <w:rPr>
+            <w:noProof/>
+            <w:webHidden/>
+          </w:rPr>
+          <w:tab/>
+        </w:r>
+        <w:r>
+          <w:rPr>
+            <w:noProof/>
+            <w:webHidden/>
+          </w:rPr>
+          <w:fldChar w:fldCharType="begin"/>
+        </w:r>
+        <w:r>
+          <w:rPr>
+            <w:noProof/>
+            <w:webHidden/>
+          </w:rPr>
+          <w:instrText xml:space="preserve"> PAGEREF _Toc243154754 \h </w:instrText>
+        </w:r>
+        <w:r>
+          <w:rPr>
+            <w:noProof/>
+            <w:webHidden/>
+          </w:rPr>
+        </w:r>
+        <w:r>
+          <w:rPr>
+            <w:noProof/>
+            <w:webHidden/>
+          </w:rPr>
+          <w:fldChar w:fldCharType="separate"/>
+        </w:r>
+        <w:r>
+          <w:rPr>
+            <w:noProof/>
+            <w:webHidden/>
+          </w:rPr>
+          <w:t>19</w:t>
+        </w:r>
+        <w:r>
+          <w:rPr>
+            <w:noProof/>
+            <w:webHidden/>
+          </w:rPr>
+          <w:fldChar w:fldCharType="end"/>
+        </w:r>
+      </w:hyperlink>
+    </w:p>
+    <w:p>
+      <w:pPr>
+        <w:pStyle w:val="TableofFigures"/>
+        <w:tabs>
+          <w:tab w:val="right" w:leader="dot" w:pos="9628"/>
+        </w:tabs>
+        <w:rPr>
+          <w:rFonts w:asciiTheme="minorHAnsi" w:eastAsiaTheme="minorEastAsia" w:hAnsiTheme="minorHAnsi" w:cstheme="minorBidi"/>
+          <w:noProof/>
+          <w:kern w:val="2"/>
+          <w:lang w:eastAsia="en-GB"/>
+          <w14:ligatures w14:val="standardContextual"/>
+        </w:rPr>
+      </w:pPr>
+      <w:hyperlink w:anchor="_Toc243154755" w:history="1">
+        <w:r>
+          <w:rPr>
+            <w:rStyle w:val="Hyperlink"/>
+            <w:noProof/>
+          </w:rPr>
+          <w:t>Table 11 Credit cost of OpenSky Network API partitions</w:t>
+        </w:r>
+        <w:r>
+          <w:rPr>
+            <w:noProof/>
+            <w:webHidden/>
+          </w:rPr>
+          <w:tab/>
+        </w:r>
+        <w:r>
+          <w:rPr>
+            <w:noProof/>
+            <w:webHidden/>
+          </w:rPr>
+          <w:fldChar w:fldCharType="begin"/>
+        </w:r>
+        <w:r>
+          <w:rPr>
+            <w:noProof/>
+            <w:webHidden/>
+          </w:rPr>
+          <w:instrText xml:space="preserve"> PAGEREF _Toc243154755 \h </w:instrText>
+        </w:r>
+        <w:r>
+          <w:rPr>
+            <w:noProof/>
+            <w:webHidden/>
+          </w:rPr>
+        </w:r>
+        <w:r>
+          <w:rPr>
+            <w:noProof/>
+            <w:webHidden/>
+          </w:rPr>
+          <w:fldChar w:fldCharType="separate"/>
+        </w:r>
+        <w:r>
+          <w:rPr>
+            <w:noProof/>
+            <w:webHidden/>
+          </w:rPr>
+          <w:t>20</w:t>
+        </w:r>
+        <w:r>
+          <w:rPr>
+            <w:noProof/>
+            <w:webHidden/>
+          </w:rPr>
+          <w:fldChar w:fldCharType="end"/>
+        </w:r>
+      </w:hyperlink>
+    </w:p>
+    <w:p>
       <w:r>
         <w:fldChar w:fldCharType="end"/>
       </w:r>
@@ -3444,7 +4329,7 @@
       <w:r>
         <w:br w:type="page"/>
       </w:r>
-      <w:bookmarkStart w:id="3" w:name="_Toc241419969"/>
+      <w:bookmarkStart w:id="3" w:name="_Toc243153959"/>
       <w:r>
         <w:lastRenderedPageBreak/>
         <w:t>List</w:t>
@@ -3456,50 +4341,400 @@
     </w:p>
     <w:p>
       <w:pPr>
+        <w:pStyle w:val="TableofFigures"/>
+        <w:tabs>
+          <w:tab w:val="right" w:leader="dot" w:pos="9628"/>
+        </w:tabs>
+        <w:rPr>
+          <w:rFonts w:asciiTheme="minorHAnsi" w:eastAsiaTheme="minorEastAsia" w:hAnsiTheme="minorHAnsi" w:cstheme="minorBidi"/>
+          <w:noProof/>
+          <w:kern w:val="2"/>
+          <w:lang w:eastAsia="en-GB"/>
+          <w14:ligatures w14:val="standardContextual"/>
+        </w:rPr>
+      </w:pPr>
+      <w:r>
         <w:rPr>
           <w:rFonts w:eastAsiaTheme="majorEastAsia"/>
         </w:rPr>
-      </w:pPr>
+        <w:fldChar w:fldCharType="begin"/>
+      </w:r>
       <w:r>
         <w:rPr>
           <w:rFonts w:eastAsiaTheme="majorEastAsia"/>
         </w:rPr>
-        <w:fldChar w:fldCharType="begin"/>
+        <w:instrText xml:space="preserve"> TOC \h \z \c "Figure" </w:instrText>
       </w:r>
       <w:r>
         <w:rPr>
           <w:rFonts w:eastAsiaTheme="majorEastAsia"/>
         </w:rPr>
-        <w:instrText xml:space="preserve"> TOC \h \z \c "Figure" </w:instrText>
-      </w:r>
-      <w:r>
+        <w:fldChar w:fldCharType="separate"/>
+      </w:r>
+      <w:hyperlink w:anchor="_Toc243153838" w:history="1">
+        <w:r>
+          <w:rPr>
+            <w:rStyle w:val="Hyperlink"/>
+            <w:noProof/>
+          </w:rPr>
+          <w:t>Figure 1 T-shirt effort sizing implementation for Aeroq</w:t>
+        </w:r>
+        <w:r>
+          <w:rPr>
+            <w:noProof/>
+            <w:webHidden/>
+          </w:rPr>
+          <w:tab/>
+        </w:r>
+        <w:r>
+          <w:rPr>
+            <w:noProof/>
+            <w:webHidden/>
+          </w:rPr>
+          <w:fldChar w:fldCharType="begin"/>
+        </w:r>
+        <w:r>
+          <w:rPr>
+            <w:noProof/>
+            <w:webHidden/>
+          </w:rPr>
+          <w:instrText xml:space="preserve"> PAGEREF _Toc243153838 \h </w:instrText>
+        </w:r>
+        <w:r>
+          <w:rPr>
+            <w:noProof/>
+            <w:webHidden/>
+          </w:rPr>
+        </w:r>
+        <w:r>
+          <w:rPr>
+            <w:noProof/>
+            <w:webHidden/>
+          </w:rPr>
+          <w:fldChar w:fldCharType="separate"/>
+        </w:r>
+        <w:r>
+          <w:rPr>
+            <w:noProof/>
+            <w:webHidden/>
+          </w:rPr>
+          <w:t>21</w:t>
+        </w:r>
+        <w:r>
+          <w:rPr>
+            <w:noProof/>
+            <w:webHidden/>
+          </w:rPr>
+          <w:fldChar w:fldCharType="end"/>
+        </w:r>
+      </w:hyperlink>
+    </w:p>
+    <w:p>
+      <w:pPr>
+        <w:pStyle w:val="TableofFigures"/>
+        <w:tabs>
+          <w:tab w:val="right" w:leader="dot" w:pos="9628"/>
+        </w:tabs>
+        <w:rPr>
+          <w:rFonts w:asciiTheme="minorHAnsi" w:eastAsiaTheme="minorEastAsia" w:hAnsiTheme="minorHAnsi" w:cstheme="minorBidi"/>
+          <w:noProof/>
+          <w:kern w:val="2"/>
+          <w:lang w:eastAsia="en-GB"/>
+          <w14:ligatures w14:val="standardContextual"/>
+        </w:rPr>
+      </w:pPr>
+      <w:hyperlink w:anchor="_Toc243153839" w:history="1">
+        <w:r>
+          <w:rPr>
+            <w:rStyle w:val="Hyperlink"/>
+            <w:noProof/>
+          </w:rPr>
+          <w:t>Figure 2 Aeroq project epics (as of 17/10/2026)</w:t>
+        </w:r>
+        <w:r>
+          <w:rPr>
+            <w:noProof/>
+            <w:webHidden/>
+          </w:rPr>
+          <w:tab/>
+        </w:r>
+        <w:r>
+          <w:rPr>
+            <w:noProof/>
+            <w:webHidden/>
+          </w:rPr>
+          <w:fldChar w:fldCharType="begin"/>
+        </w:r>
+        <w:r>
+          <w:rPr>
+            <w:noProof/>
+            <w:webHidden/>
+          </w:rPr>
+          <w:instrText xml:space="preserve"> PAGEREF _Toc243153839 \h </w:instrText>
+        </w:r>
+        <w:r>
+          <w:rPr>
+            <w:noProof/>
+            <w:webHidden/>
+          </w:rPr>
+        </w:r>
+        <w:r>
+          <w:rPr>
+            <w:noProof/>
+            <w:webHidden/>
+          </w:rPr>
+          <w:fldChar w:fldCharType="separate"/>
+        </w:r>
+        <w:r>
+          <w:rPr>
+            <w:noProof/>
+            <w:webHidden/>
+          </w:rPr>
+          <w:t>21</w:t>
+        </w:r>
+        <w:r>
+          <w:rPr>
+            <w:noProof/>
+            <w:webHidden/>
+          </w:rPr>
+          <w:fldChar w:fldCharType="end"/>
+        </w:r>
+      </w:hyperlink>
+    </w:p>
+    <w:p>
+      <w:pPr>
+        <w:pStyle w:val="TableofFigures"/>
+        <w:tabs>
+          <w:tab w:val="right" w:leader="dot" w:pos="9628"/>
+        </w:tabs>
+        <w:rPr>
+          <w:rFonts w:asciiTheme="minorHAnsi" w:eastAsiaTheme="minorEastAsia" w:hAnsiTheme="minorHAnsi" w:cstheme="minorBidi"/>
+          <w:noProof/>
+          <w:kern w:val="2"/>
+          <w:lang w:eastAsia="en-GB"/>
+          <w14:ligatures w14:val="standardContextual"/>
+        </w:rPr>
+      </w:pPr>
+      <w:hyperlink w:anchor="_Toc243153840" w:history="1">
+        <w:r>
+          <w:rPr>
+            <w:rStyle w:val="Hyperlink"/>
+            <w:noProof/>
+          </w:rPr>
+          <w:t>Figure 3 Product backlog with sprint 1 (CDM-01) in-progress (as of 17/10/2026)</w:t>
+        </w:r>
+        <w:r>
+          <w:rPr>
+            <w:noProof/>
+            <w:webHidden/>
+          </w:rPr>
+          <w:tab/>
+        </w:r>
+        <w:r>
+          <w:rPr>
+            <w:noProof/>
+            <w:webHidden/>
+          </w:rPr>
+          <w:fldChar w:fldCharType="begin"/>
+        </w:r>
+        <w:r>
+          <w:rPr>
+            <w:noProof/>
+            <w:webHidden/>
+          </w:rPr>
+          <w:instrText xml:space="preserve"> PAGEREF _Toc243153840 \h </w:instrText>
+        </w:r>
+        <w:r>
+          <w:rPr>
+            <w:noProof/>
+            <w:webHidden/>
+          </w:rPr>
+        </w:r>
+        <w:r>
+          <w:rPr>
+            <w:noProof/>
+            <w:webHidden/>
+          </w:rPr>
+          <w:fldChar w:fldCharType="separate"/>
+        </w:r>
+        <w:r>
+          <w:rPr>
+            <w:noProof/>
+            <w:webHidden/>
+          </w:rPr>
+          <w:t>22</w:t>
+        </w:r>
+        <w:r>
+          <w:rPr>
+            <w:noProof/>
+            <w:webHidden/>
+          </w:rPr>
+          <w:fldChar w:fldCharType="end"/>
+        </w:r>
+      </w:hyperlink>
+    </w:p>
+    <w:p>
+      <w:pPr>
+        <w:pStyle w:val="TableofFigures"/>
+        <w:tabs>
+          <w:tab w:val="right" w:leader="dot" w:pos="9628"/>
+        </w:tabs>
+        <w:rPr>
+          <w:rFonts w:asciiTheme="minorHAnsi" w:eastAsiaTheme="minorEastAsia" w:hAnsiTheme="minorHAnsi" w:cstheme="minorBidi"/>
+          <w:noProof/>
+          <w:kern w:val="2"/>
+          <w:lang w:eastAsia="en-GB"/>
+          <w14:ligatures w14:val="standardContextual"/>
+        </w:rPr>
+      </w:pPr>
+      <w:hyperlink w:anchor="_Toc243153841" w:history="1">
+        <w:r>
+          <w:rPr>
+            <w:rStyle w:val="Hyperlink"/>
+            <w:noProof/>
+          </w:rPr>
+          <w:t>Figure 4 Interactive sprint backlog chart (as of 17/10/2026)</w:t>
+        </w:r>
+        <w:r>
+          <w:rPr>
+            <w:noProof/>
+            <w:webHidden/>
+          </w:rPr>
+          <w:tab/>
+        </w:r>
+        <w:r>
+          <w:rPr>
+            <w:noProof/>
+            <w:webHidden/>
+          </w:rPr>
+          <w:fldChar w:fldCharType="begin"/>
+        </w:r>
+        <w:r>
+          <w:rPr>
+            <w:noProof/>
+            <w:webHidden/>
+          </w:rPr>
+          <w:instrText xml:space="preserve"> PAGEREF _Toc243153841 \h </w:instrText>
+        </w:r>
+        <w:r>
+          <w:rPr>
+            <w:noProof/>
+            <w:webHidden/>
+          </w:rPr>
+        </w:r>
+        <w:r>
+          <w:rPr>
+            <w:noProof/>
+            <w:webHidden/>
+          </w:rPr>
+          <w:fldChar w:fldCharType="separate"/>
+        </w:r>
+        <w:r>
+          <w:rPr>
+            <w:noProof/>
+            <w:webHidden/>
+          </w:rPr>
+          <w:t>22</w:t>
+        </w:r>
+        <w:r>
+          <w:rPr>
+            <w:noProof/>
+            <w:webHidden/>
+          </w:rPr>
+          <w:fldChar w:fldCharType="end"/>
+        </w:r>
+      </w:hyperlink>
+    </w:p>
+    <w:p>
+      <w:pPr>
+        <w:pStyle w:val="TableofFigures"/>
+        <w:tabs>
+          <w:tab w:val="right" w:leader="dot" w:pos="9628"/>
+        </w:tabs>
+        <w:rPr>
+          <w:rFonts w:asciiTheme="minorHAnsi" w:eastAsiaTheme="minorEastAsia" w:hAnsiTheme="minorHAnsi" w:cstheme="minorBidi"/>
+          <w:noProof/>
+          <w:kern w:val="2"/>
+          <w:lang w:eastAsia="en-GB"/>
+          <w14:ligatures w14:val="standardContextual"/>
+        </w:rPr>
+      </w:pPr>
+      <w:hyperlink w:anchor="_Toc243153842" w:history="1">
+        <w:r>
+          <w:rPr>
+            <w:rStyle w:val="Hyperlink"/>
+            <w:noProof/>
+          </w:rPr>
+          <w:t>Figure 5 Interactive Kanban board (as of 17/10/2026)</w:t>
+        </w:r>
+        <w:r>
+          <w:rPr>
+            <w:noProof/>
+            <w:webHidden/>
+          </w:rPr>
+          <w:tab/>
+        </w:r>
+        <w:r>
+          <w:rPr>
+            <w:noProof/>
+            <w:webHidden/>
+          </w:rPr>
+          <w:fldChar w:fldCharType="begin"/>
+        </w:r>
+        <w:r>
+          <w:rPr>
+            <w:noProof/>
+            <w:webHidden/>
+          </w:rPr>
+          <w:instrText xml:space="preserve"> PAGEREF _Toc243153842 \h </w:instrText>
+        </w:r>
+        <w:r>
+          <w:rPr>
+            <w:noProof/>
+            <w:webHidden/>
+          </w:rPr>
+        </w:r>
+        <w:r>
+          <w:rPr>
+            <w:noProof/>
+            <w:webHidden/>
+          </w:rPr>
+          <w:fldChar w:fldCharType="separate"/>
+        </w:r>
+        <w:r>
+          <w:rPr>
+            <w:noProof/>
+            <w:webHidden/>
+          </w:rPr>
+          <w:t>23</w:t>
+        </w:r>
+        <w:r>
+          <w:rPr>
+            <w:noProof/>
+            <w:webHidden/>
+          </w:rPr>
+          <w:fldChar w:fldCharType="end"/>
+        </w:r>
+      </w:hyperlink>
+    </w:p>
+    <w:p>
+      <w:pPr>
         <w:rPr>
           <w:rFonts w:eastAsiaTheme="majorEastAsia"/>
         </w:rPr>
-        <w:fldChar w:fldCharType="separate"/>
-      </w:r>
+      </w:pPr>
       <w:r>
         <w:rPr>
           <w:rFonts w:eastAsiaTheme="majorEastAsia"/>
-          <w:b/>
-          <w:bCs/>
-          <w:noProof/>
-          <w:lang w:val="en-GB"/>
-        </w:rPr>
-        <w:t>No table of figures entries found.</w:t>
-      </w:r>
-      <w:r>
+        </w:rPr>
+        <w:fldChar w:fldCharType="end"/>
+      </w:r>
+    </w:p>
+    <w:p>
+      <w:pPr>
         <w:rPr>
           <w:rFonts w:eastAsiaTheme="majorEastAsia"/>
         </w:rPr>
-        <w:fldChar w:fldCharType="end"/>
-      </w:r>
-    </w:p>
-    <w:p>
-      <w:pPr>
-        <w:rPr>
-          <w:rFonts w:eastAsiaTheme="majorEastAsia"/>
-        </w:rPr>
       </w:pPr>
     </w:p>
     <w:p>
@@ -3509,7 +4744,7 @@
       <w:r>
         <w:br w:type="page"/>
       </w:r>
-      <w:bookmarkStart w:id="4" w:name="_Toc241419970"/>
+      <w:bookmarkStart w:id="4" w:name="_Toc243153960"/>
       <w:r>
         <w:lastRenderedPageBreak/>
         <w:t xml:space="preserve">1. </w:t>
@@ -3519,53 +4754,105 @@
       </w:r>
       <w:bookmarkEnd w:id="4"/>
     </w:p>
+    <w:p>
+      <w:pPr>
+        <w:pStyle w:val="Heading2"/>
+      </w:pPr>
+      <w:bookmarkStart w:id="5" w:name="_Toc243153961"/>
+      <w:r>
+        <w:t>1.1.</w:t>
+      </w:r>
+      <w:r>
+        <w:t xml:space="preserve"> </w:t>
+      </w:r>
+      <w:r>
+        <w:t>Determine</w:t>
+      </w:r>
+      <w:r>
+        <w:t xml:space="preserve"> </w:t>
+      </w:r>
+      <w:r>
+        <w:t>Business</w:t>
+      </w:r>
+      <w:r>
+        <w:t xml:space="preserve"> Objectives</w:t>
+      </w:r>
+      <w:bookmarkEnd w:id="5"/>
+    </w:p>
+    <w:p>
+      <w:pPr>
+        <w:pStyle w:val="Heading3"/>
+      </w:pPr>
+      <w:bookmarkStart w:id="6" w:name="_Toc243153962"/>
+      <w:r>
+        <w:t>1.1.1</w:t>
+      </w:r>
+      <w:r>
+        <w:t>.</w:t>
+      </w:r>
+      <w:r>
+        <w:t xml:space="preserve"> </w:t>
+      </w:r>
+      <w:r>
+        <w:t>Background</w:t>
+      </w:r>
+      <w:bookmarkEnd w:id="6"/>
+      <w:r>
+        <w:t xml:space="preserve"> </w:t>
+      </w:r>
+    </w:p>
+    <w:p>
+      <w:pPr>
+        <w:pStyle w:val="Heading4"/>
+      </w:pPr>
+      <w:r>
+        <w:t xml:space="preserve">Project </w:t>
+      </w:r>
+      <w:r>
+        <w:t>Proposal</w:t>
+      </w:r>
+    </w:p>
+    <w:p>
+      <w:pPr>
+        <w:pStyle w:val="Quote"/>
+      </w:pPr>
+      <w:r>
+        <w:t xml:space="preserve">Irish airport departure boards only show delays once they're officially announced, but early indicators are often present in public data. I propose to build a system, </w:t>
+      </w:r>
+      <w:proofErr w:type="spellStart"/>
+      <w:r>
+        <w:t>Aeroq</w:t>
+      </w:r>
+      <w:proofErr w:type="spellEnd"/>
+      <w:r>
+        <w:t xml:space="preserve">, which will take as input a user-provided flight number, fetch the relevant historical and live data, compute one or more probability indicators for the chance of a 15 minute delay or greater, and output, in a human-readable way, this indicator and some </w:t>
+      </w:r>
+      <w:r>
+        <w:t>associated</w:t>
+      </w:r>
+      <w:r>
+        <w:t xml:space="preserve"> ‘reasoning’ information. </w:t>
+      </w:r>
+    </w:p>
     <w:p/>
     <w:p>
       <w:pPr>
-        <w:pStyle w:val="Heading2"/>
-      </w:pPr>
-      <w:bookmarkStart w:id="5" w:name="_Toc241419971"/>
-      <w:r>
-        <w:t>1.1.</w:t>
-      </w:r>
-      <w:r>
-        <w:t xml:space="preserve"> </w:t>
-      </w:r>
-      <w:r>
-        <w:t>Determine</w:t>
-      </w:r>
-      <w:r>
-        <w:t xml:space="preserve"> </w:t>
-      </w:r>
-      <w:r>
-        <w:t>Business</w:t>
-      </w:r>
-      <w:r>
-        <w:t xml:space="preserve"> Objectives</w:t>
-      </w:r>
-      <w:bookmarkEnd w:id="5"/>
+        <w:pStyle w:val="Quote"/>
+      </w:pPr>
+      <w:r>
+        <w:t>For example, an input of “EI 552” would return an expanded visual representation of: “85% chance of delay due to the aircraft running 25 minutes late on its inbound flight and strong crosswinds forecasted on approach.” The probability indicator would be computed along various time frames (6 h, 3 h, 1 h, 15 min) and the user given an option to subscribe to updates. I would like to build this as I have always had a great interest in aviation, and am also interested in learning more about data systems.</w:t>
+      </w:r>
     </w:p>
     <w:p/>
     <w:p>
       <w:pPr>
-        <w:pStyle w:val="Heading3"/>
-      </w:pPr>
-      <w:bookmarkStart w:id="6" w:name="_Toc241419972"/>
-      <w:r>
-        <w:t>1.1.1</w:t>
-      </w:r>
-      <w:r>
-        <w:t>.</w:t>
-      </w:r>
-      <w:r>
-        <w:t xml:space="preserve"> </w:t>
-      </w:r>
-      <w:r>
-        <w:t>Background</w:t>
-      </w:r>
-      <w:bookmarkEnd w:id="6"/>
-      <w:r>
-        <w:t xml:space="preserve"> </w:t>
+        <w:pStyle w:val="Quote"/>
+      </w:pPr>
+      <w:r>
+        <w:t>While flight delay prediction is well researched with U.S. data, services that predict delays early, like Flighty, rely on a proprietary black-box system behind a subscription. I envisage this project will require a well-researched data architecture, elements of distributed computing for batch processing of weather observations (METARs/TAFs API) and aircraft data, and the implementation and continuous refinement of decision</w:t>
+      </w:r>
+      <w:r>
+        <w:t xml:space="preserve"> trees to arrive at probabilities, all tied together to serve users in a web app.”</w:t>
       </w:r>
     </w:p>
     <w:p/>
@@ -3574,72 +4861,17 @@
         <w:pStyle w:val="Heading4"/>
       </w:pPr>
       <w:r>
-        <w:t xml:space="preserve">Project </w:t>
-      </w:r>
-      <w:r>
-        <w:t>Proposal</w:t>
-      </w:r>
-    </w:p>
-    <w:p>
-      <w:pPr>
-        <w:pStyle w:val="Quote"/>
-      </w:pPr>
-      <w:r>
-        <w:t xml:space="preserve">Irish airport departure boards only show delays once they're officially announced, but early indicators are often present in public data. I propose to build a system, </w:t>
-      </w:r>
-      <w:proofErr w:type="spellStart"/>
-      <w:r>
-        <w:t>Aeroq</w:t>
-      </w:r>
-      <w:proofErr w:type="spellEnd"/>
-      <w:r>
-        <w:t xml:space="preserve">, which will take as input a user-provided flight number, fetch the relevant historical and live data, compute one or more probability indicators for the chance of a 15 minute delay or greater, and output, in a human-readable way, this indicator and some </w:t>
-      </w:r>
-      <w:r>
-        <w:t>associated</w:t>
-      </w:r>
-      <w:r>
-        <w:t xml:space="preserve"> ‘reasoning’ information. </w:t>
+        <w:t>Target Users</w:t>
+      </w:r>
+    </w:p>
+    <w:p>
+      <w:r>
+        <w:t>Passengers departing from Dublin, Cork, or Shannon airport, especially frequent fliers and those with time-constraints.</w:t>
       </w:r>
     </w:p>
     <w:p/>
-    <w:p>
-      <w:pPr>
-        <w:pStyle w:val="Quote"/>
-      </w:pPr>
-      <w:r>
-        <w:t>For example, an input of “EI 552” would return an expanded visual representation of: “85% chance of delay due to the aircraft running 25 minutes late on its inbound flight and strong crosswinds forecasted on approach.” The probability indicator would be computed along various time frames (6 h, 3 h, 1 h, 15 min) and the user given an option to subscribe to updates. I would like to build this as I have always had a great interest in aviation, and am also interested in learning more about data systems.</w:t>
-      </w:r>
-    </w:p>
     <w:p/>
-    <w:p>
-      <w:pPr>
-        <w:pStyle w:val="Quote"/>
-      </w:pPr>
-      <w:r>
-        <w:t>While flight delay prediction is well researched with U.S. data, services that predict delays early, like Flighty, rely on a proprietary black-box system behind a subscription. I envisage this project will require a well-researched data architecture, elements of distributed computing for batch processing of weather observations (METARs/TAFs API) and aircraft data, and the implementation and continuous refinement of decision</w:t>
-      </w:r>
-      <w:r>
-        <w:t xml:space="preserve"> </w:t>
-      </w:r>
-      <w:r>
-        <w:t>trees to arrive at probabilities, all tied together to serve users in a web app.”</w:t>
-      </w:r>
-    </w:p>
     <w:p/>
-    <w:p>
-      <w:pPr>
-        <w:pStyle w:val="Heading4"/>
-      </w:pPr>
-      <w:r>
-        <w:t>Target Users</w:t>
-      </w:r>
-    </w:p>
-    <w:p>
-      <w:r>
-        <w:t>Passengers departing from Dublin, Cork, or Shannon airport, especially frequent fliers and those with time-constraints.</w:t>
-      </w:r>
-    </w:p>
     <w:p>
       <w:pPr>
         <w:pStyle w:val="Heading4"/>
@@ -3690,7 +4922,39 @@
         <w:t xml:space="preserve">in 2009 </w:t>
       </w:r>
       <w:r>
-        <w:t xml:space="preserve">and has continually evolved since. Smartphones, cloud computing, the proliferation of IoT in aviation, and accessible machine learning algorithms all </w:t>
+        <w:t>and has continually evolved since</w:t>
+      </w:r>
+      <w:r>
+        <w:t xml:space="preserve"> </w:t>
+      </w:r>
+      <w:sdt>
+        <w:sdtPr>
+          <w:id w:val="1741058608"/>
+          <w:citation/>
+        </w:sdtPr>
+        <w:sdtContent>
+          <w:r>
+            <w:fldChar w:fldCharType="begin"/>
+          </w:r>
+          <w:r>
+            <w:instrText xml:space="preserve">CITATION Sta \l 6153 </w:instrText>
+          </w:r>
+          <w:r>
+            <w:fldChar w:fldCharType="separate"/>
+          </w:r>
+          <w:r>
+            <w:rPr>
+              <w:noProof/>
+            </w:rPr>
+            <w:t>(StartUp Intros, 2026)</w:t>
+          </w:r>
+          <w:r>
+            <w:fldChar w:fldCharType="end"/>
+          </w:r>
+        </w:sdtContent>
+      </w:sdt>
+      <w:r>
+        <w:t xml:space="preserve">. Smartphones, cloud computing, the proliferation of IoT in aviation, and accessible machine learning algorithms all </w:t>
       </w:r>
       <w:r>
         <w:t>forced platform</w:t>
@@ -3797,6 +5061,35 @@
         <w:t>Apple Design Award</w:t>
       </w:r>
       <w:r>
+        <w:t xml:space="preserve"> </w:t>
+      </w:r>
+      <w:sdt>
+        <w:sdtPr>
+          <w:id w:val="-1405907441"/>
+          <w:citation/>
+        </w:sdtPr>
+        <w:sdtContent>
+          <w:r>
+            <w:fldChar w:fldCharType="begin"/>
+          </w:r>
+          <w:r>
+            <w:instrText xml:space="preserve">CITATION Mer26 \l 6153 </w:instrText>
+          </w:r>
+          <w:r>
+            <w:fldChar w:fldCharType="separate"/>
+          </w:r>
+          <w:r>
+            <w:rPr>
+              <w:noProof/>
+            </w:rPr>
+            <w:t>(Mercury, 2026)</w:t>
+          </w:r>
+          <w:r>
+            <w:fldChar w:fldCharType="end"/>
+          </w:r>
+        </w:sdtContent>
+      </w:sdt>
+      <w:r>
         <w:t xml:space="preserve">. </w:t>
       </w:r>
       <w:r>
@@ -3806,7 +5099,39 @@
         <w:t xml:space="preserve"> across the world and holds </w:t>
       </w:r>
       <w:r>
-        <w:t>a 4.7 out of 5 average rating on the Irish iOS App Store (as of 10/10/2026).</w:t>
+        <w:t>a 4.7 out of 5 average rating on the Irish iOS App Store (as of 10/10/2026)</w:t>
+      </w:r>
+      <w:r>
+        <w:t xml:space="preserve"> </w:t>
+      </w:r>
+      <w:sdt>
+        <w:sdtPr>
+          <w:id w:val="-343869833"/>
+          <w:citation/>
+        </w:sdtPr>
+        <w:sdtContent>
+          <w:r>
+            <w:fldChar w:fldCharType="begin"/>
+          </w:r>
+          <w:r>
+            <w:instrText xml:space="preserve">CITATION App26 \l 6153 </w:instrText>
+          </w:r>
+          <w:r>
+            <w:fldChar w:fldCharType="separate"/>
+          </w:r>
+          <w:r>
+            <w:rPr>
+              <w:noProof/>
+            </w:rPr>
+            <w:t>(Apple, 2026)</w:t>
+          </w:r>
+          <w:r>
+            <w:fldChar w:fldCharType="end"/>
+          </w:r>
+        </w:sdtContent>
+      </w:sdt>
+      <w:r>
+        <w:t>.</w:t>
       </w:r>
       <w:r>
         <w:t xml:space="preserve"> </w:t>
@@ -3831,44 +5156,61 @@
         <w:t>Airport Intelligence</w:t>
       </w:r>
       <w:r>
+        <w:rPr>
+          <w:i/>
+          <w:iCs/>
+        </w:rPr>
+        <w:t xml:space="preserve"> </w:t>
+      </w:r>
+      <w:sdt>
+        <w:sdtPr>
+          <w:rPr>
+            <w:i/>
+            <w:iCs/>
+          </w:rPr>
+          <w:id w:val="103701219"/>
+          <w:citation/>
+        </w:sdtPr>
+        <w:sdtContent>
+          <w:r>
+            <w:rPr>
+              <w:i/>
+              <w:iCs/>
+            </w:rPr>
+            <w:fldChar w:fldCharType="begin"/>
+          </w:r>
+          <w:r>
+            <w:rPr>
+              <w:i/>
+              <w:iCs/>
+            </w:rPr>
+            <w:instrText xml:space="preserve">CITATION Fli26 \l 6153 </w:instrText>
+          </w:r>
+          <w:r>
+            <w:rPr>
+              <w:i/>
+              <w:iCs/>
+            </w:rPr>
+            <w:fldChar w:fldCharType="separate"/>
+          </w:r>
+          <w:r>
+            <w:rPr>
+              <w:noProof/>
+            </w:rPr>
+            <w:t>(Flighty, 2026)</w:t>
+          </w:r>
+          <w:r>
+            <w:rPr>
+              <w:i/>
+              <w:iCs/>
+            </w:rPr>
+            <w:fldChar w:fldCharType="end"/>
+          </w:r>
+        </w:sdtContent>
+      </w:sdt>
+      <w:r>
         <w:t>.</w:t>
       </w:r>
-    </w:p>
-    <w:p/>
-    <w:p>
-      <w:hyperlink r:id="rId9" w:history="1">
-        <w:r>
-          <w:rPr>
-            <w:rStyle w:val="Hyperlink"/>
-          </w:rPr>
-          <w:t>https://startupintros.com/orgs/flightcaster</w:t>
-        </w:r>
-      </w:hyperlink>
-    </w:p>
-    <w:p>
-      <w:r>
-        <w:t>https://mercury.com/blog/flighty-app-case-study</w:t>
-      </w:r>
-    </w:p>
-    <w:p>
-      <w:hyperlink r:id="rId10" w:history="1">
-        <w:r>
-          <w:rPr>
-            <w:rStyle w:val="Hyperlink"/>
-          </w:rPr>
-          <w:t>https://flighty.com/about</w:t>
-        </w:r>
-      </w:hyperlink>
-    </w:p>
-    <w:p>
-      <w:hyperlink r:id="rId11" w:history="1">
-        <w:r>
-          <w:rPr>
-            <w:rStyle w:val="Hyperlink"/>
-          </w:rPr>
-          <w:t>https://apps.apple.com/us/app/flighty-live-flight-tracker/id1358823008</w:t>
-        </w:r>
-      </w:hyperlink>
     </w:p>
     <w:p/>
     <w:p>
@@ -3975,6 +5317,50 @@
         <w:rPr>
           <w:lang w:val="en-GB"/>
         </w:rPr>
+        <w:t xml:space="preserve"> </w:t>
+      </w:r>
+      <w:sdt>
+        <w:sdtPr>
+          <w:rPr>
+            <w:lang w:val="en-GB"/>
+          </w:rPr>
+          <w:id w:val="1076015107"/>
+          <w:citation/>
+        </w:sdtPr>
+        <w:sdtContent>
+          <w:r>
+            <w:rPr>
+              <w:lang w:val="en-GB"/>
+            </w:rPr>
+            <w:fldChar w:fldCharType="begin"/>
+          </w:r>
+          <w:r>
+            <w:instrText xml:space="preserve">CITATION Tri26 \l 6153 </w:instrText>
+          </w:r>
+          <w:r>
+            <w:rPr>
+              <w:lang w:val="en-GB"/>
+            </w:rPr>
+            <w:fldChar w:fldCharType="separate"/>
+          </w:r>
+          <w:r>
+            <w:rPr>
+              <w:noProof/>
+            </w:rPr>
+            <w:t>(TripIt, 2026)</w:t>
+          </w:r>
+          <w:r>
+            <w:rPr>
+              <w:lang w:val="en-GB"/>
+            </w:rPr>
+            <w:fldChar w:fldCharType="end"/>
+          </w:r>
+        </w:sdtContent>
+      </w:sdt>
+      <w:r>
+        <w:rPr>
+          <w:lang w:val="en-GB"/>
+        </w:rPr>
         <w:t>.</w:t>
       </w:r>
       <w:r>
@@ -4119,6 +5505,50 @@
         <w:rPr>
           <w:lang w:val="en-GB"/>
         </w:rPr>
+        <w:t xml:space="preserve"> </w:t>
+      </w:r>
+      <w:sdt>
+        <w:sdtPr>
+          <w:rPr>
+            <w:lang w:val="en-GB"/>
+          </w:rPr>
+          <w:id w:val="-441995956"/>
+          <w:citation/>
+        </w:sdtPr>
+        <w:sdtContent>
+          <w:r>
+            <w:rPr>
+              <w:lang w:val="en-GB"/>
+            </w:rPr>
+            <w:fldChar w:fldCharType="begin"/>
+          </w:r>
+          <w:r>
+            <w:instrText xml:space="preserve">CITATION Tri25 \l 6153 </w:instrText>
+          </w:r>
+          <w:r>
+            <w:rPr>
+              <w:lang w:val="en-GB"/>
+            </w:rPr>
+            <w:fldChar w:fldCharType="separate"/>
+          </w:r>
+          <w:r>
+            <w:rPr>
+              <w:noProof/>
+            </w:rPr>
+            <w:t>(TripIt, 2025)</w:t>
+          </w:r>
+          <w:r>
+            <w:rPr>
+              <w:lang w:val="en-GB"/>
+            </w:rPr>
+            <w:fldChar w:fldCharType="end"/>
+          </w:r>
+        </w:sdtContent>
+      </w:sdt>
+      <w:r>
+        <w:rPr>
+          <w:lang w:val="en-GB"/>
+        </w:rPr>
         <w:t>.</w:t>
       </w:r>
     </w:p>
@@ -4135,15 +5565,6 @@
           <w:lang w:val="en-GB"/>
         </w:rPr>
       </w:pPr>
-      <w:hyperlink r:id="rId12" w:history="1">
-        <w:r>
-          <w:rPr>
-            <w:rStyle w:val="Hyperlink"/>
-            <w:lang w:val="en-GB"/>
-          </w:rPr>
-          <w:t>https://www.tripit.com/web/tripit-20th-anniversary</w:t>
-        </w:r>
-      </w:hyperlink>
     </w:p>
     <w:p>
       <w:pPr>
@@ -4151,15 +5572,6 @@
           <w:lang w:val="en-GB"/>
         </w:rPr>
       </w:pPr>
-      <w:hyperlink r:id="rId13" w:history="1">
-        <w:r>
-          <w:rPr>
-            <w:rStyle w:val="Hyperlink"/>
-            <w:lang w:val="en-GB"/>
-          </w:rPr>
-          <w:t>https://www.tripit.com/web/blog/news-culture/5-things-travel-safety-risk</w:t>
-        </w:r>
-      </w:hyperlink>
     </w:p>
     <w:p>
       <w:pPr>
@@ -4170,9 +5582,17 @@
     </w:p>
     <w:p>
       <w:pPr>
+        <w:rPr>
+          <w:lang w:val="en-GB"/>
+        </w:rPr>
+      </w:pPr>
+    </w:p>
+    <w:p>
+      <w:pPr>
         <w:pStyle w:val="Heading5"/>
       </w:pPr>
       <w:r>
+        <w:lastRenderedPageBreak/>
         <w:t>App in the Air</w:t>
       </w:r>
     </w:p>
@@ -4202,6 +5622,38 @@
         <w:t xml:space="preserve"> at its peak</w:t>
       </w:r>
       <w:r>
+        <w:t xml:space="preserve"> </w:t>
+      </w:r>
+      <w:sdt>
+        <w:sdtPr>
+          <w:id w:val="22672542"/>
+          <w:citation/>
+        </w:sdtPr>
+        <w:sdtContent>
+          <w:r>
+            <w:fldChar w:fldCharType="begin"/>
+          </w:r>
+          <w:r>
+            <w:instrText xml:space="preserve">CITATION Tec21 \l 6153 </w:instrText>
+          </w:r>
+          <w:r>
+            <w:fldChar w:fldCharType="separate"/>
+          </w:r>
+          <w:r>
+            <w:rPr>
+              <w:noProof/>
+            </w:rPr>
+            <w:t>(TechRound, 2021)</w:t>
+          </w:r>
+          <w:r>
+            <w:fldChar w:fldCharType="end"/>
+          </w:r>
+        </w:sdtContent>
+      </w:sdt>
+      <w:r>
+        <w:t xml:space="preserve"> </w:t>
+      </w:r>
+      <w:r>
         <w:t>.</w:t>
       </w:r>
       <w:r>
@@ -4279,10 +5731,42 @@
         <w:t>modern frequent flyer</w:t>
       </w:r>
       <w:r>
+        <w:t>”</w:t>
+      </w:r>
+      <w:r>
+        <w:t xml:space="preserve"> </w:t>
+      </w:r>
+      <w:sdt>
+        <w:sdtPr>
+          <w:id w:val="-712972303"/>
+          <w:citation/>
+        </w:sdtPr>
+        <w:sdtContent>
+          <w:r>
+            <w:fldChar w:fldCharType="begin"/>
+          </w:r>
+          <w:r>
+            <w:instrText>CITATION Glo22 \m Poi19 \l 6153  \m Pos26</w:instrText>
+          </w:r>
+          <w:r>
+            <w:fldChar w:fldCharType="separate"/>
+          </w:r>
+          <w:r>
+            <w:rPr>
+              <w:noProof/>
+            </w:rPr>
+            <w:t>(GlobeTrender, 2022; Point Hacks, 2019; PostgreSQL, 2026)</w:t>
+          </w:r>
+          <w:r>
+            <w:fldChar w:fldCharType="end"/>
+          </w:r>
+        </w:sdtContent>
+      </w:sdt>
+      <w:r>
         <w:t>.</w:t>
       </w:r>
       <w:r>
-        <w:t xml:space="preserve">” </w:t>
+        <w:t xml:space="preserve"> </w:t>
       </w:r>
       <w:r>
         <w:t>This</w:t>
@@ -4330,95 +5814,61 @@
         <w:t>in October 2024</w:t>
       </w:r>
       <w:r>
+        <w:t xml:space="preserve"> </w:t>
+      </w:r>
+      <w:sdt>
+        <w:sdtPr>
+          <w:id w:val="-743794901"/>
+          <w:citation/>
+        </w:sdtPr>
+        <w:sdtContent>
+          <w:r>
+            <w:fldChar w:fldCharType="begin"/>
+          </w:r>
+          <w:r>
+            <w:instrText xml:space="preserve">CITATION Wor24 \l 6153 </w:instrText>
+          </w:r>
+          <w:r>
+            <w:fldChar w:fldCharType="separate"/>
+          </w:r>
+          <w:r>
+            <w:rPr>
+              <w:noProof/>
+            </w:rPr>
+            <w:t>(World Traveller 73, 2024)</w:t>
+          </w:r>
+          <w:r>
+            <w:fldChar w:fldCharType="end"/>
+          </w:r>
+        </w:sdtContent>
+      </w:sdt>
+      <w:r>
         <w:t>.</w:t>
       </w:r>
     </w:p>
     <w:p/>
     <w:p>
-      <w:hyperlink r:id="rId14" w:history="1">
-        <w:r>
-          <w:rPr>
-            <w:rStyle w:val="Hyperlink"/>
-          </w:rPr>
-          <w:t>https://globetrender.com/</w:t>
-        </w:r>
-        <w:r>
-          <w:rPr>
-            <w:rStyle w:val="Hyperlink"/>
-          </w:rPr>
-          <w:t>2</w:t>
-        </w:r>
-        <w:r>
-          <w:rPr>
-            <w:rStyle w:val="Hyperlink"/>
-          </w:rPr>
-          <w:t>022/02/09/ap</w:t>
-        </w:r>
-        <w:r>
-          <w:rPr>
-            <w:rStyle w:val="Hyperlink"/>
-          </w:rPr>
-          <w:t>p</w:t>
-        </w:r>
-        <w:r>
-          <w:rPr>
-            <w:rStyle w:val="Hyperlink"/>
-          </w:rPr>
-          <w:t>-in-the-air-personal-assistant-frequent-flyers/</w:t>
-        </w:r>
-      </w:hyperlink>
-      <w:r>
-        <w:t xml:space="preserve"> (quote and founding info)</w:t>
-      </w:r>
-    </w:p>
-    <w:p>
-      <w:hyperlink r:id="rId15" w:history="1">
-        <w:r>
-          <w:rPr>
-            <w:rStyle w:val="Hyperlink"/>
-          </w:rPr>
-          <w:t>https://www.pointhacks.com.au/app-in-the-air-guide/</w:t>
-        </w:r>
-      </w:hyperlink>
-      <w:r>
-        <w:t xml:space="preserve"> (Feature list)</w:t>
-      </w:r>
-    </w:p>
-    <w:p>
-      <w:hyperlink r:id="rId16" w:history="1">
-        <w:r>
-          <w:rPr>
-            <w:rStyle w:val="Hyperlink"/>
-          </w:rPr>
-          <w:t>https://techround.co.uk/interviews/interview-with-bayram-annakov-founder-ceo-at-app-in-the-air/</w:t>
-        </w:r>
-      </w:hyperlink>
-    </w:p>
-    <w:p>
-      <w:hyperlink r:id="rId17" w:history="1">
-        <w:r>
-          <w:rPr>
-            <w:rStyle w:val="Hyperlink"/>
-          </w:rPr>
-          <w:t>https://aviationweek.com/air-transport/airports-networks/community-spotlight-app-air</w:t>
-        </w:r>
-      </w:hyperlink>
-      <w:r>
-        <w:t xml:space="preserve"> (target audience, AI)</w:t>
-      </w:r>
-    </w:p>
-    <w:p>
-      <w:hyperlink r:id="rId18" w:history="1">
-        <w:r>
-          <w:rPr>
-            <w:rStyle w:val="Hyperlink"/>
-          </w:rPr>
-          <w:t>https://worldtraveller73.com/2024/09/26/app-in-the-air-shuts-down-what-users-need-to-know/</w:t>
-        </w:r>
-      </w:hyperlink>
-    </w:p>
-    <w:p/>
-    <w:p/>
+      <w:pPr>
+        <w:pStyle w:val="Caption"/>
+        <w:keepNext/>
+      </w:pPr>
+      <w:bookmarkStart w:id="7" w:name="_Toc243154745"/>
+      <w:r>
+        <w:t xml:space="preserve">Table </w:t>
+      </w:r>
+      <w:fldSimple w:instr=" SEQ Table \* ARABIC ">
+        <w:r>
+          <w:rPr>
+            <w:noProof/>
+          </w:rPr>
+          <w:t>1</w:t>
+        </w:r>
+      </w:fldSimple>
+      <w:r>
+        <w:t xml:space="preserve"> Price comparison for Flighty, TripIt, and App in the Air</w:t>
+      </w:r>
+      <w:bookmarkEnd w:id="7"/>
+    </w:p>
     <w:tbl>
       <w:tblPr>
         <w:tblStyle w:val="GridTable4-Accent1"/>
@@ -4453,10 +5903,51 @@
           <w:p>
             <w:pPr>
               <w:cnfStyle w:val="100000000000" w:firstRow="1" w:lastRow="0" w:firstColumn="0" w:lastColumn="0" w:oddVBand="0" w:evenVBand="0" w:oddHBand="0" w:evenHBand="0" w:firstRowFirstColumn="0" w:firstRowLastColumn="0" w:lastRowFirstColumn="0" w:lastRowLastColumn="0"/>
-            </w:pPr>
-            <w:r>
-              <w:t>Flighty</w:t>
-            </w:r>
+              <w:rPr>
+                <w:b w:val="0"/>
+                <w:bCs w:val="0"/>
+              </w:rPr>
+            </w:pPr>
+            <w:r>
+              <w:t>Flight</w:t>
+            </w:r>
+            <w:r>
+              <w:t>y</w:t>
+            </w:r>
+          </w:p>
+          <w:p>
+            <w:pPr>
+              <w:cnfStyle w:val="100000000000" w:firstRow="1" w:lastRow="0" w:firstColumn="0" w:lastColumn="0" w:oddVBand="0" w:evenVBand="0" w:oddHBand="0" w:evenHBand="0" w:firstRowFirstColumn="0" w:firstRowLastColumn="0" w:lastRowFirstColumn="0" w:lastRowLastColumn="0"/>
+            </w:pPr>
+            <w:r>
+              <w:t xml:space="preserve"> </w:t>
+            </w:r>
+            <w:sdt>
+              <w:sdtPr>
+                <w:id w:val="1611385928"/>
+                <w:citation/>
+              </w:sdtPr>
+              <w:sdtContent>
+                <w:r>
+                  <w:fldChar w:fldCharType="begin"/>
+                </w:r>
+                <w:r>
+                  <w:instrText xml:space="preserve">CITATION Lev26 \l 6153 </w:instrText>
+                </w:r>
+                <w:r>
+                  <w:fldChar w:fldCharType="separate"/>
+                </w:r>
+                <w:r>
+                  <w:rPr>
+                    <w:noProof/>
+                  </w:rPr>
+                  <w:t>(Flighty, 2026)</w:t>
+                </w:r>
+                <w:r>
+                  <w:fldChar w:fldCharType="end"/>
+                </w:r>
+              </w:sdtContent>
+            </w:sdt>
           </w:p>
         </w:tc>
         <w:tc>
@@ -4466,11 +5957,49 @@
           <w:p>
             <w:pPr>
               <w:cnfStyle w:val="100000000000" w:firstRow="1" w:lastRow="0" w:firstColumn="0" w:lastColumn="0" w:oddVBand="0" w:evenVBand="0" w:oddHBand="0" w:evenHBand="0" w:firstRowFirstColumn="0" w:firstRowLastColumn="0" w:lastRowFirstColumn="0" w:lastRowLastColumn="0"/>
+              <w:rPr>
+                <w:b w:val="0"/>
+                <w:bCs w:val="0"/>
+              </w:rPr>
             </w:pPr>
             <w:r>
               <w:t>TripIt</w:t>
             </w:r>
           </w:p>
+          <w:p>
+            <w:pPr>
+              <w:cnfStyle w:val="100000000000" w:firstRow="1" w:lastRow="0" w:firstColumn="0" w:lastColumn="0" w:oddVBand="0" w:evenVBand="0" w:oddHBand="0" w:evenHBand="0" w:firstRowFirstColumn="0" w:firstRowLastColumn="0" w:lastRowFirstColumn="0" w:lastRowLastColumn="0"/>
+            </w:pPr>
+            <w:r>
+              <w:t xml:space="preserve"> </w:t>
+            </w:r>
+            <w:sdt>
+              <w:sdtPr>
+                <w:id w:val="875355176"/>
+                <w:citation/>
+              </w:sdtPr>
+              <w:sdtContent>
+                <w:r>
+                  <w:fldChar w:fldCharType="begin"/>
+                </w:r>
+                <w:r>
+                  <w:instrText xml:space="preserve">CITATION Tri261 \l 6153 </w:instrText>
+                </w:r>
+                <w:r>
+                  <w:fldChar w:fldCharType="separate"/>
+                </w:r>
+                <w:r>
+                  <w:rPr>
+                    <w:noProof/>
+                  </w:rPr>
+                  <w:t>(TripIt, 2026)</w:t>
+                </w:r>
+                <w:r>
+                  <w:fldChar w:fldCharType="end"/>
+                </w:r>
+              </w:sdtContent>
+            </w:sdt>
+          </w:p>
         </w:tc>
         <w:tc>
           <w:tcPr>
@@ -4481,8 +6010,37 @@
               <w:cnfStyle w:val="100000000000" w:firstRow="1" w:lastRow="0" w:firstColumn="0" w:lastColumn="0" w:oddVBand="0" w:evenVBand="0" w:oddHBand="0" w:evenHBand="0" w:firstRowFirstColumn="0" w:firstRowLastColumn="0" w:lastRowFirstColumn="0" w:lastRowLastColumn="0"/>
             </w:pPr>
             <w:r>
-              <w:t>App in the Air</w:t>
-            </w:r>
+              <w:t>App in the Ai</w:t>
+            </w:r>
+            <w:r>
+              <w:t xml:space="preserve">r </w:t>
+            </w:r>
+            <w:sdt>
+              <w:sdtPr>
+                <w:id w:val="911748461"/>
+                <w:citation/>
+              </w:sdtPr>
+              <w:sdtContent>
+                <w:r>
+                  <w:fldChar w:fldCharType="begin"/>
+                </w:r>
+                <w:r>
+                  <w:instrText xml:space="preserve">CITATION Glo22 \l 6153 </w:instrText>
+                </w:r>
+                <w:r>
+                  <w:fldChar w:fldCharType="separate"/>
+                </w:r>
+                <w:r>
+                  <w:rPr>
+                    <w:noProof/>
+                  </w:rPr>
+                  <w:t>(GlobeTrender, 2022)</w:t>
+                </w:r>
+                <w:r>
+                  <w:fldChar w:fldCharType="end"/>
+                </w:r>
+              </w:sdtContent>
+            </w:sdt>
           </w:p>
         </w:tc>
       </w:tr>
@@ -4541,9 +6099,32 @@
             <w:r>
               <w:t xml:space="preserve"> and basic flight tracking </w:t>
             </w:r>
-            <w:r>
-              <w:t>(2018)</w:t>
-            </w:r>
+            <w:sdt>
+              <w:sdtPr>
+                <w:id w:val="1503477229"/>
+                <w:citation/>
+              </w:sdtPr>
+              <w:sdtContent>
+                <w:r>
+                  <w:fldChar w:fldCharType="begin"/>
+                </w:r>
+                <w:r>
+                  <w:instrText xml:space="preserve">CITATION Out18 \l 6153 </w:instrText>
+                </w:r>
+                <w:r>
+                  <w:fldChar w:fldCharType="separate"/>
+                </w:r>
+                <w:r>
+                  <w:rPr>
+                    <w:noProof/>
+                  </w:rPr>
+                  <w:t>(OutandOut, 2018)</w:t>
+                </w:r>
+                <w:r>
+                  <w:fldChar w:fldCharType="end"/>
+                </w:r>
+              </w:sdtContent>
+            </w:sdt>
           </w:p>
         </w:tc>
       </w:tr>
@@ -4595,9 +6176,6 @@
             </w:pPr>
             <w:r>
               <w:t>N</w:t>
-            </w:r>
-            <w:r>
-              <w:t xml:space="preserve"> (2022)</w:t>
             </w:r>
           </w:p>
         </w:tc>
@@ -4654,9 +6232,6 @@
             <w:r>
               <w:t>N</w:t>
             </w:r>
-            <w:r>
-              <w:t xml:space="preserve"> (2022)</w:t>
-            </w:r>
           </w:p>
         </w:tc>
       </w:tr>
@@ -4766,7 +6341,6 @@
                 <w:b/>
                 <w:bCs/>
               </w:rPr>
-              <w:lastRenderedPageBreak/>
               <w:t xml:space="preserve">Lifetime: </w:t>
             </w:r>
             <w:r>
@@ -4787,7 +6361,6 @@
                 <w:b/>
                 <w:bCs/>
               </w:rPr>
-              <w:lastRenderedPageBreak/>
               <w:t xml:space="preserve">Annual: </w:t>
             </w:r>
             <w:r>
@@ -4813,9 +6386,6 @@
             <w:r>
               <w:t>£29.49</w:t>
             </w:r>
-            <w:r>
-              <w:t xml:space="preserve"> (2022)</w:t>
-            </w:r>
           </w:p>
           <w:p>
             <w:pPr>
@@ -4831,9 +6401,6 @@
             </w:r>
             <w:r>
               <w:t xml:space="preserve"> £48.99</w:t>
-            </w:r>
-            <w:r>
-              <w:t xml:space="preserve"> (2022)</w:t>
             </w:r>
           </w:p>
         </w:tc>
@@ -4863,7 +6430,7 @@
                 <w:i/>
                 <w:iCs/>
               </w:rPr>
-              <w:t>Flightly and TripIt are accurate</w:t>
+              <w:t>Flig</w:t>
             </w:r>
             <w:r>
               <w:rPr>
@@ -4872,7 +6439,7 @@
                 <w:i/>
                 <w:iCs/>
               </w:rPr>
-              <w:t xml:space="preserve"> as of 12/10/2026</w:t>
+              <w:t>hty</w:t>
             </w:r>
             <w:r>
               <w:rPr>
@@ -4881,18 +6448,17 @@
                 <w:i/>
                 <w:iCs/>
               </w:rPr>
-              <w:t>.</w:t>
-            </w:r>
-          </w:p>
-          <w:p>
-            <w:pPr>
+              <w:t xml:space="preserve"> and TripIt are accurate</w:t>
+            </w:r>
+            <w:r>
               <w:rPr>
                 <w:b w:val="0"/>
                 <w:bCs w:val="0"/>
                 <w:i/>
                 <w:iCs/>
               </w:rPr>
-            </w:pPr>
+              <w:t xml:space="preserve"> as of 12/10/2026</w:t>
+            </w:r>
             <w:r>
               <w:rPr>
                 <w:b w:val="0"/>
@@ -4900,17 +6466,18 @@
                 <w:i/>
                 <w:iCs/>
               </w:rPr>
-              <w:t>Reliable data for the pricing of</w:t>
-            </w:r>
-            <w:r>
+              <w:t>.</w:t>
+            </w:r>
+          </w:p>
+          <w:p>
+            <w:pPr>
               <w:rPr>
                 <w:b w:val="0"/>
                 <w:bCs w:val="0"/>
                 <w:i/>
                 <w:iCs/>
               </w:rPr>
-              <w:t xml:space="preserve"> App in the Air</w:t>
-            </w:r>
+            </w:pPr>
             <w:r>
               <w:rPr>
                 <w:b w:val="0"/>
@@ -4918,7 +6485,7 @@
                 <w:i/>
                 <w:iCs/>
               </w:rPr>
-              <w:t xml:space="preserve"> was difficult to find.</w:t>
+              <w:t>Reliable data for the pricing of</w:t>
             </w:r>
             <w:r>
               <w:rPr>
@@ -4927,79 +6494,30 @@
                 <w:i/>
                 <w:iCs/>
               </w:rPr>
+              <w:t xml:space="preserve"> App in the Air</w:t>
+            </w:r>
+            <w:r>
+              <w:rPr>
+                <w:b w:val="0"/>
+                <w:bCs w:val="0"/>
+                <w:i/>
+                <w:iCs/>
+              </w:rPr>
+              <w:t xml:space="preserve"> was difficult to find.</w:t>
+            </w:r>
+            <w:r>
+              <w:rPr>
+                <w:b w:val="0"/>
+                <w:bCs w:val="0"/>
+                <w:i/>
+                <w:iCs/>
+              </w:rPr>
               <w:t xml:space="preserve"> Wayback Machine showed no pricing information on their website after this date.</w:t>
             </w:r>
           </w:p>
         </w:tc>
       </w:tr>
     </w:tbl>
-    <w:p/>
-    <w:p>
-      <w:hyperlink r:id="rId19" w:history="1">
-        <w:r>
-          <w:rPr>
-            <w:rStyle w:val="Hyperlink"/>
-          </w:rPr>
-          <w:t>https://www.tripit.com/web/pro/pricing</w:t>
-        </w:r>
-      </w:hyperlink>
-    </w:p>
-    <w:p>
-      <w:hyperlink r:id="rId20" w:history="1">
-        <w:r>
-          <w:rPr>
-            <w:rStyle w:val="Hyperlink"/>
-          </w:rPr>
-          <w:t>https://flighty.com/pricing</w:t>
-        </w:r>
-      </w:hyperlink>
-    </w:p>
-    <w:p>
-      <w:hyperlink r:id="rId21" w:history="1">
-        <w:r>
-          <w:rPr>
-            <w:rStyle w:val="Hyperlink"/>
-          </w:rPr>
-          <w:t>https://globetrender.com/2022/02/09/app-in-the-air-personal-assistant-frequent-flyers/</w:t>
-        </w:r>
-      </w:hyperlink>
-      <w:r>
-        <w:t xml:space="preserve"> (2022 reliable)</w:t>
-      </w:r>
-    </w:p>
-    <w:p>
-      <w:hyperlink r:id="rId22" w:history="1">
-        <w:r>
-          <w:rPr>
-            <w:rStyle w:val="Hyperlink"/>
-          </w:rPr>
-          <w:t>https://outandout.boardingarea.com/app-in-the-air/</w:t>
-        </w:r>
-      </w:hyperlink>
-      <w:r>
-        <w:t xml:space="preserve"> (2018</w:t>
-      </w:r>
-      <w:r>
-        <w:t xml:space="preserve"> used for free tier</w:t>
-      </w:r>
-      <w:r>
-        <w:t>)</w:t>
-      </w:r>
-    </w:p>
-    <w:p>
-      <w:hyperlink r:id="rId23" w:history="1">
-        <w:r>
-          <w:rPr>
-            <w:rStyle w:val="Hyperlink"/>
-          </w:rPr>
-          <w:t>https://www.pilotplans.com/blog/app-in-the-air-review (2018</w:t>
-        </w:r>
-      </w:hyperlink>
-      <w:r>
-        <w:t xml:space="preserve"> questionable)</w:t>
-      </w:r>
-    </w:p>
-    <w:p/>
     <w:p/>
     <w:p>
       <w:pPr>
@@ -5036,7 +6554,7 @@
       <w:r>
         <w:br w:type="page"/>
       </w:r>
-      <w:bookmarkStart w:id="7" w:name="_Toc241419973"/>
+      <w:bookmarkStart w:id="8" w:name="_Toc243153963"/>
       <w:r>
         <w:lastRenderedPageBreak/>
         <w:t xml:space="preserve">1.1.2. </w:t>
@@ -5044,9 +6562,8 @@
       <w:r>
         <w:t>Business Objectives</w:t>
       </w:r>
-      <w:bookmarkEnd w:id="7"/>
-    </w:p>
-    <w:p/>
+      <w:bookmarkEnd w:id="8"/>
+    </w:p>
     <w:p>
       <w:pPr>
         <w:pStyle w:val="Heading4"/>
@@ -5203,14 +6720,14 @@
       <w:pPr>
         <w:pStyle w:val="Heading3"/>
       </w:pPr>
-      <w:bookmarkStart w:id="8" w:name="_Toc241419974"/>
+      <w:bookmarkStart w:id="9" w:name="_Toc243153964"/>
       <w:r>
         <w:t xml:space="preserve">1.1.3. </w:t>
       </w:r>
       <w:r>
         <w:t>Business Success Criteria</w:t>
       </w:r>
-      <w:bookmarkEnd w:id="8"/>
+      <w:bookmarkEnd w:id="9"/>
     </w:p>
     <w:p>
       <w:pPr>
@@ -5319,7 +6836,7 @@
       <w:r>
         <w:br w:type="page"/>
       </w:r>
-      <w:bookmarkStart w:id="9" w:name="_Toc241419975"/>
+      <w:bookmarkStart w:id="10" w:name="_Toc243153965"/>
       <w:r>
         <w:lastRenderedPageBreak/>
         <w:t xml:space="preserve">1.2. </w:t>
@@ -5327,14 +6844,13 @@
       <w:r>
         <w:t>Assess Situation</w:t>
       </w:r>
-      <w:bookmarkEnd w:id="9"/>
-    </w:p>
-    <w:p/>
+      <w:bookmarkEnd w:id="10"/>
+    </w:p>
     <w:p>
       <w:pPr>
         <w:pStyle w:val="Heading3"/>
       </w:pPr>
-      <w:bookmarkStart w:id="10" w:name="_Toc241419976"/>
+      <w:bookmarkStart w:id="11" w:name="_Toc243153966"/>
       <w:r>
         <w:t xml:space="preserve">1.2.1. </w:t>
       </w:r>
@@ -5344,9 +6860,8 @@
       <w:r>
         <w:t xml:space="preserve"> of Resources, Requirements, Assumptions, and Constraints</w:t>
       </w:r>
-      <w:bookmarkEnd w:id="10"/>
-    </w:p>
-    <w:p/>
+      <w:bookmarkEnd w:id="11"/>
+    </w:p>
     <w:p>
       <w:pPr>
         <w:pStyle w:val="Heading4"/>
@@ -5357,7 +6872,7 @@
     </w:p>
     <w:p>
       <w:pPr>
-        <w:pStyle w:val="Heading4"/>
+        <w:pStyle w:val="Heading5"/>
       </w:pPr>
       <w:r>
         <w:t>People</w:t>
@@ -5433,7 +6948,7 @@
     <w:p/>
     <w:p>
       <w:pPr>
-        <w:pStyle w:val="Heading4"/>
+        <w:pStyle w:val="Heading5"/>
       </w:pPr>
       <w:r>
         <w:t>Hardware, Software, and Cloud</w:t>
@@ -5441,7 +6956,7 @@
     </w:p>
     <w:p>
       <w:pPr>
-        <w:pStyle w:val="Heading5"/>
+        <w:pStyle w:val="Heading6"/>
       </w:pPr>
       <w:r>
         <w:t>Hardware</w:t>
@@ -5461,7 +6976,7 @@
     </w:p>
     <w:p>
       <w:pPr>
-        <w:pStyle w:val="Heading5"/>
+        <w:pStyle w:val="Heading6"/>
       </w:pPr>
       <w:r>
         <w:t>Cloud</w:t>
@@ -5505,7 +7020,7 @@
     </w:p>
     <w:p>
       <w:pPr>
-        <w:pStyle w:val="Heading5"/>
+        <w:pStyle w:val="Heading6"/>
       </w:pPr>
       <w:r>
         <w:t>Software</w:t>
@@ -5594,19 +7109,7 @@
         </w:numPr>
       </w:pPr>
       <w:r>
-        <w:t xml:space="preserve">Postman for </w:t>
-      </w:r>
-      <w:r>
-        <w:t xml:space="preserve">rapid </w:t>
-      </w:r>
-      <w:r>
-        <w:t xml:space="preserve">API </w:t>
-      </w:r>
-      <w:r>
-        <w:t>experimentation</w:t>
-      </w:r>
-      <w:r>
-        <w:t>.</w:t>
+        <w:t>Postman for rapid API experimentation.</w:t>
       </w:r>
     </w:p>
     <w:p>
@@ -5641,9 +7144,11 @@
     </w:p>
     <w:p/>
     <w:p/>
-    <w:p>
-      <w:pPr>
-        <w:pStyle w:val="Heading4"/>
+    <w:p/>
+    <w:p/>
+    <w:p>
+      <w:pPr>
+        <w:pStyle w:val="Heading5"/>
       </w:pPr>
       <w:r>
         <w:lastRenderedPageBreak/>
@@ -5652,7 +7157,7 @@
     </w:p>
     <w:p>
       <w:pPr>
-        <w:pStyle w:val="Heading5"/>
+        <w:pStyle w:val="Heading6"/>
       </w:pPr>
       <w:r>
         <w:t xml:space="preserve">Aviation Weather </w:t>
@@ -5662,13 +7167,16 @@
         <w:t>Center</w:t>
       </w:r>
       <w:proofErr w:type="spellEnd"/>
+      <w:r>
+        <w:t xml:space="preserve"> </w:t>
+      </w:r>
     </w:p>
     <w:p>
       <w:pPr>
         <w:pStyle w:val="Caption"/>
         <w:keepNext/>
       </w:pPr>
-      <w:bookmarkStart w:id="11" w:name="_Toc241419897"/>
+      <w:bookmarkStart w:id="12" w:name="_Toc243154746"/>
       <w:r>
         <w:t xml:space="preserve">Table </w:t>
       </w:r>
@@ -5677,7 +7185,7 @@
           <w:rPr>
             <w:noProof/>
           </w:rPr>
-          <w:t>1</w:t>
+          <w:t>2</w:t>
         </w:r>
       </w:fldSimple>
       <w:r>
@@ -5691,7 +7199,36 @@
       <w:r>
         <w:t xml:space="preserve"> data products</w:t>
       </w:r>
-      <w:bookmarkEnd w:id="11"/>
+      <w:r>
+        <w:t xml:space="preserve"> </w:t>
+      </w:r>
+      <w:sdt>
+        <w:sdtPr>
+          <w:id w:val="1359165538"/>
+          <w:citation/>
+        </w:sdtPr>
+        <w:sdtContent>
+          <w:r>
+            <w:fldChar w:fldCharType="begin"/>
+          </w:r>
+          <w:r>
+            <w:instrText xml:space="preserve">CITATION AWC26 \l 6153 </w:instrText>
+          </w:r>
+          <w:r>
+            <w:fldChar w:fldCharType="separate"/>
+          </w:r>
+          <w:r>
+            <w:rPr>
+              <w:noProof/>
+            </w:rPr>
+            <w:t>(AWC, 2026)</w:t>
+          </w:r>
+          <w:r>
+            <w:fldChar w:fldCharType="end"/>
+          </w:r>
+        </w:sdtContent>
+      </w:sdt>
+      <w:bookmarkEnd w:id="12"/>
     </w:p>
     <w:tbl>
       <w:tblPr>
@@ -6130,28 +7667,6 @@
           <w:lang w:val="en-GB"/>
         </w:rPr>
       </w:pPr>
-      <w:r>
-        <w:rPr>
-          <w:lang w:val="en-GB"/>
-        </w:rPr>
-        <w:t xml:space="preserve">AWC Data API documentation: </w:t>
-      </w:r>
-      <w:hyperlink r:id="rId24" w:history="1">
-        <w:r>
-          <w:rPr>
-            <w:rStyle w:val="Hyperlink"/>
-            <w:lang w:val="en-GB"/>
-          </w:rPr>
-          <w:t>https://aviationweather.gov/data/api/</w:t>
-        </w:r>
-      </w:hyperlink>
-    </w:p>
-    <w:p>
-      <w:pPr>
-        <w:rPr>
-          <w:lang w:val="en-GB"/>
-        </w:rPr>
-      </w:pPr>
     </w:p>
     <w:p>
       <w:pPr>
@@ -6166,7 +7681,7 @@
         <w:pStyle w:val="Caption"/>
         <w:keepNext/>
       </w:pPr>
-      <w:bookmarkStart w:id="12" w:name="_Toc241419898"/>
+      <w:bookmarkStart w:id="13" w:name="_Toc243154747"/>
       <w:r>
         <w:t xml:space="preserve">Table </w:t>
       </w:r>
@@ -6175,13 +7690,42 @@
           <w:rPr>
             <w:noProof/>
           </w:rPr>
-          <w:t>2</w:t>
+          <w:t>3</w:t>
         </w:r>
       </w:fldSimple>
       <w:r>
         <w:t xml:space="preserve"> Met Eireann data products</w:t>
       </w:r>
-      <w:bookmarkEnd w:id="12"/>
+      <w:r>
+        <w:t xml:space="preserve"> </w:t>
+      </w:r>
+      <w:sdt>
+        <w:sdtPr>
+          <w:id w:val="-698092983"/>
+          <w:citation/>
+        </w:sdtPr>
+        <w:sdtContent>
+          <w:r>
+            <w:fldChar w:fldCharType="begin"/>
+          </w:r>
+          <w:r>
+            <w:instrText xml:space="preserve"> CITATION Met26 \l 6153 </w:instrText>
+          </w:r>
+          <w:r>
+            <w:fldChar w:fldCharType="separate"/>
+          </w:r>
+          <w:r>
+            <w:rPr>
+              <w:noProof/>
+            </w:rPr>
+            <w:t>(Met Eireann, 2026)</w:t>
+          </w:r>
+          <w:r>
+            <w:fldChar w:fldCharType="end"/>
+          </w:r>
+        </w:sdtContent>
+      </w:sdt>
+      <w:bookmarkEnd w:id="13"/>
     </w:p>
     <w:tbl>
       <w:tblPr>
@@ -6370,28 +7914,6 @@
         </w:tc>
       </w:tr>
     </w:tbl>
-    <w:p>
-      <w:pPr>
-        <w:rPr>
-          <w:lang w:val="en-GB"/>
-        </w:rPr>
-      </w:pPr>
-      <w:r>
-        <w:rPr>
-          <w:lang w:val="en-GB"/>
-        </w:rPr>
-        <w:t xml:space="preserve">Met Eireann Open Data documentation: </w:t>
-      </w:r>
-      <w:hyperlink r:id="rId25" w:history="1">
-        <w:r>
-          <w:rPr>
-            <w:rStyle w:val="Hyperlink"/>
-            <w:lang w:val="en-GB"/>
-          </w:rPr>
-          <w:t>https://www.met.ie/about-us/specialised-services/open-data</w:t>
-        </w:r>
-      </w:hyperlink>
-    </w:p>
     <w:p/>
     <w:p>
       <w:pPr>
@@ -6411,6 +7933,7 @@
         <w:pStyle w:val="Caption"/>
         <w:keepNext/>
       </w:pPr>
+      <w:bookmarkStart w:id="14" w:name="_Toc243154748"/>
       <w:r>
         <w:t xml:space="preserve">Table </w:t>
       </w:r>
@@ -6419,7 +7942,7 @@
           <w:rPr>
             <w:noProof/>
           </w:rPr>
-          <w:t>3</w:t>
+          <w:t>4</w:t>
         </w:r>
       </w:fldSimple>
       <w:r>
@@ -6433,6 +7956,36 @@
       <w:r>
         <w:t xml:space="preserve"> Network API data products</w:t>
       </w:r>
+      <w:r>
+        <w:t xml:space="preserve"> </w:t>
+      </w:r>
+      <w:sdt>
+        <w:sdtPr>
+          <w:id w:val="-520006101"/>
+          <w:citation/>
+        </w:sdtPr>
+        <w:sdtContent>
+          <w:r>
+            <w:fldChar w:fldCharType="begin"/>
+          </w:r>
+          <w:r>
+            <w:instrText xml:space="preserve">CITATION Ope21 \l 6153 </w:instrText>
+          </w:r>
+          <w:r>
+            <w:fldChar w:fldCharType="separate"/>
+          </w:r>
+          <w:r>
+            <w:rPr>
+              <w:noProof/>
+            </w:rPr>
+            <w:t>(OpenSky Network, 2021)</w:t>
+          </w:r>
+          <w:r>
+            <w:fldChar w:fldCharType="end"/>
+          </w:r>
+        </w:sdtContent>
+      </w:sdt>
+      <w:bookmarkEnd w:id="14"/>
     </w:p>
     <w:tbl>
       <w:tblPr>
@@ -6583,7 +8136,6 @@
           </w:tcPr>
           <w:p>
             <w:r>
-              <w:lastRenderedPageBreak/>
               <w:t>Departures by Airport</w:t>
             </w:r>
           </w:p>
@@ -6609,46 +8161,12 @@
     </w:tbl>
     <w:p>
       <w:pPr>
-        <w:jc w:val="both"/>
-      </w:pPr>
-      <w:proofErr w:type="spellStart"/>
-      <w:r>
-        <w:rPr>
-          <w:lang w:val="en-GB"/>
-        </w:rPr>
-        <w:t>OpenSky</w:t>
-      </w:r>
-      <w:proofErr w:type="spellEnd"/>
-      <w:r>
-        <w:rPr>
-          <w:lang w:val="en-GB"/>
-        </w:rPr>
-        <w:t xml:space="preserve"> API documentation: </w:t>
-      </w:r>
-      <w:hyperlink r:id="rId26" w:history="1">
-        <w:r>
-          <w:rPr>
-            <w:rStyle w:val="Hyperlink"/>
-            <w:lang w:val="en-GB"/>
-          </w:rPr>
-          <w:t>https://openskynetwork.github.io/opensky-api/</w:t>
-        </w:r>
-      </w:hyperlink>
-    </w:p>
-    <w:p>
-      <w:pPr>
-        <w:jc w:val="both"/>
-        <w:rPr>
-          <w:lang w:val="en-GB"/>
-        </w:rPr>
-      </w:pPr>
-    </w:p>
-    <w:p>
-      <w:pPr>
         <w:pStyle w:val="Caption"/>
         <w:keepNext/>
       </w:pPr>
-      <w:r>
+      <w:bookmarkStart w:id="15" w:name="_Toc243154749"/>
+      <w:r>
+        <w:lastRenderedPageBreak/>
         <w:t xml:space="preserve">Table </w:t>
       </w:r>
       <w:fldSimple w:instr=" SEQ Table \* ARABIC ">
@@ -6656,7 +8174,7 @@
           <w:rPr>
             <w:noProof/>
           </w:rPr>
-          <w:t>4</w:t>
+          <w:t>5</w:t>
         </w:r>
       </w:fldSimple>
       <w:r>
@@ -6668,8 +8186,38 @@
       </w:r>
       <w:proofErr w:type="spellEnd"/>
       <w:r>
-        <w:t xml:space="preserve"> API Products Returned JSON Keys and Value Data Type</w:t>
-      </w:r>
+        <w:t xml:space="preserve"> API Products Returned JSON Keys and Value Data Typ</w:t>
+      </w:r>
+      <w:r>
+        <w:t xml:space="preserve">e </w:t>
+      </w:r>
+      <w:sdt>
+        <w:sdtPr>
+          <w:id w:val="1167123972"/>
+          <w:citation/>
+        </w:sdtPr>
+        <w:sdtContent>
+          <w:r>
+            <w:fldChar w:fldCharType="begin"/>
+          </w:r>
+          <w:r>
+            <w:instrText xml:space="preserve">CITATION Ope21 \l 6153 </w:instrText>
+          </w:r>
+          <w:r>
+            <w:fldChar w:fldCharType="separate"/>
+          </w:r>
+          <w:r>
+            <w:rPr>
+              <w:noProof/>
+            </w:rPr>
+            <w:t>(OpenSky Network, 2021)</w:t>
+          </w:r>
+          <w:r>
+            <w:fldChar w:fldCharType="end"/>
+          </w:r>
+        </w:sdtContent>
+      </w:sdt>
+      <w:bookmarkEnd w:id="15"/>
     </w:p>
     <w:tbl>
       <w:tblPr>
@@ -7316,7 +8864,6 @@
       </w:tr>
     </w:tbl>
     <w:p/>
-    <w:p/>
     <w:p>
       <w:pPr>
         <w:pStyle w:val="Heading4"/>
@@ -7325,7 +8872,6 @@
         <w:t>Requirements</w:t>
       </w:r>
     </w:p>
-    <w:p/>
     <w:p>
       <w:pPr>
         <w:pStyle w:val="Heading5"/>
@@ -7691,7 +9237,6 @@
               <w:rPr>
                 <w:lang w:val="en-GB"/>
               </w:rPr>
-              <w:lastRenderedPageBreak/>
               <w:t>FR-1</w:t>
             </w:r>
           </w:p>
@@ -7730,13 +9275,7 @@
               <w:rPr>
                 <w:lang w:val="en-GB"/>
               </w:rPr>
-              <w:t>FR-</w:t>
-            </w:r>
-            <w:r>
-              <w:rPr>
-                <w:lang w:val="en-GB"/>
-              </w:rPr>
-              <w:t>2</w:t>
+              <w:t>FR-2</w:t>
             </w:r>
           </w:p>
         </w:tc>
@@ -7918,6 +9457,7 @@
               <w:rPr>
                 <w:lang w:val="en-GB"/>
               </w:rPr>
+              <w:lastRenderedPageBreak/>
               <w:t>FR-6</w:t>
             </w:r>
           </w:p>
@@ -8255,11 +9795,6 @@
               <w:t>Architecture Characteristic</w:t>
             </w:r>
           </w:p>
-        </w:tc>
-        <w:tc>
-          <w:tcPr>
-            <w:tcW w:w="6366" w:type="dxa"/>
-          </w:tcPr>
           <w:p>
             <w:pPr>
               <w:rPr>
@@ -8268,12 +9803,76 @@
                 <w:lang w:val="en-GB"/>
               </w:rPr>
             </w:pPr>
-            <w:r>
+            <w:sdt>
+              <w:sdtPr>
+                <w:rPr>
+                  <w:b/>
+                  <w:bCs/>
+                  <w:lang w:val="en-GB"/>
+                </w:rPr>
+                <w:id w:val="-1558935313"/>
+                <w:citation/>
+              </w:sdtPr>
+              <w:sdtContent>
+                <w:r>
+                  <w:rPr>
+                    <w:b/>
+                    <w:bCs/>
+                    <w:lang w:val="en-GB"/>
+                  </w:rPr>
+                  <w:fldChar w:fldCharType="begin"/>
+                </w:r>
+                <w:r>
+                  <w:rPr>
+                    <w:b/>
+                    <w:bCs/>
+                  </w:rPr>
+                  <w:instrText xml:space="preserve">CITATION Sha22 \l 6153 </w:instrText>
+                </w:r>
+                <w:r>
+                  <w:rPr>
+                    <w:b/>
+                    <w:bCs/>
+                    <w:lang w:val="en-GB"/>
+                  </w:rPr>
+                  <w:fldChar w:fldCharType="separate"/>
+                </w:r>
+                <w:r>
+                  <w:rPr>
+                    <w:noProof/>
+                  </w:rPr>
+                  <w:t>(Sharma, 2022)</w:t>
+                </w:r>
+                <w:r>
+                  <w:rPr>
+                    <w:b/>
+                    <w:bCs/>
+                    <w:lang w:val="en-GB"/>
+                  </w:rPr>
+                  <w:fldChar w:fldCharType="end"/>
+                </w:r>
+              </w:sdtContent>
+            </w:sdt>
+          </w:p>
+        </w:tc>
+        <w:tc>
+          <w:tcPr>
+            <w:tcW w:w="6366" w:type="dxa"/>
+          </w:tcPr>
+          <w:p>
+            <w:pPr>
               <w:rPr>
                 <w:b/>
                 <w:bCs/>
                 <w:lang w:val="en-GB"/>
               </w:rPr>
+            </w:pPr>
+            <w:r>
+              <w:rPr>
+                <w:b/>
+                <w:bCs/>
+                <w:lang w:val="en-GB"/>
+              </w:rPr>
               <w:t>Description</w:t>
             </w:r>
           </w:p>
@@ -8796,7 +10395,6 @@
               <w:rPr>
                 <w:lang w:val="en-GB"/>
               </w:rPr>
-              <w:lastRenderedPageBreak/>
               <w:t>NFR</w:t>
             </w:r>
             <w:r>
@@ -8845,24 +10443,15 @@
         </w:tc>
       </w:tr>
     </w:tbl>
-    <w:p>
-      <w:pPr>
-        <w:rPr>
-          <w:lang w:val="en-GB"/>
-        </w:rPr>
-      </w:pPr>
-    </w:p>
-    <w:p>
-      <w:r>
-        <w:t>https://medium.com/bytebytego-system-design-alliance/top-10-architecture-characteristics-non-functional-requirements-with-cheatsheat-7ad14bbb0a9b</w:t>
-      </w:r>
-    </w:p>
     <w:p/>
+    <w:p/>
+    <w:p/>
     <w:p>
       <w:pPr>
         <w:pStyle w:val="Heading5"/>
       </w:pPr>
       <w:r>
+        <w:lastRenderedPageBreak/>
         <w:t>Assumptions</w:t>
       </w:r>
     </w:p>
@@ -8946,6 +10535,87 @@
       <w:r>
         <w:t>The schedule for submission dates must be met.</w:t>
       </w:r>
+    </w:p>
+    <w:p>
+      <w:pPr>
+        <w:pStyle w:val="ListParagraph"/>
+        <w:numPr>
+          <w:ilvl w:val="0"/>
+          <w:numId w:val="14"/>
+        </w:numPr>
+        <w:rPr>
+          <w:b/>
+          <w:bCs/>
+        </w:rPr>
+      </w:pPr>
+      <w:r>
+        <w:t>Due to the necessity of building a large corpus of data, only Dublin, Cork, and Shannon Airport will be considered by the system. In 2025, these three airports accounted for 97% of all passenger traffic in Ireland (https://www.cso.ie/en/releasesandpublications/ep/p-as/aviationstatisticsquarter4andyear2025/).</w:t>
+      </w:r>
+      <w:r>
+        <w:t>]</w:t>
+      </w:r>
+      <w:r>
+        <w:t xml:space="preserve"> </w:t>
+      </w:r>
+    </w:p>
+    <w:p>
+      <w:pPr>
+        <w:pStyle w:val="ListParagraph"/>
+        <w:numPr>
+          <w:ilvl w:val="0"/>
+          <w:numId w:val="14"/>
+        </w:numPr>
+        <w:rPr>
+          <w:b/>
+          <w:bCs/>
+        </w:rPr>
+      </w:pPr>
+      <w:r>
+        <w:t>The monthly cost of the project does not exceed €50 at any time.</w:t>
+      </w:r>
+    </w:p>
+    <w:p>
+      <w:pPr>
+        <w:pStyle w:val="ListParagraph"/>
+        <w:numPr>
+          <w:ilvl w:val="0"/>
+          <w:numId w:val="16"/>
+        </w:numPr>
+      </w:pPr>
+      <w:r>
+        <w:t>The average monthly cost of the project does not exceed €30 for any 6-month period.</w:t>
+      </w:r>
+    </w:p>
+    <w:p/>
+    <w:p>
+      <w:pPr>
+        <w:pStyle w:val="Caption"/>
+        <w:keepNext/>
+      </w:pPr>
+      <w:bookmarkStart w:id="16" w:name="_Toc243154750"/>
+      <w:r>
+        <w:t xml:space="preserve">Table </w:t>
+      </w:r>
+      <w:fldSimple w:instr=" SEQ Table \* ARABIC ">
+        <w:r>
+          <w:rPr>
+            <w:noProof/>
+          </w:rPr>
+          <w:t>6</w:t>
+        </w:r>
+      </w:fldSimple>
+      <w:r>
+        <w:t xml:space="preserve"> Academic constraints for </w:t>
+      </w:r>
+      <w:proofErr w:type="spellStart"/>
+      <w:r>
+        <w:t>Aeroq</w:t>
+      </w:r>
+      <w:proofErr w:type="spellEnd"/>
+      <w:r>
+        <w:t xml:space="preserve"> project</w:t>
+      </w:r>
+      <w:bookmarkEnd w:id="16"/>
     </w:p>
     <w:tbl>
       <w:tblPr>
@@ -9440,64 +11110,7 @@
         </w:tc>
       </w:tr>
     </w:tbl>
-    <w:p>
-      <w:pPr>
-        <w:spacing w:line="240" w:lineRule="auto"/>
-        <w:rPr>
-          <w:lang w:eastAsia="en-GB"/>
-        </w:rPr>
-      </w:pPr>
-    </w:p>
-    <w:p>
-      <w:pPr>
-        <w:pStyle w:val="ListParagraph"/>
-        <w:numPr>
-          <w:ilvl w:val="0"/>
-          <w:numId w:val="14"/>
-        </w:numPr>
-        <w:rPr>
-          <w:b/>
-          <w:bCs/>
-        </w:rPr>
-      </w:pPr>
-      <w:r>
-        <w:t>Due to the necessity of building a large corpus of data, only Dublin, Cork, and Shannon Airport will be considered by the system. In 2025, these three airports accounted for 97% of all passenger traffic in Ireland (https://www.cso.ie/en/releasesandpublications/ep/p-as/aviationstatisticsquarter4andyear2025/).</w:t>
-      </w:r>
-      <w:r>
-        <w:t>]</w:t>
-      </w:r>
-      <w:r>
-        <w:t xml:space="preserve"> </w:t>
-      </w:r>
-    </w:p>
-    <w:p>
-      <w:pPr>
-        <w:pStyle w:val="ListParagraph"/>
-        <w:numPr>
-          <w:ilvl w:val="0"/>
-          <w:numId w:val="14"/>
-        </w:numPr>
-        <w:rPr>
-          <w:b/>
-          <w:bCs/>
-        </w:rPr>
-      </w:pPr>
-      <w:r>
-        <w:t>The monthly cost of the project does not exceed €50 at any time.</w:t>
-      </w:r>
-    </w:p>
-    <w:p>
-      <w:pPr>
-        <w:pStyle w:val="ListParagraph"/>
-        <w:numPr>
-          <w:ilvl w:val="0"/>
-          <w:numId w:val="16"/>
-        </w:numPr>
-      </w:pPr>
-      <w:r>
-        <w:t>The average monthly cost of the project does not exceed €30 for any 6-month period.</w:t>
-      </w:r>
-    </w:p>
+    <w:p/>
     <w:p>
       <w:r>
         <w:t xml:space="preserve"> </w:t>
@@ -9506,37 +11119,381 @@
     <w:p/>
     <w:p/>
     <w:p/>
-    <w:p>
-      <w:pPr>
-        <w:pStyle w:val="Heading3"/>
-      </w:pPr>
-      <w:bookmarkStart w:id="13" w:name="_Toc241419977"/>
-      <w:r>
-        <w:lastRenderedPageBreak/>
-        <w:t xml:space="preserve">1.2.2. </w:t>
-      </w:r>
-      <w:r>
-        <w:t>Risks and Contingencies</w:t>
-      </w:r>
-      <w:bookmarkEnd w:id="13"/>
-    </w:p>
     <w:p/>
     <w:p/>
     <w:p/>
+    <w:p/>
     <w:p>
       <w:pPr>
         <w:pStyle w:val="Heading3"/>
       </w:pPr>
-      <w:bookmarkStart w:id="14" w:name="_Toc241419978"/>
-      <w:r>
+      <w:bookmarkStart w:id="17" w:name="_Toc243153967"/>
+      <w:r>
+        <w:lastRenderedPageBreak/>
+        <w:t xml:space="preserve">1.2.2. </w:t>
+      </w:r>
+      <w:r>
+        <w:t>Risks and Contingencies</w:t>
+      </w:r>
+      <w:bookmarkEnd w:id="17"/>
+    </w:p>
+    <w:p>
+      <w:r>
+        <w:rPr>
+          <w:b/>
+          <w:bCs/>
+        </w:rPr>
+        <w:t>Risk</w:t>
+      </w:r>
+      <w:r>
+        <w:rPr>
+          <w:b/>
+          <w:bCs/>
+        </w:rPr>
+        <w:t xml:space="preserve"> 01</w:t>
+      </w:r>
+      <w:r>
+        <w:rPr>
+          <w:b/>
+          <w:bCs/>
+        </w:rPr>
+        <w:t xml:space="preserve">: </w:t>
+      </w:r>
+      <w:r>
+        <w:t>No affordable API source for live flight data associated with an airport.</w:t>
+      </w:r>
+    </w:p>
+    <w:p>
+      <w:r>
+        <w:rPr>
+          <w:b/>
+          <w:bCs/>
+        </w:rPr>
+        <w:t xml:space="preserve">Contingency: </w:t>
+      </w:r>
+      <w:r>
+        <w:t>While maintaining full compliance with provider terms of use, spread the necessary API requests over a number of services. This saves money at the cost of effort.</w:t>
+      </w:r>
+    </w:p>
+    <w:p/>
+    <w:p>
+      <w:r>
+        <w:rPr>
+          <w:b/>
+          <w:bCs/>
+        </w:rPr>
+        <w:t>Risk 02</w:t>
+      </w:r>
+      <w:r>
+        <w:rPr>
+          <w:b/>
+          <w:bCs/>
+        </w:rPr>
+        <w:t xml:space="preserve">: </w:t>
+      </w:r>
+      <w:r>
+        <w:t>Budget over</w:t>
+      </w:r>
+      <w:r>
+        <w:t>-</w:t>
+      </w:r>
+      <w:r>
+        <w:t>run</w:t>
+      </w:r>
+      <w:r>
+        <w:t>s</w:t>
+      </w:r>
+      <w:r>
+        <w:t xml:space="preserve"> due to increased </w:t>
+      </w:r>
+      <w:r>
+        <w:t>cloud costs.</w:t>
+      </w:r>
+    </w:p>
+    <w:p>
+      <w:r>
+        <w:rPr>
+          <w:b/>
+          <w:bCs/>
+        </w:rPr>
+        <w:t xml:space="preserve">Contingency: </w:t>
+      </w:r>
+      <w:r>
+        <w:t>Utilise the $100 in free Azure credits tied to my account in the short-term. Long-term, s</w:t>
+      </w:r>
+      <w:r>
+        <w:t>cale back cloud compute usage, including running some services locally in cloud-like environments</w:t>
+      </w:r>
+      <w:r>
+        <w:t xml:space="preserve"> (e.g., swap AWS Lambda for </w:t>
+      </w:r>
+      <w:r>
+        <w:t xml:space="preserve">a </w:t>
+      </w:r>
+      <w:r>
+        <w:t>Minio</w:t>
+      </w:r>
+      <w:r>
+        <w:t xml:space="preserve"> copycat</w:t>
+      </w:r>
+      <w:r>
+        <w:t>).</w:t>
+      </w:r>
+    </w:p>
+    <w:p/>
+    <w:p>
+      <w:r>
+        <w:rPr>
+          <w:b/>
+          <w:bCs/>
+        </w:rPr>
+        <w:t>Risk 03</w:t>
+      </w:r>
+      <w:r>
+        <w:rPr>
+          <w:b/>
+          <w:bCs/>
+        </w:rPr>
+        <w:t xml:space="preserve">: </w:t>
+      </w:r>
+      <w:r>
+        <w:t xml:space="preserve">My prediction model is unable to outperform the </w:t>
+      </w:r>
+      <w:proofErr w:type="spellStart"/>
+      <w:r>
+        <w:t>Aeroq</w:t>
+      </w:r>
+      <w:proofErr w:type="spellEnd"/>
+      <w:r>
+        <w:t xml:space="preserve"> prediction model</w:t>
+      </w:r>
+      <w:r>
+        <w:t>.</w:t>
+      </w:r>
+    </w:p>
+    <w:p>
+      <w:r>
+        <w:rPr>
+          <w:b/>
+          <w:bCs/>
+        </w:rPr>
+        <w:t xml:space="preserve">Contingency: </w:t>
+      </w:r>
+      <w:r>
+        <w:t>Seek assistance through my supervisor</w:t>
+      </w:r>
+      <w:r>
+        <w:t xml:space="preserve">, Cian, if a </w:t>
+      </w:r>
+      <w:r>
+        <w:t xml:space="preserve">full </w:t>
+      </w:r>
+      <w:r>
+        <w:t>sprint passes without any improvement.</w:t>
+      </w:r>
+    </w:p>
+    <w:p/>
+    <w:p>
+      <w:r>
+        <w:rPr>
+          <w:b/>
+          <w:bCs/>
+        </w:rPr>
+        <w:t>Risk 04</w:t>
+      </w:r>
+      <w:r>
+        <w:rPr>
+          <w:b/>
+          <w:bCs/>
+        </w:rPr>
+        <w:t xml:space="preserve">: </w:t>
+      </w:r>
+      <w:r>
+        <w:t>Scope creep</w:t>
+      </w:r>
+      <w:r>
+        <w:t xml:space="preserve"> renders the project unworkable.</w:t>
+      </w:r>
+    </w:p>
+    <w:p>
+      <w:r>
+        <w:rPr>
+          <w:b/>
+          <w:bCs/>
+        </w:rPr>
+        <w:t xml:space="preserve">Contingency: </w:t>
+      </w:r>
+      <w:r>
+        <w:t>Reduce the scope of the project and provide a thorough explanation in documentation. Marks will not necessarily be lost for reducing scope as long as the decision was well-reasoned and recorded.</w:t>
+      </w:r>
+    </w:p>
+    <w:p/>
+    <w:p>
+      <w:r>
+        <w:rPr>
+          <w:b/>
+          <w:bCs/>
+        </w:rPr>
+        <w:t>Risk 05</w:t>
+      </w:r>
+      <w:r>
+        <w:rPr>
+          <w:b/>
+          <w:bCs/>
+        </w:rPr>
+        <w:t xml:space="preserve">: </w:t>
+      </w:r>
+      <w:r>
+        <w:t>Data loss</w:t>
+      </w:r>
+      <w:r>
+        <w:t xml:space="preserve"> due to</w:t>
+      </w:r>
+      <w:r>
+        <w:t xml:space="preserve"> laptop failure.</w:t>
+      </w:r>
+    </w:p>
+    <w:p>
+      <w:r>
+        <w:rPr>
+          <w:b/>
+          <w:bCs/>
+        </w:rPr>
+        <w:t>Contingency:</w:t>
+      </w:r>
+      <w:r>
+        <w:t xml:space="preserve"> </w:t>
+      </w:r>
+      <w:r>
+        <w:t>Take Time Machine incremental back-ups ever</w:t>
+      </w:r>
+      <w:r>
+        <w:t>y</w:t>
+      </w:r>
+      <w:r>
+        <w:t xml:space="preserve"> </w:t>
+      </w:r>
+      <w:r>
+        <w:t>day; utilise pushing to GitHub in the final year project repositories created.</w:t>
+      </w:r>
+    </w:p>
+    <w:p/>
+    <w:p>
+      <w:r>
+        <w:rPr>
+          <w:b/>
+          <w:bCs/>
+        </w:rPr>
+        <w:t>Risk 06</w:t>
+      </w:r>
+      <w:r>
+        <w:rPr>
+          <w:b/>
+          <w:bCs/>
+        </w:rPr>
+        <w:t xml:space="preserve">: </w:t>
+      </w:r>
+      <w:r>
+        <w:t>My laptop does not have the processing power to train the prediction model.</w:t>
+      </w:r>
+    </w:p>
+    <w:p>
+      <w:r>
+        <w:rPr>
+          <w:b/>
+          <w:bCs/>
+        </w:rPr>
+        <w:t xml:space="preserve">Contingency: </w:t>
+      </w:r>
+      <w:r>
+        <w:t xml:space="preserve">Use Google </w:t>
+      </w:r>
+      <w:proofErr w:type="spellStart"/>
+      <w:r>
+        <w:t>Colab</w:t>
+      </w:r>
+      <w:proofErr w:type="spellEnd"/>
+      <w:r>
+        <w:t xml:space="preserve"> or similar </w:t>
+      </w:r>
+      <w:r>
+        <w:t xml:space="preserve">commercial </w:t>
+      </w:r>
+      <w:r>
+        <w:t>cloud service</w:t>
+      </w:r>
+      <w:r>
+        <w:t>s.</w:t>
+      </w:r>
+    </w:p>
+    <w:p/>
+    <w:p>
+      <w:r>
+        <w:rPr>
+          <w:b/>
+          <w:bCs/>
+        </w:rPr>
+        <w:t>Risk 07</w:t>
+      </w:r>
+      <w:r>
+        <w:rPr>
+          <w:b/>
+          <w:bCs/>
+        </w:rPr>
+        <w:t xml:space="preserve">: </w:t>
+      </w:r>
+      <w:r>
+        <w:t xml:space="preserve">Loss of </w:t>
+      </w:r>
+      <w:r>
+        <w:t xml:space="preserve">AWC </w:t>
+      </w:r>
+      <w:r>
+        <w:t>API access</w:t>
+      </w:r>
+      <w:r>
+        <w:t>.</w:t>
+      </w:r>
+    </w:p>
+    <w:p>
+      <w:r>
+        <w:rPr>
+          <w:b/>
+          <w:bCs/>
+        </w:rPr>
+        <w:t xml:space="preserve">Contingency: </w:t>
+      </w:r>
+      <w:r>
+        <w:t>Spread API access costs through utilising multiple</w:t>
+      </w:r>
+      <w:r>
+        <w:t xml:space="preserve"> alternative</w:t>
+      </w:r>
+      <w:r>
+        <w:t xml:space="preserve"> </w:t>
+      </w:r>
+      <w:r>
+        <w:t>providers while maintaining compliance with relevant terms of service.</w:t>
+      </w:r>
+    </w:p>
+    <w:p/>
+    <w:p/>
+    <w:p/>
+    <w:p/>
+    <w:p>
+      <w:pPr>
+        <w:pStyle w:val="Heading3"/>
+      </w:pPr>
+      <w:bookmarkStart w:id="18" w:name="_Toc243153968"/>
+      <w:r>
+        <w:lastRenderedPageBreak/>
         <w:t xml:space="preserve">1.2.3. </w:t>
       </w:r>
       <w:r>
         <w:t>Terminology</w:t>
       </w:r>
-      <w:bookmarkEnd w:id="14"/>
-    </w:p>
-    <w:p/>
+      <w:bookmarkEnd w:id="18"/>
+    </w:p>
     <w:p>
       <w:pPr>
         <w:pStyle w:val="Heading4"/>
@@ -9548,15 +11505,8 @@
         <w:rPr>
           <w:lang w:val="en-GB"/>
         </w:rPr>
-        <w:t>Acronyms, Abbreviations, and Initialisms</w:t>
-      </w:r>
-    </w:p>
-    <w:p>
-      <w:pPr>
-        <w:rPr>
-          <w:lang w:val="en-GB"/>
-        </w:rPr>
-      </w:pPr>
+        <w:t>Abbreviations</w:t>
+      </w:r>
     </w:p>
     <w:p>
       <w:pPr>
@@ -9568,6 +11518,28 @@
       <w:r>
         <w:t>Organisations</w:t>
       </w:r>
+    </w:p>
+    <w:p>
+      <w:pPr>
+        <w:pStyle w:val="Caption"/>
+        <w:keepNext/>
+      </w:pPr>
+      <w:bookmarkStart w:id="19" w:name="_Toc243154751"/>
+      <w:r>
+        <w:t xml:space="preserve">Table </w:t>
+      </w:r>
+      <w:fldSimple w:instr=" SEQ Table \* ARABIC ">
+        <w:r>
+          <w:rPr>
+            <w:noProof/>
+          </w:rPr>
+          <w:t>7</w:t>
+        </w:r>
+      </w:fldSimple>
+      <w:r>
+        <w:t xml:space="preserve"> Aviation organisation abbreviations</w:t>
+      </w:r>
+      <w:bookmarkEnd w:id="19"/>
     </w:p>
     <w:tbl>
       <w:tblPr>
@@ -10065,6 +12037,28 @@
         <w:t>Services</w:t>
       </w:r>
     </w:p>
+    <w:p>
+      <w:pPr>
+        <w:pStyle w:val="Caption"/>
+        <w:keepNext/>
+      </w:pPr>
+      <w:bookmarkStart w:id="20" w:name="_Toc243154752"/>
+      <w:r>
+        <w:t xml:space="preserve">Table </w:t>
+      </w:r>
+      <w:fldSimple w:instr=" SEQ Table \* ARABIC ">
+        <w:r>
+          <w:rPr>
+            <w:noProof/>
+          </w:rPr>
+          <w:t>8</w:t>
+        </w:r>
+      </w:fldSimple>
+      <w:r>
+        <w:t xml:space="preserve"> Aviation service provider abbreviations</w:t>
+      </w:r>
+      <w:bookmarkEnd w:id="20"/>
+    </w:p>
     <w:tbl>
       <w:tblPr>
         <w:tblStyle w:val="GridTable4-Accent1"/>
@@ -10294,6 +12288,10 @@
       </w:tr>
     </w:tbl>
     <w:p/>
+    <w:p/>
+    <w:p/>
+    <w:p/>
+    <w:p/>
     <w:p>
       <w:pPr>
         <w:pStyle w:val="Heading5"/>
@@ -10302,6 +12300,28 @@
         <w:lastRenderedPageBreak/>
         <w:t>Aviation Glossary</w:t>
       </w:r>
+    </w:p>
+    <w:p>
+      <w:pPr>
+        <w:pStyle w:val="Caption"/>
+        <w:keepNext/>
+      </w:pPr>
+      <w:bookmarkStart w:id="21" w:name="_Toc243154753"/>
+      <w:r>
+        <w:t xml:space="preserve">Table </w:t>
+      </w:r>
+      <w:fldSimple w:instr=" SEQ Table \* ARABIC ">
+        <w:r>
+          <w:rPr>
+            <w:noProof/>
+          </w:rPr>
+          <w:t>9</w:t>
+        </w:r>
+      </w:fldSimple>
+      <w:r>
+        <w:t xml:space="preserve"> Aviation glossary</w:t>
+      </w:r>
+      <w:bookmarkEnd w:id="21"/>
     </w:p>
     <w:tbl>
       <w:tblPr>
@@ -10435,18 +12455,45 @@
       </w:tr>
     </w:tbl>
     <w:p/>
+    <w:p/>
+    <w:p/>
+    <w:p/>
+    <w:p/>
+    <w:p/>
+    <w:p/>
+    <w:p/>
+    <w:p/>
+    <w:p/>
+    <w:p/>
+    <w:p/>
+    <w:p/>
+    <w:p/>
+    <w:p/>
+    <w:p/>
+    <w:p/>
+    <w:p/>
+    <w:p/>
+    <w:p/>
+    <w:p/>
+    <w:p/>
+    <w:p/>
+    <w:p/>
+    <w:p/>
+    <w:p/>
+    <w:p/>
     <w:p>
       <w:pPr>
         <w:pStyle w:val="Heading3"/>
       </w:pPr>
-      <w:bookmarkStart w:id="15" w:name="_Toc241419979"/>
-      <w:r>
+      <w:bookmarkStart w:id="22" w:name="_Toc243153969"/>
+      <w:r>
+        <w:lastRenderedPageBreak/>
         <w:t xml:space="preserve">1.2.4. </w:t>
       </w:r>
       <w:r>
         <w:t>Costs and Benefits</w:t>
       </w:r>
-      <w:bookmarkEnd w:id="15"/>
+      <w:bookmarkEnd w:id="22"/>
     </w:p>
     <w:p>
       <w:pPr>
@@ -10461,11 +12508,25 @@
     </w:p>
     <w:p>
       <w:pPr>
-        <w:pStyle w:val="Heading5"/>
-      </w:pPr>
-      <w:r>
-        <w:t>Price Comparison</w:t>
-      </w:r>
+        <w:pStyle w:val="Caption"/>
+        <w:keepNext/>
+      </w:pPr>
+      <w:bookmarkStart w:id="23" w:name="_Toc243154754"/>
+      <w:r>
+        <w:t xml:space="preserve">Table </w:t>
+      </w:r>
+      <w:fldSimple w:instr=" SEQ Table \* ARABIC ">
+        <w:r>
+          <w:rPr>
+            <w:noProof/>
+          </w:rPr>
+          <w:t>10</w:t>
+        </w:r>
+      </w:fldSimple>
+      <w:r>
+        <w:t xml:space="preserve"> Flight API price comparison</w:t>
+      </w:r>
+      <w:bookmarkEnd w:id="23"/>
     </w:p>
     <w:tbl>
       <w:tblPr>
@@ -10575,11 +12636,58 @@
             <w:tcW w:w="1945" w:type="dxa"/>
           </w:tcPr>
           <w:p>
+            <w:pPr>
+              <w:rPr>
+                <w:b w:val="0"/>
+                <w:bCs w:val="0"/>
+              </w:rPr>
+            </w:pPr>
             <w:proofErr w:type="spellStart"/>
             <w:r>
               <w:t>AeroDataBox</w:t>
             </w:r>
             <w:proofErr w:type="spellEnd"/>
+            <w:r>
+              <w:t xml:space="preserve"> </w:t>
+            </w:r>
+          </w:p>
+          <w:p>
+            <w:pPr>
+              <w:rPr>
+                <w:b w:val="0"/>
+                <w:bCs w:val="0"/>
+              </w:rPr>
+            </w:pPr>
+            <w:sdt>
+              <w:sdtPr>
+                <w:id w:val="755557841"/>
+                <w:citation/>
+              </w:sdtPr>
+              <w:sdtContent>
+                <w:r>
+                  <w:fldChar w:fldCharType="begin"/>
+                </w:r>
+                <w:r>
+                  <w:rPr>
+                    <w:b w:val="0"/>
+                    <w:bCs w:val="0"/>
+                  </w:rPr>
+                  <w:instrText xml:space="preserve">CITATION Aer26 \l 6153 </w:instrText>
+                </w:r>
+                <w:r>
+                  <w:fldChar w:fldCharType="separate"/>
+                </w:r>
+                <w:r>
+                  <w:rPr>
+                    <w:noProof/>
+                  </w:rPr>
+                  <w:t>(AeroDataBox, 2026)</w:t>
+                </w:r>
+                <w:r>
+                  <w:fldChar w:fldCharType="end"/>
+                </w:r>
+              </w:sdtContent>
+            </w:sdt>
           </w:p>
         </w:tc>
         <w:tc>
@@ -10693,7 +12801,10 @@
             </w:r>
             <w:proofErr w:type="spellEnd"/>
             <w:r>
-              <w:t xml:space="preserve"> (Free Plan)</w:t>
+              <w:t xml:space="preserve">: </w:t>
+            </w:r>
+            <w:r>
+              <w:t>Free Plan</w:t>
             </w:r>
           </w:p>
         </w:tc>
@@ -10776,14 +12887,51 @@
             <w:tcW w:w="1945" w:type="dxa"/>
           </w:tcPr>
           <w:p>
+            <w:pPr>
+              <w:rPr>
+                <w:b w:val="0"/>
+                <w:bCs w:val="0"/>
+              </w:rPr>
+            </w:pPr>
             <w:proofErr w:type="spellStart"/>
             <w:r>
               <w:t>AirLabs</w:t>
             </w:r>
             <w:proofErr w:type="spellEnd"/>
             <w:r>
-              <w:t xml:space="preserve"> (Developer)</w:t>
-            </w:r>
+              <w:t xml:space="preserve">: </w:t>
+            </w:r>
+            <w:r>
+              <w:t>Developer</w:t>
+            </w:r>
+          </w:p>
+          <w:p>
+            <w:sdt>
+              <w:sdtPr>
+                <w:id w:val="-958952755"/>
+                <w:citation/>
+              </w:sdtPr>
+              <w:sdtContent>
+                <w:r>
+                  <w:fldChar w:fldCharType="begin"/>
+                </w:r>
+                <w:r>
+                  <w:instrText xml:space="preserve">CITATION Air26 \l 6153 </w:instrText>
+                </w:r>
+                <w:r>
+                  <w:fldChar w:fldCharType="separate"/>
+                </w:r>
+                <w:r>
+                  <w:rPr>
+                    <w:noProof/>
+                  </w:rPr>
+                  <w:t>(AirLabs, 2026)</w:t>
+                </w:r>
+                <w:r>
+                  <w:fldChar w:fldCharType="end"/>
+                </w:r>
+              </w:sdtContent>
+            </w:sdt>
           </w:p>
         </w:tc>
         <w:tc>
@@ -10859,6 +13007,12 @@
             <w:tcW w:w="1945" w:type="dxa"/>
           </w:tcPr>
           <w:p>
+            <w:pPr>
+              <w:rPr>
+                <w:b w:val="0"/>
+                <w:bCs w:val="0"/>
+              </w:rPr>
+            </w:pPr>
             <w:proofErr w:type="spellStart"/>
             <w:r>
               <w:t>OpenSky</w:t>
@@ -10867,6 +13021,34 @@
             <w:r>
               <w:t xml:space="preserve"> Network</w:t>
             </w:r>
+          </w:p>
+          <w:p>
+            <w:sdt>
+              <w:sdtPr>
+                <w:id w:val="151264765"/>
+                <w:citation/>
+              </w:sdtPr>
+              <w:sdtContent>
+                <w:r>
+                  <w:fldChar w:fldCharType="begin"/>
+                </w:r>
+                <w:r>
+                  <w:instrText xml:space="preserve">CITATION Ope21 \l 6153 </w:instrText>
+                </w:r>
+                <w:r>
+                  <w:fldChar w:fldCharType="separate"/>
+                </w:r>
+                <w:r>
+                  <w:rPr>
+                    <w:noProof/>
+                  </w:rPr>
+                  <w:t>(OpenSky Network, 2021)</w:t>
+                </w:r>
+                <w:r>
+                  <w:fldChar w:fldCharType="end"/>
+                </w:r>
+              </w:sdtContent>
+            </w:sdt>
           </w:p>
         </w:tc>
         <w:tc>
@@ -10957,7 +13139,10 @@
             </w:r>
             <w:proofErr w:type="spellEnd"/>
             <w:r>
-              <w:t xml:space="preserve"> (Free Plan)</w:t>
+              <w:t xml:space="preserve">: </w:t>
+            </w:r>
+            <w:r>
+              <w:t>Free Plan</w:t>
             </w:r>
           </w:p>
         </w:tc>
@@ -11034,14 +13219,51 @@
             <w:tcW w:w="1945" w:type="dxa"/>
           </w:tcPr>
           <w:p>
+            <w:pPr>
+              <w:rPr>
+                <w:b w:val="0"/>
+                <w:bCs w:val="0"/>
+              </w:rPr>
+            </w:pPr>
             <w:proofErr w:type="spellStart"/>
             <w:r>
               <w:t>AviationStack</w:t>
             </w:r>
             <w:proofErr w:type="spellEnd"/>
             <w:r>
-              <w:t xml:space="preserve"> (Basic Plan)</w:t>
-            </w:r>
+              <w:t xml:space="preserve">: </w:t>
+            </w:r>
+            <w:r>
+              <w:t>Basic Plan</w:t>
+            </w:r>
+          </w:p>
+          <w:p>
+            <w:sdt>
+              <w:sdtPr>
+                <w:id w:val="-2069485791"/>
+                <w:citation/>
+              </w:sdtPr>
+              <w:sdtContent>
+                <w:r>
+                  <w:fldChar w:fldCharType="begin"/>
+                </w:r>
+                <w:r>
+                  <w:instrText xml:space="preserve">CITATION Avi26 \l 6153 </w:instrText>
+                </w:r>
+                <w:r>
+                  <w:fldChar w:fldCharType="separate"/>
+                </w:r>
+                <w:r>
+                  <w:rPr>
+                    <w:noProof/>
+                  </w:rPr>
+                  <w:t>(AviationStack, 2026)</w:t>
+                </w:r>
+                <w:r>
+                  <w:fldChar w:fldCharType="end"/>
+                </w:r>
+              </w:sdtContent>
+            </w:sdt>
           </w:p>
         </w:tc>
         <w:tc>
@@ -11122,32 +13344,6 @@
     </w:tbl>
     <w:p/>
     <w:p>
-      <w:hyperlink r:id="rId27" w:anchor="Pricing" w:history="1">
-        <w:r>
-          <w:rPr>
-            <w:rStyle w:val="Hyperlink"/>
-          </w:rPr>
-          <w:t>https://airlabs.co/#Pricing</w:t>
-        </w:r>
-      </w:hyperlink>
-    </w:p>
-    <w:p>
-      <w:hyperlink r:id="rId28" w:history="1">
-        <w:r>
-          <w:rPr>
-            <w:rStyle w:val="Hyperlink"/>
-          </w:rPr>
-          <w:t>https://aerodatabox.com/pricing</w:t>
-        </w:r>
-      </w:hyperlink>
-    </w:p>
-    <w:p>
-      <w:r>
-        <w:t>https://aviationstack.com/pricing</w:t>
-      </w:r>
-    </w:p>
-    <w:p/>
-    <w:p>
       <w:pPr>
         <w:pStyle w:val="Heading5"/>
       </w:pPr>
@@ -11288,6 +13484,44 @@
         </w:rPr>
         <w:t xml:space="preserve"> 11 days is 1,320 credits.</w:t>
       </w:r>
+    </w:p>
+    <w:p>
+      <w:pPr>
+        <w:rPr>
+          <w:lang w:val="en-GB"/>
+        </w:rPr>
+      </w:pPr>
+    </w:p>
+    <w:p>
+      <w:pPr>
+        <w:pStyle w:val="Caption"/>
+        <w:keepNext/>
+      </w:pPr>
+      <w:bookmarkStart w:id="24" w:name="_Toc243154755"/>
+      <w:r>
+        <w:lastRenderedPageBreak/>
+        <w:t xml:space="preserve">Table </w:t>
+      </w:r>
+      <w:fldSimple w:instr=" SEQ Table \* ARABIC ">
+        <w:r>
+          <w:rPr>
+            <w:noProof/>
+          </w:rPr>
+          <w:t>11</w:t>
+        </w:r>
+      </w:fldSimple>
+      <w:r>
+        <w:t xml:space="preserve"> Credit cost of </w:t>
+      </w:r>
+      <w:proofErr w:type="spellStart"/>
+      <w:r>
+        <w:t>OpenSky</w:t>
+      </w:r>
+      <w:proofErr w:type="spellEnd"/>
+      <w:r>
+        <w:t xml:space="preserve"> Network API partitions</w:t>
+      </w:r>
+      <w:bookmarkEnd w:id="24"/>
     </w:p>
     <w:tbl>
       <w:tblPr>
@@ -11550,45 +13784,148 @@
       </w:r>
     </w:p>
     <w:p/>
+    <w:p/>
+    <w:p/>
+    <w:p/>
+    <w:p/>
+    <w:p/>
+    <w:p/>
+    <w:p/>
+    <w:p/>
+    <w:p/>
+    <w:p/>
+    <w:p/>
+    <w:p/>
+    <w:p/>
+    <w:p/>
+    <w:p/>
+    <w:p/>
+    <w:p/>
+    <w:p/>
+    <w:p/>
+    <w:p/>
+    <w:p/>
+    <w:p/>
+    <w:p>
+      <w:pPr>
+        <w:pStyle w:val="Heading2"/>
+      </w:pPr>
+      <w:bookmarkStart w:id="25" w:name="_Toc243153970"/>
+      <w:r>
+        <w:lastRenderedPageBreak/>
+        <w:t xml:space="preserve">1.3. </w:t>
+      </w:r>
+      <w:r>
+        <w:t>Determine Data Mining Goals</w:t>
+      </w:r>
+      <w:bookmarkEnd w:id="25"/>
+    </w:p>
     <w:p>
       <w:pPr>
         <w:pStyle w:val="Heading3"/>
-        <w:rPr>
-          <w:rFonts w:eastAsiaTheme="majorEastAsia" w:cstheme="majorBidi"/>
-          <w:color w:val="000000" w:themeColor="text1"/>
-          <w:sz w:val="36"/>
-          <w:szCs w:val="36"/>
-        </w:rPr>
-      </w:pPr>
-      <w:bookmarkStart w:id="16" w:name="_Toc241419980"/>
-      <w:r>
-        <w:t xml:space="preserve">1.3. </w:t>
-      </w:r>
-      <w:r>
-        <w:t>Determine Data Mining Goals</w:t>
-      </w:r>
-      <w:bookmarkEnd w:id="16"/>
+      </w:pPr>
+      <w:bookmarkStart w:id="26" w:name="_Toc243153971"/>
+      <w:r>
+        <w:t xml:space="preserve">1.3.1. </w:t>
+      </w:r>
+      <w:r>
+        <w:t>Data Mining Goals</w:t>
+      </w:r>
+      <w:bookmarkEnd w:id="26"/>
+    </w:p>
+    <w:p>
+      <w:pPr>
+        <w:pStyle w:val="ListParagraph"/>
+        <w:numPr>
+          <w:ilvl w:val="0"/>
+          <w:numId w:val="16"/>
+        </w:numPr>
+      </w:pPr>
+      <w:r>
+        <w:t>Ingest AWC data like METARs and TAFs to serve the primary business objective.</w:t>
+      </w:r>
+    </w:p>
+    <w:p>
+      <w:pPr>
+        <w:pStyle w:val="ListParagraph"/>
+        <w:numPr>
+          <w:ilvl w:val="0"/>
+          <w:numId w:val="16"/>
+        </w:numPr>
+      </w:pPr>
+      <w:r>
+        <w:t>Fetch information on the flight for use in probability computation.</w:t>
+      </w:r>
+    </w:p>
+    <w:p>
+      <w:pPr>
+        <w:pStyle w:val="ListParagraph"/>
+        <w:numPr>
+          <w:ilvl w:val="0"/>
+          <w:numId w:val="16"/>
+        </w:numPr>
+      </w:pPr>
+      <w:r>
+        <w:t>Compute a probability indicator for the chance of a 15 or more minute delay for a flight</w:t>
+      </w:r>
+      <w:r>
+        <w:t xml:space="preserve"> using decision trees.</w:t>
+      </w:r>
+    </w:p>
+    <w:p>
+      <w:pPr>
+        <w:pStyle w:val="ListParagraph"/>
+        <w:numPr>
+          <w:ilvl w:val="0"/>
+          <w:numId w:val="16"/>
+        </w:numPr>
+      </w:pPr>
+      <w:r>
+        <w:t>Compute the probability indicator along four horizons: T-6 h, T-3 h, T-1 h, T-15 min.</w:t>
+      </w:r>
+    </w:p>
+    <w:p>
+      <w:pPr>
+        <w:pStyle w:val="ListParagraph"/>
+        <w:numPr>
+          <w:ilvl w:val="0"/>
+          <w:numId w:val="16"/>
+        </w:numPr>
+      </w:pPr>
+      <w:r>
+        <w:t>Compute the probability indicator for Dublin, Cork, and Shannon airports.</w:t>
+      </w:r>
+    </w:p>
+    <w:p>
+      <w:pPr>
+        <w:pStyle w:val="ListParagraph"/>
+        <w:numPr>
+          <w:ilvl w:val="0"/>
+          <w:numId w:val="16"/>
+        </w:numPr>
+      </w:pPr>
+      <w:r>
+        <w:t>Expose reasoning information in the response shown to users.</w:t>
+      </w:r>
+    </w:p>
+    <w:p>
+      <w:pPr>
+        <w:pStyle w:val="ListParagraph"/>
+        <w:numPr>
+          <w:ilvl w:val="0"/>
+          <w:numId w:val="16"/>
+        </w:numPr>
+      </w:pPr>
+      <w:r>
+        <w:t>Allow access to model results through an API, which will be called by the web app.</w:t>
+      </w:r>
     </w:p>
     <w:p/>
     <w:p>
       <w:pPr>
         <w:pStyle w:val="Heading3"/>
       </w:pPr>
-      <w:bookmarkStart w:id="17" w:name="_Toc241419981"/>
-      <w:r>
-        <w:t xml:space="preserve">1.3.1. </w:t>
-      </w:r>
-      <w:r>
-        <w:t>Data Mining Goals</w:t>
-      </w:r>
-      <w:bookmarkEnd w:id="17"/>
-    </w:p>
-    <w:p/>
-    <w:p>
-      <w:pPr>
-        <w:pStyle w:val="Heading3"/>
-      </w:pPr>
-      <w:bookmarkStart w:id="18" w:name="_Toc241419982"/>
+      <w:bookmarkStart w:id="27" w:name="_Toc243153972"/>
       <w:r>
         <w:t xml:space="preserve">1.3.2. </w:t>
       </w:r>
@@ -11598,7 +13935,26 @@
       <w:r>
         <w:t>Mining Success Criteria</w:t>
       </w:r>
-      <w:bookmarkEnd w:id="18"/>
+      <w:bookmarkEnd w:id="27"/>
+    </w:p>
+    <w:p>
+      <w:pPr>
+        <w:rPr>
+          <w:b/>
+          <w:bCs/>
+          <w:i/>
+          <w:iCs/>
+        </w:rPr>
+      </w:pPr>
+      <w:r>
+        <w:rPr>
+          <w:b/>
+          <w:bCs/>
+          <w:i/>
+          <w:iCs/>
+        </w:rPr>
+        <w:t>TBD</w:t>
+      </w:r>
     </w:p>
     <w:p>
       <w:pPr>
@@ -11620,7 +13976,7 @@
       <w:pPr>
         <w:pStyle w:val="Heading2"/>
       </w:pPr>
-      <w:bookmarkStart w:id="19" w:name="_Toc241419983"/>
+      <w:bookmarkStart w:id="28" w:name="_Toc243153973"/>
       <w:r>
         <w:lastRenderedPageBreak/>
         <w:t xml:space="preserve">1.4. </w:t>
@@ -11628,35 +13984,798 @@
       <w:r>
         <w:t>Produce Project Plan</w:t>
       </w:r>
-      <w:bookmarkEnd w:id="19"/>
+      <w:bookmarkEnd w:id="28"/>
+    </w:p>
+    <w:p>
+      <w:pPr>
+        <w:pStyle w:val="Heading3"/>
+      </w:pPr>
+      <w:bookmarkStart w:id="29" w:name="_Toc243153974"/>
+      <w:r>
+        <w:t xml:space="preserve">1.4.1. </w:t>
+      </w:r>
+      <w:r>
+        <w:t>Project Plan</w:t>
+      </w:r>
+      <w:bookmarkEnd w:id="29"/>
     </w:p>
     <w:p/>
     <w:p>
       <w:pPr>
+        <w:keepNext/>
+      </w:pPr>
+      <w:r>
+        <w:rPr>
+          <w:noProof/>
+        </w:rPr>
+        <w:drawing>
+          <wp:inline distT="0" distB="0" distL="0" distR="0" wp14:anchorId="5FFBB609" wp14:editId="708DE67E">
+            <wp:extent cx="4760377" cy="1807210"/>
+            <wp:effectExtent l="0" t="0" r="2540" b="0"/>
+            <wp:docPr id="1847507553" name="Picture 1"/>
+            <wp:cNvGraphicFramePr>
+              <a:graphicFrameLocks xmlns:a="http://schemas.openxmlformats.org/drawingml/2006/main" noChangeAspect="1"/>
+            </wp:cNvGraphicFramePr>
+            <a:graphic xmlns:a="http://schemas.openxmlformats.org/drawingml/2006/main">
+              <a:graphicData uri="http://schemas.openxmlformats.org/drawingml/2006/picture">
+                <pic:pic xmlns:pic="http://schemas.openxmlformats.org/drawingml/2006/picture">
+                  <pic:nvPicPr>
+                    <pic:cNvPr id="1847507553" name=""/>
+                    <pic:cNvPicPr/>
+                  </pic:nvPicPr>
+                  <pic:blipFill>
+                    <a:blip r:embed="rId9"/>
+                    <a:stretch>
+                      <a:fillRect/>
+                    </a:stretch>
+                  </pic:blipFill>
+                  <pic:spPr>
+                    <a:xfrm>
+                      <a:off x="0" y="0"/>
+                      <a:ext cx="4892888" cy="1857516"/>
+                    </a:xfrm>
+                    <a:prstGeom prst="rect">
+                      <a:avLst/>
+                    </a:prstGeom>
+                  </pic:spPr>
+                </pic:pic>
+              </a:graphicData>
+            </a:graphic>
+          </wp:inline>
+        </w:drawing>
+      </w:r>
+    </w:p>
+    <w:p>
+      <w:pPr>
+        <w:pStyle w:val="Caption"/>
+      </w:pPr>
+      <w:bookmarkStart w:id="30" w:name="_Toc243153838"/>
+      <w:r>
+        <w:t xml:space="preserve">Figure </w:t>
+      </w:r>
+      <w:fldSimple w:instr=" SEQ Figure \* ARABIC ">
+        <w:r>
+          <w:rPr>
+            <w:noProof/>
+          </w:rPr>
+          <w:t>1</w:t>
+        </w:r>
+      </w:fldSimple>
+      <w:r>
+        <w:t xml:space="preserve"> T-shirt effort sizing implementation for </w:t>
+      </w:r>
+      <w:proofErr w:type="spellStart"/>
+      <w:r>
+        <w:t>Aeroq</w:t>
+      </w:r>
+      <w:bookmarkEnd w:id="30"/>
+      <w:proofErr w:type="spellEnd"/>
+    </w:p>
+    <w:p/>
+    <w:p/>
+    <w:p>
+      <w:pPr>
+        <w:keepNext/>
+      </w:pPr>
+      <w:r>
+        <w:rPr>
+          <w:noProof/>
+        </w:rPr>
+        <w:drawing>
+          <wp:inline distT="0" distB="0" distL="0" distR="0" wp14:anchorId="0AFC027B" wp14:editId="182B9942">
+            <wp:extent cx="6116974" cy="4763387"/>
+            <wp:effectExtent l="0" t="0" r="4445" b="0"/>
+            <wp:docPr id="1993552114" name="Picture 1"/>
+            <wp:cNvGraphicFramePr>
+              <a:graphicFrameLocks xmlns:a="http://schemas.openxmlformats.org/drawingml/2006/main" noChangeAspect="1"/>
+            </wp:cNvGraphicFramePr>
+            <a:graphic xmlns:a="http://schemas.openxmlformats.org/drawingml/2006/main">
+              <a:graphicData uri="http://schemas.openxmlformats.org/drawingml/2006/picture">
+                <pic:pic xmlns:pic="http://schemas.openxmlformats.org/drawingml/2006/picture">
+                  <pic:nvPicPr>
+                    <pic:cNvPr id="1993552114" name=""/>
+                    <pic:cNvPicPr/>
+                  </pic:nvPicPr>
+                  <pic:blipFill rotWithShape="1">
+                    <a:blip r:embed="rId10"/>
+                    <a:srcRect t="4041" b="4642"/>
+                    <a:stretch>
+                      <a:fillRect/>
+                    </a:stretch>
+                  </pic:blipFill>
+                  <pic:spPr bwMode="auto">
+                    <a:xfrm>
+                      <a:off x="0" y="0"/>
+                      <a:ext cx="6241360" cy="4860248"/>
+                    </a:xfrm>
+                    <a:prstGeom prst="rect">
+                      <a:avLst/>
+                    </a:prstGeom>
+                    <a:ln>
+                      <a:noFill/>
+                    </a:ln>
+                    <a:extLst>
+                      <a:ext uri="{53640926-AAD7-44D8-BBD7-CCE9431645EC}">
+                        <a14:shadowObscured xmlns:a14="http://schemas.microsoft.com/office/drawing/2010/main"/>
+                      </a:ext>
+                    </a:extLst>
+                  </pic:spPr>
+                </pic:pic>
+              </a:graphicData>
+            </a:graphic>
+          </wp:inline>
+        </w:drawing>
+      </w:r>
+    </w:p>
+    <w:p>
+      <w:pPr>
+        <w:pStyle w:val="Caption"/>
+      </w:pPr>
+      <w:bookmarkStart w:id="31" w:name="_Toc243153839"/>
+      <w:r>
+        <w:t xml:space="preserve">Figure </w:t>
+      </w:r>
+      <w:fldSimple w:instr=" SEQ Figure \* ARABIC ">
+        <w:r>
+          <w:rPr>
+            <w:noProof/>
+          </w:rPr>
+          <w:t>2</w:t>
+        </w:r>
+      </w:fldSimple>
+      <w:r>
+        <w:t xml:space="preserve"> </w:t>
+      </w:r>
+      <w:proofErr w:type="spellStart"/>
+      <w:r>
+        <w:t>Aeroq</w:t>
+      </w:r>
+      <w:proofErr w:type="spellEnd"/>
+      <w:r>
+        <w:t xml:space="preserve"> project epics</w:t>
+      </w:r>
+      <w:r>
+        <w:t xml:space="preserve"> (as of 17/10/2026)</w:t>
+      </w:r>
+      <w:bookmarkEnd w:id="31"/>
+    </w:p>
+    <w:p>
+      <w:pPr>
+        <w:keepNext/>
+      </w:pPr>
+      <w:r>
+        <w:rPr>
+          <w:noProof/>
+        </w:rPr>
+        <w:lastRenderedPageBreak/>
+        <w:drawing>
+          <wp:inline distT="0" distB="0" distL="0" distR="0" wp14:anchorId="048D6B64" wp14:editId="15E35728">
+            <wp:extent cx="5954233" cy="3768801"/>
+            <wp:effectExtent l="0" t="0" r="2540" b="3175"/>
+            <wp:docPr id="849594347" name="Picture 1"/>
+            <wp:cNvGraphicFramePr>
+              <a:graphicFrameLocks xmlns:a="http://schemas.openxmlformats.org/drawingml/2006/main" noChangeAspect="1"/>
+            </wp:cNvGraphicFramePr>
+            <a:graphic xmlns:a="http://schemas.openxmlformats.org/drawingml/2006/main">
+              <a:graphicData uri="http://schemas.openxmlformats.org/drawingml/2006/picture">
+                <pic:pic xmlns:pic="http://schemas.openxmlformats.org/drawingml/2006/picture">
+                  <pic:nvPicPr>
+                    <pic:cNvPr id="849594347" name="Picture 1"/>
+                    <pic:cNvPicPr/>
+                  </pic:nvPicPr>
+                  <pic:blipFill>
+                    <a:blip r:embed="rId11" cstate="print">
+                      <a:extLst>
+                        <a:ext uri="{28A0092B-C50C-407E-A947-70E740481C1C}">
+                          <a14:useLocalDpi xmlns:a14="http://schemas.microsoft.com/office/drawing/2010/main" val="0"/>
+                        </a:ext>
+                      </a:extLst>
+                    </a:blip>
+                    <a:stretch>
+                      <a:fillRect/>
+                    </a:stretch>
+                  </pic:blipFill>
+                  <pic:spPr>
+                    <a:xfrm>
+                      <a:off x="0" y="0"/>
+                      <a:ext cx="5999322" cy="3797340"/>
+                    </a:xfrm>
+                    <a:prstGeom prst="rect">
+                      <a:avLst/>
+                    </a:prstGeom>
+                  </pic:spPr>
+                </pic:pic>
+              </a:graphicData>
+            </a:graphic>
+          </wp:inline>
+        </w:drawing>
+      </w:r>
+    </w:p>
+    <w:p>
+      <w:pPr>
+        <w:pStyle w:val="Caption"/>
+      </w:pPr>
+      <w:bookmarkStart w:id="32" w:name="_Toc243153840"/>
+      <w:r>
+        <w:t xml:space="preserve">Figure </w:t>
+      </w:r>
+      <w:fldSimple w:instr=" SEQ Figure \* ARABIC ">
+        <w:r>
+          <w:rPr>
+            <w:noProof/>
+          </w:rPr>
+          <w:t>3</w:t>
+        </w:r>
+      </w:fldSimple>
+      <w:r>
+        <w:t xml:space="preserve"> Product </w:t>
+      </w:r>
+      <w:r>
+        <w:t>backlog</w:t>
+      </w:r>
+      <w:r>
+        <w:t xml:space="preserve"> with sprint 1 (CDM-01) in-progress</w:t>
+      </w:r>
+      <w:r>
+        <w:t xml:space="preserve"> (as of 17/10/2026)</w:t>
+      </w:r>
+      <w:bookmarkEnd w:id="32"/>
+    </w:p>
+    <w:p/>
+    <w:p/>
+    <w:p>
+      <w:pPr>
+        <w:keepNext/>
+      </w:pPr>
+      <w:r>
+        <w:rPr>
+          <w:noProof/>
+        </w:rPr>
+        <w:drawing>
+          <wp:inline distT="0" distB="0" distL="0" distR="0" wp14:anchorId="44567ECA" wp14:editId="0C2920EB">
+            <wp:extent cx="6120130" cy="2906395"/>
+            <wp:effectExtent l="0" t="0" r="1270" b="1905"/>
+            <wp:docPr id="981055533" name="Picture 1"/>
+            <wp:cNvGraphicFramePr>
+              <a:graphicFrameLocks xmlns:a="http://schemas.openxmlformats.org/drawingml/2006/main" noChangeAspect="1"/>
+            </wp:cNvGraphicFramePr>
+            <a:graphic xmlns:a="http://schemas.openxmlformats.org/drawingml/2006/main">
+              <a:graphicData uri="http://schemas.openxmlformats.org/drawingml/2006/picture">
+                <pic:pic xmlns:pic="http://schemas.openxmlformats.org/drawingml/2006/picture">
+                  <pic:nvPicPr>
+                    <pic:cNvPr id="981055533" name=""/>
+                    <pic:cNvPicPr/>
+                  </pic:nvPicPr>
+                  <pic:blipFill>
+                    <a:blip r:embed="rId12"/>
+                    <a:stretch>
+                      <a:fillRect/>
+                    </a:stretch>
+                  </pic:blipFill>
+                  <pic:spPr>
+                    <a:xfrm>
+                      <a:off x="0" y="0"/>
+                      <a:ext cx="6120130" cy="2906395"/>
+                    </a:xfrm>
+                    <a:prstGeom prst="rect">
+                      <a:avLst/>
+                    </a:prstGeom>
+                  </pic:spPr>
+                </pic:pic>
+              </a:graphicData>
+            </a:graphic>
+          </wp:inline>
+        </w:drawing>
+      </w:r>
+    </w:p>
+    <w:p>
+      <w:pPr>
+        <w:pStyle w:val="Caption"/>
+      </w:pPr>
+      <w:bookmarkStart w:id="33" w:name="_Toc243153841"/>
+      <w:r>
+        <w:t xml:space="preserve">Figure </w:t>
+      </w:r>
+      <w:fldSimple w:instr=" SEQ Figure \* ARABIC ">
+        <w:r>
+          <w:rPr>
+            <w:noProof/>
+          </w:rPr>
+          <w:t>4</w:t>
+        </w:r>
+      </w:fldSimple>
+      <w:r>
+        <w:t xml:space="preserve"> </w:t>
+      </w:r>
+      <w:r>
+        <w:t>Interactive s</w:t>
+      </w:r>
+      <w:r>
+        <w:t>print backlog chart</w:t>
+      </w:r>
+      <w:r>
+        <w:t xml:space="preserve"> (as of 17/10/2026)</w:t>
+      </w:r>
+      <w:bookmarkEnd w:id="33"/>
+    </w:p>
+    <w:p/>
+    <w:p>
+      <w:pPr>
+        <w:keepNext/>
+      </w:pPr>
+      <w:r>
+        <w:rPr>
+          <w:noProof/>
+        </w:rPr>
+        <w:lastRenderedPageBreak/>
+        <w:drawing>
+          <wp:inline distT="0" distB="0" distL="0" distR="0" wp14:anchorId="57710AE8" wp14:editId="10E6D8B6">
+            <wp:extent cx="6120130" cy="4079875"/>
+            <wp:effectExtent l="0" t="0" r="1270" b="0"/>
+            <wp:docPr id="1395563611" name="Picture 1"/>
+            <wp:cNvGraphicFramePr>
+              <a:graphicFrameLocks xmlns:a="http://schemas.openxmlformats.org/drawingml/2006/main" noChangeAspect="1"/>
+            </wp:cNvGraphicFramePr>
+            <a:graphic xmlns:a="http://schemas.openxmlformats.org/drawingml/2006/main">
+              <a:graphicData uri="http://schemas.openxmlformats.org/drawingml/2006/picture">
+                <pic:pic xmlns:pic="http://schemas.openxmlformats.org/drawingml/2006/picture">
+                  <pic:nvPicPr>
+                    <pic:cNvPr id="1395563611" name=""/>
+                    <pic:cNvPicPr/>
+                  </pic:nvPicPr>
+                  <pic:blipFill>
+                    <a:blip r:embed="rId13"/>
+                    <a:stretch>
+                      <a:fillRect/>
+                    </a:stretch>
+                  </pic:blipFill>
+                  <pic:spPr>
+                    <a:xfrm>
+                      <a:off x="0" y="0"/>
+                      <a:ext cx="6120130" cy="4079875"/>
+                    </a:xfrm>
+                    <a:prstGeom prst="rect">
+                      <a:avLst/>
+                    </a:prstGeom>
+                  </pic:spPr>
+                </pic:pic>
+              </a:graphicData>
+            </a:graphic>
+          </wp:inline>
+        </w:drawing>
+      </w:r>
+    </w:p>
+    <w:p>
+      <w:pPr>
+        <w:pStyle w:val="Caption"/>
+      </w:pPr>
+      <w:bookmarkStart w:id="34" w:name="_Toc243153842"/>
+      <w:r>
+        <w:t xml:space="preserve">Figure </w:t>
+      </w:r>
+      <w:fldSimple w:instr=" SEQ Figure \* ARABIC ">
+        <w:r>
+          <w:rPr>
+            <w:noProof/>
+          </w:rPr>
+          <w:t>5</w:t>
+        </w:r>
+      </w:fldSimple>
+      <w:r>
+        <w:t xml:space="preserve"> Interactive Kanban board</w:t>
+      </w:r>
+      <w:r>
+        <w:t xml:space="preserve"> (as of 17/10/2026)</w:t>
+      </w:r>
+      <w:bookmarkEnd w:id="34"/>
+    </w:p>
+    <w:p/>
+    <w:p/>
+    <w:p/>
+    <w:p/>
+    <w:p/>
+    <w:p/>
+    <w:p/>
+    <w:p/>
+    <w:p/>
+    <w:p/>
+    <w:p/>
+    <w:p/>
+    <w:p/>
+    <w:p/>
+    <w:p/>
+    <w:p/>
+    <w:p>
+      <w:pPr>
         <w:pStyle w:val="Heading3"/>
       </w:pPr>
-      <w:bookmarkStart w:id="20" w:name="_Toc241419984"/>
-      <w:r>
-        <w:t xml:space="preserve">1.4.1. </w:t>
-      </w:r>
-      <w:r>
-        <w:t>Project Plan</w:t>
-      </w:r>
-      <w:bookmarkEnd w:id="20"/>
-    </w:p>
-    <w:p/>
-    <w:p>
-      <w:pPr>
-        <w:pStyle w:val="Heading3"/>
-      </w:pPr>
-      <w:bookmarkStart w:id="21" w:name="_Toc241419985"/>
-      <w:r>
+      <w:bookmarkStart w:id="35" w:name="_Toc243153975"/>
+      <w:r>
+        <w:lastRenderedPageBreak/>
         <w:t xml:space="preserve">1.4.2. </w:t>
       </w:r>
       <w:r>
         <w:t>Initial Assessment of Tools and Techniques</w:t>
       </w:r>
-      <w:bookmarkEnd w:id="21"/>
+      <w:bookmarkEnd w:id="35"/>
+    </w:p>
+    <w:p>
+      <w:pPr>
+        <w:pStyle w:val="Heading4"/>
+      </w:pPr>
+      <w:r>
+        <w:t>Online Tools and Techniques</w:t>
+      </w:r>
+    </w:p>
+    <w:p>
+      <w:pPr>
+        <w:spacing w:after="160" w:line="278" w:lineRule="auto"/>
+      </w:pPr>
+      <w:r>
+        <w:rPr>
+          <w:b/>
+          <w:bCs/>
+        </w:rPr>
+        <w:t xml:space="preserve">Google </w:t>
+      </w:r>
+      <w:proofErr w:type="spellStart"/>
+      <w:r>
+        <w:rPr>
+          <w:b/>
+          <w:bCs/>
+        </w:rPr>
+        <w:t>Colab</w:t>
+      </w:r>
+      <w:proofErr w:type="spellEnd"/>
+      <w:r>
+        <w:rPr>
+          <w:b/>
+          <w:bCs/>
+        </w:rPr>
+        <w:t xml:space="preserve">: </w:t>
+      </w:r>
+      <w:r>
+        <w:t>Actively used for data experimentation with access provided to supervisor Cian from the get-go.</w:t>
+      </w:r>
+    </w:p>
+    <w:p>
+      <w:pPr>
+        <w:spacing w:after="160" w:line="278" w:lineRule="auto"/>
+      </w:pPr>
+      <w:r>
+        <w:rPr>
+          <w:b/>
+          <w:bCs/>
+        </w:rPr>
+        <w:t xml:space="preserve">Jupyter Notebooks: </w:t>
+      </w:r>
+      <w:r>
+        <w:t xml:space="preserve">Good back-up for API providers who block requests from GCP, like the free </w:t>
+      </w:r>
+      <w:proofErr w:type="spellStart"/>
+      <w:r>
+        <w:t>OpenSky</w:t>
+      </w:r>
+      <w:proofErr w:type="spellEnd"/>
+      <w:r>
+        <w:t xml:space="preserve"> Network.</w:t>
+      </w:r>
+    </w:p>
+    <w:p>
+      <w:pPr>
+        <w:spacing w:after="160" w:line="278" w:lineRule="auto"/>
+      </w:pPr>
+      <w:r>
+        <w:rPr>
+          <w:b/>
+          <w:bCs/>
+        </w:rPr>
+        <w:t xml:space="preserve">Postman: </w:t>
+      </w:r>
+      <w:r>
+        <w:t>A good tool for fast API experimentation. I use Postman for the very first stage of data exploration, all it needs is an API key.</w:t>
+      </w:r>
+    </w:p>
+    <w:p>
+      <w:pPr>
+        <w:spacing w:after="160" w:line="278" w:lineRule="auto"/>
+      </w:pPr>
+      <w:r>
+        <w:rPr>
+          <w:b/>
+          <w:bCs/>
+        </w:rPr>
+        <w:t xml:space="preserve">AWS RDS: </w:t>
+      </w:r>
+      <w:r>
+        <w:t>Explored at length, but the required surrounding network infrastructure was too expensive for this project.</w:t>
+      </w:r>
+    </w:p>
+    <w:p>
+      <w:pPr>
+        <w:spacing w:after="160" w:line="278" w:lineRule="auto"/>
+      </w:pPr>
+      <w:r>
+        <w:rPr>
+          <w:b/>
+          <w:bCs/>
+        </w:rPr>
+        <w:t xml:space="preserve">AWS Lambda: </w:t>
+      </w:r>
+      <w:r>
+        <w:t>Suitable FaaS which I have a familiarity with.</w:t>
+      </w:r>
+    </w:p>
+    <w:p>
+      <w:pPr>
+        <w:spacing w:after="160" w:line="278" w:lineRule="auto"/>
+      </w:pPr>
+      <w:r>
+        <w:rPr>
+          <w:b/>
+          <w:bCs/>
+        </w:rPr>
+        <w:t xml:space="preserve">AWS </w:t>
+      </w:r>
+      <w:proofErr w:type="spellStart"/>
+      <w:r>
+        <w:rPr>
+          <w:b/>
+          <w:bCs/>
+        </w:rPr>
+        <w:t>EventBridge</w:t>
+      </w:r>
+      <w:proofErr w:type="spellEnd"/>
+      <w:r>
+        <w:rPr>
+          <w:b/>
+          <w:bCs/>
+        </w:rPr>
+        <w:t xml:space="preserve"> Scheduler: </w:t>
+      </w:r>
+      <w:r>
+        <w:t>Trigger AWS Lambda functions on a scheduled basis</w:t>
+      </w:r>
+      <w:r>
+        <w:t xml:space="preserve"> (</w:t>
+      </w:r>
+      <w:proofErr w:type="spellStart"/>
+      <w:r>
+        <w:t>cron</w:t>
+      </w:r>
+      <w:proofErr w:type="spellEnd"/>
+      <w:r>
+        <w:t xml:space="preserve"> jobs</w:t>
+      </w:r>
+      <w:r>
+        <w:t>)</w:t>
+      </w:r>
+      <w:r>
+        <w:t>.</w:t>
+      </w:r>
+    </w:p>
+    <w:p>
+      <w:pPr>
+        <w:spacing w:after="160" w:line="278" w:lineRule="auto"/>
+      </w:pPr>
+      <w:r>
+        <w:rPr>
+          <w:b/>
+          <w:bCs/>
+        </w:rPr>
+        <w:t xml:space="preserve">AWS S3: </w:t>
+      </w:r>
+      <w:r>
+        <w:t xml:space="preserve">Object store which allows for hive-style partitioning. </w:t>
+      </w:r>
+    </w:p>
+    <w:p>
+      <w:pPr>
+        <w:spacing w:after="160" w:line="278" w:lineRule="auto"/>
+      </w:pPr>
+      <w:r>
+        <w:rPr>
+          <w:b/>
+          <w:bCs/>
+        </w:rPr>
+        <w:t xml:space="preserve">Neon: </w:t>
+      </w:r>
+      <w:r>
+        <w:t>Neon is a managed, serverless database platform for Postgre</w:t>
+      </w:r>
+      <w:r>
+        <w:t>s.</w:t>
+      </w:r>
+    </w:p>
+    <w:p>
+      <w:pPr>
+        <w:spacing w:after="160" w:line="278" w:lineRule="auto"/>
+      </w:pPr>
+    </w:p>
+    <w:p>
+      <w:pPr>
+        <w:pStyle w:val="Heading4"/>
+      </w:pPr>
+      <w:r>
+        <w:t>Books and Documents</w:t>
+      </w:r>
+    </w:p>
+    <w:p>
+      <w:pPr>
+        <w:spacing w:after="160" w:line="278" w:lineRule="auto"/>
+      </w:pPr>
+      <w:r>
+        <w:rPr>
+          <w:b/>
+          <w:bCs/>
+        </w:rPr>
+        <w:t xml:space="preserve">CRISP-DM: </w:t>
+      </w:r>
+      <w:r>
+        <w:t>Process model for the data side of this project</w:t>
+      </w:r>
+      <w:r>
+        <w:t xml:space="preserve"> </w:t>
+      </w:r>
+      <w:sdt>
+        <w:sdtPr>
+          <w:id w:val="-2057302433"/>
+          <w:citation/>
+        </w:sdtPr>
+        <w:sdtContent>
+          <w:r>
+            <w:fldChar w:fldCharType="begin"/>
+          </w:r>
+          <w:r>
+            <w:instrText xml:space="preserve"> CITATION Hip00 \l 6153  \m Cha00</w:instrText>
+          </w:r>
+          <w:r>
+            <w:fldChar w:fldCharType="separate"/>
+          </w:r>
+          <w:r>
+            <w:rPr>
+              <w:noProof/>
+            </w:rPr>
+            <w:t>(Hipp &amp; Wirth, 2000; Chapman, et al., 2000)</w:t>
+          </w:r>
+          <w:r>
+            <w:fldChar w:fldCharType="end"/>
+          </w:r>
+        </w:sdtContent>
+      </w:sdt>
+    </w:p>
+    <w:p>
+      <w:pPr>
+        <w:spacing w:after="160" w:line="278" w:lineRule="auto"/>
+      </w:pPr>
+      <w:r>
+        <w:rPr>
+          <w:b/>
+          <w:bCs/>
+        </w:rPr>
+        <w:t>Fundamentals of machine learning for data analytics</w:t>
+      </w:r>
+      <w:r>
+        <w:rPr>
+          <w:b/>
+          <w:bCs/>
+        </w:rPr>
+        <w:t xml:space="preserve"> </w:t>
+      </w:r>
+      <w:sdt>
+        <w:sdtPr>
+          <w:id w:val="-352727924"/>
+          <w:citation/>
+        </w:sdtPr>
+        <w:sdtContent>
+          <w:r>
+            <w:fldChar w:fldCharType="begin"/>
+          </w:r>
+          <w:r>
+            <w:instrText xml:space="preserve"> CITATION Kel20 \l 6153 </w:instrText>
+          </w:r>
+          <w:r>
+            <w:fldChar w:fldCharType="separate"/>
+          </w:r>
+          <w:r>
+            <w:rPr>
+              <w:noProof/>
+            </w:rPr>
+            <w:t>(Kelleher, et al., 2020)</w:t>
+          </w:r>
+          <w:r>
+            <w:fldChar w:fldCharType="end"/>
+          </w:r>
+        </w:sdtContent>
+      </w:sdt>
+    </w:p>
+    <w:p>
+      <w:pPr>
+        <w:rPr>
+          <w:b/>
+          <w:bCs/>
+        </w:rPr>
+      </w:pPr>
+      <w:r>
+        <w:rPr>
+          <w:b/>
+          <w:bCs/>
+        </w:rPr>
+        <w:t>Fundamentals of Software Architecture: An Engineering Approach</w:t>
+      </w:r>
+      <w:r>
+        <w:rPr>
+          <w:b/>
+          <w:bCs/>
+        </w:rPr>
+        <w:t xml:space="preserve"> </w:t>
+      </w:r>
+      <w:sdt>
+        <w:sdtPr>
+          <w:id w:val="-1025633803"/>
+          <w:citation/>
+        </w:sdtPr>
+        <w:sdtContent>
+          <w:r>
+            <w:fldChar w:fldCharType="begin"/>
+          </w:r>
+          <w:r>
+            <w:instrText xml:space="preserve"> CITATION Ric24 \l 6153 </w:instrText>
+          </w:r>
+          <w:r>
+            <w:fldChar w:fldCharType="separate"/>
+          </w:r>
+          <w:r>
+            <w:rPr>
+              <w:noProof/>
+            </w:rPr>
+            <w:t>(Richards &amp; Ford, 2024)</w:t>
+          </w:r>
+          <w:r>
+            <w:fldChar w:fldCharType="end"/>
+          </w:r>
+        </w:sdtContent>
+      </w:sdt>
+    </w:p>
+    <w:p>
+      <w:pPr>
+        <w:spacing w:after="160" w:line="278" w:lineRule="auto"/>
+      </w:pPr>
+    </w:p>
+    <w:p>
+      <w:pPr>
+        <w:spacing w:after="160" w:line="278" w:lineRule="auto"/>
+      </w:pPr>
+    </w:p>
+    <w:p>
+      <w:pPr>
+        <w:spacing w:after="160" w:line="278" w:lineRule="auto"/>
+      </w:pPr>
+    </w:p>
+    <w:p>
+      <w:pPr>
+        <w:spacing w:after="160" w:line="278" w:lineRule="auto"/>
+      </w:pPr>
     </w:p>
     <w:p>
       <w:pPr>
@@ -11677,7 +14796,7 @@
       <w:pPr>
         <w:pStyle w:val="Heading1"/>
       </w:pPr>
-      <w:bookmarkStart w:id="22" w:name="_Toc241419986"/>
+      <w:bookmarkStart w:id="36" w:name="_Toc243153976"/>
       <w:r>
         <w:lastRenderedPageBreak/>
         <w:t xml:space="preserve">2. </w:t>
@@ -11685,27 +14804,27 @@
       <w:r>
         <w:t>Data Understanding</w:t>
       </w:r>
-      <w:bookmarkEnd w:id="22"/>
+      <w:bookmarkEnd w:id="36"/>
     </w:p>
     <w:p>
       <w:pPr>
         <w:pStyle w:val="Heading2"/>
       </w:pPr>
-      <w:bookmarkStart w:id="23" w:name="_Toc241419987"/>
+      <w:bookmarkStart w:id="37" w:name="_Toc243153977"/>
       <w:r>
         <w:t>2.1. Collect Initial Data</w:t>
       </w:r>
-      <w:bookmarkEnd w:id="23"/>
+      <w:bookmarkEnd w:id="37"/>
     </w:p>
     <w:p>
       <w:pPr>
         <w:pStyle w:val="Heading3"/>
       </w:pPr>
-      <w:bookmarkStart w:id="24" w:name="_Toc241419988"/>
+      <w:bookmarkStart w:id="38" w:name="_Toc243153978"/>
       <w:r>
         <w:t>2.1.1. Initial Data Collection Report</w:t>
       </w:r>
-      <w:bookmarkEnd w:id="24"/>
+      <w:bookmarkEnd w:id="38"/>
     </w:p>
     <w:p/>
     <w:p>
@@ -11728,7 +14847,7 @@
       <w:pPr>
         <w:pStyle w:val="Heading2"/>
       </w:pPr>
-      <w:bookmarkStart w:id="25" w:name="_Toc241419989"/>
+      <w:bookmarkStart w:id="39" w:name="_Toc243153979"/>
       <w:r>
         <w:lastRenderedPageBreak/>
         <w:t>2.</w:t>
@@ -11736,17 +14855,17 @@
       <w:r>
         <w:t>2. Describe Data</w:t>
       </w:r>
-      <w:bookmarkEnd w:id="25"/>
+      <w:bookmarkEnd w:id="39"/>
     </w:p>
     <w:p>
       <w:pPr>
         <w:pStyle w:val="Heading3"/>
       </w:pPr>
-      <w:bookmarkStart w:id="26" w:name="_Toc241419990"/>
+      <w:bookmarkStart w:id="40" w:name="_Toc243153980"/>
       <w:r>
         <w:t>2.2.1. Data Description Report</w:t>
       </w:r>
-      <w:bookmarkEnd w:id="26"/>
+      <w:bookmarkEnd w:id="40"/>
     </w:p>
     <w:p/>
     <w:p>
@@ -11769,7 +14888,7 @@
       <w:pPr>
         <w:pStyle w:val="Heading2"/>
       </w:pPr>
-      <w:bookmarkStart w:id="27" w:name="_Toc241419991"/>
+      <w:bookmarkStart w:id="41" w:name="_Toc243153981"/>
       <w:r>
         <w:lastRenderedPageBreak/>
         <w:t>2.</w:t>
@@ -11783,17 +14902,17 @@
       <w:r>
         <w:t>Explore Data</w:t>
       </w:r>
-      <w:bookmarkEnd w:id="27"/>
+      <w:bookmarkEnd w:id="41"/>
     </w:p>
     <w:p>
       <w:pPr>
         <w:pStyle w:val="Heading3"/>
       </w:pPr>
-      <w:bookmarkStart w:id="28" w:name="_Toc241419992"/>
+      <w:bookmarkStart w:id="42" w:name="_Toc243153982"/>
       <w:r>
         <w:t>2.3.1 Data Exploration Report</w:t>
       </w:r>
-      <w:bookmarkEnd w:id="28"/>
+      <w:bookmarkEnd w:id="42"/>
     </w:p>
     <w:p/>
     <w:p>
@@ -11816,22 +14935,22 @@
       <w:pPr>
         <w:pStyle w:val="Heading2"/>
       </w:pPr>
-      <w:bookmarkStart w:id="29" w:name="_Toc241419993"/>
+      <w:bookmarkStart w:id="43" w:name="_Toc243153983"/>
       <w:r>
         <w:lastRenderedPageBreak/>
         <w:t>2.4. Verify Data Quality</w:t>
       </w:r>
-      <w:bookmarkEnd w:id="29"/>
+      <w:bookmarkEnd w:id="43"/>
     </w:p>
     <w:p>
       <w:pPr>
         <w:pStyle w:val="Heading3"/>
       </w:pPr>
-      <w:bookmarkStart w:id="30" w:name="_Toc241419994"/>
+      <w:bookmarkStart w:id="44" w:name="_Toc243153984"/>
       <w:r>
         <w:t>2.4.1. Data Quality Report</w:t>
       </w:r>
-      <w:bookmarkEnd w:id="30"/>
+      <w:bookmarkEnd w:id="44"/>
     </w:p>
     <w:p/>
     <w:p/>
@@ -11854,7 +14973,7 @@
       <w:pPr>
         <w:pStyle w:val="Heading1"/>
       </w:pPr>
-      <w:bookmarkStart w:id="31" w:name="_Toc241419995"/>
+      <w:bookmarkStart w:id="45" w:name="_Toc243153985"/>
       <w:r>
         <w:lastRenderedPageBreak/>
         <w:t xml:space="preserve">3. </w:t>
@@ -11862,7 +14981,7 @@
       <w:r>
         <w:t>Data Preparation</w:t>
       </w:r>
-      <w:bookmarkEnd w:id="31"/>
+      <w:bookmarkEnd w:id="45"/>
     </w:p>
     <w:p/>
     <w:p>
@@ -11884,7 +15003,7 @@
       <w:pPr>
         <w:pStyle w:val="Heading1"/>
       </w:pPr>
-      <w:bookmarkStart w:id="32" w:name="_Toc241419996"/>
+      <w:bookmarkStart w:id="46" w:name="_Toc243153986"/>
       <w:r>
         <w:lastRenderedPageBreak/>
         <w:t xml:space="preserve">4. </w:t>
@@ -11892,7 +15011,7 @@
       <w:r>
         <w:t>Modelling</w:t>
       </w:r>
-      <w:bookmarkEnd w:id="32"/>
+      <w:bookmarkEnd w:id="46"/>
     </w:p>
     <w:p/>
     <w:p>
@@ -11914,7 +15033,7 @@
       <w:pPr>
         <w:pStyle w:val="Heading1"/>
       </w:pPr>
-      <w:bookmarkStart w:id="33" w:name="_Toc241419997"/>
+      <w:bookmarkStart w:id="47" w:name="_Toc243153987"/>
       <w:r>
         <w:lastRenderedPageBreak/>
         <w:t xml:space="preserve">5. </w:t>
@@ -11922,7 +15041,7 @@
       <w:r>
         <w:t>Evaluation</w:t>
       </w:r>
-      <w:bookmarkEnd w:id="33"/>
+      <w:bookmarkEnd w:id="47"/>
     </w:p>
     <w:p/>
     <w:p>
@@ -11944,7 +15063,7 @@
       <w:pPr>
         <w:pStyle w:val="Heading1"/>
       </w:pPr>
-      <w:bookmarkStart w:id="34" w:name="_Toc241419998"/>
+      <w:bookmarkStart w:id="48" w:name="_Toc243153988"/>
       <w:r>
         <w:lastRenderedPageBreak/>
         <w:t xml:space="preserve">6. </w:t>
@@ -11952,7 +15071,7 @@
       <w:r>
         <w:t>Deployment</w:t>
       </w:r>
-      <w:bookmarkEnd w:id="34"/>
+      <w:bookmarkEnd w:id="48"/>
     </w:p>
     <w:p/>
     <w:p>
@@ -11967,41 +15086,1859 @@
       <w:pPr>
         <w:pStyle w:val="Heading1"/>
       </w:pPr>
-      <w:bookmarkStart w:id="35" w:name="_Toc241419999"/>
+      <w:bookmarkStart w:id="49" w:name="_Toc243153989"/>
       <w:r>
         <w:lastRenderedPageBreak/>
         <w:t>Appendices</w:t>
       </w:r>
-      <w:bookmarkEnd w:id="35"/>
-    </w:p>
-    <w:p>
-      <w:r>
-        <w:t>f</w:t>
-      </w:r>
-    </w:p>
-    <w:p>
-      <w:pPr>
-        <w:pStyle w:val="Heading1"/>
+      <w:bookmarkEnd w:id="49"/>
+    </w:p>
+    <w:p>
+      <w:pPr>
+        <w:pStyle w:val="Heading3"/>
+      </w:pPr>
+      <w:bookmarkStart w:id="50" w:name="_Toc243153990"/>
+      <w:r>
+        <w:t>Appendix A: Neon, a Postgres backend</w:t>
+      </w:r>
+      <w:bookmarkEnd w:id="50"/>
+    </w:p>
+    <w:p>
+      <w:r>
+        <w:t>Neon is a managed, serverless database platform for PostgreSQL, also called Postgres. The core functionality that sets it apart from other relational database providers, like Amazon RDS, is the separation of the storage and compute planes. This leads to features like</w:t>
+      </w:r>
+      <w:r>
+        <w:t xml:space="preserve"> </w:t>
+      </w:r>
+      <w:sdt>
+        <w:sdtPr>
+          <w:id w:val="1676308684"/>
+          <w:citation/>
+        </w:sdtPr>
+        <w:sdtContent>
+          <w:r>
+            <w:fldChar w:fldCharType="begin"/>
+          </w:r>
+          <w:r>
+            <w:instrText xml:space="preserve">CITATION Neo26 \l 6153 </w:instrText>
+          </w:r>
+          <w:r>
+            <w:fldChar w:fldCharType="separate"/>
+          </w:r>
+          <w:r>
+            <w:rPr>
+              <w:noProof/>
+            </w:rPr>
+            <w:t>(Neon, 2026)</w:t>
+          </w:r>
+          <w:r>
+            <w:fldChar w:fldCharType="end"/>
+          </w:r>
+        </w:sdtContent>
+      </w:sdt>
+      <w:r>
+        <w:t>:</w:t>
+      </w:r>
+    </w:p>
+    <w:p>
+      <w:pPr>
+        <w:pStyle w:val="ListParagraph"/>
+        <w:numPr>
+          <w:ilvl w:val="0"/>
+          <w:numId w:val="20"/>
+        </w:numPr>
+      </w:pPr>
+      <w:r>
+        <w:t>Instant database branching using a Copy-on-Write (</w:t>
+      </w:r>
+      <w:proofErr w:type="spellStart"/>
+      <w:r>
+        <w:t>CoW</w:t>
+      </w:r>
+      <w:proofErr w:type="spellEnd"/>
+      <w:r>
+        <w:t>) storage model, like Docker uses when building images</w:t>
+      </w:r>
+      <w:r>
+        <w:t xml:space="preserve"> </w:t>
+      </w:r>
+      <w:sdt>
+        <w:sdtPr>
+          <w:id w:val="-197862502"/>
+          <w:citation/>
+        </w:sdtPr>
+        <w:sdtContent>
+          <w:r>
+            <w:fldChar w:fldCharType="begin"/>
+          </w:r>
+          <w:r>
+            <w:instrText xml:space="preserve">CITATION Neo \l 6153 </w:instrText>
+          </w:r>
+          <w:r>
+            <w:fldChar w:fldCharType="separate"/>
+          </w:r>
+          <w:r>
+            <w:rPr>
+              <w:noProof/>
+            </w:rPr>
+            <w:t>(Lenovo, 2026)</w:t>
+          </w:r>
+          <w:r>
+            <w:fldChar w:fldCharType="end"/>
+          </w:r>
+        </w:sdtContent>
+      </w:sdt>
+      <w:r>
+        <w:t>. I'll be able to create a clean branch of the silver layer within a second for testing out data transformations like binning when training.</w:t>
+      </w:r>
+    </w:p>
+    <w:p>
+      <w:pPr>
+        <w:pStyle w:val="ListParagraph"/>
+        <w:numPr>
+          <w:ilvl w:val="0"/>
+          <w:numId w:val="20"/>
+        </w:numPr>
+      </w:pPr>
+      <w:r>
+        <w:t>The ability to instantly restore a database from a snapshot will enable faster development of the silver layer through reducing the time spent rebuilding the database after failed transformation attempts. Without this feature, an expensive connection would need to be established between the silver S3 buckets and Neon.</w:t>
+      </w:r>
+    </w:p>
+    <w:p>
+      <w:pPr>
+        <w:pStyle w:val="ListParagraph"/>
+        <w:numPr>
+          <w:ilvl w:val="0"/>
+          <w:numId w:val="20"/>
+        </w:numPr>
+      </w:pPr>
+      <w:r>
+        <w:t xml:space="preserve">Scale-to-zero computing. When the compute plane has been inactive for five or more minutes, it suspends entirely. When a request does arrive, Neon can ready the database within a few hundred milliseconds. This is especially beneficial for </w:t>
+      </w:r>
+      <w:proofErr w:type="spellStart"/>
+      <w:r>
+        <w:t>Aeroq</w:t>
+      </w:r>
+      <w:proofErr w:type="spellEnd"/>
+      <w:r>
+        <w:t xml:space="preserve"> due to the nature of the final year project; months of sparse traffic followed by a surge. This also enables configurable compute plane auto-scaling</w:t>
+      </w:r>
+      <w:r>
+        <w:t xml:space="preserve"> </w:t>
+      </w:r>
+      <w:sdt>
+        <w:sdtPr>
+          <w:id w:val="830644590"/>
+          <w:citation/>
+        </w:sdtPr>
+        <w:sdtContent>
+          <w:r>
+            <w:fldChar w:fldCharType="begin"/>
+          </w:r>
+          <w:r>
+            <w:instrText xml:space="preserve">CITATION Neo261 \l 6153 </w:instrText>
+          </w:r>
+          <w:r>
+            <w:fldChar w:fldCharType="separate"/>
+          </w:r>
+          <w:r>
+            <w:rPr>
+              <w:noProof/>
+            </w:rPr>
+            <w:t>(Neon, 2026)</w:t>
+          </w:r>
+          <w:r>
+            <w:fldChar w:fldCharType="end"/>
+          </w:r>
+        </w:sdtContent>
+      </w:sdt>
+      <w:r>
+        <w:t>.</w:t>
+      </w:r>
+    </w:p>
+    <w:p/>
+    <w:p>
+      <w:r>
+        <w:t>I thoroughly considered deploying Postgres with Amazon RDS, a platform I'm familiar with, before settling on Neon due to the expensive complexities of AWS. RDS must be deployed in a VPC and, given that security and development best practices are considerations, in a private subnet. Since Postgres will hold the data that I will use locally to train the model, either a route is needed to communicate with RDS from outside of that VPC, or, the training must be done within the VPC. There are a number of suitable implementations for opening a route over the Internet, like a bastion host and an Internet Gateway or an API Gateway with Elastic Network Interfaces attached to relevant Lambdas, but these require relatively expensive appliances and extensive network planning. Training on AWS is limited by a combination of Lambda's maximum runtime of 15 minutes, my lack of experience, and the cost. After evaluation and re-evaluation, I determined that only Neon could meet my need for an easy-to-learn, cost-effective, API-friendly, scalable relational database provider.</w:t>
+      </w:r>
+    </w:p>
+    <w:p/>
+    <w:p/>
+    <w:p>
+      <w:pPr>
+        <w:pStyle w:val="Heading3"/>
+      </w:pPr>
+      <w:bookmarkStart w:id="51" w:name="_Toc243153991"/>
+      <w:r>
+        <w:lastRenderedPageBreak/>
+        <w:t>Appendix B: Postgre</w:t>
+      </w:r>
+      <w:r>
+        <w:t>SQL</w:t>
+      </w:r>
+      <w:r>
+        <w:t xml:space="preserve"> DBMS</w:t>
+      </w:r>
+      <w:bookmarkEnd w:id="51"/>
+    </w:p>
+    <w:p>
+      <w:r>
+        <w:t>PostgreSQL, or Postgres, is an open-source object-relational database management system that allows for a wide variety of data types while retaining ACID-compliant transactions</w:t>
+      </w:r>
+      <w:r>
+        <w:t xml:space="preserve"> </w:t>
+      </w:r>
+      <w:sdt>
+        <w:sdtPr>
+          <w:id w:val="-909004523"/>
+          <w:citation/>
+        </w:sdtPr>
+        <w:sdtContent>
+          <w:r>
+            <w:fldChar w:fldCharType="begin"/>
+          </w:r>
+          <w:r>
+            <w:instrText xml:space="preserve">CITATION Pos26 \l 6153 </w:instrText>
+          </w:r>
+          <w:r>
+            <w:fldChar w:fldCharType="separate"/>
+          </w:r>
+          <w:r>
+            <w:rPr>
+              <w:noProof/>
+            </w:rPr>
+            <w:t>(PostgreSQL, 2026)</w:t>
+          </w:r>
+          <w:r>
+            <w:fldChar w:fldCharType="end"/>
+          </w:r>
+        </w:sdtContent>
+      </w:sdt>
+      <w:r>
+        <w:t>. Postgres is natively designed to run on a single node, primarily handling concurrency through saving before-and-after snapshots of any row modified in a transaction (Multi-Versioned Concurrency Control), but falling back on a modified implementation of traditional RDBMS pessimistic locking (strict 2-phase locking with the DDL for queries to skip or wait for lock release)</w:t>
+      </w:r>
+      <w:r>
+        <w:t xml:space="preserve"> </w:t>
+      </w:r>
+      <w:sdt>
+        <w:sdtPr>
+          <w:id w:val="264348033"/>
+          <w:citation/>
+        </w:sdtPr>
+        <w:sdtContent>
+          <w:r>
+            <w:fldChar w:fldCharType="begin"/>
+          </w:r>
+          <w:r>
+            <w:instrText xml:space="preserve">CITATION Pos261 \m GfG25 \l 6153 </w:instrText>
+          </w:r>
+          <w:r>
+            <w:fldChar w:fldCharType="separate"/>
+          </w:r>
+          <w:r>
+            <w:rPr>
+              <w:noProof/>
+            </w:rPr>
+            <w:t>(PostgreSQL, 2026; GfG, 2025)</w:t>
+          </w:r>
+          <w:r>
+            <w:fldChar w:fldCharType="end"/>
+          </w:r>
+        </w:sdtContent>
+      </w:sdt>
+      <w:r>
+        <w:t>. Neon, a managed, serverless database platform for Postgres, uses this model for concurrency control on each branch's primary compute node while providing for scalability and data resilience through a distributed storage system</w:t>
+      </w:r>
+      <w:r>
+        <w:t xml:space="preserve"> </w:t>
+      </w:r>
+      <w:sdt>
+        <w:sdtPr>
+          <w:id w:val="-1426729065"/>
+          <w:citation/>
+        </w:sdtPr>
+        <w:sdtContent>
+          <w:r>
+            <w:fldChar w:fldCharType="begin"/>
+          </w:r>
+          <w:r>
+            <w:instrText xml:space="preserve">CITATION Neo23 \l 6153 </w:instrText>
+          </w:r>
+          <w:r>
+            <w:fldChar w:fldCharType="separate"/>
+          </w:r>
+          <w:r>
+            <w:rPr>
+              <w:noProof/>
+            </w:rPr>
+            <w:t>(Neon, 2023)</w:t>
+          </w:r>
+          <w:r>
+            <w:fldChar w:fldCharType="end"/>
+          </w:r>
+        </w:sdtContent>
+      </w:sdt>
+      <w:r>
+        <w:t>. Postgres was selected over a NoSQL solution due to its native support for JOINs and the need to enforce a schema in processed training data. Compared to other RDBMS', I chose Postgres due to its open source licence helping to lower costs and mitigate vendor lock-in through enabling provider competition, my familiarity with relational databases and SQL commands, and its wide range of available data types</w:t>
+      </w:r>
+      <w:r>
+        <w:t xml:space="preserve"> </w:t>
+      </w:r>
+      <w:sdt>
+        <w:sdtPr>
+          <w:id w:val="1417753294"/>
+          <w:citation/>
+        </w:sdtPr>
+        <w:sdtContent>
+          <w:r>
+            <w:fldChar w:fldCharType="begin"/>
+          </w:r>
+          <w:r>
+            <w:instrText xml:space="preserve">CITATION Tin26 \l 6153 </w:instrText>
+          </w:r>
+          <w:r>
+            <w:fldChar w:fldCharType="separate"/>
+          </w:r>
+          <w:r>
+            <w:rPr>
+              <w:noProof/>
+            </w:rPr>
+            <w:t>(TinyBird, 2026)</w:t>
+          </w:r>
+          <w:r>
+            <w:fldChar w:fldCharType="end"/>
+          </w:r>
+        </w:sdtContent>
+      </w:sdt>
+      <w:r>
+        <w:t>.</w:t>
+      </w:r>
+    </w:p>
+    <w:p/>
+    <w:p>
+      <w:pPr>
+        <w:spacing w:after="160" w:line="278" w:lineRule="auto"/>
       </w:pPr>
       <w:r>
         <w:br w:type="page"/>
       </w:r>
-      <w:bookmarkStart w:id="36" w:name="_Toc241420000"/>
+    </w:p>
+    <w:p>
+      <w:pPr>
+        <w:pStyle w:val="Heading3"/>
+      </w:pPr>
+      <w:bookmarkStart w:id="52" w:name="_Toc243153992"/>
       <w:r>
         <w:lastRenderedPageBreak/>
-        <w:t>References</w:t>
-      </w:r>
-      <w:bookmarkEnd w:id="36"/>
-    </w:p>
-    <w:p>
-      <w:r>
-        <w:t>f</w:t>
-      </w:r>
-    </w:p>
+        <w:t>Appendix C: Comparison of Waterfall and Agile project methodologies</w:t>
+      </w:r>
+      <w:bookmarkEnd w:id="52"/>
+    </w:p>
+    <w:p>
+      <w:r>
+        <w:t xml:space="preserve">I chose an agile methodology, modified Scrum, over the traditional waterfall approach because of the exploratory nature of my final year project. Waterfall assumes that requirements and scope are fixed from the start and that works flows sequentially. This was not possible with </w:t>
+      </w:r>
+      <w:proofErr w:type="spellStart"/>
+      <w:r>
+        <w:t>Aeroq</w:t>
+      </w:r>
+      <w:proofErr w:type="spellEnd"/>
+      <w:r>
+        <w:t xml:space="preserve"> due to unfixed academic requirements at the outset and my lack of experience with the technologies the project requires.</w:t>
+      </w:r>
+    </w:p>
+    <w:p/>
+    <w:p>
+      <w:r>
+        <w:t xml:space="preserve">Agile assumes that requirements and scope will evolve as the project progresses and that work is delivered in short, iterative sprints with regular feedback. This allows the project to adapt as my understanding improves and aligns with the CRISP-DM, as well as providing a mechanism to get early feedback through producing increments that my supervisor, Cian, can review. Agile accommodates my fixed academic timeline while still allowing flexibility in scope; I can plan sprints to meet deadlines while using </w:t>
+      </w:r>
+      <w:proofErr w:type="spellStart"/>
+      <w:r>
+        <w:t>MoSCoW</w:t>
+      </w:r>
+      <w:proofErr w:type="spellEnd"/>
+      <w:r>
+        <w:t xml:space="preserve"> prioritisation to protect important deliverables. It also lowers overall project risk, because high-risk activities can be undertaken while there's still time to correct or pivot.</w:t>
+      </w:r>
+    </w:p>
+    <w:p/>
+    <w:p>
+      <w:pPr>
+        <w:spacing w:after="160" w:line="278" w:lineRule="auto"/>
+      </w:pPr>
+      <w:r>
+        <w:br w:type="page"/>
+      </w:r>
+    </w:p>
+    <w:bookmarkStart w:id="53" w:name="_Toc243153993" w:displacedByCustomXml="next"/>
+    <w:sdt>
+      <w:sdtPr>
+        <w:rPr>
+          <w:rFonts w:eastAsia="Times New Roman" w:cs="Times New Roman"/>
+          <w:b w:val="0"/>
+          <w:color w:val="auto"/>
+          <w:sz w:val="24"/>
+          <w:szCs w:val="24"/>
+        </w:rPr>
+        <w:id w:val="517437932"/>
+        <w:docPartObj>
+          <w:docPartGallery w:val="Bibliographies"/>
+          <w:docPartUnique/>
+        </w:docPartObj>
+      </w:sdtPr>
+      <w:sdtContent>
+        <w:p>
+          <w:pPr>
+            <w:pStyle w:val="Heading1"/>
+          </w:pPr>
+          <w:r>
+            <w:t>Bibliography</w:t>
+          </w:r>
+          <w:bookmarkEnd w:id="53"/>
+        </w:p>
+        <w:sdt>
+          <w:sdtPr>
+            <w:id w:val="111145805"/>
+            <w:bibliography/>
+          </w:sdtPr>
+          <w:sdtContent>
+            <w:p>
+              <w:pPr>
+                <w:pStyle w:val="Bibliography"/>
+                <w:rPr>
+                  <w:noProof/>
+                </w:rPr>
+              </w:pPr>
+              <w:r>
+                <w:fldChar w:fldCharType="begin"/>
+              </w:r>
+              <w:r>
+                <w:instrText xml:space="preserve"> BIBLIOGRAPHY </w:instrText>
+              </w:r>
+              <w:r>
+                <w:fldChar w:fldCharType="separate"/>
+              </w:r>
+              <w:r>
+                <w:rPr>
+                  <w:noProof/>
+                </w:rPr>
+                <w:t xml:space="preserve">AeroDataBox, 2026. </w:t>
+              </w:r>
+              <w:r>
+                <w:rPr>
+                  <w:i/>
+                  <w:iCs/>
+                  <w:noProof/>
+                </w:rPr>
+                <w:t xml:space="preserve">API Pricing. </w:t>
+              </w:r>
+              <w:r>
+                <w:rPr>
+                  <w:noProof/>
+                </w:rPr>
+                <w:t xml:space="preserve">[Online] </w:t>
+              </w:r>
+              <w:r>
+                <w:rPr>
+                  <w:noProof/>
+                </w:rPr>
+                <w:br/>
+                <w:t xml:space="preserve">Available at: </w:t>
+              </w:r>
+              <w:r>
+                <w:rPr>
+                  <w:noProof/>
+                  <w:u w:val="single"/>
+                </w:rPr>
+                <w:t>https://aerodatabox.com/pricing</w:t>
+              </w:r>
+              <w:r>
+                <w:rPr>
+                  <w:noProof/>
+                </w:rPr>
+                <w:br/>
+                <w:t>[Accessed 15 October 2026].</w:t>
+              </w:r>
+            </w:p>
+            <w:p>
+              <w:pPr>
+                <w:pStyle w:val="Bibliography"/>
+                <w:rPr>
+                  <w:noProof/>
+                </w:rPr>
+              </w:pPr>
+              <w:r>
+                <w:rPr>
+                  <w:noProof/>
+                </w:rPr>
+                <w:t xml:space="preserve">AirLabs, 2026. </w:t>
+              </w:r>
+              <w:r>
+                <w:rPr>
+                  <w:i/>
+                  <w:iCs/>
+                  <w:noProof/>
+                </w:rPr>
+                <w:t xml:space="preserve">AirLabs Data API for data scientists. </w:t>
+              </w:r>
+              <w:r>
+                <w:rPr>
+                  <w:noProof/>
+                </w:rPr>
+                <w:t xml:space="preserve">[Online] </w:t>
+              </w:r>
+              <w:r>
+                <w:rPr>
+                  <w:noProof/>
+                </w:rPr>
+                <w:br/>
+                <w:t xml:space="preserve">Available at: </w:t>
+              </w:r>
+              <w:r>
+                <w:rPr>
+                  <w:noProof/>
+                  <w:u w:val="single"/>
+                </w:rPr>
+                <w:t>https://airlabs.co/#Pricing</w:t>
+              </w:r>
+              <w:r>
+                <w:rPr>
+                  <w:noProof/>
+                </w:rPr>
+                <w:br/>
+                <w:t>[Accessed 15 October 2026].</w:t>
+              </w:r>
+            </w:p>
+            <w:p>
+              <w:pPr>
+                <w:pStyle w:val="Bibliography"/>
+                <w:rPr>
+                  <w:noProof/>
+                </w:rPr>
+              </w:pPr>
+              <w:r>
+                <w:rPr>
+                  <w:noProof/>
+                </w:rPr>
+                <w:t xml:space="preserve">Apple, 2026. </w:t>
+              </w:r>
+              <w:r>
+                <w:rPr>
+                  <w:i/>
+                  <w:iCs/>
+                  <w:noProof/>
+                </w:rPr>
+                <w:t xml:space="preserve">Flighty - Live Flight Tracker. </w:t>
+              </w:r>
+              <w:r>
+                <w:rPr>
+                  <w:noProof/>
+                </w:rPr>
+                <w:t xml:space="preserve">[Online] </w:t>
+              </w:r>
+              <w:r>
+                <w:rPr>
+                  <w:noProof/>
+                </w:rPr>
+                <w:br/>
+                <w:t xml:space="preserve">Available at: </w:t>
+              </w:r>
+              <w:r>
+                <w:rPr>
+                  <w:noProof/>
+                  <w:u w:val="single"/>
+                </w:rPr>
+                <w:t>https://apps.apple.com/us/app/flighty-live-flight-tracker/id1358823008</w:t>
+              </w:r>
+              <w:r>
+                <w:rPr>
+                  <w:noProof/>
+                </w:rPr>
+                <w:br/>
+                <w:t>[Accessed 10 October 2026].</w:t>
+              </w:r>
+            </w:p>
+            <w:p>
+              <w:pPr>
+                <w:pStyle w:val="Bibliography"/>
+                <w:rPr>
+                  <w:noProof/>
+                </w:rPr>
+              </w:pPr>
+              <w:r>
+                <w:rPr>
+                  <w:noProof/>
+                </w:rPr>
+                <w:t xml:space="preserve">AviationStack, 2026. [Online] </w:t>
+              </w:r>
+              <w:r>
+                <w:rPr>
+                  <w:noProof/>
+                </w:rPr>
+                <w:br/>
+                <w:t xml:space="preserve">Available at: </w:t>
+              </w:r>
+              <w:r>
+                <w:rPr>
+                  <w:noProof/>
+                  <w:u w:val="single"/>
+                </w:rPr>
+                <w:t>https://aviationstack.com/pricing</w:t>
+              </w:r>
+              <w:r>
+                <w:rPr>
+                  <w:noProof/>
+                </w:rPr>
+                <w:br/>
+                <w:t>[Accessed 15 October 2026].</w:t>
+              </w:r>
+            </w:p>
+            <w:p>
+              <w:pPr>
+                <w:pStyle w:val="Bibliography"/>
+                <w:rPr>
+                  <w:noProof/>
+                </w:rPr>
+              </w:pPr>
+              <w:r>
+                <w:rPr>
+                  <w:noProof/>
+                </w:rPr>
+                <w:t xml:space="preserve">AWC, 2026. </w:t>
+              </w:r>
+              <w:r>
+                <w:rPr>
+                  <w:i/>
+                  <w:iCs/>
+                  <w:noProof/>
+                </w:rPr>
+                <w:t xml:space="preserve">Data API. </w:t>
+              </w:r>
+              <w:r>
+                <w:rPr>
+                  <w:noProof/>
+                </w:rPr>
+                <w:t xml:space="preserve">[Online] </w:t>
+              </w:r>
+              <w:r>
+                <w:rPr>
+                  <w:noProof/>
+                </w:rPr>
+                <w:br/>
+                <w:t xml:space="preserve">Available at: </w:t>
+              </w:r>
+              <w:r>
+                <w:rPr>
+                  <w:noProof/>
+                  <w:u w:val="single"/>
+                </w:rPr>
+                <w:t>https://aviationweather.gov/data/api/</w:t>
+              </w:r>
+              <w:r>
+                <w:rPr>
+                  <w:noProof/>
+                </w:rPr>
+                <w:br/>
+                <w:t>[Accessed 20 September 2026].</w:t>
+              </w:r>
+            </w:p>
+            <w:p>
+              <w:pPr>
+                <w:pStyle w:val="Bibliography"/>
+                <w:rPr>
+                  <w:noProof/>
+                </w:rPr>
+              </w:pPr>
+              <w:r>
+                <w:rPr>
+                  <w:noProof/>
+                </w:rPr>
+                <w:t xml:space="preserve">Flighty, 2026. </w:t>
+              </w:r>
+              <w:r>
+                <w:rPr>
+                  <w:i/>
+                  <w:iCs/>
+                  <w:noProof/>
+                </w:rPr>
+                <w:t xml:space="preserve">Level up with Flighty Pro. Free on your first flight. </w:t>
+              </w:r>
+              <w:r>
+                <w:rPr>
+                  <w:noProof/>
+                </w:rPr>
+                <w:t xml:space="preserve">[Online] </w:t>
+              </w:r>
+              <w:r>
+                <w:rPr>
+                  <w:noProof/>
+                </w:rPr>
+                <w:br/>
+                <w:t xml:space="preserve">Available at: </w:t>
+              </w:r>
+              <w:r>
+                <w:rPr>
+                  <w:noProof/>
+                  <w:u w:val="single"/>
+                </w:rPr>
+                <w:t>https://flighty.com/pricing</w:t>
+              </w:r>
+              <w:r>
+                <w:rPr>
+                  <w:noProof/>
+                </w:rPr>
+                <w:br/>
+                <w:t>[Accessed 10 October 2026].</w:t>
+              </w:r>
+            </w:p>
+            <w:p>
+              <w:pPr>
+                <w:pStyle w:val="Bibliography"/>
+                <w:rPr>
+                  <w:noProof/>
+                </w:rPr>
+              </w:pPr>
+              <w:r>
+                <w:rPr>
+                  <w:noProof/>
+                </w:rPr>
+                <w:t xml:space="preserve">Flighty, 2026. </w:t>
+              </w:r>
+              <w:r>
+                <w:rPr>
+                  <w:i/>
+                  <w:iCs/>
+                  <w:noProof/>
+                </w:rPr>
+                <w:t xml:space="preserve">Why we built Flighty. </w:t>
+              </w:r>
+              <w:r>
+                <w:rPr>
+                  <w:noProof/>
+                </w:rPr>
+                <w:t xml:space="preserve">[Online] </w:t>
+              </w:r>
+              <w:r>
+                <w:rPr>
+                  <w:noProof/>
+                </w:rPr>
+                <w:br/>
+                <w:t xml:space="preserve">Available at: </w:t>
+              </w:r>
+              <w:r>
+                <w:rPr>
+                  <w:noProof/>
+                  <w:u w:val="single"/>
+                </w:rPr>
+                <w:t>https://flighty.com/about</w:t>
+              </w:r>
+              <w:r>
+                <w:rPr>
+                  <w:noProof/>
+                </w:rPr>
+                <w:br/>
+                <w:t>[Accessed 10 October 2026].</w:t>
+              </w:r>
+            </w:p>
+            <w:p>
+              <w:pPr>
+                <w:pStyle w:val="Bibliography"/>
+                <w:rPr>
+                  <w:noProof/>
+                </w:rPr>
+              </w:pPr>
+              <w:r>
+                <w:rPr>
+                  <w:noProof/>
+                </w:rPr>
+                <w:t xml:space="preserve">GfG, 2025. </w:t>
+              </w:r>
+              <w:r>
+                <w:rPr>
+                  <w:i/>
+                  <w:iCs/>
+                  <w:noProof/>
+                </w:rPr>
+                <w:t xml:space="preserve">What is Multi-Version Concurrency Control (MVCC) in DBMS?. </w:t>
+              </w:r>
+              <w:r>
+                <w:rPr>
+                  <w:noProof/>
+                </w:rPr>
+                <w:t xml:space="preserve">[Online] </w:t>
+              </w:r>
+              <w:r>
+                <w:rPr>
+                  <w:noProof/>
+                </w:rPr>
+                <w:br/>
+                <w:t xml:space="preserve">Available at: </w:t>
+              </w:r>
+              <w:r>
+                <w:rPr>
+                  <w:noProof/>
+                  <w:u w:val="single"/>
+                </w:rPr>
+                <w:t>https://www.geeksforgeeks.org/dbms/what-is-multi-version-concurrency-control-mvcc-in-dbms/</w:t>
+              </w:r>
+              <w:r>
+                <w:rPr>
+                  <w:noProof/>
+                </w:rPr>
+                <w:br/>
+                <w:t>[Accessed 4 October 2026].</w:t>
+              </w:r>
+            </w:p>
+            <w:p>
+              <w:pPr>
+                <w:pStyle w:val="Bibliography"/>
+                <w:rPr>
+                  <w:noProof/>
+                </w:rPr>
+              </w:pPr>
+              <w:r>
+                <w:rPr>
+                  <w:noProof/>
+                </w:rPr>
+                <w:t xml:space="preserve">GlobeTrender, 2022. </w:t>
+              </w:r>
+              <w:r>
+                <w:rPr>
+                  <w:i/>
+                  <w:iCs/>
+                  <w:noProof/>
+                </w:rPr>
+                <w:t xml:space="preserve">App in the Air is a personal assistant for frequent flyers. </w:t>
+              </w:r>
+              <w:r>
+                <w:rPr>
+                  <w:noProof/>
+                </w:rPr>
+                <w:t xml:space="preserve">[Online] </w:t>
+              </w:r>
+              <w:r>
+                <w:rPr>
+                  <w:noProof/>
+                </w:rPr>
+                <w:br/>
+                <w:t xml:space="preserve">Available at: </w:t>
+              </w:r>
+              <w:r>
+                <w:rPr>
+                  <w:noProof/>
+                  <w:u w:val="single"/>
+                </w:rPr>
+                <w:t>https://globetrender.com/2022/02/09/app-in-the-air-personal-assistant-frequent-flyers/</w:t>
+              </w:r>
+              <w:r>
+                <w:rPr>
+                  <w:noProof/>
+                </w:rPr>
+                <w:br/>
+                <w:t>[Accessed 11 October 2026].</w:t>
+              </w:r>
+            </w:p>
+            <w:p>
+              <w:pPr>
+                <w:pStyle w:val="Bibliography"/>
+                <w:rPr>
+                  <w:noProof/>
+                </w:rPr>
+              </w:pPr>
+              <w:r>
+                <w:rPr>
+                  <w:noProof/>
+                </w:rPr>
+                <w:t xml:space="preserve">Lenovo, 2026. </w:t>
+              </w:r>
+              <w:r>
+                <w:rPr>
+                  <w:i/>
+                  <w:iCs/>
+                  <w:noProof/>
+                </w:rPr>
+                <w:t xml:space="preserve">What is copy-on-write (CoW)?. </w:t>
+              </w:r>
+              <w:r>
+                <w:rPr>
+                  <w:noProof/>
+                </w:rPr>
+                <w:t xml:space="preserve">[Online] </w:t>
+              </w:r>
+              <w:r>
+                <w:rPr>
+                  <w:noProof/>
+                </w:rPr>
+                <w:br/>
+                <w:t xml:space="preserve">Available at: </w:t>
+              </w:r>
+              <w:r>
+                <w:rPr>
+                  <w:noProof/>
+                  <w:u w:val="single"/>
+                </w:rPr>
+                <w:t>https://www.lenovo.com/ie/en/glossary/what-is-cow/</w:t>
+              </w:r>
+              <w:r>
+                <w:rPr>
+                  <w:noProof/>
+                </w:rPr>
+                <w:br/>
+                <w:t>[Accessed 6 October 2026].</w:t>
+              </w:r>
+            </w:p>
+            <w:p>
+              <w:pPr>
+                <w:pStyle w:val="Bibliography"/>
+                <w:rPr>
+                  <w:noProof/>
+                </w:rPr>
+              </w:pPr>
+              <w:r>
+                <w:rPr>
+                  <w:noProof/>
+                </w:rPr>
+                <w:lastRenderedPageBreak/>
+                <w:t xml:space="preserve">Mercury, 2026. </w:t>
+              </w:r>
+              <w:r>
+                <w:rPr>
+                  <w:i/>
+                  <w:iCs/>
+                  <w:noProof/>
+                </w:rPr>
+                <w:t xml:space="preserve">Building the world’s most-loved flight tracker. </w:t>
+              </w:r>
+              <w:r>
+                <w:rPr>
+                  <w:noProof/>
+                </w:rPr>
+                <w:t xml:space="preserve">[Online] </w:t>
+              </w:r>
+              <w:r>
+                <w:rPr>
+                  <w:noProof/>
+                </w:rPr>
+                <w:br/>
+                <w:t xml:space="preserve">Available at: </w:t>
+              </w:r>
+              <w:r>
+                <w:rPr>
+                  <w:noProof/>
+                  <w:u w:val="single"/>
+                </w:rPr>
+                <w:t>https://mercury.com/blog/flighty-app-case-study</w:t>
+              </w:r>
+              <w:r>
+                <w:rPr>
+                  <w:noProof/>
+                </w:rPr>
+                <w:br/>
+                <w:t>[Accessed 10 October 2026].</w:t>
+              </w:r>
+            </w:p>
+            <w:p>
+              <w:pPr>
+                <w:pStyle w:val="Bibliography"/>
+                <w:rPr>
+                  <w:noProof/>
+                </w:rPr>
+              </w:pPr>
+              <w:r>
+                <w:rPr>
+                  <w:noProof/>
+                </w:rPr>
+                <w:t xml:space="preserve">Met Eireann, 2026. </w:t>
+              </w:r>
+              <w:r>
+                <w:rPr>
+                  <w:i/>
+                  <w:iCs/>
+                  <w:noProof/>
+                </w:rPr>
+                <w:t xml:space="preserve">Open Data. </w:t>
+              </w:r>
+              <w:r>
+                <w:rPr>
+                  <w:noProof/>
+                </w:rPr>
+                <w:t xml:space="preserve">[Online] </w:t>
+              </w:r>
+              <w:r>
+                <w:rPr>
+                  <w:noProof/>
+                </w:rPr>
+                <w:br/>
+                <w:t xml:space="preserve">Available at: </w:t>
+              </w:r>
+              <w:r>
+                <w:rPr>
+                  <w:noProof/>
+                  <w:u w:val="single"/>
+                </w:rPr>
+                <w:t>https://www.met.ie/about-us/specialised-services/open-data</w:t>
+              </w:r>
+              <w:r>
+                <w:rPr>
+                  <w:noProof/>
+                </w:rPr>
+                <w:br/>
+                <w:t>[Accessed 16 September 2026].</w:t>
+              </w:r>
+            </w:p>
+            <w:p>
+              <w:pPr>
+                <w:pStyle w:val="Bibliography"/>
+                <w:rPr>
+                  <w:noProof/>
+                </w:rPr>
+              </w:pPr>
+              <w:r>
+                <w:rPr>
+                  <w:noProof/>
+                </w:rPr>
+                <w:t xml:space="preserve">Neon, 2023. </w:t>
+              </w:r>
+              <w:r>
+                <w:rPr>
+                  <w:i/>
+                  <w:iCs/>
+                  <w:noProof/>
+                </w:rPr>
+                <w:t xml:space="preserve">Deep dive into Neon storage engine. </w:t>
+              </w:r>
+              <w:r>
+                <w:rPr>
+                  <w:noProof/>
+                </w:rPr>
+                <w:t xml:space="preserve">[Online] </w:t>
+              </w:r>
+              <w:r>
+                <w:rPr>
+                  <w:noProof/>
+                </w:rPr>
+                <w:br/>
+                <w:t xml:space="preserve">Available at: </w:t>
+              </w:r>
+              <w:r>
+                <w:rPr>
+                  <w:noProof/>
+                  <w:u w:val="single"/>
+                </w:rPr>
+                <w:t>https://neon.com/blog/get-page-at-lsn</w:t>
+              </w:r>
+              <w:r>
+                <w:rPr>
+                  <w:noProof/>
+                </w:rPr>
+                <w:br/>
+                <w:t>[Accessed 6 October 2026].</w:t>
+              </w:r>
+            </w:p>
+            <w:p>
+              <w:pPr>
+                <w:pStyle w:val="Bibliography"/>
+                <w:rPr>
+                  <w:noProof/>
+                </w:rPr>
+              </w:pPr>
+              <w:r>
+                <w:rPr>
+                  <w:noProof/>
+                </w:rPr>
+                <w:t xml:space="preserve">Neon, 2026. </w:t>
+              </w:r>
+              <w:r>
+                <w:rPr>
+                  <w:i/>
+                  <w:iCs/>
+                  <w:noProof/>
+                </w:rPr>
+                <w:t xml:space="preserve">Neon Docs. </w:t>
+              </w:r>
+              <w:r>
+                <w:rPr>
+                  <w:noProof/>
+                </w:rPr>
+                <w:t xml:space="preserve">[Online] </w:t>
+              </w:r>
+              <w:r>
+                <w:rPr>
+                  <w:noProof/>
+                </w:rPr>
+                <w:br/>
+                <w:t xml:space="preserve">Available at: </w:t>
+              </w:r>
+              <w:r>
+                <w:rPr>
+                  <w:noProof/>
+                  <w:u w:val="single"/>
+                </w:rPr>
+                <w:t>https://neon.com/docs/get-started/why-neon</w:t>
+              </w:r>
+              <w:r>
+                <w:rPr>
+                  <w:noProof/>
+                </w:rPr>
+                <w:br/>
+                <w:t>[Accessed 6 October 2026].</w:t>
+              </w:r>
+            </w:p>
+            <w:p>
+              <w:pPr>
+                <w:pStyle w:val="Bibliography"/>
+                <w:rPr>
+                  <w:noProof/>
+                </w:rPr>
+              </w:pPr>
+              <w:r>
+                <w:rPr>
+                  <w:noProof/>
+                </w:rPr>
+                <w:t xml:space="preserve">Neon, 2026. </w:t>
+              </w:r>
+              <w:r>
+                <w:rPr>
+                  <w:i/>
+                  <w:iCs/>
+                  <w:noProof/>
+                </w:rPr>
+                <w:t xml:space="preserve">Scale to Zero Minimize costs by automatically scaling inactive databases to zero. </w:t>
+              </w:r>
+              <w:r>
+                <w:rPr>
+                  <w:noProof/>
+                </w:rPr>
+                <w:t xml:space="preserve">[Online] </w:t>
+              </w:r>
+              <w:r>
+                <w:rPr>
+                  <w:noProof/>
+                </w:rPr>
+                <w:br/>
+                <w:t xml:space="preserve">Available at: </w:t>
+              </w:r>
+              <w:r>
+                <w:rPr>
+                  <w:noProof/>
+                  <w:u w:val="single"/>
+                </w:rPr>
+                <w:t>https://neon.com/docs/introduction/scale-to-zero</w:t>
+              </w:r>
+              <w:r>
+                <w:rPr>
+                  <w:noProof/>
+                </w:rPr>
+                <w:br/>
+                <w:t>[Accessed 6 October 2026].</w:t>
+              </w:r>
+            </w:p>
+            <w:p>
+              <w:pPr>
+                <w:pStyle w:val="Bibliography"/>
+                <w:rPr>
+                  <w:noProof/>
+                </w:rPr>
+              </w:pPr>
+              <w:r>
+                <w:rPr>
+                  <w:noProof/>
+                </w:rPr>
+                <w:t xml:space="preserve">OpenSky Network, 2021. </w:t>
+              </w:r>
+              <w:r>
+                <w:rPr>
+                  <w:i/>
+                  <w:iCs/>
+                  <w:noProof/>
+                </w:rPr>
+                <w:t xml:space="preserve">The OpenSky Network API documentation. </w:t>
+              </w:r>
+              <w:r>
+                <w:rPr>
+                  <w:noProof/>
+                </w:rPr>
+                <w:t xml:space="preserve">[Online] </w:t>
+              </w:r>
+              <w:r>
+                <w:rPr>
+                  <w:noProof/>
+                </w:rPr>
+                <w:br/>
+                <w:t xml:space="preserve">Available at: </w:t>
+              </w:r>
+              <w:r>
+                <w:rPr>
+                  <w:noProof/>
+                  <w:u w:val="single"/>
+                </w:rPr>
+                <w:t>https://openskynetwork.github.io/opensky-api/</w:t>
+              </w:r>
+              <w:r>
+                <w:rPr>
+                  <w:noProof/>
+                </w:rPr>
+                <w:br/>
+                <w:t>[Accessed 16 October 2026].</w:t>
+              </w:r>
+            </w:p>
+            <w:p>
+              <w:pPr>
+                <w:pStyle w:val="Bibliography"/>
+                <w:rPr>
+                  <w:noProof/>
+                </w:rPr>
+              </w:pPr>
+              <w:r>
+                <w:rPr>
+                  <w:noProof/>
+                </w:rPr>
+                <w:t xml:space="preserve">OutandOut, 2018. </w:t>
+              </w:r>
+              <w:r>
+                <w:rPr>
+                  <w:i/>
+                  <w:iCs/>
+                  <w:noProof/>
+                </w:rPr>
+                <w:t xml:space="preserve">Just for Fun: This Cool App Tracks Your Flights &amp; Shows Miles Flown, Countries Visited, &amp; Hours Spent on Planes!. </w:t>
+              </w:r>
+              <w:r>
+                <w:rPr>
+                  <w:noProof/>
+                </w:rPr>
+                <w:t xml:space="preserve">[Online] </w:t>
+              </w:r>
+              <w:r>
+                <w:rPr>
+                  <w:noProof/>
+                </w:rPr>
+                <w:br/>
+                <w:t xml:space="preserve">Available at: </w:t>
+              </w:r>
+              <w:r>
+                <w:rPr>
+                  <w:noProof/>
+                  <w:u w:val="single"/>
+                </w:rPr>
+                <w:t>https://outandout.boardingarea.com/app-in-the-air/</w:t>
+              </w:r>
+              <w:r>
+                <w:rPr>
+                  <w:noProof/>
+                </w:rPr>
+                <w:br/>
+                <w:t>[Accessed 11 October 2026].</w:t>
+              </w:r>
+            </w:p>
+            <w:p>
+              <w:pPr>
+                <w:pStyle w:val="Bibliography"/>
+                <w:rPr>
+                  <w:noProof/>
+                </w:rPr>
+              </w:pPr>
+              <w:r>
+                <w:rPr>
+                  <w:noProof/>
+                </w:rPr>
+                <w:t xml:space="preserve">Percona, 2025. </w:t>
+              </w:r>
+              <w:r>
+                <w:rPr>
+                  <w:i/>
+                  <w:iCs/>
+                  <w:noProof/>
+                </w:rPr>
+                <w:t xml:space="preserve">What is PostgreSQL? Key Features, Benefits, and Real-World Uses. </w:t>
+              </w:r>
+              <w:r>
+                <w:rPr>
+                  <w:noProof/>
+                </w:rPr>
+                <w:t xml:space="preserve">[Online] </w:t>
+              </w:r>
+              <w:r>
+                <w:rPr>
+                  <w:noProof/>
+                </w:rPr>
+                <w:br/>
+                <w:t xml:space="preserve">Available at: </w:t>
+              </w:r>
+              <w:r>
+                <w:rPr>
+                  <w:noProof/>
+                  <w:u w:val="single"/>
+                </w:rPr>
+                <w:t>https://www.percona.com/blog/what-is-postgresql-used-for/</w:t>
+              </w:r>
+              <w:r>
+                <w:rPr>
+                  <w:noProof/>
+                </w:rPr>
+                <w:br/>
+                <w:t>[Accessed 4 October 2026].</w:t>
+              </w:r>
+            </w:p>
+            <w:p>
+              <w:pPr>
+                <w:pStyle w:val="Bibliography"/>
+                <w:rPr>
+                  <w:noProof/>
+                </w:rPr>
+              </w:pPr>
+              <w:r>
+                <w:rPr>
+                  <w:noProof/>
+                </w:rPr>
+                <w:t xml:space="preserve">Point Hacks, 2019. </w:t>
+              </w:r>
+              <w:r>
+                <w:rPr>
+                  <w:i/>
+                  <w:iCs/>
+                  <w:noProof/>
+                </w:rPr>
+                <w:t xml:space="preserve">Intro guide to ‘App in the Air’, an app that keeps all your flight details in one tap. </w:t>
+              </w:r>
+              <w:r>
+                <w:rPr>
+                  <w:noProof/>
+                </w:rPr>
+                <w:t xml:space="preserve">[Online] </w:t>
+              </w:r>
+              <w:r>
+                <w:rPr>
+                  <w:noProof/>
+                </w:rPr>
+                <w:br/>
+                <w:t xml:space="preserve">Available at: </w:t>
+              </w:r>
+              <w:r>
+                <w:rPr>
+                  <w:noProof/>
+                  <w:u w:val="single"/>
+                </w:rPr>
+                <w:t>https://www.pointhacks.com.au/app-in-the-air-guide/</w:t>
+              </w:r>
+              <w:r>
+                <w:rPr>
+                  <w:noProof/>
+                </w:rPr>
+                <w:br/>
+                <w:t>[Accessed 10 October 2026].</w:t>
+              </w:r>
+            </w:p>
+            <w:p>
+              <w:pPr>
+                <w:pStyle w:val="Bibliography"/>
+                <w:rPr>
+                  <w:noProof/>
+                </w:rPr>
+              </w:pPr>
+              <w:r>
+                <w:rPr>
+                  <w:noProof/>
+                </w:rPr>
+                <w:t xml:space="preserve">PostgreSQL, 2026. </w:t>
+              </w:r>
+              <w:r>
+                <w:rPr>
+                  <w:i/>
+                  <w:iCs/>
+                  <w:noProof/>
+                </w:rPr>
+                <w:t xml:space="preserve">13.2. Transaction Isolation. </w:t>
+              </w:r>
+              <w:r>
+                <w:rPr>
+                  <w:noProof/>
+                </w:rPr>
+                <w:t xml:space="preserve">[Online] </w:t>
+              </w:r>
+              <w:r>
+                <w:rPr>
+                  <w:noProof/>
+                </w:rPr>
+                <w:br/>
+                <w:t xml:space="preserve">Available at: </w:t>
+              </w:r>
+              <w:r>
+                <w:rPr>
+                  <w:noProof/>
+                  <w:u w:val="single"/>
+                </w:rPr>
+                <w:t>https://www.postgresql.org/docs/8.4/transaction-iso.html</w:t>
+              </w:r>
+              <w:r>
+                <w:rPr>
+                  <w:noProof/>
+                </w:rPr>
+                <w:br/>
+                <w:t>[Accessed 4 October 2026].</w:t>
+              </w:r>
+            </w:p>
+            <w:p>
+              <w:pPr>
+                <w:pStyle w:val="Bibliography"/>
+                <w:rPr>
+                  <w:noProof/>
+                </w:rPr>
+              </w:pPr>
+              <w:r>
+                <w:rPr>
+                  <w:noProof/>
+                </w:rPr>
+                <w:lastRenderedPageBreak/>
+                <w:t xml:space="preserve">PostgreSQL, 2026. </w:t>
+              </w:r>
+              <w:r>
+                <w:rPr>
+                  <w:i/>
+                  <w:iCs/>
+                  <w:noProof/>
+                </w:rPr>
+                <w:t xml:space="preserve">About PostgreSQL What is PostgreSQL?. </w:t>
+              </w:r>
+              <w:r>
+                <w:rPr>
+                  <w:noProof/>
+                </w:rPr>
+                <w:t xml:space="preserve">[Online] </w:t>
+              </w:r>
+              <w:r>
+                <w:rPr>
+                  <w:noProof/>
+                </w:rPr>
+                <w:br/>
+                <w:t xml:space="preserve">Available at: </w:t>
+              </w:r>
+              <w:r>
+                <w:rPr>
+                  <w:noProof/>
+                  <w:u w:val="single"/>
+                </w:rPr>
+                <w:t>https://www.postgresql.org/about/</w:t>
+              </w:r>
+              <w:r>
+                <w:rPr>
+                  <w:noProof/>
+                </w:rPr>
+                <w:br/>
+                <w:t>[Accessed 4 October 2026].</w:t>
+              </w:r>
+            </w:p>
+            <w:p>
+              <w:pPr>
+                <w:pStyle w:val="Bibliography"/>
+                <w:rPr>
+                  <w:noProof/>
+                </w:rPr>
+              </w:pPr>
+              <w:r>
+                <w:rPr>
+                  <w:noProof/>
+                </w:rPr>
+                <w:t xml:space="preserve">Sharma, L., 2022. </w:t>
+              </w:r>
+              <w:r>
+                <w:rPr>
+                  <w:i/>
+                  <w:iCs/>
+                  <w:noProof/>
+                </w:rPr>
+                <w:t xml:space="preserve">Top 10 Architecture Characteristics / Non-Functional Requirements with Cheatsheet. </w:t>
+              </w:r>
+              <w:r>
+                <w:rPr>
+                  <w:noProof/>
+                </w:rPr>
+                <w:t xml:space="preserve">[Online] </w:t>
+              </w:r>
+              <w:r>
+                <w:rPr>
+                  <w:noProof/>
+                </w:rPr>
+                <w:br/>
+                <w:t xml:space="preserve">Available at: </w:t>
+              </w:r>
+              <w:r>
+                <w:rPr>
+                  <w:noProof/>
+                  <w:u w:val="single"/>
+                </w:rPr>
+                <w:t>https://medium.com/bytebytego-system-design-alliance/top-10-architecture-characteristics-non-functional-requirements-with-cheatsheat-7ad14bbb0a9b</w:t>
+              </w:r>
+              <w:r>
+                <w:rPr>
+                  <w:noProof/>
+                </w:rPr>
+                <w:br/>
+                <w:t>[Accessed 14 October 2026].</w:t>
+              </w:r>
+            </w:p>
+            <w:p>
+              <w:pPr>
+                <w:pStyle w:val="Bibliography"/>
+                <w:rPr>
+                  <w:noProof/>
+                </w:rPr>
+              </w:pPr>
+              <w:r>
+                <w:rPr>
+                  <w:noProof/>
+                </w:rPr>
+                <w:t xml:space="preserve">StartUp Intros, 2026. </w:t>
+              </w:r>
+              <w:r>
+                <w:rPr>
+                  <w:i/>
+                  <w:iCs/>
+                  <w:noProof/>
+                </w:rPr>
+                <w:t xml:space="preserve">Flightcaster. </w:t>
+              </w:r>
+              <w:r>
+                <w:rPr>
+                  <w:noProof/>
+                </w:rPr>
+                <w:t xml:space="preserve">[Online] </w:t>
+              </w:r>
+              <w:r>
+                <w:rPr>
+                  <w:noProof/>
+                </w:rPr>
+                <w:br/>
+                <w:t xml:space="preserve">Available at: </w:t>
+              </w:r>
+              <w:r>
+                <w:rPr>
+                  <w:noProof/>
+                  <w:u w:val="single"/>
+                </w:rPr>
+                <w:t>https://startupintros.com/orgs/flightcaster</w:t>
+              </w:r>
+              <w:r>
+                <w:rPr>
+                  <w:noProof/>
+                </w:rPr>
+                <w:br/>
+                <w:t>[Accessed 8 October 2026].</w:t>
+              </w:r>
+            </w:p>
+            <w:p>
+              <w:pPr>
+                <w:pStyle w:val="Bibliography"/>
+                <w:rPr>
+                  <w:noProof/>
+                </w:rPr>
+              </w:pPr>
+              <w:r>
+                <w:rPr>
+                  <w:noProof/>
+                </w:rPr>
+                <w:t xml:space="preserve">TechRound, 2021. </w:t>
+              </w:r>
+              <w:r>
+                <w:rPr>
+                  <w:i/>
+                  <w:iCs/>
+                  <w:noProof/>
+                </w:rPr>
+                <w:t xml:space="preserve">Interview with Bayram Annakov, Founder &amp; CEO at App In The Air. </w:t>
+              </w:r>
+              <w:r>
+                <w:rPr>
+                  <w:noProof/>
+                </w:rPr>
+                <w:t xml:space="preserve">[Online] </w:t>
+              </w:r>
+              <w:r>
+                <w:rPr>
+                  <w:noProof/>
+                </w:rPr>
+                <w:br/>
+                <w:t xml:space="preserve">Available at: </w:t>
+              </w:r>
+              <w:r>
+                <w:rPr>
+                  <w:noProof/>
+                  <w:u w:val="single"/>
+                </w:rPr>
+                <w:t>https://techround.co.uk/interviews/interview-with-bayram-annakov-founder-ceo-at-app-in-the-air/</w:t>
+              </w:r>
+              <w:r>
+                <w:rPr>
+                  <w:noProof/>
+                </w:rPr>
+                <w:br/>
+                <w:t>[Accessed 10 October 2026].</w:t>
+              </w:r>
+            </w:p>
+            <w:p>
+              <w:pPr>
+                <w:pStyle w:val="Bibliography"/>
+                <w:rPr>
+                  <w:noProof/>
+                </w:rPr>
+              </w:pPr>
+              <w:r>
+                <w:rPr>
+                  <w:noProof/>
+                </w:rPr>
+                <w:t xml:space="preserve">TinyBird, 2026. </w:t>
+              </w:r>
+              <w:r>
+                <w:rPr>
+                  <w:i/>
+                  <w:iCs/>
+                  <w:noProof/>
+                </w:rPr>
+                <w:t xml:space="preserve">Postgres vs SQLite. </w:t>
+              </w:r>
+              <w:r>
+                <w:rPr>
+                  <w:noProof/>
+                </w:rPr>
+                <w:t xml:space="preserve">[Online] </w:t>
+              </w:r>
+              <w:r>
+                <w:rPr>
+                  <w:noProof/>
+                </w:rPr>
+                <w:br/>
+                <w:t xml:space="preserve">Available at: </w:t>
+              </w:r>
+              <w:r>
+                <w:rPr>
+                  <w:noProof/>
+                  <w:u w:val="single"/>
+                </w:rPr>
+                <w:t>https://www.tinybird.co/blog/postgres-vs-sqlite</w:t>
+              </w:r>
+              <w:r>
+                <w:rPr>
+                  <w:noProof/>
+                </w:rPr>
+                <w:br/>
+                <w:t>[Accessed 4 October 2026].</w:t>
+              </w:r>
+            </w:p>
+            <w:p>
+              <w:pPr>
+                <w:pStyle w:val="Bibliography"/>
+                <w:rPr>
+                  <w:noProof/>
+                </w:rPr>
+              </w:pPr>
+              <w:r>
+                <w:rPr>
+                  <w:noProof/>
+                </w:rPr>
+                <w:t xml:space="preserve">TripIt, 2025. </w:t>
+              </w:r>
+              <w:r>
+                <w:rPr>
+                  <w:i/>
+                  <w:iCs/>
+                  <w:noProof/>
+                </w:rPr>
+                <w:t xml:space="preserve">5 Things to Know About Travel Safety and Risk Ahead of Your Next Trip. </w:t>
+              </w:r>
+              <w:r>
+                <w:rPr>
+                  <w:noProof/>
+                </w:rPr>
+                <w:t xml:space="preserve">[Online] </w:t>
+              </w:r>
+              <w:r>
+                <w:rPr>
+                  <w:noProof/>
+                </w:rPr>
+                <w:br/>
+                <w:t xml:space="preserve">Available at: </w:t>
+              </w:r>
+              <w:r>
+                <w:rPr>
+                  <w:noProof/>
+                  <w:u w:val="single"/>
+                </w:rPr>
+                <w:t>https://www.tripit.com/web/blog/news-culture/5-things-travel-safety-risk</w:t>
+              </w:r>
+              <w:r>
+                <w:rPr>
+                  <w:noProof/>
+                </w:rPr>
+                <w:br/>
+                <w:t>[Accessed 10 October 2026].</w:t>
+              </w:r>
+            </w:p>
+            <w:p>
+              <w:pPr>
+                <w:pStyle w:val="Bibliography"/>
+                <w:rPr>
+                  <w:noProof/>
+                </w:rPr>
+              </w:pPr>
+              <w:r>
+                <w:rPr>
+                  <w:noProof/>
+                </w:rPr>
+                <w:t xml:space="preserve">TripIt, 2026. </w:t>
+              </w:r>
+              <w:r>
+                <w:rPr>
+                  <w:i/>
+                  <w:iCs/>
+                  <w:noProof/>
+                </w:rPr>
+                <w:t xml:space="preserve">Celebrating 20 Years of TripIt!. </w:t>
+              </w:r>
+              <w:r>
+                <w:rPr>
+                  <w:noProof/>
+                </w:rPr>
+                <w:t xml:space="preserve">[Online] </w:t>
+              </w:r>
+              <w:r>
+                <w:rPr>
+                  <w:noProof/>
+                </w:rPr>
+                <w:br/>
+                <w:t xml:space="preserve">Available at: </w:t>
+              </w:r>
+              <w:r>
+                <w:rPr>
+                  <w:noProof/>
+                  <w:u w:val="single"/>
+                </w:rPr>
+                <w:t>https://www.tripit.com/web/tripit-20th-anniversary</w:t>
+              </w:r>
+              <w:r>
+                <w:rPr>
+                  <w:noProof/>
+                </w:rPr>
+                <w:br/>
+                <w:t>[Accessed 10 October 2026].</w:t>
+              </w:r>
+            </w:p>
+            <w:p>
+              <w:pPr>
+                <w:pStyle w:val="Bibliography"/>
+                <w:rPr>
+                  <w:noProof/>
+                </w:rPr>
+              </w:pPr>
+              <w:r>
+                <w:rPr>
+                  <w:noProof/>
+                </w:rPr>
+                <w:t xml:space="preserve">TripIt, 2026. </w:t>
+              </w:r>
+              <w:r>
+                <w:rPr>
+                  <w:i/>
+                  <w:iCs/>
+                  <w:noProof/>
+                </w:rPr>
+                <w:t xml:space="preserve">Pricing. </w:t>
+              </w:r>
+              <w:r>
+                <w:rPr>
+                  <w:noProof/>
+                </w:rPr>
+                <w:t xml:space="preserve">[Online] </w:t>
+              </w:r>
+              <w:r>
+                <w:rPr>
+                  <w:noProof/>
+                </w:rPr>
+                <w:br/>
+                <w:t xml:space="preserve">Available at: </w:t>
+              </w:r>
+              <w:r>
+                <w:rPr>
+                  <w:noProof/>
+                  <w:u w:val="single"/>
+                </w:rPr>
+                <w:t>https://www.tripit.com/web/pro/pricing</w:t>
+              </w:r>
+              <w:r>
+                <w:rPr>
+                  <w:noProof/>
+                </w:rPr>
+                <w:br/>
+                <w:t>[Accessed 11 October 2026].</w:t>
+              </w:r>
+            </w:p>
+            <w:p>
+              <w:pPr>
+                <w:pStyle w:val="Bibliography"/>
+                <w:rPr>
+                  <w:noProof/>
+                </w:rPr>
+              </w:pPr>
+              <w:r>
+                <w:rPr>
+                  <w:noProof/>
+                </w:rPr>
+                <w:t xml:space="preserve">World Traveller 73, 2024. </w:t>
+              </w:r>
+              <w:r>
+                <w:rPr>
+                  <w:i/>
+                  <w:iCs/>
+                  <w:noProof/>
+                </w:rPr>
+                <w:t xml:space="preserve">App in the Air Shuts Down: What Users Need to Know. </w:t>
+              </w:r>
+              <w:r>
+                <w:rPr>
+                  <w:noProof/>
+                </w:rPr>
+                <w:t xml:space="preserve">[Online] </w:t>
+              </w:r>
+              <w:r>
+                <w:rPr>
+                  <w:noProof/>
+                </w:rPr>
+                <w:br/>
+                <w:t xml:space="preserve">Available at: </w:t>
+              </w:r>
+              <w:r>
+                <w:rPr>
+                  <w:noProof/>
+                  <w:u w:val="single"/>
+                </w:rPr>
+                <w:t>https://worldtraveller73.com/2024/09/26/app-in-the-air-shuts-down-what-users-need-to-know/</w:t>
+              </w:r>
+              <w:r>
+                <w:rPr>
+                  <w:noProof/>
+                </w:rPr>
+                <w:br/>
+                <w:t>[Accessed 11 October 2026].</w:t>
+              </w:r>
+            </w:p>
+            <w:p>
+              <w:r>
+                <w:rPr>
+                  <w:b/>
+                  <w:bCs/>
+                  <w:noProof/>
+                </w:rPr>
+                <w:fldChar w:fldCharType="end"/>
+              </w:r>
+            </w:p>
+          </w:sdtContent>
+        </w:sdt>
+      </w:sdtContent>
+    </w:sdt>
+    <w:p/>
     <w:sectPr>
-      <w:headerReference w:type="default" r:id="rId29"/>
-      <w:footerReference w:type="even" r:id="rId30"/>
-      <w:footerReference w:type="default" r:id="rId31"/>
+      <w:headerReference w:type="default" r:id="rId14"/>
+      <w:footerReference w:type="even" r:id="rId15"/>
+      <w:footerReference w:type="default" r:id="rId16"/>
       <w:pgSz w:w="11906" w:h="16838"/>
       <w:pgMar w:top="1440" w:right="1134" w:bottom="1440" w:left="1134" w:header="709" w:footer="709" w:gutter="0"/>
       <w:cols w:space="708"/>
@@ -12227,7 +17164,7 @@
   <w:abstractNum w:abstractNumId="0" w15:restartNumberingAfterBreak="0">
     <w:nsid w:val="05315F6D"/>
     <w:multiLevelType w:val="hybridMultilevel"/>
-    <w:tmpl w:val="94FE6582"/>
+    <w:tmpl w:val="C2ACD208"/>
     <w:lvl w:ilvl="0" w:tplc="08090001">
       <w:start w:val="1"/>
       <w:numFmt w:val="bullet"/>
@@ -12650,6 +17587,92 @@
     </w:lvl>
   </w:abstractNum>
   <w:abstractNum w:abstractNumId="4" w15:restartNumberingAfterBreak="0">
+    <w:nsid w:val="258931DA"/>
+    <w:multiLevelType w:val="hybridMultilevel"/>
+    <w:tmpl w:val="ED7A0D54"/>
+    <w:lvl w:ilvl="0" w:tplc="0809000F">
+      <w:start w:val="1"/>
+      <w:numFmt w:val="decimal"/>
+      <w:lvlText w:val="%1."/>
+      <w:lvlJc w:val="left"/>
+      <w:pPr>
+        <w:ind w:left="720" w:hanging="360"/>
+      </w:pPr>
+    </w:lvl>
+    <w:lvl w:ilvl="1" w:tplc="08090019" w:tentative="1">
+      <w:start w:val="1"/>
+      <w:numFmt w:val="lowerLetter"/>
+      <w:lvlText w:val="%2."/>
+      <w:lvlJc w:val="left"/>
+      <w:pPr>
+        <w:ind w:left="1440" w:hanging="360"/>
+      </w:pPr>
+    </w:lvl>
+    <w:lvl w:ilvl="2" w:tplc="0809001B" w:tentative="1">
+      <w:start w:val="1"/>
+      <w:numFmt w:val="lowerRoman"/>
+      <w:lvlText w:val="%3."/>
+      <w:lvlJc w:val="right"/>
+      <w:pPr>
+        <w:ind w:left="2160" w:hanging="180"/>
+      </w:pPr>
+    </w:lvl>
+    <w:lvl w:ilvl="3" w:tplc="0809000F" w:tentative="1">
+      <w:start w:val="1"/>
+      <w:numFmt w:val="decimal"/>
+      <w:lvlText w:val="%4."/>
+      <w:lvlJc w:val="left"/>
+      <w:pPr>
+        <w:ind w:left="2880" w:hanging="360"/>
+      </w:pPr>
+    </w:lvl>
+    <w:lvl w:ilvl="4" w:tplc="08090019" w:tentative="1">
+      <w:start w:val="1"/>
+      <w:numFmt w:val="lowerLetter"/>
+      <w:lvlText w:val="%5."/>
+      <w:lvlJc w:val="left"/>
+      <w:pPr>
+        <w:ind w:left="3600" w:hanging="360"/>
+      </w:pPr>
+    </w:lvl>
+    <w:lvl w:ilvl="5" w:tplc="0809001B" w:tentative="1">
+      <w:start w:val="1"/>
+      <w:numFmt w:val="lowerRoman"/>
+      <w:lvlText w:val="%6."/>
+      <w:lvlJc w:val="right"/>
+      <w:pPr>
+        <w:ind w:left="4320" w:hanging="180"/>
+      </w:pPr>
+    </w:lvl>
+    <w:lvl w:ilvl="6" w:tplc="0809000F" w:tentative="1">
+      <w:start w:val="1"/>
+      <w:numFmt w:val="decimal"/>
+      <w:lvlText w:val="%7."/>
+      <w:lvlJc w:val="left"/>
+      <w:pPr>
+        <w:ind w:left="5040" w:hanging="360"/>
+      </w:pPr>
+    </w:lvl>
+    <w:lvl w:ilvl="7" w:tplc="08090019" w:tentative="1">
+      <w:start w:val="1"/>
+      <w:numFmt w:val="lowerLetter"/>
+      <w:lvlText w:val="%8."/>
+      <w:lvlJc w:val="left"/>
+      <w:pPr>
+        <w:ind w:left="5760" w:hanging="360"/>
+      </w:pPr>
+    </w:lvl>
+    <w:lvl w:ilvl="8" w:tplc="0809001B" w:tentative="1">
+      <w:start w:val="1"/>
+      <w:numFmt w:val="lowerRoman"/>
+      <w:lvlText w:val="%9."/>
+      <w:lvlJc w:val="right"/>
+      <w:pPr>
+        <w:ind w:left="6480" w:hanging="180"/>
+      </w:pPr>
+    </w:lvl>
+  </w:abstractNum>
+  <w:abstractNum w:abstractNumId="5" w15:restartNumberingAfterBreak="0">
     <w:nsid w:val="26FB33B1"/>
     <w:multiLevelType w:val="hybridMultilevel"/>
     <w:tmpl w:val="9A8A4CB4"/>
@@ -12762,7 +17785,7 @@
       </w:rPr>
     </w:lvl>
   </w:abstractNum>
-  <w:abstractNum w:abstractNumId="5" w15:restartNumberingAfterBreak="0">
+  <w:abstractNum w:abstractNumId="6" w15:restartNumberingAfterBreak="0">
     <w:nsid w:val="2E077A91"/>
     <w:multiLevelType w:val="multilevel"/>
     <w:tmpl w:val="DCB80CFC"/>
@@ -12875,7 +17898,7 @@
       </w:rPr>
     </w:lvl>
   </w:abstractNum>
-  <w:abstractNum w:abstractNumId="6" w15:restartNumberingAfterBreak="0">
+  <w:abstractNum w:abstractNumId="7" w15:restartNumberingAfterBreak="0">
     <w:nsid w:val="41687E35"/>
     <w:multiLevelType w:val="hybridMultilevel"/>
     <w:tmpl w:val="52C25576"/>
@@ -12988,7 +18011,7 @@
       </w:rPr>
     </w:lvl>
   </w:abstractNum>
-  <w:abstractNum w:abstractNumId="7" w15:restartNumberingAfterBreak="0">
+  <w:abstractNum w:abstractNumId="8" w15:restartNumberingAfterBreak="0">
     <w:nsid w:val="43CC3AF3"/>
     <w:multiLevelType w:val="hybridMultilevel"/>
     <w:tmpl w:val="6B503D5C"/>
@@ -13101,7 +18124,7 @@
       </w:rPr>
     </w:lvl>
   </w:abstractNum>
-  <w:abstractNum w:abstractNumId="8" w15:restartNumberingAfterBreak="0">
+  <w:abstractNum w:abstractNumId="9" w15:restartNumberingAfterBreak="0">
     <w:nsid w:val="4B891CE9"/>
     <w:multiLevelType w:val="multilevel"/>
     <w:tmpl w:val="46A825BE"/>
@@ -13214,7 +18237,7 @@
       </w:rPr>
     </w:lvl>
   </w:abstractNum>
-  <w:abstractNum w:abstractNumId="9" w15:restartNumberingAfterBreak="0">
+  <w:abstractNum w:abstractNumId="10" w15:restartNumberingAfterBreak="0">
     <w:nsid w:val="4ED50807"/>
     <w:multiLevelType w:val="multilevel"/>
     <w:tmpl w:val="E2B4D3F4"/>
@@ -13300,7 +18323,7 @@
       </w:pPr>
     </w:lvl>
   </w:abstractNum>
-  <w:abstractNum w:abstractNumId="10" w15:restartNumberingAfterBreak="0">
+  <w:abstractNum w:abstractNumId="11" w15:restartNumberingAfterBreak="0">
     <w:nsid w:val="52A55559"/>
     <w:multiLevelType w:val="hybridMultilevel"/>
     <w:tmpl w:val="18F866BE"/>
@@ -13413,7 +18436,7 @@
       </w:rPr>
     </w:lvl>
   </w:abstractNum>
-  <w:abstractNum w:abstractNumId="11" w15:restartNumberingAfterBreak="0">
+  <w:abstractNum w:abstractNumId="12" w15:restartNumberingAfterBreak="0">
     <w:nsid w:val="5AFB2306"/>
     <w:multiLevelType w:val="hybridMultilevel"/>
     <w:tmpl w:val="A0042146"/>
@@ -13499,7 +18522,7 @@
       </w:pPr>
     </w:lvl>
   </w:abstractNum>
-  <w:abstractNum w:abstractNumId="12" w15:restartNumberingAfterBreak="0">
+  <w:abstractNum w:abstractNumId="13" w15:restartNumberingAfterBreak="0">
     <w:nsid w:val="62E539B5"/>
     <w:multiLevelType w:val="hybridMultilevel"/>
     <w:tmpl w:val="601A5CA4"/>
@@ -13612,7 +18635,7 @@
       </w:rPr>
     </w:lvl>
   </w:abstractNum>
-  <w:abstractNum w:abstractNumId="13" w15:restartNumberingAfterBreak="0">
+  <w:abstractNum w:abstractNumId="14" w15:restartNumberingAfterBreak="0">
     <w:nsid w:val="70584135"/>
     <w:multiLevelType w:val="multilevel"/>
     <w:tmpl w:val="32D0D818"/>
@@ -13705,7 +18728,7 @@
       </w:pPr>
     </w:lvl>
   </w:abstractNum>
-  <w:abstractNum w:abstractNumId="14" w15:restartNumberingAfterBreak="0">
+  <w:abstractNum w:abstractNumId="15" w15:restartNumberingAfterBreak="0">
     <w:nsid w:val="7584165E"/>
     <w:multiLevelType w:val="multilevel"/>
     <w:tmpl w:val="709C82F4"/>
@@ -13825,7 +18848,7 @@
       </w:rPr>
     </w:lvl>
   </w:abstractNum>
-  <w:abstractNum w:abstractNumId="15" w15:restartNumberingAfterBreak="0">
+  <w:abstractNum w:abstractNumId="16" w15:restartNumberingAfterBreak="0">
     <w:nsid w:val="79870803"/>
     <w:multiLevelType w:val="hybridMultilevel"/>
     <w:tmpl w:val="290282AE"/>
@@ -13939,16 +18962,16 @@
     </w:lvl>
   </w:abstractNum>
   <w:num w:numId="1" w16cid:durableId="46345011">
-    <w:abstractNumId w:val="14"/>
+    <w:abstractNumId w:val="15"/>
   </w:num>
   <w:num w:numId="2" w16cid:durableId="1251543669">
-    <w:abstractNumId w:val="9"/>
+    <w:abstractNumId w:val="10"/>
   </w:num>
   <w:num w:numId="3" w16cid:durableId="1577783473">
-    <w:abstractNumId w:val="14"/>
+    <w:abstractNumId w:val="15"/>
   </w:num>
   <w:num w:numId="4" w16cid:durableId="243270084">
-    <w:abstractNumId w:val="14"/>
+    <w:abstractNumId w:val="15"/>
     <w:lvlOverride w:ilvl="0">
       <w:startOverride w:val="1"/>
     </w:lvlOverride>
@@ -13981,10 +19004,10 @@
     <w:abstractNumId w:val="2"/>
   </w:num>
   <w:num w:numId="6" w16cid:durableId="1541160927">
-    <w:abstractNumId w:val="13"/>
+    <w:abstractNumId w:val="14"/>
   </w:num>
   <w:num w:numId="7" w16cid:durableId="18047303">
-    <w:abstractNumId w:val="14"/>
+    <w:abstractNumId w:val="15"/>
     <w:lvlOverride w:ilvl="0">
       <w:startOverride w:val="1"/>
     </w:lvlOverride>
@@ -14014,40 +19037,43 @@
     </w:lvlOverride>
   </w:num>
   <w:num w:numId="8" w16cid:durableId="1360280844">
-    <w:abstractNumId w:val="5"/>
+    <w:abstractNumId w:val="6"/>
   </w:num>
   <w:num w:numId="9" w16cid:durableId="1835993045">
     <w:abstractNumId w:val="3"/>
   </w:num>
   <w:num w:numId="10" w16cid:durableId="1990358569">
-    <w:abstractNumId w:val="10"/>
+    <w:abstractNumId w:val="11"/>
   </w:num>
   <w:num w:numId="11" w16cid:durableId="536549302">
-    <w:abstractNumId w:val="8"/>
+    <w:abstractNumId w:val="9"/>
   </w:num>
   <w:num w:numId="12" w16cid:durableId="1950432740">
     <w:abstractNumId w:val="1"/>
   </w:num>
   <w:num w:numId="13" w16cid:durableId="1388989691">
-    <w:abstractNumId w:val="6"/>
+    <w:abstractNumId w:val="7"/>
   </w:num>
   <w:num w:numId="14" w16cid:durableId="1861429359">
-    <w:abstractNumId w:val="12"/>
+    <w:abstractNumId w:val="13"/>
   </w:num>
   <w:num w:numId="15" w16cid:durableId="243732659">
-    <w:abstractNumId w:val="7"/>
+    <w:abstractNumId w:val="8"/>
   </w:num>
   <w:num w:numId="16" w16cid:durableId="2013948257">
     <w:abstractNumId w:val="0"/>
   </w:num>
   <w:num w:numId="17" w16cid:durableId="1250774974">
-    <w:abstractNumId w:val="15"/>
+    <w:abstractNumId w:val="16"/>
   </w:num>
   <w:num w:numId="18" w16cid:durableId="457531102">
-    <w:abstractNumId w:val="4"/>
+    <w:abstractNumId w:val="5"/>
   </w:num>
   <w:num w:numId="19" w16cid:durableId="1538078815">
-    <w:abstractNumId w:val="11"/>
+    <w:abstractNumId w:val="12"/>
+  </w:num>
+  <w:num w:numId="20" w16cid:durableId="886375501">
+    <w:abstractNumId w:val="4"/>
   </w:num>
 </w:numbering>
 </file>
@@ -14672,6 +19698,7 @@
   <w:style w:type="table" w:default="1" w:styleId="TableNormal">
     <w:name w:val="Normal Table"/>
     <w:uiPriority w:val="99"/>
+    <w:semiHidden/>
     <w:unhideWhenUsed/>
     <w:tblPr>
       <w:tblInd w:w="0" w:type="dxa"/>
@@ -16421,6 +21448,69 @@
       <w:szCs w:val="20"/>
     </w:rPr>
   </w:style>
+  <w:style w:type="paragraph" w:styleId="FootnoteText">
+    <w:name w:val="footnote text"/>
+    <w:basedOn w:val="Normal"/>
+    <w:link w:val="FootnoteTextChar"/>
+    <w:uiPriority w:val="99"/>
+    <w:semiHidden/>
+    <w:unhideWhenUsed/>
+    <w:rsid w:val="00056CDE"/>
+    <w:pPr>
+      <w:spacing w:line="240" w:lineRule="auto"/>
+    </w:pPr>
+    <w:rPr>
+      <w:sz w:val="20"/>
+      <w:szCs w:val="20"/>
+    </w:rPr>
+  </w:style>
+  <w:style w:type="character" w:customStyle="1" w:styleId="FootnoteTextChar">
+    <w:name w:val="Footnote Text Char"/>
+    <w:basedOn w:val="DefaultParagraphFont"/>
+    <w:link w:val="FootnoteText"/>
+    <w:uiPriority w:val="99"/>
+    <w:semiHidden/>
+    <w:rsid w:val="00056CDE"/>
+    <w:rPr>
+      <w:rFonts w:ascii="Times New Roman" w:eastAsia="Times New Roman" w:hAnsi="Times New Roman" w:cs="Times New Roman"/>
+      <w:kern w:val="0"/>
+      <w:sz w:val="20"/>
+      <w:szCs w:val="20"/>
+      <w14:ligatures w14:val="none"/>
+    </w:rPr>
+  </w:style>
+  <w:style w:type="character" w:styleId="FootnoteReference">
+    <w:name w:val="footnote reference"/>
+    <w:basedOn w:val="DefaultParagraphFont"/>
+    <w:uiPriority w:val="99"/>
+    <w:semiHidden/>
+    <w:unhideWhenUsed/>
+    <w:rsid w:val="00056CDE"/>
+    <w:rPr>
+      <w:vertAlign w:val="superscript"/>
+    </w:rPr>
+  </w:style>
+  <w:style w:type="paragraph" w:styleId="Bibliography">
+    <w:name w:val="Bibliography"/>
+    <w:basedOn w:val="Normal"/>
+    <w:next w:val="Normal"/>
+    <w:uiPriority w:val="37"/>
+    <w:unhideWhenUsed/>
+    <w:rsid w:val="008D2FF8"/>
+  </w:style>
+  <w:style w:type="paragraph" w:styleId="NormalWeb">
+    <w:name w:val="Normal (Web)"/>
+    <w:basedOn w:val="Normal"/>
+    <w:uiPriority w:val="99"/>
+    <w:unhideWhenUsed/>
+    <w:rsid w:val="00EA18B9"/>
+    <w:pPr>
+      <w:spacing w:before="100" w:beforeAutospacing="1" w:after="100" w:afterAutospacing="1" w:line="240" w:lineRule="auto"/>
+    </w:pPr>
+    <w:rPr>
+      <w:lang w:eastAsia="en-GB"/>
+    </w:rPr>
+  </w:style>
 </w:styles>
 </file>
 
@@ -16762,11 +21852,670 @@
 </file>
 
 <file path=customXml/item1.xml><?xml version="1.0" encoding="utf-8"?>
-<b:Sources xmlns:b="http://schemas.openxmlformats.org/officeDocument/2006/bibliography" xmlns="http://schemas.openxmlformats.org/officeDocument/2006/bibliography" SelectedStyle="/APASixthEditionOfficeOnline.xsl" StyleName="APA" Version="6"/>
+<b:Sources xmlns:b="http://schemas.openxmlformats.org/officeDocument/2006/bibliography" xmlns="http://schemas.openxmlformats.org/officeDocument/2006/bibliography" SelectedStyle="/HarvardAnglia2008OfficeOnline.xsl" StyleName="Harvard - Anglia" Version="2008">
+  <b:Source>
+    <b:Tag>AWC26</b:Tag>
+    <b:SourceType>InternetSite</b:SourceType>
+    <b:Guid>{882DB51F-A584-094E-B2BC-5F4938983B49}</b:Guid>
+    <b:Author>
+      <b:Author>
+        <b:Corporate>AWC</b:Corporate>
+      </b:Author>
+    </b:Author>
+    <b:Title>Data API</b:Title>
+    <b:URL>https://aviationweather.gov/data/api/</b:URL>
+    <b:Year>2026</b:Year>
+    <b:YearAccessed>2026</b:YearAccessed>
+    <b:MonthAccessed>September</b:MonthAccessed>
+    <b:DayAccessed>20</b:DayAccessed>
+    <b:RefOrder>15</b:RefOrder>
+  </b:Source>
+  <b:Source>
+    <b:Tag>Air26</b:Tag>
+    <b:SourceType>InternetSite</b:SourceType>
+    <b:Guid>{0C218F02-68DB-2449-9D80-9CD339218F23}</b:Guid>
+    <b:Author>
+      <b:Author>
+        <b:Corporate>AirLabs</b:Corporate>
+      </b:Author>
+    </b:Author>
+    <b:Title>AirLabs Data API for data scientists</b:Title>
+    <b:URL>https://airlabs.co/#Pricing</b:URL>
+    <b:Year>2026</b:Year>
+    <b:YearAccessed>2026</b:YearAccessed>
+    <b:MonthAccessed>October</b:MonthAccessed>
+    <b:DayAccessed>15</b:DayAccessed>
+    <b:RefOrder>20</b:RefOrder>
+  </b:Source>
+  <b:Source>
+    <b:Tag>App26</b:Tag>
+    <b:SourceType>InternetSite</b:SourceType>
+    <b:Guid>{DA0C80BD-F84E-2D49-8275-6C99DC26FA99}</b:Guid>
+    <b:Author>
+      <b:Author>
+        <b:Corporate>Apple</b:Corporate>
+      </b:Author>
+    </b:Author>
+    <b:Title>Flighty - Live Flight Tracker</b:Title>
+    <b:InternetSiteTitle>App Store</b:InternetSiteTitle>
+    <b:URL>https://apps.apple.com/us/app/flighty-live-flight-tracker/id1358823008</b:URL>
+    <b:Year>2026</b:Year>
+    <b:YearAccessed>2026</b:YearAccessed>
+    <b:MonthAccessed>October</b:MonthAccessed>
+    <b:DayAccessed>10</b:DayAccessed>
+    <b:RefOrder>3</b:RefOrder>
+  </b:Source>
+  <b:Source>
+    <b:Tag>Lev26</b:Tag>
+    <b:SourceType>InternetSite</b:SourceType>
+    <b:Guid>{134C71B9-8B98-D84A-96B3-A770D0FAE923}</b:Guid>
+    <b:Title>Level up with Flighty Pro. Free on your first flight</b:Title>
+    <b:URL>https://flighty.com/pricing</b:URL>
+    <b:Year>2026</b:Year>
+    <b:Author>
+      <b:Author>
+        <b:Corporate>Flighty</b:Corporate>
+      </b:Author>
+    </b:Author>
+    <b:YearAccessed>2026</b:YearAccessed>
+    <b:MonthAccessed>October</b:MonthAccessed>
+    <b:DayAccessed>10</b:DayAccessed>
+    <b:RefOrder>12</b:RefOrder>
+  </b:Source>
+  <b:Source>
+    <b:Tag>Fli26</b:Tag>
+    <b:SourceType>InternetSite</b:SourceType>
+    <b:Guid>{BDA45206-C2F5-B34E-8431-431AC3848D80}</b:Guid>
+    <b:Author>
+      <b:Author>
+        <b:Corporate>Flighty</b:Corporate>
+      </b:Author>
+    </b:Author>
+    <b:Title>Why we built Flighty</b:Title>
+    <b:InternetSiteTitle>Flighty</b:InternetSiteTitle>
+    <b:URL>https://flighty.com/about</b:URL>
+    <b:Year>2026</b:Year>
+    <b:Month>October</b:Month>
+    <b:YearAccessed>2026</b:YearAccessed>
+    <b:MonthAccessed>October</b:MonthAccessed>
+    <b:DayAccessed>10</b:DayAccessed>
+    <b:RefOrder>4</b:RefOrder>
+  </b:Source>
+  <b:Source>
+    <b:Tag>GfG25</b:Tag>
+    <b:SourceType>InternetSite</b:SourceType>
+    <b:Guid>{7239DAC4-C846-CE48-8E85-24A4135C7269}</b:Guid>
+    <b:Author>
+      <b:Author>
+        <b:Corporate>GfG</b:Corporate>
+      </b:Author>
+    </b:Author>
+    <b:Title>What is Multi-Version Concurrency Control (MVCC) in DBMS?</b:Title>
+    <b:InternetSiteTitle>GeeksforGeeks</b:InternetSiteTitle>
+    <b:URL>https://www.geeksforgeeks.org/dbms/what-is-multi-version-concurrency-control-mvcc-in-dbms/</b:URL>
+    <b:Year>2025</b:Year>
+    <b:Month>December</b:Month>
+    <b:Day>6</b:Day>
+    <b:YearAccessed>2026</b:YearAccessed>
+    <b:MonthAccessed>October</b:MonthAccessed>
+    <b:DayAccessed>4</b:DayAccessed>
+    <b:RefOrder>30</b:RefOrder>
+  </b:Source>
+  <b:Source>
+    <b:Tag>Glo22</b:Tag>
+    <b:SourceType>InternetSite</b:SourceType>
+    <b:Guid>{6990C596-D120-FB48-8241-EA57A04BA421}</b:Guid>
+    <b:Author>
+      <b:Author>
+        <b:Corporate>GlobeTrender</b:Corporate>
+      </b:Author>
+    </b:Author>
+    <b:Title>App in the Air is a personal assistant for frequent flyers</b:Title>
+    <b:InternetSiteTitle>GlobeTrender</b:InternetSiteTitle>
+    <b:URL>https://globetrender.com/2022/02/09/app-in-the-air-personal-assistant-frequent-flyers/</b:URL>
+    <b:Year>2022</b:Year>
+    <b:Month>February</b:Month>
+    <b:Day>9</b:Day>
+    <b:YearAccessed>2026</b:YearAccessed>
+    <b:MonthAccessed>October</b:MonthAccessed>
+    <b:DayAccessed>11</b:DayAccessed>
+    <b:RefOrder>8</b:RefOrder>
+  </b:Source>
+  <b:Source>
+    <b:Tag>Neo</b:Tag>
+    <b:SourceType>InternetSite</b:SourceType>
+    <b:Guid>{82D5353C-806D-5D4D-895A-5D58808D79A6}</b:Guid>
+    <b:Author>
+      <b:Author>
+        <b:Corporate>Lenovo</b:Corporate>
+      </b:Author>
+    </b:Author>
+    <b:URL>https://www.lenovo.com/ie/en/glossary/what-is-cow/</b:URL>
+    <b:Title>What is copy-on-write (CoW)?</b:Title>
+    <b:Year>2026</b:Year>
+    <b:YearAccessed>2026</b:YearAccessed>
+    <b:MonthAccessed>October</b:MonthAccessed>
+    <b:DayAccessed>6</b:DayAccessed>
+    <b:RefOrder>27</b:RefOrder>
+  </b:Source>
+  <b:Source>
+    <b:Tag>Mer26</b:Tag>
+    <b:SourceType>InternetSite</b:SourceType>
+    <b:Guid>{0265C22C-2B79-AA48-9275-983AA52E7AD5}</b:Guid>
+    <b:Author>
+      <b:Author>
+        <b:Corporate>Mercury</b:Corporate>
+      </b:Author>
+    </b:Author>
+    <b:Title>Building the world’s most-loved flight tracker</b:Title>
+    <b:InternetSiteTitle>Mercury</b:InternetSiteTitle>
+    <b:URL>https://mercury.com/blog/flighty-app-case-study</b:URL>
+    <b:Year>2026</b:Year>
+    <b:Month>May</b:Month>
+    <b:Day>15</b:Day>
+    <b:YearAccessed>2026</b:YearAccessed>
+    <b:MonthAccessed>October</b:MonthAccessed>
+    <b:DayAccessed>10</b:DayAccessed>
+    <b:RefOrder>2</b:RefOrder>
+  </b:Source>
+  <b:Source>
+    <b:Tag>Met26</b:Tag>
+    <b:SourceType>InternetSite</b:SourceType>
+    <b:Guid>{F96A55F1-33FB-AB4C-9481-B930EAE09834}</b:Guid>
+    <b:Author>
+      <b:Author>
+        <b:Corporate>Met Eireann</b:Corporate>
+      </b:Author>
+    </b:Author>
+    <b:Title>Open Data</b:Title>
+    <b:URL>https://www.met.ie/about-us/specialised-services/open-data</b:URL>
+    <b:Year>2026</b:Year>
+    <b:YearAccessed>2026</b:YearAccessed>
+    <b:MonthAccessed>September</b:MonthAccessed>
+    <b:DayAccessed>16</b:DayAccessed>
+    <b:RefOrder>16</b:RefOrder>
+  </b:Source>
+  <b:Source>
+    <b:Tag>Neo23</b:Tag>
+    <b:SourceType>InternetSite</b:SourceType>
+    <b:Guid>{10A6B259-273A-D640-BC14-C212738DD625}</b:Guid>
+    <b:Author>
+      <b:Author>
+        <b:Corporate>Neon</b:Corporate>
+      </b:Author>
+    </b:Author>
+    <b:Title>Deep dive into Neon storage engine</b:Title>
+    <b:InternetSiteTitle>Neon Blog / Engineering</b:InternetSiteTitle>
+    <b:URL>https://neon.com/blog/get-page-at-lsn</b:URL>
+    <b:Year>2023</b:Year>
+    <b:Month>March</b:Month>
+    <b:Day>30</b:Day>
+    <b:YearAccessed>2026</b:YearAccessed>
+    <b:MonthAccessed>October</b:MonthAccessed>
+    <b:DayAccessed>6</b:DayAccessed>
+    <b:RefOrder>31</b:RefOrder>
+  </b:Source>
+  <b:Source>
+    <b:Tag>Neo26</b:Tag>
+    <b:SourceType>InternetSite</b:SourceType>
+    <b:Guid>{E9D798C7-D289-DC4F-AFAC-D1A7A0D84C6E}</b:Guid>
+    <b:Author>
+      <b:Author>
+        <b:Corporate>Neon</b:Corporate>
+      </b:Author>
+    </b:Author>
+    <b:Title>Neon Docs</b:Title>
+    <b:InternetSiteTitle>Why Neon? The backend for apps and agents, by Databricks</b:InternetSiteTitle>
+    <b:URL>https://neon.com/docs/get-started/why-neon</b:URL>
+    <b:Year>2026</b:Year>
+    <b:YearAccessed>2026</b:YearAccessed>
+    <b:MonthAccessed>October</b:MonthAccessed>
+    <b:DayAccessed>6</b:DayAccessed>
+    <b:RefOrder>26</b:RefOrder>
+  </b:Source>
+  <b:Source>
+    <b:Tag>Neo261</b:Tag>
+    <b:SourceType>InternetSite</b:SourceType>
+    <b:Guid>{784CFEA7-60D7-F84E-B511-5CC4EE93B7C4}</b:Guid>
+    <b:Author>
+      <b:Author>
+        <b:Corporate>Neon</b:Corporate>
+      </b:Author>
+    </b:Author>
+    <b:Title>Scale to Zero Minimize costs by automatically scaling inactive databases to zero</b:Title>
+    <b:InternetSiteTitle>Neon Docs</b:InternetSiteTitle>
+    <b:URL>https://neon.com/docs/introduction/scale-to-zero</b:URL>
+    <b:Year>2026</b:Year>
+    <b:YearAccessed>2026</b:YearAccessed>
+    <b:MonthAccessed>October</b:MonthAccessed>
+    <b:DayAccessed>6</b:DayAccessed>
+    <b:RefOrder>28</b:RefOrder>
+  </b:Source>
+  <b:Source>
+    <b:Tag>Pos261</b:Tag>
+    <b:SourceType>InternetSite</b:SourceType>
+    <b:Guid>{1CE206D3-CF87-E04A-AC8F-99A40A948751}</b:Guid>
+    <b:Author>
+      <b:Author>
+        <b:Corporate>PostgreSQL</b:Corporate>
+      </b:Author>
+    </b:Author>
+    <b:Title>13.2. Transaction Isolation</b:Title>
+    <b:URL>https://www.postgresql.org/docs/8.4/transaction-iso.html</b:URL>
+    <b:Year>2026</b:Year>
+    <b:YearAccessed>2026</b:YearAccessed>
+    <b:MonthAccessed>October</b:MonthAccessed>
+    <b:DayAccessed>4</b:DayAccessed>
+    <b:RefOrder>29</b:RefOrder>
+  </b:Source>
+  <b:Source>
+    <b:Tag>Pos26</b:Tag>
+    <b:SourceType>InternetSite</b:SourceType>
+    <b:Guid>{B1742DB5-6385-2544-9883-6FC939F9591C}</b:Guid>
+    <b:Author>
+      <b:Author>
+        <b:Corporate>PostgreSQL</b:Corporate>
+      </b:Author>
+    </b:Author>
+    <b:Title>About PostgreSQL What is PostgreSQL?</b:Title>
+    <b:URL>https://www.postgresql.org/about/</b:URL>
+    <b:Year>2026</b:Year>
+    <b:YearAccessed>2026</b:YearAccessed>
+    <b:MonthAccessed>October</b:MonthAccessed>
+    <b:DayAccessed>4</b:DayAccessed>
+    <b:RefOrder>10</b:RefOrder>
+  </b:Source>
+  <b:Source>
+    <b:Tag>Wor24</b:Tag>
+    <b:SourceType>InternetSite</b:SourceType>
+    <b:Guid>{6C5B5DC6-DDEC-7440-9810-9D2954F923FA}</b:Guid>
+    <b:Author>
+      <b:Author>
+        <b:Corporate>World Traveller 73</b:Corporate>
+      </b:Author>
+    </b:Author>
+    <b:Title>App in the Air Shuts Down: What Users Need to Know</b:Title>
+    <b:URL>https://worldtraveller73.com/2024/09/26/app-in-the-air-shuts-down-what-users-need-to-know/</b:URL>
+    <b:Year>2024</b:Year>
+    <b:Month>September</b:Month>
+    <b:Day>3</b:Day>
+    <b:YearAccessed>2026</b:YearAccessed>
+    <b:MonthAccessed>October</b:MonthAccessed>
+    <b:DayAccessed>11</b:DayAccessed>
+    <b:RefOrder>11</b:RefOrder>
+  </b:Source>
+  <b:Source>
+    <b:Tag>Out18</b:Tag>
+    <b:SourceType>InternetSite</b:SourceType>
+    <b:Guid>{81143224-A5CC-654E-9E48-1E6F9A425053}</b:Guid>
+    <b:Author>
+      <b:Author>
+        <b:Corporate>OutandOut</b:Corporate>
+      </b:Author>
+    </b:Author>
+    <b:Title>Just for Fun: This Cool App Tracks Your Flights &amp; Shows Miles Flown, Countries Visited, &amp; Hours Spent on Planes!</b:Title>
+    <b:URL>https://outandout.boardingarea.com/app-in-the-air/</b:URL>
+    <b:Year>2018</b:Year>
+    <b:Month>October</b:Month>
+    <b:Day>29</b:Day>
+    <b:YearAccessed>2026</b:YearAccessed>
+    <b:MonthAccessed>October</b:MonthAccessed>
+    <b:DayAccessed>11</b:DayAccessed>
+    <b:RefOrder>14</b:RefOrder>
+  </b:Source>
+  <b:Source>
+    <b:Tag>Per25</b:Tag>
+    <b:SourceType>InternetSite</b:SourceType>
+    <b:Guid>{36F022D8-FC3C-4146-BF83-EBD27C77CC71}</b:Guid>
+    <b:Author>
+      <b:Author>
+        <b:Corporate>Percona</b:Corporate>
+      </b:Author>
+    </b:Author>
+    <b:Title>What is PostgreSQL? Key Features, Benefits, and Real-World Uses</b:Title>
+    <b:URL>https://www.percona.com/blog/what-is-postgresql-used-for/</b:URL>
+    <b:Year>2025</b:Year>
+    <b:Month>April</b:Month>
+    <b:Day>2</b:Day>
+    <b:YearAccessed>2026</b:YearAccessed>
+    <b:MonthAccessed>October</b:MonthAccessed>
+    <b:DayAccessed>4</b:DayAccessed>
+    <b:RefOrder>33</b:RefOrder>
+  </b:Source>
+  <b:Source>
+    <b:Tag>Poi19</b:Tag>
+    <b:SourceType>InternetSite</b:SourceType>
+    <b:Guid>{5003BA2F-EE6C-4A47-B21B-D8DC2E1CBBD8}</b:Guid>
+    <b:Author>
+      <b:Author>
+        <b:Corporate>Point Hacks</b:Corporate>
+      </b:Author>
+    </b:Author>
+    <b:Title>Intro guide to ‘App in the Air’, an app that keeps all your flight details in one tap</b:Title>
+    <b:InternetSiteTitle>Point Hacks</b:InternetSiteTitle>
+    <b:URL>https://www.pointhacks.com.au/app-in-the-air-guide/</b:URL>
+    <b:Year>2019</b:Year>
+    <b:Month>April</b:Month>
+    <b:Day>16</b:Day>
+    <b:YearAccessed>2026</b:YearAccessed>
+    <b:MonthAccessed>October</b:MonthAccessed>
+    <b:DayAccessed>10</b:DayAccessed>
+    <b:RefOrder>9</b:RefOrder>
+  </b:Source>
+  <b:Source>
+    <b:Tag>Sha22</b:Tag>
+    <b:SourceType>InternetSite</b:SourceType>
+    <b:Guid>{F955ACDB-98D3-1D47-A637-5F53073C0EBC}</b:Guid>
+    <b:Author>
+      <b:Author>
+        <b:NameList>
+          <b:Person>
+            <b:Last>Sharma</b:Last>
+            <b:First>Love</b:First>
+          </b:Person>
+        </b:NameList>
+      </b:Author>
+    </b:Author>
+    <b:Title>Top 10 Architecture Characteristics / Non-Functional Requirements with Cheatsheet</b:Title>
+    <b:InternetSiteTitle>Medium</b:InternetSiteTitle>
+    <b:URL>https://medium.com/bytebytego-system-design-alliance/top-10-architecture-characteristics-non-functional-requirements-with-cheatsheat-7ad14bbb0a9b</b:URL>
+    <b:Year>2022</b:Year>
+    <b:Month>June</b:Month>
+    <b:Day>30</b:Day>
+    <b:YearAccessed>2026</b:YearAccessed>
+    <b:MonthAccessed>October</b:MonthAccessed>
+    <b:DayAccessed>14</b:DayAccessed>
+    <b:RefOrder>18</b:RefOrder>
+  </b:Source>
+  <b:Source>
+    <b:Tag>Sta</b:Tag>
+    <b:SourceType>InternetSite</b:SourceType>
+    <b:Guid>{2B68DD46-7EDF-4044-B1E7-D97B28CC548F}</b:Guid>
+    <b:Author>
+      <b:Author>
+        <b:Corporate>StartUp Intros</b:Corporate>
+      </b:Author>
+    </b:Author>
+    <b:Title>Flightcaster</b:Title>
+    <b:URL>https://startupintros.com/orgs/flightcaster</b:URL>
+    <b:InternetSiteTitle>StartUp Intros</b:InternetSiteTitle>
+    <b:Year>2026</b:Year>
+    <b:Month>March</b:Month>
+    <b:Day>26</b:Day>
+    <b:YearAccessed>2026</b:YearAccessed>
+    <b:MonthAccessed>October</b:MonthAccessed>
+    <b:DayAccessed>8</b:DayAccessed>
+    <b:RefOrder>1</b:RefOrder>
+  </b:Source>
+  <b:Source>
+    <b:Tag>Tec21</b:Tag>
+    <b:SourceType>InternetSite</b:SourceType>
+    <b:Guid>{5D2AEC3A-54B3-7640-A5FD-2F2E8F3CEEEE}</b:Guid>
+    <b:Title>Interview with Bayram Annakov, Founder &amp; CEO at App In The Air</b:Title>
+    <b:InternetSiteTitle>TechRound</b:InternetSiteTitle>
+    <b:URL>https://techround.co.uk/interviews/interview-with-bayram-annakov-founder-ceo-at-app-in-the-air/</b:URL>
+    <b:Year>2021</b:Year>
+    <b:Month>February</b:Month>
+    <b:Day>26</b:Day>
+    <b:Author>
+      <b:Author>
+        <b:Corporate>TechRound</b:Corporate>
+      </b:Author>
+    </b:Author>
+    <b:YearAccessed>2026</b:YearAccessed>
+    <b:MonthAccessed>October</b:MonthAccessed>
+    <b:DayAccessed>10</b:DayAccessed>
+    <b:RefOrder>7</b:RefOrder>
+  </b:Source>
+  <b:Source>
+    <b:Tag>Tin26</b:Tag>
+    <b:SourceType>InternetSite</b:SourceType>
+    <b:Guid>{AF9FFEA0-D055-9147-8CCE-8817FAB79D72}</b:Guid>
+    <b:Author>
+      <b:Author>
+        <b:Corporate>TinyBird</b:Corporate>
+      </b:Author>
+    </b:Author>
+    <b:Title>Postgres vs SQLite</b:Title>
+    <b:URL>https://www.tinybird.co/blog/postgres-vs-sqlite</b:URL>
+    <b:Year>2026</b:Year>
+    <b:Month>June</b:Month>
+    <b:Day>15</b:Day>
+    <b:YearAccessed>2026</b:YearAccessed>
+    <b:MonthAccessed>October</b:MonthAccessed>
+    <b:DayAccessed>4</b:DayAccessed>
+    <b:RefOrder>32</b:RefOrder>
+  </b:Source>
+  <b:Source>
+    <b:Tag>Tri25</b:Tag>
+    <b:SourceType>InternetSite</b:SourceType>
+    <b:Guid>{9A84C8D6-9B89-7249-BA53-C9F61701C217}</b:Guid>
+    <b:Author>
+      <b:Author>
+        <b:Corporate>TripIt</b:Corporate>
+      </b:Author>
+    </b:Author>
+    <b:Title>5 Things to Know About Travel Safety and Risk Ahead of Your Next Trip</b:Title>
+    <b:InternetSiteTitle>TripIt</b:InternetSiteTitle>
+    <b:URL>https://www.tripit.com/web/blog/news-culture/5-things-travel-safety-risk</b:URL>
+    <b:Year>2025</b:Year>
+    <b:Month>November</b:Month>
+    <b:Day>12</b:Day>
+    <b:YearAccessed>2026</b:YearAccessed>
+    <b:MonthAccessed>October</b:MonthAccessed>
+    <b:DayAccessed>10</b:DayAccessed>
+    <b:RefOrder>6</b:RefOrder>
+  </b:Source>
+  <b:Source>
+    <b:Tag>Tri26</b:Tag>
+    <b:SourceType>InternetSite</b:SourceType>
+    <b:Guid>{467E356D-03F8-3743-87BC-1136C65212D1}</b:Guid>
+    <b:Author>
+      <b:Author>
+        <b:Corporate>TripIt</b:Corporate>
+      </b:Author>
+    </b:Author>
+    <b:Title>Celebrating 20 Years of TripIt!</b:Title>
+    <b:InternetSiteTitle>TripIt</b:InternetSiteTitle>
+    <b:URL>https://www.tripit.com/web/tripit-20th-anniversary</b:URL>
+    <b:Year>2026</b:Year>
+    <b:YearAccessed>2026</b:YearAccessed>
+    <b:MonthAccessed>October</b:MonthAccessed>
+    <b:DayAccessed>10</b:DayAccessed>
+    <b:RefOrder>5</b:RefOrder>
+  </b:Source>
+  <b:Source>
+    <b:Tag>Tri261</b:Tag>
+    <b:SourceType>InternetSite</b:SourceType>
+    <b:Guid>{7F45A044-F46B-2947-B023-56D1EDE74C98}</b:Guid>
+    <b:Author>
+      <b:Author>
+        <b:Corporate>TripIt</b:Corporate>
+      </b:Author>
+    </b:Author>
+    <b:Title>Pricing</b:Title>
+    <b:URL>https://www.tripit.com/web/pro/pricing</b:URL>
+    <b:Year>2026</b:Year>
+    <b:YearAccessed>2026</b:YearAccessed>
+    <b:MonthAccessed>October</b:MonthAccessed>
+    <b:DayAccessed>11</b:DayAccessed>
+    <b:RefOrder>13</b:RefOrder>
+  </b:Source>
+  <b:Source>
+    <b:Tag>Aer26</b:Tag>
+    <b:SourceType>InternetSite</b:SourceType>
+    <b:Guid>{0C830BA3-E3EB-0147-8A62-ADA79669A138}</b:Guid>
+    <b:Author>
+      <b:Author>
+        <b:Corporate>AeroDataBox</b:Corporate>
+      </b:Author>
+    </b:Author>
+    <b:Title>API Pricing</b:Title>
+    <b:URL>https://aerodatabox.com/pricing</b:URL>
+    <b:Year>2026</b:Year>
+    <b:YearAccessed>2026</b:YearAccessed>
+    <b:MonthAccessed>October</b:MonthAccessed>
+    <b:DayAccessed>15</b:DayAccessed>
+    <b:RefOrder>19</b:RefOrder>
+  </b:Source>
+  <b:Source>
+    <b:Tag>Avi26</b:Tag>
+    <b:SourceType>InternetSite</b:SourceType>
+    <b:Guid>{A6785C20-C5E5-A44B-A8A2-6F400336E42F}</b:Guid>
+    <b:Author>
+      <b:Author>
+        <b:Corporate>AviationStack</b:Corporate>
+      </b:Author>
+    </b:Author>
+    <b:InternetSiteTitle>Pricing Plans That Fit Your Business</b:InternetSiteTitle>
+    <b:URL>https://aviationstack.com/pricing</b:URL>
+    <b:Year>2026</b:Year>
+    <b:YearAccessed>2026</b:YearAccessed>
+    <b:MonthAccessed>October</b:MonthAccessed>
+    <b:DayAccessed>15</b:DayAccessed>
+    <b:RefOrder>21</b:RefOrder>
+  </b:Source>
+  <b:Source>
+    <b:Tag>Ope21</b:Tag>
+    <b:SourceType>InternetSite</b:SourceType>
+    <b:Guid>{17C5D0BF-64CC-C245-A5DF-11A67CD7B055}</b:Guid>
+    <b:Author>
+      <b:Author>
+        <b:Corporate>OpenSky Network</b:Corporate>
+      </b:Author>
+    </b:Author>
+    <b:Title>The OpenSky Network API documentation</b:Title>
+    <b:URL>https://openskynetwork.github.io/opensky-api/</b:URL>
+    <b:Year>2021</b:Year>
+    <b:YearAccessed>2026</b:YearAccessed>
+    <b:MonthAccessed>October</b:MonthAccessed>
+    <b:DayAccessed>16</b:DayAccessed>
+    <b:RefOrder>17</b:RefOrder>
+  </b:Source>
+  <b:Source>
+    <b:Tag>Hip00</b:Tag>
+    <b:SourceType>ConferenceProceedings</b:SourceType>
+    <b:Guid>{1D0F7933-643E-CE41-91B2-657D0A38B97D}</b:Guid>
+    <b:Title>CRISP-DM: Towards a Standard Process Model for Data Mining</b:Title>
+    <b:Year>2000</b:Year>
+    <b:City>Manchester</b:City>
+    <b:Author>
+      <b:Author>
+        <b:NameList>
+          <b:Person>
+            <b:Last>Hipp</b:Last>
+            <b:First>Jochen</b:First>
+          </b:Person>
+          <b:Person>
+            <b:Last>Wirth</b:Last>
+            <b:First>Rüdiger</b:First>
+          </b:Person>
+        </b:NameList>
+      </b:Author>
+    </b:Author>
+    <b:ConferenceName>Proceedings of the 4th International Conference on the Practical Applications of Knowledge Discovery and Data Mining</b:ConferenceName>
+    <b:Pages>29-40</b:Pages>
+    <b:RefOrder>22</b:RefOrder>
+  </b:Source>
+  <b:Source>
+    <b:Tag>Cha00</b:Tag>
+    <b:SourceType>DocumentFromInternetSite</b:SourceType>
+    <b:Guid>{DF484171-FB76-594F-94B0-5A568BC3B589}</b:Guid>
+    <b:Author>
+      <b:Author>
+        <b:NameList>
+          <b:Person>
+            <b:Last>Chapman</b:Last>
+          </b:Person>
+          <b:Person>
+            <b:Last>Clinton</b:Last>
+          </b:Person>
+          <b:Person>
+            <b:Last>Kerber</b:Last>
+          </b:Person>
+          <b:Person>
+            <b:Last>Khabaza</b:Last>
+          </b:Person>
+          <b:Person>
+            <b:Last>Reinartz</b:Last>
+          </b:Person>
+          <b:Person>
+            <b:Last>Shearer</b:Last>
+          </b:Person>
+          <b:Person>
+            <b:Last>Wirth</b:Last>
+          </b:Person>
+        </b:NameList>
+      </b:Author>
+    </b:Author>
+    <b:Title>CRISP-DM 1.0: Step-by-step data mining guide</b:Title>
+    <b:Year>2000</b:Year>
+    <b:Publisher>The CRISP-DM Consortium</b:Publisher>
+    <b:URL>https://mineracaodedados.wordpress.com/wp-content/uploads/2012/12/crisp-dm-1-0.pdf</b:URL>
+    <b:Month>August</b:Month>
+    <b:YearAccessed>2026</b:YearAccessed>
+    <b:MonthAccessed>September</b:MonthAccessed>
+    <b:RefOrder>23</b:RefOrder>
+  </b:Source>
+  <b:Source>
+    <b:Tag>Kel20</b:Tag>
+    <b:SourceType>Book</b:SourceType>
+    <b:Guid>{201A7DBB-E02B-E641-A0CF-3ABBA27ABBE6}</b:Guid>
+    <b:Author>
+      <b:Author>
+        <b:NameList>
+          <b:Person>
+            <b:Last>Kelleher</b:Last>
+            <b:First>J.D.</b:First>
+          </b:Person>
+          <b:Person>
+            <b:Last>Mac Namee</b:Last>
+            <b:First>B.</b:First>
+          </b:Person>
+          <b:Person>
+            <b:Last>D'Arcy</b:Last>
+            <b:First>A.</b:First>
+          </b:Person>
+        </b:NameList>
+      </b:Author>
+    </b:Author>
+    <b:Title>Fundamentals of machine learning for predictive data analytics: algorithms, worked examples, and case studies</b:Title>
+    <b:Year>2020</b:Year>
+    <b:City>Cambridge, MA</b:City>
+    <b:Publisher>MIT Press</b:Publisher>
+    <b:Edition>2nd ed.</b:Edition>
+    <b:RefOrder>24</b:RefOrder>
+  </b:Source>
+  <b:Source>
+    <b:Tag>Ric24</b:Tag>
+    <b:SourceType>Book</b:SourceType>
+    <b:Guid>{734416F1-40B2-E847-9105-C714CE9B407D}</b:Guid>
+    <b:Title>Fundamentals of Software Architecture: An Engineering Approach</b:Title>
+    <b:City>Sebastopol</b:City>
+    <b:Publisher>O'Reilly Media</b:Publisher>
+    <b:Year>2024</b:Year>
+    <b:Edition>2nd ed.</b:Edition>
+    <b:Author>
+      <b:Author>
+        <b:NameList>
+          <b:Person>
+            <b:Last>Richards</b:Last>
+            <b:First>M.</b:First>
+          </b:Person>
+          <b:Person>
+            <b:Last>Ford</b:Last>
+            <b:First>N.</b:First>
+          </b:Person>
+        </b:NameList>
+      </b:Author>
+    </b:Author>
+    <b:RefOrder>25</b:RefOrder>
+  </b:Source>
+</b:Sources>
 </file>
 
 <file path=customXml/itemProps1.xml><?xml version="1.0" encoding="utf-8"?>
-<ds:datastoreItem xmlns:ds="http://schemas.openxmlformats.org/officeDocument/2006/customXml" ds:itemID="{8E859522-8B13-AB42-98FC-83E62401D1BB}">
+<ds:datastoreItem xmlns:ds="http://schemas.openxmlformats.org/officeDocument/2006/customXml" ds:itemID="{89884139-7809-584E-9856-1BC6EF226086}">
   <ds:schemaRefs>
     <ds:schemaRef ds:uri="http://schemas.openxmlformats.org/officeDocument/2006/bibliography"/>
   </ds:schemaRefs>
